--- a/Output/Devendra Fadnavis_chunk_6.docx
+++ b/Output/Devendra Fadnavis_chunk_6.docx
@@ -8,748 +8,7 @@
       </w:pPr>
       <w:r>
         <w:rPr/>
-        <w:t>Article 663</w:t>
-      </w:r>
-    </w:p>
-    <w:p>
-      <w:pPr>
-        <w:pStyle w:val="Normal"/>
-      </w:pPr>
-      <w:r>
-        <w:rPr/>
-        <w:t>Title: ट्रंप और ज़ेलेंस्की की मुलाक़ात, सीज़फ़ायर को लेकर दोनों नेताओं ने क्या कहा?</w:t>
-      </w:r>
-    </w:p>
-    <w:p>
-      <w:pPr>
-        <w:pStyle w:val="Normal"/>
-      </w:pPr>
-      <w:r>
-        <w:rPr/>
-        <w:t xml:space="preserve">URL: </w:t>
-      </w:r>
-      <w:r>
-        <w:t xml:space="preserve"> https://www.bbc.com/hindi/live/c23pr7x3kmgt</w:t>
-      </w:r>
-    </w:p>
-    <w:p>
-      <w:pPr>
-        <w:pStyle w:val="Normal"/>
-      </w:pPr>
-      <w:r>
-        <w:rPr/>
-        <w:t>Content: बीते शुक्रवार को अलास्का में रूसी राष्ट्रपति से मिलने के बाद अमेरिकी राष्ट्रपति ट्रंप ने यूक्रेनी राष्ट्रपति वोलोदिमिर ज़ेलेंस्की और यूरोपीय नेताओं से व्हाइट हाउस मुलाक़ात की. आनंद मणि त्रिपाठी और अभय कुमार सिंह इमेज स्रोत, Getty Images बीते शुक्रवार को अलास्का में रूसी राष्ट्रपति से मिलने के बाद अमेरिकी राष्ट्रपति ट्रंप ने यूक्रेनी राष्ट्रपति वोलोदिमिर ज़ेलेंस्की और यूरोपीय नेताओं से व्हाइट हाउस मुलाक़ात की. इस बार दोनों नेताओं में अधिक तालमेल दिखा और इस बार ज़ेलेंस्की सूट पहने हुए दिखे. इसे लेकर एक पत्रकार ने उनसे सवाल भी किया. पत्रकारों के साथ मुख़ातिब होने के दौरान अधिकांश सवालों पर ट्रंप ही बोलते रहे. सीज़ फ़ायर को लेकर ट्रंप ने कहा, “किसी भी शांति समझौते के हिस्से के रूप में अमेरिका यूक्रेन को सुरक्षा गारंटी देने में शामिल होगा और इसे सुनिश्चित करेगा.” उन्होंने कहा कि सीज़फ़ायर ख़त्म करने के बारे में बातचीत करने के लिए युद्धविराम की जरूरत नहीं है. ट्रंप ने कहा कि बातचीत खत्म होने के बाद वो पुतिन को फ़ोन करेंगे. ज़ेलेंस्की ने संकेत दिया कि वह अमेरिका और रूस के नेताओं के साथ बैठक के पक्ष में हैं और कहा कि यूक्रेनी लोग युद्ध को ‘कूटनीतिक तरीके’ से समाप्त करने की ट्रंप की योजना का समर्थन करते हैं. हालांकि अमेरिका की ओर से सुरक्षा की गारंटी के सवाल पर ज़ेलेंस्की ने कहा, “एक मज़बूत यूक्रेनी सेना चाहिए. इसके लिए हथियार, लोग, ट्रेनिंग मिशन और ख़ुफ़िया जानकारी सब ज़रूरी हैं.” व्हाइट हाउस में आज का दिन गहमागहमी भरा रहने वाला है. ट्रंप ज़ेलेंस्की के साथ आए यूरोपीय नेताओं से डिनर पर मिलेंगे. इसके बाद उनके साथ एक बहुपक्षीय मीटिंग होगी और आखिर में ज़ेलेंस्की प्रेस को संबोधित करेंगे. इमेज स्रोत, X/@DrSJaishankar चीन के विदेश मंत्री वांग यी सोमवार को भारत के दो दिन के दौरे पर पहुंचे हैं. दौरे के पहले दिन विदेश मंत्री एस. जयशंकर ने दिल्ली में वांग यी के साथ द्विपक्षीय बैठक की. शुरुआती संबोधन के दौरान जयशंकर ने कहा, "मैं आपका और आपके प्रतिनिधिमंडल का भारत में स्वागत करता हूं, जब आप भारत और चीन के विशेष प्रतिनिधियों के बीच 24वें दौर की बातचीत के लिए अपने दौरे की शुरुआत कर रहे हैं." उन्होंने आगे कहा, ''यह अक्तूबर 2024 में कज़ान में हमारे नेताओं की मुलाकात के बाद किसी चीनी मंत्री की पहली यात्रा है. यह अवसर हमें द्विपक्षीय संबंधों की समीक्षा करने का मौक़ा देता है. साथ ही यह वैश्विक हालात और आपसी हित से जुड़े कुछ मुद्दों पर विचार-विमर्श करने का सही समय भी है. जयशंकर ने यह भी कहा कि भारत और चीन के रिश्तों ने एक कठिन दौर देखा है और अब दोनों देश आगे बढ़ना चाहते हैं. न्यूज़ एजेंसी एएनआई के मुताबिक़, चीन के विदेश मंत्री वांग यी ने वार्ता में कहा "हमने सीमा क्षेत्रों में शांति और स्थिरता बनाए रखी है." उन्होंने आगे कहा, "हमने सहयोग बढ़ाने और चीन-भारत संबंधों में सुधार और विकास की गति को और मज़बूत करने का भरोसा साझा किया है, ताकि हम एक-दूसरे की सफलता में योगदान दे सकें और एशिया, साथ ही दुनिया को आवश्यक स्थिरता दे सकें." बैठक के बाद एक्स पोस्ट में एस. जयशंकर ने कहा, "मुझे भरोसा है कि आज की बातचीत भारत और चीन के बीच स्थिर और सहयोगपूर्ण रिश्ते बनाने में मदद करेगी." बता दें कि वांग यी का यह दौरा प्रधानमंत्री नरेंद्र मोदी की प्रस्तावित चीन यात्रा से कुछ दिन पहले हो रहा है, जहां प्रधानमंत्री शंघाई सहयोग संगठन (एससीओ) के वार्षिक शिखर सम्मेलन में शामिल होंगे. इमेज स्रोत, RIA NOVOSTI VIA REUTERS व्हाइट हाउस में यूक्रेन के राष्ट्रपति ज़ेलेंस्की, अमेरिकी राष्ट्रपति डोनाल्ड ट्रंप और यूरोपीय नेताओं की बैठक की तैयारियों के बीच रूसी राष्ट्रपति व्लादिमीर पुतिन अपनी कूटनीतिक गतिविधियों में व्यस्त रहे. क्रेमलिन के मुताबिक़, पुतिन ने अलास्का में हुए शिखर सम्मेलन के "नतीजों" की जानकारी देते हुए आज कई देशों के नेताओं से फ़ोन पर बातचीत की. इनमें भारत के प्रधानमंत्री नरेंद्र मोदी, ब्राज़ील के राष्ट्रपति लुईस इनासियो लूला डा सिल्वा, दक्षिण अफ्रीका के राष्ट्रपति सिरिल रामाफ़ोसा और ताजिकिस्तान के राष्ट्रपति एमोमाली रहमोन शामिल हैं. इमेज स्रोत, DIPR/Karnataka कर्नाटक सरकार ने साफ़ किया है कि धर्मस्थला मामले में आगे की कार्रवाई का फ़ैसला स्पेशल इन्वेस्टिगेशन टीम (एसआईटी) पर छोड़ा गया है. यह मामला उस पूर्व सफाईकर्मी के दावे से जुड़ा है, जिसने दावा किया था कि उसने सैकड़ों लड़कियों और महिलाओं के शव दफ़नाए थे. गृह मंत्री जी. परमेश्वर ने सोमवार को विधानसभा में कहा, "निष्पक्ष जांच की जा रही है. और कितने शव निकाले जाएंगे, यह सवाल पूछा गया है. उस (पूर्व सफाईकर्मी) ने जो भी कहा है उसकी जांच होगी. आगे बढ़ना है या नहीं, यह एसआईटी तय करेगी. हमने एसआईटी को यह आज़ादी दी है कि वही फ़ैसला करे." बीजेपी नेताओं ने इस बात पर सवाल उठाए हैं कि पूर्व सफाईकर्मी की तरफ़ से बताए गए 17 स्थानों पर खुदाई की गई, लेकिन सिर्फ दो जगहों पर ही कुछ कंकाल के अवशेष मिले. बीजेपी नेताओं ने पूरे मामले को "करोड़ों अनुयायियों वाले एक हिंदू धर्मस्थल के ख़िलाफ़ बदनाम करने का अभियान" बताया. विधानसभा की कार्यवाही उस समय स्थगित करनी पड़ी जब बीजेपी विधायक सुनील कुमार ने कहा कि सरकार ने एसआईटी इसलिए बनाई है ताकि इस बदनाम करने वाले अभियान को बढ़ावा दिया जा सके. उप मुख्यमंत्री डी.के. शिवकुमार ने हस्तक्षेप करते हुए कहा कि उन्हें भी लगता है कि श्री क्षेत्र धर्मस्थला के ख़िलाफ़ कोई साज़िश है. लेकिन उन्होंने बीजेपी से अपील की "इसमें राजनीति न करें. राजनीति में धर्म होना चाहिए. धर्म में राजनीति नहीं." गृह मंत्री जी. परमेश्वर ने कहा कि जिन दो स्थानों से अवशेष मिले हैं उन्हें फ़ॉरेंसिक जांच के लिए भेजा गया है. साथ ही सभी स्थानों से मिट्टी के नमूने भी एसआईटी ने इकट्ठा किए हैं और उन्हें भी फ़ॉरेंसिक जांच के लिए भेजा गया है. उन्होंने कहा, "जांच सिर्फ़ फ़ॉरेंसिक रिपोर्ट आने के बाद ही शुरू होगी. वह (पूर्व सफाईकर्मी) तब एक खोपड़ी भी लेकर आया था. उसे भी फ़ॉरेंसिक जांच के लिए भेजा गया है." गृह मंत्री जी. परमेश्वर ने बताया कि पूर्व सफाईकर्मी न तो गिरफ़्तार है और न ही उसे गिरफ़्तार किया जा सकता है. उन्होंने कहा, "वह विटनेस प्रोटेक्शन एक्ट के तहत सुरक्षित है, जो एक केंद्रीय क़ानून है और राज्य ने भी इसे अपनाया है. प्रिंसिपल डिस्ट्रिक्ट जज की अध्यक्षता में बनी समिति ने कई शर्तें तय की हैं, जिनमें सुरक्षा भी शामिल है, जिन्हें पालन करना ज़रूरी है. यह आदेश 60 दिनों के लिए लागू है." परमेश्वर ने विधानसभा में एसआईटी बनाने के फ़ैसले का बचाव करते हुए कहा, "एक बार जांच पूरी हो जाने के बाद और मान लीजिए इसमें कुछ भी नकारात्मक नहीं निकलता, तो इससे केवल धर्मस्थला में आस्था ही और मज़बूत होगी. सरकार न तो किसी को बचाएगी और न ही किसी को निशाना बनाएगी. हम पद्मविभूषण वीरेंद्र हेगड़े का बहुत सम्मान करते हैं. मैं विपक्ष से सहयोग की अपील करता हूँ. हम कुछ भी नहीं छुपाएँगे. इस मामले में हमारा इकलौता मक़सद सच सामने लाना है." इमेज स्रोत, AFP via Getty Images बीबीसी की रिपोर्ट के अनुसार, आने वाले सप्ताहों में 30 से 50 गंभीर रूप से बीमार और घायल फ़लस्तीनी बच्चों को ग़ज़ा से इलाज के लिए ब्रिटेन लाया जाएगा. यह पहला समूह होगा जिसे विदेश कार्यालय, गृह कार्यालय और स्वास्थ्य विभाग के अभियान के तहत इलाज के लिए ब्रिटेन भेजा जाएगा. इन बच्चों का चयन विश्व स्वास्थ्य संगठन करेगा. वे अपने परिवार के सदस्यों के साथ तीसरे देश के रास्ते यात्रा करेंगे, जहां उनका बायोमेट्रिक डेटा दर्ज किया जाएगा. ब्रिटेन सरकार ने यह कदम कुछ सांसदों के आग्रह के बाद उठाया है. सांसदों ने सरकार को पत्र लिखकर कहा था कि ग़ज़ा में बीमार और घायल बच्चों को "बिना देरी" ब्रिटेन लाया जाए. इस लेख में Google YouTube से मिली सामग्री शामिल है. कुछ भी लोड होने से पहले हम आपकी इजाज़त मांगते हैं क्योंकि उनमें कुकीज़ और दूसरी तकनीकों का इस्तेमाल किया गया हो सकता है. आप स्वीकार करने से पहले Google YouTube cookie policy और को पढ़ना चाहेंगे. इस सामग्री को देखने के लिए 'अनुमति देंऔर जारी रखें' को चुनें. पोस्ट YouTube समाप्त सामग्री् उपलब्ध नहीं है इमेज स्रोत, REUTERS/ STATE EMERGENCY SERVICE OF UKRAINE यूक्रेनी अधिकारियों ने बताया कि रूस के हमलों में 10 लोगों की मौत हुई है. यूक्रेन के राष्ट्रपति वोलोदिमीर ज़ेलेंस्की ने इस हमले को "जानबूझकर उठाया गया क़दम बताया है ताकि यूक्रेन पर दबाव बनाए रखा जाए और कूटनीतिक प्रयासों को नीचा दिखाया जाए." यूक्रेन की वायुसेना ने कहा कि रूस ने 140 ड्रोन और 4 मिसाइल दागीं, जिनमें से 88 को मार गिराया गया. यूक्रेनी अधिकारियों का कहना है कि हमले में एक फ़्यूल और एनर्जी इंफ़्रास्ट्रक्चर को निशाना बनाया गया. ज़ेलेंस्की का कहना है कि यह हमला यूक्रेन की अंतरराष्ट्रीय साझेदारी पर भी किया गया था, क्योंकि जिस इंफ़्रास्ट्रक्चर को निशाना बनाया गया वह अज़रबैजान की कंपनी का है. इमेज स्रोत, Getty Images प्रधानमंत्री नरेंद्र मोदी ने एक्स पर जानकारी दी है कि उनकी रूस के राष्ट्रपति व्लादिमीर पुतिन से फोन पर बातचीत हुई है. यह बातचीत हाल ही में अलास्का के एंकोरेज में अमेरिकी राष्ट्रपति डोनाल्ड ट्रंप और पुतिन के बीच हुई मुलाक़ात से जुड़ी थी. प्रधानमंत्री मोदी ने अपनी पोस्ट में लिखा, "अपने मित्र राष्ट्रपति पुतिन को कॉल करने और अलास्का में राष्ट्रपति ट्रंप के साथ हुई हालिया मुलाक़ात पर विचार साझा करने के लिए धन्यवाद. भारत हमेशा से यूक्रेन संघर्ष का शांतिपूर्ण समाधान चाहता है और इस दिशा में हर कोशिश का समर्थन करता है. आने वाले दिनों में हमारी बातचीत जारी रहने की उम्मीद है." अलास्का में ट्रंप और पुतिन की आमने-सामने मुलाक़ात करीब तीन घंटे चली थी. हालांकि इस बैठक से न तो युद्धविराम पर सहमति बनी और न ही कोई औपचारिक समझौता हुआ. दोनों नेताओं ने बस इतना कहा था कि ‘कुछ प्रगति’ हुई है. इमेज स्रोत, ABDUL MAJEED/AFP via Getty Images पाकिस्तान में प्राकृतिक आपदाओं से निपटने वाले संस्थान नेशनल डिज़ास्टर मैनेजमेंट अथॉरिटी (एनडीएमए) के चेयरमैन लेफ़्टिनेंट जनरल इनाम हैदर ने बताया कि मौजूदा मानसून सीज़न में अब तक 670 से अधिक लोग मारे जा चुके हैं और 80 से 90 लोग अब भी लापता हैं. एक प्रेस कॉन्फ्रेंस में उन्होंने कहा, "मानसून के दौरान अलग-अलग घटनाओं में अब तक लगभग 670 लोग मारे गए हैं जबकि एक हज़ार से अधिक लोग घायल हुए हैं." लेफ्टिनेंट जनरल इनाम हैदर ने बताया, "80 से 90 लोग अब भी लापता हैं. अगर इनका जल्द पता नहीं चला तो इन्हें भी मृतकों की लिस्ट में शामिल करना पड़ेगा." एनडीएमए प्रमुख के अनुसार मानसून की बारिश का सिलसिला 23 अगस्त तक जारी रहेगा और इस दौरान हालात और बिगड़ सकते हैं. उन्होंने चेतावनी दी, "क्लाउड बर्स्ट जैसी घटनाएं और हो सकती हैं." उन्होंने यह भी बताया कि 23 अगस्त से महीने के अंत तक और सितंबर के पहले दस दिनों में मानसून के दो और चरण आने की संभावना है. उन्होंने कहा, "दस सितंबर के बाद हालात धीरे-धीरे सुधरने लगेंगे और सितंबर के अंत तक सामान्य हो जाएंगे." इमेज स्रोत, TWITTER.COM/AIMIM_NATIONAL एआईएमआईएम प्रमुख और हैदराबाद से सांसद असदुद्दीन ओवैसी ने सोशल मीडिया पर ब्लूमबर्ग की एक रिपोर्ट शेयर करते हुए मोदी सरकार से सवाल किए हैं. ब्लूमबर्ग की रिपोर्ट के मुताबिक़, भारत की बड़ी कंपनियां जैसे अदानी ग्रुप, रिलायंस इंडस्ट्रीज और जेएसडब्ल्यू ग्रुप चीनी कंपनियों के साथ तकनीकी ट्रांसफर के लिए डील कर रही हैं. ओवैसी ने इसे शेयर करते हुए लिखा, "क्या यही वजह है कि मोदी सरकार चीन के साथ दोस्ती बढ़ाने की इतनी जल्दी में है?" उन्होंने लिखा, "हाल ही में एनएसए (अजीत डोभाल) और विदेश मंत्री (एस जयशंकर) चीन गए थे. मोदी सरकार देश को बताए कि हमारे सैनिक अब तक पूर्वी लद्दाख के बफ़र जोन में गश्त क्यों नहीं कर पा रहे, जहां वे 2020 तक जाते थे? अन्य इलाकों में गश्त करने से पहले हमें चीन को सूचना क्यों देनी पड़ती है, जबकि यह भारतीय क्षेत्र है? सीमा पर अब तक डी-एस्केलेशन क्यों नहीं हुआ?" इससे पहले एक और पोस्ट में, एक न्यूज़ रिपोर्ट शेयर करते हुए ओवैसी ने चीन और पाकिस्तान के रिश्तों का मुद्दा भी उठाया. उन्होंने लिखा, "चीन ने पाकिस्तान को हथियार और लड़ाकू विमान दिए, जो ऑपरेशन सिंदूर में हमारे सैनिकों के ख़िलाफ़ इस्तेमाल हुए. चीन ने पाकिस्तान को इंटेलिजेंस और सैटेलाइट इनपुट भी दिए. हमारी सरकार इसे लेकर चीन से कड़ा विरोध क्यों नहीं जताती?" उन्होंने सवाल उठाया, "प्रधानमंत्री ने दलाई लामा को जन्मदिन की शुभकामनाएं दीं तो बीजिंग ने इसका विरोध किया. लेकिन हमारी सरकार चुप रही. क्या यह हमारे राष्ट्रीय सम्मान और गरिमा का सवाल नहीं है?" ओवैसी ने कहा कि चीन भारत की आर्थिक वृद्धि में लगातार बाधा डाल रहा है और 2020 से व्यापार घाटा और बढ़ा है. इसके बावजूद सरकार की चिंता दिखाई नहीं देती. बिहार राज्य शिक्षक पात्रता परीक्षा (एसटीईटी) आयोजित करने की मांग को लेकर सोमवार को पटना में अभ्यर्थियों ने विरोध प्रदर्शन किया. अभ्यर्थी पिछले कई सालों से परीक्षा की मांग को लेकर आंदोलन कर रहे हैं. सोमवार को भी राज्यभर से बड़ी संख्या में अभ्यर्थी पटना पहुंचे. प्रदर्शन में छात्र 'एसटीईटी नहीं तो वोट नहीं' लिखी तख़्तियां लेकर आए थे. ये अभ्यर्थी मुख्यमंत्री आवास का घेराव करना चाहते थे, लेकिन पटना पुलिस ने उन्हें डाकबंगला चौराहे पर ही रोक दिया. इसके लिए बैरिकेडिंग लगाई गई थी. अभ्यर्थियों के नहीं मानने पर पुलिस और छात्रों के बीच धक्का-मुक्की हुई. हालांकि पुलिस अधिकारियों का कहना है कि बल प्रयोग नहीं किया गया. पटना डीएसपी लॉ एंड ऑर्डर कृष्ण मुरारी प्रसाद ने न्यूज़ एजेंसी एएनआई से कहा, "बल का प्रयोग नहीं किया गया है. उनके प्रतिनिधिमंडल मिलने के लिए जा चुके हैं. तो और लोगों को वापस चले जाना चाहिए. पूर्व में भी इनके प्रतिनिधिमंडल को मिलवाया गया है. ये अड़े हुए हैं कि हमारी मांग को पूरा किया जाए.'' ''अगर वे धरना देना चाहते हैं तो गर्दनीबाग़ में दें. लेकिन डाकबंगला चौराहा जाम करना, व्यवस्था को प्रभावित करना, इससे स्कूल के बच्चे जाम में फंस जाते हैं. ये मुख्य मार्ग है, लोगों को फ्लाइट लेनी होती है. ऐसे में ये कतई स्वीकार्य नहीं है." महाराष्ट्र में पिछले दो दिनों से मूसलाधार बारिश हो रही है. कई ज़िलों में रेड और ऑरेंज अलर्ट जारी है. राज्य के मुख्यमंत्री देवेंद्र फडणवीस का कहना है कि यह स्थिति 21 अगस्त तक बनी रह सकती है. उन्होंने बताया कि राज्य के लगभग आधे ज़िलों में कहीं रेड अलर्ट है तो कहीं ऑरेंज अलर्ट. मुख्यमंत्री फडणवीस ने न्यूज़ एजेंसी एएनआई से बातचीत में कहा, ''जहां-जहां नुकसान हो रहा है, वहां मदद पहुंचाने की कोशिश की जा रही है. पड़ोसी राज्यों तेलंगाना और कर्नाटक के साथ भी बातचीत की गई है, ताकि वहां से डिस्चार्ज होने वाले पानी को सही तरीके से नियंत्रित किया जा सके और बाढ़ की स्थिति पैदा न हो.'' मुख्यमंत्री फडणवीस का कहना है कि ख़ास तौर से कोंकण क्षेत्र में बाढ़ नियंत्रण के लिए अतिरिक्त व्यवस्था की गई है. उनके मुताबिक़, लगभग 4 लाख हेक्टेयर ज़मीन पर किसानों की बुवाई को नुकसान पहुंचा है और इसका आकलन कर उन्हें मदद दी जाएगी. उन्होंने कहा, ''नांदेड़ के मुकर्रमाबाद में कल 206 मिमी बारिश दर्ज की गई. इसके कारण क्लाउडबर्स्ट जैसी स्थिति बनी और कई लोग फंस गए. अब तक 206 लोगों को सुरक्षित निकाला जा चुका है और बाकी को भी निकाला जा रहा है. एनडीआरएफ और सेना की टीमें वहां मौजूद हैं.'' इमेज स्रोत, Getty Images मुंबई में कैसे हैं हालात? मुख्यमंत्री ने बताया कि मुंबई में भी बड़े पैमाने पर बारिश हुई है. पिछले आठ घंटों में 177 मिमी बारिश दर्ज की गई है और अगले 8 से 10 घंटों में और बारिश होने की आशंका है. उन्होंने कहा, ''मुंबई में अगले दो-तीन दिन तक बारिश जारी रहने की संभावना है. हाईटाइड की चेतावनी को देखते हुए भी एहतियात बरतने के निर्देश दिए गए हैं. शहर में अब तक 14 जगहों पर जलभराव हुआ, लेकिन 12 जगहों पर ट्रैफ़िक चालू है. केवल दो जगह ट्रैफ़िक बंद रहा.'' ''लोकल ट्रेन सेवाएं भी पूरी तरह से बंद नहीं हुई हैं. ट्रेनें देरी से चल रही हैं, लेकिन यातायात जारी है." इमेज स्रोत, Getty Images वॉशिंगटन पहुंचने के कुछ घंटे बाद वोलोदिमीर ज़ेलेंस्की ने एक्स पर पोस्ट कर व्हाइट हाउस बुलाने के लिए अमेरिकी राष्ट्रपति डोनाल्ड ट्रंप का धन्यवाद किया. उन्होंने लिखा, "हम सब चाहते हैं कि यह युद्ध जल्द और भरोसेमंद तरीके से ख़त्म हो. और शांति स्थायी होनी चाहिए." ज़ेलेंस्की ने कहा, "मुझे भरोसा है कि हम यूक्रेन की रक्षा करेंगे, सुरक्षा सुनिश्चित करेंगे और हमारे लोग हमेशा राष्ट्रपति ट्रंप, अमेरिका के सभी लोगों और हर साझेदार के समर्थन और मदद के लिए आभारी रहेंगे." अभी तक बीबीसी संवाददाता आनंद मणि त्रिपाठी आप तक ख़बरें पहुंचा रहे थे. अब से रात 10 बजे तक बीबीसी संवाददाता अभय कुमार सिंह आप तक अहम ख़बरें पहुंचाएंगे. बीबीसी हिंदी के पन्ने पर लगी कुछ अहम ख़बरें पढ़ने के लिए नीचे दिए गए लिंक्स पर क्लिक करें. -बेट‍ियों को जायदाद में हक़ देने के फ़ैसले पर आद‍िवासी समुदाय में क्‍यों मची है हलचल? -रूस-यूक्रेन युद्ध: ज़ेलेंस्की और ट्रंप की मुलाक़ात पर 'ताकतवर' पुतिन का साया -सत्ता का जुनून और 'त्रासदी', कहानी ईरान की शहज़ादी अशरफ़ पहलवी की -राहुल गांधी के आरोपों पर चुनाव आयोग ने दिए जवाब, क्या अब बंद हो जाएँगे सवाल? -सी पी राधाकृष्णन कौन हैं जिन्हें एनडीए ने बनाया उप राष्ट्रपति पद का उम्मीदवार इमेज स्रोत, Getty Images भारतीय मौसम विभाग (आईएमडी) ने सोमवार को मुंबई और आसपास के क्षेत्रों में भारी बारिश को लेकर रेड अलर्ट जारी किया है. पिछले तीन दिनों से हो रही लगातार बारिश के कारण कई इलाकों में जलभराव की स्थिति है और सड़कें प्रभावित हुई हैं. भारी बारिश की चेतावनी के बाद बृहन्मुंबई नगर निगम (बीएमसी) ने सभी स्कूलों और कॉलेजों को बंद रखने का निर्णय लिया है. बीएमसी ने नागरिकों से अपील की है कि वे केवल आवश्यक होने पर ही घर से बाहर निकलें. आईएमडी के आंकड़ों के अनुसार, सोमवार सुबह साढ़े आठ बजे से साढ़े 11 बजे के बीच मुंबई के कई इलाकों में भारी बारिश दर्ज की गई. इमेज स्रोत, Reuters म्यांमार में तख़्तापलट के बाद सैन्य सरकार के प्रमुख जनरल मिन ऑन्ग ह्लाइंग ने घोषणा की है कि वहां 28 दिसंबर को आम चुनाव होंगे. यह चुनाव 2021 के तख़्तापलट के बाद पहली बार हो रहा है. उस साल सेना ने सत्ता पर कब्ज़ा कर लिया था और लोकतांत्रिक रूप से निर्वाचित नेता आंग सान सू ची को क़ैद कर दिया था. सैन्य प्रशासन के प्रमुख ह्लाइंग ने कहा है कि चुनाव "स्वतंत्र और निष्पक्ष" होंगे, लेकिन अंतरराष्ट्रीय स्तर पर इस दावे को खारिज कर दिया गया है. आलोचकों का कहना है कि यह चुनाव केवल दिखावा है, जिसका इस्तेमाल सेना अपनी सत्ता मजबूत करने के लिए कर रही है. म्यांमार 2021 से गृहयुद्ध जैसी स्थिति में है, जहां सेना और जातीय सशस्त्र समूहों के बीच घातक संघर्ष जारी है. इनमें से कई समूहों ने साफ़ कर दिया है कि वे अपने इलाक़ों में मतदान की अनुमति नहीं देंगे. -म्यांमारः जनरल ह्लाइंग जिन्होंने आंग सान सू ची को गिरफ़्तार कर हथियाई सत्ता इमेज स्रोत, Reuters अमेरिका में राष्ट्रपति डोनाल्ड ट्रंप और राष्ट्रपति वोलोदिमीर ज़ेलेंस्की की व्हाइट हाउस में होने वाली बैठक से कुछ घंटे पहले रूस ने यूक्रेन के कस्बों और शहरों पर हमले किए है. मेयर इहोर तेरेखोव ने बताया कि खारकीएव में एक अपार्टमेंट ब्लॉक पर हुए एक रूसी ड्रोन हमले में एक बच्चे सहित कम से कम चार लोगों की मौत हो गई. उन्होंने बताया, "इमारत का एक हिस्सा ढह गया है और मलबे के नीचे और लोगों के दबे होने की आशंका है." स्थानीय अधिकारी इवान फेडोरोव ने बताया कि ज़ापोरिज़िया क्षेत्र में ग्लाइड बमों के प्रयोग से किए गए रूसी हमले में एक व्यक्ति की मौत हो गई और छह लोग घायल हो गए. इसमें दो बच्चे भी शामिल हैं. यूक्रेन की एयर फ़ोर्स ने कहा है कि रूस ने चार मिसाइलें और 140 ड्रोनों से पूरी रात यूक्रेन पर हमला किया. एयर फ़ोर्स ने दावा किया है कि 25 अलग-अलग जगहों पर उन्होंने 88 ड्रोन गिराए. इमेज स्रोत, Reuters ऑस्ट्रेलिया की एक अदालत ने कोविड-19 महामारी के दौरान 1,820 से अधिक ग्राउंड वर्करों को अवैध रूप से बर्खास्त करने के मामले में क़्वांटास एयरलाइन पर 5.9 करोड़ डॉलर का जुर्माना लगाया है. ऑस्ट्रेलियन ट्रांसपोर्ट वर्कर्स यूनियन ने इस फ़ैसले का स्वागत किया और कहा कि फ़ेयर वर्क एक्ट के तहत किसी ऑस्ट्रेलियाई कंपनी पर लगाया गया यह अब तक का सबसे बड़ा जुर्माना है. संघीय न्यायालय के न्यायाधीश माइकल ली ने कहा कि यह सज़ा अन्य कंपनियों के लिए एक उदाहरण बनेगी. क़्वांटास एयरलाइन ने जुर्माना भरने पर सहमति जताई है. कंपनी ने स्वीकार किया कि इस निर्णय से उसे उन कार्यों के लिए जवाबदेह ठहराया गया है, जिनसे कर्मचारियों को नुकसान हुआ. क़्वांटास ग्रुप की सीईओ वेनेसा हडसन ने कहा, “हम 1,820 ग्राउंड हैंडलिंग कर्मचारियों और उनके परिवारों से माफ़ी मांगते हैं, जिन्हें यह कष्ट सहना पड़ा.” इमेज स्रोत, Getty Images मुख्य चुनाव आयुक्त ज्ञानेश कुमार की प्रेस कॉन्फ्रेंस को लेकर चुनाव विश्लेषक और राजनीतिक कार्यकर्ता योगेंद्र यादव ने सवाल उठाए हैं. उन्होंने एक्स पर दस सवालों को पोस्ट करते हुए लिखा, "प्रेस कॉन्फ्रेंस में ये दस सवाल पूछे गए लेकिन इनका कोई सीधा जवाब नहीं मिला है." ये हैं वो दस सवाल मुख्य चुनाव आयुक्त ज्ञानेश कुमार ने रविवार को नई दिल्ली में प्रेस कॉन्फ्रेंस में कहा कि विपक्ष बिहार में स्पेशल इंटेंसिव रिवीज़न (एसआईआर) पर 'भ्रम फैलाने की कोशिश' कर रहा है. उन्होंने कहा, "ज़मीनी स्तर पर सभी मतदाता, सभी राजनीतिक दल और सभी बूथ लेवल ऑफिसर्स मिलकर पारदर्शी तरीके से काम कर रहे हैं." -बिहार में वोटर लिस्ट रिवीज़न पर योगेंद्र यादव बोले- 'ये तीन चीज़ें भारत में 75 साल के इतिहास में कभी नहीं हुईं' इमेज स्रोत, ALOK PUTUL छत्तीसगढ़ के माओवाद प्रभावित बीजापुर ज़िले में संदिग्ध माओवादियों के हमले में डिस्ट्रिक्ट रिज़र्व गार्ड के एक जवान की मौत हो गई, जबकि तीन जवान गंभीर रूप से घायल हो गए. बस्तर पुलिस के एक अधिकारी ने कहा, " डिस्ट्रिक्ट रिज़र्व गार्ड की एक टीम माओवादियों के ख़िलाफ़ ऑपरेशन के लिए इंद्रावती नेशनल पार्क इलाके में निकली हुई थी, जहां सोमवार की सुबह भोपालपटनम क्षेत्र के चिल्ला मरका गांव के पास, कुछ जवान माओवादियों द्वारा किए गए आईईडी विस्फोट की चपेट में आ गए." पुलिस के अनुसार इस विस्फोट में डिस्ट्रिक्ट रिज़र्व गार्ड के एक जवान दिनेश नाग की मौके पर ही मौत हो गई, जबकि तीन जवान गंभीर रूप से घायल हो गए. घायल जवानों को आरंभिक उपचार के बाद, घटनास्थल से निकाला गया है. तीनों जवान खतरे से बाहर हैं. सुरक्षाबलों की अतिरिक्त टीम घटनास्थल के लिए रवाना की गई है. छत्तीसगढ़ में पिछले डेढ़ साल से माओवादियों के ख़िलाफ़ सघन अभियान चल रहा है. देश के गृहमंत्री अमित शाह ने छत्तीसगढ़ समेत पूरे देश से 31 मार्च 2026 तक माओवाद को खत्म करने की समय सीमा तय की है बीबीसी के लिए कलेक्टिव न्यूज़रूम की ओर से प्रकाशित © 2025 BBC. बाहरी साइटों की सामग्री के लिए बीबीसी ज़िम्मेदार नहीं है. बाहरी साइटों का लिंक देने की हमारी नीति के बारे में पढ़ें.</w:t>
-      </w:r>
-    </w:p>
-    <w:p>
-      <w:pPr>
-        <w:pStyle w:val="Heading3"/>
-      </w:pPr>
-      <w:r>
-        <w:rPr/>
-        <w:t>Article 664</w:t>
-      </w:r>
-    </w:p>
-    <w:p>
-      <w:pPr>
-        <w:pStyle w:val="Normal"/>
-      </w:pPr>
-      <w:r>
-        <w:rPr/>
-        <w:t>Title: मानसून में हाल बेहाल, भारी बारिश से इस राज्य में जगह-जगह भरा पानी, स्कूल-कॉलेज किए बंद</w:t>
-      </w:r>
-    </w:p>
-    <w:p>
-      <w:pPr>
-        <w:pStyle w:val="Normal"/>
-      </w:pPr>
-      <w:r>
-        <w:rPr/>
-        <w:t xml:space="preserve">URL: </w:t>
-      </w:r>
-      <w:r>
-        <w:t xml:space="preserve"> https://www.patrika.com/national-news/heavy-rain-alert-in-mumbai-monsoon-gained-momentum-know-imd-weather-update-19874723</w:t>
-      </w:r>
-    </w:p>
-    <w:p>
-      <w:pPr>
-        <w:pStyle w:val="Normal"/>
-      </w:pPr>
-      <w:r>
-        <w:rPr/>
-        <w:t>Content: ताजा खबरें राज्य मौसम बिहार चुनाव 2025 कुलिश जन्मशती वर्ष पत्रिका स्पेशल राष्ट्रीय मनोरंजन ज्योतिष स्वास्थ्य खेल धर्म राजनीति विश्व OTT शिक्षा ओपिनियन ऑटो टेक गैजेट लाइफस्टाइल ब्यूटी महिला बिजनेस क्राइम जॉब्स ई-पेपर मेरी खबर शॉर्ट्स ई-पेपर भारत • Devika Chatraj • Aug 19, 2025 देश भर में मानसून ने एक बार फिर उग्र रूप धारण कर लिया है। खासकर महाराष्ट्र में भारी बारिश ने हाहाकार मचा दिया है, जिसके चलते कई इलाकों में बाढ़ जैसे हालात बन गए हैं। मुंबई, पुणे, रायगढ़, रत्नागिरी और कोल्हापुर जैसे जिलों में लगातार हो रही मूसलाधार बारिश ने जनजीवन को पूरी तरह प्रभावित किया है। भारतीय मौसम विज्ञान विभाग (IMD) ने मुंबई और कोंकण क्षेत्र के लिए रेड अलर्ट जारी किया है, जिसमें अगले 48 घंटों तक अत्यधिक भारी बारिश की चेतावनी दी गई है। मुंबई में रविवार रात से शुरू हुई भारी बारिश ने शहर की रफ्तार थाम दी है। सड़कों, रेलवे स्टेशनों और एयरपोर्ट तक पानी भर गया है, जिससे यातायात बुरी तरह प्रभावित हुआ है। अंधेरी सबवे, वकोला ब्रिज और खर सबवे जैसे निचले इलाकों में जलजमाव के कारण यातायात ठप हो गया। बृहन्मुंबई महानगर पालिका (BMC) ने 19 अगस्त को सभी सरकारी और निजी स्कूल-कॉलेजों में छुट्टी की घोषणा की है। मुंबई पुलिस और आपदा प्रबंधन टीमें राहत कार्य में जुटी हैं। मुख्यमंत्री देवेंद्र फडणवीस ने आपात बैठक कर सभी एजेंसियों को हाई अलर्ट पर रहने के निर्देश दिए हैं। पुणे में भारी बारिश के बीच इंद्रायणी नदी पर बना एक पुराना पुल ढह गया, जिसमें कम से कम छह लोगों की मौत हो गई। बुलढाणा, नांदेड़ और जलगांव जैसे जिलों में नदियां खतरे के निशान से ऊपर बह रही हैं, जिससे कई मार्गों पर यातायात बंद है। बीड जिले में बेमौसम बारिश ने केला, अनार और प्याज जैसी फसलों को भारी नुकसान पहुंचाया है। दिल्ली-एनसीआर: दिल्ली में रुक-रुक कर बारिश हो रही है, जिससे जलभराव और ट्रैफिक जाम की समस्या बनी हुई है। IMD के अनुसार, 20 अगस्त तक हल्की बारिश का दौर जारी रहेगा। हिमाचल प्रदेश: भारी बारिश और भूस्खलन से चंडीगढ़-मनाली हाईवे बंद है। मंडी जिले में चार स्कूल बंद किए गए हैं, और 449 सड़कें अवरुद्ध हैं। उत्तराखंड: गंगोत्री-यमुनोत्री हाईवे पर भूस्खलन और मलबे के कारण यातायात प्रभावित है। उत्तर प्रदेश: लखनऊ, प्रयागराज और वाराणसी सहित 18 जिलों में बाढ़ का कहर है। गंगा और यमुना नदियां उफान पर हैं, और 22 जिलों में स्कूल बंद किए गए हैं। जम्मू-कश्मीर: भारी बारिश और बादल फटने की घटनाओं के कारण सभी शैक्षणिक संस्थान बंद हैं। कठुआ में सात लोगों की मौत की खबर है। कर्नाटक: बेंगलुरु में भारी बारिश के कारण येलो अलर्ट जारी है। कई इलाकों में बाढ़ जैसे हालात हैं, और प्राइमरी स्कूल बंद हैं। झारखंड: जमशेदपुर में स्वर्णरेखा और खरकई नदियों का जलस्तर बढ़ने से स्कूल बंद किए गए हैं। मौसम विभाग ने अगले 72 घंटों के लिए महाराष्ट्र, गोवा, गुजरात, हिमाचल प्रदेश, उत्तराखंड, और पूर्वोत्तर राज्यों में भारी से अति भारी बारिश की चेतावनी जारी की है। बंगाल की खाड़ी में बने कम दबाव के क्षेत्र के कारण मानसून और सक्रिय हो गया है। खबर शेयर करें: संबंधित विषय: #WeatherNews Weather Forecast मौसम समाचार Published on: 19 Aug 2025 09:05 am DOWNLOAD ON Play Store DOWNLOAD ON App Store Trending Topics Asia Cup 2025 PM Modi Bihar Elections 2025 Top Categories राष्ट्रीय मनोरंजन स्वास्थ्य राजस्थान मध्य प्रदेश Legal Grievance Policy This website follows the DNPA’s code of conduct Statutory provisions on reporting (sexual offenses) Privacy Policy About Us Code of Conduct RSS Copyright © 2025 Patrika Group. All Rights Reserved.</w:t>
-      </w:r>
-    </w:p>
-    <w:p>
-      <w:pPr>
-        <w:pStyle w:val="Heading3"/>
-      </w:pPr>
-      <w:r>
-        <w:rPr/>
-        <w:t>Article 665</w:t>
-      </w:r>
-    </w:p>
-    <w:p>
-      <w:pPr>
-        <w:pStyle w:val="Normal"/>
-      </w:pPr>
-      <w:r>
-        <w:rPr/>
-        <w:t>Title: Updates: गवर्नर की चाय पार्टी का बहिष्कार करेंगे विधायक; 2 हफ्तों से लापता असम के युवक का शव मणिपुर में मिला</w:t>
-      </w:r>
-    </w:p>
-    <w:p>
-      <w:pPr>
-        <w:pStyle w:val="Normal"/>
-      </w:pPr>
-      <w:r>
-        <w:rPr/>
-        <w:t xml:space="preserve">URL: </w:t>
-      </w:r>
-      <w:r>
-        <w:t xml:space="preserve"> https://www.amarujala.com/india-news/news-updates-13th-august-north-east-west-south-india-elections-2025-politics-crime-national-news-in-hindi-2025-08-13</w:t>
-      </w:r>
-    </w:p>
-    <w:p>
-      <w:pPr>
-        <w:pStyle w:val="Normal"/>
-      </w:pPr>
-      <w:r>
-        <w:rPr/>
-        <w:t>Content: मेरा शहर Link Copied प्रधानमंत्री नरेंद्र मोदी ने मंगलवार को कहा कि भारत सेमीकंडक्टर के क्षेत्र में तेजी से प्रगति कर रहा है और अपने डिजिटल भविष्य को मजबूत बनाने और वैश्विक नवाचार को बढ़ावा देने के लिए एक मजबूत पारिस्थितिकी तंत्र का निर्माण कर रहा है। पीएम मोदी का यह बयान केंद्रीय मंत्रिमंडल द्वारा तीन राज्यों में सेमीकंडक्टर इकाइयों को मंजूरी दिए जाने के बाद आया है। उन्होंने एक्स पर एक पोस्ट में कहा, 'आंध्र प्रदेश, ओडिशा और पंजाब में सेमीकंडक्टर इकाइयों को मंजूरी देने से संबंधित कैबिनेट के फैसले से विनिर्माण क्षमता बढ़ेगी, उच्च-कुशल रोजगार सृजित होंगे और भारत वैश्विक आपूर्ति श्रृंखला में एक प्रमुख खिलाड़ी के रूप में स्थापित होगा।' बता दें कि मंत्रिमंडल ने तीन राज्यों में चार सेमीकंडक्टर संयंत्रों को मंजूरी दी है, जिनमें अमेरिकी प्रौद्योगिकी दिग्गज इंटेल और लॉकहीड मार्टिन द्वारा समर्थित एक इकाई भी शामिल है। इन संयंत्रों पर कुल 4,594 करोड़ रुपये का निवेश होगा। और पढ़ें Trending Videos यह वीडियो/विज्ञापन हटाएं भारत दौरे पर सिंगापुर का शिष्टमंडल, दिल्ली के बाद मुंबई जाने की भी योजना सिंगापुर के उप प्रधानमंत्री गान किम योंग, वित्त मंत्री विवियन बालाकृष्णन समेत देश का मंत्रिस्तरीय प्रतिनिधिमंडल भारत दौरे पर आया है। तीसरे भारत-सिंगापुर मंत्रिस्तरीय गोलमेज (आईएसएमआर) के लिए नई दिल्ली पहुंचने पर इनका स्वागत किया गया। शिष्टमंडल महाराष्ट्र का भी दौरा करेगा, ऐसी संभावना है। इनके दौरे से पहले महाराष्ट्र के मुख्यमंत्री देवेंद्र फडणवीस ने कहा, 'मैं सिंगापुर के उप प्रधान मंत्री और पूरे प्रतिनिधिमंडल का भारत की वित्तीय, वाणिज्यिक और मनोरंजन की राजधानी मुंबई में स्वागत करना चाहता हूं।' उन्होंने कहा, सिंगापुर के प्रतिनिधिमंडल की इस यात्रा से दोनों देशों के बीच संबंधों और गहरे होंगे। उन्होंने पीएसए और सिंगापुर सरकार को अत्याधुनिक टर्मिनल बनाने के लिए धन्यवाद दिया। बता दें कि पीएसए को भारत मुंबई कंटेनर टर्मिनल (BMCT) के रूप में भी जाना जाता है। पीएसए इंटरनेशनल सिंगापुर की कंपनी है जो बीएमसीटी का संचालन करती है। फडणवीस ने कहा, टर्मिनल उद्घाटन के लिए पूरी तरह से तैयार है। जल्द ही दोनों प्रधानमंत्री इसका उद्घाटन करेंगे। इस टर्मिनल की मदद से भारत की समुद्री शक्ति में इजाफा होगा। अमेरिका से अहमदाबाद आए लोगों ने एअर इंडिया विमान हादसे के मृतकों को दी श्रद्धांजलि एअर इंडिया विमान दुर्घटना के पीड़ितों के परिवार के सदस्यों ने मंगलवार को अहमदाबाद के मेघाणीनगर में दुर्घटनास्थल पर श्रद्धांजलि अर्पित की। दुर्घटना के दो महीने पूरे होने पर में अमेरिका स्थित विमानन वकील माइक एंड्रयूज मृतकों के परिजनों से मिलने गुजरात आए। उनके मीडिया समन्वयक कुलदीप इसरानी ने यह जानकारी दी। इसरानी ने कहा, एंड्रयूज और विमान दुर्घटना के पीड़ितों के 20-25 परिवार के सदस्यों ने श्रद्धांजलि सभा में भाग लिया। एंड्रयूज ने 8 अगस्त को घोषणा की थी कि भारत और यूनाइटेड किंगडम के 65 परिवारों ने भयावह त्रासदी में परिजनों को खो दिया था। आवारा कुत्तों को उपद्रवी मानना क्रूरता, शासन नहीं: सिद्धारमैया कर्नाटक के मुख्यमंत्री सिद्धारमैया ने मंगलवार को कहा कि आवारा कुत्तों को उपद्रवी मानकर 'हटा देना' शासन नहीं, बल्कि 'क्रूरता' है। उनकी यह टिप्पणी सुप्रीम कोर्ट द्वारा दिल्ली-एनसीआर के अधिकारियों को सभी आवारा कुत्तों को सड़कों से जल्द से जल्द स्थायी रूप से आश्रय स्थलों में स्थानांतरित करने का निर्देश देने के एक दिन बाद आई है। शीर्ष अदालत ने कहा कि आवारा कुत्तों के काटने से रेबीज होने की स्थिति बेहद गंभीर है, खासकर बच्चों में। इस पर सिद्धारमैया ने कहा कि मानवीय समाज ऐसे समाधान खोजता है जो लोगों और जानवरों की रक्षा करते हैं। नसबंदी, टीकाकरण और सामुदायिक देखभाल कारगर हैं। भय से प्रेरित उपाय केवल पीड़ा बढ़ाते हैं, सुरक्षा नहीं। नकली मतदाताओं को हटाने के लिए एआई का इस्तेमाल करें: एनसीपी महाराष्ट्र के उपमुख्यमंत्री अजित पवार के नेतृत्व वाली एनसीपी ने मंगलवार को चुनाव आयोग से नकली मतदाताओं और चुनावी प्रक्रिया में अन्य अनियमितताओं को दूर करने के लिए आर्टिफिशियल इंटेलिजेंस (एआई) तकनीकों का इस्तेमाल करने की अपील की। एनसीपी नेता बृजमोहन श्रीवास्तव और अविनाश आदिक ने भी चुनाव आयोग से चुनाव के दौरान मतदाताओं की पहचान स्थापित करने के लिए बायोमेट्रिक प्रमाणीकरण और लाइव फोटोग्राफी का इस्तेमाल करने का अनुरोध किया। एनसीपी नेताओं ने राजनीतिक दलों के अध्यक्षों और अधिकृत प्रतिनिधियों के साथ बातचीत के तहत मुख्य चुनाव आयुक्त ज्ञानेश कुमार और चुनाव आयुक्तों एसएस संधू और विवेक जोशी से मुलाकात की। कम्युनिस्ट पार्टियों से संबंध सिर्फ चुनाव जीतने के लिए नहीं: स्टालिन तमिलनाडु के मुख्यमंत्री एमके स्टालिन ने कहा कि कम्युनिस्ट पार्टियों से उनका संबंध सिर्फ चुनाव जीतने के लिए नहीं है, बल्कि यह सिद्धांतों, विचारधारा और आदर्शों पर आधारित है। उन्होंने कहा, 'विपक्षी नेता एडप्पादी पलानीस्वामी को अचानक कम्युनिस्टों से लगाव हो गया है। क्या पलानीस्वामी गुलामी की बात कर सकते हैं? कोई किसी का गुलाम नहीं होता।' स्टालिन ने कहा कि वे भी टीवी पर कम्युनिस्ट पार्टी के नेताओं की बहस देखते हैं और आधे डीएमके सदस्य भी कम्युनिस्ट सोच रखते हैं। उन्होंने कहा कि उनका नाम भी स्टालिन है। इसके बाद उन्होंने अमेरिका और भारत के संबंधों पर बात की। उन्होंने कहा कि अमेरिका ने भारत पर 50% आयात शुल्क लगाया है। उन्होंने कहा कि अमेरिकी राष्ट्रपति डोनाल्ड ट्रंप बार-बार दावा करते हैं कि उन्होंने भारत और पाकिस्तान के बीच संघर्ष को रोका था। जब विपक्षी दलों ने इस पर सवाल किए, तो प्रधानमंत्री ने कोई जवाब नहीं दिया। Chennai: On relations with Communist parties, Tamil Nadu Chief Minister MK Stalin says, "...This is not an election friendship, it is a friendship of principles, ideology, and ideals. Opposition leader Edappadi Palaniswami has suddenly developed an affection for the Communists.… pic.twitter.com/IroWxW9V2q — ANI (@ANI) August 12, 2025 Chennai: On relations with Communist parties, Tamil Nadu Chief Minister MK Stalin says, "...This is not an election friendship, it is a friendship of principles, ideology, and ideals. Opposition leader Edappadi Palaniswami has suddenly developed an affection for the Communists.… pic.twitter.com/IroWxW9V2q तमिलनाडु: पंबन ब्रिज पर तकनीकी खराबी के कारण रोकी गईं ट्रेनें पंबन न्यू रेलवे ब्रिज पर तकनीकी खराबी के कारण रामेश्वरम से आने वाली ट्रेनों को अक्का मठ पर रोक दिया गया है। इसके बाद, पंबन वर्टिकल सस्पेंशन ब्रिज को नीचे उतारा गया और उस पर ट्रेन का इंजन चलाकर परीक्षण किया गया। सामान्य सेवा बहाल करने के लिए काम जारी है। #WATCH | Tamil Nadu: Due to a technical glitch at the Pamban New Railway Bridge, trains from Rameswaram have been stopped at Akka Math. Following this, the Pamban Vertical Suspension Bridge was lowered, and a test run was conducted by running a train engine on it. Work is… pic.twitter.com/ffFycP5u5I — ANI (@ANI) August 12, 2025 #WATCH | Tamil Nadu: Due to a technical glitch at the Pamban New Railway Bridge, trains from Rameswaram have been stopped at Akka Math. Following this, the Pamban Vertical Suspension Bridge was lowered, and a test run was conducted by running a train engine on it. Work is… pic.twitter.com/ffFycP5u5I मंदसौर के दौरे पर पहुंची स्वास्थ्य मंत्रालय-डब्ल्यूएचओ की टीम केंद्रीय स्वास्थ्य मंत्रालय और विश्व स्वास्थ्य संगठन के प्रतिनिधियों की एक संयुक्त टीम ने मंगलवार को मध्य प्रदेश के मंदसौर जिले के मुल्तानपुरा गांव का दौरा किया, जहां गिलियन-बैरे सिंड्रोम (जीबीएस) के छह मामले सामने आए। जिलाधिकारी अदिति गर्ग ने बताया कि छह व्यक्तियों में जीबीएस की पुष्टि हुई है और उनमें से दो जिले के बाहर चिकित्सा उपचार ले रहे हैं। गर्ग ने बताया कि कुछ हफ्ते पहले जीबीएस के मामले सामने आए थे, जिसके बाद प्रशासन ने घर-घर जाकर सर्वेक्षण किया। एक अधिकारी ने बताया कि तीन मरीजों को ठीक होने के बाद छुट्टी दे दी गई है, जबकि बाकी का इंदौर, अहमदाबाद और भोपाल में इलाज चल रहा है। उन्होंने कहा कि स्वास्थ्य मंत्रालय और डब्ल्यूएचओ की संयुक्त टीम क्षेत्र में जीबीएस के मामलों की संख्या का पता लगाने की कोशिश कर रही है। कांग्रेस ने वोट चोरी के सबूतों के लिए लॉन्च किया पोर्टल कांग्रेस ने मंगलवार को वोट चोरी के सबूतों को लेकर एक पोर्टल लॉन्च किया है। राहुल ने लोगों से votechori.in/ecdemand पर पंजीकरण की अपील की। साथ ही कहा, कोई भी व्यक्ति इस लिंक पर क्लिक कर वोट चोरी का सबूत, आयोग की जवाबदेही की मांग और वोट चोरी की रिपोर्ट डाउनलोड कर सकता है। पार्टी 14 अगस्त की शाम को लोकतंत्र बचाओ मशाल मार्च निकालेगी। कांग्रेस अध्यक्ष मल्लिकार्जुन खरगे ने पार्टी पदाधिकारियों के साथ बैठक के बाद दावा किया कि जैसे-जैसे सबूत सामने आ रहे, ऐसा लग रहा कि यह चोरी नहीं, डकैती है। केरल में लावारिस कुत्तों ने 2.24 लाख लोगों को काटा, 15 की मौत केरल में अगस्त 2025 तक कुत्तों के काटने के 2,24,182 मामले आए हैं। इनकी वजह से 15 मौतें दर्ज हुई हैं। इन मौतों में से 11 आवारा कुत्तों और 4 घरेलू कुत्तों के कारण हुईं। केरल में लावारिस कुत्तों की बढ़ती आबादी गंभीर चिंता का विषय बनी है। 2019 की पशुगणना के अनुसार भारत में अनुमानित 15 करोड़ लावारिस कुत्ते हैं। 2022 के सर्वेक्षण में केरल में लावारिस कुत्तों की आबादी 2.9 लाख होने का अनुमान था। हालांकि, अधिकारियों का कहना है कि यह संख्या काफी बढ़ गई है। बिहार में 63,591 लोगों ने मतदाता सूची में सुधार को दिया आवेदन बिहार में चुनाव आयोग का एसआईआर के तहत मतदाता सूची में सुधार के लिए विशेष अभियान जारी है। इसमें मतदाता अपने नाम जोड़ने, हटाने या संशोधन के लिए दावा-आपत्ति दर्ज करा सकते हैं। आयोग के मुताबिक, 63591 लोगों ने आवेदन दिया है। 13,970 निर्वाचकों ने सीधे दावे और आपत्तियां दाखिल की हैं। एसआईआर का बिहार से दिल्ली तक विरोध जताने वाले राजनीतिक दलों ने अब तक आयोग के सामने औपचारिक आपत्ति दर्ज नहीं कराई है। आयोग ने स्पष्ट किया है कि अभियान के दौरान हर पात्र व्यक्ति अपना नाम मतदाता सूची में शामिल करा सकता है। किसी भी गलती पर आपत्ति दर्ज करा सकता है। दावा-आपत्ति दर्ज कराने की प्रक्रिया तय समय तक जारी रहेगी, जिसके बाद अंतिम सूची प्रकाशित की जाएगी। बैंक धोखाधड़ी मामले में छह जगह छापे सीबीआई ने कांचीपुरम स्थित पद्मादेवी शुगर्स लिमिटेड के 120 करोड़ रुपये के बैंक धोखाधड़ी मामले में मंगलवार को तमिलनाडु में छह जगहों पर छापे मारे। अधिकारियों ने मंगलवार को बताया कि केंद्रीय एजेंसी ने मद्रास हाईकोर्ट के निर्देश पर कार्रवाई करते हुए पद्मादेवी शुगर्स के खिलाफ प्राथमिकी दर्ज की। अपमानजनक टिप्पणी पर केंद्रीय मंत्री बंडी को नोटिस भारत राष्ट्र समिति (बीआरएस) के कार्यकारी अध्यक्ष केटी रामा राव ने केंद्रीय मंत्री बंडी संजय कुमार को कानूनी नोटिस भेजा है। अवैध फोन टैपिंग के मामले में राव के खिलाफ कथित रूप से अपमानजनक टिप्पणियां करने को लेकर यह नोटिस भेजा गया है। नोटिस में आरोप लगाया कि बंडी ने झूठे, अपमानजनक और बदनाम करने वाले बयान दिए, जिससे लगता है कि रामा राव ने ही फोन टैपिंग की हो। रहें हर खबर से अपडेट, डाउनलोड करें Android Hindi News apps, iOS Hindi News apps और Amarujala Hindi News apps अपने मोबाइल पे|Get all India News in Hindi related to live update of politics, sports, entertainment, technology and education etc. Stay updated with us for all breaking news from India News and more news in Hindi. Next Article Please wait... Please wait... Delete All Cookies Followed</w:t>
-      </w:r>
-    </w:p>
-    <w:p>
-      <w:pPr>
-        <w:pStyle w:val="Heading3"/>
-      </w:pPr>
-      <w:r>
-        <w:rPr/>
-        <w:t>Article 666</w:t>
-      </w:r>
-    </w:p>
-    <w:p>
-      <w:pPr>
-        <w:pStyle w:val="Normal"/>
-      </w:pPr>
-      <w:r>
-        <w:rPr/>
-        <w:t>Title: मांस बिक्री पर 15 अगस्त को प्रतिबंध: कल्याण में सुरक्षा कड़ी की गई</w:t>
-      </w:r>
-    </w:p>
-    <w:p>
-      <w:pPr>
-        <w:pStyle w:val="Normal"/>
-      </w:pPr>
-      <w:r>
-        <w:rPr/>
-        <w:t xml:space="preserve">URL: </w:t>
-      </w:r>
-      <w:r>
-        <w:t xml:space="preserve"> https://hindi.theprint.in/india/meat-sale-banned-on-aug-15-security-tightened-in-kalyan/855124/</w:t>
-      </w:r>
-    </w:p>
-    <w:p>
-      <w:pPr>
-        <w:pStyle w:val="Normal"/>
-      </w:pPr>
-      <w:r>
-        <w:rPr/>
-        <w:t>Content: ठाणे, 14 अगस्त (भाषा) महाराष्ट्र में कुछ राजनीतिक दलों और कसाई संघों ने स्वतंत्रता दिवस पर मांस की दुकानों और बूचड़खानों को बंद रखने के स्थानीय नगर निगम के आदेश के खिलाफ प्रदर्शन करने की चेतावनी दी है जिसके मद्देनजर कल्याण इलाके में सुरक्षा बढ़ा दी गई है। पुलिस ने बृहस्पतिवार को यह जानकारी दी। कल्याण-डोंबिवली (ठाणे जिले में), नागपुर, नासिक, मालेगांव और छत्रपति संभाजीनगर समेत महाराष्ट्र के विभिन्न नगर निगमों ने अपने-अपने अधिकार क्षेत्रों में बूचड़खानों और मांस की दुकानों को 15 अगस्त को बंद करने का निर्देश जारी किया है। इनमें से कुछ ने कहा है कि हिंदू और जैन त्योहारों के मद्देनजर ये दुकानें कुछ अन्य दिनों में भी बंद रहेंगी। महाराष्ट्र में लगभग आधा दर्जन नगर निकायों द्वारा स्वतंत्रता दिवस पर मांस की दुकानों और बूचड़खानों को बंद करने के आदेश के बाद सत्तारूढ़ सहयोगियों भारतीय जनता पार्टी (भाजपा) और राष्ट्रवादी कांग्रेस पार्टी (राकांपा) ने अलग-अलग सुर में बात की जबकि मुख्यमंत्री देवेंद्र फडणवीस ने बुधवार को कहा कि सरकार लोगों के भोजन विकल्पों पर नियंत्रण रखने में रुचि नहीं रखती। कल्याण में तृतीय जोन के पुलिस उपायुक्त अतुल झेंडे ने बताया कि कल्याण-डोंबिवली नगर निगम सीमा क्षेत्र में सुरक्षा बढ़ा दी गई है और किसी भी अप्रिय घटना से बचने के लिए स्थिति पर कड़ी नजर रखी जा रही है। उन्होंने कहा, ‘‘कुछ राजनीतिक दलों ने कल्याण डोंबिवली नगर निगम (केडीएमसी) के आसपास के इलाकों में मांस की दुकानें लगाने, मांस बेचने और सभाएं आयोजित करने समेत प्रदर्शन की चेतावनी दी है। जिन लोगों के ऐसी गतिविधियां करने की संभावना है उन्हें नोटिस जारी किए जाएंगे।’’ अधिकारी ने बताया कि पुलिस कानून-व्यवस्था बनाए रखने के लिए निषेधाज्ञा लागू करने पर भी विचार कर रही है। झेंडे ने कहा, ‘‘हमें अधिकतर प्रस्तावित प्रदर्शनों के बारे में सोशल मीडिया के माध्यम से पता चला। केवल कुछ ही राजनीतिक दलों ने औपचारिक अनुमति लेने के लिए हमसे संपर्क किया है।’’ केडीएमसी ने हाल में एक आदेश जारी किया था कि सभी बूचड़खाने और मांस की दुकानें 14 अगस्त की मध्यरात्रि से 15 अगस्त की मध्यरात्रि तक 24 घंटे के लिए बंद रहेंगी। विभिन्न पक्षों द्वारा इस आदेश की आलोचना किए जाने के बीच केडीएमसी आयुक्त अभिनव गोयल ने बुधवार को कहा कि मांस की बिक्री पर प्रतिबंध लगाया जाना कोई नयी बात नहीं है। उन्होंने कहा, ‘‘यह आदेश 1988 से लागू होता रहा है और हर साल जारी किया जाता है। कई अन्य नगर निकायों की भी ऐसी ही नीतियां हैं। यह प्रतिबंध केवल 15 अगस्त पर ही नहीं, बल्कि गांधी जयंती, महावीर जयंती, पर्यूषण, गणेश चतुर्थी और साधु वासवानी जयंती पर भी लागू होता है। यह निगम के स्वास्थ्य अधिकारी की एक रिपोर्ट पर आधारित है।’’ उपमुख्यमंत्री अजित पवार के नेतृत्व वाली राष्ट्रवादी कांग्रेस पार्टी (राकांपा) ने इस कदम पर सवाल उठाया है, जबकि सत्तारूढ़ सहयोगी भाजपा ने इसका बचाव करते हुए 1988 के राज्य सरकार के उस आदेश का हवाला दिया है, जिसमें इन निकायों को ऐसी पाबंदियां लगाने का अधिकार दिया गया है। विपक्षी दलों ने भी इस कदम की आलोचना की है। मुख्यमंत्री फडणवीस ने कहा कि राज्य सरकार लोगों के भोजन विकल्पों को विनियमित करने में रुचि नहीं रखती। उन्होंने स्वतंत्रता दिवस पर बूचड़खाने बंद करने के विवाद को अनावश्यक भी बताया। उपमुख्यमंत्री अजित पवार ने बूचड़खानों और मांस ब्रिकी करने वाली दुकानों को 15 अगस्त को बंद करने के कुछ स्थानीय निकायों के आदेश पर असंतोष व्यक्त करते हुए कहा कि इस तरह का प्रतिबंध लगाना गलत है। भाषा सिम्मी वैभव वैभव यह खबर ‘भाषा’ न्यूज़ एजेंसी से ‘ऑटो-फीड’ द्वारा ली गई है. इसके कंटेंट के लिए दिप्रिंट जिम्मेदार नहीं है. प्रिंट का विश्वास, डिजिटल की रफ़्तार हमें संपर्क करें: feedback@theprint.in Copyright © 2025 Printline Media Pvt. Ltd. All rights reserved.</w:t>
-      </w:r>
-    </w:p>
-    <w:p>
-      <w:pPr>
-        <w:pStyle w:val="Heading3"/>
-      </w:pPr>
-      <w:r>
-        <w:rPr/>
-        <w:t>Article 667</w:t>
-      </w:r>
-    </w:p>
-    <w:p>
-      <w:pPr>
-        <w:pStyle w:val="Normal"/>
-      </w:pPr>
-      <w:r>
-        <w:rPr/>
-        <w:t>Title: Dahi Handi: मुंबई-ठाणे में इन जगहों पर लगेगी सबसे ऊंची दही हांडी, 25 लाख तक का इनाम, मालामाल होंगे गोविंदा</w:t>
-      </w:r>
-    </w:p>
-    <w:p>
-      <w:pPr>
-        <w:pStyle w:val="Normal"/>
-      </w:pPr>
-      <w:r>
-        <w:rPr/>
-        <w:t xml:space="preserve">URL: </w:t>
-      </w:r>
-      <w:r>
-        <w:t xml:space="preserve"> https://www.patrika.com/mumbai-news/dahi-handi-festival-2025-mumbai-thane-famous-biggest-dahi-handi-ghatkopar-ram-kadam-worli-jambori-maidan-panchpakahadi-19866714</w:t>
-      </w:r>
-    </w:p>
-    <w:p>
-      <w:pPr>
-        <w:pStyle w:val="Normal"/>
-      </w:pPr>
-      <w:r>
-        <w:rPr/>
-        <w:t>Content: ताजा खबरें राज्य मौसम बिहार चुनाव 2025 कुलिश जन्मशती वर्ष पत्रिका स्पेशल राष्ट्रीय मनोरंजन ज्योतिष स्वास्थ्य खेल धर्म राजनीति विश्व OTT शिक्षा ओपिनियन ऑटो टेक गैजेट लाइफस्टाइल ब्यूटी महिला बिजनेस क्राइम जॉब्स ई-पेपर मेरी खबर शॉर्ट्स ई-पेपर मुंबई • Dinesh Dubey • Aug 15, 2025 Dahi Handi 2025 In Mumbai, Thane: मुंबई, ठाणे समेत देश के कई हिस्सों में शनिवार 16 अगस्त को दही-हांडी उत्सव (Mumbai Dahi Handi Celebration) बड़े धूमधाम से मनाया जाएगा। भाद्रपद में श्रीकृष्ण जन्माष्टमी के अगले दिन यानी नवमी को यह पर्व पारंपरिक रूप से मनाया जाता है। इस दिन दही से भरी हांडी को रस्सी के सहारे ऊंचाई पर बांधा जाता है, जिसे तोड़ने के लिए ‘गोविंदाओं’ की टोली मानव पिरामिड बनाकर जोर-आजमाइश करते हैं। उत्सव के दौरान मुंबई में सुरक्षा और कानून-व्यवस्था बनाए रखने के लिए कड़े इंतजाम किए गए हैं और शहर भर में बड़ी संख्या में पुलिसकर्मियों की तैनाती की गई है। मुंबई और ठाणे में भगवान श्री कृष्ण की बाल लीला से प्रेरित दही हांडी उत्सव की बड़ी धूम है। दिन निकलने के साथ ही गली मोहल्लों में ‘गोविंदा आला रे आला’ की गूंज सुनाई देने लगेगी। गोविदाओं की टोली दही हांडी यानि मटकी फोड़ने के लिए विभिन्न जगहों पर जाएगी। दही हांडी उत्सव में हर साल की तरह इस बार भी राजनीतिक दलों के नेता बढ़ चढ़कर हिस्सा ले रहे हैं। बीजेपी, शिवसेना, शिवसेना उबाठा, महाराष्ट्र नवनिर्माण सेना (मनसे) समेत अन्य दलों के नेताओं व संगठनों ने जन्माष्टमी के मौके पर मुंबई, ठाणे में लाखों के इनाम वाले ‘दही हांडी’ कार्यक्रम आयोजित किए है। यह इनाम मानव पिरामिड (थर) की उंचाई के आधार पर दिए जाएंगे। ये भी पढ़ें 1) ठाणे – संस्कृति प्रतिष्ठान आयोजक- मंत्री प्रताप सरनाईक स्थान – ठाणे महानगर पालिका स्कूल ग्राउंड, वर्तक नगर, ठाणे ‘संस्कृतिची हंडी’ में 25 लाख के इनाम की घोषणा की गई है। इस साल भी पहले नौ थर लगाने वाली गोविंदा टोली को 11 लाख का पुरस्कार दिया जाएगा। 2) ठाणे- मनसे दही हांडी उत्सव आयोजक – MNS नेता अविनाश जाधव स्थान – भगवती मैदान, नौपाडा, ठाणे 3) ठाणे – दिघे साहेबांची हंडी (शिवसेना) मानाची हांडी मार्गदर्शक – मुख्यमंत्री एकनाथ शिंदे स्थान- टेंभी नाका, ठाणे 4) राम कदम दही हांडी मुंबई के घाटकोपर में बीजेपी नेता राम कदम (Ram Kadam) ने एक बार फिर भारत की सबसे बड़ी दही हांडी लगाने का दावा किया है। हालांकि इसके इनाम की राशि का खुलासा नहीं हुआ है। स्थान- घाटकोपर में श्रेयस सिग्नल के पास 5) मुंबई के वर्ली में जांबोरी मैदान में बीजेपी नेता के परिवर्तन इंडिया फाउंडेशन की तरफ से परिवर्तन दहीहंडी महोत्सव 2025 में लाखों रुपयों का इनाम रखा गया हैं। इसमें सीएम देवेंद्र फडणवीस समेत कई बड़े नेता और अभिनेता शिरकत करने वाले है। 6) साई जलाराम प्रतिष्ठान की दही हांडी ठाणे नगर निगम के पूर्व विपक्षी नेता देवराम भोईर के मार्गदर्शन में बालकूम जकात नाका स्थित साईं जलाराम प्रतिष्ठान द्वारा आयोजित दही हांडी उत्सव में लाखों के पुरस्कार दिए जाएंगे। 7) बांद्रा में शिवसेना उद्धव गुट के नेता अनिल परब भी बड़ी दही हांडी कार्यक्रम का आयोजन कर रहे है। जिसका नाम ‘बांद्रा की मानाची हंडी’ है, जो मुंबई उपनगरीय जिला अधिकारी कार्यालय के पास, डॉ. बाबासाहेब आंबेडकर उद्यान के सामने, बांद्रा (पूर्व) में दोपहर 4 बजे से शुरू होगी। 8) विक्रोली मनसे और शिवसेना भी लाखों रुपये के इनाम वाली दही हांडी का आयोजन करेगी। 9) बोरीवली में मागाठाणे में शिवसेना नेता प्रकाश सुर्वे की दही हांडी में लाखों रुपये का इनाम दिया जाएगा, इसमें उपमुख्यमंत्री एकनाथ शिंदे समेत कई बड़े नेता व मशहूर हस्तियों की एंट्री देखने को मिलेगी। 10) वर्ली में हनुमान मैदान, वीर जिजामातानगर में शिवसेना उद्धव गुट की दही हांडी उत्सव आयोजित होगी। गौरतलब हो कि दही हांडी उत्सव में दही से भरी मटकी हवा में लटक रही होती है और गोविंदाओं की टोली मानव पिरामिड बनाकर उसे तोड़ते है। मटकी (दही से भरे मिट्टी के बर्तन) फोड़ने आये लोगों को ‘गोविंदा’ कहा जाता है। बीएमसी ने एहतियातन अपने सभी प्रमुख अस्पतालों में गोविदाओं के लिए बेड अरक्षित रखे हैं। घायल गोविदाओं का इलाज मुफ्त में किया जाएगा। मुंबई में यह उत्सव खासा लोकप्रिय है और हजारों गोविंदा पथक (Govinda Pathak) इसमें भाग लेते हैं। राज्य सरकार ने सुरक्षा को ध्यान में रखते हुए गोविंदा पथकों के लिए बीमा योजना की घोषणा भी की है। लेकिन उत्सव के आगाज से पहले ही इस हादसे ने शोक का माहौल पैदा कर दिया है। महाराष्ट्र सरकार ने दही हांडी उत्सव में भाग लेने वाले 1.5 लाख ‘गोविंदाओं’ के लिए विशेष बीमा योजना लागू की है। इसके तहत दही हांडी प्रदर्शन के दौरान मृत्यु की स्थिति में 10 लाख रुपये का मुआवजा दिया जाएगा। बीमा खर्च राज्य सरकार वहन करेगी। इस बीमा कवर में छह श्रेणियों की दुर्घटनाएं शामिल हैं। मृत्यु या पूरी तरह स्थायी दिव्यांगता (जैसे दोनों आंखों या दो अंगों का नुकसान) पर 10 लाख रुपये मिलेंगे। एक आंख, एक हाथ या एक पैर खोने पर 5 लाख रुपये का मुआवजा मिलेगा, जबकि चोट लगने पर एक लाख रुपये तक का चिकित्सा खर्च वहन किया जाएगा। खबर शेयर करें: Published on: 15 Aug 2025 09:07 pm DOWNLOAD ON Play Store DOWNLOAD ON App Store Trending Topics Asia Cup 2025 PM Modi Bihar Elections 2025 Top Categories राष्ट्रीय मनोरंजन स्वास्थ्य राजस्थान मध्य प्रदेश Legal Grievance Policy This website follows the DNPA’s code of conduct Statutory provisions on reporting (sexual offenses) Privacy Policy About Us Code of Conduct RSS Copyright © 2025 Patrika Group. All Rights Reserved.</w:t>
-      </w:r>
-    </w:p>
-    <w:p>
-      <w:pPr>
-        <w:pStyle w:val="Heading3"/>
-      </w:pPr>
-      <w:r>
-        <w:rPr/>
-        <w:t>Article 668</w:t>
-      </w:r>
-    </w:p>
-    <w:p>
-      <w:pPr>
-        <w:pStyle w:val="Normal"/>
-      </w:pPr>
-      <w:r>
-        <w:rPr/>
-        <w:t>Title: मुंबई में भाजपा नेताओं की ओर से आयोजित दही हांडी आयोजन : निगम चुनाव, ऑपरेशन सिंदूर हैं विषय</w:t>
-      </w:r>
-    </w:p>
-    <w:p>
-      <w:pPr>
-        <w:pStyle w:val="Normal"/>
-      </w:pPr>
-      <w:r>
-        <w:rPr/>
-        <w:t xml:space="preserve">URL: </w:t>
-      </w:r>
-      <w:r>
-        <w:t xml:space="preserve"> https://hindi.theprint.in/india/dahi-handi-event-organized-by-bjp-leaders-in-mumbai-municipal-elections-operation-sindoor-are-the-topics/856127/</w:t>
-      </w:r>
-    </w:p>
-    <w:p>
-      <w:pPr>
-        <w:pStyle w:val="Normal"/>
-      </w:pPr>
-      <w:r>
-        <w:rPr/>
-        <w:t>Content: मुंबई, 16 अगस्त (भाषा) महाराष्ट्र में शनिवार को मुंबई और उसके आसपास के क्षेत्रों में दही हांडी उत्सव के साथ आगामी नगर निकाय चुनाव के लिए राजनीतिक संदेश देने का प्रयास किया गया जिसके तहत भाजपा नेताओं ने सांस्कृतिक कार्यक्रमों के साथ बड़े धूमधाम से जन्माष्टमी समारोह का आयोजन किया। रंग-बिरंगे परिधानों से सुसज्जित गोविंदाओं की टोलियों ने दही और मिठाइयों से भरी हांडी को जमीन से काफी ऊपर फोड़ने के लिए मानव पिरामिड बनाया । इसे देखने के लिए हजारों लोग एकत्र हुए। भाजपा ने बृहन्मुंबई महानगरपालिका समेत आगामी नगर निकायों के चुनाव में जीत को प्रतिष्ठा का प्रश्न बना लिया है। मुंबई और महानगरीय क्षेत्र में, भाजपा शिवसेना (उबाठा) के गढ़ में सेंध लगाने के लिए पारंपरिक मराठी वोटों पर नज़र गड़ाए हुए है। वर्ली में, मुख्यमंत्री देवेंद्र फडणवीस ने जंबोरी मैदान में मुंबई भाजपा इकाई द्वारा ‘परिवर्तन दही हांडी 2025’ ध्येयवाक्य पर आयोजित एक भव्य दही हांडी कार्यक्रम का उद्घाटन किया। भाजपा की मुंबई इकाई के प्रमुख आशीष शेलार के नेतृत्व में आयोजित इस कार्यक्रम में भारी भीड़ और शीर्ष गोविंदा टीमों ने भाग लिया। शेलार ने कहा, ‘‘इस साल की दही हांडी मुंबई के लिए एक नए युग की शुरुआत करेगी।’’ शहर भर में कई ‘दही हांडी’ कार्यक्रमों में शामिल हुए मुख्यमंत्री देवेंद्र फडणवीस ने शिवसेना (उबाठा) पर परोक्ष रूप से कटाक्ष किया और कहा कि मुंबई समेत आगामी स्थानीय निकाय चुनावों में सत्तारूढ़ गठबंधन की जीत निश्चित है। उन्होंने कहा, ‘‘बृहन्मुम्बई महानगरपालिका में बदलाव निश्चित है। हमने नगरपालिका को लूटने वालों के पापों की हांडी फोड़ दी है और विकास की हांडी शुरू कर दी है।’’ मुख्यमंत्री ने उद्धव ठाकरे के नेतृत्व वाली पार्टी पर निशाना साधते हुए ऐसा कहा, जिसने अपने अविभाजित अवतार में 1997 से 2022 तक बृहन्मुम्बई महानगरपालिका पर शासन किया था। उपनगरीय घाटकोपर में, भाजपा विधायक राम कदम ने ऑपरेशन सिंदूर विषय पर दही हांडी का आयोजन किया। कुर्ला क्षेत्र में भी एक और उत्साहपूर्ण उत्सव देखा गया, जहां स्थानीय भाजपा नेताओं ने कुर्ला व्यापारी संघ के साथ मिलकर एक भव्य दही हांडी उत्सव का आयोजन किया। भाषा राजकुमार माधव माधव यह खबर ‘भाषा’ न्यूज़ एजेंसी से ‘ऑटो-फीड’ द्वारा ली गई है. इसके कंटेंट के लिए दिप्रिंट जिम्मेदार नहीं है. प्रिंट का विश्वास, डिजिटल की रफ़्तार हमें संपर्क करें: feedback@theprint.in Copyright © 2025 Printline Media Pvt. Ltd. All rights reserved.</w:t>
-      </w:r>
-    </w:p>
-    <w:p>
-      <w:pPr>
-        <w:pStyle w:val="Heading3"/>
-      </w:pPr>
-      <w:r>
-        <w:rPr/>
-        <w:t>Article 669</w:t>
-      </w:r>
-    </w:p>
-    <w:p>
-      <w:pPr>
-        <w:pStyle w:val="Normal"/>
-      </w:pPr>
-      <w:r>
-        <w:rPr/>
-        <w:t>Title: Maharashtra News Live: Weather Update: एक क्लिक में पढ़े महाराष्ट्र की दिन भर की बड़ी खबरें…</w:t>
-      </w:r>
-    </w:p>
-    <w:p>
-      <w:pPr>
-        <w:pStyle w:val="Normal"/>
-      </w:pPr>
-      <w:r>
-        <w:rPr/>
-        <w:t xml:space="preserve">URL: </w:t>
-      </w:r>
-      <w:r>
-        <w:t xml:space="preserve"> https://navbharatlive.com/maharashtra/latest-live-updates-maharashtra-politics-crime-nagpur-news-mumbai-pune-16-august-1318861.html</w:t>
-      </w:r>
-    </w:p>
-    <w:p>
-      <w:pPr>
-        <w:pStyle w:val="Normal"/>
-      </w:pPr>
-      <w:r>
-        <w:rPr/>
-        <w:t>Content: महाराष्ट्र लाइव ब्लॉग (डिजाइन फोटो) Maharashtra Breaking News LIVE Updates: मौसम विभाग ने देश के कई राज्यों में भारी बारिश की चेतावनी जारी की है। बंगाल की खाड़ी में कम दबाव का क्षेत्र बनने के कारण अगले सात दिनों तक देशभर में भारी बारिश होने की संभावना है। तेज़ हवाओं के साथ बारिश का अनुमान लगाया गया है। ऐसे में नागरिकों से सतर्क रहने की अपील की गई है। मौसम विभाग की ओर से जारी चेतावनी के अनुसार, अगले सात दिनों तक गोवा, महाराष्ट्र और गुजरात में भारी बारिश की संभावना है। वहीं, बिहार में 20 से 22 अगस्त के बीच भारी बारिश की चेतावनी जारी की गई है। 16 Aug 2025 10:01 PM (IST) 16 Aug 2025 10:01 PM (IST) भंडारा में दुर्घटना में बच्चे की मौत, पिता गंभीर रूप से घायल एक तेज़ रफ़्तार ट्रैक्टर ने बाप बेटे का के दोपहिया वाहन को टक्कर मार दी, जो एक रिश्तेदार के अंतिम संस्कार में जा रहे थे। इस हादसे में बेटे की मौके पर ही मौत हो गई, जबकि पिता गंभीर रूप से घायल हो गए। यह घटना भंडारा के लाखांदूर तालुका के विरली में हुई। मृतक का नाम शंकर बावनकुले (29) है। जबकि गंभीर रूप से घायल पिता का नाम मुखरन बावनकुले (60) है। लाखांदूर तालुका के इटान से बापलेका भेंडाला गांव जा रहे थे जब यह दुर्घटना हुई। लाखांदूर पुलिस ने चालक सहित ट्रैक्टर को हिरासत में ले लिया है और आगे की जांच जारी है। एक तेज़ रफ़्तार ट्रैक्टर ने बाप बेटे का के दोपहिया वाहन को टक्कर मार दी, जो एक रिश्तेदार के अंतिम संस्कार में जा रहे थे। इस हादसे में बेटे की मौके पर ही मौत हो गई, जबकि पिता गंभीर रूप से घायल हो गए। यह घटना भंडारा के लाखांदूर तालुका के विरली में हुई। मृतक का नाम शंकर बावनकुले (29) है। जबकि गंभीर रूप से घायल पिता का नाम मुखरन बावनकुले (60) है। लाखांदूर तालुका के इटान से बापलेका भेंडाला गांव जा रहे थे जब यह दुर्घटना हुई। लाखांदूर पुलिस ने चालक सहित ट्रैक्टर को हिरासत में ले लिया है और आगे की जांच जारी है। एक तेज़ रफ़्तार ट्रैक्टर ने बाप बेटे का के दोपहिया वाहन को टक्कर मार दी, जो एक रिश्तेदार के अंतिम संस्कार में जा रहे थे। इस हादसे में बेटे की मौके पर ही मौत हो गई, जबकि पिता गंभीर रूप से घायल हो गए। यह घटना भंडारा के लाखांदूर तालुका के विरली में हुई। मृतक का नाम शंकर बावनकुले (29) है। जबकि गंभीर रूप से घायल पिता का नाम मुखरन बावनकुले (60) है। लाखांदूर तालुका के इटान से बापलेका भेंडाला गांव जा रहे थे जब यह दुर्घटना हुई। लाखांदूर पुलिस ने चालक सहित ट्रैक्टर को हिरासत में ले लिया है और आगे की जांच जारी है। 16 Aug 2025 10:00 PM (IST) 16 Aug 2025 10:00 PM (IST) चंद्रपुर में नदी में डूबने से 2 लोगों की मौत मानसून पर्यटन का आनंद लेते हुए या नदी के पानी में तैरते हुए युवा बहुत साहस दिखा रहे हैं। चंद्रपुर में, दसवीं कक्षा के छात्रों को ऐसी ही एक चुनौती का सामना करना पड़ा। एक दुर्भाग्यपूर्ण घटना में, नदी में तैरने गए दो बच्चे नदी में डूब गए। यह घटना जिले के सिंदेवाही तालुका के टेकरी में हुई। यवतमाल में भी भारी बारिश के कारण 17 गांवों का संपर्क टूट गया है। मानसून पर्यटन का आनंद लेते हुए या नदी के पानी में तैरते हुए युवा बहुत साहस दिखा रहे हैं। चंद्रपुर में, दसवीं कक्षा के छात्रों को ऐसी ही एक चुनौती का सामना करना पड़ा। एक दुर्भाग्यपूर्ण घटना में, नदी में तैरने गए दो बच्चे नदी में डूब गए। यह घटना जिले के सिंदेवाही तालुका के टेकरी में हुई। यवतमाल में भी भारी बारिश के कारण 17 गांवों का संपर्क टूट गया है। मानसून पर्यटन का आनंद लेते हुए या नदी के पानी में तैरते हुए युवा बहुत साहस दिखा रहे हैं। चंद्रपुर में, दसवीं कक्षा के छात्रों को ऐसी ही एक चुनौती का सामना करना पड़ा। एक दुर्भाग्यपूर्ण घटना में, नदी में तैरने गए दो बच्चे नदी में डूब गए। यह घटना जिले के सिंदेवाही तालुका के टेकरी में हुई। यवतमाल में भी भारी बारिश के कारण 17 गांवों का संपर्क टूट गया है। 16 Aug 2025 09:28 PM (IST) 16 Aug 2025 09:28 PM (IST) शिरडी में पिता और 4 बच्चों के शव बरामद शिरडी में बचाव दल ने एक कुएं से एक पिता और उसके चार बच्चों सहित पांच शवों को सफलतापूर्वक बरामद किया। Shirdi, Maharashtra: The rescue team successfully recovered five bodies, including a father and his four children, from a well pic.twitter.com/9rohjU4pU6 — IANS (@ians_india) August 16, 2025 शिरडी में बचाव दल ने एक कुएं से एक पिता और उसके चार बच्चों सहित पांच शवों को सफलतापूर्वक बरामद किया। Shirdi, Maharashtra: The rescue team successfully recovered five bodies, including a father and his four children, from a well pic.twitter.com/9rohjU4pU6 — IANS (@ians_india) August 16, 2025 शिरडी में बचाव दल ने एक कुएं से एक पिता और उसके चार बच्चों सहित पांच शवों को सफलतापूर्वक बरामद किया। Shirdi, Maharashtra: The rescue team successfully recovered five bodies, including a father and his four children, from a well pic.twitter.com/9rohjU4pU6 — IANS (@ians_india) August 16, 2025 16 Aug 2025 09:24 PM (IST) 16 Aug 2025 09:24 PM (IST) फडणवीस ने कृष्णजन्माष्टमी के अवसर पर दही हांडी उत्सव में भाग लिया महाराष्ट्र के मुख्यमंत्री देवेंद्र फडणवीस ने कृष्णजन्माष्टमी के अवसर पर दही हांडी उत्सव में भाग लिया। #WATCH Mumbai: Maharashtra Chief Minister Devendra Fadnavis participates in the Dahi Handi festival on the occasion of #KrishnaJanmashtami pic.twitter.com/MvrrB7Sxh7 — ANI (@ANI) August 16, 2025 महाराष्ट्र के मुख्यमंत्री देवेंद्र फडणवीस ने कृष्णजन्माष्टमी के अवसर पर दही हांडी उत्सव में भाग लिया। #WATCH Mumbai: Maharashtra Chief Minister Devendra Fadnavis participates in the Dahi Handi festival on the occasion of #KrishnaJanmashtami pic.twitter.com/MvrrB7Sxh7 — ANI (@ANI) August 16, 2025 महाराष्ट्र के मुख्यमंत्री देवेंद्र फडणवीस ने कृष्णजन्माष्टमी के अवसर पर दही हांडी उत्सव में भाग लिया। #WATCH Mumbai: Maharashtra Chief Minister Devendra Fadnavis participates in the Dahi Handi festival on the occasion of #KrishnaJanmashtami pic.twitter.com/MvrrB7Sxh7 — ANI (@ANI) August 16, 2025 16 Aug 2025 08:41 PM (IST) 16 Aug 2025 08:41 PM (IST) आदित्य ठाकरे कृष्णजन्माष्टमी के अवसर पर दही हांडी उत्सव में शामिल हुए शिवसेना (यूबीटी) विधायक आदित्य ठाकरे कृष्णजन्माष्टमी के अवसर पर दही हांडी उत्सव में शामिल हुए। उन्होंने कहा, "खासकर महाराष्ट्र और मुंबई में, दही हांडी सबसे अच्छे त्योहारों में से एक है। यह सभी के लिए जश्न मनाने का त्योहार है।" #WATCH Mumbai: Shiv Sena (UBT) MLA Aaditya Thackeray participates in the Dahi Handi festival on the occasion of #KrishnaJanmashtami He says, "Especially in Maharashtra and in Mumbai, Dahi Handi is one of the best festivals. This is a festival for everyone to celebrate." pic.twitter.com/D9YdAV8zlF — ANI (@ANI) August 16, 2025 शिवसेना (यूबीटी) विधायक आदित्य ठाकरे कृष्णजन्माष्टमी के अवसर पर दही हांडी उत्सव में शामिल हुए। उन्होंने कहा, "खासकर महाराष्ट्र और मुंबई में, दही हांडी सबसे अच्छे त्योहारों में से एक है। यह सभी के लिए जश्न मनाने का त्योहार है।" #WATCH Mumbai: Shiv Sena (UBT) MLA Aaditya Thackeray participates in the Dahi Handi festival on the occasion of #KrishnaJanmashtami He says, "Especially in Maharashtra and in Mumbai, Dahi Handi is one of the best festivals. This is a festival for everyone to celebrate." pic.twitter.com/D9YdAV8zlF — ANI (@ANI) August 16, 2025 शिवसेना (यूबीटी) विधायक आदित्य ठाकरे कृष्णजन्माष्टमी के अवसर पर दही हांडी उत्सव में शामिल हुए। उन्होंने कहा, "खासकर महाराष्ट्र और मुंबई में, दही हांडी सबसे अच्छे त्योहारों में से एक है। यह सभी के लिए जश्न मनाने का त्योहार है।" #WATCH Mumbai: Shiv Sena (UBT) MLA Aaditya Thackeray participates in the Dahi Handi festival on the occasion of #KrishnaJanmashtami He says, "Especially in Maharashtra and in Mumbai, Dahi Handi is one of the best festivals. This is a festival for everyone to celebrate." pic.twitter.com/D9YdAV8zlF — ANI (@ANI) August 16, 2025 16 Aug 2025 08:40 PM (IST) 16 Aug 2025 08:40 PM (IST) मतदाता सूची में कोई गड़बड़ी नहीं हुई है: शाइना एनसी शिवसेना नेता शाइना एनसी ने कहा, "विपक्ष बार-बार कह रहा है कि मतदाता सूची में गड़बड़ी हुई है... सच्चाई यह है कि चुनाव आयोग ने स्पष्ट किया है कि मतदाता सूची में कोई गड़बड़ी नहीं हुई है..." #WATCH | Mumbai: Shiv Sena leader Shaina NC says, "The opposition is repeatedly saying that there was manipulation in the voter list... The truth is that the Election Commission has clarified that there was no rigging in the voter list..." pic.twitter.com/Whmv7VYbF9 — ANI (@ANI) August 16, 2025 शिवसेना नेता शाइना एनसी ने कहा, "विपक्ष बार-बार कह रहा है कि मतदाता सूची में गड़बड़ी हुई है... सच्चाई यह है कि चुनाव आयोग ने स्पष्ट किया है कि मतदाता सूची में कोई गड़बड़ी नहीं हुई है..." #WATCH | Mumbai: Shiv Sena leader Shaina NC says, "The opposition is repeatedly saying that there was manipulation in the voter list... The truth is that the Election Commission has clarified that there was no rigging in the voter list..." pic.twitter.com/Whmv7VYbF9 — ANI (@ANI) August 16, 2025 शिवसेना नेता शाइना एनसी ने कहा, "विपक्ष बार-बार कह रहा है कि मतदाता सूची में गड़बड़ी हुई है... सच्चाई यह है कि चुनाव आयोग ने स्पष्ट किया है कि मतदाता सूची में कोई गड़बड़ी नहीं हुई है..." #WATCH | Mumbai: Shiv Sena leader Shaina NC says, "The opposition is repeatedly saying that there was manipulation in the voter list... The truth is that the Election Commission has clarified that there was no rigging in the voter list..." pic.twitter.com/Whmv7VYbF9 — ANI (@ANI) August 16, 2025 16 Aug 2025 07:51 PM (IST) 16 Aug 2025 07:51 PM (IST) महिलाओं के दही हांडी समूह को मंत्री गोयल ने की ट्रॉफी प्रदान मुंबई में जन्माष्टमी समारोह के दौरान दही हांडी फोड़ती महिलाओं का एक समूह। केंद्रीय मंत्री पीयूष गोयल उन्हें ट्रॉफी प्रदान करते हुए। #WATCH | Maharashtra | A group of women break the Dahi Handi during Janmashtami celebrations in Mumbai. Union Minister Piyush Goyal presents them a trophy. pic.twitter.com/fcKv9gLkgZ — ANI (@ANI) August 16, 2025 मुंबई में जन्माष्टमी समारोह के दौरान दही हांडी फोड़ती महिलाओं का एक समूह। केंद्रीय मंत्री पीयूष गोयल उन्हें ट्रॉफी प्रदान करते हुए। #WATCH | Maharashtra | A group of women break the Dahi Handi during Janmashtami celebrations in Mumbai. Union Minister Piyush Goyal presents them a trophy. pic.twitter.com/fcKv9gLkgZ — ANI (@ANI) August 16, 2025 मुंबई में जन्माष्टमी समारोह के दौरान दही हांडी फोड़ती महिलाओं का एक समूह। केंद्रीय मंत्री पीयूष गोयल उन्हें ट्रॉफी प्रदान करते हुए। #WATCH | Maharashtra | A group of women break the Dahi Handi during Janmashtami celebrations in Mumbai. Union Minister Piyush Goyal presents them a trophy. pic.twitter.com/fcKv9gLkgZ — ANI (@ANI) August 16, 2025 16 Aug 2025 07:47 PM (IST) 16 Aug 2025 07:47 PM (IST) पुणे ऑपरेशन सिंदूर' बैनर तले दही हांडी समारोह 'ऑपरेशन सिंदूर' की सफलता के लिए सशस्त्र बलों की बहादुरी का सम्मान करने के लिए, पुनीत बालन ग्रुप द्वारा आयोजित दही हांडी समारोह में गोविंदा मंडली ने विशाल 'ऑपरेशन सिंदूर' बैनर के साथ पहुंचकर माहौल को रोमांचित कर दिया। #WATCH | Pune | To honour the bravery of the Armed Forces for the success of 'Operation Sindoor', a Govinda troupe electrified the atmosphere as they arrived with a huge 'Operation Sindoor' banner at the Dahi Handi celebrations organised by Punit Balan Group. pic.twitter.com/8dU1eZV2gx — ANI (@ANI) August 16, 2025 'ऑपरेशन सिंदूर' की सफलता के लिए सशस्त्र बलों की बहादुरी का सम्मान करने के लिए, पुनीत बालन ग्रुप द्वारा आयोजित दही हांडी समारोह में गोविंदा मंडली ने विशाल 'ऑपरेशन सिंदूर' बैनर के साथ पहुंचकर माहौल को रोमांचित कर दिया। #WATCH | Pune | To honour the bravery of the Armed Forces for the success of 'Operation Sindoor', a Govinda troupe electrified the atmosphere as they arrived with a huge 'Operation Sindoor' banner at the Dahi Handi celebrations organised by Punit Balan Group. pic.twitter.com/8dU1eZV2gx — ANI (@ANI) August 16, 2025 'ऑपरेशन सिंदूर' की सफलता के लिए सशस्त्र बलों की बहादुरी का सम्मान करने के लिए, पुनीत बालन ग्रुप द्वारा आयोजित दही हांडी समारोह में गोविंदा मंडली ने विशाल 'ऑपरेशन सिंदूर' बैनर के साथ पहुंचकर माहौल को रोमांचित कर दिया। #WATCH | Pune | To honour the bravery of the Armed Forces for the success of 'Operation Sindoor', a Govinda troupe electrified the atmosphere as they arrived with a huge 'Operation Sindoor' banner at the Dahi Handi celebrations organised by Punit Balan Group. pic.twitter.com/8dU1eZV2gx — ANI (@ANI) August 16, 2025 16 Aug 2025 07:45 PM (IST) 16 Aug 2025 07:45 PM (IST) शिंदे, अभिनेता गोविंदा दही हांडी उत्सव में शामिल हुए उपमुख्यमंत्री एकनाथ शिंदे, अभिनेता और शिवसेना नेता गोविंदा, कृष्ण जन्माष्टमी 2025 के अवसर पर दही हांडी उत्सव में शामिल हुए। #WATCH | Thane, Maharashtra: Deputy Chief Minister Eknath Shinde, actor and Shiv Sena leader Govinda, participated in the Dahi Handi festival on the occasion of Krishna Janmashtami 2025 (Source: Eknath Shinde's social media handle) pic.twitter.com/Qod49B7kmh — ANI (@ANI) August 16, 2025 उपमुख्यमंत्री एकनाथ शिंदे, अभिनेता और शिवसेना नेता गोविंदा, कृष्ण जन्माष्टमी 2025 के अवसर पर दही हांडी उत्सव में शामिल हुए। #WATCH | Thane, Maharashtra: Deputy Chief Minister Eknath Shinde, actor and Shiv Sena leader Govinda, participated in the Dahi Handi festival on the occasion of Krishna Janmashtami 2025 (Source: Eknath Shinde's social media handle) pic.twitter.com/Qod49B7kmh — ANI (@ANI) August 16, 2025 उपमुख्यमंत्री एकनाथ शिंदे, अभिनेता और शिवसेना नेता गोविंदा, कृष्ण जन्माष्टमी 2025 के अवसर पर दही हांडी उत्सव में शामिल हुए। #WATCH | Thane, Maharashtra: Deputy Chief Minister Eknath Shinde, actor and Shiv Sena leader Govinda, participated in the Dahi Handi festival on the occasion of Krishna Janmashtami 2025 (Source: Eknath Shinde's social media handle) pic.twitter.com/Qod49B7kmh — ANI (@ANI) August 16, 2025 16 Aug 2025 06:54 PM (IST) 16 Aug 2025 06:54 PM (IST) जया प्रदा ने जन्माष्टमी के अवसर पर दी बधाई बॉलीवुड अभिनेत्री जया प्रदा ने कहा, "...मैं जन्माष्टमी के अवसर पर बधाई और शुभकामनाएं देती हूं..." Mumbai, Maharashtra: Bollywood actress Jaya Prada says, "...I extend my greetings and best wishes on the occasion of Janmashtami..." pic.twitter.com/vXA7qmawV7 — IANS (@ians_india) August 16, 2025 बॉलीवुड अभिनेत्री जया प्रदा ने कहा, "...मैं जन्माष्टमी के अवसर पर बधाई और शुभकामनाएं देती हूं..." Mumbai, Maharashtra: Bollywood actress Jaya Prada says, "...I extend my greetings and best wishes on the occasion of Janmashtami..." pic.twitter.com/vXA7qmawV7 — IANS (@ians_india) August 16, 2025 बॉलीवुड अभिनेत्री जया प्रदा ने कहा, "...मैं जन्माष्टमी के अवसर पर बधाई और शुभकामनाएं देती हूं..." Mumbai, Maharashtra: Bollywood actress Jaya Prada says, "...I extend my greetings and best wishes on the occasion of Janmashtami..." pic.twitter.com/vXA7qmawV7 — IANS (@ians_india) August 16, 2025 16 Aug 2025 06:54 PM (IST) 16 Aug 2025 06:54 PM (IST) दही हांडी कार्यक्रम की विशेषता 'सुदर्शन चक्र': पीयूष गोयल केंद्रीय मंत्री पीयूष गोयल कहते हैं, "आज के दही हांडी कार्यक्रम की विशेषता यह है कि उन्होंने दो 'सुदर्शन चक्र' बनाए हैं और यह उस बात का प्रतीक है जो पीएम मोदी ने कहा था कि भगवान कृष्ण से प्रेरणा लेकर एक 'सुरक्षा कवच' बनाया जाएगा... जन्माष्टमी के अवसर पर सभी भक्तों को मेरी हार्दिक बधाई और शुभकामनाएं।" #WATCH | Mumbai | Union Minister Piyush Goyal says, "The speciality of today's Dahi Handi program is that they have made two 'Sudarshan Chakras' and this is a symbol of what PM Modi said that a 'Suraksha Kavach' will be made by taking inspiration from Lord Krishna...My heartfelt… https://t.co/7meQN6dSYO pic.twitter.com/P68g7Tk419 — ANI (@ANI) August 16, 2025 केंद्रीय मंत्री पीयूष गोयल कहते हैं, "आज के दही हांडी कार्यक्रम की विशेषता यह है कि उन्होंने दो 'सुदर्शन चक्र' बनाए हैं और यह उस बात का प्रतीक है जो पीएम मोदी ने कहा था कि भगवान कृष्ण से प्रेरणा लेकर एक 'सुरक्षा कवच' बनाया जाएगा... जन्माष्टमी के अवसर पर सभी भक्तों को मेरी हार्दिक बधाई और शुभकामनाएं।" #WATCH | Mumbai | Union Minister Piyush Goyal says, "The speciality of today's Dahi Handi program is that they have made two 'Sudarshan Chakras' and this is a symbol of what PM Modi said that a 'Suraksha Kavach' will be made by taking inspiration from Lord Krishna...My heartfelt… https://t.co/7meQN6dSYO pic.twitter.com/P68g7Tk419 — ANI (@ANI) August 16, 2025 केंद्रीय मंत्री पीयूष गोयल कहते हैं, "आज के दही हांडी कार्यक्रम की विशेषता यह है कि उन्होंने दो 'सुदर्शन चक्र' बनाए हैं और यह उस बात का प्रतीक है जो पीएम मोदी ने कहा था कि भगवान कृष्ण से प्रेरणा लेकर एक 'सुरक्षा कवच' बनाया जाएगा... जन्माष्टमी के अवसर पर सभी भक्तों को मेरी हार्दिक बधाई और शुभकामनाएं।" #WATCH | Mumbai | Union Minister Piyush Goyal says, "The speciality of today's Dahi Handi program is that they have made two 'Sudarshan Chakras' and this is a symbol of what PM Modi said that a 'Suraksha Kavach' will be made by taking inspiration from Lord Krishna...My heartfelt… https://t.co/7meQN6dSYO pic.twitter.com/P68g7Tk419 — ANI (@ANI) August 16, 2025 16 Aug 2025 06:11 PM (IST) 16 Aug 2025 06:11 PM (IST) मुंबई में श्री कृष्ण जन्माष्टमी और दही हांडी उत्सव का उत्साह मुख्यमंत्री देवेंद्र फडणवीस ने कहा, "श्री कृष्ण जन्माष्टमी और दही हांडी उत्सव के अवसर पर मैं सभी को हार्दिक शुभकामनाएं देता हूं। महाराष्ट्र में, खासकर मुंबई में, यह त्योहार बड़े उत्साह के साथ मनाया जा रहा है..." Mumbai, Maharashtra: CM Devendra Fadnavis says, "On the occasion of Shri Krishna Janmashtami and the Dahi Handi festival, I extend my heartfelt greetings to everyone. In Maharashtra, especially in Mumbai, the festival is being celebrated with great enthusiasm..." pic.twitter.com/ggBrOX9Zxj — IANS (@ians_india) August 16, 2025 Maharashtra: CM Devendra Fadnavis attends Dahi Handi festival in Mumbai pic.twitter.com/BkgCVs2mq1 — IANS (@ians_india) August 16, 2025 मुख्यमंत्री देवेंद्र फडणवीस ने कहा, "श्री कृष्ण जन्माष्टमी और दही हांडी उत्सव के अवसर पर मैं सभी को हार्दिक शुभकामनाएं देता हूं। महाराष्ट्र में, खासकर मुंबई में, यह त्योहार बड़े उत्साह के साथ मनाया जा रहा है..." Mumbai, Maharashtra: CM Devendra Fadnavis says, "On the occasion of Shri Krishna Janmashtami and the Dahi Handi festival, I extend my heartfelt greetings to everyone. In Maharashtra, especially in Mumbai, the festival is being celebrated with great enthusiasm..." pic.twitter.com/ggBrOX9Zxj — IANS (@ians_india) August 16, 2025 Maharashtra: CM Devendra Fadnavis attends Dahi Handi festival in Mumbai pic.twitter.com/BkgCVs2mq1 — IANS (@ians_india) August 16, 2025 मुख्यमंत्री देवेंद्र फडणवीस ने कहा, "श्री कृष्ण जन्माष्टमी और दही हांडी उत्सव के अवसर पर मैं सभी को हार्दिक शुभकामनाएं देता हूं। महाराष्ट्र में, खासकर मुंबई में, यह त्योहार बड़े उत्साह के साथ मनाया जा रहा है..." Mumbai, Maharashtra: CM Devendra Fadnavis says, "On the occasion of Shri Krishna Janmashtami and the Dahi Handi festival, I extend my heartfelt greetings to everyone. In Maharashtra, especially in Mumbai, the festival is being celebrated with great enthusiasm..." pic.twitter.com/ggBrOX9Zxj — IANS (@ians_india) August 16, 2025 Maharashtra: CM Devendra Fadnavis attends Dahi Handi festival in Mumbai pic.twitter.com/BkgCVs2mq1 — IANS (@ians_india) August 16, 2025 16 Aug 2025 06:10 PM (IST) 16 Aug 2025 06:10 PM (IST) भिवंडी में भारी बारिश के कारण शहर में जलभराव महाराष्ट्र के भिवंडी में भारी बारिश के कारण शहर में जलभराव हो गया है। Bhiwandi, Maharashtra: Heavy rainfall causes waterlogging in the city pic.twitter.com/3qfyrynkI0 — IANS (@ians_india) August 16, 2025 महाराष्ट्र के भिवंडी में भारी बारिश के कारण शहर में जलभराव हो गया है। Bhiwandi, Maharashtra: Heavy rainfall causes waterlogging in the city pic.twitter.com/3qfyrynkI0 — IANS (@ians_india) August 16, 2025 महाराष्ट्र के भिवंडी में भारी बारिश के कारण शहर में जलभराव हो गया है। Bhiwandi, Maharashtra: Heavy rainfall causes waterlogging in the city pic.twitter.com/3qfyrynkI0 — IANS (@ians_india) August 16, 2025 16 Aug 2025 06:08 PM (IST) 16 Aug 2025 06:08 PM (IST) आज जन्माष्टमी है, दही हांडी की धूम: आदित्य ठाकरे शिवसेना (यूबीटी) विधायक आदित्य ठाकरे ने कहा, "आज जन्माष्टमी है, दही हांडी है, और आप देख सकते हैं कि लोग सड़कों पर कैसे नाच रहे हैं, आनंद ले रहे हैं और जश्न मना रहे हैं।" Mumbai, Maharashtra: Shiv Sena (UBT) MLA Aaditya Thackeray says, "Today is Janmashtami, it’s Dahi Handi, and you can see how people are dancing, enjoying, and celebrating on the streets" pic.twitter.com/N3aGT93lPi — IANS (@ians_india) August 16, 2025 शिवसेना (यूबीटी) विधायक आदित्य ठाकरे ने कहा, "आज जन्माष्टमी है, दही हांडी है, और आप देख सकते हैं कि लोग सड़कों पर कैसे नाच रहे हैं, आनंद ले रहे हैं और जश्न मना रहे हैं।" Mumbai, Maharashtra: Shiv Sena (UBT) MLA Aaditya Thackeray says, "Today is Janmashtami, it’s Dahi Handi, and you can see how people are dancing, enjoying, and celebrating on the streets" pic.twitter.com/N3aGT93lPi — IANS (@ians_india) August 16, 2025 शिवसेना (यूबीटी) विधायक आदित्य ठाकरे ने कहा, "आज जन्माष्टमी है, दही हांडी है, और आप देख सकते हैं कि लोग सड़कों पर कैसे नाच रहे हैं, आनंद ले रहे हैं और जश्न मना रहे हैं।" Mumbai, Maharashtra: Shiv Sena (UBT) MLA Aaditya Thackeray says, "Today is Janmashtami, it’s Dahi Handi, and you can see how people are dancing, enjoying, and celebrating on the streets" pic.twitter.com/N3aGT93lPi — IANS (@ians_india) August 16, 2025 16 Aug 2025 05:36 PM (IST) 16 Aug 2025 05:36 PM (IST) और फिर बीसीसीआई पाकिस्तान के साथ जाकर क्रिकेट खेलता है: आदित्य ठाकरे पीएम नरेंद्र मोदी के 'खून और पानी साथ नहीं बहेगा' वाले बयान पर शिवसेना (यूबीटी) विधायक आदित्य ठाकरे कहते हैं, 'और फिर भी, बीसीसीआई पाकिस्तान के साथ जाकर क्रिकेट खेलता है और उनके साथ पार्टियां आयोजित करता है।' Mumbai, Maharashtra: On PM Narendra Modi's "Khoon Aur Paani Saath Nahi Bahegea" statement, Shiv Sena (UBT) MLA Aaditya Thackeray says, "And yet, the BCCI goes and plays cricket with Pakistan and holds parties with them" pic.twitter.com/b3UwSfGZ35 — IANS (@ians_india) August 16, 2025 पीएम नरेंद्र मोदी के 'खून और पानी साथ नहीं बहेगा' वाले बयान पर शिवसेना (यूबीटी) विधायक आदित्य ठाकरे कहते हैं, 'और फिर भी, बीसीसीआई पाकिस्तान के साथ जाकर क्रिकेट खेलता है और उनके साथ पार्टियां आयोजित करता है।' Mumbai, Maharashtra: On PM Narendra Modi's "Khoon Aur Paani Saath Nahi Bahegea" statement, Shiv Sena (UBT) MLA Aaditya Thackeray says, "And yet, the BCCI goes and plays cricket with Pakistan and holds parties with them" pic.twitter.com/b3UwSfGZ35 — IANS (@ians_india) August 16, 2025 पीएम नरेंद्र मोदी के 'खून और पानी साथ नहीं बहेगा' वाले बयान पर शिवसेना (यूबीटी) विधायक आदित्य ठाकरे कहते हैं, 'और फिर भी, बीसीसीआई पाकिस्तान के साथ जाकर क्रिकेट खेलता है और उनके साथ पार्टियां आयोजित करता है।' Mumbai, Maharashtra: On PM Narendra Modi's "Khoon Aur Paani Saath Nahi Bahegea" statement, Shiv Sena (UBT) MLA Aaditya Thackeray says, "And yet, the BCCI goes and plays cricket with Pakistan and holds parties with them" pic.twitter.com/b3UwSfGZ35 — IANS (@ians_india) August 16, 2025 16 Aug 2025 05:35 PM (IST) 16 Aug 2025 05:35 PM (IST) कृष्णजन्माष्टमी के मौके पर सीएम देवेन्द्र फड़णवीस ने दही हांडी फोड़ी कृष्णजन्माष्टमी के मौके पर सीएम देवेन्द्र फड़णवीस ने दही हांडी फोड़ी। Mumbai, Maharashtra: On the occasion of Krishna Janmashtami, CM Devendra Fadnavis breaks the Dahi Handi pic.twitter.com/DFtYynY0BV — IANS (@ians_india) August 16, 2025 कृष्णजन्माष्टमी के मौके पर सीएम देवेन्द्र फड़णवीस ने दही हांडी फोड़ी। Mumbai, Maharashtra: On the occasion of Krishna Janmashtami, CM Devendra Fadnavis breaks the Dahi Handi pic.twitter.com/DFtYynY0BV — IANS (@ians_india) August 16, 2025 कृष्णजन्माष्टमी के मौके पर सीएम देवेन्द्र फड़णवीस ने दही हांडी फोड़ी। Mumbai, Maharashtra: On the occasion of Krishna Janmashtami, CM Devendra Fadnavis breaks the Dahi Handi pic.twitter.com/DFtYynY0BV — IANS (@ians_india) August 16, 2025 16 Aug 2025 05:34 PM (IST) 16 Aug 2025 05:34 PM (IST) कुछ लोग केवल तुच्छ राजनीति करते है: राम कदम कृष्ण जन्माष्टमी के अवसर पर घाटकोपर में दही हांडी का उत्सव चल रहा है। भाजपा विधायक राम कदम कहते हैं, "ये हमारे सैनिक भाई हैं जिन्होंने भारत माता की सेवा में अपनी जान जोखिम में डाली है। युद्ध के समय भी वे निडर होकर राष्ट्र के लिए खड़े रहे। हम इन बहादुर सैनिकों को सलाम करते हैं जिन्होंने ऑपरेशन सिंदूर की सफलता को संभव बनाया। जबकि पूरा देश हमारे सैनिकों को सलाम कर रहा है, दुर्भाग्य से, कुछ लोग केवल तुच्छ राजनीति करने के लिए उनकी वीरता पर सवाल उठा रहे हैं..." Mumbai, Maharashtra: On the occasion of Krishna Janmashtami, celebrations of Dahi Handi are underway in Ghatkopar, BJP MLA Ram Kadam says, " These are our soldier brothers who have risked their lives in the service of Mother India. Even during times of war, they stood fearlessly… pic.twitter.com/hvCTPy0ctu — IANS (@ians_india) August 16, 2025 कृष्ण जन्माष्टमी के अवसर पर घाटकोपर में दही हांडी का उत्सव चल रहा है। भाजपा विधायक राम कदम कहते हैं, "ये हमारे सैनिक भाई हैं जिन्होंने भारत माता की सेवा में अपनी जान जोखिम में डाली है। युद्ध के समय भी वे निडर होकर राष्ट्र के लिए खड़े रहे। हम इन बहादुर सैनिकों को सलाम करते हैं जिन्होंने ऑपरेशन सिंदूर की सफलता को संभव बनाया। जबकि पूरा देश हमारे सैनिकों को सलाम कर रहा है, दुर्भाग्य से, कुछ लोग केवल तुच्छ राजनीति करने के लिए उनकी वीरता पर सवाल उठा रहे हैं..." Mumbai, Maharashtra: On the occasion of Krishna Janmashtami, celebrations of Dahi Handi are underway in Ghatkopar, BJP MLA Ram Kadam says, " These are our soldier brothers who have risked their lives in the service of Mother India. Even during times of war, they stood fearlessly… pic.twitter.com/hvCTPy0ctu — IANS (@ians_india) August 16, 2025 कृष्ण जन्माष्टमी के अवसर पर घाटकोपर में दही हांडी का उत्सव चल रहा है। भाजपा विधायक राम कदम कहते हैं, "ये हमारे सैनिक भाई हैं जिन्होंने भारत माता की सेवा में अपनी जान जोखिम में डाली है। युद्ध के समय भी वे निडर होकर राष्ट्र के लिए खड़े रहे। हम इन बहादुर सैनिकों को सलाम करते हैं जिन्होंने ऑपरेशन सिंदूर की सफलता को संभव बनाया। जबकि पूरा देश हमारे सैनिकों को सलाम कर रहा है, दुर्भाग्य से, कुछ लोग केवल तुच्छ राजनीति करने के लिए उनकी वीरता पर सवाल उठा रहे हैं..." Mumbai, Maharashtra: On the occasion of Krishna Janmashtami, celebrations of Dahi Handi are underway in Ghatkopar, BJP MLA Ram Kadam says, " These are our soldier brothers who have risked their lives in the service of Mother India. Even during times of war, they stood fearlessly… pic.twitter.com/hvCTPy0ctu — IANS (@ians_india) August 16, 2025 16 Aug 2025 05:06 PM (IST) 16 Aug 2025 05:06 PM (IST) भगवान कृष्ण की जयंती है और हमारे वीर सैनिकों को नमन: राम कदम भाजपा विधायक राम कदम ने कहा, "कुछ लोग हमारे सैनिक भाइयों की बहादुरी पर सवाल उठाते हैं। जो देख नहीं सकते वो भी हमारे सैनिकों की वीरता देख सकते हैं, तो जिनकी आंखें हैं वो क्यों नहीं देख सकते? यह राहुल गांधी और उनकी पार्टी के लिए सीधा और तीखा सवाल है। इसलिए, आज भगवान कृष्ण की जयंती है और हमारे वीर सैनिकों को नमन करने का दिन है।" Mumbai, Maharashtra: BJP MLA Ram Kadam says, "Some people question the bravery of our soldier brothers. Even those without sight can witness the valor of our soldiers, so why can’t those with eyes see it? This is a direct and sharp question for Rahul Gandhi and his party. Thats… pic.twitter.com/CO6FY1e6Yf — IANS (@ians_india) August 16, 2025 भाजपा विधायक राम कदम ने कहा, "कुछ लोग हमारे सैनिक भाइयों की बहादुरी पर सवाल उठाते हैं। जो देख नहीं सकते वो भी हमारे सैनिकों की वीरता देख सकते हैं, तो जिनकी आंखें हैं वो क्यों नहीं देख सकते? यह राहुल गांधी और उनकी पार्टी के लिए सीधा और तीखा सवाल है। इसलिए, आज भगवान कृष्ण की जयंती है और हमारे वीर सैनिकों को नमन करने का दिन है।" Mumbai, Maharashtra: BJP MLA Ram Kadam says, "Some people question the bravery of our soldier brothers. Even those without sight can witness the valor of our soldiers, so why can’t those with eyes see it? This is a direct and sharp question for Rahul Gandhi and his party. Thats… pic.twitter.com/CO6FY1e6Yf — IANS (@ians_india) August 16, 2025 भाजपा विधायक राम कदम ने कहा, "कुछ लोग हमारे सैनिक भाइयों की बहादुरी पर सवाल उठाते हैं। जो देख नहीं सकते वो भी हमारे सैनिकों की वीरता देख सकते हैं, तो जिनकी आंखें हैं वो क्यों नहीं देख सकते? यह राहुल गांधी और उनकी पार्टी के लिए सीधा और तीखा सवाल है। इसलिए, आज भगवान कृष्ण की जयंती है और हमारे वीर सैनिकों को नमन करने का दिन है।" Mumbai, Maharashtra: BJP MLA Ram Kadam says, "Some people question the bravery of our soldier brothers. Even those without sight can witness the valor of our soldiers, so why can’t those with eyes see it? This is a direct and sharp question for Rahul Gandhi and his party. Thats… pic.twitter.com/CO6FY1e6Yf — IANS (@ians_india) August 16, 2025 16 Aug 2025 05:06 PM (IST) 16 Aug 2025 05:06 PM (IST) सुलेमान खान की हत्या के मामले में एसआईटी गठित सुलेमान खान की बेरहमी से पिटाई और हत्या के मामले में पुलिस अधीक्षक महेश्वर रेड्डी ने कहा, "...एक नई अपडेट है, कुछ संगठनों के सदस्यों ने मुझसे मुलाकात की और उचित जांच के लिए एक एसआईटी गठित करने की मांग की। तदनुसार, एक एसआईटी का आदेश दिया गया है...एसआईटी 90 दिनों के भीतर जांच करेगी और उसके बाद हमें रिपोर्ट सौंपेगी।" Jalgaon, Maharashtra: In the case of the brutal beating and murder of Suleman Khan, Superintendent of Police Maheshwar Reddy says, "...There is a new update, some members of organizations met me and demanded that an SIT be formed for a proper investigation. Accordingly, an SIT… pic.twitter.com/XipUq53Xwm — IANS (@ians_india) August 16, 2025 सुलेमान खान की बेरहमी से पिटाई और हत्या के मामले में पुलिस अधीक्षक महेश्वर रेड्डी ने कहा, "...एक नई अपडेट है, कुछ संगठनों के सदस्यों ने मुझसे मुलाकात की और उचित जांच के लिए एक एसआईटी गठित करने की मांग की। तदनुसार, एक एसआईटी का आदेश दिया गया है...एसआईटी 90 दिनों के भीतर जांच करेगी और उसके बाद हमें रिपोर्ट सौंपेगी।" Jalgaon, Maharashtra: In the case of the brutal beating and murder of Suleman Khan, Superintendent of Police Maheshwar Reddy says, "...There is a new update, some members of organizations met me and demanded that an SIT be formed for a proper investigation. Accordingly, an SIT… pic.twitter.com/XipUq53Xwm — IANS (@ians_india) August 16, 2025 सुलेमान खान की बेरहमी से पिटाई और हत्या के मामले में पुलिस अधीक्षक महेश्वर रेड्डी ने कहा, "...एक नई अपडेट है, कुछ संगठनों के सदस्यों ने मुझसे मुलाकात की और उचित जांच के लिए एक एसआईटी गठित करने की मांग की। तदनुसार, एक एसआईटी का आदेश दिया गया है...एसआईटी 90 दिनों के भीतर जांच करेगी और उसके बाद हमें रिपोर्ट सौंपेगी।" Jalgaon, Maharashtra: In the case of the brutal beating and murder of Suleman Khan, Superintendent of Police Maheshwar Reddy says, "...There is a new update, some members of organizations met me and demanded that an SIT be formed for a proper investigation. Accordingly, an SIT… pic.twitter.com/XipUq53Xwm — IANS (@ians_india) August 16, 2025 16 Aug 2025 04:38 PM (IST) 16 Aug 2025 04:38 PM (IST) पालघर में भारी बारिश के कारण जलभराव पालघर में भारी बारिश के कारण जगह-जगह जलभराव हो गया। Maharashtra: Heavy rainfall caused water-logging in Palghar pic.twitter.com/TpwxGh0QrI — IANS (@ians_india) August 16, 2025 पालघर में भारी बारिश के कारण जगह-जगह जलभराव हो गया। Maharashtra: Heavy rainfall caused water-logging in Palghar pic.twitter.com/TpwxGh0QrI — IANS (@ians_india) August 16, 2025 पालघर में भारी बारिश के कारण जगह-जगह जलभराव हो गया। Maharashtra: Heavy rainfall caused water-logging in Palghar pic.twitter.com/TpwxGh0QrI — IANS (@ians_india) August 16, 2025 16 Aug 2025 04:37 PM (IST) 16 Aug 2025 04:37 PM (IST) एकनाथ शिंदे ने कहा, 'कृष्णजन्माष्टमी बहुत ही अद्भुत अवसर है कृष्णजन्माष्टमी पर डिप्टी सीएम एकनाथ शिंदे ने कहा, 'यह बहुत ही अद्भुत अवसर है...' Maharashtra: On Krishna Janmashtami, Deputy CM Eknath Shinde says, "This is a very wonderful occasion..." pic.twitter.com/m4Y55DwxpD — IANS (@ians_india) August 16, 2025 कृष्णजन्माष्टमी पर डिप्टी सीएम एकनाथ शिंदे ने कहा, 'यह बहुत ही अद्भुत अवसर है...' Maharashtra: On Krishna Janmashtami, Deputy CM Eknath Shinde says, "This is a very wonderful occasion..." pic.twitter.com/m4Y55DwxpD — IANS (@ians_india) August 16, 2025 कृष्णजन्माष्टमी पर डिप्टी सीएम एकनाथ शिंदे ने कहा, 'यह बहुत ही अद्भुत अवसर है...' Maharashtra: On Krishna Janmashtami, Deputy CM Eknath Shinde says, "This is a very wonderful occasion..." pic.twitter.com/m4Y55DwxpD — IANS (@ians_india) August 16, 2025 16 Aug 2025 04:36 PM (IST) 16 Aug 2025 04:36 PM (IST) फड़नवीस-शिंदे ठाणे के तेम्भी नाका में दही हांडी उत्सव में शामिल हुए कृष्णजन्माष्टमी के अवसर पर मुख्यमंत्री देवेन्द्र फड़नवीस, उपमुख्यमंत्री एकनाथ शिंदे के साथ ठाणे के तेम्भी नाका में दही हांडी उत्सव में शामिल हुए। Maharashtra: On the occasion of Krishna Janmashtami, CM Devendra Fadnavis along with Deputy CM Eknath Shinde attended the Dahi Handi celebrations at Tembhi Naka in Thane pic.twitter.com/n1M9YSqWnB — IANS (@ians_india) August 16, 2025 कृष्णजन्माष्टमी के अवसर पर मुख्यमंत्री देवेन्द्र फड़नवीस, उपमुख्यमंत्री एकनाथ शिंदे के साथ ठाणे के तेम्भी नाका में दही हांडी उत्सव में शामिल हुए। Maharashtra: On the occasion of Krishna Janmashtami, CM Devendra Fadnavis along with Deputy CM Eknath Shinde attended the Dahi Handi celebrations at Tembhi Naka in Thane pic.twitter.com/n1M9YSqWnB — IANS (@ians_india) August 16, 2025 कृष्णजन्माष्टमी के अवसर पर मुख्यमंत्री देवेन्द्र फड़नवीस, उपमुख्यमंत्री एकनाथ शिंदे के साथ ठाणे के तेम्भी नाका में दही हांडी उत्सव में शामिल हुए। Maharashtra: On the occasion of Krishna Janmashtami, CM Devendra Fadnavis along with Deputy CM Eknath Shinde attended the Dahi Handi celebrations at Tembhi Naka in Thane pic.twitter.com/n1M9YSqWnB — IANS (@ians_india) August 16, 2025 16 Aug 2025 04:35 PM (IST) 16 Aug 2025 04:35 PM (IST) मधुर भंडारकर घाटकोपर में दही हांडी उत्सव में शामिल हुए कृष्ण जन्माष्टमी के अवसर पर, फिल्म निर्माता मधुर भंडारकर घाटकोपर में दही हांडी उत्सव में शामिल हुए। उन्होंने कहा, "जब भी मैं यहाँ आता हूं Mumbai, Maharashtra: On the occasion of Krishna Janmashtami, filmmaker Madhur Bhandarkar attends the Dahi Handi celebrations at Ghatkopar He says, "I feel very good whenever I come here. Ram Kadam invited me; he is my friend. It is a celebration..." pic.twitter.com/lSr9hzbDD7 — IANS (@ians_india) August 16, 2025 , मुझे बहुत अच्छा लगता है। राम कदम ने मुझे आमंत्रित किया था; वह मेरे मित्र हैं। यह एक उत्सव है..." कृष्ण जन्माष्टमी के अवसर पर, फिल्म निर्माता मधुर भंडारकर घाटकोपर में दही हांडी उत्सव में शामिल हुए। उन्होंने कहा, "जब भी मैं यहाँ आता हूं Mumbai, Maharashtra: On the occasion of Krishna Janmashtami, filmmaker Madhur Bhandarkar attends the Dahi Handi celebrations at Ghatkopar He says, "I feel very good whenever I come here. Ram Kadam invited me; he is my friend. It is a celebration..." pic.twitter.com/lSr9hzbDD7 — IANS (@ians_india) August 16, 2025 , मुझे बहुत अच्छा लगता है। राम कदम ने मुझे आमंत्रित किया था; वह मेरे मित्र हैं। यह एक उत्सव है..." कृष्ण जन्माष्टमी के अवसर पर, फिल्म निर्माता मधुर भंडारकर घाटकोपर में दही हांडी उत्सव में शामिल हुए। उन्होंने कहा, "जब भी मैं यहाँ आता हूं Mumbai, Maharashtra: On the occasion of Krishna Janmashtami, filmmaker Madhur Bhandarkar attends the Dahi Handi celebrations at Ghatkopar He says, "I feel very good whenever I come here. Ram Kadam invited me; he is my friend. It is a celebration..." pic.twitter.com/lSr9hzbDD7 — IANS (@ians_india) August 16, 2025 , मुझे बहुत अच्छा लगता है। राम कदम ने मुझे आमंत्रित किया था; वह मेरे मित्र हैं। यह एक उत्सव है..." 16 Aug 2025 04:32 PM (IST) 16 Aug 2025 04:32 PM (IST) सुनील शेट्टी श्रीकृष्ण जन्माष्टमी के अवसर पर दही हांडी उत्सव में शामिल अभिनेता सुनील शेट्टी श्रीकृष्ण जन्माष्टमी के अवसर पर दही हांडी उत्सव में शामिल हुए। #WATCH ठाणे, महाराष्ट्र: अभिनेता सुनील शेट्टी श्रीकृष्ण जन्माष्टमी के अवसर पर दही हांडी उत्सव में शामिल हुए। pic.twitter.com/8dyi1moZeQ — ANI_HindiNews (@AHindinews) August 16, 2025 अभिनेता सुनील शेट्टी श्रीकृष्ण जन्माष्टमी के अवसर पर दही हांडी उत्सव में शामिल हुए। #WATCH ठाणे, महाराष्ट्र: अभिनेता सुनील शेट्टी श्रीकृष्ण जन्माष्टमी के अवसर पर दही हांडी उत्सव में शामिल हुए। pic.twitter.com/8dyi1moZeQ — ANI_HindiNews (@AHindinews) August 16, 2025 अभिनेता सुनील शेट्टी श्रीकृष्ण जन्माष्टमी के अवसर पर दही हांडी उत्सव में शामिल हुए। #WATCH ठाणे, महाराष्ट्र: अभिनेता सुनील शेट्टी श्रीकृष्ण जन्माष्टमी के अवसर पर दही हांडी उत्सव में शामिल हुए। pic.twitter.com/8dyi1moZeQ — ANI_HindiNews (@AHindinews) August 16, 2025 16 Aug 2025 03:55 PM (IST) 16 Aug 2025 03:55 PM (IST) कम से कम 10 'दही हांडी' फोड़ेंगे: प्रतिभागी दही हांडी फोड़ने वाले प्रतिभागी ने कहा, "हम लगभग एक महीने से तैयारी कर रहे थे... हम आज और अधिक कार्यक्रमों में भाग लेंगे और कम से कम 10 ('दही हांडी') फोड़ेंगे।" #WATCH | Mumbai, Maharashtra | The participant who broke the Dahi Handi says, "We were preparing for almost a month... We will participate in more events today and break at least 10 ('dahi handis')." pic.twitter.com/pi4LtsIvkD — ANI (@ANI) August 16, 2025 दही हांडी फोड़ने वाले प्रतिभागी ने कहा, "हम लगभग एक महीने से तैयारी कर रहे थे... हम आज और अधिक कार्यक्रमों में भाग लेंगे और कम से कम 10 ('दही हांडी') फोड़ेंगे।" #WATCH | Mumbai, Maharashtra | The participant who broke the Dahi Handi says, "We were preparing for almost a month... We will participate in more events today and break at least 10 ('dahi handis')." pic.twitter.com/pi4LtsIvkD — ANI (@ANI) August 16, 2025 दही हांडी फोड़ने वाले प्रतिभागी ने कहा, "हम लगभग एक महीने से तैयारी कर रहे थे... हम आज और अधिक कार्यक्रमों में भाग लेंगे और कम से कम 10 ('दही हांडी') फोड़ेंगे।" #WATCH | Mumbai, Maharashtra | The participant who broke the Dahi Handi says, "We were preparing for almost a month... We will participate in more events today and break at least 10 ('dahi handis')." pic.twitter.com/pi4LtsIvkD — ANI (@ANI) August 16, 2025 16 Aug 2025 03:53 PM (IST) 16 Aug 2025 03:53 PM (IST) आईएमडी ने मुंबई और 6 जिलों के लिए रेड अलर्ट जारी किया आईएमडी ने मुंबई और 6 जिलों के लिए रेड अलर्ट जारी किया। Maharashtra: IMD issues red alert for Mumbai, 6 districts Read @ANI Story |https://t.co/wyCAD99FhG#IMD #Maharashtra #Rain #RedAler pic.twitter.com/WBU1wybYpL — ANI Digital (@ani_digital) August 16, 2025 आईएमडी ने मुंबई और 6 जिलों के लिए रेड अलर्ट जारी किया। Maharashtra: IMD issues red alert for Mumbai, 6 districts Read @ANI Story |https://t.co/wyCAD99FhG#IMD #Maharashtra #Rain #RedAler pic.twitter.com/WBU1wybYpL — ANI Digital (@ani_digital) August 16, 2025 आईएमडी ने मुंबई और 6 जिलों के लिए रेड अलर्ट जारी किया। Maharashtra: IMD issues red alert for Mumbai, 6 districts Read @ANI Story |https://t.co/wyCAD99FhG#IMD #Maharashtra #Rain #RedAler pic.twitter.com/WBU1wybYpL — ANI Digital (@ani_digital) August 16, 2025 16 Aug 2025 03:47 PM (IST) 16 Aug 2025 03:47 PM (IST) मुख्यमंत्री ने कृष्ण जन्माष्टमी और दही हांडी के अवसर पर शुभकामनाएं दी महाराष्ट्र के मुख्यमंत्री देवेंद्र फडणवीस कहते हैं, "मैं कृष्ण जन्माष्टमी और दही हांडी के अवसर पर सभी को शुभकामनाएं देता हूं। यह त्योहार मुंबई, महाराष्ट्र में बड़े उत्साह के साथ मनाया जा रहा है। चाहे कितनी भी बारिश हो, यहां हमारे गोविंदाओं का उत्साह कम नहीं हो सकता।" #WATCH | Mumbai: Maharashtra Chief Minister Devendra Fadnavis says, "I extend my best wishes to everyone on the occasion of Krishna Janmashtami and Dahi Handi. This festival is being celebrated with great enthusiasm in Mumbai, Maharashtra. No matter how much it rains, the… pic.twitter.com/oVvuL6AeTp — ANI (@ANI) August 16, 2025 महाराष्ट्र के मुख्यमंत्री देवेंद्र फडणवीस कहते हैं, "मैं कृष्ण जन्माष्टमी और दही हांडी के अवसर पर सभी को शुभकामनाएं देता हूं। यह त्योहार मुंबई, महाराष्ट्र में बड़े उत्साह के साथ मनाया जा रहा है। चाहे कितनी भी बारिश हो, यहां हमारे गोविंदाओं का उत्साह कम नहीं हो सकता।" #WATCH | Mumbai: Maharashtra Chief Minister Devendra Fadnavis says, "I extend my best wishes to everyone on the occasion of Krishna Janmashtami and Dahi Handi. This festival is being celebrated with great enthusiasm in Mumbai, Maharashtra. No matter how much it rains, the… pic.twitter.com/oVvuL6AeTp — ANI (@ANI) August 16, 2025 महाराष्ट्र के मुख्यमंत्री देवेंद्र फडणवीस कहते हैं, "मैं कृष्ण जन्माष्टमी और दही हांडी के अवसर पर सभी को शुभकामनाएं देता हूं। यह त्योहार मुंबई, महाराष्ट्र में बड़े उत्साह के साथ मनाया जा रहा है। चाहे कितनी भी बारिश हो, यहां हमारे गोविंदाओं का उत्साह कम नहीं हो सकता।" #WATCH | Mumbai: Maharashtra Chief Minister Devendra Fadnavis says, "I extend my best wishes to everyone on the occasion of Krishna Janmashtami and Dahi Handi. This festival is being celebrated with great enthusiasm in Mumbai, Maharashtra. No matter how much it rains, the… pic.twitter.com/oVvuL6AeTp — ANI (@ANI) August 16, 2025 16 Aug 2025 03:45 PM (IST) 16 Aug 2025 03:45 PM (IST) कल्याण डोंबिवली नगर निगम का फैसला दुर्भाग्यपूर्ण: आनंद दुबे कल्याण डोंबिवली नगर निगम द्वारा 15 अगस्त को मीट की दुकानें बंद करने के आदेश पर, जिसके कारण एआईएमआईएम नेता इम्तियाज जलील ने बिरयानी पार्टी की, शिवसेना (यूबीटी) प्रवक्ता आनंद दुबे ने कहा, "...अगर इम्तियाज जलील ऐसा कर रहे हैं, तो उन्हें ऐसा नहीं करना चाहिए...वह अपने बंद कमरे में जो चाहें खा सकते हैं...इमितियाज जलील जैसे बड़े नेता को यह शोभा नहीं देता...कल्याण डोंबिवली नगर निगम का फैसला दुर्भाग्यपूर्ण था..." #WATCH | Mumbai, Maharashtra: On the Kalyan Dombivli Municipal Corporation's meat shop closure order on August 15th, which led to a biryani party by AIMIM leader Imtiaz Jaleel, Shiv Sena (UBT) Spokesperson Anand Dubey says, "...If Imtiaz Jaleel is doing this, he should… pic.twitter.com/nQy6uWGFLF — ANI (@ANI) August 16, 2025 कल्याण डोंबिवली नगर निगम द्वारा 15 अगस्त को मीट की दुकानें बंद करने के आदेश पर, जिसके कारण एआईएमआईएम नेता इम्तियाज जलील ने बिरयानी पार्टी की, शिवसेना (यूबीटी) प्रवक्ता आनंद दुबे ने कहा, "...अगर इम्तियाज जलील ऐसा कर रहे हैं, तो उन्हें ऐसा नहीं करना चाहिए...वह अपने बंद कमरे में जो चाहें खा सकते हैं...इमितियाज जलील जैसे बड़े नेता को यह शोभा नहीं देता...कल्याण डोंबिवली नगर निगम का फैसला दुर्भाग्यपूर्ण था..." #WATCH | Mumbai, Maharashtra: On the Kalyan Dombivli Municipal Corporation's meat shop closure order on August 15th, which led to a biryani party by AIMIM leader Imtiaz Jaleel, Shiv Sena (UBT) Spokesperson Anand Dubey says, "...If Imtiaz Jaleel is doing this, he should… pic.twitter.com/nQy6uWGFLF — ANI (@ANI) August 16, 2025 कल्याण डोंबिवली नगर निगम द्वारा 15 अगस्त को मीट की दुकानें बंद करने के आदेश पर, जिसके कारण एआईएमआईएम नेता इम्तियाज जलील ने बिरयानी पार्टी की, शिवसेना (यूबीटी) प्रवक्ता आनंद दुबे ने कहा, "...अगर इम्तियाज जलील ऐसा कर रहे हैं, तो उन्हें ऐसा नहीं करना चाहिए...वह अपने बंद कमरे में जो चाहें खा सकते हैं...इमितियाज जलील जैसे बड़े नेता को यह शोभा नहीं देता...कल्याण डोंबिवली नगर निगम का फैसला दुर्भाग्यपूर्ण था..." #WATCH | Mumbai, Maharashtra: On the Kalyan Dombivli Municipal Corporation's meat shop closure order on August 15th, which led to a biryani party by AIMIM leader Imtiaz Jaleel, Shiv Sena (UBT) Spokesperson Anand Dubey says, "...If Imtiaz Jaleel is doing this, he should… pic.twitter.com/nQy6uWGFLF — ANI (@ANI) August 16, 2025 16 Aug 2025 03:43 PM (IST) 16 Aug 2025 03:43 PM (IST) राम कदम ने ऑपरेशन सिंदूर को समर्पित दही हांडी का आयोजन किया: फडणवीस महाराष्ट्र के मुख्यमंत्री देवेंद्र फडणवीस कहते हैं, "श्री कृष्ण जन्माष्टमी के अवसर पर, पूरे मुंबई में भव्य दही हांडी कार्यक्रम आयोजित किए जा रहे हैं, और घाटकोपर में, विधायक राम कदम ने ऑपरेशन सिंदूर के सैनिकों को समर्पित दही हांडी का आयोजन किया है। ऑपरेशन सिंदूर में, पीएम मोदी के नेतृत्व में, हमारे सैनिकों ने पाकिस्तान के पापों की 'हांडी' को तोड़ दिया, और आज, हमारे सभी सैनिकों को सलाम किया जा रहा है।" #WATCH | Mumbai: Maharashtra Chief Minister Devendra Fadnavis says, "On the occasion of Shri Krishna Janmashtami, grand Dahi Handi programs are being organised across Mumbai, and in Ghatkopar, MLA Ram Kadam has organised a Dahi Handi dedicated to the soldiers of Operation… pic.twitter.com/RH325SrexD — ANI (@ANI) August 16, 2025 महाराष्ट्र के मुख्यमंत्री देवेंद्र फडणवीस कहते हैं, "श्री कृष्ण जन्माष्टमी के अवसर पर, पूरे मुंबई में भव्य दही हांडी कार्यक्रम आयोजित किए जा रहे हैं, और घाटकोपर में, विधायक राम कदम ने ऑपरेशन सिंदूर के सैनिकों को समर्पित दही हांडी का आयोजन किया है। ऑपरेशन सिंदूर में, पीएम मोदी के नेतृत्व में, हमारे सैनिकों ने पाकिस्तान के पापों की 'हांडी' को तोड़ दिया, और आज, हमारे सभी सैनिकों को सलाम किया जा रहा है।" #WATCH | Mumbai: Maharashtra Chief Minister Devendra Fadnavis says, "On the occasion of Shri Krishna Janmashtami, grand Dahi Handi programs are being organised across Mumbai, and in Ghatkopar, MLA Ram Kadam has organised a Dahi Handi dedicated to the soldiers of Operation… pic.twitter.com/RH325SrexD — ANI (@ANI) August 16, 2025 महाराष्ट्र के मुख्यमंत्री देवेंद्र फडणवीस कहते हैं, "श्री कृष्ण जन्माष्टमी के अवसर पर, पूरे मुंबई में भव्य दही हांडी कार्यक्रम आयोजित किए जा रहे हैं, और घाटकोपर में, विधायक राम कदम ने ऑपरेशन सिंदूर के सैनिकों को समर्पित दही हांडी का आयोजन किया है। ऑपरेशन सिंदूर में, पीएम मोदी के नेतृत्व में, हमारे सैनिकों ने पाकिस्तान के पापों की 'हांडी' को तोड़ दिया, और आज, हमारे सभी सैनिकों को सलाम किया जा रहा है।" #WATCH | Mumbai: Maharashtra Chief Minister Devendra Fadnavis says, "On the occasion of Shri Krishna Janmashtami, grand Dahi Handi programs are being organised across Mumbai, and in Ghatkopar, MLA Ram Kadam has organised a Dahi Handi dedicated to the soldiers of Operation… pic.twitter.com/RH325SrexD — ANI (@ANI) August 16, 2025 16 Aug 2025 01:51 PM (IST) 16 Aug 2025 01:51 PM (IST) मुंबई में दो दिन बारिश का रेड अलर्ट भारत मौसम विज्ञान विभाग (IMD) ने महानगर में दो दिन तक भारी से बहुत भारी बारिश का अनुमान लगाते हुए ‘रेड अलर्ट' जारी किया है। मुंबई में शुक्रवार रात से भारी बारिश हो रही है। इसके चलते कई जगहों पर जलभराव हुआ है। पूरी खबर यहां पढ़ें भारत मौसम विज्ञान विभाग (IMD) ने महानगर में दो दिन तक भारी से बहुत भारी बारिश का अनुमान लगाते हुए ‘रेड अलर्ट' जारी किया है। मुंबई में शुक्रवार रात से भारी बारिश हो रही है। इसके चलते कई जगहों पर जलभराव हुआ है। पूरी खबर यहां पढ़ें भारत मौसम विज्ञान विभाग (IMD) ने महानगर में दो दिन तक भारी से बहुत भारी बारिश का अनुमान लगाते हुए ‘रेड अलर्ट' जारी किया है। मुंबई में शुक्रवार रात से भारी बारिश हो रही है। इसके चलते कई जगहों पर जलभराव हुआ है। पूरी खबर यहां पढ़ें 16 Aug 2025 12:50 PM (IST) 16 Aug 2025 12:50 PM (IST) आजादी के बाद पहली बार उत्तर महाराष्ट्र के चार आदिवासी गांवों में तिरंगा फहराया गया महाराष्ट्र के नंदुरबार जिले में के उदाड्या, खपरमाल, सदरी और मंझनीपड़ा गांव में आजादी के बाद पहली बार राष्ट्रीय ध्वज फहराया गया। सुदूर गांव जहां अब तक बिजली नहीं पहुंची और मोबाइल सिग्नल भी हवा की तरह खो जाता है, वहां गणेश पावरा ने देशभक्ति की मिसाल पेश करते हुए स्वतंत्रता दिवस की पूर्व संध्या पर एक वीडियो डाउनलोड कर सीखा कि तिरंगे को किस तरह बांधा जाए कि वह बिना रुकावट शान से लहराए। शुक्रवार को, गणेश पावरा ने करीब 30 बच्चों और गांव वालों के साथ मिलकर अपने गांव उदाड्या में पहली बार झंडा फहराया। यह गांव नंदुरबार जिले की सतपुड़ा पहाड़ियों के बीच बसा है। महाराष्ट्र के नंदुरबार जिले में के उदाड्या, खपरमाल, सदरी और मंझनीपड़ा गांव में आजादी के बाद पहली बार राष्ट्रीय ध्वज फहराया गया। सुदूर गांव जहां अब तक बिजली नहीं पहुंची और मोबाइल सिग्नल भी हवा की तरह खो जाता है, वहां गणेश पावरा ने देशभक्ति की मिसाल पेश करते हुए स्वतंत्रता दिवस की पूर्व संध्या पर एक वीडियो डाउनलोड कर सीखा कि तिरंगे को किस तरह बांधा जाए कि वह बिना रुकावट शान से लहराए। शुक्रवार को, गणेश पावरा ने करीब 30 बच्चों और गांव वालों के साथ मिलकर अपने गांव उदाड्या में पहली बार झंडा फहराया। यह गांव नंदुरबार जिले की सतपुड़ा पहाड़ियों के बीच बसा है। 16 Aug 2025 11:54 AM (IST) 16 Aug 2025 11:54 AM (IST) ठाणे में अवैध निर्माणों पर लगाए गए 799 करोड़ का दंड माफ महाराष्ट्र के उपमुख्यमंत्री एकनाथ शिंदे ने अपने गढ़ ठाणे में चुनावों से पहले बड़ा दांव चल दिया है। शिंदे के अगुवाई वाले नगर विकास विभाग (UDD) ने ठाणे महानगर पालिका क्षेत्र में अवैध निर्माणों पर लगाये गए 799 करोड़ रुपये के दंड को माफ करने का फैसला किया है। पूरी खबर यहां पढ़ें महाराष्ट्र के उपमुख्यमंत्री एकनाथ शिंदे ने अपने गढ़ ठाणे में चुनावों से पहले बड़ा दांव चल दिया है। शिंदे के अगुवाई वाले नगर विकास विभाग (UDD) ने ठाणे महानगर पालिका क्षेत्र में अवैध निर्माणों पर लगाये गए 799 करोड़ रुपये के दंड को माफ करने का फैसला किया है। पूरी खबर यहां पढ़ें महाराष्ट्र के उपमुख्यमंत्री एकनाथ शिंदे ने अपने गढ़ ठाणे में चुनावों से पहले बड़ा दांव चल दिया है। शिंदे के अगुवाई वाले नगर विकास विभाग (UDD) ने ठाणे महानगर पालिका क्षेत्र में अवैध निर्माणों पर लगाये गए 799 करोड़ रुपये के दंड को माफ करने का फैसला किया है। पूरी खबर यहां पढ़ें 16 Aug 2025 10:52 AM (IST) 16 Aug 2025 10:52 AM (IST) मुंबई के दादर में दही हांडी का आयोजन मुंबई के दादर इलाके में जन्माष्टमी के अवसर पर दही हांडी उत्सव का आयोजन किया गया। यहां महिलाओं का एक समूह दही हांडी फोड़कर प्रतियोगिता जीती। दही हांडी फोड़ने वाली प्रतिभागी ने कहा कि हम लगभग एक महीने से तैयारी कर रहे थे। हम आज और भी कार्यक्रमों में हिस्सा लेंगे और कम से कम 10 'दही हांडी' फोड़ेंगे। #WATCH | A group of women break the Dahi Handi during Janmashtami celebrations in Mumbai's Dadar area. pic.twitter.com/QvNQegg3qp — ANI (@ANI) August 16, 2025 मुंबई के दादर इलाके में जन्माष्टमी के अवसर पर दही हांडी उत्सव का आयोजन किया गया। यहां महिलाओं का एक समूह दही हांडी फोड़कर प्रतियोगिता जीती। दही हांडी फोड़ने वाली प्रतिभागी ने कहा कि हम लगभग एक महीने से तैयारी कर रहे थे। हम आज और भी कार्यक्रमों में हिस्सा लेंगे और कम से कम 10 'दही हांडी' फोड़ेंगे। #WATCH | A group of women break the Dahi Handi during Janmashtami celebrations in Mumbai's Dadar area. pic.twitter.com/QvNQegg3qp — ANI (@ANI) August 16, 2025 मुंबई के दादर इलाके में जन्माष्टमी के अवसर पर दही हांडी उत्सव का आयोजन किया गया। यहां महिलाओं का एक समूह दही हांडी फोड़कर प्रतियोगिता जीती। दही हांडी फोड़ने वाली प्रतिभागी ने कहा कि हम लगभग एक महीने से तैयारी कर रहे थे। हम आज और भी कार्यक्रमों में हिस्सा लेंगे और कम से कम 10 'दही हांडी' फोड़ेंगे। #WATCH | A group of women break the Dahi Handi during Janmashtami celebrations in Mumbai's Dadar area. pic.twitter.com/QvNQegg3qp — ANI (@ANI) August 16, 2025 16 Aug 2025 10:09 AM (IST) 16 Aug 2025 10:09 AM (IST) मुंबई में रास्तों पर आना-जाना हुआ मुश्किल मुंबई भारी बारिश को लेकर एक स्थानीय निवासी विजय ने कहा कि हम काम पर जा रहे थे; इस इलाके में बीएमसी का सीवेज का पानी भरा हुआ है, जिसकी वजह से आना-जाना बहुत मुश्किल है। बीएमसी को इस ओर ध्यान देना चाहिए। #WATCH | Mumbai: A local resident, Vijay, says, "We were going to work; this area is filled with BMC sewage water, and because of this, it is very difficult to commute. The BMC should pay attention to this..." https://t.co/KWlAYDiV0X pic.twitter.com/iUuCUrKd6e — ANI (@ANI) August 16, 2025 मुंबई भारी बारिश को लेकर एक स्थानीय निवासी विजय ने कहा कि हम काम पर जा रहे थे; इस इलाके में बीएमसी का सीवेज का पानी भरा हुआ है, जिसकी वजह से आना-जाना बहुत मुश्किल है। बीएमसी को इस ओर ध्यान देना चाहिए। #WATCH | Mumbai: A local resident, Vijay, says, "We were going to work; this area is filled with BMC sewage water, and because of this, it is very difficult to commute. The BMC should pay attention to this..." https://t.co/KWlAYDiV0X pic.twitter.com/iUuCUrKd6e — ANI (@ANI) August 16, 2025 मुंबई भारी बारिश को लेकर एक स्थानीय निवासी विजय ने कहा कि हम काम पर जा रहे थे; इस इलाके में बीएमसी का सीवेज का पानी भरा हुआ है, जिसकी वजह से आना-जाना बहुत मुश्किल है। बीएमसी को इस ओर ध्यान देना चाहिए। #WATCH | Mumbai: A local resident, Vijay, says, "We were going to work; this area is filled with BMC sewage water, and because of this, it is very difficult to commute. The BMC should pay attention to this..." https://t.co/KWlAYDiV0X pic.twitter.com/iUuCUrKd6e — ANI (@ANI) August 16, 2025 16 Aug 2025 09:48 AM (IST) 16 Aug 2025 09:48 AM (IST) मुंबई में रेल की पटरियां पानी में डूबी मुंबई में भारी बारिश के कारण रेल पटरियां पानी में डूब गईं है। कुर्ला, दादर समेत कई रेलवे स्टेशनों में जलभराव की स्थिति है। इससे रेल यातायात प्रभावित हुआ है। Mumbai, Maharashtra: Heavy rainfall has caused railway tracks to be submerged in water (Visuals from Kurla) pic.twitter.com/1WLdKIYd7F — IANS (@ians_india) August 16, 2025 मुंबई में भारी बारिश के कारण रेल पटरियां पानी में डूब गईं है। कुर्ला, दादर समेत कई रेलवे स्टेशनों में जलभराव की स्थिति है। इससे रेल यातायात प्रभावित हुआ है। Mumbai, Maharashtra: Heavy rainfall has caused railway tracks to be submerged in water (Visuals from Kurla) pic.twitter.com/1WLdKIYd7F — IANS (@ians_india) August 16, 2025 मुंबई में भारी बारिश के कारण रेल पटरियां पानी में डूब गईं है। कुर्ला, दादर समेत कई रेलवे स्टेशनों में जलभराव की स्थिति है। इससे रेल यातायात प्रभावित हुआ है। Mumbai, Maharashtra: Heavy rainfall has caused railway tracks to be submerged in water (Visuals from Kurla) pic.twitter.com/1WLdKIYd7F — IANS (@ians_india) August 16, 2025 16 Aug 2025 09:17 AM (IST) 16 Aug 2025 09:17 AM (IST) मुंबई समेत तटीय इलाकों में अगले कुछ घंटे भारी बारिश की संभावना मुंबई शहर और आसपास के इलाकों में अगले 2-3 घंटों तक भारी बारिश जारी रहने की संभावना है। मौसम विभाग ने कहा कि अगले 3-4 घंटों के दौरान रत्नागिरी, रायगढ़, मुंबई शहर, मुंबई उपनगर, ठाणे, पालघर ज़िलों में अलग-अलग स्थानों पर मध्यम से भारी बारिश होने की संभावना है। Mumbai Radar shows intense to very intense convection over the city and adjoining area. It is likely to continue for next 2-3 hours.Moderate to intense spells of rain very likely to occur at isolated places in the district of Ratnagiri, Raigad, Mumbai City, Mumbai Suburban,… pic.twitter.com/486IjNJWmd — ANI (@ANI) August 16, 2025 मुंबई शहर और आसपास के इलाकों में अगले 2-3 घंटों तक भारी बारिश जारी रहने की संभावना है। मौसम विभाग ने कहा कि अगले 3-4 घंटों के दौरान रत्नागिरी, रायगढ़, मुंबई शहर, मुंबई उपनगर, ठाणे, पालघर ज़िलों में अलग-अलग स्थानों पर मध्यम से भारी बारिश होने की संभावना है। Mumbai Radar shows intense to very intense convection over the city and adjoining area. It is likely to continue for next 2-3 hours.Moderate to intense spells of rain very likely to occur at isolated places in the district of Ratnagiri, Raigad, Mumbai City, Mumbai Suburban,… pic.twitter.com/486IjNJWmd — ANI (@ANI) August 16, 2025 मुंबई शहर और आसपास के इलाकों में अगले 2-3 घंटों तक भारी बारिश जारी रहने की संभावना है। मौसम विभाग ने कहा कि अगले 3-4 घंटों के दौरान रत्नागिरी, रायगढ़, मुंबई शहर, मुंबई उपनगर, ठाणे, पालघर ज़िलों में अलग-अलग स्थानों पर मध्यम से भारी बारिश होने की संभावना है। Mumbai Radar shows intense to very intense convection over the city and adjoining area. It is likely to continue for next 2-3 hours.Moderate to intense spells of rain very likely to occur at isolated places in the district of Ratnagiri, Raigad, Mumbai City, Mumbai Suburban,… pic.twitter.com/486IjNJWmd — ANI (@ANI) August 16, 2025 16 Aug 2025 08:29 AM (IST) 16 Aug 2025 08:29 AM (IST) मुंबई के इस्कॉन मंदिर में कृष्ण जन्माष्टमी पर लगा भक्तों का तांता आज पूरे देशभर में कृष्ण जन्माष्टमी मनाई जा रही है। श्रद्धालु मंदिरों में जाकर भगवान कृष्ण की पूजा-अर्चना कर रहे हैं। महाराष्ट्र के मुंबई में कृष्ण जन्माष्टमी के अवसर पर, मंगला आरती के लिए इस्कॉन मंदिर में बड़ी संख्या में श्रद्धालु एकत्रित हुए। आज पूरे देशभर में कृष्ण जन्माष्टमी मनाई जा रही है। श्रद्धालु मंदिरों में जाकर भगवान कृष्ण की पूजा-अर्चना कर रहे हैं। महाराष्ट्र के मुंबई में कृष्ण जन्माष्टमी के अवसर पर, मंगला आरती के लिए इस्कॉन मंदिर में बड़ी संख्या में श्रद्धालु एकत्रित हुए। आज पूरे देशभर में कृष्ण जन्माष्टमी मनाई जा रही है। श्रद्धालु मंदिरों में जाकर भगवान कृष्ण की पूजा-अर्चना कर रहे हैं। महाराष्ट्र के मुंबई में कृष्ण जन्माष्टमी के अवसर पर, मंगला आरती के लिए इस्कॉन मंदिर में बड़ी संख्या में श्रद्धालु एकत्रित हुए। 16 Aug 2025 07:36 AM (IST) 16 Aug 2025 07:36 AM (IST) मुंबई में मूसलाधार बारिश जारी नवी मुंबई और आसपास के इलाकों में मूसलाधार बारिश जारी है। इसके कारण वाशी समेत कई जगहों पर भारी जलभराव की स्थिति है। #WATCH | Maharashtra | Severe waterlogging at Vashi as continuous rain lashes Navi Mumbai and adjoining areas pic.twitter.com/gtEN7weTsf — ANI (@ANI) August 16, 2025 नवी मुंबई और आसपास के इलाकों में मूसलाधार बारिश जारी है। इसके कारण वाशी समेत कई जगहों पर भारी जलभराव की स्थिति है। #WATCH | Maharashtra | Severe waterlogging at Vashi as continuous rain lashes Navi Mumbai and adjoining areas pic.twitter.com/gtEN7weTsf — ANI (@ANI) August 16, 2025 नवी मुंबई और आसपास के इलाकों में मूसलाधार बारिश जारी है। इसके कारण वाशी समेत कई जगहों पर भारी जलभराव की स्थिति है। #WATCH | Maharashtra | Severe waterlogging at Vashi as continuous rain lashes Navi Mumbai and adjoining areas pic.twitter.com/gtEN7weTsf — ANI (@ANI) August 16, 2025 16 Aug 2025 07:32 AM (IST) 16 Aug 2025 07:32 AM (IST) निकाय चुनाव साथ लड़ेगी शिवसेना यूबीटी और MNS: संजय राउत शिवसेना (यूबीटी) सांसद संजय राउत शिवसेना (यूबीटी) और महाराष्ट्र नवनिर्माण सेना के गठबधंन को लेकर बड़ी बात कही है। उन्होंने कहा कि मुंबई महानगरपालिका (BMC) का चुनाव तो हम साथ लड़ेंगे। इसके अलावा नासिक, ठाणे, कल्याण-डोंबिवली समेत कई अन्य शहरों की महापालिका चुनाव में भी गठबंधन होगा। यहां पढ़ें पूरी खबर शिवसेना (यूबीटी) सांसद संजय राउत शिवसेना (यूबीटी) और महाराष्ट्र नवनिर्माण सेना के गठबधंन को लेकर बड़ी बात कही है। उन्होंने कहा कि मुंबई महानगरपालिका (BMC) का चुनाव तो हम साथ लड़ेंगे। इसके अलावा नासिक, ठाणे, कल्याण-डोंबिवली समेत कई अन्य शहरों की महापालिका चुनाव में भी गठबंधन होगा। यहां पढ़ें पूरी खबर शिवसेना (यूबीटी) सांसद संजय राउत शिवसेना (यूबीटी) और महाराष्ट्र नवनिर्माण सेना के गठबधंन को लेकर बड़ी बात कही है। उन्होंने कहा कि मुंबई महानगरपालिका (BMC) का चुनाव तो हम साथ लड़ेंगे। इसके अलावा नासिक, ठाणे, कल्याण-डोंबिवली समेत कई अन्य शहरों की महापालिका चुनाव में भी गठबंधन होगा। यहां पढ़ें पूरी खबर 16 Aug 2025 07:29 AM (IST) 16 Aug 2025 07:29 AM (IST) मुंबई के विक्रोली में लैंडस्लाइड, दो लोगों की मौत मुंबई के विक्रोली (पश्चिम) के वर्षा नगर में जनकल्याण सोसायटी में भूस्खलन होने की खबर सामने आ रही है। यहां पहाड़ी का कुछ हिस्सा ढहने से पत्थर और मिट्टी एक झोपड़ी पर गिरे। देर रात 2.39 बजे घटना की सूचना मिलते ही एमएफबी, पुलिस और वार्ड स्टाफ मौके पर पहुंचे और राहत-बचाव कार्य शुरू किया। इस हादसे में 4 लोग घायल हुए, जिसमें से 2 लोगों की मौत हो गई है और दो का इलाज जारी है। मृतकों की पहचान शालू मिश्रा (19) और सुरेश मिश्रा (50) के रूप में हुई है। अन्य दो घायलों की पहचान आरती मिश्रा (45) और ऋतुराज मिश्रा (20) के रूप में हुई है। यह दोनों ट्रॉमा वार्ड में भर्ती हैं और उनकी हालत स्थिर बताई जा रही है। पूरी खबर यहां पढ़ें मुंबई के विक्रोली (पश्चिम) के वर्षा नगर में जनकल्याण सोसायटी में भूस्खलन होने की खबर सामने आ रही है। यहां पहाड़ी का कुछ हिस्सा ढहने से पत्थर और मिट्टी एक झोपड़ी पर गिरे। देर रात 2.39 बजे घटना की सूचना मिलते ही एमएफबी, पुलिस और वार्ड स्टाफ मौके पर पहुंचे और राहत-बचाव कार्य शुरू किया। इस हादसे में 4 लोग घायल हुए, जिसमें से 2 लोगों की मौत हो गई है और दो का इलाज जारी है। मृतकों की पहचान शालू मिश्रा (19) और सुरेश मिश्रा (50) के रूप में हुई है। अन्य दो घायलों की पहचान आरती मिश्रा (45) और ऋतुराज मिश्रा (20) के रूप में हुई है। यह दोनों ट्रॉमा वार्ड में भर्ती हैं और उनकी हालत स्थिर बताई जा रही है। पूरी खबर यहां पढ़ें मुंबई के विक्रोली (पश्चिम) के वर्षा नगर में जनकल्याण सोसायटी में भूस्खलन होने की खबर सामने आ रही है। यहां पहाड़ी का कुछ हिस्सा ढहने से पत्थर और मिट्टी एक झोपड़ी पर गिरे। देर रात 2.39 बजे घटना की सूचना मिलते ही एमएफबी, पुलिस और वार्ड स्टाफ मौके पर पहुंचे और राहत-बचाव कार्य शुरू किया। इस हादसे में 4 लोग घायल हुए, जिसमें से 2 लोगों की मौत हो गई है और दो का इलाज जारी है। मृतकों की पहचान शालू मिश्रा (19) और सुरेश मिश्रा (50) के रूप में हुई है। अन्य दो घायलों की पहचान आरती मिश्रा (45) और ऋतुराज मिश्रा (20) के रूप में हुई है। यह दोनों ट्रॉमा वार्ड में भर्ती हैं और उनकी हालत स्थिर बताई जा रही है। पूरी खबर यहां पढ़ें Follow Us On © Copyright Navbharatlive 2025 All rights reserved.</w:t>
-      </w:r>
-    </w:p>
-    <w:p>
-      <w:pPr>
-        <w:pStyle w:val="Heading3"/>
-      </w:pPr>
-      <w:r>
-        <w:rPr/>
-        <w:t>Article 670</w:t>
-      </w:r>
-    </w:p>
-    <w:p>
-      <w:pPr>
-        <w:pStyle w:val="Normal"/>
-      </w:pPr>
-      <w:r>
-        <w:rPr/>
-        <w:t>Title: Maharashtra News Live: एक क्लिक में पढ़े महाराष्ट्र की दिन भर की बड़ी खब़रें…</w:t>
-      </w:r>
-    </w:p>
-    <w:p>
-      <w:pPr>
-        <w:pStyle w:val="Normal"/>
-      </w:pPr>
-      <w:r>
-        <w:rPr/>
-        <w:t xml:space="preserve">URL: </w:t>
-      </w:r>
-      <w:r>
-        <w:t xml:space="preserve"> https://navbharatlive.com/maharashtra/latest-live-updates-maharashtra-politics-crime-nagpur-news-mumbai-pune-18-august-1321138.html</w:t>
-      </w:r>
-    </w:p>
-    <w:p>
-      <w:pPr>
-        <w:pStyle w:val="Normal"/>
-      </w:pPr>
-      <w:r>
-        <w:rPr/>
-        <w:t>Content: महाराष्ट्र लाइव ब्लॉग (डिजाइन फोटो) Maharashtra Breaking News LIVE Updates: मंत्री संजय राठौड़ ने कहा, “राज्य मंत्रिमंडल संकटग्रस्त किसानों के लिए ऋण माफी पर चर्चा कर रहा है, और मुख्यमंत्री देवेंद्र फडणवीस जल्द ही किसानों के लिए ऋण माफी की घोषणा करेंगे।” 18 Aug 2025 09:58 PM (IST) 18 Aug 2025 09:58 PM (IST) भारी बारिश के बाद भिवंडी-ठाणे मार्ग पर जलभराव भारी बारिश के बाद भिवंडी-ठाणे मार्ग पर जलभराव हो गया है। यातायात पूरी तरह से ठप्प हो गई है। नागरिकों को भारी परेशानियों का सामना करना पड़ रहा है। Bhiwandi, Maharashtra: After heavy rain, waterlogging has occurred on the Bhiwandi-Thane road pic.twitter.com/aFKoiYwQeM — IANS (@ians_india) August 18, 2025 भारी बारिश के बाद भिवंडी-ठाणे मार्ग पर जलभराव हो गया है। यातायात पूरी तरह से ठप्प हो गई है। नागरिकों को भारी परेशानियों का सामना करना पड़ रहा है। Bhiwandi, Maharashtra: After heavy rain, waterlogging has occurred on the Bhiwandi-Thane road pic.twitter.com/aFKoiYwQeM — IANS (@ians_india) August 18, 2025 भारी बारिश के बाद भिवंडी-ठाणे मार्ग पर जलभराव हो गया है। यातायात पूरी तरह से ठप्प हो गई है। नागरिकों को भारी परेशानियों का सामना करना पड़ रहा है। Bhiwandi, Maharashtra: After heavy rain, waterlogging has occurred on the Bhiwandi-Thane road pic.twitter.com/aFKoiYwQeM — IANS (@ians_india) August 18, 2025 18 Aug 2025 09:56 PM (IST) 18 Aug 2025 09:56 PM (IST) कल्याण में पिछले दो दिनों से लगातार बारिश कल्याण में पिछले दो दिनों से लगातार बारिश हो रही है और इस भारी बारिश के कारण शहर की सड़कों पर पानी भर गया है। Maharashtra: Continuous rainfall has been occurring in Kalyan for the past two days, and due to this heavy rain, the city’s streets have been waterlogged pic.twitter.com/0SMvDvcaUA — IANS (@ians_india) August 18, 2025 कल्याण में पिछले दो दिनों से लगातार बारिश हो रही है और इस भारी बारिश के कारण शहर की सड़कों पर पानी भर गया है। Maharashtra: Continuous rainfall has been occurring in Kalyan for the past two days, and due to this heavy rain, the city’s streets have been waterlogged pic.twitter.com/0SMvDvcaUA — IANS (@ians_india) August 18, 2025 कल्याण में पिछले दो दिनों से लगातार बारिश हो रही है और इस भारी बारिश के कारण शहर की सड़कों पर पानी भर गया है। Maharashtra: Continuous rainfall has been occurring in Kalyan for the past two days, and due to this heavy rain, the city’s streets have been waterlogged pic.twitter.com/0SMvDvcaUA — IANS (@ians_india) August 18, 2025 18 Aug 2025 09:40 PM (IST) 18 Aug 2025 09:40 PM (IST) ट्रेन में 27.50 लाख का सोना बरामद दक्षिण-पूर्व-मध्य रेल नागपुर मंडल के रेलवे सुरक्षा बल, सीआईबी और मंडल टास्क टीम की संयुक्त कार्रवाई में ट्रेन 12834 अहमदाबाद-हावड़ा एक्सप्रेस से यात्रा कर रहे फरार आरोपी को दबोचकर उसके पास से 275.93 ग्राम सोना बरामद किया गया। इसकी अनुमानित कीमत 27,50,000 रुपए आंकी गई है। पकड़ा गया युवक ग्राम वलवन, तहसील आटपाडी, जिला सांगली निवासी अतुल सत्यवान उर्फ सतीश जाधव (24) बताया गया है। ट्रेन में उसके साथ पत्नी रोहिणी, पिता सत्यवान जाधव (50) और नानी सास सिंधुताई जाधव (55) थीं। पूछताछ में उसने खुलासा किया कि वह नैहाटी (हावड़ा) में सोना कारीगर का काम करता है और बरामद सोना उसी मामले से संबंधित है। दक्षिण-पूर्व-मध्य रेल नागपुर मंडल के रेलवे सुरक्षा बल, सीआईबी और मंडल टास्क टीम की संयुक्त कार्रवाई में ट्रेन 12834 अहमदाबाद-हावड़ा एक्सप्रेस से यात्रा कर रहे फरार आरोपी को दबोचकर उसके पास से 275.93 ग्राम सोना बरामद किया गया। इसकी अनुमानित कीमत 27,50,000 रुपए आंकी गई है। पकड़ा गया युवक ग्राम वलवन, तहसील आटपाडी, जिला सांगली निवासी अतुल सत्यवान उर्फ सतीश जाधव (24) बताया गया है। ट्रेन में उसके साथ पत्नी रोहिणी, पिता सत्यवान जाधव (50) और नानी सास सिंधुताई जाधव (55) थीं। पूछताछ में उसने खुलासा किया कि वह नैहाटी (हावड़ा) में सोना कारीगर का काम करता है और बरामद सोना उसी मामले से संबंधित है। दक्षिण-पूर्व-मध्य रेल नागपुर मंडल के रेलवे सुरक्षा बल, सीआईबी और मंडल टास्क टीम की संयुक्त कार्रवाई में ट्रेन 12834 अहमदाबाद-हावड़ा एक्सप्रेस से यात्रा कर रहे फरार आरोपी को दबोचकर उसके पास से 275.93 ग्राम सोना बरामद किया गया। इसकी अनुमानित कीमत 27,50,000 रुपए आंकी गई है। पकड़ा गया युवक ग्राम वलवन, तहसील आटपाडी, जिला सांगली निवासी अतुल सत्यवान उर्फ सतीश जाधव (24) बताया गया है। ट्रेन में उसके साथ पत्नी रोहिणी, पिता सत्यवान जाधव (50) और नानी सास सिंधुताई जाधव (55) थीं। पूछताछ में उसने खुलासा किया कि वह नैहाटी (हावड़ा) में सोना कारीगर का काम करता है और बरामद सोना उसी मामले से संबंधित है। 18 Aug 2025 08:56 PM (IST) 18 Aug 2025 08:56 PM (IST) मुंबई में भारी बारिश, स्कूलों में दो दिन की छुट्टी; मराठवाड़ा में 6 लोगों की मौत भारी बारिश ने राज्य के अधिकांश जिलों में सामान्य जनजीवन अस्त-व्यस्त कर दिया है और कृषि फसलों को भारी नुकसान पहुंचाया है। नांदेड़ जिले के मुखेड़ में एक किसान की गौशाला में पानी भर गया, जिससे 50 भैंसों की मौत हो गई। मराठवाड़ा, विदर्भ और पश्चिमी महाराष्ट्र में भी नदियां और नहरें उफान पर हैं। दूसरी ओर, कोंकण समेत मुंबई में भारी बारिश जारी है और सड़कें नदियों में तब्दील हो रही हैं। मुंबई, उपनगरों, ठाणे और नवी मुंबई में भी सुबह से भारी बारिश हो रही है। ठाणे में मात्र 4 घंटों में 31.22 मिमी बारिश दर्ज की गई है और ठाणे के जिलाधिकारी ने स्कूलों में छुट्टी घोषित कर दी है। ठाणे में 18 और 19 अगस्त को स्कूलों में छुट्टी घोषित कर दी गई है। इस बीच, नवी मुंबई में भी स्कूलों की छुट्टी कर दी गई है। भारी बारिश ने राज्य के अधिकांश जिलों में सामान्य जनजीवन अस्त-व्यस्त कर दिया है और कृषि फसलों को भारी नुकसान पहुंचाया है। नांदेड़ जिले के मुखेड़ में एक किसान की गौशाला में पानी भर गया, जिससे 50 भैंसों की मौत हो गई। मराठवाड़ा, विदर्भ और पश्चिमी महाराष्ट्र में भी नदियां और नहरें उफान पर हैं। दूसरी ओर, कोंकण समेत मुंबई में भारी बारिश जारी है और सड़कें नदियों में तब्दील हो रही हैं। मुंबई, उपनगरों, ठाणे और नवी मुंबई में भी सुबह से भारी बारिश हो रही है। ठाणे में मात्र 4 घंटों में 31.22 मिमी बारिश दर्ज की गई है और ठाणे के जिलाधिकारी ने स्कूलों में छुट्टी घोषित कर दी है। ठाणे में 18 और 19 अगस्त को स्कूलों में छुट्टी घोषित कर दी गई है। इस बीच, नवी मुंबई में भी स्कूलों की छुट्टी कर दी गई है। भारी बारिश ने राज्य के अधिकांश जिलों में सामान्य जनजीवन अस्त-व्यस्त कर दिया है और कृषि फसलों को भारी नुकसान पहुंचाया है। नांदेड़ जिले के मुखेड़ में एक किसान की गौशाला में पानी भर गया, जिससे 50 भैंसों की मौत हो गई। मराठवाड़ा, विदर्भ और पश्चिमी महाराष्ट्र में भी नदियां और नहरें उफान पर हैं। दूसरी ओर, कोंकण समेत मुंबई में भारी बारिश जारी है और सड़कें नदियों में तब्दील हो रही हैं। मुंबई, उपनगरों, ठाणे और नवी मुंबई में भी सुबह से भारी बारिश हो रही है। ठाणे में मात्र 4 घंटों में 31.22 मिमी बारिश दर्ज की गई है और ठाणे के जिलाधिकारी ने स्कूलों में छुट्टी घोषित कर दी है। ठाणे में 18 और 19 अगस्त को स्कूलों में छुट्टी घोषित कर दी गई है। इस बीच, नवी मुंबई में भी स्कूलों की छुट्टी कर दी गई है। 18 Aug 2025 08:54 PM (IST) 18 Aug 2025 08:54 PM (IST) मुंबई से मराठवाड़ा तक... हर जगह पानी ही पानी महाराष्ट्र भर में भारी बारिश जारी है। मुंबई, कोंकण, विदर्भ और मराठवाड़ा में कई जगहों पर बाढ़ आ गई है। नवी मुंबई और ठाणे में भी भारी बारिश जारी है। मराठवाड़ा में बारिश से अब तक 6 लोगों की मौत हो चुकी है। मुंबई, ठाणे, रायगढ़, पालघर और नासिक के घाट इलाकों में सोमवार और मंगलवार, 2 दिनों के लिए रेड अलर्ट जारी किया गया है। रत्नागिरी-सिंधुदुर्ग जिलों के लिए ऑरेंज अलर्ट जारी किया गया है। मुंबई के निचले इलाकों में पानी जमा हो रहा है। बारिश के कारण सड़क यातायात धीमा हो गया है। स्थानीय परिवहन भी देरी से चल रहा है। बारिश के कारण मुंबई के स्कूलों में छुट्टी कर दी गई है। अगले 48 घंटों के लिए मुंबई, ठाणे और कोंकण में रेड अलर्ट जारी किया गया है। यह खब़र विस्तार से पढ़नें के लिए यहां क्लिक करें... महाराष्ट्र भर में भारी बारिश जारी है। मुंबई, कोंकण, विदर्भ और मराठवाड़ा में कई जगहों पर बाढ़ आ गई है। नवी मुंबई और ठाणे में भी भारी बारिश जारी है। मराठवाड़ा में बारिश से अब तक 6 लोगों की मौत हो चुकी है। मुंबई, ठाणे, रायगढ़, पालघर और नासिक के घाट इलाकों में सोमवार और मंगलवार, 2 दिनों के लिए रेड अलर्ट जारी किया गया है। रत्नागिरी-सिंधुदुर्ग जिलों के लिए ऑरेंज अलर्ट जारी किया गया है। मुंबई के निचले इलाकों में पानी जमा हो रहा है। बारिश के कारण सड़क यातायात धीमा हो गया है। स्थानीय परिवहन भी देरी से चल रहा है। बारिश के कारण मुंबई के स्कूलों में छुट्टी कर दी गई है। अगले 48 घंटों के लिए मुंबई, ठाणे और कोंकण में रेड अलर्ट जारी किया गया है। यह खब़र विस्तार से पढ़नें के लिए यहां क्लिक करें... महाराष्ट्र भर में भारी बारिश जारी है। मुंबई, कोंकण, विदर्भ और मराठवाड़ा में कई जगहों पर बाढ़ आ गई है। नवी मुंबई और ठाणे में भी भारी बारिश जारी है। मराठवाड़ा में बारिश से अब तक 6 लोगों की मौत हो चुकी है। मुंबई, ठाणे, रायगढ़, पालघर और नासिक के घाट इलाकों में सोमवार और मंगलवार, 2 दिनों के लिए रेड अलर्ट जारी किया गया है। रत्नागिरी-सिंधुदुर्ग जिलों के लिए ऑरेंज अलर्ट जारी किया गया है। मुंबई के निचले इलाकों में पानी जमा हो रहा है। बारिश के कारण सड़क यातायात धीमा हो गया है। स्थानीय परिवहन भी देरी से चल रहा है। बारिश के कारण मुंबई के स्कूलों में छुट्टी कर दी गई है। अगले 48 घंटों के लिए मुंबई, ठाणे और कोंकण में रेड अलर्ट जारी किया गया है। यह खब़र विस्तार से पढ़नें के लिए यहां क्लिक करें... 18 Aug 2025 07:27 PM (IST) 18 Aug 2025 07:27 PM (IST) मुख्यमंत्री जल्द ही किसानों के लिए ऋण माफी की घोषणा करेंगे: संजय राठौड़ मंत्री संजय राठौड़ ने कहा, "राज्य मंत्रिमंडल संकटग्रस्त किसानों के लिए ऋण माफी पर चर्चा कर रहा है, और मुख्यमंत्री देवेंद्र फडणवीस जल्द ही किसानों के लिए ऋण माफी की घोषणा करेंगे।" Maharashtra: Minister Sanjay Rathod says, "The state cabinet is discussing loan waiver for distressed farmers, and Chief Minister Devendra Fadnavis will soon announce loan waiver for the farmers" pic.twitter.com/MoxiUtG5H4 — IANS (@ians_india) August 18, 2025 मंत्री संजय राठौड़ ने कहा, "राज्य मंत्रिमंडल संकटग्रस्त किसानों के लिए ऋण माफी पर चर्चा कर रहा है, और मुख्यमंत्री देवेंद्र फडणवीस जल्द ही किसानों के लिए ऋण माफी की घोषणा करेंगे।" Maharashtra: Minister Sanjay Rathod says, "The state cabinet is discussing loan waiver for distressed farmers, and Chief Minister Devendra Fadnavis will soon announce loan waiver for the farmers" pic.twitter.com/MoxiUtG5H4 — IANS (@ians_india) August 18, 2025 मंत्री संजय राठौड़ ने कहा, "राज्य मंत्रिमंडल संकटग्रस्त किसानों के लिए ऋण माफी पर चर्चा कर रहा है, और मुख्यमंत्री देवेंद्र फडणवीस जल्द ही किसानों के लिए ऋण माफी की घोषणा करेंगे।" Maharashtra: Minister Sanjay Rathod says, "The state cabinet is discussing loan waiver for distressed farmers, and Chief Minister Devendra Fadnavis will soon announce loan waiver for the farmers" pic.twitter.com/MoxiUtG5H4 — IANS (@ians_india) August 18, 2025 18 Aug 2025 07:26 PM (IST) 18 Aug 2025 07:26 PM (IST) पुणे के लिए बारिश का येलो अलर्ट जारी आईएमडी के वैज्ञानिक एस. डी. सनप ने कहा, "पुणे शहर और जिले के लिए येलो अलर्ट जारी किया गया है, जबकि घाट क्षेत्रों को रेड अलर्ट पर रखा गया है। यह स्थिति अगले 48 घंटों तक जारी रहने की उम्मीद है..." Pune, Maharashtra: IMD scientist S. D. Sanap says, "A yellow alert has been issued for Pune city and district, while the ghat areas have been placed under a red alert. This situation is expected to continue for the next 48 hours..." pic.twitter.com/dajuEg2SUe — IANS (@ians_india) August 18, 2025 आईएमडी के वैज्ञानिक एस. डी. सनप ने कहा, "पुणे शहर और जिले के लिए येलो अलर्ट जारी किया गया है, जबकि घाट क्षेत्रों को रेड अलर्ट पर रखा गया है। यह स्थिति अगले 48 घंटों तक जारी रहने की उम्मीद है..." Pune, Maharashtra: IMD scientist S. D. Sanap says, "A yellow alert has been issued for Pune city and district, while the ghat areas have been placed under a red alert. This situation is expected to continue for the next 48 hours..." pic.twitter.com/dajuEg2SUe — IANS (@ians_india) August 18, 2025 आईएमडी के वैज्ञानिक एस. डी. सनप ने कहा, "पुणे शहर और जिले के लिए येलो अलर्ट जारी किया गया है, जबकि घाट क्षेत्रों को रेड अलर्ट पर रखा गया है। यह स्थिति अगले 48 घंटों तक जारी रहने की उम्मीद है..." Pune, Maharashtra: IMD scientist S. D. Sanap says, "A yellow alert has been issued for Pune city and district, while the ghat areas have been placed under a red alert. This situation is expected to continue for the next 48 hours..." pic.twitter.com/dajuEg2SUe — IANS (@ians_india) August 18, 2025 18 Aug 2025 06:12 PM (IST) 18 Aug 2025 06:12 PM (IST) 21 वर्षीय बांग्लादेशी महिला कैदी फिर से गिरफ्तार मुंबई पुलिस ने 21 वर्षीय बांग्लादेशी महिला कैदी रुबीना इरशाद शेख को फिर से गिरफ्तार कर लिया है, जो 14 अगस्त को भीड़ का फायदा उठाकर जेजे अस्पताल से भाग गई थी। भारत में अवैध रूप से रहने के आरोप में जेल में बंद शेख को इलाज के लिए लाया गया था, जब वह भागी थी। तीन दिनों की सीसीटीवी जांच और खुफिया सूचनाओं के बाद, उसे नवी मुंबई में पकड़ा गया। पुलिस संभावित बाहरी मदद की जांच कर रही है। #BREAKING Mumbai Police have re-arrested 21-year-old Bangladeshi woman prisoner Rubina Irshad Sheikh, who escaped from JJ Hospital on August 14 by exploiting a crowd. Sheikh, jailed for illegally staying in India, had been brought for treatment when she fled. After three days of… pic.twitter.com/0ik74eTUka — IANS (@ians_india) August 18, 2025 मुंबई पुलिस ने 21 वर्षीय बांग्लादेशी महिला कैदी रुबीना इरशाद शेख को फिर से गिरफ्तार कर लिया है, जो 14 अगस्त को भीड़ का फायदा उठाकर जेजे अस्पताल से भाग गई थी। भारत में अवैध रूप से रहने के आरोप में जेल में बंद शेख को इलाज के लिए लाया गया था, जब वह भागी थी। तीन दिनों की सीसीटीवी जांच और खुफिया सूचनाओं के बाद, उसे नवी मुंबई में पकड़ा गया। पुलिस संभावित बाहरी मदद की जांच कर रही है। #BREAKING Mumbai Police have re-arrested 21-year-old Bangladeshi woman prisoner Rubina Irshad Sheikh, who escaped from JJ Hospital on August 14 by exploiting a crowd. Sheikh, jailed for illegally staying in India, had been brought for treatment when she fled. After three days of… pic.twitter.com/0ik74eTUka — IANS (@ians_india) August 18, 2025 मुंबई पुलिस ने 21 वर्षीय बांग्लादेशी महिला कैदी रुबीना इरशाद शेख को फिर से गिरफ्तार कर लिया है, जो 14 अगस्त को भीड़ का फायदा उठाकर जेजे अस्पताल से भाग गई थी। भारत में अवैध रूप से रहने के आरोप में जेल में बंद शेख को इलाज के लिए लाया गया था, जब वह भागी थी। तीन दिनों की सीसीटीवी जांच और खुफिया सूचनाओं के बाद, उसे नवी मुंबई में पकड़ा गया। पुलिस संभावित बाहरी मदद की जांच कर रही है। #BREAKING Mumbai Police have re-arrested 21-year-old Bangladeshi woman prisoner Rubina Irshad Sheikh, who escaped from JJ Hospital on August 14 by exploiting a crowd. Sheikh, jailed for illegally staying in India, had been brought for treatment when she fled. After three days of… pic.twitter.com/0ik74eTUka — IANS (@ians_india) August 18, 2025 18 Aug 2025 06:12 PM (IST) 18 Aug 2025 06:12 PM (IST) बीएमसी का प्रशासन पूरी तरह से चरमरा गया: महेश तपासे मुंबई के मौजूदा मौसम की स्थिति पर एनसीपी-एससीपी नेता और प्रवक्ता महेश तपासे कहते हैं, "मुंबई में बारिश की वजह से मुंबई का जलस्तर सूख गया है, बाढ़ आ गई है और यहां शहर, जिसे हम बीएमसी कहते हैं, उसका प्रशासन पूरी तरह से चरमरा गया है। अब इतने सालों में बीएमसी के चुनाव नहीं हुए, कोई सिटी मैनेजर नहीं है, पूरा प्रशासन महाराष्ट्र सरकार के हाथ में है..." Mumbai, Maharashtra: On Mumbai's current weather condition, NCP-SCP leader and spokesperson Mahesh Tapase says, "Due to rain in Mumbai, the water level of Mumbai has dried up, it is flooded and here the city, which we call BMC, its administration has completely collapsed. Now in… pic.twitter.com/lfSEh5DFoS — IANS (@ians_india) August 18, 2025 मुंबई के मौजूदा मौसम की स्थिति पर एनसीपी-एससीपी नेता और प्रवक्ता महेश तपासे कहते हैं, "मुंबई में बारिश की वजह से मुंबई का जलस्तर सूख गया है, बाढ़ आ गई है और यहां शहर, जिसे हम बीएमसी कहते हैं, उसका प्रशासन पूरी तरह से चरमरा गया है। अब इतने सालों में बीएमसी के चुनाव नहीं हुए, कोई सिटी मैनेजर नहीं है, पूरा प्रशासन महाराष्ट्र सरकार के हाथ में है..." Mumbai, Maharashtra: On Mumbai's current weather condition, NCP-SCP leader and spokesperson Mahesh Tapase says, "Due to rain in Mumbai, the water level of Mumbai has dried up, it is flooded and here the city, which we call BMC, its administration has completely collapsed. Now in… pic.twitter.com/lfSEh5DFoS — IANS (@ians_india) August 18, 2025 मुंबई के मौजूदा मौसम की स्थिति पर एनसीपी-एससीपी नेता और प्रवक्ता महेश तपासे कहते हैं, "मुंबई में बारिश की वजह से मुंबई का जलस्तर सूख गया है, बाढ़ आ गई है और यहां शहर, जिसे हम बीएमसी कहते हैं, उसका प्रशासन पूरी तरह से चरमरा गया है। अब इतने सालों में बीएमसी के चुनाव नहीं हुए, कोई सिटी मैनेजर नहीं है, पूरा प्रशासन महाराष्ट्र सरकार के हाथ में है..." Mumbai, Maharashtra: On Mumbai's current weather condition, NCP-SCP leader and spokesperson Mahesh Tapase says, "Due to rain in Mumbai, the water level of Mumbai has dried up, it is flooded and here the city, which we call BMC, its administration has completely collapsed. Now in… pic.twitter.com/lfSEh5DFoS — IANS (@ians_india) August 18, 2025 18 Aug 2025 06:08 PM (IST) 18 Aug 2025 06:08 PM (IST) संग्राम बापू भंडारे संगमने के कीर्तन के दौरान हुए हंगामा संग्राम बापू भंडारे संगमने के कीर्तन के दौरान हुए हंगामे पर विधायक अमोल खताल ने कहा, "करीब एक घंटे के कीर्तन के बाद, जैसे ही महाराज ने हिंदुत्व विचारधारा, खासकर अफ़ज़ल खान और औरंगज़ेब जैसे ऐतिहासिक लोगों द्वारा किए गए अत्याचारों के बारे में बोलना शुरू किया, कुछ स्थानीय राजनीतिक तत्वों ने हंगामा करना शुरू कर दिया। इनमें इलाके के एक पूर्व विधायक के वर्तमान निजी सहायक (पीए) और उनके कुछ सहयोगी भी शामिल थे..." Shirdi, Maharashtra: On commotion during the kirtan of Sangram Bapu Bhandare Sangamne, MLA Amol Khatal, says, "About an hour into his kirtan, as Maharaj began to speak about Hindutva ideology especially recounting the atrocities committed by historical figures like Afzal Khan and… pic.twitter.com/sVPWpf7Do2 — IANS (@ians_india) August 18, 2025 संग्राम बापू भंडारे संगमने के कीर्तन के दौरान हुए हंगामे पर विधायक अमोल खताल ने कहा, "करीब एक घंटे के कीर्तन के बाद, जैसे ही महाराज ने हिंदुत्व विचारधारा, खासकर अफ़ज़ल खान और औरंगज़ेब जैसे ऐतिहासिक लोगों द्वारा किए गए अत्याचारों के बारे में बोलना शुरू किया, कुछ स्थानीय राजनीतिक तत्वों ने हंगामा करना शुरू कर दिया। इनमें इलाके के एक पूर्व विधायक के वर्तमान निजी सहायक (पीए) और उनके कुछ सहयोगी भी शामिल थे..." Shirdi, Maharashtra: On commotion during the kirtan of Sangram Bapu Bhandare Sangamne, MLA Amol Khatal, says, "About an hour into his kirtan, as Maharaj began to speak about Hindutva ideology especially recounting the atrocities committed by historical figures like Afzal Khan and… pic.twitter.com/sVPWpf7Do2 — IANS (@ians_india) August 18, 2025 संग्राम बापू भंडारे संगमने के कीर्तन के दौरान हुए हंगामे पर विधायक अमोल खताल ने कहा, "करीब एक घंटे के कीर्तन के बाद, जैसे ही महाराज ने हिंदुत्व विचारधारा, खासकर अफ़ज़ल खान और औरंगज़ेब जैसे ऐतिहासिक लोगों द्वारा किए गए अत्याचारों के बारे में बोलना शुरू किया, कुछ स्थानीय राजनीतिक तत्वों ने हंगामा करना शुरू कर दिया। इनमें इलाके के एक पूर्व विधायक के वर्तमान निजी सहायक (पीए) और उनके कुछ सहयोगी भी शामिल थे..." Shirdi, Maharashtra: On commotion during the kirtan of Sangram Bapu Bhandare Sangamne, MLA Amol Khatal, says, "About an hour into his kirtan, as Maharaj began to speak about Hindutva ideology especially recounting the atrocities committed by historical figures like Afzal Khan and… pic.twitter.com/sVPWpf7Do2 — IANS (@ians_india) August 18, 2025 18 Aug 2025 06:06 PM (IST) 18 Aug 2025 06:06 PM (IST) देश को एक योग्य नेता-उपराष्ट्रपति मिलने वाले है: संजय उपाध्याय एनडीए द्वारा महाराष्ट्र के राज्यपाल सी.पी. राधाकृष्णन को उपराष्ट्रपति पद का उम्मीदवार घोषित करने पर भाजपा विधायक संजय उपाध्याय ने कहा, "एनडीए ने सर्वसम्मति से माननीय सी.पी. राधाकृष्णन को भारत के उपराष्ट्रपति पद के लिए अपना उम्मीदवार नामित किया है। हम महाराष्ट्रवासियों और पूरे देशवासियों को गर्व है कि देश को एक योग्य नेता मिलने वाला है। मुझे पूरा विश्वास है कि एकजुट होकर हम यह चुनाव जीतेंगे..." Mumbai, Maharashtra: On NDA announcing Maharashtra Governor C.P. Radhakrishnan as Vice Presidential candidate, BJP MLA Sanjay Upadhyay says, "The NDA have unanimously nominated the honorable CP Radhakrishnan as their candidate for the Vice President of India. We, the residents of… pic.twitter.com/PF7lQSGjnp — IANS (@ians_india) August 18, 2025 एनडीए द्वारा महाराष्ट्र के राज्यपाल सी.पी. राधाकृष्णन को उपराष्ट्रपति पद का उम्मीदवार घोषित करने पर भाजपा विधायक संजय उपाध्याय ने कहा, "एनडीए ने सर्वसम्मति से माननीय सी.पी. राधाकृष्णन को भारत के उपराष्ट्रपति पद के लिए अपना उम्मीदवार नामित किया है। हम महाराष्ट्रवासियों और पूरे देशवासियों को गर्व है कि देश को एक योग्य नेता मिलने वाला है। मुझे पूरा विश्वास है कि एकजुट होकर हम यह चुनाव जीतेंगे..." Mumbai, Maharashtra: On NDA announcing Maharashtra Governor C.P. Radhakrishnan as Vice Presidential candidate, BJP MLA Sanjay Upadhyay says, "The NDA have unanimously nominated the honorable CP Radhakrishnan as their candidate for the Vice President of India. We, the residents of… pic.twitter.com/PF7lQSGjnp — IANS (@ians_india) August 18, 2025 एनडीए द्वारा महाराष्ट्र के राज्यपाल सी.पी. राधाकृष्णन को उपराष्ट्रपति पद का उम्मीदवार घोषित करने पर भाजपा विधायक संजय उपाध्याय ने कहा, "एनडीए ने सर्वसम्मति से माननीय सी.पी. राधाकृष्णन को भारत के उपराष्ट्रपति पद के लिए अपना उम्मीदवार नामित किया है। हम महाराष्ट्रवासियों और पूरे देशवासियों को गर्व है कि देश को एक योग्य नेता मिलने वाला है। मुझे पूरा विश्वास है कि एकजुट होकर हम यह चुनाव जीतेंगे..." Mumbai, Maharashtra: On NDA announcing Maharashtra Governor C.P. Radhakrishnan as Vice Presidential candidate, BJP MLA Sanjay Upadhyay says, "The NDA have unanimously nominated the honorable CP Radhakrishnan as their candidate for the Vice President of India. We, the residents of… pic.twitter.com/PF7lQSGjnp — IANS (@ians_india) August 18, 2025 18 Aug 2025 06:04 PM (IST) 18 Aug 2025 06:04 PM (IST) पिंपरी-चिंचवड़ के कुछ हिस्सों में बारिश पुणे जिले के पिंपरी-चिंचवड़ के कुछ हिस्सों में बारिश हुई। #WATCH पिंपरी-चिंचवड़ (महाराष्ट्र): पुणे जिले के पिंपरी-चिंचवड़ के कुछ हिस्सों में बारिश हुई। pic.twitter.com/Qq4rtmKS7K — ANI_HindiNews (@AHindinews) August 18, 2025 पुणे जिले के पिंपरी-चिंचवड़ के कुछ हिस्सों में बारिश हुई। #WATCH पिंपरी-चिंचवड़ (महाराष्ट्र): पुणे जिले के पिंपरी-चिंचवड़ के कुछ हिस्सों में बारिश हुई। pic.twitter.com/Qq4rtmKS7K — ANI_HindiNews (@AHindinews) August 18, 2025 पुणे जिले के पिंपरी-चिंचवड़ के कुछ हिस्सों में बारिश हुई। #WATCH पिंपरी-चिंचवड़ (महाराष्ट्र): पुणे जिले के पिंपरी-चिंचवड़ के कुछ हिस्सों में बारिश हुई। pic.twitter.com/Qq4rtmKS7K — ANI_HindiNews (@AHindinews) August 18, 2025 18 Aug 2025 05:07 PM (IST) 18 Aug 2025 05:07 PM (IST) ...यह सब चुनाव आयोग की कार्यप्रणाली को दर्शाता है: अरविंद सावंत शिवसेना (यूबीटी) सांसद अरविंद सावंत ने कहा, "...वे झूठ बोलते हैं उन्होंने हमारी सदस्य की जानकारी मांगी, फिर पदाधिकारियों की जानकारी मांगी तभी फॉर्म हमने भर दिए लेकिन हमें वो कुछ नहीं बता रहे हैं...यह सब चुनाव आयोग की कार्यप्रणाली को दर्शाता है।" डीएमके सांसद तिरुचि शिवा को विपक्ष का उपराष्ट्रपति पद का उम्मीदवार बनाए जाने की अटकलों पर उन्होंने कहा, "विपक्षी नेता एक साथ बैठेंगे। मैं इस पर कुछ नहीं कह सकता।" #WATCH शिवसेना (यूबीटी) सांसद अरविंद सावंत ने कहा, "...वे झूठ बोलते हैं उन्होंने हमारी सदस्य की जानकारी मांगी, फिर पदाधिकारियों की जानकारी मांगी तभी फॉर्म हमने भर दिए लेकिन हमें वो कुछ नहीं बता रहे हैं...यह सब चुनाव आयोग की कार्यप्रणाली को दर्शाता है।" डीएमके सांसद तिरुचि शिवा… pic.twitter.com/8FK6jgm5Lj — ANI_HindiNews (@AHindinews) August 18, 2025 शिवसेना (यूबीटी) सांसद अरविंद सावंत ने कहा, "...वे झूठ बोलते हैं उन्होंने हमारी सदस्य की जानकारी मांगी, फिर पदाधिकारियों की जानकारी मांगी तभी फॉर्म हमने भर दिए लेकिन हमें वो कुछ नहीं बता रहे हैं...यह सब चुनाव आयोग की कार्यप्रणाली को दर्शाता है।" डीएमके सांसद तिरुचि शिवा को विपक्ष का उपराष्ट्रपति पद का उम्मीदवार बनाए जाने की अटकलों पर उन्होंने कहा, "विपक्षी नेता एक साथ बैठेंगे। मैं इस पर कुछ नहीं कह सकता।" #WATCH शिवसेना (यूबीटी) सांसद अरविंद सावंत ने कहा, "...वे झूठ बोलते हैं उन्होंने हमारी सदस्य की जानकारी मांगी, फिर पदाधिकारियों की जानकारी मांगी तभी फॉर्म हमने भर दिए लेकिन हमें वो कुछ नहीं बता रहे हैं...यह सब चुनाव आयोग की कार्यप्रणाली को दर्शाता है।" डीएमके सांसद तिरुचि शिवा… pic.twitter.com/8FK6jgm5Lj — ANI_HindiNews (@AHindinews) August 18, 2025 शिवसेना (यूबीटी) सांसद अरविंद सावंत ने कहा, "...वे झूठ बोलते हैं उन्होंने हमारी सदस्य की जानकारी मांगी, फिर पदाधिकारियों की जानकारी मांगी तभी फॉर्म हमने भर दिए लेकिन हमें वो कुछ नहीं बता रहे हैं...यह सब चुनाव आयोग की कार्यप्रणाली को दर्शाता है।" डीएमके सांसद तिरुचि शिवा को विपक्ष का उपराष्ट्रपति पद का उम्मीदवार बनाए जाने की अटकलों पर उन्होंने कहा, "विपक्षी नेता एक साथ बैठेंगे। मैं इस पर कुछ नहीं कह सकता।" #WATCH शिवसेना (यूबीटी) सांसद अरविंद सावंत ने कहा, "...वे झूठ बोलते हैं उन्होंने हमारी सदस्य की जानकारी मांगी, फिर पदाधिकारियों की जानकारी मांगी तभी फॉर्म हमने भर दिए लेकिन हमें वो कुछ नहीं बता रहे हैं...यह सब चुनाव आयोग की कार्यप्रणाली को दर्शाता है।" डीएमके सांसद तिरुचि शिवा… pic.twitter.com/8FK6jgm5Lj — ANI_HindiNews (@AHindinews) August 18, 2025 18 Aug 2025 04:59 PM (IST) 18 Aug 2025 04:59 PM (IST) महाराष्ट्र के आधे जिलों में अगले 3 दिनों के लिए रेड और ऑरेंज अलर्ट महाराष्ट्र के मुख्यमंत्री देवेंद्र फडणवीस ने महाराष्ट्र में हो रही भारी बारिश पर कहा, "पिछले 2 दिनों में महाराष्ट्र में भारी बारिश हुई है, कई जिलों में रेड और ऑरेंज अलर्ट हैं। महाराष्ट्र के आधे जिलों में अगले 3 दिनों के लिए रेड और ऑरेंज अलर्ट हैं... हम पड़ोसी राज्यों से भी बात कर रहे हैं, चाहे वह तेलंगाना हो या कर्नाटक, जिससे पानी का डिस्चार्ज ठीक रहे और बाढ़ की स्थिति न बने... कोंकण में भी बाढ़ नियंत्रण के इंतजाम किए गए हैं... नांदेड़ में काफी बारिश हुई है, बादल फटने जैसी स्थिति थी, कई लोग वहां फंस गए थे, 206 लोगों को निकाला जा चुका है व और लोगों को निकाला जा रहा है। NDRF और सेना की टीमें वहां पहुंच गई हैं... मुंबई में भी भारी बारिश हुई है और 8-10 घंटे की भारी बारिश का रेड अलर्ट है... मुंबई में ट्रेनें थोड़ी देरी से चल रही हैं, आवाजाही में कोई दिक्कत नहीं है, थोड़ी बाधाएं हैं लेकिन ट्रेनें चल रही हैं।" #WATCH | मुंबई: महाराष्ट्र के मुख्यमंत्री देवेंद्र फडणवीस ने महाराष्ट्र में हो रही भारी बारिश पर कहा, "पिछले 2 दिनों में महाराष्ट्र में भारी बारिश हुई है, कई जिलों में रेड और ऑरेंज अलर्ट हैं। महाराष्ट्र के आधे जिलों में अगले 3 दिनों के लिए रेड और ऑरेंज अलर्ट हैं... हम पड़ोसी… pic.twitter.com/o2LcASMUz4 — ANI_HindiNews (@AHindinews) August 18, 2025 महाराष्ट्र के मुख्यमंत्री देवेंद्र फडणवीस ने महाराष्ट्र में हो रही भारी बारिश पर कहा, "पिछले 2 दिनों में महाराष्ट्र में भारी बारिश हुई है, कई जिलों में रेड और ऑरेंज अलर्ट हैं। महाराष्ट्र के आधे जिलों में अगले 3 दिनों के लिए रेड और ऑरेंज अलर्ट हैं... हम पड़ोसी राज्यों से भी बात कर रहे हैं, चाहे वह तेलंगाना हो या कर्नाटक, जिससे पानी का डिस्चार्ज ठीक रहे और बाढ़ की स्थिति न बने... कोंकण में भी बाढ़ नियंत्रण के इंतजाम किए गए हैं... नांदेड़ में काफी बारिश हुई है, बादल फटने जैसी स्थिति थी, कई लोग वहां फंस गए थे, 206 लोगों को निकाला जा चुका है व और लोगों को निकाला जा रहा है। NDRF और सेना की टीमें वहां पहुंच गई हैं... मुंबई में भी भारी बारिश हुई है और 8-10 घंटे की भारी बारिश का रेड अलर्ट है... मुंबई में ट्रेनें थोड़ी देरी से चल रही हैं, आवाजाही में कोई दिक्कत नहीं है, थोड़ी बाधाएं हैं लेकिन ट्रेनें चल रही हैं।" #WATCH | मुंबई: महाराष्ट्र के मुख्यमंत्री देवेंद्र फडणवीस ने महाराष्ट्र में हो रही भारी बारिश पर कहा, "पिछले 2 दिनों में महाराष्ट्र में भारी बारिश हुई है, कई जिलों में रेड और ऑरेंज अलर्ट हैं। महाराष्ट्र के आधे जिलों में अगले 3 दिनों के लिए रेड और ऑरेंज अलर्ट हैं... हम पड़ोसी… pic.twitter.com/o2LcASMUz4 — ANI_HindiNews (@AHindinews) August 18, 2025 महाराष्ट्र के मुख्यमंत्री देवेंद्र फडणवीस ने महाराष्ट्र में हो रही भारी बारिश पर कहा, "पिछले 2 दिनों में महाराष्ट्र में भारी बारिश हुई है, कई जिलों में रेड और ऑरेंज अलर्ट हैं। महाराष्ट्र के आधे जिलों में अगले 3 दिनों के लिए रेड और ऑरेंज अलर्ट हैं... हम पड़ोसी राज्यों से भी बात कर रहे हैं, चाहे वह तेलंगाना हो या कर्नाटक, जिससे पानी का डिस्चार्ज ठीक रहे और बाढ़ की स्थिति न बने... कोंकण में भी बाढ़ नियंत्रण के इंतजाम किए गए हैं... नांदेड़ में काफी बारिश हुई है, बादल फटने जैसी स्थिति थी, कई लोग वहां फंस गए थे, 206 लोगों को निकाला जा चुका है व और लोगों को निकाला जा रहा है। NDRF और सेना की टीमें वहां पहुंच गई हैं... मुंबई में भी भारी बारिश हुई है और 8-10 घंटे की भारी बारिश का रेड अलर्ट है... मुंबई में ट्रेनें थोड़ी देरी से चल रही हैं, आवाजाही में कोई दिक्कत नहीं है, थोड़ी बाधाएं हैं लेकिन ट्रेनें चल रही हैं।" #WATCH | मुंबई: महाराष्ट्र के मुख्यमंत्री देवेंद्र फडणवीस ने महाराष्ट्र में हो रही भारी बारिश पर कहा, "पिछले 2 दिनों में महाराष्ट्र में भारी बारिश हुई है, कई जिलों में रेड और ऑरेंज अलर्ट हैं। महाराष्ट्र के आधे जिलों में अगले 3 दिनों के लिए रेड और ऑरेंज अलर्ट हैं... हम पड़ोसी… pic.twitter.com/o2LcASMUz4 — ANI_HindiNews (@AHindinews) August 18, 2025 18 Aug 2025 04:42 PM (IST) 18 Aug 2025 04:42 PM (IST) तेज़ बारिश के कारण ठाणे में सड़कों पर जलभराव देखने को मिला तेज़ बारिश के कारण ठाणे में सड़कों पर जलभराव देखने को मिला। #WATCH ठाणे (महाराष्ट्र): तेज़ बारिश के कारण ठाणे में सड़कों पर जलभराव देखने को मिला। pic.twitter.com/ROpIBQb0MC — ANI_HindiNews (@AHindinews) August 18, 2025 तेज़ बारिश के कारण ठाणे में सड़कों पर जलभराव देखने को मिला। #WATCH ठाणे (महाराष्ट्र): तेज़ बारिश के कारण ठाणे में सड़कों पर जलभराव देखने को मिला। pic.twitter.com/ROpIBQb0MC — ANI_HindiNews (@AHindinews) August 18, 2025 तेज़ बारिश के कारण ठाणे में सड़कों पर जलभराव देखने को मिला। #WATCH ठाणे (महाराष्ट्र): तेज़ बारिश के कारण ठाणे में सड़कों पर जलभराव देखने को मिला। pic.twitter.com/ROpIBQb0MC — ANI_HindiNews (@AHindinews) August 18, 2025 18 Aug 2025 04:05 PM (IST) 18 Aug 2025 04:05 PM (IST) मुंबई के कुछ हिस्सों में भारी बारिश, जनजीवन अस्तव्यस्त मुंबई शहर में भारी बारिश के कारण विले पार्ले के पास वेस्टर्न एक्सप्रेस हाईवे पर यातायात धीमा हुआ। #WATCH | मुंबई, महाराष्ट्र: शहर के कुछ हिस्सों में बारिश हुई। वीडियो नरीमन पॉइंट से है। pic.twitter.com/aKtc8hLUjO — ANI_HindiNews (@AHindinews) August 18, 2025 #WATCH | महाराष्ट्र: मुंबई शहर में भारी बारिश के कारण विले पार्ले के पास वेस्टर्न एक्सप्रेस हाईवे पर यातायात धीमा हुआ। pic.twitter.com/KPUdQExFhR — ANI_HindiNews (@AHindinews) August 18, 2025 मुंबई शहर में भारी बारिश के कारण विले पार्ले के पास वेस्टर्न एक्सप्रेस हाईवे पर यातायात धीमा हुआ। #WATCH | मुंबई, महाराष्ट्र: शहर के कुछ हिस्सों में बारिश हुई। वीडियो नरीमन पॉइंट से है। pic.twitter.com/aKtc8hLUjO — ANI_HindiNews (@AHindinews) August 18, 2025 #WATCH | महाराष्ट्र: मुंबई शहर में भारी बारिश के कारण विले पार्ले के पास वेस्टर्न एक्सप्रेस हाईवे पर यातायात धीमा हुआ। pic.twitter.com/KPUdQExFhR — ANI_HindiNews (@AHindinews) August 18, 2025 मुंबई शहर में भारी बारिश के कारण विले पार्ले के पास वेस्टर्न एक्सप्रेस हाईवे पर यातायात धीमा हुआ। #WATCH | मुंबई, महाराष्ट्र: शहर के कुछ हिस्सों में बारिश हुई। वीडियो नरीमन पॉइंट से है। pic.twitter.com/aKtc8hLUjO — ANI_HindiNews (@AHindinews) August 18, 2025 #WATCH | महाराष्ट्र: मुंबई शहर में भारी बारिश के कारण विले पार्ले के पास वेस्टर्न एक्सप्रेस हाईवे पर यातायात धीमा हुआ। pic.twitter.com/KPUdQExFhR — ANI_HindiNews (@AHindinews) August 18, 2025 18 Aug 2025 04:03 PM (IST) 18 Aug 2025 04:03 PM (IST) उम्मीद है पराष्ट्रपति पद की गरिमा वापस आएगी:प्रियंका चतुर्वेदी शिवसेना(UBT) सांसद प्रियंका चतुर्वेदी ने NDA द्वारा महाराष्ट्र के राज्यपाल सी.पी. राधाकृष्णन को उपराष्ट्रपति पद का उम्मीदवार घोषित किए जाने पर कहा, "सी.पी. राधाकृष्णन पिछले एक साल से महाराष्ट्र के राज्यपाल हैं... वे झारखंड के राज्यपाल, सांसद भी रहे हैं और मुझे उम्मीद है कि अगर वे चुने जाते हैं तो इस कुर्सी की गरिमा पूरी तरह से वापस आएगी, हमने इस कुर्सी को बहुत कमज़ोर होते देखा है... जहां तक INDIA गठबंधन का सवाल है, INDIA गठबंधन एक साथ मिलकर इसपर निर्णय लेगा।" #WATCH | दिल्ली: शिवसेना(UBT) सांसद प्रियंका चतुर्वेदी ने NDA द्वारा महाराष्ट्र के राज्यपाल सी.पी. राधाकृष्णन को उपराष्ट्रपति पद का उम्मीदवार घोषित किए जाने पर कहा, "सी.पी. राधाकृष्णन पिछले एक साल से महाराष्ट्र के राज्यपाल हैं... वे झारखंड के राज्यपाल, सांसद भी रहे हैं और मुझे… pic.twitter.com/A3cgTvLLsR — ANI_HindiNews (@AHindinews) August 18, 2025 शिवसेना(UBT) सांसद प्रियंका चतुर्वेदी ने NDA द्वारा महाराष्ट्र के राज्यपाल सी.पी. राधाकृष्णन को उपराष्ट्रपति पद का उम्मीदवार घोषित किए जाने पर कहा, "सी.पी. राधाकृष्णन पिछले एक साल से महाराष्ट्र के राज्यपाल हैं... वे झारखंड के राज्यपाल, सांसद भी रहे हैं और मुझे उम्मीद है कि अगर वे चुने जाते हैं तो इस कुर्सी की गरिमा पूरी तरह से वापस आएगी, हमने इस कुर्सी को बहुत कमज़ोर होते देखा है... जहां तक INDIA गठबंधन का सवाल है, INDIA गठबंधन एक साथ मिलकर इसपर निर्णय लेगा।" #WATCH | दिल्ली: शिवसेना(UBT) सांसद प्रियंका चतुर्वेदी ने NDA द्वारा महाराष्ट्र के राज्यपाल सी.पी. राधाकृष्णन को उपराष्ट्रपति पद का उम्मीदवार घोषित किए जाने पर कहा, "सी.पी. राधाकृष्णन पिछले एक साल से महाराष्ट्र के राज्यपाल हैं... वे झारखंड के राज्यपाल, सांसद भी रहे हैं और मुझे… pic.twitter.com/A3cgTvLLsR — ANI_HindiNews (@AHindinews) August 18, 2025 शिवसेना(UBT) सांसद प्रियंका चतुर्वेदी ने NDA द्वारा महाराष्ट्र के राज्यपाल सी.पी. राधाकृष्णन को उपराष्ट्रपति पद का उम्मीदवार घोषित किए जाने पर कहा, "सी.पी. राधाकृष्णन पिछले एक साल से महाराष्ट्र के राज्यपाल हैं... वे झारखंड के राज्यपाल, सांसद भी रहे हैं और मुझे उम्मीद है कि अगर वे चुने जाते हैं तो इस कुर्सी की गरिमा पूरी तरह से वापस आएगी, हमने इस कुर्सी को बहुत कमज़ोर होते देखा है... जहां तक INDIA गठबंधन का सवाल है, INDIA गठबंधन एक साथ मिलकर इसपर निर्णय लेगा।" #WATCH | दिल्ली: शिवसेना(UBT) सांसद प्रियंका चतुर्वेदी ने NDA द्वारा महाराष्ट्र के राज्यपाल सी.पी. राधाकृष्णन को उपराष्ट्रपति पद का उम्मीदवार घोषित किए जाने पर कहा, "सी.पी. राधाकृष्णन पिछले एक साल से महाराष्ट्र के राज्यपाल हैं... वे झारखंड के राज्यपाल, सांसद भी रहे हैं और मुझे… pic.twitter.com/A3cgTvLLsR — ANI_HindiNews (@AHindinews) August 18, 2025 18 Aug 2025 04:01 PM (IST) 18 Aug 2025 04:01 PM (IST) उपराष्ट्रपति चुनाव पर इंडिया गठबंधन चर्चा करेगी संजय राउत विपक्षी (यूबीटी) के वरिष्ठ नेता एन.डी.ए. द्वारा महाराष्ट्र के राज्यपाल सी.पी. राधाकृष्णन को उपराष्ट्रपति पद का दावेदार घोषित करने पर कहा गया, "...सी.पी. राधाकृष्णन निश्चित रूप से महाराष्ट्र के राज्यपाल के रूप में हैं, एक बहुत ही प्रतिष्ठित व्यक्तित्व हैं... अगर महाराष्ट्र के राज्यपाल हैं, तो हमें खुशी है लेकिन चुनाव करना होगा। भारत गठबंधन एक निर्णय चाहता है, मैं नहीं कह सकता कि वह क्या निर्णय लेंगे...लेकिन आज हम इस पर चर्चा करेंगे और पद पर निर्णय लेंगे। देश में और भी गंभीर कंपनियां चल रही हैं, वोट की पूंजी, हम इस पर ध्यान नहीं भटकाना चाहते हैं..." #WATCH | दिल्ली: शिवसेना (UBT) सांसद संजय राउत ने NDA द्वारा महाराष्ट्र के राज्यपाल सी.पी. राधाकृष्णन को उपराष्ट्रपति पद का उम्मीदवार घोषित किए जाने पर कहा, "...सी.पी. राधाकृष्णन निश्चित रूप से महाराष्ट्र के राज्यपाल हैं, एक बहुत ही संतुलित व्यक्तित्व हैं... अगर महाराष्ट्र के… pic.twitter.com/4M9Gp7NyXT — ANI_HindiNews (@AHindinews) August 18, 2025 विपक्षी (यूबीटी) के वरिष्ठ नेता एन.डी.ए. द्वारा महाराष्ट्र के राज्यपाल सी.पी. राधाकृष्णन को उपराष्ट्रपति पद का दावेदार घोषित करने पर कहा गया, "...सी.पी. राधाकृष्णन निश्चित रूप से महाराष्ट्र के राज्यपाल के रूप में हैं, एक बहुत ही प्रतिष्ठित व्यक्तित्व हैं... अगर महाराष्ट्र के राज्यपाल हैं, तो हमें खुशी है लेकिन चुनाव करना होगा। भारत गठबंधन एक निर्णय चाहता है, मैं नहीं कह सकता कि वह क्या निर्णय लेंगे...लेकिन आज हम इस पर चर्चा करेंगे और पद पर निर्णय लेंगे। देश में और भी गंभीर कंपनियां चल रही हैं, वोट की पूंजी, हम इस पर ध्यान नहीं भटकाना चाहते हैं..." #WATCH | दिल्ली: शिवसेना (UBT) सांसद संजय राउत ने NDA द्वारा महाराष्ट्र के राज्यपाल सी.पी. राधाकृष्णन को उपराष्ट्रपति पद का उम्मीदवार घोषित किए जाने पर कहा, "...सी.पी. राधाकृष्णन निश्चित रूप से महाराष्ट्र के राज्यपाल हैं, एक बहुत ही संतुलित व्यक्तित्व हैं... अगर महाराष्ट्र के… pic.twitter.com/4M9Gp7NyXT — ANI_HindiNews (@AHindinews) August 18, 2025 विपक्षी (यूबीटी) के वरिष्ठ नेता एन.डी.ए. द्वारा महाराष्ट्र के राज्यपाल सी.पी. राधाकृष्णन को उपराष्ट्रपति पद का दावेदार घोषित करने पर कहा गया, "...सी.पी. राधाकृष्णन निश्चित रूप से महाराष्ट्र के राज्यपाल के रूप में हैं, एक बहुत ही प्रतिष्ठित व्यक्तित्व हैं... अगर महाराष्ट्र के राज्यपाल हैं, तो हमें खुशी है लेकिन चुनाव करना होगा। भारत गठबंधन एक निर्णय चाहता है, मैं नहीं कह सकता कि वह क्या निर्णय लेंगे...लेकिन आज हम इस पर चर्चा करेंगे और पद पर निर्णय लेंगे। देश में और भी गंभीर कंपनियां चल रही हैं, वोट की पूंजी, हम इस पर ध्यान नहीं भटकाना चाहते हैं..." #WATCH | दिल्ली: शिवसेना (UBT) सांसद संजय राउत ने NDA द्वारा महाराष्ट्र के राज्यपाल सी.पी. राधाकृष्णन को उपराष्ट्रपति पद का उम्मीदवार घोषित किए जाने पर कहा, "...सी.पी. राधाकृष्णन निश्चित रूप से महाराष्ट्र के राज्यपाल हैं, एक बहुत ही संतुलित व्यक्तित्व हैं... अगर महाराष्ट्र के… pic.twitter.com/4M9Gp7NyXT — ANI_HindiNews (@AHindinews) August 18, 2025 18 Aug 2025 03:57 PM (IST) 18 Aug 2025 03:57 PM (IST) नई मुंबई में लगातार भारी बारिश के कारण सड़कें जलमग्न महाराष्ट्र: नवी मुंबई में लगातार भारी बारिश के कारण सड़कें जलमग्न हुई। #WATCH | नवी मुंबई, महाराष्ट्र: नवी मुंबई में लगातार भारी बारिश के कारण सड़कें जलमग्न हुई। pic.twitter.com/xfnIEn2xsQ — ANI_HindiNews (@AHindinews) August 18, 2025 महाराष्ट्र: नवी मुंबई में लगातार भारी बारिश के कारण सड़कें जलमग्न हुई। #WATCH | नवी मुंबई, महाराष्ट्र: नवी मुंबई में लगातार भारी बारिश के कारण सड़कें जलमग्न हुई। pic.twitter.com/xfnIEn2xsQ — ANI_HindiNews (@AHindinews) August 18, 2025 महाराष्ट्र: नवी मुंबई में लगातार भारी बारिश के कारण सड़कें जलमग्न हुई। #WATCH | नवी मुंबई, महाराष्ट्र: नवी मुंबई में लगातार भारी बारिश के कारण सड़कें जलमग्न हुई। pic.twitter.com/xfnIEn2xsQ — ANI_HindiNews (@AHindinews) August 18, 2025 18 Aug 2025 03:23 PM (IST) 18 Aug 2025 03:23 PM (IST) सी.पी. राधाकृष्णन RSS और भाजपा के करीबी: रोहित पवार NDA द्वारा महाराष्ट्र के राज्यपाल सी.पी. राधाकृष्णन को उपराष्ट्रपति पद का उम्मीदवार घोषित किए जाने पर NCP-SCP विधायक रोहित पवार ने कहा, "सी.पी. राधाकृष्णन RSS और भाजपा के करीबी हैं। महाराष्ट्र में उनको जानबूझ कर भेजा गया था... अभी उनको उपराष्ट्रपति बनाया जा रहा है। हम उसका अभिनंदन करते हैं। लेकिन धनखड़ साहब के साथ क्या हुआ वो भी उनको देखना चाहिए..." #WATCH मुंबई: NDA द्वारा महाराष्ट्र के राज्यपाल सी.पी. राधाकृष्णन को उपराष्ट्रपति पद का उम्मीदवार घोषित किए जाने पर NCP-SCP विधायक रोहित पवार ने कहा, "सी.पी. राधाकृष्णन RSS और भाजपा के करीबी हैं। महाराष्ट्र में उनको जानबूझ कर भेजा गया था... अभी उनको उपराष्ट्रपति बनाया जा रहा है।… pic.twitter.com/o38CaCj0Tm — ANI_HindiNews (@AHindinews) August 18, 2025 NDA द्वारा महाराष्ट्र के राज्यपाल सी.पी. राधाकृष्णन को उपराष्ट्रपति पद का उम्मीदवार घोषित किए जाने पर NCP-SCP विधायक रोहित पवार ने कहा, "सी.पी. राधाकृष्णन RSS और भाजपा के करीबी हैं। महाराष्ट्र में उनको जानबूझ कर भेजा गया था... अभी उनको उपराष्ट्रपति बनाया जा रहा है। हम उसका अभिनंदन करते हैं। लेकिन धनखड़ साहब के साथ क्या हुआ वो भी उनको देखना चाहिए..." #WATCH मुंबई: NDA द्वारा महाराष्ट्र के राज्यपाल सी.पी. राधाकृष्णन को उपराष्ट्रपति पद का उम्मीदवार घोषित किए जाने पर NCP-SCP विधायक रोहित पवार ने कहा, "सी.पी. राधाकृष्णन RSS और भाजपा के करीबी हैं। महाराष्ट्र में उनको जानबूझ कर भेजा गया था... अभी उनको उपराष्ट्रपति बनाया जा रहा है।… pic.twitter.com/o38CaCj0Tm — ANI_HindiNews (@AHindinews) August 18, 2025 NDA द्वारा महाराष्ट्र के राज्यपाल सी.पी. राधाकृष्णन को उपराष्ट्रपति पद का उम्मीदवार घोषित किए जाने पर NCP-SCP विधायक रोहित पवार ने कहा, "सी.पी. राधाकृष्णन RSS और भाजपा के करीबी हैं। महाराष्ट्र में उनको जानबूझ कर भेजा गया था... अभी उनको उपराष्ट्रपति बनाया जा रहा है। हम उसका अभिनंदन करते हैं। लेकिन धनखड़ साहब के साथ क्या हुआ वो भी उनको देखना चाहिए..." #WATCH मुंबई: NDA द्वारा महाराष्ट्र के राज्यपाल सी.पी. राधाकृष्णन को उपराष्ट्रपति पद का उम्मीदवार घोषित किए जाने पर NCP-SCP विधायक रोहित पवार ने कहा, "सी.पी. राधाकृष्णन RSS और भाजपा के करीबी हैं। महाराष्ट्र में उनको जानबूझ कर भेजा गया था... अभी उनको उपराष्ट्रपति बनाया जा रहा है।… pic.twitter.com/o38CaCj0Tm — ANI_HindiNews (@AHindinews) August 18, 2025 18 Aug 2025 03:22 PM (IST) 18 Aug 2025 03:22 PM (IST) नागपुर-संभाजी नगर राजमार्ग पर जलभराव की स्थिति भारी बारिश के कारण वाशिम के नागपुर-संभाजी नगर राजमार्ग पर जलभराव की स्थिति उत्पन्न हुई। वाहनों की लंबी कतार देखी जा रही है। #WATCH वाशिम, महाराष्ट्र: भारी बारिश के कारण नागपुर-संभाजी नगर राजमार्ग पर जलभराव की स्थिति उत्पन्न हुई। वाहनों की लंबी कतार देखी जा रही है। pic.twitter.com/j9WjUwKoB8 — ANI_HindiNews (@AHindinews) August 18, 2025 भारी बारिश के कारण वाशिम के नागपुर-संभाजी नगर राजमार्ग पर जलभराव की स्थिति उत्पन्न हुई। वाहनों की लंबी कतार देखी जा रही है। #WATCH वाशिम, महाराष्ट्र: भारी बारिश के कारण नागपुर-संभाजी नगर राजमार्ग पर जलभराव की स्थिति उत्पन्न हुई। वाहनों की लंबी कतार देखी जा रही है। pic.twitter.com/j9WjUwKoB8 — ANI_HindiNews (@AHindinews) August 18, 2025 भारी बारिश के कारण वाशिम के नागपुर-संभाजी नगर राजमार्ग पर जलभराव की स्थिति उत्पन्न हुई। वाहनों की लंबी कतार देखी जा रही है। #WATCH वाशिम, महाराष्ट्र: भारी बारिश के कारण नागपुर-संभाजी नगर राजमार्ग पर जलभराव की स्थिति उत्पन्न हुई। वाहनों की लंबी कतार देखी जा रही है। pic.twitter.com/j9WjUwKoB8 — ANI_HindiNews (@AHindinews) August 18, 2025 18 Aug 2025 03:20 PM (IST) 18 Aug 2025 03:20 PM (IST) मुंबई में रेलवे ट्रैक और सड़कें जलमग्न मुंबई में सुबह से हो रही लगातार बारिश के कारण रेलवे ट्रैक और सड़कें जलमग्न हैं। #WATCH | मुंबई, महाराष्ट्र: मुंबई में सुबह से हो रही लगातार बारिश के कारण रेलवे ट्रैक और सड़कें जलमग्न हैं। (वीडियो माटुंगा इलाके से है।) pic.twitter.com/2NBXs0qAhg — ANI_HindiNews (@AHindinews) August 18, 2025 मुंबई में सुबह से हो रही लगातार बारिश के कारण रेलवे ट्रैक और सड़कें जलमग्न हैं। #WATCH | मुंबई, महाराष्ट्र: मुंबई में सुबह से हो रही लगातार बारिश के कारण रेलवे ट्रैक और सड़कें जलमग्न हैं। (वीडियो माटुंगा इलाके से है।) pic.twitter.com/2NBXs0qAhg — ANI_HindiNews (@AHindinews) August 18, 2025 मुंबई में सुबह से हो रही लगातार बारिश के कारण रेलवे ट्रैक और सड़कें जलमग्न हैं। #WATCH | मुंबई, महाराष्ट्र: मुंबई में सुबह से हो रही लगातार बारिश के कारण रेलवे ट्रैक और सड़कें जलमग्न हैं। (वीडियो माटुंगा इलाके से है।) pic.twitter.com/2NBXs0qAhg — ANI_HindiNews (@AHindinews) August 18, 2025 18 Aug 2025 02:41 PM (IST) 18 Aug 2025 02:41 PM (IST) बारिश के कारण मध्य रेलवे CPRO पर लगातार निगरानी मध्य रेलवे CPRO स्वप्निल धनराज नीला ने कहा, "छत्रपति शिवाजी महाराज टर्मिनस से कल्याण, कसारा, कर्जत की तरफ जाने वाली ट्रेनों की गति बारिश की वजह से धीमी हो गई है, जिसकी वजह से अप और डाउन दोनों लाइनों पर ट्रेनें 5-6 मिनट देरी से चल रही हैं। इसके अलावा हार्बर लाइन पर कुर्ला, चेंबूर और चुनाभट्टी इलाकों में जलभराव की समस्या है... हार्बर लाइन की ट्रेनें 12-15 मिनट देरी से चल रही हैं, ट्रांस हार्बर की ट्रेनें 6-7 मिनट देरी से चल रही हैं... लगातार निगरानी की जा रही है ताकि कहीं कोई समस्या न हो..." #WATCH | मुंबई: मध्य रेलवे CPRO स्वप्निल धनराज नीला ने कहा, "छत्रपति शिवाजी महाराज टर्मिनस से कल्याण, कसारा, कर्जत की तरफ जाने वाली ट्रेनों की गति बारिश की वजह से धीमी हो गई है, जिसकी वजह से अप और डाउन दोनों लाइनों पर ट्रेनें 5-6 मिनट देरी से चल रही हैं। इसके अलावा हार्बर लाइन पर… pic.twitter.com/dgJKLQGb85 — ANI_HindiNews (@AHindinews) August 18, 2025 मध्य रेलवे CPRO स्वप्निल धनराज नीला ने कहा, "छत्रपति शिवाजी महाराज टर्मिनस से कल्याण, कसारा, कर्जत की तरफ जाने वाली ट्रेनों की गति बारिश की वजह से धीमी हो गई है, जिसकी वजह से अप और डाउन दोनों लाइनों पर ट्रेनें 5-6 मिनट देरी से चल रही हैं। इसके अलावा हार्बर लाइन पर कुर्ला, चेंबूर और चुनाभट्टी इलाकों में जलभराव की समस्या है... हार्बर लाइन की ट्रेनें 12-15 मिनट देरी से चल रही हैं, ट्रांस हार्बर की ट्रेनें 6-7 मिनट देरी से चल रही हैं... लगातार निगरानी की जा रही है ताकि कहीं कोई समस्या न हो..." #WATCH | मुंबई: मध्य रेलवे CPRO स्वप्निल धनराज नीला ने कहा, "छत्रपति शिवाजी महाराज टर्मिनस से कल्याण, कसारा, कर्जत की तरफ जाने वाली ट्रेनों की गति बारिश की वजह से धीमी हो गई है, जिसकी वजह से अप और डाउन दोनों लाइनों पर ट्रेनें 5-6 मिनट देरी से चल रही हैं। इसके अलावा हार्बर लाइन पर… pic.twitter.com/dgJKLQGb85 — ANI_HindiNews (@AHindinews) August 18, 2025 मध्य रेलवे CPRO स्वप्निल धनराज नीला ने कहा, "छत्रपति शिवाजी महाराज टर्मिनस से कल्याण, कसारा, कर्जत की तरफ जाने वाली ट्रेनों की गति बारिश की वजह से धीमी हो गई है, जिसकी वजह से अप और डाउन दोनों लाइनों पर ट्रेनें 5-6 मिनट देरी से चल रही हैं। इसके अलावा हार्बर लाइन पर कुर्ला, चेंबूर और चुनाभट्टी इलाकों में जलभराव की समस्या है... हार्बर लाइन की ट्रेनें 12-15 मिनट देरी से चल रही हैं, ट्रांस हार्बर की ट्रेनें 6-7 मिनट देरी से चल रही हैं... लगातार निगरानी की जा रही है ताकि कहीं कोई समस्या न हो..." #WATCH | मुंबई: मध्य रेलवे CPRO स्वप्निल धनराज नीला ने कहा, "छत्रपति शिवाजी महाराज टर्मिनस से कल्याण, कसारा, कर्जत की तरफ जाने वाली ट्रेनों की गति बारिश की वजह से धीमी हो गई है, जिसकी वजह से अप और डाउन दोनों लाइनों पर ट्रेनें 5-6 मिनट देरी से चल रही हैं। इसके अलावा हार्बर लाइन पर… pic.twitter.com/dgJKLQGb85 — ANI_HindiNews (@AHindinews) August 18, 2025 18 Aug 2025 02:39 PM (IST) 18 Aug 2025 02:39 PM (IST) पुणे के कई हिस्सों में बारिश हुई पुणे के कई हिस्सों में बारिश हुई। #WATCH | पुणे, महाराष्ट्र: पुणे के कई हिस्सों में बारिश हुई। pic.twitter.com/lUxolbgBTt — ANI_HindiNews (@AHindinews) August 18, 2025 पुणे के कई हिस्सों में बारिश हुई। #WATCH | पुणे, महाराष्ट्र: पुणे के कई हिस्सों में बारिश हुई। pic.twitter.com/lUxolbgBTt — ANI_HindiNews (@AHindinews) August 18, 2025 पुणे के कई हिस्सों में बारिश हुई। #WATCH | पुणे, महाराष्ट्र: पुणे के कई हिस्सों में बारिश हुई। pic.twitter.com/lUxolbgBTt — ANI_HindiNews (@AHindinews) August 18, 2025 18 Aug 2025 02:38 PM (IST) 18 Aug 2025 02:38 PM (IST) मुंबई महानगरपालिका के आपदा नियंत्रण कक्ष में आए आशीष शेलार महाराष्ट्र सरकार में मंत्री आशीष शेलार ने मुंबई में हो रही भारी बारिश पर कहा, "मैं स्वयं मुंबई महानगरपालिका के आपदा नियंत्रण कक्ष में आया हूं... हमने अभी एक बैठक भी की है। मुख्यमंत्री के निर्देशानुसार आयुक्त से चर्चा की गई है... दोपहर में स्कूल-कॉलेज बंद कर दिए गए हैं। ट्रेन, लोकल ट्रेन थोड़ी देरी से चल रही हैं... दादर टर्मिनल, CSMT, कुर्ला, सायन में अगर यात्रियों की संख्या बढ़ती है तो उन्हें BST की वैकल्पिक व्यवस्था उपलब्ध कराने के निर्देश दिए गए हैं... कुछ जगहों पर पेड़ गिरने की भी जानकारी मिली है, उन्हें जल्द से जल्द हटाने के निर्देश दिए गए हैं ताकि यातायात में कोई दिक्कत न हो..." #WATCH | मुंबई: महाराष्ट्र सरकार में मंत्री आशीष शेलार ने मुंबई में हो रही भारी बारिश पर कहा, "मैं स्वयं मुंबई महानगरपालिका के आपदा नियंत्रण कक्ष में आया हूं... हमने अभी एक बैठक भी की है। मुख्यमंत्री के निर्देशानुसार आयुक्त से चर्चा की गई है... दोपहर में स्कूल-कॉलेज बंद कर दिए गए… pic.twitter.com/zo2gDqh6Un — ANI_HindiNews (@AHindinews) August 18, 2025 महाराष्ट्र सरकार में मंत्री आशीष शेलार ने मुंबई में हो रही भारी बारिश पर कहा, "मैं स्वयं मुंबई महानगरपालिका के आपदा नियंत्रण कक्ष में आया हूं... हमने अभी एक बैठक भी की है। मुख्यमंत्री के निर्देशानुसार आयुक्त से चर्चा की गई है... दोपहर में स्कूल-कॉलेज बंद कर दिए गए हैं। ट्रेन, लोकल ट्रेन थोड़ी देरी से चल रही हैं... दादर टर्मिनल, CSMT, कुर्ला, सायन में अगर यात्रियों की संख्या बढ़ती है तो उन्हें BST की वैकल्पिक व्यवस्था उपलब्ध कराने के निर्देश दिए गए हैं... कुछ जगहों पर पेड़ गिरने की भी जानकारी मिली है, उन्हें जल्द से जल्द हटाने के निर्देश दिए गए हैं ताकि यातायात में कोई दिक्कत न हो..." #WATCH | मुंबई: महाराष्ट्र सरकार में मंत्री आशीष शेलार ने मुंबई में हो रही भारी बारिश पर कहा, "मैं स्वयं मुंबई महानगरपालिका के आपदा नियंत्रण कक्ष में आया हूं... हमने अभी एक बैठक भी की है। मुख्यमंत्री के निर्देशानुसार आयुक्त से चर्चा की गई है... दोपहर में स्कूल-कॉलेज बंद कर दिए गए… pic.twitter.com/zo2gDqh6Un — ANI_HindiNews (@AHindinews) August 18, 2025 महाराष्ट्र सरकार में मंत्री आशीष शेलार ने मुंबई में हो रही भारी बारिश पर कहा, "मैं स्वयं मुंबई महानगरपालिका के आपदा नियंत्रण कक्ष में आया हूं... हमने अभी एक बैठक भी की है। मुख्यमंत्री के निर्देशानुसार आयुक्त से चर्चा की गई है... दोपहर में स्कूल-कॉलेज बंद कर दिए गए हैं। ट्रेन, लोकल ट्रेन थोड़ी देरी से चल रही हैं... दादर टर्मिनल, CSMT, कुर्ला, सायन में अगर यात्रियों की संख्या बढ़ती है तो उन्हें BST की वैकल्पिक व्यवस्था उपलब्ध कराने के निर्देश दिए गए हैं... कुछ जगहों पर पेड़ गिरने की भी जानकारी मिली है, उन्हें जल्द से जल्द हटाने के निर्देश दिए गए हैं ताकि यातायात में कोई दिक्कत न हो..." #WATCH | मुंबई: महाराष्ट्र सरकार में मंत्री आशीष शेलार ने मुंबई में हो रही भारी बारिश पर कहा, "मैं स्वयं मुंबई महानगरपालिका के आपदा नियंत्रण कक्ष में आया हूं... हमने अभी एक बैठक भी की है। मुख्यमंत्री के निर्देशानुसार आयुक्त से चर्चा की गई है... दोपहर में स्कूल-कॉलेज बंद कर दिए गए… pic.twitter.com/zo2gDqh6Un — ANI_HindiNews (@AHindinews) August 18, 2025 18 Aug 2025 02:37 PM (IST) 18 Aug 2025 02:37 PM (IST) भारी बारिश के हम हालात पर नज़र बनाए हुए हैं: गिरीश महाजन महाराष्ट्र सरकार में मंत्री गिरीश महाजन ने मुंबई में हो रही भारी बारिश पर कहा, "राज्य में भारी बारिश हो रही है। कल दोपहर से ही बारिश शुरू हो गई थी। 5-6 जिले ऐसे हैं जहां बारिश के लिए रेड और ऑरेंज अलर्ट है। नांदेड़ में भारी बारिश हुई है, जलमग्न इलाकों से लोगों को निकाला जा रहा है। SDRF की टीमें भी बुलाई गई हैं, प्रशासन की ओर से काम जारी है... 4-5 लोग लापता हैं लेकिन उनकी तलाश जारी है... हम हालात पर नज़र बनाए हुए हैं। लोगों के खाने-पीने का भी इंतजाम किया गया है।" #WATCH | मुंबई: महाराष्ट्र सरकार में मंत्री गिरीश महाजन ने मुंबई में हो रही भारी बारिश पर कहा, "राज्य में भारी बारिश हो रही है। कल दोपहर से ही बारिश शुरू हो गई थी। 5-6 जिले ऐसे हैं जहां बारिश के लिए रेड और ऑरेंज अलर्ट है। नांदेड़ में भारी बारिश हुई है, जलमग्न इलाकों से लोगों को… pic.twitter.com/M1oltxSBko — ANI_HindiNews (@AHindinews) August 18, 2025 महाराष्ट्र सरकार में मंत्री गिरीश महाजन ने मुंबई में हो रही भारी बारिश पर कहा, "राज्य में भारी बारिश हो रही है। कल दोपहर से ही बारिश शुरू हो गई थी। 5-6 जिले ऐसे हैं जहां बारिश के लिए रेड और ऑरेंज अलर्ट है। नांदेड़ में भारी बारिश हुई है, जलमग्न इलाकों से लोगों को निकाला जा रहा है। SDRF की टीमें भी बुलाई गई हैं, प्रशासन की ओर से काम जारी है... 4-5 लोग लापता हैं लेकिन उनकी तलाश जारी है... हम हालात पर नज़र बनाए हुए हैं। लोगों के खाने-पीने का भी इंतजाम किया गया है।" #WATCH | मुंबई: महाराष्ट्र सरकार में मंत्री गिरीश महाजन ने मुंबई में हो रही भारी बारिश पर कहा, "राज्य में भारी बारिश हो रही है। कल दोपहर से ही बारिश शुरू हो गई थी। 5-6 जिले ऐसे हैं जहां बारिश के लिए रेड और ऑरेंज अलर्ट है। नांदेड़ में भारी बारिश हुई है, जलमग्न इलाकों से लोगों को… pic.twitter.com/M1oltxSBko — ANI_HindiNews (@AHindinews) August 18, 2025 महाराष्ट्र सरकार में मंत्री गिरीश महाजन ने मुंबई में हो रही भारी बारिश पर कहा, "राज्य में भारी बारिश हो रही है। कल दोपहर से ही बारिश शुरू हो गई थी। 5-6 जिले ऐसे हैं जहां बारिश के लिए रेड और ऑरेंज अलर्ट है। नांदेड़ में भारी बारिश हुई है, जलमग्न इलाकों से लोगों को निकाला जा रहा है। SDRF की टीमें भी बुलाई गई हैं, प्रशासन की ओर से काम जारी है... 4-5 लोग लापता हैं लेकिन उनकी तलाश जारी है... हम हालात पर नज़र बनाए हुए हैं। लोगों के खाने-पीने का भी इंतजाम किया गया है।" #WATCH | मुंबई: महाराष्ट्र सरकार में मंत्री गिरीश महाजन ने मुंबई में हो रही भारी बारिश पर कहा, "राज्य में भारी बारिश हो रही है। कल दोपहर से ही बारिश शुरू हो गई थी। 5-6 जिले ऐसे हैं जहां बारिश के लिए रेड और ऑरेंज अलर्ट है। नांदेड़ में भारी बारिश हुई है, जलमग्न इलाकों से लोगों को… pic.twitter.com/M1oltxSBko — ANI_HindiNews (@AHindinews) August 18, 2025 18 Aug 2025 02:35 PM (IST) 18 Aug 2025 02:35 PM (IST) उपराष्ट्रपति पद के उम्मीदवार सी.पी. राधाकृष्णन दिल्ली पहुंचे महाराष्ट्र के राज्यपाल और भारत के उपराष्ट्रपति पद के लिए NDA उम्मीदवार सी.पी. राधाकृष्णन दिल्ली हवाई अड्डे पर पहुंचे। केंद्रीय मंत्री किरेन रिजिजू, प्रह्लाद जोशी, भूपेंद्र यादव, किंजरापु राम मोहन नायडू, दिल्ली की मुख्यमंत्री रेखा गुप्ता और अन्य नेताओं ने हवाई अड्डे पर उनका स्वागत किया। #WATCH | दिल्ली: महाराष्ट्र के राज्यपाल और भारत के उपराष्ट्रपति पद के लिए NDA उम्मीदवार सी.पी. राधाकृष्णन दिल्ली हवाई अड्डे पर पहुंचे। केंद्रीय मंत्री किरेन रिजिजू, प्रह्लाद जोशी, भूपेंद्र यादव, किंजरापु राम मोहन नायडू, दिल्ली की मुख्यमंत्री रेखा गुप्ता और अन्य नेताओं ने हवाई… pic.twitter.com/fIOEhhOl9W — ANI_HindiNews (@AHindinews) August 18, 2025 महाराष्ट्र के राज्यपाल और भारत के उपराष्ट्रपति पद के लिए NDA उम्मीदवार सी.पी. राधाकृष्णन दिल्ली हवाई अड्डे पर पहुंचे। केंद्रीय मंत्री किरेन रिजिजू, प्रह्लाद जोशी, भूपेंद्र यादव, किंजरापु राम मोहन नायडू, दिल्ली की मुख्यमंत्री रेखा गुप्ता और अन्य नेताओं ने हवाई अड्डे पर उनका स्वागत किया। #WATCH | दिल्ली: महाराष्ट्र के राज्यपाल और भारत के उपराष्ट्रपति पद के लिए NDA उम्मीदवार सी.पी. राधाकृष्णन दिल्ली हवाई अड्डे पर पहुंचे। केंद्रीय मंत्री किरेन रिजिजू, प्रह्लाद जोशी, भूपेंद्र यादव, किंजरापु राम मोहन नायडू, दिल्ली की मुख्यमंत्री रेखा गुप्ता और अन्य नेताओं ने हवाई… pic.twitter.com/fIOEhhOl9W — ANI_HindiNews (@AHindinews) August 18, 2025 महाराष्ट्र के राज्यपाल और भारत के उपराष्ट्रपति पद के लिए NDA उम्मीदवार सी.पी. राधाकृष्णन दिल्ली हवाई अड्डे पर पहुंचे। केंद्रीय मंत्री किरेन रिजिजू, प्रह्लाद जोशी, भूपेंद्र यादव, किंजरापु राम मोहन नायडू, दिल्ली की मुख्यमंत्री रेखा गुप्ता और अन्य नेताओं ने हवाई अड्डे पर उनका स्वागत किया। #WATCH | दिल्ली: महाराष्ट्र के राज्यपाल और भारत के उपराष्ट्रपति पद के लिए NDA उम्मीदवार सी.पी. राधाकृष्णन दिल्ली हवाई अड्डे पर पहुंचे। केंद्रीय मंत्री किरेन रिजिजू, प्रह्लाद जोशी, भूपेंद्र यादव, किंजरापु राम मोहन नायडू, दिल्ली की मुख्यमंत्री रेखा गुप्ता और अन्य नेताओं ने हवाई… pic.twitter.com/fIOEhhOl9W — ANI_HindiNews (@AHindinews) August 18, 2025 18 Aug 2025 01:46 PM (IST) 18 Aug 2025 01:46 PM (IST) ठाणे में ऑनलाइन ‘ट्रेडिंग' के नाम पर धोखाधड़ी, शख्स ने 41 लाख रुपये गंवाए महाराष्ट्र के ठाणे शहर में एक ऑनलाइन ‘ट्रेडिंग' योजना में निवेश करने के नाम पर दो लोगों ने 48 वर्षीय एक व्यक्ति के साथ कथित तौर पर धोखाधड़ी की। पीड़ित द्वारा दर्ज कराई गई शिकायत के अनुसार, उसने सोशल मीड़िया मंच फेसबुक पर इस ‘ट्रेडिंग' योजना का विज्ञापन देखा था। उसे एक व्हॉट्सऐप ग्रुप में जोड़ा गया, जहां धोखेबाज ‘आईपीओ' में निवेश करने के लिए उकसाया करते थे। पीड़ित ने इस वर्ष मई और जून महीने में कुछ बैंक खातों में 40,99,814 रुपये भेजे जिसके बाद उसके ऐसा दर्शाया गया कि उसका निवेश बढ़कर 88,39,072 रुपये हो गया है लेकिन वह यह पैसे निकाल नहीं पाया। महाराष्ट्र के ठाणे शहर में एक ऑनलाइन ‘ट्रेडिंग' योजना में निवेश करने के नाम पर दो लोगों ने 48 वर्षीय एक व्यक्ति के साथ कथित तौर पर धोखाधड़ी की। पीड़ित द्वारा दर्ज कराई गई शिकायत के अनुसार, उसने सोशल मीड़िया मंच फेसबुक पर इस ‘ट्रेडिंग' योजना का विज्ञापन देखा था। उसे एक व्हॉट्सऐप ग्रुप में जोड़ा गया, जहां धोखेबाज ‘आईपीओ' में निवेश करने के लिए उकसाया करते थे। पीड़ित ने इस वर्ष मई और जून महीने में कुछ बैंक खातों में 40,99,814 रुपये भेजे जिसके बाद उसके ऐसा दर्शाया गया कि उसका निवेश बढ़कर 88,39,072 रुपये हो गया है लेकिन वह यह पैसे निकाल नहीं पाया। महाराष्ट्र के ठाणे शहर में एक ऑनलाइन ‘ट्रेडिंग' योजना में निवेश करने के नाम पर दो लोगों ने 48 वर्षीय एक व्यक्ति के साथ कथित तौर पर धोखाधड़ी की। पीड़ित द्वारा दर्ज कराई गई शिकायत के अनुसार, उसने सोशल मीड़िया मंच फेसबुक पर इस ‘ट्रेडिंग' योजना का विज्ञापन देखा था। उसे एक व्हॉट्सऐप ग्रुप में जोड़ा गया, जहां धोखेबाज ‘आईपीओ' में निवेश करने के लिए उकसाया करते थे। पीड़ित ने इस वर्ष मई और जून महीने में कुछ बैंक खातों में 40,99,814 रुपये भेजे जिसके बाद उसके ऐसा दर्शाया गया कि उसका निवेश बढ़कर 88,39,072 रुपये हो गया है लेकिन वह यह पैसे निकाल नहीं पाया। 18 Aug 2025 01:30 PM (IST) 18 Aug 2025 01:30 PM (IST) मुंबई में भारी बारिश; IMD के रेड अलर्ट के बाद स्कूल-कॉलेजों में छुट्टी का ऐलान भारत मौसम विज्ञान विभाग (आईएमडी) ने सोमवार को मुंबई और आसपास के इलाकों में कुछ जगहों पर अत्यधिक भारी बारिश का पूर्वानुमान जताते हुए ‘रेड अलर्ट' जारी किया, जिसके बाद महानगर के सभी स्कूलों और कॉलेजों में अवकाश घोषित कर दिया गया। बृहन्मुंबई महानगर पालिक (बीएमसी) ने भी लोगों से अपील की है कि वे केवल आवश्यक कार्य के लिए ही घरों से बाहर निकलें। सोमवार को लगातार तीसरे दिन हुई भारी बारिश के बाद कई इलाकों में सड़कों पर जलभराव हो गया। भारत मौसम विज्ञान विभाग (आईएमडी) ने सोमवार को मुंबई और आसपास के इलाकों में कुछ जगहों पर अत्यधिक भारी बारिश का पूर्वानुमान जताते हुए ‘रेड अलर्ट' जारी किया, जिसके बाद महानगर के सभी स्कूलों और कॉलेजों में अवकाश घोषित कर दिया गया। बृहन्मुंबई महानगर पालिक (बीएमसी) ने भी लोगों से अपील की है कि वे केवल आवश्यक कार्य के लिए ही घरों से बाहर निकलें। सोमवार को लगातार तीसरे दिन हुई भारी बारिश के बाद कई इलाकों में सड़कों पर जलभराव हो गया। 18 Aug 2025 12:23 PM (IST) 18 Aug 2025 12:23 PM (IST) बेस्ट क्रेडिट सोसाइटी चुनाव: मनसे ने प्रतिद्वंद्वियों पर मतदाताओं को रुपये बांटने का आरोप महाराष्ट्र नवनिर्माण सेना (मनसे) नेता संदीप देशपांडे ने सोमवार को बृहन्मुंबई इलेक्ट्रिक सप्लाई एंड ट्रांसपोर्ट (बेस्ट) क्रेडिट सोसाइटी के चुनाव में प्रतिद्वंद्वियों पर रुपये बांटने का आरोप लगाया। यह चुनाव मनसे और शिवसेना (यूबीटी) गठबंधन में लड़ रहे हैं। बेस्ट क्रेडिट सोसाइटी के लिए चुनाव सोमवार को हो रहे हैं जिस पर अब तक शिवसेना (यूबीटी) का कब्जा है। देशपांडे ने ‘एक्स' पर साझा किए गए एक वीडियो में दावा किया कि बेस्ट क्रेडिट सोसाइटी के एक सदस्य को एक पर्चा मिला जिसमें छिपाकर रखे गए एक लिफाफे में 500 रुपये के दो नोट थे। उन्होंने आरोप लगाया कि यह वोट खरीदने का खेल है। देशपांडे ने कहा कि इस बारे में निर्वाचन अधिकारी के पास औपचारिक शिकायत दर्ज कराई जाएगी। हा खेळ मत विकत घेण्याचा pic.twitter.com/ubikC9u6LS — Sandeep Deshpande (@SandeepDadarMNS) August 18, 2025 महाराष्ट्र नवनिर्माण सेना (मनसे) नेता संदीप देशपांडे ने सोमवार को बृहन्मुंबई इलेक्ट्रिक सप्लाई एंड ट्रांसपोर्ट (बेस्ट) क्रेडिट सोसाइटी के चुनाव में प्रतिद्वंद्वियों पर रुपये बांटने का आरोप लगाया। यह चुनाव मनसे और शिवसेना (यूबीटी) गठबंधन में लड़ रहे हैं। बेस्ट क्रेडिट सोसाइटी के लिए चुनाव सोमवार को हो रहे हैं जिस पर अब तक शिवसेना (यूबीटी) का कब्जा है। देशपांडे ने ‘एक्स' पर साझा किए गए एक वीडियो में दावा किया कि बेस्ट क्रेडिट सोसाइटी के एक सदस्य को एक पर्चा मिला जिसमें छिपाकर रखे गए एक लिफाफे में 500 रुपये के दो नोट थे। उन्होंने आरोप लगाया कि यह वोट खरीदने का खेल है। देशपांडे ने कहा कि इस बारे में निर्वाचन अधिकारी के पास औपचारिक शिकायत दर्ज कराई जाएगी। हा खेळ मत विकत घेण्याचा pic.twitter.com/ubikC9u6LS — Sandeep Deshpande (@SandeepDadarMNS) August 18, 2025 महाराष्ट्र नवनिर्माण सेना (मनसे) नेता संदीप देशपांडे ने सोमवार को बृहन्मुंबई इलेक्ट्रिक सप्लाई एंड ट्रांसपोर्ट (बेस्ट) क्रेडिट सोसाइटी के चुनाव में प्रतिद्वंद्वियों पर रुपये बांटने का आरोप लगाया। यह चुनाव मनसे और शिवसेना (यूबीटी) गठबंधन में लड़ रहे हैं। बेस्ट क्रेडिट सोसाइटी के लिए चुनाव सोमवार को हो रहे हैं जिस पर अब तक शिवसेना (यूबीटी) का कब्जा है। देशपांडे ने ‘एक्स' पर साझा किए गए एक वीडियो में दावा किया कि बेस्ट क्रेडिट सोसाइटी के एक सदस्य को एक पर्चा मिला जिसमें छिपाकर रखे गए एक लिफाफे में 500 रुपये के दो नोट थे। उन्होंने आरोप लगाया कि यह वोट खरीदने का खेल है। देशपांडे ने कहा कि इस बारे में निर्वाचन अधिकारी के पास औपचारिक शिकायत दर्ज कराई जाएगी। हा खेळ मत विकत घेण्याचा pic.twitter.com/ubikC9u6LS — Sandeep Deshpande (@SandeepDadarMNS) August 18, 2025 18 Aug 2025 11:52 AM (IST) 18 Aug 2025 11:52 AM (IST) मुंबई में मूसलाधार बारिश, अंधेरी सबवे बंद किया गया मुंबई शहर के कई हिस्सों में सोमवार सुबह से भारी बारिश हो रही है। मौसम विभाग ने बारिश का ऑरेंज अलर्ट जारी किया है। मूसलाधार बारिश के कारण कई जगहों पर जलभराव की स्थिति है। इसे देखते हुए अंधेरी सबवे बंद कर दिया गया। #WATCH Mumbai: Andheri Subway closed due to waterlogging amid heavy rainfall in many parts of the city. pic.twitter.com/YogIDMXxGt — ANI (@ANI) August 18, 2025 मुंबई शहर के कई हिस्सों में सोमवार सुबह से भारी बारिश हो रही है। मौसम विभाग ने बारिश का ऑरेंज अलर्ट जारी किया है। मूसलाधार बारिश के कारण कई जगहों पर जलभराव की स्थिति है। इसे देखते हुए अंधेरी सबवे बंद कर दिया गया। #WATCH Mumbai: Andheri Subway closed due to waterlogging amid heavy rainfall in many parts of the city. pic.twitter.com/YogIDMXxGt — ANI (@ANI) August 18, 2025 मुंबई शहर के कई हिस्सों में सोमवार सुबह से भारी बारिश हो रही है। मौसम विभाग ने बारिश का ऑरेंज अलर्ट जारी किया है। मूसलाधार बारिश के कारण कई जगहों पर जलभराव की स्थिति है। इसे देखते हुए अंधेरी सबवे बंद कर दिया गया। #WATCH Mumbai: Andheri Subway closed due to waterlogging amid heavy rainfall in many parts of the city. pic.twitter.com/YogIDMXxGt — ANI (@ANI) August 18, 2025 18 Aug 2025 11:50 AM (IST) 18 Aug 2025 11:50 AM (IST) नांदेड़ में भारी बारिश से बाढ़ की हालात महाराष्ट्र के नांदेड़ के मुखेड़ तालुका में सोमवार सुबह से भारी बारिश जारी है। भिंगोली, भेंडेगांव, हसनाल, रावनगांव, भसवाड़ी और सांगवी भदेव जैसे गांवों में बाढ़ जैसे हालात हैं। स्थानीय प्रशासन ने एनडीआरएफ की टीमें मौके पर भेज दी हैं और बुजुर्गों को सुरक्षित स्थानों पर पहुंचाया जा रहा है। गांवों में घरों में पानी घुस गया है और खेतों में खड़ी फसलें बर्बाद हो रही हैं। ग्रामीणों का कहना है कि उन्होंने सालों बाद ऐसी बारिश देखी है। प्रशासन ने राहत और बचाव कार्य तेज कर दिया है। महाराष्ट्र के नांदेड़ के मुखेड़ तालुका में सोमवार सुबह से भारी बारिश जारी है। भिंगोली, भेंडेगांव, हसनाल, रावनगांव, भसवाड़ी और सांगवी भदेव जैसे गांवों में बाढ़ जैसे हालात हैं। स्थानीय प्रशासन ने एनडीआरएफ की टीमें मौके पर भेज दी हैं और बुजुर्गों को सुरक्षित स्थानों पर पहुंचाया जा रहा है। गांवों में घरों में पानी घुस गया है और खेतों में खड़ी फसलें बर्बाद हो रही हैं। ग्रामीणों का कहना है कि उन्होंने सालों बाद ऐसी बारिश देखी है। प्रशासन ने राहत और बचाव कार्य तेज कर दिया है। महाराष्ट्र के नांदेड़ के मुखेड़ तालुका में सोमवार सुबह से भारी बारिश जारी है। भिंगोली, भेंडेगांव, हसनाल, रावनगांव, भसवाड़ी और सांगवी भदेव जैसे गांवों में बाढ़ जैसे हालात हैं। स्थानीय प्रशासन ने एनडीआरएफ की टीमें मौके पर भेज दी हैं और बुजुर्गों को सुरक्षित स्थानों पर पहुंचाया जा रहा है। गांवों में घरों में पानी घुस गया है और खेतों में खड़ी फसलें बर्बाद हो रही हैं। ग्रामीणों का कहना है कि उन्होंने सालों बाद ऐसी बारिश देखी है। प्रशासन ने राहत और बचाव कार्य तेज कर दिया है। 18 Aug 2025 11:30 AM (IST) 18 Aug 2025 11:30 AM (IST) सीपी राधाकृष्णन की उम्मीदवारी पर संजय राउत बोले- हम क्यों सपोर्ट करें एनडीए द्वारा महाराष्ट्र के राज्यपाल सीपी राधाकृष्णन को उपराष्ट्रपति पद का उम्मीदवार बनाए जाने पर शिवसेना नेता संजय राउत ने कहा कि इसे लेकर इंडिया ब्लॉक फैसला लेगा और चुनाव होंगे। मैं अभी आपको फैसला नहीं बता सकता, लेकिन हां, नेता आज एक साथ बैठेंगे। हम मिलेंगे और इस मुद्दे पर चर्चा करेंगे। सीपी राधाकृष्णन के समर्थन के सवाल पर उन्होंने कहा कि हम क्यों सपोर्ट करें। VIDEO | Delhi: On NDA naming CP Radhakrishnan, Governor of Maharashtra, as their Vice Presidential candidate, Shiv Sena (UBT) leader Sanjay Raut says, “... Election will happen. INDIA bloc will take a decision. I cannot tell you the decision right now, but yes, leaders will sit… pic.twitter.com/KyekiOy9kH — Press Trust of India (@PTI_News) August 18, 2025 पूरी खबर यहां पढ़ें एनडीए द्वारा महाराष्ट्र के राज्यपाल सीपी राधाकृष्णन को उपराष्ट्रपति पद का उम्मीदवार बनाए जाने पर शिवसेना नेता संजय राउत ने कहा कि इसे लेकर इंडिया ब्लॉक फैसला लेगा और चुनाव होंगे। मैं अभी आपको फैसला नहीं बता सकता, लेकिन हां, नेता आज एक साथ बैठेंगे। हम मिलेंगे और इस मुद्दे पर चर्चा करेंगे। सीपी राधाकृष्णन के समर्थन के सवाल पर उन्होंने कहा कि हम क्यों सपोर्ट करें। VIDEO | Delhi: On NDA naming CP Radhakrishnan, Governor of Maharashtra, as their Vice Presidential candidate, Shiv Sena (UBT) leader Sanjay Raut says, “... Election will happen. INDIA bloc will take a decision. I cannot tell you the decision right now, but yes, leaders will sit… pic.twitter.com/KyekiOy9kH — Press Trust of India (@PTI_News) August 18, 2025 पूरी खबर यहां पढ़ें एनडीए द्वारा महाराष्ट्र के राज्यपाल सीपी राधाकृष्णन को उपराष्ट्रपति पद का उम्मीदवार बनाए जाने पर शिवसेना नेता संजय राउत ने कहा कि इसे लेकर इंडिया ब्लॉक फैसला लेगा और चुनाव होंगे। मैं अभी आपको फैसला नहीं बता सकता, लेकिन हां, नेता आज एक साथ बैठेंगे। हम मिलेंगे और इस मुद्दे पर चर्चा करेंगे। सीपी राधाकृष्णन के समर्थन के सवाल पर उन्होंने कहा कि हम क्यों सपोर्ट करें। VIDEO | Delhi: On NDA naming CP Radhakrishnan, Governor of Maharashtra, as their Vice Presidential candidate, Shiv Sena (UBT) leader Sanjay Raut says, “... Election will happen. INDIA bloc will take a decision. I cannot tell you the decision right now, but yes, leaders will sit… pic.twitter.com/KyekiOy9kH — Press Trust of India (@PTI_News) August 18, 2025 पूरी खबर यहां पढ़ें 18 Aug 2025 09:59 AM (IST) 18 Aug 2025 09:59 AM (IST) मुंबई में भारी का असर, सड़क पर लगी वाहनों की लंबी कतार मुंबई शहर में भारी बारिश हो रही है। इसके कारण यातायात पर असर पड़ा हैं। विले पार्ले के पास वेस्टर्न एक्सप्रेस हाईवे पर यातायात धीमा हो गया और जाम की स्थिति बनी हुई है। सड़क पर वाहनों की लंबी-लबीं कतारें लगी हुई है। #WATCH | Maharashtra: The traffic slows down on Western Express Highway near Vile Parle as heavy rain lashes Mumbai city. pic.twitter.com/RXfqj5UpXP — ANI (@ANI) August 18, 2025 मुंबई शहर में भारी बारिश हो रही है। इसके कारण यातायात पर असर पड़ा हैं। विले पार्ले के पास वेस्टर्न एक्सप्रेस हाईवे पर यातायात धीमा हो गया और जाम की स्थिति बनी हुई है। सड़क पर वाहनों की लंबी-लबीं कतारें लगी हुई है। #WATCH | Maharashtra: The traffic slows down on Western Express Highway near Vile Parle as heavy rain lashes Mumbai city. pic.twitter.com/RXfqj5UpXP — ANI (@ANI) August 18, 2025 मुंबई शहर में भारी बारिश हो रही है। इसके कारण यातायात पर असर पड़ा हैं। विले पार्ले के पास वेस्टर्न एक्सप्रेस हाईवे पर यातायात धीमा हो गया और जाम की स्थिति बनी हुई है। सड़क पर वाहनों की लंबी-लबीं कतारें लगी हुई है। #WATCH | Maharashtra: The traffic slows down on Western Express Highway near Vile Parle as heavy rain lashes Mumbai city. pic.twitter.com/RXfqj5UpXP — ANI (@ANI) August 18, 2025 18 Aug 2025 09:46 AM (IST) 18 Aug 2025 09:46 AM (IST) रायगड, रत्नागिरी, पुणे, कोल्हापुर, सातारा में बारिश का रेड अलर्ट जारी बंगाल की खाड़ी के साथ विदर्भ में सक्रिय निम्न दबाव के क्षेत्र के कारण महाराष्ट्र में बारिश फिर बढ़ जाएगी। रायगड, रत्नागिरी, पुणे, कोल्हापुर, सातारा में रेड अलर्ट जारी किया है। अगले 48 घंटों में मुख्य रूप से पश्चिमी महाराष्ट्र और कोंकण घाट में बारिश का रेड अलर्ट जारी किया गया है। पूरी खबर यहां पढ़ें बंगाल की खाड़ी के साथ विदर्भ में सक्रिय निम्न दबाव के क्षेत्र के कारण महाराष्ट्र में बारिश फिर बढ़ जाएगी। रायगड, रत्नागिरी, पुणे, कोल्हापुर, सातारा में रेड अलर्ट जारी किया है। अगले 48 घंटों में मुख्य रूप से पश्चिमी महाराष्ट्र और कोंकण घाट में बारिश का रेड अलर्ट जारी किया गया है। पूरी खबर यहां पढ़ें बंगाल की खाड़ी के साथ विदर्भ में सक्रिय निम्न दबाव के क्षेत्र के कारण महाराष्ट्र में बारिश फिर बढ़ जाएगी। रायगड, रत्नागिरी, पुणे, कोल्हापुर, सातारा में रेड अलर्ट जारी किया है। अगले 48 घंटों में मुख्य रूप से पश्चिमी महाराष्ट्र और कोंकण घाट में बारिश का रेड अलर्ट जारी किया गया है। पूरी खबर यहां पढ़ें 18 Aug 2025 09:08 AM (IST) 18 Aug 2025 09:08 AM (IST) कोल्हापुर सर्किट बेंच के लिए 4 न्यायाधीशों की नियुक्ति बंबई उच्च न्यायालय की कोल्हापुर सर्किट बेंच के लिए चार न्यायाधीशों की नियुक्ति की गई है। इस नियुक्ति के आदेश मुंबई उच्च न्यायालय के रजिस्ट्रार एचएम भोसले ने जारी किए हैं। न्यायाधीश एमएस कर्णिक और न्यायाधीश शर्मिला देशमुख को डिवीजन बेंच के रूप में नियुक्त किया गया है। न्यायाधीश शिवकुमार दिघे और न्यायाधीश एसजी चपलगावकर को सिंगल बेंच न्यायाधीश के रूप में कार्यभार संभालने के लिए नियुक्त किया गया है। मुंबई उच्च न्यायालय की कोल्हापुर सर्किट बेंच का वास्तविक कामकाज सोमवार, 18 अगस्त से नियमित रूप से शुरू हो रहा है। पूरी खबर यहां पढ़ें बंबई उच्च न्यायालय की कोल्हापुर सर्किट बेंच के लिए चार न्यायाधीशों की नियुक्ति की गई है। इस नियुक्ति के आदेश मुंबई उच्च न्यायालय के रजिस्ट्रार एचएम भोसले ने जारी किए हैं। न्यायाधीश एमएस कर्णिक और न्यायाधीश शर्मिला देशमुख को डिवीजन बेंच के रूप में नियुक्त किया गया है। न्यायाधीश शिवकुमार दिघे और न्यायाधीश एसजी चपलगावकर को सिंगल बेंच न्यायाधीश के रूप में कार्यभार संभालने के लिए नियुक्त किया गया है। मुंबई उच्च न्यायालय की कोल्हापुर सर्किट बेंच का वास्तविक कामकाज सोमवार, 18 अगस्त से नियमित रूप से शुरू हो रहा है। पूरी खबर यहां पढ़ें बंबई उच्च न्यायालय की कोल्हापुर सर्किट बेंच के लिए चार न्यायाधीशों की नियुक्ति की गई है। इस नियुक्ति के आदेश मुंबई उच्च न्यायालय के रजिस्ट्रार एचएम भोसले ने जारी किए हैं। न्यायाधीश एमएस कर्णिक और न्यायाधीश शर्मिला देशमुख को डिवीजन बेंच के रूप में नियुक्त किया गया है। न्यायाधीश शिवकुमार दिघे और न्यायाधीश एसजी चपलगावकर को सिंगल बेंच न्यायाधीश के रूप में कार्यभार संभालने के लिए नियुक्त किया गया है। मुंबई उच्च न्यायालय की कोल्हापुर सर्किट बेंच का वास्तविक कामकाज सोमवार, 18 अगस्त से नियमित रूप से शुरू हो रहा है। पूरी खबर यहां पढ़ें 18 Aug 2025 08:06 AM (IST) 18 Aug 2025 08:06 AM (IST) मुंबई में इमारत की सीढ़ी का एक हिस्सा गिरा, तीन लोग घायल मुंबई के चीरा बाज़ार इलाके में एक इमारत की सीढ़ी का एक हिस्सा गिरने से तीन लोग घायल हो गए। प्रशासन ने राहत व बचाव कार्य शुरू कर दिया है। #WATCH | Mumbai: Three injured after a portion of the staircase of a building collapsed in the Chira Bazaar area. Further details awaited. (17.08) pic.twitter.com/i27KybuZAQ — ANI (@ANI) August 18, 2025 मुंबई के चीरा बाज़ार इलाके में एक इमारत की सीढ़ी का एक हिस्सा गिरने से तीन लोग घायल हो गए। प्रशासन ने राहत व बचाव कार्य शुरू कर दिया है। #WATCH | Mumbai: Three injured after a portion of the staircase of a building collapsed in the Chira Bazaar area. Further details awaited. (17.08) pic.twitter.com/i27KybuZAQ — ANI (@ANI) August 18, 2025 मुंबई के चीरा बाज़ार इलाके में एक इमारत की सीढ़ी का एक हिस्सा गिरने से तीन लोग घायल हो गए। प्रशासन ने राहत व बचाव कार्य शुरू कर दिया है। #WATCH | Mumbai: Three injured after a portion of the staircase of a building collapsed in the Chira Bazaar area. Further details awaited. (17.08) pic.twitter.com/i27KybuZAQ — ANI (@ANI) August 18, 2025 18 Aug 2025 07:12 AM (IST) 18 Aug 2025 07:12 AM (IST) सीएम फडणवीस ने कोल्हापुर सर्किट बेंच के भवन की अनुमोदन आदेश प्रति सौंपी मुख्यमंत्री देवेंद्र फडणवीस ने बॉम्बे उच्च न्यायालय की कोल्हापुर सर्किट बेंच के उद्घाटन समारोह में शेंडा पार्क में बेंच के लिए मुख्य भवन के अनुमोदन आदेश की एक प्रति बॉम्बे उच्च न्यायालय के मुख्य न्यायाधीश आलोक आराधे को सौंपी। मुख्यमंत्री देवेंद्र फडणवीस यांनी मुंबई उच्च न्यायालयाच्या कोल्हापूर सर्किट बेंचच्या उदघाटन कार्यक्रमामध्ये खंडपीठासाठी शेंडा पार्क येथे मुख्य इमारतीसाठी मंजुरीच्या आदेशाची प्रत मुंबई उच्च न्यायालयाचे मुख्य न्यायमूर्ती आलोक आराधे यांना सुपूर्द केली.@Dev_Fadnavis#Maharashtra… pic.twitter.com/WXUHWMhkio — CMO Maharashtra (@CMOMaharashtra) August 17, 2025 मुख्यमंत्री देवेंद्र फडणवीस ने बॉम्बे उच्च न्यायालय की कोल्हापुर सर्किट बेंच के उद्घाटन समारोह में शेंडा पार्क में बेंच के लिए मुख्य भवन के अनुमोदन आदेश की एक प्रति बॉम्बे उच्च न्यायालय के मुख्य न्यायाधीश आलोक आराधे को सौंपी। मुख्यमंत्री देवेंद्र फडणवीस यांनी मुंबई उच्च न्यायालयाच्या कोल्हापूर सर्किट बेंचच्या उदघाटन कार्यक्रमामध्ये खंडपीठासाठी शेंडा पार्क येथे मुख्य इमारतीसाठी मंजुरीच्या आदेशाची प्रत मुंबई उच्च न्यायालयाचे मुख्य न्यायमूर्ती आलोक आराधे यांना सुपूर्द केली.@Dev_Fadnavis#Maharashtra… pic.twitter.com/WXUHWMhkio — CMO Maharashtra (@CMOMaharashtra) August 17, 2025 मुख्यमंत्री देवेंद्र फडणवीस ने बॉम्बे उच्च न्यायालय की कोल्हापुर सर्किट बेंच के उद्घाटन समारोह में शेंडा पार्क में बेंच के लिए मुख्य भवन के अनुमोदन आदेश की एक प्रति बॉम्बे उच्च न्यायालय के मुख्य न्यायाधीश आलोक आराधे को सौंपी। मुख्यमंत्री देवेंद्र फडणवीस यांनी मुंबई उच्च न्यायालयाच्या कोल्हापूर सर्किट बेंचच्या उदघाटन कार्यक्रमामध्ये खंडपीठासाठी शेंडा पार्क येथे मुख्य इमारतीसाठी मंजुरीच्या आदेशाची प्रत मुंबई उच्च न्यायालयाचे मुख्य न्यायमूर्ती आलोक आराधे यांना सुपूर्द केली.@Dev_Fadnavis#Maharashtra… pic.twitter.com/WXUHWMhkio — CMO Maharashtra (@CMOMaharashtra) August 17, 2025 18 Aug 2025 07:09 AM (IST) 18 Aug 2025 07:09 AM (IST) बॉम्बे हाई कोर्ट की काेल्हापुर सर्किट बेंच का हुआ उद्घाटन भारत के मुख्य न्यायाधीश बीआर गवई ने कोल्हापुर में बॉम्बे हाई कोर्ट की सर्किट बेंच का उद्घाटन किया। इस अवसर पर बॉम्बे हाई कोर्ट के मुख्य न्यायाधीश आलोक आराधे, मुख्यमंत्री देवेंद्र फडणवीस, उपमुख्यमंत्री एकनाथ शिंदे, मंत्री चंद्रकांतदादा पाटिल, मंत्री नितेश राणे, मंत्री उदय सामंत, मंत्री प्रकाश अबितकर, सांसद धैर्यशील माने, बॉम्बे हाई कोर्ट के वरिष्ठ न्यायाधीश और अन्य गणमान्य व्यक्ति उपस्थित थे। Ensuring Justice Reaches Every Citizen with the Circuit Bench! Attended the inauguration of the Circuit Bench of the Bombay High Court at Kolhapur, at the hands of Hon Chief Justice of India, Bhushan Gavai ji. It was a privilege to work alongside Hon Chief Justice of India,… https://t.co/R2XVCGf7Ta pic.twitter.com/U1EiH2cVQs — Devendra Fadnavis (@Dev_Fadnavis) August 17, 2025 भारत के मुख्य न्यायाधीश बीआर गवई ने कोल्हापुर में बॉम्बे हाई कोर्ट की सर्किट बेंच का उद्घाटन किया। इस अवसर पर बॉम्बे हाई कोर्ट के मुख्य न्यायाधीश आलोक आराधे, मुख्यमंत्री देवेंद्र फडणवीस, उपमुख्यमंत्री एकनाथ शिंदे, मंत्री चंद्रकांतदादा पाटिल, मंत्री नितेश राणे, मंत्री उदय सामंत, मंत्री प्रकाश अबितकर, सांसद धैर्यशील माने, बॉम्बे हाई कोर्ट के वरिष्ठ न्यायाधीश और अन्य गणमान्य व्यक्ति उपस्थित थे। Ensuring Justice Reaches Every Citizen with the Circuit Bench! Attended the inauguration of the Circuit Bench of the Bombay High Court at Kolhapur, at the hands of Hon Chief Justice of India, Bhushan Gavai ji. It was a privilege to work alongside Hon Chief Justice of India,… https://t.co/R2XVCGf7Ta pic.twitter.com/U1EiH2cVQs — Devendra Fadnavis (@Dev_Fadnavis) August 17, 2025 भारत के मुख्य न्यायाधीश बीआर गवई ने कोल्हापुर में बॉम्बे हाई कोर्ट की सर्किट बेंच का उद्घाटन किया। इस अवसर पर बॉम्बे हाई कोर्ट के मुख्य न्यायाधीश आलोक आराधे, मुख्यमंत्री देवेंद्र फडणवीस, उपमुख्यमंत्री एकनाथ शिंदे, मंत्री चंद्रकांतदादा पाटिल, मंत्री नितेश राणे, मंत्री उदय सामंत, मंत्री प्रकाश अबितकर, सांसद धैर्यशील माने, बॉम्बे हाई कोर्ट के वरिष्ठ न्यायाधीश और अन्य गणमान्य व्यक्ति उपस्थित थे। Ensuring Justice Reaches Every Citizen with the Circuit Bench! Attended the inauguration of the Circuit Bench of the Bombay High Court at Kolhapur, at the hands of Hon Chief Justice of India, Bhushan Gavai ji. It was a privilege to work alongside Hon Chief Justice of India,… https://t.co/R2XVCGf7Ta pic.twitter.com/U1EiH2cVQs — Devendra Fadnavis (@Dev_Fadnavis) August 17, 2025 18 Aug 2025 07:04 AM (IST) 18 Aug 2025 07:04 AM (IST) CM फडणवीस ने राज्यपाल सीपी राधाकृष्णन दी बधाई मुख्यमंत्री देवेंद्र फडणवीस ने मुंबई के राजभवन में राज्यपाल सीपी राधाकृष्णन से मुलाकात की। सीएम ने राधाकृष्णन को भारत के उपराष्ट्रपति पद के लिए राष्ट्रीय जनतांत्रिक गठबंधन (NDA) के उम्मीदवार घोषित किए जाने पर बधाई दी। सीएम ने उन्हें शॉल ओढ़ाकर और पुष्पगुच्छ देकर सम्मानित किया। On returning back from Kolhapur, CM Devendra Fadnavis greeted and congratulated Governor CP Radhakrishnan at Raj Bhavan, Mumbai, for being announced as the National Democratic Alliance (NDA) candidate for the Vice President of India. मुख्यमंत्री श्री देवेंद्र फडणवीस यांनी… pic.twitter.com/7fSNCJFuK3 — CMO Maharashtra (@CMOMaharashtra) August 17, 2025 मुख्यमंत्री देवेंद्र फडणवीस ने मुंबई के राजभवन में राज्यपाल सीपी राधाकृष्णन से मुलाकात की। सीएम ने राधाकृष्णन को भारत के उपराष्ट्रपति पद के लिए राष्ट्रीय जनतांत्रिक गठबंधन (NDA) के उम्मीदवार घोषित किए जाने पर बधाई दी। सीएम ने उन्हें शॉल ओढ़ाकर और पुष्पगुच्छ देकर सम्मानित किया। On returning back from Kolhapur, CM Devendra Fadnavis greeted and congratulated Governor CP Radhakrishnan at Raj Bhavan, Mumbai, for being announced as the National Democratic Alliance (NDA) candidate for the Vice President of India. मुख्यमंत्री श्री देवेंद्र फडणवीस यांनी… pic.twitter.com/7fSNCJFuK3 — CMO Maharashtra (@CMOMaharashtra) August 17, 2025 मुख्यमंत्री देवेंद्र फडणवीस ने मुंबई के राजभवन में राज्यपाल सीपी राधाकृष्णन से मुलाकात की। सीएम ने राधाकृष्णन को भारत के उपराष्ट्रपति पद के लिए राष्ट्रीय जनतांत्रिक गठबंधन (NDA) के उम्मीदवार घोषित किए जाने पर बधाई दी। सीएम ने उन्हें शॉल ओढ़ाकर और पुष्पगुच्छ देकर सम्मानित किया। On returning back from Kolhapur, CM Devendra Fadnavis greeted and congratulated Governor CP Radhakrishnan at Raj Bhavan, Mumbai, for being announced as the National Democratic Alliance (NDA) candidate for the Vice President of India. मुख्यमंत्री श्री देवेंद्र फडणवीस यांनी… pic.twitter.com/7fSNCJFuK3 — CMO Maharashtra (@CMOMaharashtra) August 17, 2025 Follow Us On © Copyright Navbharatlive 2025 All rights reserved.</w:t>
-      </w:r>
-    </w:p>
-    <w:p>
-      <w:pPr>
-        <w:pStyle w:val="Heading3"/>
-      </w:pPr>
-      <w:r>
-        <w:rPr/>
-        <w:t>Article 671</w:t>
-      </w:r>
-    </w:p>
-    <w:p>
-      <w:pPr>
-        <w:pStyle w:val="Normal"/>
-      </w:pPr>
-      <w:r>
-        <w:rPr/>
-        <w:t>Title: महाराष्ट्र राजनीति में चर्चा: भरत गोगावले कैबिनेट बैठक से नदारद, नाराजगी की अटकलें तेज</w:t>
-      </w:r>
-    </w:p>
-    <w:p>
-      <w:pPr>
-        <w:pStyle w:val="Normal"/>
-      </w:pPr>
-      <w:r>
-        <w:rPr/>
-        <w:t xml:space="preserve">URL: </w:t>
-      </w:r>
-      <w:r>
-        <w:t xml:space="preserve"> https://apnnews.in/top-news/eknath-shinde-faction-minister-bharat-gogawale-angry-he-will-stay-away-from-cabinet-meeting/</w:t>
-      </w:r>
-    </w:p>
-    <w:p>
-      <w:pPr>
-        <w:pStyle w:val="Normal"/>
-      </w:pPr>
-      <w:r>
-        <w:rPr/>
-        <w:t>Content: महाराष्ट्र की महायुति सरकार में एक बार फिर नाराज़गी की चर्चाएं तेज हो गई हैं। आज (मंगलवार, 12 अगस्त) होने वाली कैबिनेट बैठक में उपमुख्यमंत्री और शिवसेना अध्यक्ष एकनाथ शिंदे तो मौजूद नहीं रहेंगे ही, साथ ही शिंदे गुट के मंत्री भरत गोगावले भी इस बैठक में शामिल नहीं होंगे। शिंदे इन दिनों श्रीनगर दौरे पर हैं, जबकि गोगावले फिलहाल दिल्ली में हैं। रायगढ़ ज़िले में 15 अगस्त के ध्वजारोहण कार्यक्रम की जिम्मेदारी अदिती तटकरे को सौंपे जाने और उन्हें ज़िले का संरक्षक मंत्री बनाए जाने की चर्चाओं के बीच गोगावले के दिल्ली जाने को लेकर अटकलें तेज हो गईं। बताया जा रहा है कि इसी फैसले से वे नाखुश हैं। अदिती तटकरे, अजित पवार गुट की नेता और एनसीपी के वरिष्ठ नेता सुनील तटकरे की बेटी हैं। वे फिलहाल देवेंद्र फडणवीस कैबिनेट में महिला एवं बाल विकास मंत्री हैं। हालांकि, भरत गोगावले ने इन नाराज़गी की खबरों को नकारते हुए कहा कि वे दिल्ली केवल अपने निजी काम के सिलसिले में गए हैं, इस वजह से कैबिनेट बैठक में शामिल नहीं हो पाएंगे। इस पूरे मामले पर शिवसेना (शिंदे गुट) के मंत्री उदय सामंत ने भी सफाई दी। उन्होंने कहा कि जो सूची जारी की गई है, वह पालकमंत्री नियुक्ति की नहीं बल्कि सिर्फ ध्वजारोहण कार्यक्रम के लिए है। उन्होंने यह भी जोड़ा कि रायगढ़ के लिए भरत गोगावले को पालकमंत्री बनाया जाना चाहिए। गोगावले वर्तमान में उद्यानिकी, रोज़गार गारंटी और खार भूमि विकास मंत्री हैं। उन्होंने 2009 में पहली बार महाड से विधानसभा चुनाव जीता था और इसके बाद 2014, 2019 और 2024 में भी लगातार जीत दर्ज की। 2024 में उन्हें 1,17,442 वोट मिले, जबकि दूसरे स्थान पर रहे शिवसेना (यूबीटी) के उम्मीदवार स्नेहल माणिक जगताप को 95,895 वोट प्राप्त हुए।</w:t>
-      </w:r>
-    </w:p>
-    <w:p>
-      <w:pPr>
-        <w:pStyle w:val="Heading3"/>
-      </w:pPr>
-      <w:r>
-        <w:rPr/>
-        <w:t>Article 672</w:t>
-      </w:r>
-    </w:p>
-    <w:p>
-      <w:pPr>
-        <w:pStyle w:val="Normal"/>
-      </w:pPr>
-      <w:r>
-        <w:rPr/>
-        <w:t>Title: Maharashtra Politics Live Updates : जगनमोहन रेड्डींच्या पक्षाचा सीपी राधाकृष्णन यांना जाहीर पाठिंबा</w:t>
-      </w:r>
-    </w:p>
-    <w:p>
-      <w:pPr>
-        <w:pStyle w:val="Normal"/>
-      </w:pPr>
-      <w:r>
-        <w:rPr/>
-        <w:t xml:space="preserve">URL: </w:t>
-      </w:r>
-      <w:r>
-        <w:t xml:space="preserve"> https://sarkarnama.esakal.com/maharashtra/maharashtra-18-august-2025-latest-marathi-political-news-eknath-shinde-mumbai-mahayuti-rahul-gandhi-congress-india-aghadi-election-commission-devendra-fadnavis-uddhav-thackeray-india-alliance-mumbai-pune-ajit-pawar-ncp-local-elections-rahul-gandhi-vote-adhikar-yatra-nda-cp-radhakrishnan-vice-presidential-candidat</w:t>
-      </w:r>
-    </w:p>
-    <w:p>
-      <w:pPr>
-        <w:pStyle w:val="Normal"/>
-      </w:pPr>
-      <w:r>
-        <w:rPr/>
-        <w:t>Content: पुढील महिन्यात होणाऱ्या उपराष्ट्रपती पदाच्या निवडणुकीसाठी राष्ट्रीय लोकशाही आघाडीने महाराष्ट्राचे राज्यपाल सीपी राधाकृष्णन यांची उमेदवार म्हणून निवड केली आहे. दरम्यान राधाकृष्णन यांना जगनमोहन रेड्डींच्या वायएसआर काँग्रेस पक्षातील 11 खासदारांनी पाठिंबा देण्याचा निर्णय घेतला आहे. यामुळे सत्ताधारी आघाडीला उपराष्ट्रपती पदाच्या निवडणडणुकीसाठी आता आणखीन बळकटी मिळाली आहे. सध्या रत्नागिरीत मुसळधार पाऊस पडत असून हवामान विभागाने कोकण विभागाला रेड अलर्ट जारी केला आहे. तर रत्नागिरी जिल्ह्याला ऑरेंज अलर्ट देण्यात आला आहे. तसेच अतिवृष्टीची शक्यताही वर्तविण्यात आली आहे. या पार्श्वभूमीवर रत्नागिरी जिल्हा प्रशासनाने विद्यार्थ्यांची सुरक्षितता लक्षात घेता मंगळवारी (दि.19) सर्व प्राथमिक, माध्यमिक शाळांना सुट्टी जाहीर केली आहे. महायुतीतील भाजप आणि एकनाथ शिंदे यांची शिवसेनेकडून तळ कोकणात मोठ्या राजकीय हालचाली केल्या जात आहेत. भाजपसह शिवसेनेकडून मोठ्या प्रमाणात पक्ष प्रवेश करून घेतले जात आहेत. यामुळे शिवसेना उद्धव बाळासाहेब ठाकरे पक्षाला गळती लागली आहे. त्यापाठोपाठ आता राष्ट्रवादी काँग्रेस शरद पवार पक्षाला गळती लागली असून पक्षाचे प्रदेश सरचिटणीस प्रशांत यादव आता भाजपमध्ये प्रवेश करणार आहेत. यामुळे शरद पवार यांना जबर धक्का बसला असून शरद पवार गटाचे कोकणातील उरलेसुरले अस्तित्वही संपुष्टात आल्याची चर्चा सुरू आहे. हा पक्ष प्रवेश मंगळवारी (ता.19) मुख्यमंत्री देवेंद्र फडणवीस आणि प्रदेशाध्यक्ष रवींद्र चव्हाण यांच्या उपस्थितीत होणार आहे. उत्तर प्रदेशातील सत्ताधारी पक्षाचे आमदार भगवान शर्मा उर्फ गुड्डू पंडित यांच्यावर एका महिलेनं बलात्काराचा प्रयत्न आणि जीवे मारण्याची धमकी दिल्याचा आरोप केला आहे. या प्रकरणी बेंगलुरू येथील केम्पेगौडा आंतरराष्ट्रीय विमानतळ पोलिसांनी आमदाराविरुद्ध एफआयआर दाखल केली आहे. साताऱ्यात रिक्षाचालकाने महिला पोलीस कॉन्स्टेबलला फरफटत नेल्याची धक्कादायक घटना समोर आली आहे. ही घटना सीसीटीव्हीमध्ये कैद झाली असून आहे. दारुच्या नशेत रिक्षा चालवत असलेल्या चालकाला थांबवण्याचा प्रयत्न करताच त्याने महिला पोलीस कॉन्स्टेबलला फरफटत नेले. या घटनेत महिला पोलीस कॉन्स्टेबल गंभीर जखमी झाली असून तिच्यावर उपचार सुरू आहेत. पावसाने राज्यात धुमाकुळ घातला आहे. त्यामुळे अनेक जिल्ह्यांत शाळा बंद असणार आहेत. मुंबईतील सध्याची पावसाची स्थिती पाहता मुंबई महापालिका परिक्षेत्रातील खासगी, विनाअनुदानित, खासगी अनुदानित अशा सर्वच प्रकारच्या माध्यमिक व प्राथमिक शाळांना 19 ऑगस्ट रोजी सुट्टी जाहीर करण्यात आली आहे. सध्याचा पाऊस पाहता आणि विद्यार्थ्यांची सुरक्षा लक्षात घेता अनेक जिल्ह्यांत शाळा बंद ठेवण्यात आल्या आहेत. याबाबत सरकारी आदेश निघाले आहेत. संतोष देशमुख यांचे बंधु धनंजय देशमुख यांनी आरोपीच्या वकिलांनी हे आरोपी कसे नाहीत आणि त्यांना जामीन का देण्यात यावा यावर युक्तिवाद केला. त्याला उज्वल निकमसाहेबांनी जोरदार प्रत्युत्तर दिले. पुढच्या तारखेत चार्ज फ्रेम होईल अशी आम्हाला अपेक्षा आहे, नियती कोणालाही सुटू देणार नाही. ही संघटीत गुन्हेगारी आहे, असंही देशमुख यांनी यावेळी म्हटलं. राज्यभरात मुसळधार पावसाने हाहाकार माजवलाय. मुंबई, कोकण आणि विदर्भात धुवाधार पावसाची संततधार सुरू असून मराठवाड्यात ढगफुटीसदृश्य पावसामुळे पूरस्थिती निर्माण झाली आहे. मराठवाड्यात आतापर्यंत 6 जणांचा मृत्यू झाल्याचं समोर आलंय. नवी मुंबई आणि ठाण्यातही पावसाने जोर धरला आहे. हवामान विभागाने मुंबई, ठाणे, रायगड, पालघर आणि नाशिकच्या घाट परिसरासाठी सोमवार आणि मंगळवारी रेड अलर्ट जारी केला आहे. तर रत्नागिरी आणि सिंधुदुर्ग जिल्ह्यांसाठी ऑरेंज अलर्ट जारी करण्यात आलाय. पावसामुळे नद्या तुडुंब भरून वाहत असून नागरिकांना सतर्कतेचा इशारा देण्यात आलाय. मराठवाड्यात गेल्या तीन दिवसांपासून सुरू असलेल्या मुसळधार पावसाने जनजीवन विस्कळीत केले आहे. आतापर्यंत सहा जणांचा मृत्यू झाला असून 107 जनावरं दगावली आहेत. 350 हून अधिक घरं-गोठ्यांची पडझड झाली. 698 गावांना फटका बसला असून 1.19 लाख शेतकरी बाधित, तर 1.11 लाख हेक्टरवरील पिकांचं मोठं नुकसान झालं आहे. पुणे शहराला पाणीपुरवठा करणाऱ्या खडकवासला धरण साखळीत सध्या 91.94 टक्के म्हणजेच 26.80 टीएमसी पाणीसाठा उपलब्ध आहे. मागील वर्षी याच दिवशी 28.38 टीएमसी साठा होता. यंदा 2 टीएमसीने कमी पाणी असूनही साठा समाधानकारक आहे. धरणातून आतापर्यंत 12.84 टीएमसी पाणी मुठा नदीत सोडले गेले. ठाणे जिल्ह्यात मुसळधार पावसामुळे जिल्हाधिकाऱ्यांनी 18 आणि 19 ऑगस्ट रोजी सर्व शाळांना सुट्टी जाहीर केली आहे. नवी मुंबईतही शाळांना दोन दिवसांची सुट्टी देण्यात आली आहे. प्रशासनाने पालक व विद्यार्थ्यांना सुरक्षित राहण्याचे आवाहन केले असून हवामान विभागाने पुढील पावसाचा इशारा दिला आहे. महाराष्ट्रात आजपासून पावसाला पुन्हा सुरुवात झाली आहे. आज मुंबई, पुणे, कोल्हापूर, मराठवाडा, विदर्भात पावसाची जोरदार बॅटिंग सुरु आहे. मुंबई, ठाणे, पुणे, कोल्हापूर, सातारा या जिल्ह्यांना उद्याही रेड अलर्ट देण्यात आला आहे. मुंबईसह महाराष्ट्रातील अनेक भागांत मुसळधार पाऊस कोसळत आहे. या पार्श्वभूमीवर मुख्यमंत्री देेवेंद्र फडणवीस मंत्रालयातील आपत्ती व्यवस्थापन विभागात दाखल झाले आहे. ते राज्यातील पावसाचा आढावा घेत आहेत. प्रामुख्याने मुंबई अनेक भागातील रस्ते पाण्याखाली गेल्याने संपूर्ण जनजीवन विस्कळीत झाले आहे. मुंबईतील शाळांना सुटी देण्यात आली असून रेल्वे तसेच विमानसेवेवरही विपरीत परिणाम झाला आहे. मंत्री आशिष शेलार यांनी दिलेल्या माहितीनुसार, लंडनवरुन निघालेली मराठा साम्राज्याच्या शौर्याची साक्ष देणारी श्रीमंत प्रथम रघुजीराजे भोसले यांची तलवार आता महाराष्ट्रात, मुंबईतील पु, लं. देशपांडे महाराष्ट्र कला अकादमीच्या प्रांगणात आलेली आहे. याचे आता दस्तावेजीकरण होईल. सायंकाळी मुख्यमंत्री देवेंद्र फडणवीस, उपमुख्यमंत्री एकनाथ शिंदे, उपमुख्यमंत्री अजितदादा पवार यांच्या उपस्थितीत या तलवारीच्या लोकार्पणाचा सोहळा होईल. त्यानंतर महाराष्ट्रातल्या तमाम नागरिकांना, शिवप्रेमींना दर्शनासाठी ही तलवार खुली होईल. राज्याचे मंत्री चंद्रकांत पाटील यांनी म्हटले आहे की, कोयना धरणाच्या पाणलोट क्षेत्रातील पाऊस वाढल्यामुळे धरणातील पाणीपातळी नियंत्रित ठेवण्यासाठी आज दि. १८ ऑगस्ट २०२५ रोजी सायं ४:०० वा. कोयना धरणाचे सहा वक्र दरवाजे १ फूट ६ इंचांवरून ३ फुटापर्यंत उघडून १९,२०० क्युसेक विसर्ग कोयना नदीपात्रात सोडण्यात येणार आहे. कोयना धरण पायथा विद्युतगृहाचे दोन्ही युनिट सुरू असून त्याद्वारे २१०० क्युसेक्स विसर्ग सुरू आहे. कोयना नदीमध्ये एकूण २१,३०० क्युसेक विसर्ग सुरू होईल. त्यामुळे कृष्णा नदीकाठच्या गावातील नागरिकांनी खबरदारी बाळगावी. राष्ट्रवादी काँग्रेस शरदचंद्र पवार पक्षाचे आमदार रोहित पवार यांनी सोशल मीडियात पोस्ट केली आहे. त्यांनी म्हटले आहे की, नवी मुंबई परिसरातील गरीब आणि सामान्य आगरी समाजातील नागरिकांच्या घरांसाठीची सिडकोची सुमारे ५ हजार कोटी रुपये बाजारभाव असलेली १५ एकर जमीन मंत्री संजय शिरसाठ यांनी इंग्रजांना मदत करणाऱ्या बिवलकर कुटुंबाच्या वारसांच्या घशात घातली. याविरोधात महाविकास आघाडीच्या वतीने बुधवारी (दि. २० ऑगस्ट) सकाळी ११ वाजता नवी मुंबई येथील सिडको कार्यालयावर मोर्चा काढण्यात येणार आहे. स्थानिक नागरिकांनी अधिकाधिक संख्येने यामध्ये सहभागी व्हावं, असं मी आवाहन करतो. उपराष्ट्रपतीपदासाठी एनडीएकडून महाराष्ट्राचे राज्यपाल सी. पी. राधाकृष्णन यांची उमेदवारी जाहीर केली आहे. एनडीएकडे आवश्यक बहुमत असल्याने राधाकृष्णन यांची निवड निश्चित मानली जात आहे. दरम्यान, उमेदवारी जाहीर होताच राधाकृष्णन आज दिल्लीला रवाना झाले. पुढील एक-दोन दिवसांत ते उमेदवारी अर्ज दाखल करण्याची शक्यता आहे. मुंबईत पावसाचा जोर वाढल्याने शाळांना आज सुट्टी जाहीर करण्यात आली आहे. मुंबई उपनगरचे पालकमंत्री आशिष शेलार यांनी याबाबतचे आदेश महापालिका आयुक्तांना दिला आहे. सकाळच्या सत्रात आलेल्या विद्यार्थ्यांना ही सुखरूप घरी सोडा, असे त्यांनी आदेशात म्हटलं आहे. मराठवाड्यातील मुखेड तालुक्यातील मुक्रमाबाद गावात पुर आला आहे. पुराच्या पाण्यात बुडून 50 म्हशी दगावल्या असल्याची माहिती समोर येत आहे. यामुळे पशु पालकांचं मोठं नुकसान झालं आहे. अजूनही मेलेल्या म्हशी या पाण्यातच आहेत. मूक्रमाबाद गावात सध्या पुरजन्य परिस्थिती असून सततच्या पावसामुळे जनजीवन विस्कळीत झालं आहे. पालघरचे पालकमंत्री गणेश नाईक यांचा जनता दरबार पुन्हा एकदा उपमुख्यमंत्री एकनाथ शिंदे यांच्या बालेकिल्ल्यात भरणार आहे. नवी मुंबईत सोमवारी, 20 ऑगस्ट रोजी जव्हार आणि ठाण्यातील गडकरी रंगायतनमध्ये 22 ऑगस्ट रोजी जनता दरबार होणार आहे. उपराष्ट्रपतीपदासाठी एनडीएने सीपी राधाकृष्णन यांना उमेदवारी जाहीर केली आहे. एनडीए उमेदवारासाठी विरोधकांचा पाठिंबा मिळावा यासाठी संरक्षण मंत्री राजनाथ सिंह यांनी काँग्रेस अध्यक्ष मल्लिकार्जुन खर्गे यांना फोन केला आहे. उपराष्ट्रपतीपदाच्या निवडणुकीसाठी एनडीएतर्फे संरक्षण मंत्री राजनाथ सिंह यांच्या देखरेखीखाली होणार आहे. केंद्रीय मंत्री किरण रिजिजू यांची निवडणूक प्रतिनिधी (एजंट) म्हणून नियुक्ती करण्यात आली आहे. संजय शिरसाट यांनी तब्बल पाच हजार कोटीची चार हजार एकर जमीन ते सिडकोचे अध्यक्ष असताना बिलवकर या कुटुंबाला दिली. ही एकप्रकारे भूमिपुत्रांच्या बाबतीतही गद्दारीच आहे. त्यामुळं बेकायदा पद्धतीने बिवलकर कुटुंबाला दिलेल्या या जमिनीसह राज्यातील अशा प्रकारच्या सर्वच जमिनी सरकारने परत घ्याव्यात आणि मंत्री संजय शिरसाठ यांचा राजीनामा घ्यावा, अशी मागणी रोहित पवार यांनी केली आहे. उपराष्ट्रपतीपदासाठी एनडीएने सीपी राधाकृष्णन यांना उमेदवारी जाहीर केली आहे. इंडिया आघाडीकडून उमेदवार कोण असणार हे ठरवण्यासाठी आज इंडिया आघाडीची बैठक होणार आहे. या बैठकीत उमेदवाराच्या नावावर शिक्कामोर्तब होणार आहे. आपल्या घरात जशी आपली लेक लाडकी असते तशीच सूनही लाडकी असायला हवी. तिला योग्य वागणूक देऊन सन्मानाने वागवायला हवे, आणि जे असे करणार नाहीत त्यांना आता शिवसेना महिला आघाडी योग्य पद्धतीने धडा शिकवणार आहे, असा इशारा देत उपमुख्यमंत्री एकनाथ शिंदे यांनी 'लाडक्या सुनेचे रक्षण हेच शिवसेनेचे वचन' हे अभियान हाती घेणार असल्याचे जाहीर केले. सीसीटिव्हीवर लावण्यावर निवडणूक आयोगाचे स्पष्टीकरण हास्यास्पद आहे.माझा मुख्य निवडणूक आयुक्तांना एक प्रश्न आहे, जर CCTV चे फुटेज सार्वजनिक करण्यास आपल्याला महिलांची प्रायव्हसी आडवी येत असेल तर,ते निवडणुकीच्या दिवशी घेताना तुम्ही त्या तमाम महिलांची परवानगी घेतली होती का..?, असा सवाल जितेंद्र आव्हाड यांनी केला आहे. मराठा आरक्षणासंदर्भात टोकाची भूमिका घेऊ नये, असे गोपीचंद पडळकर यांनी म्हटले आहे. ते म्हणाले, मराठा आरक्षणासाठी सरकारने संवेदनशीलतेने 10 टक्के स्वतंत्र आरक्षण दिलं आहे. ज्यांच्या कुणबी नोंदी सापडल्या, त्यांना कुणबी दाखले मिळाले आहेत. यापलीकडे टोकाची भूमिका मराठा समाजाच्या हिताची नाही. संभाजीनगरमध्ये रविवारी रात्री भीषण अपघात झाला. मद्यधुंद कारचालकाने 6 जणांना उडवले. या अपघातामध्ये एक महिला आणि मुलगी गंभीर जखमी आहेत. नागरिकांनी कारचालाकाला पकडून पोलिसांच्या स्वाधीन केले. कारचालकाचे नाव संकेत अंबोरे असे आहे. या प्रकरणी गुन्हा दाखल करण्यात आला आहे. सरकारनामाचे सदस्य व्हा शॉपिंगसाठी 'सकाळ प्राईम डील्स'च्या भन्नाट ऑफर्स पाहण्यासाठी क्लिक करा. Read Latest Marathi Political News, Breaking Political News from Maharashtra, India, Pune &amp; Mumbai at Sarkarnama. To Get Live Political Marathi News on Mobile, Download the Sarkarnama Mobile App for Android and IOS. सरकारनामा आता सर्व सोशल मीडिया प्लॅटफॉर्मवर. ताज्या राजकीय घडामोडींसाठी फेसबुक, ट्विटर, इन्स्टाग्राम, शेअर चॅट, टेलिग्रामवर आणि व्हॉट्सॲप आम्हाला फॉलो करा. तसेच, सरकारनामा यूट्यूब चॅनेलला आजच सबस्क्राइब करा. Follow Us Copyright © 2025 Sakal Media Group – All Rights Reserved Powered by Quintype वेबसाईटवर ब्राउझिंगचा अनुभव सर्वोत्तम असावा, यासाठी आम्ही कुकीजचा वापर करतो. कुकीजमुळे तुम्हाला तुमच्या आवडत्या मजकुराची शिफारस करता येते. आमचे गोपनीयता आणि कुकीजसंदर्भातील धोरण तुम्हाला मान्य आहे.</w:t>
-      </w:r>
-    </w:p>
-    <w:p>
-      <w:pPr>
-        <w:pStyle w:val="Heading3"/>
-      </w:pPr>
-      <w:r>
-        <w:rPr/>
-        <w:t>Article 673</w:t>
-      </w:r>
-    </w:p>
-    <w:p>
-      <w:pPr>
-        <w:pStyle w:val="Normal"/>
-      </w:pPr>
-      <w:r>
-        <w:rPr/>
-        <w:t>Title: No headline</w:t>
-      </w:r>
-    </w:p>
-    <w:p>
-      <w:pPr>
-        <w:pStyle w:val="Normal"/>
-      </w:pPr>
-      <w:r>
-        <w:rPr/>
-        <w:t xml:space="preserve">URL: </w:t>
-      </w:r>
-      <w:r>
-        <w:t xml:space="preserve"> https://www.mahasamvad.in/page/4/?m=0</w:t>
-      </w:r>
-    </w:p>
-    <w:p>
-      <w:pPr>
-        <w:pStyle w:val="Normal"/>
-      </w:pPr>
-      <w:r>
-        <w:rPr/>
-        <w:t>Content: राज्यातील नागरिकांना आरोग्यपूर्ण जीवन लाभावे, यासाठी मुख्यमंत्री सहाय्यता निधीतून गरीब, गरजू रुग्णांवर उपचार करण्यात येत आहेत. यामुळे त्यांच्यासाठी या योजनेच्या माध्यमातून मोठा आधार निर्माण झाला आहे. आजकालच्या धकाधकीच्या आयुष्यात अनेकदा आरोग्यपूर्ण जीवन जगताना अनेक अडचणी निर्माण होताना दिसत आहेत. अनेकदा एखाद्या कुटुंबावर अचानक गंभीर आजाराचा आघात होतो. रुग्णासह संपूर्ण कुटुंबाचा धीर खचून जातो. अशावेळी मुख्यमंत्री सहायता निधीतून रूग्ण व त्यांच्या कुटुंबियांना मोठा दिलासा मिळताना दिसत आहे. राज्याचे मुख्यमंत्री देवेंद्र फडणवीस यांच्या मार्गदर्शनाखाली मुख्यमंत्री सहाय्यता निधी हा उपक्रम राबवण्यात येत आहे. या माध्यमातून समाजातील आर्थिकदृष्ट्या दुर्बल घटकांना दुर्धर आजारांवर उपचाराकरिता अर्थसहाय्य करण्यात येत आहे. मुख्यमंत्री सहाय्यता निधीतून मदत मिळण्यासाठी रुग्णांना आता मुंबईला जाण्याची गरज राहिली नसून प्रत्येक जिल्हास्तरावर मुख्यमंत्री सहाय्यता निधी व धर्मादाय रुग्णालय कक्षाची स्थापना 1 मे 2025 पासून करण्यात आली आहे. रुग्णांना आता त्यांच्या स्वत: जिल्ह्यात उपचारासाठी मदतीसाठी अर्ज करता येणार असून अर्जावर झालेल्या कार्यवाहीची माहितीसुध्दा त्यांच्या जिल्ह्याच्या कक्षात मिळणार आहे. नांदेड येथे जिल्हाधिकारी कार्यालयाच्या आवारात मुख्यमंत्री सहाय्यता निधी कक्ष कार्यरत आहे. या कक्षमार्फत नांदेड जिल्ह्यात आतापर्यंत या निधीच्या माध्यमातून 539 रुग्णांना मदत केली आहे. यासाठी 4 कोटी 42 लाख 24 हजार एवढा निधी वितरीत करण्यात आला असल्याची माहिती मुख्यमंत्री सहाय्यता निधी व धर्मादाय रुग्णालय नांदेड कक्षाच्यावतीने दिली आहे. नांदेड जिल्ह्याच्या या कक्षाच्या माध्यमातून मदत घेतलेल्या रुग्णांकडून याबाबत त्यांच्या शब्दात त्यांच्या प्रतिक्रिया जाणून घेण्यात येत आहेत. यावेळी आपण नांदेड तालुक्यातील पिंपळगाव कोरका येथील रुग्ण सदाशिव गणेशराव बडवणे वय वर्षे 55 यांच्या कुटूंबियाच्या प्रतिक्रिया जाणून घेतल्या. त्यांचा मुलगा राहुल यांनी सांगितले की, वडिलांना एके दिवशी अचानक ताप आला मग त्यांना हॉस्पिटलमध्ये दाखल केले असता नांदेड येथे श्री गंगा हॉस्पिटल यांनी ताप मेंदुला गेला असल्याचे सांगितले. यासाठी त्यांना बराच खर्च येणार होता. यावेळी त्यांच्याकडे पैशाची व्यवस्था नव्हती. त्यांची आर्थिक परिस्थिती बेताची असून अल्पभुधारक शेतकरी आहेत. अशाच परिस्थितीत अचानक आजारपण यामुळे कुटूंबातील कर्ता माणूस आजारी पडल्यामुळे कुटूंबातील इतर सदस्यांना पैशाची जुळवाजुळव करण्यासाठी खूप धावपळ करावी लागली. यातच रुग्ण कोमात गेला. त्यानंतर श्री गंगा हॉस्पिटल नांदेड येथे त्यांच्यावर 17 ते 18 दिवस उपचार करण्यात आले. यावेळेस त्यांनी मुख्यमंत्री सहाय्यता निधी कक्षाकडे मदतीसाठी अर्ज केला व सर्व कागदपत्रांची पूर्तता केली. त्यानंतर त्यांचा अर्ज तात्काळ मंजूर होवून त्यांना मदत कक्षाकडून 1 लाख रुपयांची मदत मिळाली. या मदतीमुळे त्यांच्यावर यशस्वी उपचार करुन ते यातून सुखरुप बरे झाले व घरी परतले आहेत. या मदत निधीमुळे त्यांचा मुलगा राहुल व मुलगी जयश्री, पत्नी पार्वतीबाई बडवणे यांनी महाराष्ट्र शासनाच्या या उपक्रमाच्या माध्यमातून मदत मिळाल्यामुळे त्यांच्या वडीलांचे जीव वाचला याबाबत त्यांनी मनापासून आभार मानले. गरजू व पात्र लाभार्थ्यांना या मदतीमुळे खूप मोठा आधार मिळत असून ही मदत गरजू रुग्णांच्या आयुष्यात एक आशेचा किरण ठरत आहे. अलका पाटील उपसंपादक, जिल्हा माहिती कार्यालय नांदेड 00000 जळगाव दि. 19 (जिमाका वृत्तसेवा) – राज्याचे जलसंपदा मंत्री गिरीश महाजन यांनी आज जळगाव जिल्ह्यातील महत्वाकांक्षी भागपूर उपसा सिंचन प्रकल्पाचा सविस्तर आढावा घेतला. या प्रकल्पामुळे जळगाव, जामनेर व पाचोरा तालुक्यातील शेतकऱ्यांना सिंचनाच्या सुविधांचा मोठा दिलासा मिळणार आहे. भागपूर उपसा सिंचन प्रकल्पाची एकूण किंमत रुपये ३५३३.०५ कोटी असून शासन निर्णय क्रमांक ९२४/प्र.क्र.४३६/२४/मो.प्र.१, दि. ८ ऑक्टोबर २०२४ रोजीच्या पत्रान्वये सुधारीत प्रशासकीय मान्यता देण्यात आलेली आहे. या योजनेतून जामनेर व पाचोरा तालुक्यातील ५ मध्यम व ४४ लघु प्रकल्पांचे लाभक्षेत्र स्थिर केले जाणार असून एकूण ९८.३५ दलघमी पाणीसाठ्याचा उपयोग होणार आहे. त्याद्वारे जळगाव तालुक्यातील १३,९०४ हेक्टर क्षेत्राला प्रत्यक्ष सिंचनाचा लाभ मिळेल. प्रकल्पाचे नियोजन दोन टप्प्यात करण्यात आले आहे. टप्पा-१ अंतर्गत जळगाव तालुक्यातील चिंचोली, कंडारी, उमाळे, पाथरी, धानवड, शिरसोली प्र. बो., दापोरे, जावखेडे, देव्हारी आदी २६ गावांतील १३,९०४ हेक्टर क्षेत्रास सिंचन सुविधा उपलब्ध होणार आहेत. तर टप्पा-२ अंतर्गत ४४.५ किलोमीटर लांबीच्या उद्धरण नलिकेद्वारे व १८,४६७ अश्वशक्तीच्या पंपांद्वारे ९८.३५ दलघमी पाणी उचलून जामनेर तालुक्यातील २२ लघु व २ मध्यम, पाचोरा तालुक्यातील २० लघु व ३ मध्यम तसेच जळगाव तालुक्यातील २ लघु अशा एकूण ५ मध्यम व ४४ लघु प्रकल्पांमध्ये पाणी साठवले जाणार आहे. यामध्ये कांग प्रकल्पाची उंची वाढ, गोलटेकडी ल.पा. प्रकल्प नव्याने तसेच एकुलती सा.त. प्रकल्प नव्याने उभारण्याचाही समावेश आहे. या टप्प्यातून १६,८६० हेक्टर क्षेत्राचे स्थिरीकरण होणार आहे. या प्रकल्पामुळे तीन तालुक्यांतील शेतकऱ्यांना सिंचनाची सुविधा मिळून शेती उत्पादनात लक्षणीय वाढ होणार आहे. प्रकल्पाच्या कार्यान्वयनातील अडचणींचा आढावा घेऊन काम तातडीने सुरू करण्याच्या सक्त सूचना संबंधित अधिकाऱ्यांना यावेळी मंत्री गिरीश महाजन यांनी दिल्या. या आढावा बैठकीस सेवा निवृत्त अधीक्षक अभियंता श्री व्ही. डी. पाटील, अधीक्षक अभियंता श्री गोकुळ महाजन, कार्यकारी अभियंता श्री प्रल्हाद वराडे, उप अभियंता श्री चंद्रशेखर खंबायत आदी अधिकारी उपस्थित होते. ००००० मुंबई दि 19 : राज्यात अनेक ठिकाणी होत असलेल्या मुसळधार पावसाच्या पार्श्वभूमीवर उपमुख्यमंत्री अजित पवार यांनी आज मंत्रालयातील राज्य आपत्ती व्यवस्थापन कक्षात राज्यातील मुसळधार पाऊस आणि पूर परिस्थितीचा आढावा घेतला. मुसळधार पावसाच्या पार्श्वभूमीवर नागरिकांनी अफवांवर विश्वास न ठेवता, घाबरून जाऊ नये.सर्व नागरिकांनी खबरदारी घ्यावी,अशा सूचना उपमुख्यमंत्री अजित पवार आज दिल्या. राज्यातील मुंबई, ठाणे ,रायगड रत्नागिरी ,पालघर या ठिकाणी पावसाचा रेड अलर्ट देण्यात आला आहे. तसेच घाटमाथ्यावरील भागावर रेड अलर्ट जारी करण्यात आला आहे. आपत्ती व्यवस्थापन विभागाकडून दर तीन तासाला पावसाबाबत अहवाल सादर केला जात आहे. पावसामुळे जे बाधित लोक आहेत त्यांना सहकार्य करण्यासाठी शासन प्रयत्नशील असल्याचे उपमुख्यमंत्री श्री. पवार यांनी सांगितले. राज्यात पावसाची संततधार सुरू असून १० लाख एकर शेती पाण्याखाली गेली आहे. राज्यातील जी धरणे भरली आहेत त्या ठिकाणी जलसंपदा व शासकीय यंत्रणेमार्फत लक्ष ठेवण्यात येत आहे. नदीकाठच्या लोकांना ज्या ठिकाणी धोका पोहोचण्याची शक्यता आहे त्यांना सावध करण्यासाठी शासकीय यंत्रणेमार्फत संदेश पोहोचवण्याचे काम करण्यात येत आहे. नागरिकांच्या सुरक्षिततेसाठी त्यांचे सुरक्षित स्थळी स्थलांतर करण्यात आले आहे. सर्व नागरिकांना खबरदारी घेण्याच्या सूचना देण्यात आल्या आहेत. आवश्यकता असेल तरच नागरिकांनी घराबाहेर पडावे, असे आवाहन करण्यात आले आहे. अलमट्टी धरणाच्या बाबत शेजारील राज्याशी समन्वय ठेवून मदत घेण्यात येत आहे. तसेच त्यांच्यामार्फत सहकार्य दिले जात आहे. महाबळेश्वर येथील परिस्थिती नियंत्रणात आहे. बीड, माजलगाव येथील पूरस्थितीची माहिती घेतली असून आवश्यक त्या सूचना देण्यात आल्या आहेत. नांदेड जिल्ह्यातील पाण्याची पातळी वाढली आहे. त्या ठिकाणी एनडीआरएफ, एसडीआरएफ टीम पोहोचल्या असून मदत कार्य युद्धपातळीवर सुरू आहे. जे नागरिक पाण्यात अडकले होते त्यांना सुरक्षित ठिकाणी आणण्याचे काम सुरू असल्याचे उपमुख्यमंत्री श्री. पवार यांनी सांगितले.राज्यातील पावसाच्या परिस्थितीवर प्रशासन संपर्क साधून असल्याचे त्यांनी यावेळी सांगितले. या सर्व परिस्थितीवर मुख्यमंत्री, कृषिमंत्री व सर्व पालकमंत्री लक्ष ठेवून आहेत. ज्या ठिकाणी शेतीचे मोठ्या प्रमाणात नुकसान झाले आहे अशा ठिकाणी पाऊस कमी झाल्यावर तातडीने पंचनामे सुरू करण्याच्या सूचना जिल्हाधिकाऱ्यांना दिल्या आहेत. नागरिकांनी घाबरून न जाता अफवांवर विश्वास ठेवू नये, सर्व परिस्थितीवर यंत्रणा लक्ष ठेवून आहेत,अशी माहिती उपमुख्यमंत्री अजित पवार यांनी आज दिली. आपत्ती व्यवस्थापन कक्षांमध्ये अत्याधुनिक तंत्रज्ञानाचा वापर करून देशाचे नकाशे, वारे, पाऊस सर्वदूर पसरल्याची माहिती या कक्षामार्फत दिली जात आहे. दर तीन तासाला अपडेट दिले जात आहेत, अशी माहितीही उपमुख्यमंत्री श्री. पवार यांनी दिली. यावेळी मुख्य सचिव राजेशकुमार, आपत्ती व्यवस्थापन विभागाच्या अपर मुख्य सचिव सोनिया सेठी, तसेच वरिष्ठ अधिकारी उपस्थित होते. ००००० श्री.प्रविण भूरके/वि.सं.अ/ मुंबई, दि. 19 : महाराष्ट्र “डेटा सेंटर कॅपिटल” आणि “सौरऊर्जा एकत्रीकरण कॅपिटल” म्हणून पुढे येत आहे. अनेक कंपन्या या क्षेत्रांत येत असून उत्पादन क्षेत्रातही मोठी क्रांती घडणार आहे. यूकेसोबत झालेल्या रणनीतिक करारामुळे नवे दरवाजे उघडले असून भारतात अधिक गुंतवणूक होत आहे. हे गुंतवणूकदारांचा आणि पंतप्रधान नरेंद्र मोदी यांच्या नेतृत्वावरील विश्वासाचे द्योतक आहे. आज विविध गुंतवणुकींसाठी महत्त्वपूर्ण असे आठ सामंजस्य करार (MoUs) आणि दोन रणनीतिक करार करण्यात आले असून, त्यातून राज्यात तब्बल 42 हजार कोटी रुपयांची गुंतवणूक होऊन 28 हजारांपेक्षा जास्त रोजगार निर्मिती होणार असल्याचे मुख्यमंत्री देवेंद्र फडणवीस यांनी आज सांगितले. मुख्यमंत्री देवेंद्र फडणवीस यांच्या उपस्थित आज मंत्रालयातील समिती कक्षात 10 सामंजस्य करारांचे आदानप्रदान करण्यात आले. त्यावेळी ते गुंतवणूकदारांसमोर बोलत होते. यावेळी मुख्य सचिव राजेशकुमार, उद्योग सचिव डॉ.पी.अन्बळगन, एमआयडीसीचे मुख्य कार्यकारी अधिकारी पी वेलारासू, विकास आयुक्त दिपेंद्रसिंह कुशवाह तसेच विविध क्षेत्रातील कंपन्यांचे गुंतवणूकदार उपस्थित होते. मुख्यमंत्री म्हणाले की, गुंतवणूकदारांनी अतिशय ठाम आणि सकारात्मक बांधिलकी दाखवली आहे. महाराष्ट्रात गुंतवणूक सुरळीत होण्यासाठी शासनाची संपूर्ण टीम सुरुवातीपासून शेवटपर्यंत तुमच्यासोबत काम करेल. याशिवाय हायपरलूप प्रकल्पालाही गती मिळत आता आयआयटी मुंबई व आयआयटी मद्रास यांच्यामुळे प्रकल्पाला गती मिळत आहे. लॉजिस्टिक, वाहतूक आणि मोबिलिटी क्षेत्रात राज्यात नव्हे तर संपूर्ण देशात हा प्रकल्प आमूलाग्र बदल घडवणार असल्याचे त्यांनी सांगितले. मुख्यमंत्र्यांच्या उपस्थितीत झालेले 8 सामंजस्य करार आणि 2 रणनीतिक करार : * सोलर पॅनेल निर्मितीसाठी ज्युपिटर इंटरनॅशनल लि. या कंपनीसोबत 10900 कोटी रूपयांची गुंतवणूक करार झाला असून यातून 8308 रोजगार निर्मिती होणार आहे. * रोचक सिस्टिम्स प्रा.लि. या कंपनीसोबत डेटा सेंटर करिता 2508 कोटी रूपयांचा करार. 1 हजार रोजगार निर्मिती. * रोव्हिसन टेक हब प्रा.लि. या कंपनीसोबत डेटा सेंटर या सेक्टरकरिता 2564 कोटी रूपयांची गुंतवणूक करार. 1100 रोजगार निर्मिती. * वॉव आयर्न ॲण्ड स्टिल प्रा.लि. यासाठी पोलाद उद्योगाकरिता 4300 कोटी रूपयांचा करार. 1500 रोजगार निर्मिती. * वेबमिंट डिजिटल प्रा.लि. या कंपनीसोबत डेटा सेंटरकरिता 4846 कोटी रूपयांचा गुंतवणूक करार. 2050 रोजगार निर्मिती. * औद्योगिक उपकरणे क्षेत्राकरिता ॲटलास्ट कॉपको या कंपनीसोबत 575 कोटी रूपयांचा करार. 3400 रोजगार निर्मिती. * हरित उर्जा क्षेत्रात एलएनके ग्रीन एनर्जी या कंपनीसोबत 4700 कोटी रूपयांचा गुंतवणूक करार. 2500 रोजगार निर्मिती. * डेटा सेंटर, लॉजिस्टिक सेंटर रिअल इस्टेट या क्षेत्राकरिता प्रेस्टीज इस्टेट प्रोजेक्ट लि.या कंपनीसोबत 12500 कोटी रूपयांचा गुंतवणूक करार. 8700 रोजगार निर्मिती. याशिवाय, ग्लोबल इंडिया बिझिनेस कॉरिडॉर तर्फे महाराष्ट्रातील युके व युरोपमधील गुंतवणूक आकर्षिक करण्यासाठी सहकार्य करण्याचा सामंजस्य करार आणि टीयूटीआर हायपरलूम प्रा.लि. कंपनीकडून जेएनपीटी व वाढवण बंदरावर अत्याधुनिक वाहतूक व्यवस्था उभारण्यासंदर्भात करार करण्यात आला आहे. 000 श्री.संजय ओरके/वि.सं.अ/ आपत्ती व्यवस्थापन विभागात घेतला मुंबईतल्या स्थितीचा आढावा मुंबई, दि. 19 : गेले तीन दिवस मुंबई परिसरात जोरदार पाऊस पडत असल्याने जनजीवन विस्कळित होत आहे. या पार्श्वभूमीवर मुंबई उपनगरचे सह पालकमंत्री मंगल प्रभात लोढा यांनी मुंबई महानगरपालिकेच्या आपत्ती व्यवस्थापन विभागाला भेट देऊन परिस्थितीचा आढावा घेतला. पावसाचा वाढता जोर पाहता, आपत्ती विभागाने सज्ज राहावे असे निर्देश त्यांनी या यावेळी विभागाला दिले. मंत्री मंगलप्रभात लोढा यावेळी म्हणाले की, मुख्यमंत्री श्री. देवेंद्र फडणवीस राज्यातल्या स्थितीवर बारीक लक्ष ठेवून आहेत. राज्य आपत्ती व्यवस्थापन अधिकाऱ्यांच्या ते संपर्कात असून मुंबईतही त्यांनी आपत्ती व्यवस्थापन विभागाला सतर्कतेचा सूचना दिल्या आहेत. त्यांच्या मार्गदर्शनात मंत्रिमंडळातील सर्व सहकारी राज्यातल्या विविध भागात जनजीवन सुरळीत करण्यासाठी कार्यरत आहेत. मुंबईत सुरू असलेल्या अतिवृष्टीच्या पार्श्वभूमीवर मुंबईचे सह पालकमंत्री श्री. लोढा यांनी आज मुंबई महापालिका मुख्यालयातील आपत्कालीन व्यवस्थापनाचा आढावा घेतला. यावेळी मुंबई महापालिकेचे आयुक्त श्री. भूषण गगराणी आणि मुंबई पोलीस आयुक्त श्री. देवेन भारती यांच्यासोबतही त्यांनी चर्चा केली. तसेच व्यवस्थापन विभागातील अधिकाऱ्यांकडून मुंबईतील सद्य: स्थितीबाबत माहिती घेतली. मुंबई आणि उपनगरात काही ठिकाणी सखल भाग आहेत, त्याठिकाणी पाणी साचून वाहतूक व्यवस्था कोलमडते. त्याठिकाणी तात्काळ पंप लावून पाण्याचा निचरा लवकरात लवकर करून जनजीवन सुरळीत करण्याचा प्रयत्न करावा. तसेच कुर्ला, घाटकोपर, चेंबूर या भागात काही वस्त्या टेकड्यांवर वसलेल्या आहेत. त्या ठिकाणी अधिक सतर्क राहून व्यवस्थापन यंत्रणा सज्ज ठेवावी अशा सूचना यावेळी श्री. मंगलप्रभात लोढा यांनी प्रशासनाला केल्या. पालिकेची यंत्रणा कार्यरत असून नागरिकांनी घाबरून न जाता प्रशासनाच्या सूचनांचे पालन करून काळजी घ्यावी, असेही आवाहन लोढा यांनी मुंबईकरांना केले आहे. 00000 मुंबई, दि. 19 : राज्याच्या पर्यावरण व पशुसंवर्धन मंत्री पंकजा मुंडे यांना त्यांच्या विभागात केलेल्या उत्कृष्ट कामाबद्दल लोकमत वृत्तपत्र समुहाच्या वतीने ‘कोहिनूर ऑफ इंडिया’ पुरस्कार देऊन गौरविण्यात आले. लंडन येथे काल एका दिमाखदार सोहळ्यात हा पुरस्कार देण्यात आला. लोकमत वृत्तपत्र समूहाच्या वतीने लंडन येथे आयोजित करण्यात आलेल्या ‘लोकमत ग्लोबल इकॉनॉमिक कन्व्हेन्शन’ ही जागतिक परिषद पार पडली. आपल्या कार्यातून देशाचे नाव जागतिक स्तरावर ज्यांनी उज्ज्वल केले आहे, अशा व्यक्तींना लोकमत वृतपत्र समूहाने ‘कोहिनूर ऑफ इंडिया’ या पुरस्काराने सन्मानित करण्याचे ठरवले होते. श्रीमती पंकजा मुंडे यांनी आपल्या कुशल व अभ्यासू मार्गदर्शनखाली पर्यावरण व वातावरणीय बदल आणि पशुसंवर्धन विभागात उल्लेखनीय काम करून एक नवा आयाम प्रस्थापित केल्याबद्दल त्यांचा या पुरस्काराने गौरव करण्यात आला. लोकमत वृत्तपत्र समूहाचे अध्यक्ष विजय दर्डा यांच्या शुभहस्ते हा पुरस्कार प्रदान करण्यात आला. यावेळी लोकमतचे एडिटर इन चीफ राजेंद्र दर्डा उपस्थित होते. चर्चासत्रातही सहभाग महिलांनी मूल्यसंस्कार, देशाची समृद्ध संस्कृती आणि वारसा जपत उद्योग, व्यवसाय आणि अर्थव्यवस्थेत मोलाचे योगदान दिले आहे, या विषयावर परिषदेत एक चर्चासत्र आयोजित करण्यात आले होते, यातही श्रीमती मुंडे यांनी सहभाग घेत आपली भूमिका मांडली. पंतप्रधान नरेंद्र मोदी, केंद्रीय गृह तथा सहकार मंत्री अमित शाह तसेच मुख्यमंत्री देवेंद्र फडणवीस यांनी दिलेल्या संधीमुळे राज्याच्या विकासात्मक प्रक्रियेत मला योगदान देता येत आहे. आजपर्यंत केलेल्या कार्याचा आणि माझ्या पाठिशी ठामपणे उभे राहणाऱ्या प्रत्येकाचा हा सन्मान आहे, असं मंत्री श्रीमती मुंडे यांनी यावर प्रतिक्रिया देताना म्हटले आहे. 00000 नंदकुमार वाघमारे/वि.सं.अ/ मुंबई, दि. १९ : भारतीय हवामान विभागाने अतिवृष्टीचा इशारा दिला असून राज्यात सर्वदूर सुरू असलेल्या मुसळधार पावसाच्या पार्श्वभूमीवर आपत्ती व्यवस्थापन मंत्री गिरीश महाजन यांनी आज मंत्रालयातील राज्य आपत्कालीन नियंत्रण कक्षात उपस्थित राहून परिस्थितीचा आढावा घेतला. आपत्ती व्यवस्थापन मंत्री श्री. महाजन यांनी मुंबई शहर आणि परिसरासह राज्यातील परिस्थितीची सविस्तर माहिती घेतली. मुंबई महापालिकेचे आयुक्त भूषण गगराणी यांच्याशी संपर्क साधून मुंबईतील माहिती जाणून घेतली. नांदेड व रायगड जिल्ह्यातील परिस्थितीविषयी संबधित जिल्हाधिकाऱ्यांशी थेट संपर्क साधून शासकीय यंत्रणांनी अधिक सतर्क राहण्याच्या त्यांनी सूचना दिल्या. पावसामुळे उद्भवू शकणाऱ्या आपत्तीजन्य परिस्थितीवर वेळीच नियंत्रण मिळविणे, नागरिकांना सुरक्षित ठिकाणी हलविणे, तातडीने मदत व बचाव कार्य यासंबंधी यंत्रणांनी कार्यक्षमतेने काम करावे, अशा सूचना आपत्ती व्यवस्थापन मंत्री श्री. महाजन यांनी अधिकाऱ्यांना दिल्या. आपत्ती व्यवस्थापन विभागाने नागरिकांना योग्य वेळी सतर्कतेचे संदेश पाठवावेत, नद्यांच्या पाणी पातळीवर सतत लक्ष ठेवून आवश्यक ते निर्णय घ्यावेत, तसेच स्थानिक प्रशासनाशी समन्वय साधून आपत्तीग्रस्त भागात तात्काळ मदत पोहोचवावी, असे निर्देशही या वेळी देण्यात आले. मदत, पुनर्वसन आपत्ती व्यवस्थापन विभागाच्या अपर मुख्य सचिव सोनिया सेठी आणि राज्य आपत्कालीन कार्य केंद्राचे संचालक डॉ. भालचंद्र चव्हाण यांनी राज्यात सुरू असलेल्या अतिवृष्टी संदर्भात आपत्ती व्यवस्थापन मंत्री गिरीश महाजन यांना माहिती दिली. ०००० नागपूर,दि. १८: ग्रामीण भागातील प्रत्येक व्यक्तीला आरोग्याच्या चांगल्यातल्या चांगल्या सुविधा मिळाव्यात यासाठी शासन कटिबद्ध आहे. नागपूर जिल्ह्यात आपण भक्कम वैद्यकीय सुविधांचे जाळे निर्माण केले असून कोणत्याही गरिब व्यक्तीला या सुविधा पोहचविण्यासाठी प्रधानमंत्री जनआरोग्य योजना, महात्मा फुले जनआरोग्य योजना, मुख्यमंत्री सहाय्यता निधी व इतर योजनांच्या माध्यमातून सक्षम वैद्यकीय सेवा उपलब्ध करुन दिल्या जात असल्याचे प्रतिपादन राज्याचे महसूल मंत्री तथा पालकमंत्री चंद्रशेखर बावनकुळे यांनी केले. पाटणसावंगी येथील तीस खाटांच्या ग्रामीण रुग्णालयाच्या लोकार्पण सोहळयात ते बोलत होते. यावेळी खासदार श्यामकुमार बर्वे, आमदार डॉ. आशिष देशमुख, जिल्हाधिकारी डॉ. विपीन इटनकर, जिल्हा परिषदेचे मुख्य कार्यकारी विनायक महामुनी, आरोग्य उपसंचालक डॉ. शशिकांत शंभरकर, जिल्हा शल्यचिकित्सक डॉ. निवृत्ती राठोड व मान्यवर उपस्थित होते. विविध विकास योजनेमध्ये आपण आरोग्यासाठी अधिक प्राधान्य दिले आहे. याच भूमिकेतून हे प्राथमिक आरोगय केंद्र सुरु झाले पाहिजे या दृष्टीने आपण इतर वैद्यकीय उपकरणांसाठी तत्काळ निधी उपलब्ध करुन दिला. यासाठी आमदार डॉ. आशिष देशमुख यांनी केलेल्या पाठपुराव्याचे पालकमंत्री बावनकुळे यांनी कौतुक केले. यावेळी खासदार श्यामकुमार बर्वे व आमदार डॉ. आशिष देशमुख यांनी मनोगत व्यक्त केले. सद्यस्थितीत सावनेर तालुक्यामध्ये शासकिय वैद्यकिय महाविद्यालय नागपूर अंतर्गत २० खाटांचे ग्रामीण आरोग्य प्रशिक्षण केंद्र व प्राथमिक आरोग्य केंद्र, पाटणसावंगी, केळवद, बडेगाव, चिचोली खापा अशी प्राथमिक आरोग्य केंद्र आहेत. ३३ प्राथमिक आरोग्य उपकेंद्र, २ आयुर्वेदिक/अॅलोपॅथिक दवाखाना, १ हृदयसम्राट बाळासाहेब ठाकरे आपला दवाखाना, २५ आयुष्यमान आरोग्य मंदिर व ३ नागरी आरोग्य वर्धिनी केंद्र कार्यान्वित असल्याची माहिती जिल्हा शल्यचिकित्सक डॉ. निवृत्ती राठोड यांनी दिली. नागपूर जिल्ह्यात सार्वजनिक आरोग्य विभागाअंतर्गत ग्रामीण भागातील नागरिकांकरिता १०० खाटांचे जिल्हा रुग्णालय, ५०० खाटांचे महिला रुग्णालय, ५० खाटांचे २ उपजिल्हा रुग्णालय, ३० खाटांचे ११ ग्रामीण रुग्णालय, ३ ट्रामा केअर सेंटर, १४ हिंदू हृदयसम्राट बाळासाहेब ठाकरे आपला दवाखाना, ५८ आयुष्यमान आरोग्य मंदिर, ३१७ उपकेंद्र, ०६ संदर्भ सेवा केंद्र कार्यान्वित आहेत. पाटणसावंगी येथील या नव्या केंद्रामध्ये सुसज्ज असे मोडयुलर शस्त्रक्रिया गृह तसेच मोडयुलर प्रसुतीगृह स्थापित करण्यात आलेले आहे. सावनेर तालुक्यामध्ये ग्रामीण रुग्णालय कार्यरत नसल्यामुळे सावनेर तालुक्यातील पाटणसावंगी येथे ३० खाटांचे ग्रामीण रुग्णालयाला शासनाने मान्यता दिली. ग्रामीण रुग्णालय, पाटणसावंगी येथे साधन सामुग्री, रुग्णवाहिका, आहार सेवा, स्वच्छता सेवा, सुरक्षासेवा, धुलाई सेवा उपलब्ध करण्यात आल्या आहेत. येथे बाहयरुग्ण व आंतररुग्ण सेवा उपलब्ध करण्यात येत आहेत. जनरल मेडीसीन (पुरुष व स्री), स्त्रीरोग, बालरोग, कुटुंब कल्याण, असंसर्गजन्य रोग, आयुष, सिकल सेल, सेवा, प्रयोगशाळा क्षकिरण, ईसीजी, गर्भवती महिलांची तपासणी, लसीकरण, पटटीबंधन, समुपदेशन आदी सेवा उपलब्ध होणार आहे ००० नागपूर,दि. १८: महानगराचा वाढता विस्तार व जवळ असलेल्या सर्व खेड्यांमधून महानगरात जाण्या-येण्यासाठी नागरिक, विद्यार्थ्यांना परिपूर्ण सार्वजनिक वाहतूक सुविधेची नितांत गरज असून यासाठी परिपूर्ण सुविधा लवकर निर्माण करु, असे प्रतिपादन महसूल मंत्री तथा पालकमंत्री चंद्रशेखर बावनकुळे यांनी केले. नियोजन भवन येथे त्यांच्या अध्यक्षतेखाली झालेल्या जिल्हा नियोजन समितीच्या बैठकीत ते बोलत होते. या बैठकीस वित्त राज्यमंत्री ॲड. आशिष जयस्वाल, खासदार श्यामकुमार बर्वे, विधानपरिषद सदस्य सर्वश्री अभिजीत वंजारी, परिणय फुके, कृपाल तुमाने, विधानसभा सदस्य सर्वश्री नितीन राऊत, कृष्णा खोपडे, विकास ठाकरे, प्रविण दटके, आशिष देशमुख, चरणसिंग ठाकूर, समीर मेघे, संजय मेश्राम, महापालिका आयुक्त डॉ. अभिजीत चौधरी, नागपूर सुधार प्रन्यासचे सभापती संजय मिणा, जिल्हाधिकारी डॉ. विपीन इटनकर, जिल्हा पोलीस अधीक्षक डॉ. हर्ष पोद्दार, जिल्हा परिषदेचे मुख्य कार्यकारी अधिकारी विनायक महामुनी, जिल्हा नियोजन अधिकारी संजय कडू व वरिष्ठ अधिकारी जिल्हयातील विविध विभागाचे प्रमुख उपस्थित होते. ग्रामीण भागातून मोठ्या प्रमाणात शिक्षण व रोजगारासाठी विद्यार्थी व नागरिकांची मोठ्या प्रमाणात नागपूर महानगराच्या विविध भागात वर्दळ वाढलेली आहे. सद्यस्थितीत महानगर व शेजारील नगरपंचायतीच्या हद्दीत मेट्रो, मनपा, एसटी महामंडळाच्या बसेसद्वारे सार्वजनिक वाहतूक होत आहे. ग्रामीण भागाला या वाहतूक सुविधेशी अधिक नियोजनबद्ध पद्धतीने जोडण्याची आवश्यकता आहे. भविष्यातील गरजा लक्षात घेऊन महानगरपालिका, नागपूर महानगर विकास प्राधिकरण, एसटी महामंडळ व मेट्रोच्या समन्वयातून अधिकाधिक उत्तम सुविधा देण्यासाठी नियोजन करण्याचे निर्देश पालकमंत्री बावनकुळे यांनी दिले स्थानिक पातळीवर दर कमी असतील व सेवा उत्तम असेल तर स्थानिक पातळीवरुन निविदा प्रक्रियेद्वारे खरेदी सोईची जिल्हा वार्षिक व इतर योजनांच्या माध्यमातून कार्यालयीन सुविधेच्या दृष्टीने विविध साहित्य व उपकरणांची खरेदी ही जेम्स प्रणालीमार्फत केल्या जाते. अलीकडच्या काळात जेम्समार्फत खरेदी केल्या जाणाऱ्या साहित्यांचे दर हे स्थानिक अधिकृत कंपन्यांच्या पुरवठादारांपेक्षा अधिक प्रमाणात दिसून येतात. याचबरोबर पुरवठा पश्चात ज्या सुविधा व सेवा आवश्यक असतात त्याची पुर्तता होत नसल्याच्या बाबी समोर आल्या आहेत. याबाबीचा गांभीर्याने विचार केल्यानंतर निर्णय घेणे आवश्यक आहे. स्थानिक बाजारपेठेत जेम्सपेक्षा कमी दर असतील तर तुलनात्मकदृष्टया विचार करुन शासन निर्णयाप्रमाणे निविदा प्रक्रिया राबवून स्थानिक पातळीवरुनच खरेदी करण्याचे निर्देश पालकमंत्री बावनकुळे यांनी दिले. नगरपंचायत, नगरपरिषदेच्या मोकळ्या भूखंडावर सीमांकन करुन बोर्ड लावण्याचे निर्देश नगरपरिषद, नगरपंचायतीच्या मालकीचे अनेक ठिकाणी मोकळे भूखंड आहेत. या जागा मोजमापासह निश्चित करुन त्यावर नगरपरिषदेच्या मालकीचा तत्काळ फलक लावण्याच्या सूचना पालकमंत्री बावनकुळे यांनी दिल्या. या जागांवर होणारे अतिक्रमण टाळता यावे, जागांची सुरक्षितता करता यावी यासाठी त्यांनी हे निर्देश दिले. अंगणवाड्या सुंदर होणार महानगरपालिका, नगरपरिषद, नगरपंचायत क्षेत्रातील अंगणवाड्या या अधिक चांगल्या होण्यासाठी संबंधित विभाग प्रमुखांनी लक्ष देण्याच्या सूचना बैठकीत पालकमंत्री बावनकुळे यांनी केल्या. जिल्हा परिषदेअंतर्गत एआय अंगणवाडीच्या धर्तीवर अंगणवाड्या होणे आवश्यक आहे. यासाठी महिला व बालकल्याण विभागासह जिल्हा वार्षिक योजनामधून निधी उपलब्ध करुन देऊ, असे पालकमंत्री बावनकुळे यांनी सांगितले. जिल्ह्यातील सिंचन व्यवस्था अधिक भक्कम करु ग्रामीण भागात कृषी क्षेत्राला पुरेशी विज व सिंचनाच्या सुविधा उपलब्ध होण्यासाठी जलसंधारणावर भर दिला जाणार आहे. ज्या भागामध्ये भूजल पातळी 800 फूटावर गेली आहे त्या भागात सक्षम सौरपंपासह इतर पर्यायांचा विचार केला जाईल. याचबरोबर सद्यस्थितीत कालव्यांची स्थिती लक्षात घेता जिल्ह्यातील पेंच प्रकल्पाच्या सर्व कालव्यांबाबत एक व्यापक नियोजन तयार करुन कृषी क्षेत्रासाठी जिल्ह्यातील सिंचन व्यवस्था अधिक भक्कम केली जाईल, असे पालकमंत्री बावनकुळे यांनी सांगितले. या बैठकीत अंबाझरी उद्यान, खतांचा पुरवठा नागलोक बुध्दभूमी विकास जलसंधारणाची कामे, सिसिटिव्ही व सुरक्षा, पाणी पुरवठा आदी बाबींवर चर्चा करण्यात आली. सन 2024-25 च्या झालेल्या खर्चाला मंजूरी जिल्हा वार्षिक योजना सन 2024-25 अंतर्गत सर्वसाधारण योजना, अनुसूचित जाती उपयोजना, आदिवासी घटक कार्यक्रम या योजनांकरिता रुपये 1 हजार 219 कोटी लक्ष नियतव्यय खर्चाला मंजूरी देण्यात आली. प्राप्त तरतुदीपैकी माहे मार्च, 2025 अखेर रुपये 1 हजार 218 कोटी 83 लाख 21 हजार निधी खर्च झालेला आहे. वितरीत तरतुदीशी खचांची टक्केवारी 99.99 एवढी आहे. सदर खर्चाला मंजुरी प्रदान करण्यात आली. जिल्हा वार्षिक योजना सन 2025-26 अंतर्गत सर्वसाधारण योजनेसाठी 1 हजार 47 कोटी, अनुसुचित जाती उपयोजनेसाठी 195 कोटी, आदिवासी घटक कार्यक्रमासाठी 85 कोटी असा एकूण 1 हजार 327 कोटी नियतव्यय मंजूर आहे. यातील 30 टक्के निधी प्राप्त झाला आहे. 5 रुग्णवाहिकांचे लोकार्पण आरोग्य विभाग जिल्हा परिषदेच्यावतीने आयोजित जिल्हा नियोजन निधीअंतर्गत प्राप्त अनुदानातून एकूण 5 नव्या रुग्णवाहिका जिल्हा स्तरावर खरेदी करण्यात आल्या. त्यांचे लोकार्पण आज पालकमंत्री बावनकुळे, वित्त राज्यमंत्री ॲड. जयस्वाल व मान्यवरांच्या उपस्थितीत करण्यात आले. नागपूर जिल्हयातील प्राथमिक आरोग्य केंद्र झिल्पा ता. मौदा प्रा.आ.केंद्र भारेगड, तालुका मौदा घाटपेंडरी तालुका पारशिवनी प्रा.आ.केंद्र तीष्टी तालुका सावनेर प्रा.आ.केंद्र पाचगांव ता सावनेर या प्राथमिक आरोग्य केंद्रासाठी या ॲम्ब्युलन्स उपलब्ध करुन देण्यात आल्या. जिल्हा क्रीडा अधिकारी कार्यालयाच्या सॉफ्टवेअरचे लोकार्पण व क्रीडा साहित्य वाटप जिल्हा नियोजन बैठकीत जिल्हा क्रीडा अधिकारी कार्यालय, नागपूरतर्फे शासनाच्या 100 दिवस कृती आराखडा अंतर्गत विकसित करण्यात आलेल्या दोन सॉफ्टवेअरचे लोकार्पण पालकमंत्री चंद्रशेखर बावनकुळे यांच्या हस्ते करण्यात आले. या सॉफ्टवेअरमध्ये क्रिडांगण विकास योजना, व्यायामशाळा विकास योजना, युवक कल्याण योजना, खासदार स्थानिक विकास कार्यक्रम, आमदार स्थानिक विकास कार्यक्रम, नाविन्यपूर्ण योजना तसेच खनिकर्म विभाग अंतर्गत विविध योजनाच्या माहितीचा समावेश आहे. तसेच अँथलीट मॅनजमेंट सिस्टीम सॉफ्टवेअर द्वारे जिल्ह्यातील खेळाडूंची सर्वंकष माहिती संग्रहीत ठेवून त्यांच्या क्रीडा प्रवासाला आवश्यक सोयी उपलब्ध करून देण्यात येणार आहेत. याचबरोबर जिल्ह्यातील 121 जिल्हा परिषद शाळांना प्रत्येकी 3 लाख रुपये किमतीचे खनिकर्म विभाग अंतर्गत मंजूर निधीतून क्रीडा साहित्य वाटपाचा शुभारंभ करण्यात आला. प्रतिनिधीक स्वरूपात 10 शाळांना क्रीडा साहित्याचे वाटप पालकमंत्री चंद्रशेखर बावनकुळे यांच्या हस्ते करण्यात आले. ०००</w:t>
-      </w:r>
-    </w:p>
-    <w:p>
-      <w:pPr>
-        <w:pStyle w:val="Heading3"/>
-      </w:pPr>
-      <w:r>
-        <w:rPr/>
-        <w:t>Article 674</w:t>
-      </w:r>
-    </w:p>
-    <w:p>
-      <w:pPr>
-        <w:pStyle w:val="Normal"/>
-      </w:pPr>
-      <w:r>
-        <w:rPr/>
-        <w:t>Title: No headline</w:t>
-      </w:r>
-    </w:p>
-    <w:p>
-      <w:pPr>
-        <w:pStyle w:val="Normal"/>
-      </w:pPr>
-      <w:r>
-        <w:rPr/>
-        <w:t xml:space="preserve">URL: </w:t>
-      </w:r>
-      <w:r>
-        <w:t xml:space="preserve"> https://www.mahasamvad.in/page/17/?m=0</w:t>
-      </w:r>
-    </w:p>
-    <w:p>
-      <w:pPr>
-        <w:pStyle w:val="Normal"/>
-      </w:pPr>
-      <w:r>
-        <w:rPr/>
-        <w:t>Content: पोलीस मुख्यालयातील शहीद स्मारकाचे लोकार्पण संपन्न धुळे, दिनांक 14 ऑगस्ट, 2025 (जिमाका वृत्तसेवा) : धुळे व नंदुरबार जिल्ह्याला शौर्य आणि बलिदानाचा गौरवशाली वारसा आहे. धुळे जिल्हा पोलीस मुख्यालयात उभारण्यात आलेले नूतन शहीद स्मारक त्यांच्या बलिदानाची कायम आठवण करुन देईल. असे प्रतिपादन राज्याचे पणन व राजशिष्टाचार मंत्री तथा धुळे जिल्ह्याचे पालकमंत्री जयकुमार रावल यांनी शहीद स्मारकाच्या लोकार्पण सोहळ्याप्रंसगी केले. धुळे पोलीस दलातर्फे पोलीस मुख्यालयात उभारण्यात आलेल्या नुतन शहीद स्मारकाचा लोकार्पण सोहळा पालकमंत्री श्री. रावल यांच्या हस्ते संपन्न झाला, यावेळी ते बोलत होते. या कार्यक्रमास आमदार काशिराम पावरा, अनुपभैय्या अग्रवाल, राघवेंद्र पाटील, जिल्हाधिकारी भाग्यश्री विसपुते, जिल्हा परिषदेचे मुख्य कार्यकारी अधिकारी अजिज शेख, जिल्हा पोलीस अधिक्षक श्रीकांत धिवरे, राज्य राखीव पोलीस दलाचे समादेशक प्रभाकर शिंदे, अपर पोलीस अधिक्षक अजय देवरे, सार्वजनिक बांधकाम विभागाचे अधिक्षक अभियंता अनिल पवार, कार्यकारी अभियंता आर.आर.पाटील, पोलीस उपअधिक्षक राजकुमार उपासे, विश्वजीत जाधव, प्रशांत मोराणकर आदी उपस्थित होते. पालकमंत्री श्री. रावल म्हणाले की, धुळे व नंदुरबार जिल्ह्याला शौर्य आणि बलिदानाचा वारसा आहे. खान्देशची भूमी त्याग व बलिदानाची भूमी आहे. स्वातंत्र्याच्या पूर्वीपासून देशाला जेव्हा जेव्हा गरज भासली, तेव्हा येथील सुपुत्रांनी सीमेवर लढण्यासाठी धाव घेतली आहे. धुळे जिल्ह्यातील हजारो युवक पोलीस, बीएसएफ व सैन्यदलात सेवा बजावत आहेत. दिल्लीच्या धर्तीवर धुळ्यात उभारण्यात आलेले नुतन शहीद स्मारक कायम बलिदानाची आठवण करुन देईल. या स्मारकाच्या माध्यमातून या शहीद वीरांना रोज स्मरण केले पाहिजे, सीमेवरील जवानांमुळे आपण सुरक्षितपणे असल्याचेही त्यांनी सांगितले. ते पुढे म्हणाले की, शासकीय कार्यालयात वीर सैनिकांच्या कुटूंबियांची कामे प्राधान्याने पूर्ण करावीत आणि त्यांना सन्मानपूर्वक वागणूक द्यावी. धुळे पोलीस दलाने शहीद जवानांसाठी ट्रस्ट स्थापना करावा. शहीद जवानांच्या परिवाराला आवश्यक तेव्हा मदत मिळण्यासाठी रावल परिवारातर्फे 5 लाख रुपयांचा निधी देण्याची घोषणाही पालकमंत्री रावल यांनी यावेळी केली. यावेळी मान्यवरांच्या हस्ते धुळे जिल्हा पोलीस दलामार्फत तयार करण्यात आलेल्या ‘सुरक्षेच्या पाऊल वाटा’या पुस्तिकेचे अनावरण करण्यात आले. तसेच जिल्ह्यातील लष्करी व निमलष्करी दलातील शहीद जवानांच्या वीरमाता, वीरपत्नींचा सन्मान करण्यात आला. जिल्हा पोलीस अधिक्षक श्रीकांत धिवरे, कार्यकारी अभियंता आर.आर.पाटील यांनी आपले मनोगत व्यक्त केले. कार्यक्रमाचे सुत्रसंचलन श्रीमती कल्याणी कच्छवा यांनी तर उपस्थितांचे आभार अपर पोलीस अधीक्षक अजय देवरे यांनी मानले. कार्यक्रमास वीरपत्नी, वीरमाता, तसेच पोलीस दलातील अधिकारी, कर्मचारी, नागरीक, पोलीस कुटूंबिय मोठ्या संख्येने उपस्थित होते. 000 भारतीय ज्ञान प्रणाली-दृश्यश्रव्य कक्ष आणि ‘पुनः’ छायाचित्र प्रदर्शनाचे उद्घाटन पुणे, दि.14: प्राचीन काळातील प्रकाशित नसलेले ज्ञान, संदर्भ नागरिकांसमोर आणून त्याचे जतन व संवर्धन डेक्कन कॉलेज पदव्युत्तर आणि संशोधन संस्थेने करावे, अशी सूचना राज्यपाल सी. पी. राधाकृष्णन यांनी केली. डेक्कन कॉलेज पदव्युत्तर आणि संशोधन संस्था येथे आयोजित भारतीय ज्ञान प्रणाली-दृश्यश्रव्य कक्ष आणि ‘पुनः’ छायाचित्र प्रदर्शनाच्या उद्घाटनप्रसंगी ते बोलत होते. यावेळी सावित्रीबाई फुले पुणे विद्यापीठाचे कुलगुरु सुरेश गोसावी, डेक्कन कॉलेज पदव्युत्तर आणि संशोधन संस्था (अभिमत विद्यापीठ) कुलगुरु डॉ. प्रसाद जोशी, राज्यपाल यांचे सचिव डॉ. प्रशांत नारनवरे, डॉ.सोनल कुलकर्णी -जोशी, प्रा. शाहिदा अन्सारी, डॉ. बन्सी लव्हाळे, सुहाणा उद्योग समूहाचे आनंद चोरडिया आदी उपस्थित होते. राज्यपाल सी. पी. राधाकृष्णन यांनी डेक्कन कॉलेज पदव्युत्तर आणि संशोधन संस्थेमार्फत प्राचीन वारसा, संस्कृती, परंपरा जतन व संवर्धनाबाबत सुरू असलेले कार्य तसेच मंदीर, जुनी नाणी, हस्तलेख, संस्कृत शब्दकोश प्रकल्पाबाबत करण्यात येत असलेल्या कामाबद्दल समाधान व्यक्त केले. पुरातत्व विभागाच्यावतीने मराठा इतिहास आणि पुरातत्व संग्रहालयाच्या संगणकीकरण प्रकल्पाकरिता प्रस्ताव सादर करण्याची सूचना करुन या प्रकल्पास सहकार्य करण्यात येईल, असेही राज्यपाल म्हणाले. कार्यक्रमापूर्वी राज्यपाल सी. पी. राधाकृष्णन यांनी लोकमान्य बाळ गंगाधर टिळक हे विद्यार्थी असतांना वास्तव्य करीत असलेल्या कक्षाला भेट देवून माहिती घेतली. यावेळी कुलगुरु डॉ. जोशी यांनी डेक्कन कॉलेज पदव्युत्तर आणि संशोधन संस्थेच्या संस्कृत कोशप्रणाली आणि मराठी बोली भाषेबाबत करण्यात येणाऱ्या सर्वेक्षणाबाबत माहिती दिली. तसेच भारतीय ज्ञान प्रणाली-दृश्यश्रव्य कक्षाचे कामकाज स्वामी विवेकानंद संशोधन फाऊंडेशच्या सहकार्याने करण्यात येणार असल्याचे त्यांनी सांगितले. प्रा. अन्सारी यांनी पुरातत्व विभागाच्या कामकाजाबद्दल माहिती दिली. विभागामार्फत संशोधन आणि मंदिराचे सर्वेक्षण करण्यात येत आहे. येत्या काळात विभागाच्यावतीने मराठा इतिहास आणि पुरातत्व संग्रहालयाचे संगणकीकरण करण्यात येणार आहे, असेही त्या म्हणाल्या. आदी चोरडिया यांनी ‘पुनः’ या ऐतिहासिक, सांस्कृतिक, शैक्षणिक, प्राचीन, धार्मिक वारसा दर्शविणाऱ्या छायाचित्र प्रदर्शनाबाबत माहिती दिली. 00000 कन्या सन्मान दिवस छत्रपती संभाजीनगर, दि.१४ (जिमाका) – जन्म देणारी आई, आयुष्यभर साथ देणारी पत्नी, जिव्हाळा लावणारी बहिण हवी असतांना मुलीचा जन्म नको, ही मुला-मुलीत भेद करणारी मानसिकता बदला, असे आवाहन पालकमंत्री संजय शिरसाट यांनी आज पंढरपूर येथे केले. कन्या जन्माचे स्वागत करुन मुलींचा जन्मदर वृद्धिंगत करण्यास चालना देण्यासाठी आज जिल्हाधिकारी दिलीप स्वामी यांच्या संकल्पनेतून ‘कन्या सन्मान दिवस’ सर्व मंडळ मुख्यालयात साजरा करण्यात आला. पंढरपूर येथे विठ्ठल मंदिराच्या प्रांगणात झालेल्या कार्यक्रमास स्वतः पालकमंत्री संजय शिरसाट हे उपस्थित होते. पंढरपूर सरपंच श्रीमती वैशाली राऊत, वळद सरपंच अमर राजपूत, वडगाव सरपंच सुनिल काळे, पाटोदा सरपंच कपिंद्र पेरे, तसेच उपविभागीय अधिकारी डॉ. व्यंकट राठोड, तहसिलदार शिवानंद बिडवे, अपर तहसिलदार डॉ. परेश चौधरी, गटविकास अधिकारी मीना रावताळे, विठ्ठल मंदिर ट्रस्टचे अध्यक्ष राजेंद्र पवार, ॲड. ललित शिरसाट, डॉ. श्रद्धा स्वामी, विकास जैन आदी यावेळी उपस्थित होते. पालकमंत्री शिरसाट यांच्या हस्ते सावित्रीबाई फुले यांच्या प्रतिमेचे पूजन करुन कार्यक्रमास सुरुवात झाली. वळद गावात मुलीच्या जन्मानंतर २१०० रुपये मातेस देण्याची योजना राबविली जाते. त्याअंतर्गत मातांना २१०० रुपयांचा धनादेश पालकमंत्री शिरसाट यांच्या हस्ते प्रदान करण्यात आले. तसेच विविध क्षेत्रात यश मिळविलेल्या विद्यार्थिनींचा सन्मान करण्यात आला. ॲड. शिरसाट यांनी प्रसवपूर्व गर्भलिंग निदान प्रतिबंधक कायद्याविषयी उपस्थितांना माहिती दिली. तसेच डॉ. स्वामी यांनी महिलांच्या आरोग्याविषयी माहिती दिली. आशासेविका पूजा साळवे यांनी तसेच विद्यार्थिनी पूजा पवार यांनी अपले मनोगत व्यक्त केले. पालकमंत्री शिरसाट म्हणाले की, मुलगा मुलगी समानता ही फक्त बोलण्याची गोष्ट नसून ती कृतीत आणणे आवश्यक आहे. समाजात मुलगा मुलगी भेद करण्याची मानसिकता बदलण्याची गरज आहे. आई, बहिण, पत्नी आवश्यक असते. मग मुलगी का नको? मुलांपेक्षा मुली सर्वच क्षेत्रात सरस आहेत. मुलींनी मिळविलेल्या यशाचे कौतुक करा.तिचे लाड करा. मुलापेक्षा मुलगी हीच म्हातारपणाचा आधार ठरते, हे मी अनेक ठिकाणी पाहतो. मुलगाच हवा हा दुराग्रह नको. त्यासाठी मनातून हा भेद मिटवा,असे आवाहन त्यांनी केले. प्रास्ताविक डॉ. व्यंकट राठोड यांनी केले तर शिवानंद बिडवे यांनी आभार मानले. सुत्रसंचालन प्रवीण लोहाडे यांनी केले. ००००० कर्नावट येथील कर्करोग रुग्णालयाचे उद्घाटन छत्रपती संभाजीनगर, दि.१४(जिमाका) – रुग्णांना उपचार सुविधा देण्यासाठी शासन नेहमीच प्रयत्नशील आहे. त्यासाठी प्रत्येक जिल्ह्यात वैद्यकीय महाविद्यालय सुरु करण्याचे शासनाचे धोरण आहे. रुग्णांना उपचार सुविधा देण्यात शासनासोबतच खाजगी संस्थांचाही सहभाग आहे, असे प्रतिपादन उपमुख्यमंत्री अजित पवार यांनी येथे केले. येथील कर्नावट कर्करोग रुग्णालयाच्या उद्घाटनप्रसंगी उपमुख्यमंत्री पवार बोलत होते. आमदार सतिष चव्हाण, आमदार विक्रम काळे, आमदार अब्दुल सत्तार, डॉ. विनय कर्नावट, डॉ. मधुबाला कर्नावट, डॉ.आनंद, डॉ. सोहम आणि डॉ. खुशबु कर्नावट यावेळी उपस्थित होते. उपमुख्यमंत्री पवार म्हणाले की, कर्करोग या आजाराचे वेळीच निदान आणि लगेच उपचार होणे आवश्यक आहे. त्यासाठी अशा कर्करोग रुग्णालयांचा मुंबई पुणे सोडून अन्य शहरात उपयोग होतो. चांगले दर्जेदार उपचार दिले जातात. युवकांनी व्यसनांपासून दुर रहावे. म्हणजे कॅन्सर सारखा आजारही आपल्यापासून दुर राहतो. कॅन्सरवरील उपचारांबाबत संशोधन होत असतांना कॅन्सर होऊ नये यासाठी आपण सगळ्यांची काळजी घेणे आपल्या दैनंदिन जीवनमानात, आहारात बदल करणे आवश्यक असल्याचेही त्यांनी यावेळी सांगितले. ००००० कोल्हापूरच्या न्यायिक इतिहासात १७ ऑगस्ट २०२५ हा दिवस सुवर्णाक्षरांनी लिहिला जाणार आहे. या दिवशी मुंबई उच्च न्यायालयाच्या कोल्हापूर येथील सर्किट बेंचचे उद्घाटन होत असून, सहा जिल्ह्यांसाठी न्यायदानाची एक नवी सोय उपलब्ध होणार आहे. भारताचे सरन्यायाधीश व महाराष्ट्राचे सुपुत्र माननीय न्यायमूर्ती भूषण रामकृष्ण गवई यांच्या शुभहस्ते, मुख्यमंत्री देवेंद्र फडणवीस यांच्या उपस्थितीत या बेंचचा शुभारंभ होणार असून, हा सोहळा न्यायदानाच्या विकेंद्रीकरणातील एक ऐतिहासिक टप्पा ठरणार आहे. यानिमित्ताने कोल्हापूर नगरी या ऐतिहासिक घटनाक्रमाचे साक्षीदार होण्यासाठी उत्सुक आहेत. मुंबई उच्च न्यायालयाच्या मार्गदर्शनात जिल्हा प्रशासनाने यासाठी जय्यत तयारी केली असून १७ ऑगस्टला होणाऱ्या या सोहळ्याची सर्व स्तरातील जनतेला प्रतीक्षा आहे. ५० वर्षांच्या लढ्याचे यश कोल्हापूरसाठी सर्किट बेंचची मागणी मागील पाच दशकांपासून सुरू होती. विविध वकील संघटनांनी, सामाजिक संघटनांनी, विविध क्षेत्रातील मान्यवरांनी, माध्यमांनी आणि स्थानिक लोकप्रतिनिधींनी या मागणीसाठी सातत्याने प्रयत्न केले. २०१४ मध्ये पहिल्यांदा मुख्यमंत्रीपद स्वीकारल्यानंतर देवेंद्र फडणवीस यांनीही ही मागणी कायम ठेवली. त्यांच्या कार्यकाळात ही मागणी पूर्ण होत असल्याने विशेष आनंद त्यांनी व्यक्त केला आहे. ते उद्घाटन सोहळ्यास उपस्थित राहणार आहेत. मुंबई उच्च न्यायालयाच्या विद्यमान नागपूर, छत्रपती संभाजीनगर आणि गोवा खंडपीठासोबत आता कोल्हापूरचे सर्किट बेंच न्यायव्यवस्थेत नवे स्थान घेणार आहे. उद्घाटन सोहळा, मान्यवरांची उपस्थिती १७ ऑगस्ट २०२५ रोजी दुपारी ३.०० वाजता सी.पी.आर.हॉस्पिटल समोरील जुन्या न्यायालय इमारतीमध्ये या सर्किट बेंचचे उद्घाटन होणार आहे. हा सोहळा भारताचे सरन्यायाधीश न्यायमूर्ती भूषण रामकृष्ण गवई यांच्या शुभहस्ते होईल.यावेळी महाराष्ट्राचे मुख्यमंत्री देवेंद्र फडणवीस, उपमुख्यमंत्री एकनाथ शिंदे आणि उपमुख्यमंत्री अजित पवार, मुंबई उच्च न्यायालयाचे मुख्य न्यायमूर्ती अलोक अराधे, सार्वजनिक आरोग्य व कुटुंब कल्याण मंत्री व कोल्हापूरचे पालकमंत्री प्रकाश आबिटकर, वैद्यकीय शिक्षण मंत्री हसन मुश्रीफ तसेच न्यायमूर्ती मकरंद कर्णिक आदी मान्यवर उपस्थित राहणार आहेत. सहा जिल्ह्यांना लाभ या सर्किट बेंचचा लाभ कोल्हापूर, सातारा, सांगली, सोलापूर, रत्नागिरी आणि सिंधुदुर्ग या सहा जिल्ह्यांना होणार आहे. याआधी या जिल्ह्यांतील नागरिकांना आपली प्रकरणे मुंबईत लढावी लागत होती, ज्यासाठी वेळ, पैसा आणि श्रम यांचा मोठा खर्च होत असे. आता मात्र ही प्रकरणे कोल्हापुरातच चालवली जाणार असल्याने सर्वांसाठी मोठी सोय होणार आहे. सोलापूर वगळता इतर जिल्ह्यांना तीन-चार तासांत कोल्हापूर गाठता येते, तर सोलापूरलाही साधारण पाच तासांचा प्रवास करून कोल्हापुरात पोहोचता येईल. सर्किट बेंच आणि खंडपीठ – काय फरक? सर्किट बेंच म्हणजे न्यायालयाचे एक तात्पुरते ठिकाण, जेथे उच्च न्यायालयातील न्यायमूर्ती ठरावीक कालावधीत येऊन प्रकरणे चालवतात. याची स्थापना करण्याचा अधिकार राज्याच्या उच्च न्यायालयाचे मुख्य न्यायमूर्ती यांना असतो आणि त्याचे नोटिफिकेशन राज्यपाल प्रसिद्ध करतात. खंडपीठ मात्र कायमस्वरूपी स्वरूपाचे असते. यासाठी घटनात्मक प्रक्रिया आवश्यक असून, उच्च न्यायालयाचे मुख्य न्यायमूर्ती प्रस्ताव तयार करून सर्वोच्च न्यायालयाकडे पाठवतात. त्यास मंजुरी मिळाल्यावर राष्ट्रपती नोटिफिकेशन काढतात. दोन्ही ठिकाणी न्यायदानाची पद्धत आणि प्रक्रिया सारखीच असते. मात्र सर्किट बेंचमध्ये न्यायमूर्तींची नियुक्ती तात्पुरती असते, तर खंडपीठात ती कायमस्वरूपी असते. कोल्हापूरचे सध्याचे सर्किट बेंचही भविष्यात खंडपीठात रूपांतरित होण्याची शक्यता आहे. न्यायदानाची कार्यपद्धती या सर्किट बेंचमध्ये नागरी, फौजदारी, कामगार, मालमत्ता, सार्वजनिक हक्क अशा विविध प्रकारचे खटले चालणार आहेत. मात्र कंपनी ॲक्ट, करसंबंधी प्रकरणे आणि एनआयए न्यायालयाशी संबंधित खटले मुंबईतील मुख्य न्यायालयातच चालतील. मुंबई, नागपूर आणि छत्रपती संभाजीनगर येथील न्यायमूर्ती तात्पुरत्या स्वरूपात कोल्हापूर येथे नियुक्त होऊन प्रकरणे चालवतील. कोल्हापूर– न्यायदानासाठी आदर्श केंद्र कोल्हापूर हे ऐतिहासिक, सांस्कृतिक आणि धार्मिक वारशाचे केंद्र असून, येथे उत्तम लॉजिस्टिक सुविधा, हॉटेल्स, धर्मशाळा, शासकीय विश्रामगृहे यांचा उत्तम ताळमेळ आहे. त्यामुळे वकिलांना, पक्षकारांना आणि साक्षीदारांना मुक्काम व प्रवास सोयीस्कर होणार आहे. शिवाय कोल्हापूर हे सहा जिल्ह्यांच्या मध्यवर्ती ठिकाणी असल्याने हे स्थान न्यायदानासाठी आदर्श आहे. शेंडा पार्क येथे 25 एकर जमीन राखीव कोल्हापूर खंडपीठासाठी शेंडा पार्क येथे स्वतंत्रपणे 25 एकर जमीन राखीव ठेवण्यात आली आहे. याशिवाय खंडपीठ इमारत बांधकाम व आवश्यक पायाभूत सुविधा निर्माण करण्यासाठी 100 कोटी रुपयांची तरतूदही मुख्यमंत्री देवेंद्र फडणवीस यांनी यापूर्वीच केली आहे. यामुळे आता या कामालाही गती येणार आहे. एक अद्ययावत इमारत या ठिकाणी येत्या काळात उभी राहणार आहे. न्यायदानाची परंपरा न्याय, नीती, समता, न्यायदान यासाठी कोल्हापूर शहराचे दायित्व मोठे असून या शहराने 1867 पासून न्यायव्यवस्थेला आपलेसे केले आहे. या शहरात पूर्वी ‘राजा ऑफ कोल्हापूर ‘ या सहीने न्यायदान होत होते. महादेव गोविंद रानडे हे कोल्हापूरला पहिले न्यायाधीश होते. ब्रिटिश राजवटीतील काही ऐतिहासिक नोंदीनुसार 1893 मध्ये ‘कोल्हापूर स्टेट रूल्स ‘ म्हणून स्वतंत्र कायद्याचे पुस्तक होते. राजाराम महाराजांच्या काळात 1931 मध्ये कोल्हापुरात स्वतंत्र हायकोर्ट व सुप्रीम कोर्ट स्थापन झाले होते. राजर्षी छत्रपती शाहू महाराजांच्या आदर्शाला सलाम भारतामध्ये न्यायदान भेदाशिवाय, निकोप, समानतेच्या तत्त्वावर असावे हा संदेश राजर्षी छत्रपती शाहू महाराजांनी दिला होता. कोल्हापूरच्या सर्किट बेंचचा शुभारंभ हा त्यांच्या विचारांना खरी आदरांजली आहे. हे बेंच सुरू झाल्यामुळे न्यायाच्या दारी सर्वसामान्य माणसाला सहज पोहोचता येईल, न्यायासाठी होणारा खर्च आणि वेळ कमी होईल, आणि न्यायदानाची गती वाढेल. 17 ऑगस्टपासून सुरू होणारे हे सर्किट बेंच केवळ न्यायदानाची नवी सुविधा नाही, तर “न्याय विकेंद्रीकरणाचा आणि न्याय सुलभतेचा” एक भक्कम पाया आहे. पन्नास वर्षांच्या अथक प्रयत्नांना मिळालेलं हे यश, कोल्हापूरसह संपूर्ण पश्चिम महाराष्ट्रासाठी न्यायदानाच्या नव्या पर्वाची सुरुवात ठरणार आहे. –प्रवीण टाके उपसंचालक, कोल्हापूर विभागीय कार्यालय माहिती व जनसंपर्क महासंचालनालय,मुंबई 9702858777 0000 श्री गणेश महासंघ उत्सव समितीच्या मध्यवर्ती कार्यालयाचे उद्घाटन छत्रपती संभाजीनगर, दि.१४ (जिमाका) – शहरात करावयाच्या विकास कामांचे आधी नियोजन करा. हे नियोजन परिपूर्ण झाल्यानंतर निधीची मागणी करा. नंतर दर्जेदार कामे करा व जनतेला उत्तम सुविधा, त्यासाठी शासन आपल्या नेहमी सोबत आहे, असे आश्वासन आज उपमुख्यमंत्री अजित पवार यांनी छत्रपती संभाजीनगरकरांना दिले. येथील श्री गणेश महासंघ उत्सव समिती २०२५-२६ च्या मध्यवर्ती कार्यालयाचे उद्घाटन उपमुख्यमंत्री पवार यांच्या हस्ते करण्यात आले. येथील छत्रपती शिवाजी हायस्कूलजवळ हा कार्यक्रम पार पडला. पालकमंत्री संजय शिरसाट, विधानपरिषद सदस्य आमदार सतिष चव्हाण, आमदार विक्रम काळे, आमदार संजय केणेकर, गणेश महासंघाचे संस्थापक पृथ्विराज पवार, विद्यमान अध्यक्ष अनिकेत निल्लावार, पोलीस आयुक्त प्रवीण पवार तसेच अन्य पदाधिकारी कार्यकर्ते उपस्थित होते. आपल्या संबोधनात उपमुख्यमंत्री पवार म्हणाले की, जनतेची कामे ही दर्जेदार व्हायला हवीत. निधी योग्य पद्धतीने खर्च झाला पाहिजे. छत्रपती संभाजीनगर जिल्ह्यात करावयाच्या कामांचे नियोजन आधी सर्व लोकप्रतिनिधी व प्रशासन मिळून करा. त्यानंतर प्रस्ताव द्या. योग्य कामाला निधीची कमतरता पडू देणार नाही. शहरातील अतिक्रमण हटाव मोहिमेमुळे बाधित झालेल्यांनाही पर्यायी सुविधा उपलब्ध करुन द्या. छत्रपती संभाजीनगर येथे लवकरच २०० कोटी रुपये खर्चून उद्योगासाठी प्रशिक्षित मनुष्यबळ देण्यासाठी इनक्युबेशन सेंटर तयार करण्याची योजना आहे, असेही त्यांनी सांगितले. खुलताबाद येथे छत्रपती संभाजी महाराजांच्या स्मारकासाठी परिपूर्ण प्रस्ताव तयार करा, असे निर्देशही त्यांनी दिले. गणेश महासंघाच्या उपक्रमात वृक्ष लागवड उपक्रमाचे स्वागत करुन प्रत्येक सदस्याने एक झाड लावावे, असे आवाहन त्यांनी केले. नशामुक्त अभियान राबवुन युवकांना योग्य दिशा देण्याच्या उपक्रमाचेही त्यांनी कौतुक केले. ००००० नवी दिल्ली, १४ : महाराष्ट्र लघु उद्योग विकास महामंडळाच्या दिल्लीस्थित ‘मऱ्‍हाटी’ महाराष्ट्र एम्पोरियमच्या दालनात गणेशमूर्ती प्रदर्शन व विक्रीला यावर्षी 16 ऑगस्ट पासून सुरुवात होणार आहे. हे प्रदर्शन व विक्री 27 ऑगस्ट 2025 पर्यंत सुरू राहणार आहे. महाराष्ट्रातील मूर्तीकारांच्या कलेला प्रोत्साहन देणे, त्यांच्या मूर्तींना दिल्लीसह राष्ट्रीय राजधानी क्षेत्रात बाजारपेठ उपलब्ध करून देणे तसेच दिल्लीतील मराठी आणि अमराठी गणेशभक्तांना दर्जेदार गणेशमूर्ती सहज उपलब्ध करून देण्यासाठी मागील 30 वर्षांपासून हे प्रदर्शन भरवले जाते. दिल्ली व राष्ट्रीय राजधानी क्षेत्रातील 30 पेक्षा अधिक गणेश मंडळांमध्ये गणेशोत्सव साजरा केला जातो. यासह मराठी तसेच मराठी कुटुंबात गणेशोत्सव साजरा केला जातो. यावर्षी एम्पोरियमच्या दालनात सहा इंच ते तीन फूट उंचीच्या एकूण 1,000 शाडूच्या मातीच्या पर्यावरणपूरक गणेशमूर्ती उपलब्ध असतील. या मूर्तींची किंमत 600 रुपये ते 30 हजार रुपयांपर्यंत आहे. यासोबतच, गणेशमूर्ती सजावटीसाठी लागणारे विविध साहित्यही येथे उपलब्ध आहे. नंदा एस्कोर्टस, त्रिभोवनदास झवेरी, विविध उद्योजक व मान्यवर दरवर्षी येथून गणेशमूर्ती खरेदी करतात. ठाणे येथील मूर्तिकार मंदार सुर्यकांत शिंदे हे अनेक वर्षांपासून येथे गणेशमूर्ती विक्री व प्रदर्शनासाठी ठेवतात. बाबा खडकसिंह मार्गवरील ‘मऱ्‍हाटी’ महाराष्ट्र एम्पोरियममध्ये हे प्रदर्शन व विक्री गणेशचतुर्थी 27 ऑगस्ट 2025 पर्यंत दररोज सकाळी 10 ते सायंकाळी 7 वाजेपर्यंत सुरू राहणार आहे. अधिक माहितीसाठी महामंडळाच्या 011-23363366 या दूरध्वनी क्रमांकावर संपर्क साधावा. 0000 महाराष्ट्र सदनात निवासी आयुक्त आर. विमला यांच्याकडून महिलांचे कौतुक नवी दिल्ली, १४ : राजधानी दिल्लीच्या लाल किल्ल्यावरून होणाऱ्या ध्वजारोहण कार्यक्रमांसाठी राज्यातील लखपती दीदी आणि बचतगटाच्या प्रमुख आणि आत्मनिर्भर क्लस्टर लेव्हल फेडरेशन (CLF) पुरस्कार विजेत्या दीदी अशा एकूण 20 महिला सहभागी होणार आहेत. आज प्रतिनिधिक स्वरूपात काही लखपती दीदी आणि बचतगटातील महिलांनी कस्तुरबा गांधी स्थित महाराष्ट्र सदन येथे निवासी आयुक्त तथा सचिव आर. विमला यांची भेट घेतली. यावेळी या महिलांनी आपली हस्तकला, खाद्यपदार्थ आणि स्थानिक उत्पादने भेट म्हणून निवासी आयुक्तांना दिली. यंदाच्या स्वातंत्र्य दिन समारंभासाठी सातारा जिल्ह्यातील परळी (ता. सातारा) येथील महिला उद्योजिका अंजना शंकर कुंभार यांना राष्ट्रपती भवनातील विशेष स्वागत समारंभासाठी निमंत्रण मिळाले आहे. तसेच, सातारा जिल्ह्यातील लखपती दीदी, बचतगट सदस्यांना आणि भंडारा आणि रत्नागिरी जिल्ह्यातील आत्मनिर्भर क्लस्टर लेव्हल फेडरेशन (CLF) पुरस्कार विजेत्या दीदी यांना लाल किल्ल्यावरील ध्वजारोहण सोहळ्यासाठी विशेष निमंत्रण प्राप्त झाले आहे. यामध्ये सातारा जिल्ह्यातील श्रीमती रूपाली सत्यवान जाधव (कारंवडी), श्रीमती जयश्री शिवाजी जांभोडे (नायगांव), श्रीमती शैला शरद पवार (धोंडेवाडी), श्रीमती वैशाली राजेश धर्मे (रेठरे बुद्रुक), श्रीमती स्वप्नाली जितेंद्र जाधव (जांब खुर्द), श्रीमती सुवर्णा पांडुरंग देशमुख (कापील), श्रीमती मंगल सुरेश मारढेकर (कुदळ), श्रीमती रुबिना नसरुद्दीन मुलाणी (कुलालजाई), कुमारी मंगल दादासो हजारे (कोपर्डे हवेली), कुमारी शोभा विजय रांजणे (डापवाडी), श्रीमती छाया अजित कदम (अरळे), श्रीमती अश्विनी संदीप कदम (अरळे), श्रीमती भाग्यश्री मंदार जाधव (ओझर्डे), श्रीमती सरस्वती सुरेश निकम (मुमगासेवाडी) श्रीमती सुजाता चंद्रकांत महांगडे (पारखंडी), भंडारा जिल्ह्यातील श्रीमती उषा राजू कावळे, श्रीमती रेखा सुधीर चाचणे आणि रत्नागिरी जिल्ह्यातील श्रीमती आशा संभाजी जाधव , श्रीमती प्रज्ञा प्रमोद सुर्वे यांचा समावेश आहे. निवासी आयुक्त आर. विमला यांनी या दीदींच्या कार्याचे मनापासून कौतुक करत त्यांना या प्रतिष्ठित राष्ट्रीय कार्यक्रमांसाठी मिळालेल्या निमंत्रणाबद्दल हार्दिक अभिनंदन केले. त्या म्हणाल्या, “लखपती दीदींनी आपल्या मेहनतीने आणि कर्तृत्वाने ग्रामीण भारताच्या प्रगतीत मोलाचे योगदान दिले आहे. साताऱ्याच्या अंजना कुंभार यांना राष्ट्रपती भवनात आणि इतर दीदींना लाल किल्ल्यावर निमंत्रित केले जाणे हे त्यांच्या यशाचा आणि देशाच्या सक्षमीकरण मोहिमेचा गौरव आहे. महाराष्ट्र सदन त्यांच्या या प्रवासात पूर्ण सहकार्य करेल.” यावेळी आयुक्त आर. विमला यांनी सांगितले की, त्यांनी ‘उमेद’ अभियानामध्ये चार वर्षे मुख्य कार्यकारी अधिकारी (सीईओ) म्हणून महिलांसोबत काम केलेले आहे. त्यांच्या नेतृत्वाखाली गटांच्या आत्मनिर्भरतेसाठी काम करण्यात आले, ज्यामुळे सुमारे 5 लाख बचतगट (Self-Help Groups) तयार झाले आणि 50 लाख महिलांना जोडले गेले. या प्रयत्नांमुळे 18 लाख महिला शेतकरी आणि उद्योजक म्हणून उदयास आल्या. आज हे यश पाहून त्यांना खूप आनंद झाला, अशी भावना त्यांनी यावेळी व्यक्त केली निवासी आयुक्त कार्यालयाकडून सहकार्य सातारा जिल्हा परिषदेच्या मुख्य कार्यकारी अधिकारी यशिनी नागराजन यांनी निवासी आयुक्त कार्यालयाकडून बाजारपेठ आणि प्रदर्शनांमध्ये सहभागाची संधी तसेच आवश्यक समर्थनाची विनंती केलेले निवेदन प्रतिनिधींनी यावेळी आर. विमला यांना दिले. श्रीमती विमला यांनी या विनंतीला सकारात्मक प्रतिसाद देत या महिलांना त्यांची उत्पादने राष्ट्रीय स्तरावर प्रदर्शित करण्यासाठी पूर्ण सहकार्य करण्याचे आश्वासन दिले. अशा संधीमुळे ग्रामीण उद्योजकता आणि महिला सक्षमीकरणाला चालना मिळेल, असे त्यांनी नमूद केले. प्रेरणादायी यशोगाथा सातारा जिल्ह्यातील परळी गावातील अंजना शंकर कुंभार यांनी पारंपरिक कुंभार व्यवसायाला आधुनिकतेची जोड देत मातीच्या सुबक वस्तू, गणेश मूर्ती, टेराकोटा शिल्पकला, मातीची भांडी आणि खेळणी तयार केली आहेत. महाराष्ट्र शासनाच्या ‘उमेद’ अभियानांतर्गत त्यांनी ‘जय सदगुरू कृपा’ नावाचा स्वयंसहाय्य गट स्थापन केला, ज्यामध्ये 12 महिला कार्यरत आहेत. या गटाने दीड वर्षांपूर्वी ‘उमेद’ योजनेंतर्गत सहा लाख रुपयांचे कर्ज घेतले, ज्याच्या मदतीने त्यांनी आपला व्यवसाय विस्तारला आणि पुणे, मुंबई, पाटण आणि सातारा येथील बाजारपेठांमध्ये स्वतःची ओळख निर्माण केली. त्यांच्या या यशाची दखल राष्ट्रपती द्रौपदी मुर्मू आणि पंतप्रधान नरेंद्र मोदी यांच्यापर्यंत पोहोचली आहे. श्रीमती कुंभार यांना राष्ट्रपती भवनातील विशेष कार्यक्रमासाठी निमंत्रण मिळाले असून, त्या आपल्या पतीसह या समारंभात सहभागी होणार आहेत. 0000 मुंबई, दि. १४ : वांद्रे येथील जिओ कन्व्हेन्शन सेंटर येथे ‘ट्रॅव्हल ट्रेड फेअर २०२५’ (टीटीएफ) या पर्यटनाशी निगडीत प्रदर्शनाचे मे. फेअरफेस्ट मीडिया यांच्याद्वारे आयोजन करण्यात आले होते. जागतिक स्तरावर पर्यटनाला चालना देण्यासाठी दरवर्षी मुंबईत तीन दिवसीय प्रदर्शनाचे आयोजन करण्यात येते. यंदा हे प्रदर्शन ११ ते १३ ऑगस्ट दरम्यान वांद्रे कुर्ला संकुल येथील जिओ कन्व्हेन्शन सेंटर येथे पार पडले. महाराष्ट्र राज्यात प्रदेशनिहाय असलेली पर्यटन स्थळांची माहिती देखील ‘टीटीएफ’च्या माध्यमातून विविध घटकांपर्यत पोहोचविण्यात आली. या माध्यमातून विविध पर्यटन क्षेत्रातील भागधारकांना पर्यटनवाढीसाठी नक्कीच लाभ होणार आहे, या प्रदर्शनात महाराष्ट्र शासनाच्या पर्यटन विभागाने १०० चौरस फूट दालन उभारुन सहभागी होऊन महाराष्ट्रातील पर्यटन क्षेत्राशी निगडीत ३५ हून अधिक भागधारकांना महाराष्ट्र दालनात सामावून घेऊन पर्यटन सेवांविषयी माहिती पर्यटक / व्यावसायिकांना उपलब्ध करुन दिली. यात टूर ऑपरेटर, रिसोर्ट, कृषी पर्यटन केंद्र, वन्यजीव पर्यटन ऑपरेटर, कॅराव्हॅन पर्यटन ऑपरेटर, सहल मार्गदर्शक आणि अन्य पर्यटन व्यावसायिकांचा सहभाग होता. यावेळी महाराष्ट्र दालनाला पर्यटन क्षेत्रातील विविध स्तरांतील घटकांनी भेट दिली, तसेच महाराष्ट्र पर्यटन आणि सेवांविषयी अधिक जाणून घेण्याची रुचीही दाखविली. या प्रदर्शनामुळे राज्यातील विविध पर्यटन क्षेत्र, त्या ठिकाणी जाण्याची सोय, उपलब्ध सेवा सुविधा इत्यादी माहिती पर्यटकांना उपलब्ध करुन देण्यात आली. या दालनात पर्यटन स्थळांची माहिती व पर्यटन व्यावसायिकांशी परस्पर संवाद साधण्याची संधी उपलब्ध झाल्याने भागधारकांना हक्काचे व्यासपीठ मिळाले. टीटीएफ प्रदर्शनात दरवर्षी ५०० प्रदर्शक आणि १० हजारांहून अधिक भागधारक सहभाग घेतात. या ट्रॅव्हल ट्रेड फेअरमध्ये पर्यटन क्षेत्राच्या विस्तारासाठी देश-विदेशातील अनेक भागधारकांची दालने असतात. देश-विदेशातील पर्यटन क्षेत्रातील परस्पर व्यावसायिक संबंध वृद्धिंगत करणे व पर्यटनाची माहिती सर्वसामान्यांपर्यंत पोहोचविणे हा या प्रदर्शनाचा उद्देश आहे. महाराष्ट्राचे दालन ठरले ‘सर्वोत्कृष्ट’ या प्रदर्शनात महाराष्ट्र पर्यटन विभागाच्या दालनाला ‘ट्रॅव्हल ट्रेड फेअर २०२५’ यांच्याकडून सर्वोत्कृष्ट दालनाचा पुरस्कार मिळाला. या पुरस्कारामुळे पुन्हा एकदा महाराष्ट्र पर्यटन विभागाने पर्यटन क्षेत्रातील आपली ओळख अधोरेखित केली आहे. पर्यटन क्षेत्राचा विस्तार करण्यासाठी उत्तम व्यासपीठ – पर्यटन विभागाचे प्रधान सचिव अतुल पाटणे महाराष्ट्र पर्यटन विभागाने या प्रदर्शनात सहभाग घेऊन या माध्यमातून राज्यातील वैविध्यपूर्ण पर्यटनाची बलस्थाने पर्यटन क्षेत्रातील विविध घटकांपर्यंत पोहोचविण्यात आली. महाराष्ट्र राज्यात प्रदेशनिहाय असलेली पर्यटन स्थळांची माहिती देखील ‘टीटीएफ’च्या माध्यमातून विविध घटकांपर्यत पोहोचविण्यात आली. या कार्यक्रमात सहभागी झालेल्या राष्ट्रीय – आंतरराष्ट्रीय भागधारकांनी पर्यटन सेवा, सुविधांची माहिती आदान प्रदान करण्यात आली. या माध्यमातून भागधारकांना पर्यटन क्षेत्रात उत्तुंग भरारी घेण्यासाठी फायदा होणार आहे, तसेच या माध्यमातून विविध पर्यटन क्षेत्रातील भागधारकांनी पर्यटनवाढीसाठी नक्कीच लाभ होईल, असे पर्यटन विभागाचे प्रधान सचिव अतुल पाटणे यांनी सांगितले. महाराष्ट्राची जागतिक झेप – पर्यटन संचालनालयाचे संचालक डॉ.बी.एन.पाटील ‘टीटीएफ’च्या निमित्ताने महाराष्ट्रातील ऐतिहासिक – सांस्कृतिक वारसा, हिल स्टेशन, समुद्रकिनारे, छत्रपती शिवाजी महाराज यांच्या काळाची जिवंत उदाहरणे असलेले गड किल्ले, युनेस्को स्थळे असे वैविध्यपूर्ण पर्यटनविषयक वैशिष्ट्ये असलेल्या स्थळांची माहिती जगभरात पोहोचविण्यासाठी फायदा झाला. शिवाय, महाराष्ट्र राज्याने या प्रदर्शनात सहभाग दर्शविल्याने राष्ट्रीय आंतरराष्ट्रीय पातळीवरील भागधारकांनी महाराष्ट्र जाणून घेण्यासाठी अधिक रुची दाखविली. त्यामुळे येत्या काळात पर्यटन क्षेत्रात महाराष्ट्र भरारी घेईल, असे पर्यटन संचालनालयाचे संचालक डॉ.बी.एन.पाटील यांनी सांगितले. * संध्या गरवारे/विसंअ/ मुंबई, दि. १४ : भारत पाकिस्तान दरम्यान झालेल्या फाळणीच्या दाहकतेचा निषेध करत राज्यातल्या हजारो आयटीआयमध्ये विभाजन विभीषिकेचे स्मरण करण्यात आले. देशाला तोडणाऱ्या विघटनवादी शक्तींना दूर सारून विद्यार्थ्यांनी राष्ट्रीय एकात्मतेसह देशाच्या अखंडतेला ध्यास धरावा असे आवाहन कौशल्य, रोजगार, उद्योजकता व नाविन्यता मंत्री मंगलप्रभात लोढा यांनी विद्यार्थ्यांना केले आहे. दरवर्षी १४ ऑगस्ट रोजी भारतीय जनतेचा फाळणीचा संघर्ष व बलिदानाच्या स्मरणार्थ विभाजन विभीषिका स्मृती दिन म्हणून पाळण्यात येतो. फाळणीच्या काळात भारतीयांनी भोगलेल्या यातना, विस्थापन आणि बलिदानांच्या स्मृतीचे स्मरण व्हावे आणि भावी पिढीत सामाजिक सलोख्याची भावना दृढ व्हावी यासाठी पंतप्रधान नरेंद्र मोदी यांनी १४ ऑगस्ट २०२१ पासून हा दिवस पाळण्याची घोषणा केली होती. राज्यातील औद्योगिक प्रशिक्षण संस्थांमध्ये विद्यार्थ्यांना तांत्रिक ज्ञान देऊन रोजगार आणि उद्योगास आवश्यक असणारे प्रशिक्षण देण्यात येते. मुख्यमंत्री देवेंद्र फडणवीस यांच्या मार्गदर्शनात आयटीआयमध्ये अनेक सामाजिक उपक्रमही आयोजित करण्यात येतात. याचाच एक भाग म्हणून विद्यार्थ्यांना तांत्रिक ज्ञानसोबतच सामाजिक जबाबदारी आणि कर्तव्याचे भान असणे आवश्यक असल्याने मंत्री श्री. लोढा यांनी आयटीआयमध्ये दरमहा एक सामाजिक जबाबदारी वृद्धिगत करणारा कार्यक्रम आयोजित करावा असे निदेश दिले होते. याच श्रुंखलेतील एक भाग म्हणून ऑगस्ट महिन्यात विभाजन विभीषिका स्मरण दिवस पाळण्यात आला. त्यानुसार राज्यातील खासगी आणि शासकीय आयटीआयच्या सुमारे एक हजार संस्थांमध्ये विभाजन विभीषिकेचे स्मरण करण्यात आले. विविध संस्थांमध्ये फाळणी संदर्भात चित्र प्रदर्शन, व्याख्याने आणि नाटक सादर करून विद्यार्थ्यांना भारताच्या त्या काळ्या अध्यायाशी परिचित करण्यात आले. तसेच भावी पिढीत सामाजिक समरसता अबाधित राहून विघटनाच्या विचारापासून दूर राहण्याचा संदेश या कार्यक्रमातून देण्यात आला. ** संध्या गरवारे/विसंअ/</w:t>
-      </w:r>
-    </w:p>
-    <w:p>
-      <w:pPr>
-        <w:pStyle w:val="Heading3"/>
-      </w:pPr>
-      <w:r>
-        <w:rPr/>
-        <w:t>Article 675</w:t>
-      </w:r>
-    </w:p>
-    <w:p>
-      <w:pPr>
-        <w:pStyle w:val="Normal"/>
-      </w:pPr>
-      <w:r>
-        <w:rPr/>
-        <w:t>Title: No headline</w:t>
-      </w:r>
-    </w:p>
-    <w:p>
-      <w:pPr>
-        <w:pStyle w:val="Normal"/>
-      </w:pPr>
-      <w:r>
-        <w:rPr/>
-        <w:t xml:space="preserve">URL: </w:t>
-      </w:r>
-      <w:r>
-        <w:t xml:space="preserve"> https://www.mahasamvad.in/page/9/?m=0</w:t>
-      </w:r>
-    </w:p>
-    <w:p>
-      <w:pPr>
-        <w:pStyle w:val="Normal"/>
-      </w:pPr>
-      <w:r>
-        <w:rPr/>
-        <w:t>Content: मुंबई, दि. १६ :- भारतीय हवामान विभागाच्या प्रादेशिक हवामान केंद्र, मुंबई यांच्याकडून प्राप्त माहितीच्या आधारे, राज्यात पुढील काही दिवसात १६ ते २१ ऑगस्ट २०२५ दरम्यान अतिवृष्टीसह वादळी वाऱ्याची शक्यता वर्तविण्यात आली असल्याचे राज्य आपत्कालीन कार्य केंद्राकडून कळविण्यात आले आहे. संभाव्य पर्जन्यमानः कोकण व मध्य महाराष्ट्रातील घाट परिसरात काही ठिकाणी अतिवृष्टीसह अत्यंत अतिवृष्टी होण्याची शक्यता. मराठवाडा मध्ये काही ठिकाणी जोरदार ते अतिजोरदार पावसाची शक्यता. वीज चमकणे, गडगडाट, वादळी वारे (40) 50 किमी/ताशी) यांची शक्यता. मच्छीमारांसाठी इशारे कोकण किनारपट्टी: १६ ते २० ऑगस्ट दरम्यान ५०-६०किमी/ताशी वा-यासह समुद्रात खवळलेली स्थिती राहणार असून मच्छीमारांनी या कालावधीत समुद्रात जाणे टाळावे, असे आवाहन करण्यात आले आहे. सचेत ॲपमार्फत अलर्ट संदेश सचेत ॲपमार्फत नागरिकांना सूचना आपत्तीपासून सतर्क राहण्यासाठी सद्यस्थितीमध्ये नागरीकांना सचेत ॲपमार्फत अलर्ट संदेश पाठविले जात आहेत. आपत्तीच्या अनुषंगाने प्रशासनातर्फे राष्ट्रीय आपत्ती प्रतिसाद दल आणि राज्य आपत्ती प्रतिसाद दल यांना आपत्कालीन परिस्थिती करिता सतर्क राहण्याच्या सूचना देण्यात आलेल्या आहेत. रायगड जिल्ह्यातील अंबा नदीने धोका पातळी तसेच कुंडलीका नदी व रत्नागिरी जिल्ह्यातील जगबुडी आणि कोदवली नदीने इशारा पातळी ओलांडली असून याबाबत नागरिकांना सूचित करण्यात आले आहे. नागरिकांनी पूरस्थिती पासून सुरक्षित राहण्यासाठी जिल्हा प्रशासनामार्फत सूचना देण्यात आल्या असून खबरदारी घेण्याचे आवाहन करण्यात येत आहे. मंत्रालयीन स्तरावरील राज्यस्तरीय आपत्कालीन कार्यकेंद्र २४x७ सुरू आहे. मंत्रालय नियंत्रण कक्षासाठी फोन नं. ०२२-२२०२७९९० किंवा ०२२-२२७९४२२९ किंवा ०२२-२२०२३०३९ तसेच मोबाईल – ९३२१५८७१४३ उपलब्ध करुन देण्यात आले असल्याचेही राज्य आपत्कालीन कार्य केंद्राकडून कळविण्यात आले आहे. ०००० समाधीस्थळाला भेट कोल्हापूर, दि. १६ : भारताचे सरन्यायाधीश भूषण गवई यांनी आज कोल्हापूर येथील राजर्षी छत्रपती शाहू महाराजांच्या समाधीस्थळाला भेट देऊन त्यांना अभिवादन केले. याप्रसंगी त्यांनी शाहू महाराजांच्या सामाजिक न्याय, शिक्षण आणि समानतेसाठी केलेल्या कार्याचे स्मरण करून त्यांच्या योगदानाला आदरांजली वाहिली. तसेच समाधीस्थळी पुष्प अर्पण करून नतमस्तक होत शाहू महाराजांच्या कार्याचा गौरवही केला. या वेळी शाहू महाराज छत्रपती, मुंबई उच्च न्यायालयाच्या कोल्हापूर सर्किट बेंचसाठी नियुक्त न्यायमूर्ती मकरंद कर्णिक, न्यायमूर्ती शिवकुमार दिगे, न्यायमूर्ती शर्मिला देशमुख, न्यायमूर्ती एस. जी. चपळगावकर, पुणे विभागाचे विभागीय आयुक्त चंद्रकांत पुलकुंडवार, जिल्हाधिकारी अमोल येडगे, कोल्हापूर महानगरपालिकेच्या आयुक्त के. मंजूलक्ष्मी, जिल्हा परिषदेचे मुख्य कार्यकारी अधिकारी कार्तिकेयन एस., कोल्हापूर जिल्हा पोलीस अधीक्षक योगेश कुमार गुप्ता कोल्हापूर यांच्यासह प्रशासनातील इतर अधिकारी, न्यायालयीन अधिकारी आणि सामाजिक कार्यकर्ते उपस्थित होते. राजर्षी शाहू महाराजांनी समाजातील प्रत्येक घटकासाठी शिक्षणाची दारे खुली करून सामाजिक प्रबोधनाचा मार्ग दाखवला. त्यांच्या कार्यातून आजच्या न्यायव्यवस्थेलाही प्रेरणा मिळते. शाहू महाराजांचे न्यायप्रक्रियेतील योगदान ‘सर्वांना समान न्याय’ या तत्त्वावर आधारित होते. त्यांनी सामाजिक, आर्थिक आणि धार्मिक भेदभाव दूर करून न्यायव्यवस्थेला अधिक समावेशक आणि मानवीय बनवले. त्यांचे हे कार्य डॉ. बाबासाहेब आंबेडकर यांच्यासारख्या समाजसुधारकांना प्रेरणा देणारे ठरले आणि आजही सामाजिक न्यायाच्या क्षेत्रात दिशादर्शक आहे. उद्या, दि. १७ ऑगस्ट रोजी कोल्हापूर येथे मुंबई उच्च न्यायालयाच्या कोल्हापूर सर्किट बेंचचे उद्घाटन सरन्यायाधीश भूषण गवई यांच्या हस्ते होणार आहे. ००० विविध विकासकामे, योजनांच्या जिल्हास्तरीय आढावा बैठकीत निर्देश सांगली, दि. 16, (जि. मा. का.) : सांगली जिल्हा हा नेतृत्त्व करण्यास संधी देणारा जिल्हा आहे. या जिल्ह्याने अनेक मान्यवरांना नेतृत्त्व करण्याची संधी दिली आहे. त्यामुळे राज्य शासनाच्या एकंदरीत आजपर्यंतच्या कामकाजात या जिल्ह्याने महत्त्वाची भूमिका बजावली आहे. येथील लोकप्रतिनिधींनी विकासाच्या बाबतीत सकारात्मक दृष्टीकोन ठेवला आहे. त्यांना प्रशासनाने चांगली साथ दिली आहे. त्यामुळे सांगली जिल्ह्याचा सर्वांगीण विकास व्हावा, यासाठी राज्य शासनस्तरावर आवश्यक ते सहकार्य सर्वतोपरी करू, अशी ग्वाही उपमुख्यमंत्री तथा वित्त व नियोजन मंत्री अजित पवार यांनी आज येथे दिली. सांगली जिल्ह्यातील विविध विकासकामे तथा योजनांच्या जिल्हास्तरीय आढावा बैठकीच्या अध्यक्षस्थानावरून ते बोलत होते. राज्याचे उच्च व तंत्र शिक्षण, संसदीय कार्य मंत्री तथा सांगली जिल्ह्याचे पालकमंत्री चंद्रकांत पाटील यांची प्रमुख उपस्थिती होती. जिल्हा नियोजन समितीच्या सभागृहात झालेल्या या बैठकीस खासदार विशाल पाटील, आमदार सर्वश्री सदाभाऊ खोत, इद्रिस नायकवडी, डॉ. सुरेश खाडे, सुधीर गाडगीळ आणि सत्यजीत देशमुख तसेच जिल्हाधिकारी अशोक काकडे, जिल्हा परिषद मुख्य कार्यकारी अधिकारी तृप्ती धोडमिसे, पोलीस अधीक्षक संदीप घुगे, महानगरपालिका आयुक्त सत्यम गांधी आदि मान्यवर व्यासपीठावर उपस्थित होते. ॲग्री हॅकेथॉन भरवण्यासाठी सांगली जिल्ह्याने पुढाकार घ्यावा. त्याचा फळ उत्पादक व अन्य शेतकऱ्यांना लाभ होईल, असे सूचित करून उपमुख्यमंत्री अजित पवार म्हणाले, सांगली जिल्ह्यातून द्राक्ष, डाळिंब, केळी निर्यात मोठ्या प्रमाणावर होत आहे. त्या अनुषंगाने द्राक्ष निर्यातीसाठी रेसिड्यू लॅबसाठी कृषि विभागाने आवश्यक कार्यवाही करावी. तसेच, कृषि क्षेत्रात कृत्रिम बुद्धिमत्तेसंबंधी यशस्वी प्रयोग झाले आहेत. पाणी, खत बचत आणि जास्त टनेज यासाठी एआयचा चांगला उपयोग होतो. सांगली जिल्ह्यातील ऊस उत्पादक शेतकरी व साखर कारखानदारांनी एआय तंत्रज्ञानाचा वापर करावा. त्या अनुषंगाने लोकप्रतिनिधींना विश्वासात घेऊन कृषि विभागाच्या अधिकाऱ्यांनी काम करावे, असे त्यांनी सूचित केले. रांजणीचे प्रस्तावित ड्राय पोर्ट, सलगरेचे मल्टीमोडल लॉजस्टिक पार्क, शक्तीपीठ महामार्ग आदि प्रश्नी योग्य तो मार्ग काढू, असे सांगून उपमुख्यमंत्री अजित पवार म्हणाले, प्रशासनाने लोकप्रतिनिधींना विश्वासात घेऊन नागरिकांच्या अडीअडचणी सोडवण्यास प्राधान्य द्यावे. जिल्हा नियोजन समितीचा निधी योग्य कामांवर व विहित वेळेत खर्च करावा. निधीचा अपव्यय होणार नाही, कामे दर्जेदार होतील, याकडे लक्ष द्यावे. तसेच, जिल्हा नियोजन समितीमधून स्थानिक स्वराज्य सस्थांना मिळणारा निधी कोणत्याही परिस्थितीत अखर्चित राहणार नाही, याची संबंधित यंत्रणांनी दक्षता घ्यावी, असे त्यांनी सूचित केले. राज्य शासनाने 10 कोटी वृक्षारोपणाचे उद्दिष्ट ठेवले असून, 150 दिवस कार्यालयीन सुधारणा कार्यक्रमांतर्गत सांगली जिल्ह्यात योग्य नियोजन करून जास्तीत जास्त प्रमाणात वृक्षारोपण करण्यात यावे, असे सांगून सांगली महानगरपालिका इमारतीसाठी निधी, महापालिका क्षेत्रात पीएम ई बस चार्जिंग स्टेशन, नाट्यगृह व ऑडिटोरियम आदिंबाबत सकारात्मक निर्णय घेण्यात येतील, असे त्यांनी स्पष्ट केले. या बैठकीत उपमुख्यमंत्री अजित पवार यांनी राज्य शासनाशी संबंधित प्रश्नांची नोंद घेऊन, ते मार्गी लावण्यासाठी आवश्यक तेथे उच्चस्तरअधिकाऱ्यांशी दूरध्वनीद्वारे तात्काळ संपर्क साधून प्रश्न मार्गी लावण्याचे सूचित केले. यावेळी जिल्हाधिकारी अशोक काकडे यांनी सांगली जिल्ह्यातील भौगोलिक परिस्थिती, कृषि सिंचन व उत्पादन, औद्योगिक व आर्थिक विकास, पायाभूत सुविधा, प्रलंबित कामे व अपेक्षा, पर्यटन, पूरनियंत्रण, आरोग्य, विद्युत, सौर प्रकल्प, रोजगार निर्मिती, एमआयडीसी, सार्वजनिक बांधकाम विभाग, पाटबंधारे विभाग, सांगली जिल्ह्यातील लोकांच्या प्रमुख अपेक्षा, अडचणींवर मात करण्याच्या उपाययोजना आदिंबाबत सविस्तर सादरीकरण केले. जिल्हा परिषद मुख्य कार्यकारी अधिकारी तृप्ती धोडमिसे यांनी जिल्हा नियोजन समितीकडून प्राप्त अनुदान व प्रत्यक्ष खर्च, मॉडेल स्कूल व स्मार्ट पीएचसी व फलनिष्पत्ती, केंद्र व राज्य आवास योजना, जल जीवन मिशन, घरगुती नळ जोडणी, आरटीई प्रवेश व प्रतिपूर्ती आदिंबाबत सविस्तर सादरीकरण केले. महानगरपालिका आयुक्त सत्यम गांधी यांनी महाराष्ट्र सुवर्ण जयंती नगरोत्थान महाअभियान, फिश मार्केट बांधणे, काळीखण येथे सुशोभिकरण, कुपवाड वारणाली येथे मल्टीस्पेशालिटी हॉस्पिटल विकसित करणे, पी.एम.ई. बस सेवा योजनेंतर्गत बस टर्मिनस बांधणे, सांगली हनुमाननगर येथे महानगरपालिकेचे नाट्यगृह व बहुउद्देशीय हॉल बांधणे, महापालिकेचे व्यापारी संकुल व प्रसूतिगृह इमारत बांधणे, महापालिका क्षेत्रात जागतिक बँक पुरस्कृत महाराष्ट्र प्रतिसादात्मक विकास कार्यक्रम अंतर्गत पावसाळी पाण्याचे नियोजन करणे आदिंबाबत सविस्तर सादरीकरण केले. बैठकीत पूरव्यवस्थापन, मिरज एमआयडीसी मधील अंतर्गत रस्ते, रांजणी ड्राय पोर्ट, महापालिका ई बस चार्जिंग स्टेशन, शेतीला दिवसा वीजपुरवठा होण्याच्या दृष्टीने सौर ऊर्जा प्रकल्प, शक्तीपीठ महामार्ग, उपसा सिंचन योजना जलवाहिनीसाठी भूमिसंपादन, शिराळा नगरपंचायतीसाठी जुन्या तहसील कार्यालयाची इमारत वापरण्याची परवानगी, कासेगाव पोलीस ठाण्याची इमारत, विनाअनुदानित शाळांना व्यायाम साहित्य पुरवठा, महानगरपालिका इमारत, नाट्यगृह आदिंबाबत उपस्थित आजी माजी लोकप्रतिनिधींनी मौलिक मत मांडले. प्रारंभी उपमुख्यमंत्री अजित पवार यांच्याहस्ते रोपट्यास जलअर्पण करण्यात आले. बैठकीस जिल्ह्यातील सर्व विभागांचे वरिष्ठ अधिकारी उपस्थित होते. स्वातंत्र्य संग्राम सैनिकांच्या कुटुंबियांची भेट; नगरपरिषद येथे आढावा बैठक चंद्रपूर, दि. 16 : 16 ऑगस्ट 1942 रोजी झालेल्या चिमूर क्रांती दिनानिमित्त आज राज्याचे आदिवासी विकास विभागाचे मंत्री तथा चंद्रपूर जिल्ह्याचे पालकमंत्री डॉ. अशोक उईके यांनी शहिदांना श्रध्दांजली वाहिली. यावेळी त्यांनी चिमूर येथील हुतात्मा स्मारक आणि किल्ला परिसरातील शहीद स्मारक तसेच राष्ट्रसंत तुकडोजी महाराज, महात्मा ज्योतिबा फुले, सावित्रीबाई फुले आणि शहीद बालाजी रायपूरकर यांच्या पुतळ्याला पुष्पचक्र अर्पण करून अभिवादन केले. यावेळी चिमूर विधानसभा क्षेत्राचे आमदार कीर्तिकुमार उर्फ बंटी भांगडीया, माजी खासदार अशोक नेते उपस्थित होते. यावेळी प्रभारी जिल्हाधिकारी डॉ. नितीन व्यवहारे, मुख्य कार्यकारी अधिकारी पुलकित सिंह, जिल्हा पोलिस अधीक्षक मुम्मका सुदर्शन, चिमूरचे अतिरिक्त जिल्हाधिकारी संतोष थिटे, उपविभागीय अधिकारी किशोर घाडगे, तहसीलदार श्रीधर माने, नगर परिषद मुख्याधिकारी अर्चना वंजारी यांनीसुध्दा शहीद स्मारकाला अभिवादन केले. त्यानंतर नगर परिषदेच्या सभागृहात पार पडलेल्या आढावा बैठकीत पालकमंत्री डॉ. उईके म्हणाले, 16 ऑगस्ट 1942 रोजीचा चिमूर क्रांतीचा लढा जगाच्या इतिहासात अजरामर ठरला आहे. राज्याचे मुख्यमंत्री देवेंद्र फडणवीस यांच्या वतीने येथे शहिदांना श्रध्दांजली अर्पण करून सर्व शहिदांसमोर आपण नतमस्तक झालो. बंटीभाऊ सारखा कर्तव्यदक्ष आमदार या क्षेत्राला लाभला आहे. चिमूर विधानसभा क्षेत्राच्या 100 टक्के मागण्या पूर्ण करण्यात येईल. चिमूरचा कृती विकास आराखडा त्वरीत मंजूर करून निधी उपलब्ध करून देऊ. मुख्यमंत्री श्री. फडणवीस यांचे विशेष लक्ष चिमूरकडे आहे. त्यामुळे चिमुरच्या विकासासाठी निधी कमी पडू देणार नाही. चिमूर येथे भगवान बिरसा मुंडा सामाजिक सभागृहासाठी त्वरीत जागा उपलब्ध करून द्या, पाहिजे तेवढा निधी या सभागृहासाठी देण्यात येईल. तसेच मुक्ताई पर्यटन क्षेत्राचा विकास करण्यासाठीसुध्दा निधी दिला जाईल, असे पालकमंत्री डॉ. उईके यांनी सांगितले. आमदार कीर्तिकुमार भांगडिया म्हणाले, 16 ऑगस्ट 1942 रोजी सर्वात पहिला तिरंगा चिमूरमध्ये फडकला. चिमूरच्या पुर्वजांनी आपल्या गावचा इतिहास लिहिला आहे. आपल्या शहिदांनी देशासाठी दिलेल्या बलिदानाची आजच्या तरुणांना जाणीव व्हावी, यासाठी या कार्यक्रमाचे आयोजन करण्यात येते. स्वातंत्र्यासाठी अनेक लढे, आंदोलने उभारण्यात आले. त्यामुळे हे स्वातंत्र टिकविणे आपली सर्वांची जबाबदारी आहे. मुख्यमंत्री देवेंद्र फडणवीस यांनी चिमूरला भरभरून दिले आहे. येथे अतिरिक्त जिल्हाधिकारी कार्यालय आणले आहे. जेव्हा राज्यात नवीन जिल्ह्यांची निर्मिती होईल, तेव्हा सर्वात प्रथम चिमूर जिल्हा तयार करण्याचा शब्द मुख्यमंत्र्यांनी दिला आहे. पुढे ते म्हणाले, चिमूर विधानसभा क्षेत्रात नगर परिषदेच्या इमारती, नागभीड येथील उपजिल्हा रुग्णालय बांधण्यात आले आहे. तसेच कानपा-चिमूर-वरोरा रेल्वेलाईन मंजूर झाली असून नगरोत्थान मधून चिमूर करीता 125 कोटी, नागभीड करीता 70 कोटी आणि भिसी करीता 40 कोटी देण्यात आले आहेत. चिमूरच्या उर्वरीत विकास कामांसाठी जिल्हा नियोजन समितीतून निधी देण्यात यावा, अशी मागणी आमदार कीतिकुमार भांगडिया यांनी पालकमंत्र्यांकडे केली. कार्यक्रमाचे संचालन राजू देवतळे यांनी तर आभार मुख्याधिकारी अर्चना वंजारी यांनी मानले. स्वातंत्र्य संग्राम सैनिकांच्या कुटुंबियांची घरी जाऊन भेट : यावेळी पालकमंत्री डॉ. अशोक उईके, आमदार किर्तीकुमार भांगडिया आणि माजी खासदार अशोक नेते यांच्यासह वरिष्ठ अधिका-यांनी स्वातंत्र संग्राम सैनिकांच्या घरी भेट दिली. चिमूर येथील डोंगरवार चौकातील कमलाबाई माधव कटाने (वय 85) आणि सुलोचनाबाई महादेव मिसार (वय 83) या स्वातंत्र संग्राम सैनिक कुटुंबातील सदस्यांची पालकमंत्र्यांनी आस्थेने विचारपूस करून सन्मान केला. हुतात्मा स्मारक ते किल्ला परिसर पदयात्रा : मुख्य मार्गावरील हुतात्मा स्मारक येथे स्मारकाला अभिवादन केल्यानंतर दीड ते दोन किलोमीटरवर असलेल्या किल्ला परिसरापर्यंत पदयात्रा काढण्यात आली. ‘भारत माता की जय’, ‘वंदे मातरम्’, ‘राष्ट्रसंत तुकडोजी महाराज की जय’, ‘शहीद बालाजी रायपुरकर अमर रहे’, ‘डॉ. बाबासाहेब आंबेडकर की जय’ अशा घोषणांनी संपूर्ण परिसर दणाणून गेला. 000 मुंबई, दि. 16 :- ‘ऑपरेशन सिंदूर’ द्वारे भारतीय सैन्य दलाने पंतप्रधान नरेंद्र मोदी यांचा निर्धार आणि विचार प्रत्यक्षात उतरवला. पाकिस्तानमधील दहशतवादी ठिकाणे नष्ट करून शत्रूला धडा शिकविला आणि आपल्या शौर्याची जगासमोर प्रचिती दिली आहे. आजच्या या दहीहंडी उत्सवातून गोविंदा पथकांनी सैन्य दलाच्या शौर्याला सलाम करण्याचे सुंदर काम केले आहे,” असे गौरवोद्गार मुख्यमंत्री देवेंद्र फडणवीस यांनी काढले. मुख्यमंत्री देवेंद्र फडणवीस यांनी दहीहंडी उत्सवाच्या निमित्ताने शहर व उपनगरातील विविध कार्यक्रमांना भेट देऊन नागरिकांना शुभेच्छा दिल्या. घाटकोपर येथील लालबहादूर शास्त्री मार्गावर आयोजित दहीहंडी उत्सव प्रसंगी मुख्यमंत्री श्री. फडणवीस यांनी उपस्थित सैन्य दलातील जवानांना भेटून संवाद साधला. कार्यक्रमास सांस्कृतिक कार्यमंत्री आशिष शेलार, आमदार प्रवीण दरेकर, आ. राम कदम यांची प्रमुख उपस्थिती होती. मुख्यमंत्री फडणवीस म्हणाले की,“दहीहंडी उत्सवाला उपस्थित असलेल्या सैन्य दलातील जवानांना व त्यांच्या शौर्याला मी मनःपूर्वक सलाम करतो. सामाजिक उपक्रम व सांस्कृतिक कार्यक्रमांच्या माध्यमातून घाटकोपर येथील उत्सवाने जे कार्य केले आहे ते उल्लेखनीय आहे. गोविंदा पथकांनी उभारलेले थर सैन्य दलाच्या शौर्यासाठी अर्पण केले आहेत, ही एक प्रेरणादायी बाब आहे.” त्यांच्या हस्ते माजी सैन्य अधिकारी आनंद तिवारी यांचा सत्कार करण्यात आला. तसेच सामाजिक कार्याबद्दल चेतन शाह व राजेश भीमसरे यांचा देखील गौरव करण्यात आला. मुंबई शहर व उपनगरातील विविध दहीहंडी उत्सव कार्यक्रमांना मुख्यमंत्र्यांची उपस्थिती विक्रोळी येथील टागोर नगरमध्ये आरंभ दहीहंडी कार्यक्रमास उपस्थित राहून मुख्यमंत्री म्हणाले, “दहीहंडी उत्सवात एकावर एक थर लावला जातो, तेव्हा हा संपूर्ण समाज एकत्रित असल्याचा महत्त्वपूर्ण संदेश दिला जातो. सर्वांनी एकसंघ राहून पुढे जाण्याचे हे प्रतीक आहे,” असे ते म्हणाले. यावेळी श्रुती विनोद घोगळे व सुहास माटे यांची उपस्थिती होती. त्यांच्या हस्ते छत्रपती शिवाजी महाराजांची मूर्ती देऊन मुख्यमंत्र्यांचे स्वागत करण्यात आले. वरळी जांबोरी मैदानावर आयोजित परिवर्तन दहीहंडी उत्सवात छत्रपती संभाजी महाराज यांच्या जीवनातील प्रेरणादायी प्रसंगांचे सादरीकरण कलाकारांनी केले. उत्कृष्ट सादरीकरणाबद्दल मुख्यमंत्री फडणवीस यांच्या हस्ते कलाकारांचा सन्मान करण्यात आला. या कार्यक्रमास सांस्कृतिक कार्यमंत्री आशिष शेलार, कौशल्य विकास मंत्री मंगल प्रभात लोढा आणि आमदार प्रवीण दरेकर आदी मान्यवर उपस्थित होते. तसेच, भोईवाडा येथील स्वातंत्र्यसैनिक सदाकांत ढवन उद्यान येथे साजऱ्या होत असलेल्या दहीहंडी उत्सवाला उपस्थित राहून मुख्यमंत्री फडणवीस यांनी गोविंदा व नागरिकांना शुभेच्छा दिल्या. 00000 बाबुपेठ येथील सावित्रीबाई फुले उच्च माध्य. व प्राथ. शाळेत आयोजन चंद्रपूर, दि. 16 : शहरातील बाबुपेठ येथे चंद्रपूर महानगर पालिकेतर्फे चालविण्यात येणा-या पीएम श्री सावित्रीबाई फुले उच्च माध्य. व प्राथ. शाळेत विद्यार्थ्यांना गुणवत्तापूर्वक शिक्षण मिळत असल्याने येथे शाळा प्रवेशाचा ओढा दिवसेंदिवस वाढतच आहे. सजग पालक आपल्या पाल्यांना या शाळेत प्रवेशित करीत असून शाळेच्या पायाभूत सुविधा आणि गुणवत्तापूर्वक शिक्षणामध्ये वाढ होण्यासाठी 10 कोटी रुपयांचा निधी दिला जाईल, अशी ग्वाही राज्याचे आदिवासी विकास मंत्री तथा चंद्रपूर जिल्ह्याचे पालकमंत्री डॉ. अशोक उईके यांनी दिली. ‘हर घर तिरंगा’ अभियानांतर्गत बाबुपेठ येथील पीएम श्री शाळेत आयोजित तिरंगा रॅलीमध्ये ते बोलत होते. यावेळी मंचावर आमदार किशोर जोरगेवार, प्रभारी जिल्हाधिकारी डॉ. नितीन व्यवहारे, मुख्य कार्यकारी अधिकारी पुलकित सिंह, जिल्हा पोलिस अधिक्षक मुम्मका सुदर्शन, मनपा आयुक्त विपीन पालीवाल, अतिरिक्त आयुक्त चंदन पाटील, उपायुक्त संदीप चिद्यावार, शाळेचे मुख्याध्यापक श्री. नीत आदी उपस्थित होते. पालकांनी विश्वास दर्शवून आपल्या पाल्यांना या शाळेत प्रवेश दिला आहे, असे सांगून पालकमंत्री डॉ. उईके म्हणाले, विद्यार्थ्यांना आणखी गुणवत्तापूर्वक शिक्षण आणि सुसंस्कृत नागरिक घडविण्याची जबाबदारी येथील शिक्षक आणि शिक्षकेत्तर कर्मचा-यांवर आहे. आपला विद्यार्थी कसा पुढे जााईल, त्याच्यातील सुप्त कलागुणांना कसे विकसीत करता येईल, हेच शिक्षकांचे ध्येय असायला पाहिजे. तसेच विद्यार्थ्यांच्या चेह-यावर नेहमी हास्य राहिले पाहिजे. या शाळेचा विस्तार दिवसेंदिवस वाढत असून येथे वर्गखोल्या, फर्निचर, आधुनिक लॅब, डीजीटलायझेशन, क्रीडांगण आदींसाठी खनीज विकास निधीतून 10 कोटी रुपये त्वरीत देऊ. त्यासाठी या महिन्याअखेर कृती आराखडा सादर करावा. पुढील महिन्यात प्रस्ताव मंजूर करून निधी उपलब्ध करून दिला जाईल, असेही पालकमंत्री डॉ. उईके यांनी आश्वस्त केले. आमदार किशोर जोरगेवार म्हणाले, बाबुपेठ परिसरात सामान्य कष्टकरी वर्गाचे वास्तव्य आहे. महानगर पालिकेच्या वतीने अतिशय सुंदर आणि गुणवत्तापूर्वक शाळा चालविली जात आहे. 1100 विद्यार्थी असलेल्या या शाळेसाठी 36 वर्गखोल्यांची आवश्यकता आहे. मात्र सद्यस्थितीत 20 वर्गखोल्या असून शाळेसाठी निधी उपलब्ध करून द्यावा, तसेच मनपाच्या वतीने चालविण्यात येणा-या दोन शाळांचासुध्दा याच धर्तीवर विकास करावा, अशी मागणी आमदार किशोर जोरगेवार यांनी केली. राज्य शासनाच्या सुचनेनुसार ‘हर घर तिरंगा’ अभियानांतर्गत तिरंगा रॅलीचा अतिशय चांगला उपक्रम शाळेने आयोजित केला, त्यामुळे चंद्रपूर महानगरपालिका, सर्व अधिकारी आणि शिक्षक अभिनंदनास पात्र आहे, असेही त्यांनी सांगितले. प्रास्ताविकात आयुक्त विपीन पालिवाल म्हणाले, आपल्याला स्वातंत्र किसे मिळाले, आपल्या पुर्वजांनी ब्रिटीशांविरुध्द कसा लढा दिला, सोबतच हुतात्म्यांचे बलिदान आदी बाबींची माहिती जनतेला मिळावी, यासाठी पंतप्रधान नरेंद्र मोदी यांनी ‘हर घर तिरंगा’ हे अभियान सुरू केले आहे. या अंतर्गत शाळेमध्ये रांगोळी, चित्रकला, पत्रलेखन, राखी स्पर्धा घेण्यात आल्या. यावर्षी चंद्रपूर महापालिकेच्या वतीने 10 हजार झेंड्यांचे वितरण करण्यात आले आहे. 2012 मध्ये शाळेत केवळ 70 विद्यार्थी होते आज ही संख्या 1100 वर पोहचली आहे. शाळेत केवळ संख्यात्मक वाढ नाही तर गुणात्मक शिक्षणावर भर देण्यात येतो, असेही त्यांनी सांगितले. यावेळी मान्यवरांच्या हस्ते हिरवी झेंडी दाखवून तिरंगा रॅलीला रवाना करण्यात आले. ‘भारत माता की जय, वंदे मातरम्’ अशा घोषणा देत विद्यार्थ्यांची तिरंगा रॅली बाबुपेठ परिसरातून काढण्यात आली. ००० शांतता समितीची बैठक संपन्न नंदुरबार, दिनांक 16 : आगामी गणेशोत्सव आणि ईद हे सण शांततेत व उत्साहात पार पाडण्यासाठी जिल्हा प्रशासनाने व्यापक तयारीची रूपरेषा आखली आहे. जिल्हाधिकारी कार्यालयाच्या सभागृहात भरलेल्या शांतता समितीच्या बैठकीत पालकमंत्री ॲड. माणिकराव कोकाटे यांनी सुरक्षितता आणि पायाभूत सुविधांबाबत स्पष्ट निर्देश दिले. पालकमंत्र्यांनी सांगितले की, गणेशोत्सव विसर्जन मिरवणुकीच्या मार्गावर सीसीटीव्ही कॅमेरे बसविण्यासाठी स्वतंत्र 7 कोटी 50 लाखांची आर्थिक तरतूद केली आहे. याशिवाय, नागरिकांच्या जीवितास धोका ठरणाऱ्या लोंबकळणाऱ्या विद्युत तारांची तात्काळ दुरुस्ती करण्याचे आदेश वीज महावितरण कंपनीच्या अधिकाऱ्यांना देण्यात आले. “विसर्जन मार्ग सुरक्षित, प्रकाशमय आणि अडथळामुक्त ठेवणे ही प्रशासनाची प्राथमिक जबाबदारी आहे,” असे कोकाटे म्हणाले. यावेळी पालकमंत्र्यांनी अंडरग्राउंड वीज तारा टाकण्यासाठी अंदाजपत्रक (Estimate) तयार करण्यासही सांगितले. पुढील काळात कार्यवाही जलद व्हावी यासाठी, गणेशोत्सवापूर्वी किमान दोन महिने आधी शांतता समितीची बैठक घेण्याची पद्धत राबवावी, अशीही सूचना त्यांनी केली. यामुळे समस्या ओळखणे, नियोजन आणि अंमलबजावणी यांना पर्याप्त वेळ मिळेल,असे त्यांनी स्पष्ट केले. बैठकीस आमदार चंद्रकांत रघुवंशी, आमदार आमश्या पाडवी, आमदार राजेश पाडवी, जिल्हाधिकारी डॉ. मिताली सेठी, पोलीस अधीक्षक श्रवण दत्त एस, जिल्हा परिषदेचे मुख्य कार्यकारी अधिकारी नमन गोयल, सहाय्यक जिल्हाधिकारी अनय नावंदर, अंजली शर्मा, निवासी श्रीमती कल्पना ठुबे, उपजिल्हाधिकारी (प्रशासन) प्रमोद भामरे, डॉ. अभिजीत मोरे, शांतता समितीचे सदस्य व संबंधित विभागाचे प्रमुख, गणेश मंडळांचे पदाधिकारी य उपस्थित होते. शहरातील प्रमुख मुद्द्यांवर सदस्यांनी सूचना मांडल्या असून मांडलेल्या प्रत्येक सूचनेची अंमलबजावणी करण्याचे आश्वासन पालकमंत्र्यांनी दिले. “गणेशोत्सव आणि ईद या दोन्ही सणांवर कोणतेही गालबोट लागू नये, हीच अपेक्षा. प्रशासन सर्वतोपरी मदत करेल; मात्र नागरिकांनीही सहकार्याची भूमिका ठेवणे तितकेच महत्त्वाचे आहे,” असे कोकाटे यांनी नमूद केले. पालकमंत्री ॲड. कोकाटे म्हणाले की, गणेशोत्सव व ईद-ए-मिलाद हे दोन्ही सण एकत्र येत असून सर्व समाजबांधवांनी हे सण शांततेत पार पाडावेत. शांतता समितीच्या सर्व सदस्यांना ओळखपत्रांचे वाटप करण्यात येईल. गणेश विसर्जन मिरवणुकीदरम्यान कोणताही अनुचित प्रकार घडणार नाही याची दक्षता मंडळाच्या अध्यक्षांनी व पोलिस प्रशासनाने घ्यावी आणि नागरिकांनीही सहकार्य करावे. गणेश मंडळांनी सामान्य नागरिकांनी त्रास होणार नाही असेच देखावे सादर करावेत. अमली पदार्थ विरोधी तसेच समाजप्रबोधनपर देखावे सादर करण्यास प्राधान्य द्यावे, तर राजकीय देखावे सादर करू नयेत. राज्य शासन आपल्या पाठीशी खंबीरपणे उभे आहे, असेही त्यांनी स्पष्ट केले. गणेश विसर्जन मिरवणुकीच्या मार्गावरील विद्युत प्रवाहाची दुरुस्ती करावी तसेच लोकप्रतिनिधी, प्रशासकीय अधिकारी आणि गणेश मंडळाचे अध्यक्ष यांनी समन्वयातून गणेश विसर्जन मिरवणूक शांततेत पार पाडावी, असेही त्यांनी सांगितले. तसेच, जिल्ह्यातील शहादा, नंदुरबार व गुजरातमधील काही गणेश मंडळांची मूर्ती विसर्जनासाठी सारंगखेडा व प्रकाशा नदीपात्रात आणली जाते. त्यामुळे तेथील दोन्ही पुलांच्या बाजूंची तात्पुरत्या स्वरूपात दुरुस्ती करावी, असेही निर्देश पालकमंत्री कोकाटे यांनी यावेळी दिले. 000 नंदुरबार, दिनांक 16 (जिमाका) : स्वातंत्र्य दिनाच्या निमित्ताने पालकमंत्री यांच्या हस्ते सामाजिक न्याय भवनात तृतीयपंथी कक्षाचे उद्घाटन करण्यात आले. यावेळी जिल्हाधिकारी डॉ. मित्ताली सेठी, जिल्हा परिषदेचे मुख्य कार्यकारी अधिकारी नमन गोयल, उपविभागीय अधिकारी तथा सहाय्यक जिल्हाधिकारी अंजली शर्मा, समाज कल्याण विभागाचे सहाय्यक आयुक्त सुंदरसिंग वसावे व समाज कल्याण निरीक्षक विवेकानंद चव्हाण उपस्थित होते. तृतीयपंथी कक्षाच्या माध्यमातून तृतीयपंथीय बांधवांच्या तक्रारींचे निवारण, त्यांना शासनाच्या पात्र योजनांचा लाभ मिळवून देणे तसेच शंभर टक्के उद्दिष्ट साध्य करणे हे ध्येय निश्चित करण्यात आले आहे. संजय गांधी निराधार योजना, घरकुल योजना, आबा कार्ड, आरोग्य विमा योजना, कौशल्य विकास प्रशिक्षण यांसह शिक्षण, आरोग्य, रोजगार, सामाजिक समावेश व हक्क संरक्षण यासाठी हा कक्ष कार्यरत राहणार आहे. महाराष्ट्रातील अशा प्रकारचा हा दुसरा स्वतंत्र कक्ष असून, नंदुरबार जिल्ह्यासाठी हा महत्त्वाचा टप्पा ठरला आहे. या उपक्रमासाठी समाज कल्याण विभागाबरोबरच विघ्नहर्ता, नंदुरबार नवचैतन्य फाउंडेशन, नवनिर्माण, नंदुरबार व सीवायडीए, नंदुरबार या स्वयंसेवी संस्थांनी सहकार्य केले. तृतीयपंथीय समाजाच्या सर्वांगीण विकासासाठी शासन व सामाजिक संस्था मिळून सातत्याने प्रयत्नशील राहणार असल्याचे सहाय्यक आयुक्त श्री. वसावे यांनी सांगितले. 000 000 सांगली, दि. १६ (जि. मा. का.) : राज्याचे उपमुख्यमंत्री अजित पवार यांनी आज इस्लामपूर येथे तहसील कार्यालय समोरील छत्रपती शिवाजी महाराज व भारतरत्न डॉ. बाबासाहेब आंबेडकर यांच्या पुतळ्यास पुष्पहार अर्पण करून अभिवादन केले. याप्रसंगी जिल्हाधिकारी अशोक काकडे, पोलीस अधीक्षक संदीप घुगे, अपर पोलीस अधीक्षक कल्पना बारवकर, वाळवा उपविभागीय अधिकारी श्रीनिवास अर्जुन, तहसीलदार सचिन पाटील, इस्लामपूर नगरपरिषदेचे मुख्याधिकारी पृथ्वीराज पाटील, इस्लामपूर नगरपरिषदेचे माजी नगराध्यक्ष निशिकांत पाटील आदि मान्यवर व नागरिक उपस्थित होते. बारामती, दि. १५: नटराज नाट्य कला मंडळाच्यावतीने उभारण्यात राष्ट्रध्वज स्तंभ तरुण पिढीला देशभक्तीची प्रेरणा आणि या स्तंभावर फडकणारा तिरंगा नागरिकांना राष्ट्र प्रेमाची आठवण करुन देईल, स्वातंत्र्य दिनी मिळालेल्या या अमूल्य देणगीचे जतन करण्याकरिता सर्वांनी मिळून प्रयत्न करुया, असे आवाहन राज्याचे उपमुख्यमंत्री तथा जिल्ह्याचे पालकमंत्री अजित पवार यांनी केले. नटराज नाट्य कला मंदिराच्या परिसरात सामाजिक उत्तरदायित्व निधीतून उभारण्यात आलेल्या ३० मीटर उंच राष्ट्रध्वज स्तंभाच्या लोकार्पणप्रसंगी ते बोलत होते. यावेळी खासदार सुनेत्रा पवार, उपविभागीय अधिकारी वैभव नावडकर, अपर पोलीस अधीक्षक गणेश बिरादार, उपविभागीय पोलीस अधिकारी डॉ. सुदर्शन राठोड, मुख्याधिकारी पंकज भुसे, नटराज नाट्य कला मंडळाचे अध्यक्ष किरण गुजर, रवींद्र लाड, विविध क्षेत्रातील मान्यवर आदी उपस्थित होते. स्वातंत्र्यलढ्यात बारामतीकरांचा सहभाग श्री. पवार म्हणाले, कविवर्य मोरोपंत यांच्या पदस्पर्शाने पुनीत झालेल्या बारामती शहराला ऐतिहासिक महत्त्व आहे. देशाच्या स्वातंत्र्य लढ्यात विविध देशभक्त आणि क्रांतिकारकांमध्ये बारामतीकरांचा सहभाग होता. सन १९४२ चा लढा तसेच १९४९ च्या स्वातंत्र्य लढ्यात विविध स्वातंत्र्य सैनिक सहभागी झाले होते. नगर परिषदेच्यवतीने सन १९७३ यावर्षी संविधान स्तंभ उभा केला, यामध्ये तालुक्यातील स्वातंत्र्यसंग्रामातील सैनिकांच्या नावांचा शिलालेख समाविष्ट आहे. राष्ट्रध्वज स्वाभिमान, एकता आणि बलिदानाचे प्रतिक राष्ट्रध्वज देशाच्या स्वाभिमान, एकता आणि बलिदानाचे प्रतीक आहे, त्यामधील केशरी रंग हा धैर्य आणि त्याग, पांढरा रंग शांती आणि सत्य आणि हिरवा रंग समृद्धी आणि विश्वास तसेच मध्यभागी असलेले अशोक चक्र कायदा आणि प्रगतीचे प्रतीक आहे. महात्मा गांधी, शहिद भगत सिंग, राणी लक्ष्मीबाई, नेताजी सुभाषचंद्र बोस यासारख्या वीरांनी आपल्या प्राणाची आहुती देवून राष्ट्रध्वज उंचावला आहे. नटराज नाट्य कला मंडळाचे सांस्कृतिक क्षेत्रात मोलाचे योगदान आज शहरात नटराज नाट्य कला मंडळाच्यावतीने उभारण्यात आलेला राष्ट्रध्वज स्तंभ बारामतीकरांकरिता अभिमान आणि आनंदाची बाब आहे. स्तंभ उभारण्याकरिता मंडळाने केलेल्या प्रयत्नाबद्दल कौतुक करुन हा स्तुत्य असा उपक्रम आहे. गेल्या ४५ वर्षात मंडळाचे सांस्कृतिक क्षेत्रात मोलाचे योगदान आहे. स्वातंत्र्य दिनाच्या पार्श्वभूमीवर सामाजिक, ऐतिहासिक, भावस्पर्शी कथनावरील नाटकांचा समावेश असलेले तीन दिवसीय नाट्य महोत्सवाचे सुद्धा आयोजन केले असून या माध्यमातून नागरिकांना दर्जेदार कलाविष्कार पाहायला मिळाला असेल, असा विश्वास श्री. पवार यांनी व्यक्त केला. इंदोर शहराच्या धर्तीवर शहराचा विकास करण्याचा मानस इंदोर शहराच्या धर्तीवर बारामती शहराचा विकास करण्याचा मानस व्यक्त करुन श्री. पवार म्हणाले, शहरात सीसीटीव्ही यंत्रणा, वाहतूक नियंत्रक दिवे बसविण्यात येणार आहे. शहरात अनधिकृत जाहिरात फलक लागणार नाही, स्वच्छता राहिली पाहिजे, कायदा व सुव्यवस्था सुस्थितीत राखली पाहिजे, याबाबत दक्षता घ्यावी. याकरिता नागरिकांनी प्रशासनाच्यावतीने घालून दिलेल्या नियमांचे पालन करावे, नागरिकांना सर्व प्रकारच्या सोई-सुविधा मिळवून देण्याकरिता तालुक्यात विविध विकास कामे सुरु असून नागरिकांनी सहकार्य करावे, तसेच विकास कामाच्या अनुषंगाने विधायक सूचनाही कराव्यात, असे आवाहन उपमुख्यमंत्री श्री. पवार यांनी केले. स्वातंत्र्य दिनाचे औचित्य साधून तीन हत्ती चौकाला ‘तिरंगा सर्कल’ असे नाव देण्यात आले असून या नामफलकाचे श्री. पवार यांच्या हस्ते अनावरण करण्यात आले. उप विभागीय पोलीस अधिकारी डॉ. सुदर्शन राठोड यांना विशेष सेवा पदक प्रदान उप विभागीय पोलीस अधिकारी डॉ. सुदर्शन राठोड यांना गडचिरोली जिल्ह्यात नक्षलवाद्यांच्या हिंसक आणि बेकायदेशीर कारवायांना आळा घालण्याकरिता केलेल्या उल्लेखनीय सेवेबद्दल राज्य शासनाच्यावतीने ‘विशेष सेवा पदक’ जाहीर करण्यात आले, आज उपमुख्यमंत्री श्री. पवार यांच्या हस्ते डॉ. राठोड यांना विशेष सेवा पदक प्रदान करुन त्यांनी गडचिरोली येथे केलेल्या कार्याचे कौतुक केले. यावेळी ‘मेरा भारत महान’ देशभक्तीपर कार्यक्रम आयोजित करण्यात आला, याला नागरिकांचा उत्स्फूर्त प्रतिसाद लाभला. या कार्यक्रमास विविध विभागाचे अधिकारी, कर्मचारी, स्वातंत्र्य सैनिक, माजी सैनिक, त्यांचे कुटुंबीय, पत्रकार, नागरिक मोठ्या संख्येने उपस्थित होते. ००००</w:t>
-      </w:r>
-    </w:p>
-    <w:p>
-      <w:pPr>
-        <w:pStyle w:val="Heading3"/>
-      </w:pPr>
-      <w:r>
-        <w:rPr/>
-        <w:t>Article 676</w:t>
-      </w:r>
-    </w:p>
-    <w:p>
-      <w:pPr>
-        <w:pStyle w:val="Normal"/>
-      </w:pPr>
-      <w:r>
-        <w:rPr/>
-        <w:t>Title: Maharashtra CM Devendra Fadnavis intervenes in August 15 meat ban row, says ‘govt not interested in…’</w:t>
-      </w:r>
-    </w:p>
-    <w:p>
-      <w:pPr>
-        <w:pStyle w:val="Normal"/>
-      </w:pPr>
-      <w:r>
-        <w:rPr/>
-        <w:t xml:space="preserve">URL: </w:t>
-      </w:r>
-      <w:r>
-        <w:t xml:space="preserve"> https://www.livemint.com/news/maharashtra-cm-devendra-fadnavis-intervenes-in-august-15-meat-ban-row-says-govt-not-interested-in-11755089366068.html</w:t>
-      </w:r>
-    </w:p>
-    <w:p>
-      <w:pPr>
-        <w:pStyle w:val="Normal"/>
-      </w:pPr>
-      <w:r>
-        <w:rPr/>
-        <w:t>Content: Maharashtra government is 'not interested in regulating people's food choices', Chief Minister Devendra Fadnavis said, amid the row over some civic bodies in Mumbai ordering the closure of slaughterhouses and shops selling meat on August 15, Independence Day. CM Fadnavis feigned ignorance about the existence of a 37-year-old government resolution (GR) allowing closure of abattoirs on certain days, including Independence Day. He added that municipal corporations take such decisions on their own. As per the details, a few civic bodies in Maharashtra have ordered the closure of slaughterhouses and shops selling meat on August 15, which has triggered a controversy. "The state government is not interested in (knowing) who eats what. We have many other issues to address. Some people even went ahead and called vegetarian people as impotent. This nonsense should stop at once," PTI quoted Fadnavis as saying. On being asked about municipal corporations ordering closure of abattoir on August 15, the CM said, "The state never took such a decision. A government resolution (GR) was issued in August 1988. Municipal corporations take such decisions (ordering closure of slaughterhouses) on their own. Even I was not aware of such a GR existing for such a long period. I also learned about it (GR) through the media. Similar decisions were taken when (Shiv Sena UBT leader) Uddhav Thackeray was chief minister of Maharashtra (November 2019-June 22). Maharashtra Deputy Chief Minister Ajit Pawar had also expressed displeasure over the same, stating that such types of restrictions were generally imposed during religious occasions such as Mahashivratri, Mahavir Jayanti, reported PTI. "It is wrong to impose such a ban. In major cities, people of different castes and religions reside. If it is an emotional issue, then people accept it (ban) for a day. But if you clamp such orders on Maharashtra Day, Independence Day and Republic Day, then it is difficult," PTI quoted Pawar as saying in Tuesday. Earlier in the day, the Chhatrapati Sambhajinagar Municipal Corporation announced the closure of slaughterhouses, outlets and shops selling meat within city limits on two days - August 15, 20. In its order, the Chhatrapati Sambhajinagar Municipal Corporation stated that being August 15 ‘Gokul Ashtami’ – a Hindu festival celebrating the birth of Lord Krishna, and August 20 – marking the beginning of 'Paryushan Parva'- a key festival of the Jain community characterised by fasting and prayers, There will be a ban on slaughtering animals and selling meat in Chhatrapati Sambhajinagar city. Similar order has been passed by Kalyan Dombivali Municipal Corporation (KDMC) in Thane district near Mumbai which directed the closure of meat shops on August 15. Also, Malegaon Municipal Corporation, too, issued such an order. Commenting on the orders, Shiv Sena (UBT) MLA Aaditya Thackeray said that the KDMC commissioner should be suspended because it is not their issue to decide on vegetarian or non-vegetarian food consumption. "It is our decision what to eat and not to eat on Independence Day. We will definitely eat non-veg food. The commissioner should instead address the issue of potholes on streets," Thackeray said. With agency inputs. Stay updated with the latest Trending, India , World and US news. Download the Mint app and read premium stories Log in to our website to save your bookmarks. It'll just take a moment.</w:t>
-      </w:r>
-    </w:p>
-    <w:p>
-      <w:pPr>
-        <w:pStyle w:val="Heading3"/>
-      </w:pPr>
-      <w:r>
-        <w:rPr/>
-        <w:t>Article 677</w:t>
-      </w:r>
-    </w:p>
-    <w:p>
-      <w:pPr>
-        <w:pStyle w:val="Normal"/>
-      </w:pPr>
-      <w:r>
-        <w:rPr/>
-        <w:t>Title: From Talks To Transformation: How News18 SheShakti 2025-Mumbai Outlined India’s Next Leap</w:t>
-      </w:r>
-    </w:p>
-    <w:p>
-      <w:pPr>
-        <w:pStyle w:val="Normal"/>
-      </w:pPr>
-      <w:r>
-        <w:rPr/>
-        <w:t xml:space="preserve">URL: </w:t>
-      </w:r>
-      <w:r>
-        <w:t xml:space="preserve"> https://www.news18.com/india/from-talks-to-transformation-how-news18-sheshakti-2025-mumbai-outlined-indias-next-leap-ws-l-9502140.html</w:t>
-      </w:r>
-    </w:p>
-    <w:p>
-      <w:pPr>
-        <w:pStyle w:val="Normal"/>
-      </w:pPr>
-      <w:r>
-        <w:rPr/>
-        <w:t>Content: The energy at News18 SheShakti 2025 – Mumbai edition, presented by Lions International, was electric. It began with a celebration but quickly moved into a sharper mood of determination. The theme, ‘From Breaking Barriers to Building Bharat’, played out in full as women from politics, governance, business, and social change shared not just stories, but blueprints for action. Women are no longer asking for permission to participate in India’s growth story. Now, they are actively writing it. On the topic of governance, Maharashtra Chief Minister Devendra Fadnavis set a strong goal: to increase the number of women participating in local government bodies from 33% to 50%. Ashwini Bhide, Additional Municipal Commissioner (City), BMC, showed that this change is already happening, with women leading important infrastructure projects in Mumbai. Making Real-Time Impact Sunaina Tomar, Additional Chief Secretary Higher and Technical Education, Government of Gujarat, and Vinita Vaid Singhal, Principal Secretary of the Food, Civil Supplies and Consumer Protection Department, Government of Maharashtra, reminded everyone that real progress often begins with fixing small issues, like school transportation, which in reality are big obstacles to involvement. From Governance To Finance The discussion on the economy became crucial when Priti Rathi Gupta, founder of LXME, shared a shocking fact: women lose Rs 5 crore over their lifetime because of bad financial planning. The funding gap is also a big problem, with women-led start-ups only getting 1-2% of the total required fund they need. However, Laxmi Iyer, Group President – Investments, Bajaj Finserv Ltd and Roshi Jain, Fund Manager at HDFC MF, highlighted that women investors can do better than men, highlighting the need for women to start managing money earlier and feel more confident in their financial choices. Just as financial independence gives women the power to take control of their futures, social change gives them the freedom to live those futures fully. That’s where mental health came into focus. Dr. Neerja Birla, Founder and Chairperson of Aditya Birla Education Trust, who has been advocating for the cause for years, once faced almost empty press conferences. Today, with the country more open to these conversations, her journey proves that persistence can shift how an entire society thinks about critical issues. By the end of the evening, one thing was clear: SheShakti is no longer just about asking for a place at the table. It’s about redesigning the table itself. The conversations in Mumbai didn’t just show what needs to be fixed, they also gave clear steps forward: pass laws to increase women’s representation, remove everyday access barriers, close the gap in financial knowledge and funding, and make it easier to talk about mental health. Swipe Left For Next Video If these steps are taken, they could help create a progressive India led by women, not in the future, but right now. Know more here. Latest Blogs</w:t>
-      </w:r>
-    </w:p>
-    <w:p>
-      <w:pPr>
-        <w:pStyle w:val="Heading3"/>
-      </w:pPr>
-      <w:r>
-        <w:rPr/>
-        <w:t>Article 678</w:t>
-      </w:r>
-    </w:p>
-    <w:p>
-      <w:pPr>
-        <w:pStyle w:val="Normal"/>
-      </w:pPr>
-      <w:r>
-        <w:rPr/>
-        <w:t>Title: Maharashtra govt brings back iconic sword of Maratha commander Raghuji Raje Bhonsle auctioned for Rs 47.15 lakh to Mumbai</w:t>
-      </w:r>
-    </w:p>
-    <w:p>
-      <w:pPr>
-        <w:pStyle w:val="Normal"/>
-      </w:pPr>
-      <w:r>
-        <w:rPr/>
-        <w:t xml:space="preserve">URL: </w:t>
-      </w:r>
-      <w:r>
-        <w:t xml:space="preserve"> https://www.deccanherald.com/india/maharashtra/maharashtra-govt-brings-back-iconic-sword-of-maratha-commander-raghuji-raje-bhonsle-auctioned-for-rs-4715-lakh-to-mumbai-3685565</w:t>
-      </w:r>
-    </w:p>
-    <w:p>
-      <w:pPr>
-        <w:pStyle w:val="Normal"/>
-      </w:pPr>
-      <w:r>
-        <w:rPr/>
-        <w:t>Content: Follow Us : 🚨 BIG BREAKINGThe legendary sword of Maratha general Raghuji Bhonsle I is set to RETURN from London to Maharashtra on Aug 18 — over 250 years after it left India 🚩 pic.twitter.com/ftfOBGimrC Congratulations @Dev_Fadnavis for acquisition of Raghoji Bhonsle’s sword in an auction in the UK. Raghoji led Maratha forces to Trichinopoly (Tiruchirapalli), Odisha and Bengal)Along with Raghunathrao Peshwa’s sword ~ who led Maratha forces to Lahore and Attock ~ Maharashtra can… pic.twitter.com/uYZzPruxzp 🚩आपल्या मराठा साम्राज्यातील एक मौलिक आणि ऐतिहासिक ठेव असलेली, नागपूरच्या भोसले घराण्याचे संस्थापक राजे रघुजी भोसले यांची ऐतिहासिक तलवार ही लिलावात निघाली होती. ती राज्य सरकारने 29 एप्रिल रोजी खरेदी केल्यानंतर, आज त्याचा प्रत्यक्ष ताबा राज्य सरकारकडे आला आहे.माझे सहकारी आणि… pic.twitter.com/gnE4SZORtX Hon’ble Minister of Culture, Adv. Ashish Shelar @ShelarAshish, Government of Maharashtra, received the historically significant 18th-century sword of Raghuji Raje Bhosale, in London today. The sword, re-purchased by Government of Maharashtra, will be handed over to Directorate… https://t.co/yiZY9gGfOC pic.twitter.com/W7pQmAboGi And finally, the day arrived!The iconic sword of the legendary Raghuji Raje Bhonsle has reached Mumbai from London and was brought with due reverence to PL Deshpande Maharashtra Kala Academy, Prabhadevi. Following due procedures, the sword will be thoroughly documented from its… pic.twitter.com/Bq314cP2TD</w:t>
-      </w:r>
-    </w:p>
-    <w:p>
-      <w:pPr>
-        <w:pStyle w:val="Heading3"/>
-      </w:pPr>
-      <w:r>
-        <w:rPr/>
-        <w:t>Article 679</w:t>
-      </w:r>
-    </w:p>
-    <w:p>
-      <w:pPr>
-        <w:pStyle w:val="Normal"/>
-      </w:pPr>
-      <w:r>
-        <w:rPr/>
-        <w:t>Title: Maharashtra government approves recruitment of 15K police personnel</w:t>
-      </w:r>
-    </w:p>
-    <w:p>
-      <w:pPr>
-        <w:pStyle w:val="Normal"/>
-      </w:pPr>
-      <w:r>
-        <w:rPr/>
-        <w:t xml:space="preserve">URL: </w:t>
-      </w:r>
-      <w:r>
-        <w:t xml:space="preserve"> https://www.deccanchronicle.com/nation/maharashtra-government-approves-recruitment-of-15k-police-personnel-1897185</w:t>
-      </w:r>
-    </w:p>
-    <w:p>
-      <w:pPr>
-        <w:pStyle w:val="Normal"/>
-      </w:pPr>
-      <w:r>
-        <w:rPr/>
-        <w:t>Content: Mumbai: In a significant move to strengthen the state’s law enforcement, the Maharashtra government on Tuesday approved the recruitment of around 15,000 police personnel to fill longstanding vacancies across the state. The decision was taken during a cabinet meeting chaired by chief minister Devendra Fadnavis at the Sahyadri Guest House. Notably, deputy chief Minister Eknath Shinde was absent from the meeting. A senior official from the Home Department clarified that the recruitment process will not be conducted by the Maharashtra Public Service Commission (MPSC). Instead, respective district police units will release advertisements for the vacancies in the coming days. “Once these 15,000 posts are filled, there will be no further vacancies to be filled until December 2025,” the official stated. Since the recruitment will be carried out by district police headquarters, cabinet approval and the chief minister’s sanction were required. In a statement, the chief minister office (CMO) said that a one-time special provision has been introduced to allow candidates who had crossed the prescribed age limit in 2022 and 2023 to apply for the relevant posts and participate in the selection process. The recruitment drive follows a review of vacancies in the state police force as of 2024, as well as those expected to arise in 2025. The vacant posts include 10,908 posts of constables, 234 posts of constable drivers, 25 posts of bandsmen, 2,393 posts of armed constables and 554 posts of jail constables. Police Constable and Jail Constable posts fall under Group–C category. “The Police Constable recruitment process is conducted at the district level. For this, an OMR-based written examination will be held. The cabinet also approved delegation of the powers to the Additional Director General of Police, Training and Special Units, for carrying out tasks such as inviting applications, scrutinising them, processing them, conducting the physical tests of candidates, and holding the written examination for those found eligible,” the official said. The Bombay High Court and the Supreme Court had already given the directions to fill the vacant posts. Even the public representatives are also making the repeated demands to fill the vacant posts. “As a result, the recruitment process will now be carried out on priority basis to reduce workload and improve conditions in the police force and prisons,” the officials said. The cabinet also approved staffing for three new police stations in Pune district, which are in the process of being established. The recruitment of these personnel will follow the same procedure as the state-wide drive. A senior official confirmed that the 15,000 personnel will be recruited within the next six months, and the state will require approximately Rs 500 crore annually for their salaries and allowances. Deputy Chief Minister Ajit Pawar welcomed the move, emphasizing the need for additional staff to support the establishment of new police stations. “With rising population in several urban areas, we need to reduce the pressure on our police force. Recruitment of additional personnel is a step in that direction,” he said.</w:t>
-      </w:r>
-    </w:p>
-    <w:p>
-      <w:pPr>
-        <w:pStyle w:val="Heading3"/>
-      </w:pPr>
-      <w:r>
-        <w:rPr/>
-        <w:t>Article 680</w:t>
-      </w:r>
-    </w:p>
-    <w:p>
-      <w:pPr>
-        <w:pStyle w:val="Normal"/>
-      </w:pPr>
-      <w:r>
-        <w:rPr/>
-        <w:t>Title: Rain wreaks havoc in Maharashtra, brings Mumbai to a standstill</w:t>
-      </w:r>
-    </w:p>
-    <w:p>
-      <w:pPr>
-        <w:pStyle w:val="Normal"/>
-      </w:pPr>
-      <w:r>
-        <w:rPr/>
-        <w:t xml:space="preserve">URL: </w:t>
-      </w:r>
-      <w:r>
-        <w:t xml:space="preserve"> https://www.thehindu.com/news/national/maharashtra/rain-wreaks-havoc-in-maharashtra-brings-mumbai-to-a-standstill/article69948564.ece</w:t>
-      </w:r>
-    </w:p>
-    <w:p>
-      <w:pPr>
-        <w:pStyle w:val="Normal"/>
-      </w:pPr>
-      <w:r>
-        <w:rPr/>
-        <w:t>Content: August 19, 2025e-Paper The View From India Looking at World Affairs from the Indian perspective. First Day First Show News and reviews from the world of cinema and streaming. Today's Cache Your download of the top 5 technology stories of the day. Science For All The weekly newsletter from science writers takes the jargon out of science and puts the fun in! Data Point Decoding the headlines with facts, figures, and numbers Health Matters Ramya Kannan writes to you on getting to good health, and staying there The Hindu On Books Books of the week, reviews, excerpts, new titles and features. August 19, 2025e-Paper Updated - August 19, 2025 11:28 am IST - Mumbai People, including children, and vehicles wade through waterlogged Veera Desai Road at Andheri West after heavy rainfall, in Mumbai on August 18, 2025. | Photo Credit: ANI At least seven people lost their lives, five have been reported missing, over 800 villages were affected, and four lakh hectares of cropland were destroyed due to heavy rainfall in Maharashtra. Rescue and relief operations were underway in at least four villages, even as 206 villagers were rescued by the National Disaster Response Force (NDRF), State Disaster Response Force (SDRF), and the armed forces in Nanded district. Several houses were damaged, and livestock was lost due to heavy rainfall. The downpour brought Mumbai to a standstill after 177 mm of rain was reported within six hours on Monday (August 18, 2025). Chief Minister Devendra Fadnavis held a review meeting of all State government officials at the disaster control headquarters in the State Secretariat and ordered the preparedness of the administrative machinery. “Between August 18 and August 21, there are chances of heavy rainfall. Around 16 districts are on red or orange alert,” Mr. Fadnavis said after the briefing. At several places, including Mumbai and Thane, schools and colleges announced a holiday on Tuesday (August 19, 2025) in view of the red alert. Panchanamas have been ordered in several districts. The Maharashtra government is also in touch with the governments of Telangana and Karnataka in order to discharge excess water from dams to avoid flooding in Maharashtra. The situation at Almatti dam is being reviewed closely, Mr. Fadnavis said. Due to the heavy downpour of over 200 mm since Sunday (August 17, 2025) evening, and 177 mm within six hours on Monday (August 18, 2025), life was affected in the financial capital. Several flights were diverted, schools shut, buses rerouted, and local trains delayed. The Brihanmumbai Metropolitan Corporation (BMC) announced a holiday for schools and colleges only by noon on Monday (August 18, 2025), leading to chaos as most schools assemble in the morning. Severe waterlogging was reported in several low-lying areas as vehicles remained stuck in traffic snarls for hours, leading to transport disruptions. The India Meteorological Department (IMD) issued a red alert for the city and its neighbouring districts. Authorities appealed to citizens to avoid unnecessary travel. Offices were asked to let employees leave early. The rains triggered several incidents. A protection wall constructed by the Mumbai Metropolitan Region Development Authority collapsed in Chembur’s New Ashok Nagar on Sunday (August 18, 2025), damaging seven shanties but causing no injuries. In another incident, a school bus carrying six children and two staff members was stranded in knee-deep water in Matunga for more than half an hour before being rescued by the police. Local train services, considered Mumbai’s lifeline, were running late by 10-20 minutes, with waterlogging on some Central Railway and Harbour Line tracks causing delays. Bus services of the Brihanmumbai Electric Supply and Transport (BEST) undertaking were diverted at several locations, including Chembur, Sion, Wadala, and Hindmata. At Chhatrapati Shivaji Maharaj International Airport, nine flights had to attempt “go-arounds” before landing, while one was diverted to Surat till noon. Airlines, including IndiGo, SpiceJet, and Akasa Air, advised passengers to leave early for the airport and check flight updates regularly. Over two days, seven people lost their lives due to rain and rain-related incidents. Of them, six casualties were from Marathwada. In Nanded, three people died, while two people died in Beed and one in Hingoli. “Maximum number of places on red alert are in Konkan (coastal Maharashtra). Several rivers in the State have crossed danger level. In Chhatrapati Sambhajinagar division, Beed, Nanded, and Latur are on high alert. Flooding is likely there. In Mukhed in Nanded, there was a cloudburst-like situation with 206 mm rainfall in a short span. 150 cattle are likely to have died. Five people have been swept away. Many people were stuck. NDRF, SDRF, military have reached for rescue operations; 206 people have been rescued from one village. Rescue operations are on in four other villages. In Chhatrapati Sambhajinagar region alone, 800 villages have been affected, one lakh hectares of farmland has been affected. In Nagpur region, Chandrapur and Gadchiroli are on orange alert, and south Gadchiroli has a flood-like situation. In Amravati region, Akola has a flood-like situation. Two lakh hectares of cropland has been affected in this region,” Mr. Fadnavis said. The IMD has forecast heavy to very heavy rainfall at a few places, and extremely heavy showers at isolated locations in Mumbai, Thane, and Raigad till Tuesday (August 19, 2025). Ratnagiri was also placed on red alert, while Palghar, Sindhudurg, Aurangabad, Hingoli, Jalgaon, Jalna, Nanded, and Parbhani remained under orange alert. Published - August 18, 2025 10:38 pm IST Maharashtra / Mumbai / rains / weather / weather news Copyright© 2025, THG PUBLISHING PVT LTD. or its affiliated companies. All rights reserved. BACK TO TOP Terms &amp; conditions | Institutional Subscriber Comments have to be in English, and in full sentences. They cannot be abusive or personal. Please abide by our community guidelines for posting your comments. We have migrated to a new commenting platform. If you are already a registered user of The Hindu and logged in, you may continue to engage with our articles. If you do not have an account please register and login to post comments. Users can access their older comments by logging into their accounts on Vuukle.</w:t>
-      </w:r>
-    </w:p>
-    <w:p>
-      <w:pPr>
-        <w:pStyle w:val="Heading3"/>
-      </w:pPr>
-      <w:r>
-        <w:rPr/>
-        <w:t>Article 681</w:t>
-      </w:r>
-    </w:p>
-    <w:p>
-      <w:pPr>
-        <w:pStyle w:val="Normal"/>
-      </w:pPr>
-      <w:r>
-        <w:rPr/>
-        <w:t>Title: Maharashtra government not interested in regulating people's food choices CM Fadnavis</w:t>
-      </w:r>
-    </w:p>
-    <w:p>
-      <w:pPr>
-        <w:pStyle w:val="Normal"/>
-      </w:pPr>
-      <w:r>
-        <w:rPr/>
-        <w:t xml:space="preserve">URL: </w:t>
-      </w:r>
-      <w:r>
-        <w:t xml:space="preserve"> https://www.theweek.in/wire-updates/national/2025/08/13/bom19-mh-meat-ban-fadnavis.html</w:t>
-      </w:r>
-    </w:p>
-    <w:p>
-      <w:pPr>
-        <w:pStyle w:val="Normal"/>
-      </w:pPr>
-      <w:r>
-        <w:rPr/>
-        <w:t>Content: Mumbai, Aug 13 (PTI) The Maharashtra government was not interested in regulating people's food choices, Chief Minister Devendra Fadnavis said on Wednesday and described as "unnecessary" the raging controversy over closure of abattoirs and meat shops in some cities on Independence Day.He feigned ignorance about the existence of a 37-year-old government resolution (GR) allowing closure of abattoirs on certain days, including Independence Day, and noted municipal corporations take such decisions on their own.Some civic bodies in Maharashtra have ordered the closure of slaughterhouses and shops selling meat on August 15, triggering a controversy."The state government is not interested in (knowing) who eats what. We have many other issues to address," Fadnavis told reporters here."Some people even went ahead and called vegetarian people as impotent. This nonsense should stop at once," he said.Asked about some municipal corporations ordering closure of abattoir on August 15, the CM, "The state never took such a decision. A government resolution (GR) was issued in August 1988. Municipal corporations take such decisions (ordering closure of slaughterhouses) on their own. Even I was not aware of such a GR existing for such a long period.""I also learned about it (GR) through the media. Similar decisions were taken when (Shiv Sena UBT leader) Uddhav Thackeray was chief minister of Maharashtra (November 2019-June 22)," he opined.Deputy Chief Minister Ajit Pawar on Tuesday expressed displeasure over some civic bodies ordering the closure of slaughterhouses and shops selling meat on August 15, saying it was wrong to impose such a ban.Such types of restrictions are generally imposed considering faith-related sensitivities on occasions like Ashadhi Ekadashi, Mahashivratri, Mahavir Jayanti, Pawar said."It is wrong to impose such a ban. In major cities, people of different castes and religions reside. If it is an emotional issue, then people accept it (ban) for a day. But if you clamp such orders on Maharashtra Day, Independence Day and Republic Day, then it is difficult," Pawar told reporters.Civic bodies of Kalyan Dombivali in Thane district near Mumbai, Chhatrapati Sambhajinagar and Nagpur have issued orders directing the closure of meat shops on August 15. There are reports that the Malegaon Municipal Corporation in Nashik district, too, has issued such an order. (This story has not been edited by THE WEEK and is auto-generated from PTI) 'Declare wet drought, grant Rs 50,000 per hectare aid': Congress demands relief for Maharashtra farmers ICC ODI Rankings: Virat Kohli, Rohit Sharma 'go missing' from Top 10 before retirement? ‘Coolie’ vs ‘War 2’ day 6 box office collection: As excitement falters, so does the box office Job losses, setback for payment apps like Razorpay, PhonePe! Dream11, My11Circle ban killing online gaming sector? Meta rolls out AI audio translations for Reels: How it works and why it matters Copyright © 2024 All rights reserved</w:t>
-      </w:r>
-    </w:p>
-    <w:p>
-      <w:pPr>
-        <w:pStyle w:val="Heading3"/>
-      </w:pPr>
-      <w:r>
-        <w:rPr/>
-        <w:t>Article 682</w:t>
+        <w:t>Article 622</w:t>
       </w:r>
     </w:p>
     <w:p>
@@ -788,7 +47,7 @@
       </w:pPr>
       <w:r>
         <w:rPr/>
-        <w:t>Article 683</w:t>
+        <w:t>Article 623</w:t>
       </w:r>
     </w:p>
     <w:p>
@@ -827,7 +86,7 @@
       </w:pPr>
       <w:r>
         <w:rPr/>
-        <w:t>Article 684</w:t>
+        <w:t>Article 624</w:t>
       </w:r>
     </w:p>
     <w:p>
@@ -836,7 +95,7 @@
       </w:pPr>
       <w:r>
         <w:rPr/>
-        <w:t>Title: CNN-News18 Town Hall to focus on key civic issues ahead of Mumbai BMC elections</w:t>
+        <w:t>Title: Fadnavis Assesses Regulations Before Ganeshotsav 2025</w:t>
       </w:r>
     </w:p>
     <w:p>
@@ -848,7 +107,7 @@
         <w:t xml:space="preserve">URL: </w:t>
       </w:r>
       <w:r>
-        <w:t xml:space="preserve"> https://bestmediainfo.com/mediainfo/mediainfo-digital/cnn-news18-town-hall-to-focus-on-key-civic-issues-ahead-of-mumbai-bmc-elections-9652582</w:t>
+        <w:t xml:space="preserve"> https://www.indiaherald.com/Politics/Read/994841630/Fadnavis-Assesses-Regulations-Before-Ganeshotsav-</w:t>
       </w:r>
     </w:p>
     <w:p>
@@ -857,7 +116,7 @@
       </w:pPr>
       <w:r>
         <w:rPr/>
-        <w:t>Content: 0 By clicking the button, I accept the Terms of Use of the service and its Privacy Policy, as well as consent to the processing of personal data. Don’t have an account? Signup Powered by : Follow Us New Delhi: CNN-News18 is scheduled to host its Mumbai edition of the Town Hall on August 13, 2025. Following the Defence Edition, this event is themed “Ballot, BMC, and the Battle for Mumbai” and will focus on the leaders, changemakers, and cultural voices influencing the city’s future. Over the years, the Town Hall platform has brought together key figures from politics, business, and entertainment to debate national issues and discuss significant policies. As Mumbai prepares for the Brihanmumbai Municipal Corporation (BMC) elections after eight years, conversations around local issues and urban challenges have intensified. At this pivotal moment, CNN-News18 Town Hall will bring together leaders and changemakers to discuss citizen expectations, governance priorities, and the evolving aspirations of the city’s residents. This edition will also explore Mumbai’s cultural fabric, particularly its iconic film industry. The Town Hall will include discussions on contemporary cinema trends and feature voices shaping the future of Indian cinema. Sessions at the event include “Ballot, BMC and The Battle for Mumbai,” featuring Maharashtra Chief Minister Devendra Fadnavis and Deputy Chief Minister Eknath Shinde. Aaditya Thackeray, MLA, Shiv Sena (UBT), will participate in “Pride &amp; Progress: Is Mumbai’s Future Regional?” Another session, “The Millennial Ministers,” will bring together Aditi Tatkare, Minister for Women and Child Development; Nitesh Rane, Minister of Fisheries &amp; Ports; and Yogesh Kadam, Minister of State for Home (Urban), all from the Maharashtra government. Filmmaker Mohit Suri will also take part in a session titled “Love, Loss and Legacy,” discussing his recent directorial work. Smriti Mehra, CEO, English &amp; Business News at Network18, said, “After the success of ‘CNN-News18 Town Hall – The Defence Edition’, we are proud to return with a renewed focus on issues that make national headlines in our upcoming Town Hall in Mumbai. As India’s No. 1 English news channel for more than 3 years, CNN-News18 continues to spotlight local concerns and amplify meaningful conversations through this impactful format.” Zakka Jacob, Managing Editor, added, “CNN-News18 Town Hall is back with its Mumbai edition, spotlighting the theme ‘Ballot, BMC, and the Battle for Mumbai.’ This edition will highlight key issues faced by Mumbaikars, as politicians and leaders come together to shape and share their vision for the city. With the upcoming BMC elections, these conversations are more relevant than ever. This Town Hall edition is intended to serve as a powerful platform for dialogue, accountability, and citizen-centric conversation at a crucial moment for Mumbai’s civic future.” The event will be broadcast live on CNN-News18 on August 13, 2025 at 4 PM, and will also be available on the channel’s YouTube platform. Subscribe to our Newsletter! Share this article If you liked this article share it with your friends.they will thank you later</w:t>
+        <w:t>Content: As the city prepares for the grand Ganeshotsav festivities, maharashtra leader minister devendra fadnavis convened a key law and order evaluation assembly on the Sahyadri guest house in mumbai on Wednesday, august thirteen, to check security measures for the imminent Ganesha pageant. Maharashtra director fashionable of police (DGP) rashmi Shukla, mumbai police Commissioner Deven Bharti, and numerous senior police officers participated within the protection assessment assembly. The country government declared 'Sarvajanik Ganeshotsav' the state competition and decided to undergo the costs of establishing and selling the grand party throughout the kingdom. Ganeshotsav 2025: POP Ganesh Idol charges soar; Devotees likely to opt for Shadu Clay. Naresh Dahibavkar, president of the Brihanmumbai Sarvajanik Ganeshotsav Samanvay Samiti (BSGSS) become also present on the meeting chaired by the CM. Dahibavkar stated, "each 12 months we keep our meeting from the law-and-order angle, where we enhance pending matters with the BMC, traffic department, and police department-issues that have been on our time table for the past three-4 months." "For the remaining 2-3 years, you have got visible that round one lakh devotees accumulate during immersion, so right planning is needed for his or her peaceful arrival," stated Dahibavkar. The ten-day competition of Ganeshotsav 2025 will start with ganesh chaturthi (first day of competition) on august 27 and could finish on Ganesh Visarjan, also called Anant Chaturdashi, on september 6, 2025. Disclaimer: This content has been sourced and edited from Indiaherald. While we have made adjustments for clarity and presentation, the unique content material belongs to its respective authors and internet site. We do not claim possession of the content material. Empowering 140+ Indians within and abroad with entertainment, infotainment, credible, independent, issue based journalism oriented latest updates on politics, movies. India Herald Group of Publishers P LIMITED is MediaTech division of prestigious Kotii Group of Technological Ventures R&amp;D P LIMITED, Which is core purposed to be empowering 760+ crore people across 230+ countries of this wonderful world. India Herald Group of Publishers P LIMITED is New Generation Online Media Group, which brings wealthy knowledge of information from PRINT media and Candid yet Fluid presentation from electronic media together into digital media space for our users. With the help of dedicated journalists team of about 450+ years experience; India Herald Group of Publishers Private LIMITED is the first and only true digital online publishing media groups to have such a dedicated team. Dream of empowering over 1300 million Indians across the world to stay connected with their mother land [from Web, Phone, Tablet and other Smart devices] multiplies India Herald Group of Publishers Private LIMITED team energy to bring the best into all our media initiatives such as https://www.indiaherald.com</w:t>
       </w:r>
     </w:p>
     <w:p>
@@ -866,7 +125,7 @@
       </w:pPr>
       <w:r>
         <w:rPr/>
-        <w:t>Article 685</w:t>
+        <w:t>Article 625</w:t>
       </w:r>
     </w:p>
     <w:p>
@@ -875,7 +134,7 @@
       </w:pPr>
       <w:r>
         <w:rPr/>
-        <w:t>Title: Maha Cabinet Clears Recruitment Of 15,000 Cops, Hikes Margin For Fair Price Shopkeepers</w:t>
+        <w:t>Title: National STEM Challenge 2025: Central Zone Winners Announced</w:t>
       </w:r>
     </w:p>
     <w:p>
@@ -887,7 +146,7 @@
         <w:t xml:space="preserve">URL: </w:t>
       </w:r>
       <w:r>
-        <w:t xml:space="preserve"> https://ommcomnews.com/india-news/maha-cabinet-clears-recruitment-of-15000-cops-hikes-margin-for-fair-price-shopkeepers/</w:t>
+        <w:t xml:space="preserve"> https://indiacsr.in/national-stem-challenge-2025-central-zone-winners-announced/</w:t>
       </w:r>
     </w:p>
     <w:p>
@@ -896,7 +155,7 @@
       </w:pPr>
       <w:r>
         <w:rPr/>
-        <w:t>Content: Mumbai: The Maharashtra Cabinet, chaired by Chief Minister Devendra Fadnavis, on Tuesday approved the recruitment of around 15,000 police personnel in the state’s force, and also increased the margins for fair price shopkeepers. CM Fadnavis, during the Monsoon session, had told the state legislature that a major recruitment drive for the police department had been undertaken. This initiative is part of a 150-day programme aimed at restructuring the department, updating rules, ensuring compassionate appointments, and identifying vacancies. He further said that the state government has already recruited 38,802 police personnel between 2022 and 2025. A proposal for recruiting an additional 13,560 police posts has also been submitted. The cabinet also cleared an increase in margins for the fair price shopkeepers in the state. The government distributes foodgrains to ration card holders under the public distribution system. Minister of Food and Civil Supply Chhagan Bhujbal said the cabinet gave approval to increase the margin amount of fair price shopkeepers distributing foodgrains (ration) to eligible beneficiaries of the National Food Security Scheme (Antyodaya Anna Yojana and Priority Families) under the state’s public distribution. Minister Bhujbal said, “The margin rate currently being given to the fair price shopkeepers for distribution of foodgrains to ration card holders through e-POS machines under the public distribution system in the state has been increased by Rs 20 per quintal (Rs 200 per metric ton) to Rs 170 per quintal (Rs 1700 per metric ton). This will result in an estimated annual additional financial burden of Rs 92.71 crore on the state exchequer.” He said that for the past several days, there has been a demand for an increase in the margin of the fair price shopkeepers. Many meetings were also held in this regard. “The government was positive about the demands of the fair price shopkeepers, so today the cabinet has decided to increase the margin of the fair price shopkeepers,” he added. Further, the cabinet also decided to provide viability gap funding for Solapur-Pune-Mumbai air travel. The cabinet also gave approval to relax the guarantor conditions in various loan schemes implemented by corporations under the jurisdiction of the Department of Social Justice and Special Assistance. The government guarantee extended for five years. (IANS) © 2025 - Ommcom News. All Rights Reserved. Login to your account below Remember Me Please enter your username or email address to reset your password. - Select Visibility -PublicPrivate © 2025 - Ommcom News. All Rights Reserved.</w:t>
+        <w:t>Content: On 18 August, the Hon’ble Chief Minister of Maharashtra, Devendra Fadnavis, will grace the Awards &amp; Grand Finale Ceremony MUMBAI (India CSR): The Central Zone of the Brillio National STEM Challenge 2025, organised by Brillio in partnership with STEM Learning, celebrated the outstanding achievements of young innovators from government and government-aided schools across Bihar, Chhattisgarh, Madhya Pradesh, Jharkhand, and Uttar Pradesh. This year, the Central Zone saw 125 students from multiple schools competing in cluster rounds, with 18 exceptional students earning their place in the Zonal Round. These students came from schools in places such as Seoni, Jehanabad, Motihari, Latehar, Chhatarpur, Mandla, and Varanasi, representing the depth of talent across the heartland of India. Supported by leading corporations under their Corporate Social Responsibility (CSR) initiatives, these students demonstrated remarkable talent in science and mathematics model making, technology tinkering, and engineering design, applying their creativity to solve real-world problems. The young champions of the competition showcased exceptional talent, creativity, and determination, proving that age is no barrier to innovation. From intricate models to imaginative tinkering projects, each participant brought a unique spark to the event. Krishna Namdev and Ramavtar Jatav impressed everyone with their top-ranking performances in the Tinkering Competition, while Anant, Shivam, and Anisha excelled in Model Making, claiming the first position. Young minds like Samar, Shani, and Aanand demonstrated promising skills, securing second place with their detailed creations. Meanwhile, Md Ayan Mansuri, Anupam Sen, and Abhishek Biyar stood out for their inventive tinkering ideas, earning them the third position. Together, these bright minds represent the future of innovation, collaboration, and creative problem-solving. List of Winners *** The Grand Finale of the National STEM Challenge 2024-25 will be held on 18 August 2025 at Ravindra Natya Mandir, Mumbai, bringing together India’s brightest young innovators on a single platform. The event will feature live STEM competitions including the Science &amp; Math Model Making Contest, Tech Engineering Tinkering Competition, and the Speedy Car Challenge, along with interactive sessions between students and eminent scientists. The National STEM Challenge (NSC) is India’s largest inclusive STEM competition, uniting young minds from across the nation to showcase their skills in Science, Technology, Engineering, and Mathematics. The 2025 edition is being held in five zones — North, South, East, West, and Central — and aims to bridge educational gaps by providing equal opportunities to students from government and government-aided schools. The Grand Finale in Mumbai will feature live competitions, exhibitions, and the launch of India’s First ESG Lab by the Hon’ble Chief Minister of Maharashtra. *** Speaking on the occasion, Ashutosh Pandit, Founder of STEM Learning, said: “The National STEM Challenge is more than a competition; it is a movement to ignite curiosity and problem-solving skills in students. We are immensely proud of our Central Zone participants and look forward to seeing our winners shine in Mumbai.” *** Adding to this, Abhishek Ranjan, Head – ESG, Brillio, said: “At Brillio, we believe that empowering students with STEM skills is investing in the nation’s future. The creativity, innovation, and determination shown by these young minds from the Central Zone are truly inspiring. We are committed to expanding opportunities for every child to explore, learn, and lead through technology.” *** Corporate Social Responsibility (CSR) initiatives play a crucial role in expanding STEM learning opportunities to underserved communities. By funding labs, training teachers, and supporting competitions like the National STEM Challenge, corporates are helping create a pipeline of skilled, confident, and innovation-driven students. This collaboration not only enhances employability but also contributes to building a future-ready workforce aligned with India’s vision for technological and scientific leadership. Also Read CSR: Maharashtra CM Devendra Fadnavis to Inspire Young Innovators at National STEM Challenge 2025 Grand Finale in Mumbai I India CSR नेशनल STEM चैलेंज 2024-25 का ग्रैंड फिनाले 18 अगस्त को मुंबई में I India CSR National STEM Challenge: Grand Finale Set for August 18 in Mumbai I India CSR नॅशनल STEM चॅलेंज: ग्रँड फिनाले मुंबईत १८ ऑगस्टला (India CSR) India CSR is the largest media on CSR and sustainability offering diverse content across multisectoral issues on business responsibility. It covers Sustainable Development, Corporate Social Responsibility (CSR), Sustainability, and related issues in India. Founded in 2009, the organisation aspires to become a globally admired media that offers valuable information to its readers through responsible reporting. With mentors from Colombia, Spain, Japan, and India, Elevate offers a unique platform for holistic growth. India CSR is the largest tech-led platform for information on CSR and sustainability in India offering diverse content across multisectoral issues. It covers Sustainable Development, Corporate Social Responsibility (CSR), Sustainability, and related issues in India. Founded in 2009, the organisation aspires to become a globally admired media that offers valuable information to its readers through responsible reporting. To enjoy the premium services, we invite you to partner with us. Follow us on social media: India CSR is a free media platform that provides up-to-date information on CSR, Sustainability, ESG, and SDGs. They need reader support to continue delivering honest news. Donations of any amount are appreciated. Help save India CSR. Copyright © 2025 - India CSR | All Rights Reserved Login to your account below Remember Me Please enter your username or email address to reset your password. Copyright © 2025 - India CSR | All Rights Reserved</w:t>
       </w:r>
     </w:p>
     <w:p>
@@ -905,85 +164,7 @@
       </w:pPr>
       <w:r>
         <w:rPr/>
-        <w:t>Article 686</w:t>
-      </w:r>
-    </w:p>
-    <w:p>
-      <w:pPr>
-        <w:pStyle w:val="Normal"/>
-      </w:pPr>
-      <w:r>
-        <w:rPr/>
-        <w:t>Title: Independence Day celebrated with patriotic fervour, gaiety across the country</w:t>
-      </w:r>
-    </w:p>
-    <w:p>
-      <w:pPr>
-        <w:pStyle w:val="Normal"/>
-      </w:pPr>
-      <w:r>
-        <w:rPr/>
-        <w:t xml:space="preserve">URL: </w:t>
-      </w:r>
-      <w:r>
-        <w:t xml:space="preserve"> https://www.newsonair.gov.in/independence-day-celebrated-with-patriotic-fervour-gaiety-across-the-country/</w:t>
-      </w:r>
-    </w:p>
-    <w:p>
-      <w:pPr>
-        <w:pStyle w:val="Normal"/>
-      </w:pPr>
-      <w:r>
-        <w:rPr/>
-        <w:t>Content: Download Mobile App Site Admin | August 15, 2025 2:11 PM On the occasion of the 79th Independence Day, the National Flag was hoisted at various places in the country In Arunachal Pradesh, main Independence Day function was held at IG Park, Itanagar, where Chief Minister Pema Khandu hoisted the National Flag and took salute from the parade. The ceremonial march past featured various uniformed contingents, NCC cadets, Scouts and Guides, and schoolchildren. In his address, Mr Khandu said that today Arunachal Pradesh’s per capita income has more than doubled by 105 percent proving that development is reaching the people and lives are improving across the state. He said that the state government has declared 2025-2035 as the Decade of Hydropower. The Chief Minister announced that in the next three years alone the government will kick off new hydropower projects worth two Lakh Crore rupees adding another 19 GW of capacity in the state. The celebrations also featured spectacular and vibrant cultural performances by various artists. Earlier in the morning, Governor Lt. Gen. K.T. Parnaik (Retd.) hoisted the National Flag at Raj Bhawan in Itanagar.Speaking on the occasion the Governor said that the state stands in an era of rapid change and immense opportunity. Maharashtra Chief Minister Devendra Fadnavis today hoisted the national flag at Mantralaya in Mumbai to mark India’s 79th Independence Day. Addressing the gathering, he hailed the Operation Sindoor and asserted that Indian armed forces destroyed terrorist establishments in Pakistan with extreme precision and demonstrated India’s military might on the global level. He congratulated all the officers and soldiers who were a part of this operation. Governor C.P. Radhakrishnan hoisted the National Tricolor at the Council Hall in Pune. Nagaland joined the nation in celebrating the Independence Day with a vibrant display of cultural performances. A state-level programme was held at the Nagaland Civil Secretariat Plaza in Kohima, where Chief Minister Neiphiu Rio hoisted the National Flag and took the Salute from the parade contingents. Addressing the citizens, the Chief Minister paid tribute to the freedom fighters and brave martyrs who secured the country’s freedom and safeguarded its future. He said their courage, sacrifice, and selfless service will forever inspire generations to come. Mr. Rio said the ongoing Naga Peace Process is a symbol of hope for a lasting solution that fulfills the aspirations of the Naga people. He added that his government has been actively facilitating the peace process and called upon everyone to work together for a peaceful resolution that ensures justice and dignity for all. He noted that substantial progress has been made on the issue of the Frontier Nagaland Territory, with the latest tripartite talks between representatives of the Government of India, the Government of Nagaland, and the Nga organisation ENPO held on 23rd July this year in Delhi. Highlighting the developmental activities of his government, the Chief Minister announced that the state government is setting up a Skill Centre for construction workers with a budget of three crore rupees. He also announced the launch of a programme to provide access to core employability skills for rural youth, using a mobile Morung Skill Van, with a budget outlay of one crore rupees Flag hoisting programmes were also organized at various important institutions in Mumbai. Various cultural and social programs have been organised all over the city. All important buildings have been decorated in tri-colour lights. In Assam, main state function of Independence Day was held at Veterinary Play Ground in Guwahati. Chief Minister Dr. Himanta Biswa Sarma hoisted the tri-colour and took salute from the parade. Akashvani Correspondent reports, Chief Minister Dr. Himanta Biswa Sarma while addressing at the Independence Day celebration program in Guwahati said that Assam is one of the three fastest developing states in India. Mr. Sarma thanked Prime Minister Shri Narendra Modi for all round support to his government. He said that several major development projects materialised in the State due active support from the Central Government. The Chief Minister further informed that the State received record breaking investment from domestic as well as international industrial groups. The Chief Minister said that first-of-its-kind approach in the country, his government started the Co-district concept across the State. At present, 49 co-districts have been operational and government plans to establish another 29 co-districts. The co-districts are seen as a crucial reform aimed at decentralizing administration as they have jurisdiction on the services like land revenue, administrative and magisterial powers, food and civil supplies, excise, disaster management, development and welfare work of the people. On the occasion of Independence Day, Chhattisgarh Chief Minister Vishnu Deo Sai hoisted the National Flag and took the salute of the parade at the Police Parade Ground in Raipur. Addressing the gathering, he urged the people of the state to adopt indigenous products in the interest of the nation.He announced the launch of the Mukhyamantri Nagar Utthan Yojana to improve urban infrastructure in the state. Mr Saoi also announced the introduction of the Police Commissionerate system in Raipur, as well as the commencement of the Mukhyamantri Gramin Bus Seva Yojana in Bastar and Sarguja divisions. In Madhya Pradesh, the state level function of Independence Day was organized in Bhopal where Chief Minister Dr. Mohan Yadav hoisted the national flag. Governor Mangu Bhai Patel hoisted the tricolor in Pachmarhi. Cabinet ministers of the state and district collectors hoisted the flag at various district headquarters. In his address, the Chief Minister said that 55 lakh hectares of area is being irrigated in the state. He said that Madhya Pradesh is the first state in the country where the project to link rivers has been started. He said that the state stood second in the country by building 38 lakh houses under the Pradhan Mantri Awas Yojana. Also, more than 8 lakh urban families have also been provided with concrete houses. Dr. Yadav said that under the leadership of Prime Minister Narendra Modi, Madhya Pradesh is the leading state to implement the National Education Policy 2020. Independence Day was also celebrated in all district headquarters, where Ministers and MLAs hoisted the National Flag. In Bihar, the 79th Independence Day is being celebrated with full patriotic feelings. The main state level function was held historical Gandhi Maidan in Patna, where Chief Minister Nitish Kumar hoisted the national flag. Addressing the people, he announced that his government is focused on jobs and employment to youths and in next five years one crore jobs and employment opportunities will be given to the youths. The Chief Minister announced reduction of fees for preliminary stage of competitive examinations organised by the Bihar Public Service Commission and other exam holding bodies to nominal 100 rupees. He also announced fees waiver to candidates, who appear in mains examination of state competition. Mr Kumar enumerated several achievements of his government in health, education, infrastructure law and order. The Chief Minister said seven new medical colleges will be set up in Lakhisarai, Sheikhpura, Sheohar, Arwal, Rohtas, Katihar and Kishanganj. He also expressed his gratitude to Prime Minister Narendra Modi led government for providing financial assistance and other help under special packages for infrastructure development, flood mitigation and agriculture for Bihar. The 79th Independence Day is being celebrated across Odisha with much enthusiasm. Chief Minister Mohan Charan Majhi hoisted the National Flag at the Mahatma Gandhi Marg in Bhubaneswar during the state-level celebrations this morning and took salute of the parade. In his address, Mr Majhi highlighted achievements of his government and outlined the roadmap for the state development. He said the state government has been working to strengthen education, health care, and infrastructure, with special focus on welfare measures for senior citizens. The Chief Minister said, industrialisation across all districts of Odisha remains a priority, with special emphasis on setting up pharmaceutical companies to make the state a pharma hub. Mr Majhi also said, plans are in place to empower youth through various schemes. In Punjab, the 79th Independence Day is being celebrated with full gaiety and fervour. The state-level function was held at Faridkot, where Chief Minister Bhagwant Mann hoisted the National Flag. The Cabinet ministers of the state hoisted the flag at various district headquarters. Punjab Governor and Administrator Union Territory Chandigarh Gulab Chand Kataria hoisted the tricolor in Chandigarh. The Border Security Force, the first line of defence, celebrated the Independence Day at all its units in Punjab. Director General of the BSF, Daljeet Singh Chawdhary hoisted the National Flag at its base in Khasa, Amritsar. Whereas, the flag hoisting ceremony was also held at Attari border where DIG of BSF, SS Chandel hoisted the tricolor. In Tripura, Independence Day was celebrated with great patriotic fervour. Chief Minister Dr. Manik Saha led the state-level celebrations at the Assam Rifles ground in Agartala, hoisting the tricolour and taking the salute from marching contingents of State Police, TSR, BSF, CRPF, Assam Rifles, and NCC cadets. In Gujarat, Chief Minister Bhupendra Patel hoisted the National Flag on Independence Day in the historic city of Porbandar, the birthplace of Mahatma Gandhi. Addressing the people on the occasion, Mr Patel said that after decades of independence, India has now become self-reliant with indigenous technology made in the country. He called upon citizens to embrace their voluntary responsibilities and actively participate in the nation’s development journey. The event was marked by spectacular demonstrations by police personnel and a vibrant display of cultural performances that reflected the diversity and spirit of India. To balance urban rural development, the Chief Minister announced the approval of over 100 town planning schemes aimed at the systematic growth of even the smallest urban centers. He revealed that Geographic Information Systems-based development plans will be formulated at 55 towns with populations under one lakh, bringing modern planning tools to emerging urban areas. To ensure that rural Gujarat is not left behind, the Chief Minister unveiled the Mukhyamantri Gramodyan Yojana, a visionary initiative designed to bring structured development to villages alongside cities. The five-year scheme will be backed by a budgetary provision of 100 crore rupees and will focus on the comprehensive development of Gram Panchayats not yet integrated into municipal structures. Haryana Chief Minister Nayab Singh Saini hoisted the flag at the state level Independence Day function held in Rohtak today and saluted all the known and unknown martyrs, freedom fighters and brave sons. Chief Minister said that the first spark of the revolution of 1857 erupted from Ambala Cantonment. Referring to the steps taken for the welfare of the families of martyred soldiers, Mr Saini said that the ex-gratia amount for the families of soldiers martyred in the war has been increased to one crore. The government has given jobs to 410 dependents of the martyrs and also decided to give 10 percent reservation in jobs to Agniveers. The Chief Minister also recalled the achievements of his government in various fields. Independence Day was celebrated in Tamil Nadu with national fervour and pride. Chief Minister M.K.Stalin hoisted the National Flag at Fort St. George in Chennai. The District collectorates were decorated with tricolour lights and festoons. Our correspondent reports that the State Government arranged the customary food feast at all big temples. Akashvani correspondent reports, in Chennai, flags and festoons of tri colour flew at the Government buildings and at the public places displaying national festivity. Flags were hoisted amidst the music rendition of Sare Jahan Se Acha and Vande Matharam. Events also included traditional art performances with national flag formations and RPF dog shows displaying their courage and bravery in saving victims from fire and other dangers by the Southern Railway. Cycle rallies were also part of the celebrations today where people displayed Tiranga upholding National integration. Chief Minister’s Award was given to those who contributed to the Nation’s development and for those who rendered excellent social service to the Society by the Tamilnadu Government. The award includes ISRO Chairman Narayanan, Prof. Kadar Mohideen, IAS Officers Lakshmi Priya, Azhagu Meena and Gagarlal Usha. In his speech, the Chief Minister highlighted health and education. He said that true freedom means upholding the ideals of our freedom fighters envisioned so that every person can live with equality, dignity and respect. The Principal Chief Commissioner of Chennai Customs ARS Kumar in his speech after hoisting the National Flag referred to the recent tariff imposed by the US and said that the Indian export community is facing turbulent times in the wake of high economic tariff from the United States. The hard-hit export sector needs incentives to strengthen the economy. In Jammu &amp; Kashmir, the 79th Independence Day was celebrated with patriotic fervor and passion. Chief Minister Omar Abdullah unfurled the National Flag at the iconic Bakhshi Stadium in Srinagar. Addressing a large gathering, the Chief Minister outlined key initiatives aimed at uplifting the region’s socio-economic landscape. He said his government’s annual budget was designed to provide relief and strengthen sectors critical to the region’s growth. Mr Abdullah said that additionally, the innovative Mission Yuva scheme has opened alternative employment avenues for over 4.5 lakh youth. He added that the constituency development fund for MLAs was raised from three crore rupees to four crore rupees to drive local welfare and infrastructure projects. Mr Abdullah also paid floral tributes at the Balidan Stambh in Srinagar, honoring the supreme sacrifices of the martyrs. In Ladakh, Independence Day was celebrated with great enthusiasm and patriotic fervour at the Khree Sultan Choo Sports Stadium Kargil. Chairman and Chief Executive Councillor, LAHDC Kargil, Dr. Mohammed Jaffar Akhone, hoisted the National Flag and took the salute at the ceremonial parade. Addressing the gathering, Dr. Akhone highlighted the achievements of the Government, particularly in the apricot sector, developmental works, and sports. An impressive march past was presented by contingents of the Police, NCC, and students from various schools, accompanied by the Police Band. The celebration also featured a vibrant cultural programme with patriotic performances and a drama by the Ranthag Theater Group. Later, the Chief Guest felicitated individuals with outstanding achievements and distributed mementoes and awards among the participants. 6 hours ago 10 hours ago 12 hours ago 3 hours ago 12 hours ago Privacy Policy | Copyright © 2025 News On Air. All rights reserved Last Updated: 20th Aug 2025 | Visitors: 1480625</w:t>
-      </w:r>
-    </w:p>
-    <w:p>
-      <w:pPr>
-        <w:pStyle w:val="Heading3"/>
-      </w:pPr>
-      <w:r>
-        <w:rPr/>
-        <w:t>Article 687</w:t>
-      </w:r>
-    </w:p>
-    <w:p>
-      <w:pPr>
-        <w:pStyle w:val="Normal"/>
-      </w:pPr>
-      <w:r>
-        <w:rPr/>
-        <w:t>Title: Maharashtra Police Bharti 2025: Mega Recruitment Drive to Hire 15,000 Personnel in Various Posts Announced; Check Details</w:t>
-      </w:r>
-    </w:p>
-    <w:p>
-      <w:pPr>
-        <w:pStyle w:val="Normal"/>
-      </w:pPr>
-      <w:r>
-        <w:rPr/>
-        <w:t xml:space="preserve">URL: </w:t>
-      </w:r>
-      <w:r>
-        <w:t xml:space="preserve"> https://www.lokmattimes.com/maharashtra/maharashtra-police-bharti-2025-mega-recruitment-drive-to-hire-15000-personnel-in-various-posts-announced-check-details-a517/</w:t>
-      </w:r>
-    </w:p>
-    <w:p>
-      <w:pPr>
-        <w:pStyle w:val="Normal"/>
-      </w:pPr>
-      <w:r>
-        <w:rPr/>
-        <w:t>Content: Marathi | Hindi FOLLOW US : City By Lokmat Times Desk | Updated: August 12, 2025 14:32 IST2025-08-12T14:19:44+5:302025-08-12T14:32:54+5:30 Maharashtra Police Bharti 2025 News: The CM Devendra Fadnavis-led government approved the recruitment drive to hire 15,000 police personnel in the Maharashtra Police Department at the state cabinet meeting held on Tuesday, August 12. The recruitment process, which was delayed for the past few months, has now been approved by the state government, creating a lot of wait among young candidates. Also Read | TMC Job Hiring: 1,773 Vacancies Announced Across Multiple Departments - Know the Details Here. Through this recruitment drive, employment opportunities in the state will increase significantly, and the police force will include new and fresh faces. After the announcement by the Mahayuti Government, an advertisement regarding police recruitment is also likely to be published soon on the official website of the Maharashtra Police Department at mahapolice.gov.in. Apart from this, the Cabinet has taken four more important decisions. #मंत्रिमंडळनिर्णय (संक्षिप्त)#CabinetDecisionspic.twitter.com/cENvHe1Gia— MAHARASHTRA DGIPR (@MahaDGIPR) August 12, 2025Interested candidates aspiring for police recruitment should start preparing from now. They must thoroughly prepare for all three stages, including physical test, written test and for personal interview. Once the official recruitment advertisement is published, candidates should carefully check the eligibility criteria, required documents and application process before applying.Open in app #मंत्रिमंडळनिर्णय (संक्षिप्त)#CabinetDecisionspic.twitter.com/cENvHe1Gia Interested candidates aspiring for police recruitment should start preparing from now. They must thoroughly prepare for all three stages, including physical test, written test and for personal interview. Once the official recruitment advertisement is published, candidates should carefully check the eligibility criteria, required documents and application process before applying. FOLLOW US : Copyright ©2025 Lokmat Media Pvt Ltd</w:t>
-      </w:r>
-    </w:p>
-    <w:p>
-      <w:pPr>
-        <w:pStyle w:val="Heading3"/>
-      </w:pPr>
-      <w:r>
-        <w:rPr/>
-        <w:t>Article 688</w:t>
+        <w:t>Article 626</w:t>
       </w:r>
     </w:p>
     <w:p>
@@ -1022,7 +203,7 @@
       </w:pPr>
       <w:r>
         <w:rPr/>
-        <w:t>Article 689</w:t>
+        <w:t>Article 627</w:t>
       </w:r>
     </w:p>
     <w:p>
@@ -1061,46 +242,7 @@
       </w:pPr>
       <w:r>
         <w:rPr/>
-        <w:t>Article 690</w:t>
-      </w:r>
-    </w:p>
-    <w:p>
-      <w:pPr>
-        <w:pStyle w:val="Normal"/>
-      </w:pPr>
-      <w:r>
-        <w:rPr/>
-        <w:t>Title: कामाख्या मंदिरात 65 रेडे कापून सरकार सत्तेत आले तो प्रसाद म्हणून सुद्धा खाल्ला, अशा सरकारचे जनक फडणवीस सांगतात शाकाहारी व्हा, असली थोतांड बंद करा; संजय राऊतांचा हल्लाबोल</w:t>
-      </w:r>
-    </w:p>
-    <w:p>
-      <w:pPr>
-        <w:pStyle w:val="Normal"/>
-      </w:pPr>
-      <w:r>
-        <w:rPr/>
-        <w:t xml:space="preserve">URL: </w:t>
-      </w:r>
-      <w:r>
-        <w:t xml:space="preserve"> https://marathi.abplive.com/news/maharashtra/sanjay-raut-on-devendra-fadnavis-says-government-came-to-power-by-cutting-water-buffalo-at-kamakhya-temple-and-even-ate-it-as-prasad-and-fadnavis-says-become-a-vegetarian-stop-this-nonsense-1376830</w:t>
-      </w:r>
-    </w:p>
-    <w:p>
-      <w:pPr>
-        <w:pStyle w:val="Normal"/>
-      </w:pPr>
-      <w:r>
-        <w:rPr/>
-        <w:t>Content: Sanjay Raut on Devendra Fadnavis: महाराष्ट्रामध्ये 15 ऑगस्टला काही महानगरपालिका क्षेत्रांमध्ये मांसाहारी दुकाने बंद (Non veg Ban) ठेवण्याच्या मुद्द्यावरुन वाद निर्माण झाला आहे. मांसाहार बंदीचा निर्णय करण्यात आल्यानंतर संतप्त प्रतिक्रिया उमटत आहेत. आज (13 ऑगस्ट) शिवसेना खासदार संजय राऊत यांनी या सरकारच्या निर्णयावर घणाघाती प्रहार केला. त्याचबरोबर मुख्यमंत्री देवेंद्र फडणवीस यांच्याकडून हा निर्णय देत असतानाच महाराष्ट्राचे तत्कालीन मुख्यमंत्री शरद पवार यांचा सुद्धा त्या संदर्भातील निर्णय असल्याचं सांगत आपल्या निर्णयाचे समर्थन केलं. मात्र, संजय राऊत यांनी आज देवेंद्र फडणवीस यांच्यावर जोरदार प्रहार केला. संजय राऊत म्हणाले की शरद पवार मुख्यमंत्री राहून किती काळ लोटला? तुमच्याकडे अशा प्रकारे कोणी मागणी केली होती का? फडणवीसांना या संदर्भात काही माहिती आहे का? अशी विचारणा राऊत यांनी केली. ते पुढे म्हणाले की केव्हाचे आदेश बाहेर काढले जात आहेत. मनोहर जोशी मुख्यमंत्री होते मग तत्पूर्वी शरद पवार मुख्यमंत्री होते. मात्र, शरद पवार अशा पद्धतीने जर बंदी करत असेल तर ते आश्चर्य असल्याचे ते म्हणाले. अशी थोतांड करू नका, असं संजय राऊत यांनी सुनावलं. ते पुढे म्हणाले की 15 ऑगस्ट हा धार्मिक सण नसून तो विजयोत्सव आहे. मात्र भाजपकडून प्रत्येक सणाला धार्मिक सण म्हणून पाहिले जात असल्याचे ते म्हणाले. तुम्हाला हवं तर पुरणपोळ्यांच्या पार्ट्या द्या, असा टोला सुद्धा लगावला. ते म्हणाले की हे सरकार रेडे कापून सत्तेत आले आणि त्या रेड्यांचा प्रसाद म्हणूनही खाल्ला गेला. कामाख्या देवीच्या मंदिरामध्ये रेडे, बकरे कापून सत्तेत आलेल्यांना मांसाहाराचा तिटकारा का यावा? अशी विचारणा सुद्धा त्यांनी केली. ते म्हणाले की 65 रेडे कापण्यात आले आणि रेडे कापल्यानंतर त्याचा प्रसाद म्हणून सुद्धा खावा लागतो ही तेथील परंपरा असल्याचे संजय राऊत म्हणाले. इतर प्राणी सुद्धा त्या ठिकाणी कापले जातात आणि त्यानंतर मांसाहार करावा लागतो. अशा सरकारचे जनक फडणवीस जर शाकाहारी व्हा म्हणून सांगत असतील तर थोतांडपणा बंद करा, असा टोला त्यांनी लगावला. इतर महत्वाच्या बातम्या We use cookies to improve your experience, analyze traffic, and personalize content. By clicking "Allow All Cookies", you agree to our use of cookies.</w:t>
-      </w:r>
-    </w:p>
-    <w:p>
-      <w:pPr>
-        <w:pStyle w:val="Heading3"/>
-      </w:pPr>
-      <w:r>
-        <w:rPr/>
-        <w:t>Article 691</w:t>
+        <w:t>Article 628</w:t>
       </w:r>
     </w:p>
     <w:p>
@@ -1130,7 +272,7 @@
       </w:pPr>
       <w:r>
         <w:rPr/>
-        <w:t>Content: हिंदी | English बुधवार २० ऑगस्ट २०२५ FOLLOW US : शहरं व्हिडीओ सखी आणखी By ऑनलाइन लोकमत | Updated: August 12, 2025 13:02 IST2025-08-12T13:01:35+5:302025-08-12T13:02:23+5:30 Maharashtra Police Bharti 2025: गेल्या अनेक दिवसांपासून ज्या भरतीची तरूण वाट पाहत होते, त्या १५ हजार पोलीस भरतीला मंजुरी देण्यात आली आहे. मुख्यमंत्री देवेंद्र फडणवीस यांच्या उपस्थितीत राज्य मंत्रिमंडळाची बैठक मंत्रालयात पार पडली. या बैठकीत गृह विभागाने मांडलेला १५ हजार पोलीस भरतीच्या प्रस्तावाला मान्यता देण्यात आली आहे. राज्य मंत्रिमंडळात घेतलेले महत्त्वाचे निर्णय महाराष्ट्र पोलिस दलात सुमारे १५००० पोलिस भरतीस मंजुरी (गृह विभाग) राज्यातील रास्त भाव दुकानदारांच्या मार्जिनमध्ये वाढ. सार्वजनिक वितरण व्यवस्थेअंतर्गत शिधापत्रिकाधारकांना अन्नधान्य वितरण (अन्न, नागरी पुरवठा विभाग) सोलापूर-पुणे-मुंबई हवाई प्रवासाकरिता Viability Gap Funding निधी देण्याचा निर्णय (विमानचालन विभाग) सामाजिक न्याय व विशेष सहाय्य विभागाच्या अखत्यारीत महामंडळांमार्फत राबविण्यात येणाऱ्या विविध कर्ज योजनेतील जामीनदाराच्या अटी शिथिल. शासन हमीस पाच वर्षासाठी मुदतवाढ (सामाजिक न्याय व विशेष सहाय्य विभाग) दुकानदारांचा नफा वाढणार राज्यातील सार्वजनिक वितरण व्यवस्था अंतर्गत शिधापत्रिकाधारकांना ई-पॉस मशीनद्वारे अन्नधान्याच्या वितरणासाठी रास्त भाव दुकानदारांना सध्या देण्यात येणाऱ्या ₹१५०/- रुपये प्रति क्विंटल (₹१५०० प्रति मेट्रिक टन) या मार्जिन दरामध्ये ₹२०/- प्रति क्विंटल (₹२०० प्रति मेट्रिक टन) एवढी वाढ करून त्यांना ₹१७०/- प्रति क्विंटल (₹१७०० प्रति मेट्रिक टन) मार्जिन देण्यास मान्यता देण्यात आली आहे. यामुळे राज्याच्या तिजोरीवर अंदाजित वार्षिक ₹९२.७१ कोटी इतका अतिरिक्त आर्थिक भार पडणार आहे. गेल्या अनेक दिवसांपासून रास्त भाव दुकानदारांची मार्जिनमध्ये वाढ करण्याची मागणी होती. याबाबत अनेक बैठका देखील पार पडल्या होत्या. रास्त भाव दुकानदारांच्या मागण्यांबाबत सरकार सकारात्मक होते त्यामुळे आज मंत्रिमंडळाने रास्त भाव दुकानदारांच्या मार्जिनमध्ये वाढ करण्याचा निर्णय घेतला आहे अशी माहिती अन्न नागरी पुरवठा व ग्राहक संरक्षण मंत्री छगन भुजबळ यांनी दिली. २ महिन्यात ७० टक्के पोलीस भरती पूर्ण गेल्या दोन महिन्यांत राज्य पोलीस दलाने दोन महिन्यांत ७० टक्के भरती प्रक्रिया पूर्ण केली आहे. २०२२ - २०२३ वर्षातील १७ हजार ४७१ शिपायांची रिक्त पदे भरण्यासाठी यावर्षी १९ जून पासून मैदानी चाचण्या सुरू झाल्या. त्यात ११ हजार ९५६ पदांसाठी उमेदवार निवडण्यात आले असून त्यांना नियुक्ती पत्रे देण्याची प्रक्रिया सुरू झाली आहे. पोलीस शिपाई ९,५९५, चालक पोलीस शिपाई १,६८६ बॅण्डस्मन ४१, सशस्त्र पोलीस शिपाई- ४,३४९ पदे, कारागृह शिपाई १,८०० पदे असे एकूण १७,४७१ पदे भरण्याकरीता जाहिरात देण्यात आली होती. त्यासाठी एकूण १६ लाख ८८ हजार ७८५ उमेदवारांचे अर्ज झाले होते. १९ जून २०२४ पासून मैदानी चाचणी, कौशल्य चाचणी व नंतर लेखी परीक्षा घेण्यात आली अशी माहिती राजाचे अतिरिक्त पोलिस महासंचालक (प्रशिक्षण व खास पथके) राजकुमार व्हटकर यांनी दिली होती. FOLLOW US : Copyright © 2025 Lokmat Media Pvt Ltd</w:t>
+        <w:t>Content: हिंदी | English शुक्रवार २२ ऑगस्ट २०२५ FOLLOW US : शहरं व्हिडीओ सखी आणखी By ऑनलाइन लोकमत | Updated: August 12, 2025 13:02 IST2025-08-12T13:01:35+5:302025-08-12T13:02:23+5:30 Maharashtra Police Bharti 2025: गेल्या अनेक दिवसांपासून ज्या भरतीची तरूण वाट पाहत होते, त्या १५ हजार पोलीस भरतीला मंजुरी देण्यात आली आहे. मुख्यमंत्री देवेंद्र फडणवीस यांच्या उपस्थितीत राज्य मंत्रिमंडळाची बैठक मंत्रालयात पार पडली. या बैठकीत गृह विभागाने मांडलेला १५ हजार पोलीस भरतीच्या प्रस्तावाला मान्यता देण्यात आली आहे. राज्य मंत्रिमंडळात घेतलेले महत्त्वाचे निर्णय महाराष्ट्र पोलिस दलात सुमारे १५००० पोलिस भरतीस मंजुरी (गृह विभाग) राज्यातील रास्त भाव दुकानदारांच्या मार्जिनमध्ये वाढ. सार्वजनिक वितरण व्यवस्थेअंतर्गत शिधापत्रिकाधारकांना अन्नधान्य वितरण (अन्न, नागरी पुरवठा विभाग) सोलापूर-पुणे-मुंबई हवाई प्रवासाकरिता Viability Gap Funding निधी देण्याचा निर्णय (विमानचालन विभाग) सामाजिक न्याय व विशेष सहाय्य विभागाच्या अखत्यारीत महामंडळांमार्फत राबविण्यात येणाऱ्या विविध कर्ज योजनेतील जामीनदाराच्या अटी शिथिल. शासन हमीस पाच वर्षासाठी मुदतवाढ (सामाजिक न्याय व विशेष सहाय्य विभाग) दुकानदारांचा नफा वाढणार राज्यातील सार्वजनिक वितरण व्यवस्था अंतर्गत शिधापत्रिकाधारकांना ई-पॉस मशीनद्वारे अन्नधान्याच्या वितरणासाठी रास्त भाव दुकानदारांना सध्या देण्यात येणाऱ्या ₹१५०/- रुपये प्रति क्विंटल (₹१५०० प्रति मेट्रिक टन) या मार्जिन दरामध्ये ₹२०/- प्रति क्विंटल (₹२०० प्रति मेट्रिक टन) एवढी वाढ करून त्यांना ₹१७०/- प्रति क्विंटल (₹१७०० प्रति मेट्रिक टन) मार्जिन देण्यास मान्यता देण्यात आली आहे. यामुळे राज्याच्या तिजोरीवर अंदाजित वार्षिक ₹९२.७१ कोटी इतका अतिरिक्त आर्थिक भार पडणार आहे. गेल्या अनेक दिवसांपासून रास्त भाव दुकानदारांची मार्जिनमध्ये वाढ करण्याची मागणी होती. याबाबत अनेक बैठका देखील पार पडल्या होत्या. रास्त भाव दुकानदारांच्या मागण्यांबाबत सरकार सकारात्मक होते त्यामुळे आज मंत्रिमंडळाने रास्त भाव दुकानदारांच्या मार्जिनमध्ये वाढ करण्याचा निर्णय घेतला आहे अशी माहिती अन्न नागरी पुरवठा व ग्राहक संरक्षण मंत्री छगन भुजबळ यांनी दिली. २ महिन्यात ७० टक्के पोलीस भरती पूर्ण गेल्या दोन महिन्यांत राज्य पोलीस दलाने दोन महिन्यांत ७० टक्के भरती प्रक्रिया पूर्ण केली आहे. २०२२ - २०२३ वर्षातील १७ हजार ४७१ शिपायांची रिक्त पदे भरण्यासाठी यावर्षी १९ जून पासून मैदानी चाचण्या सुरू झाल्या. त्यात ११ हजार ९५६ पदांसाठी उमेदवार निवडण्यात आले असून त्यांना नियुक्ती पत्रे देण्याची प्रक्रिया सुरू झाली आहे. पोलीस शिपाई ९,५९५, चालक पोलीस शिपाई १,६८६ बॅण्डस्मन ४१, सशस्त्र पोलीस शिपाई- ४,३४९ पदे, कारागृह शिपाई १,८०० पदे असे एकूण १७,४७१ पदे भरण्याकरीता जाहिरात देण्यात आली होती. त्यासाठी एकूण १६ लाख ८८ हजार ७८५ उमेदवारांचे अर्ज झाले होते. १९ जून २०२४ पासून मैदानी चाचणी, कौशल्य चाचणी व नंतर लेखी परीक्षा घेण्यात आली अशी माहिती राजाचे अतिरिक्त पोलिस महासंचालक (प्रशिक्षण व खास पथके) राजकुमार व्हटकर यांनी दिली होती. FOLLOW US : Copyright © 2025 Lokmat Media Pvt Ltd</w:t>
       </w:r>
     </w:p>
     <w:p>
@@ -1139,7 +281,46 @@
       </w:pPr>
       <w:r>
         <w:rPr/>
-        <w:t>Article 692</w:t>
+        <w:t>Article 629</w:t>
+      </w:r>
+    </w:p>
+    <w:p>
+      <w:pPr>
+        <w:pStyle w:val="Normal"/>
+      </w:pPr>
+      <w:r>
+        <w:rPr/>
+        <w:t>Title: Maharashtra Police Bharti 2025: सरकारची मोठी घोषणा! पोलीस विभागात 15,000 जागांसाठी मेगा भरती जाहीर</w:t>
+      </w:r>
+    </w:p>
+    <w:p>
+      <w:pPr>
+        <w:pStyle w:val="Normal"/>
+      </w:pPr>
+      <w:r>
+        <w:rPr/>
+        <w:t xml:space="preserve">URL: </w:t>
+      </w:r>
+      <w:r>
+        <w:t xml:space="preserve"> https://www.jaimaharashtranews.com/maharashtra-marathi-news/governments-big-announcement-mega-recruitment-announced-for-15000-posts-in-the-police-department/39848</w:t>
+      </w:r>
+    </w:p>
+    <w:p>
+      <w:pPr>
+        <w:pStyle w:val="Normal"/>
+      </w:pPr>
+      <w:r>
+        <w:rPr/>
+        <w:t>Content: Friday, August 22, 2025 08:48:58 AM महाराष्ट्र सरकारने मंगळवारी झालेल्या राज्य मंत्रिमंडळाच्या बैठकीत महाराष्ट्र पोलीस विभागात 15 हजार पोलिस कर्मचाऱ्यांच्या भरतीस मंजुरी दिली आहे. Jai Maharashtra News Tuesday, August 12 2025 03:43:36 PM Maharashtra Police Bharti 2025: मुख्यमंत्री देवेंद्र फडणवीस यांच्या नेतृत्वाखालील महाराष्ट्र सरकारने मंगळवारी झालेल्या राज्य मंत्रिमंडळाच्या बैठकीत महाराष्ट्र पोलीस विभागात 15 हजार पोलिस कर्मचाऱ्यांच्या भरतीस मंजुरी दिली आहे. गेल्या काही महिन्यांपासून रखडलेल्या या भरती प्रक्रियाला गती मिळणार आहे. सरकारच्या या घोषणेमुळे तरुण उमेदवारांमध्ये मोठी उत्सुकता आणि आनंदाचा वातावरण तयार झाले आहे. ही मोठी भरती मोहीम महाराष्ट्रात रोजगाराच्या संधी वाढविण्यासाठी आणि पोलीस दलात नवीन ऊर्जा आणण्यासाठी महत्त्वाची ठरणार आहे. राज्यातील विविध विभागांमध्ये विविध पदांसाठी ही भरती होणार असून, त्यात कॉन्स्टेबल, सहाय्यक उपनिरीक्षक यांसारख्या पदांचा समावेश आहे. या भरतीच्या माध्यमातून महाराष्ट्र पोलीस दलात तरुण, सक्षम आणि प्रशिक्षित कर्मचाऱ्यांची भर पडणार आहे. हेही वाचा - Netravati Express Stop : चाकरमान्यांसाठी आनंदाची बातमी ! नेत्रावती एक्सप्रेस 'या' स्ठानकातही थांबणार मंत्रिमंडळाच्या निर्णयानंतर, महाराष्ट्र पोलीस विभागाच्या अधिकृत संकेतस्थळावर (mahapolice.gov.in) लवकरच भरतीची अधिकृत जाहिरात प्रकाशित होण्याची शक्यता आहे. या जाहिरातीमध्ये पात्रता निकष, अर्ज प्रक्रियेची माहिती, आवश्यक कागदपत्रे आणि चाचणी संबंधित सर्व तपशील दिले जातील. या भरती प्रक्रियेत उमेदवारांना शारीरिक चाचणी, लेखी परीक्षा आणि वैयक्तिक मुलाखत या तीन टप्प्यांमधून जाणे आवश्यक आहे. #मंत्रिमंडळनिर्णय (संक्षिप्त)#CabinetDecisions pic.twitter.com/cENvHe1Gia— MAHARASHTRA DGIPR (@MahaDGIPR) August 12, 2025 #मंत्रिमंडळनिर्णय (संक्षिप्त)#CabinetDecisions pic.twitter.com/cENvHe1Gia याशिवाय, मंत्रिमंडळाने या भरतीसोबतच चार इतर महत्त्वाचे निर्णयही मंजूर केले आहेत, ज्यामुळे पोलीस दलाच्या कार्यक्षमतेत वाढ होईल आणि शासनव्यवस्था अधिक सुदृढ होईल. याबाबत अधिकृत माहिती लवकरच राज्य सरकारकडून देण्यात येणार आहे. महाराष्ट्र सरकारच्या या निर्णयामुळे राज्यातील हजारो तरुणांना सरकारी नोकरी मिळण्याची मोठी संधी प्राप्त होणार आहे. शहरांपासून ग्रामीण भागांपर्यंत पोलीस दलाची कार्यक्षमता वाढविण्यासाठी या भरती मोहिमेचे मोठे महत्त्व आहे. सरकारकडून दिलेल्या माहितीनुसार, भरती प्रक्रियेतील सर्व टप्पे पारदर्शक व न्याय्य पद्धतीने पार पाडले जातील. त्यामुळे पात्र आणि इच्छुक उमेदवारांनी संधी गमावू नये, असे आवाहनही सरकारकडून करण्यात आले आहे. हेही वाचा - Mumbai Stray Dog Complaints: मुंबईत भटक्या कुत्र्यांच्या 10 हजारहून अधिक तक्रारी; BMC ने मोबाईल अॅपद्वारे सुरू केली तक्रार यंत्रणा मंत्रिमंडळ बैठकीतील इतर महत्त्वाचे निर्णय - सोलापूर-पुणे-मुंबई हवाई प्रवासाकरिता निधी देण्याचा निर्णय आज पार पडलेल्या मंत्रिमंडळ बैठकीत घेण्यात आला आहे. तसेचसामान्य प्रशासन विभाग राज्यातील रास्त भाव दुकानदारांच्या मार्जिनमध्ये वाढ करण्यात येणार असून सार्वजनिक वितरण व्यवस्थेअंतर्गत शिधापत्रिकाधारकांना अन्नधान्य वितरण करण्यात येणार आहे. तसेच सामाजिक न्याय व विशेष सहाय्य विभागाच्या अखत्यारीत महामंडळांमार्फत राबविण्यात येणाऱ्या विविध कर्ज योजनेंतील जामीनदाराच्या अटी शिथिल करण्यात येणार आहेत. Tuesday, August 12 2025 02:37:25 PM 5 यूट्यूबर एल्विश यादवच्या गुरुग्राम येथील घराबाहेर झालेल्या गोळीबारातील मुख्य शूटर इशांत उर्फ इशूला फरीदाबाद क्राईम ब्रांचने एनकाउंटर करत जेरबंद केले. आरोपी उपचाराधीन असून चौकशी सुरू आहे. Avantika parab Friday, August 22 2025 08:12:39 AM राज्यात आज बैलपोळा सण साजरा होत आहे. शेतकऱ्याचा खरा मित्र म्हणून बैलाची पूजा या निमित्ताने केली जाते. Rashmi Mane Friday, August 22 2025 07:41:59 AM आज तुमचा आत्मविश्वास आणि उर्जा असेल. कोणीतरी तुमच्याकडून उसने घेतलेले परत मागायला येऊ शकतो. Ishwari Kuge Friday, August 22 2025 06:38:58 AM जलदगती गोलंदाजांनी जिमऐवजी शक्य तितके धावावे, असे एड्रियन ले रॉक्स यांचे मत आहे. मुख्य प्रशिक्षक गौतम गंभीर यांचेही असेच मत आहे. इंग्लंडमधील पाच कसोटी सामन्यांच्या मालिकेनंतर यावर जास्त भर दिला जातोय. Amrita Joshi Thursday, August 21 2025 10:46:46 PM नाशिक शहरातील खडकाळी परिसरात असलेले दुमजली घर अचानक कोसळले, ज्यात आठ महिलांसह एकूण नऊ जण जखमी झाले. ही इमारत अन्वर शेख यांच्या मालकीची होती. Jai Maharashtra News Thursday, August 21 2025 10:23:32 PM दिन घन्टा मिनेट पुणे नाशिक नागपूर संभाजीनगर कोल्हापुर जय महाराष्ट्र मुनाफा वितरण नगर्ने सञ्चार माध्यम हो । प्रबन्ध सञ्चालक: आमोद नाथ प्याकुरेल प्रबन्ध सञ्चालक: आमोद नाथ प्याकुरेल । प्रधान सम्पादक: अजय भद्र खनाल सूचना विभाग दर्ता नं. ३४३४-२०७८/७९ । हाँडीगाउँ, काठमाडौँ । फोन नं. +९७७ ०१ ५९१६७८८ सूचना विभाग दर्ता नं. ३४३४-२०७८/७९ । हाँडीगाउँ, काठमाडौँ । फोन नं. +९७७ ०१ ५९१६७८८ info@jaimaharashtranews.com</w:t>
+      </w:r>
+    </w:p>
+    <w:p>
+      <w:pPr>
+        <w:pStyle w:val="Heading3"/>
+      </w:pPr>
+      <w:r>
+        <w:rPr/>
+        <w:t>Article 630</w:t>
       </w:r>
     </w:p>
     <w:p>
@@ -1178,7 +359,7 @@
       </w:pPr>
       <w:r>
         <w:rPr/>
-        <w:t>Article 693</w:t>
+        <w:t>Article 631</w:t>
       </w:r>
     </w:p>
     <w:p>
@@ -1217,7 +398,7 @@
       </w:pPr>
       <w:r>
         <w:rPr/>
-        <w:t>Article 694</w:t>
+        <w:t>Article 632</w:t>
       </w:r>
     </w:p>
     <w:p>
@@ -1247,7 +428,7 @@
       </w:pPr>
       <w:r>
         <w:rPr/>
-        <w:t>Content: महाराष्ट्र maharashtra ETV Bharat / state By ETV Bharat Marathi Team Published : August 19, 2025 at 10:02 AM IST Updated : August 19, 2025 at 11:51 AM IST मुंबई- सलग दुसऱ्या दिवशी भारतीय हवामान विभागानं मुंबई महानगराला रेड अलर्ट दिला आहे. त्यामुळे बृहन्मुंबई महानगरपालिकेकडून मुंबईतील सर्व शासकीय आणि निमशासकीय कार्यालयांना सुट्टी जाहीर करण्यात आली आहे. यापूर्वीच मुख्यमंत्री देवेंद्र फडणवीस यांनी अतिवृष्टीचा इशारा असल्यानं सुट्टी देण्याचे अधिकार स्थानिक स्वराज्य संस्थांना दिल्याचं स्पष्ट केलं होतं. मुंबईतील सर्व शासकीय, निमशासकीय कार्यालये यांना आज (19 ऑगस्ट 2025) खासगी कार्यालये आणि आस्थापनांनी आपल्या कर्मचाऱ्यांना घरी राहून कामकाज (वर्क फ्रॉम होम) करण्याच्या सूचना द्याव्यात, असे निर्देश ब हन्मुंबई महानगरपालिकेकडून देण्यात आले आहेत. भारतीय हवामान विभागानं आज (19 ऑगस्ट 2025) बृहन्मुंबई महानगरपालिका क्षेत्रात (मुंबई शहर आणि उपनगरे) अतिमुसळधार पावसाचा इशारा (रेड अलर्ट) दिला आहे. त्यानंतर सलग दुसऱ्या दिवशी मुंबईत मुसळधार पाऊस कोसळत आहे. मुंबईत अजूनही पाऊस सुरूच असून आज पहाटे 4 ते सकाळी 11 पर्यंत सरासरी 150 मिमी पेक्षा अधिक पाऊस झालेला आहे. उपनगरात हे प्रमाण अधिक आहे. मिठी नदीची उंची 3.9 मीटर इतकी वाढली असून कुर्ला क्रांतीनगर येथून 350 नागरिकांना सुरक्षित ठिकाणी स्थलांतरित करण्यात आले आहेत. मुख्यमंत्री देवेंद्र… खासगी कर्मचाऱ्यांना घरातून काम करण्याचे आवाहन- बृहन्मुंबई महानगरपालिका क्षेत्रातील अत्यावश्यक सेवा वगळता, इतर सर्व शासकीय, निमशासकीय कार्यालये तसेच बृहन्मुंबई महानगरपालिका कार्यालये यांना जिल्हा आपत्ती व्यवस्थापन प्राधिकरणाच्या अधिकाराखाली महानगरपालिकेकडून आज सुट्टी जाहीर करण्यात आली आहे. मुंबई महानगरातील सर्व खासगी कार्यालये, आस्थापना यांनी आपल्या कामकाजाच्या स्वरूपानुसार, कर्मचाऱ्यांना घरी राहून कामकाज (वर्क फ्रॉम होम) करण्याच्या आणि अनावश्यक प्रवास टाळण्याच्या सूचना तातडीने द्याव्यात, असे बृहन्मुंबई महानगरपालिकेतर्फे आवाहन करण्यात आलं आहे. 45 ते 55 किमी प्रतितास वेगानं वारे- गेल्या तीन दिवसांपासून सुरू असलेल्या मुसळधार पावसामुळं सलग दुसऱ्या दिवशी मुंबईची 'लाईफलाईन' विस्कळीत झाली आहे. पावसाचा जोर न ओसरल्यानं मंगळवारी सकाळी रेल्वेसेवा कोलमडली. घाटकोपर आणि माटुंगा स्थानकांदरम्यान रुळांवर पाणी साचल्यामुळं मध्य रेल्वे मार्गावरील वाहतूक अतिशय धिम्या गतीनं सुरू आहे. हार्बर रेल्वे मार्गावरील वाहतूकदेखील अर्धा तास उशीरानं धावत असल्यानं नोकरदारांना कामावर पोहोचण्यास उशीर होत आहे. मुंबई महानगरपालिकेनं दिलेल्या माहितीनुसार, मंगळवारी दिवसभर शहर आणि उपनगरात मुसळधार ते अतिमुसळधार पावसाची शक्यता आहे. या दरम्यान, 45 ते 55 किमी प्रतितास वेगानं वारे वाहतील. सकाळी 9.16 नंतर समुद्राला भरती येणार असल्यानं उंच लाटा उसळतील. त्यामुळं नागरिकांनी सतर्क राहावं, गरज असेल तरच घराबाहेर पडावं, असं आवाहन करण्यात आलं आहे. कुठे किती पाऊस? ​विक्रोळी : 255.5 मिमी ​भायखळा : 241.0 मिमी ​सांताक्रूझ : 288.2 मिमी ​जुहू : 221.5 मिमी ​वांद्रे : 211 मिमी ​कुलाबा : 110.4 मिमी ​महालक्ष्मी : 72.5 मिमी सखल भागांत पाणी साचलं- मंगळवारी सकाळपासूनच मुंबईतील सखल भागांमध्ये पाणी साचण्यास सुरुवात झाली. हिंदमाता, किंग्ज सर्कल, अंधेरी सबवे, वीरा देसाई मार्ग, कांदिवलीतील समता नगर, कांजुरमार्ग एलबीएस मार्ग, कुर्ला कमानी, साकीनाका मेट्रो पुलाखाली पाणी साचल्यामुळं रस्ते वाहतुकीवर विपरीत परिणाम झाला. पश्चिम द्रुतगती महामार्गावर सकाळपासून वाहनांच्या लांबच लांब रांगा लागल्यामुळं चालकांना प्रचंड मनस्ताप सहन करावा लागला. पूर्व द्रुतगती महामार्गावरही मुंबईच्या दिशेने जवळपास तीन किलोमीटरपर्यंत वाहनांच्या रांगा लागल्या होत्या. मुंबईत आज पहाटे 4 ते सकाळी 8 वाजेपर्यंत (4 तास) सर्वाधिक पावसाची नोंद झालेली ठिकाण (पावसाची नोंद मिलिमीटरमध्ये) पश्चिम उपनगरे शहर पूर्व उपनगरे हेही वाचा- मुंबई- सलग दुसऱ्या दिवशी भारतीय हवामान विभागानं मुंबई महानगराला रेड अलर्ट दिला आहे. त्यामुळे बृहन्मुंबई महानगरपालिकेकडून मुंबईतील सर्व शासकीय आणि निमशासकीय कार्यालयांना सुट्टी जाहीर करण्यात आली आहे. यापूर्वीच मुख्यमंत्री देवेंद्र फडणवीस यांनी अतिवृष्टीचा इशारा असल्यानं सुट्टी देण्याचे अधिकार स्थानिक स्वराज्य संस्थांना दिल्याचं स्पष्ट केलं होतं.मुंबईत अजूनही पाऊस सुरूच आहे. आज पहाटे 4 ते सकाळी 11 पर्यंत सरासरी 150 मिमी पेक्षाअधिक पाऊस झालेला आहे. उपनगरात हे प्रमाण अधिक आहे. मिठी नदीची उंची 3.9 मीटर इतकी वाढली आहे. कुर्ला क्रांतीनगर येथून 350 नागरिकांना सुरक्षित ठिकाणी स्थलांतरित करण्यात आले आहेत. मुख्यमंत्री देवेंद्र फडणवीस हे सातत्याने आढावा घेत असून महापालिका आयुक्त परिस्थितीवर लक्ष ठेवून असल्याचं मुख्यमंत्री कार्यालयानं एक्स मीडियातील पोस्टमध्ये म्हटलं आहे. रुळांवर पाणी साचल्यामुळं मध्य रेल्वे मार्गावरील वाहतूक अतिशय धिम्या गती (Source- ETV Bharat Reporter)मुंबईतील सर्व शासकीय, निमशासकीय कार्यालये यांना आज (19 ऑगस्ट 2025) खासगी कार्यालये आणि आस्थापनांनी आपल्या कर्मचाऱ्यांना घरी राहून कामकाज (वर्क फ्रॉम होम) करण्याच्या सूचना द्याव्यात, असे निर्देश ब हन्मुंबई महानगरपालिकेकडून देण्यात आले आहेत. भारतीय हवामान विभागानं आज (19 ऑगस्ट 2025) बृहन्मुंबई महानगरपालिका क्षेत्रात (मुंबई शहर आणि उपनगरे) अतिमुसळधार पावसाचा इशारा (रेड अलर्ट) दिला आहे. त्यानंतर सलग दुसऱ्या दिवशी मुंबईत मुसळधार पाऊस कोसळत आहे. मुंबईत अजूनही पाऊस सुरूच असून आज पहाटे 4 ते सकाळी 11 पर्यंत सरासरी 150 मिमी पेक्षा अधिक पाऊस झालेला आहे. उपनगरात हे प्रमाण अधिक आहे. मिठी नदीची उंची 3.9 मीटर इतकी वाढली असून कुर्ला क्रांतीनगर येथून 350 नागरिकांना सुरक्षित ठिकाणी स्थलांतरित करण्यात आले आहेत. मुख्यमंत्री देवेंद्र…— CMO Maharashtra (@CMOMaharashtra) August 19, 2025 खासगी कर्मचाऱ्यांना घरातून काम करण्याचे आवाहन- बृहन्मुंबई महानगरपालिका क्षेत्रातील अत्यावश्यक सेवा वगळता, इतर सर्व शासकीय, निमशासकीय कार्यालये तसेच बृहन्मुंबई महानगरपालिका कार्यालये यांना जिल्हा आपत्ती व्यवस्थापन प्राधिकरणाच्या अधिकाराखाली महानगरपालिकेकडून आज सुट्टी जाहीर करण्यात आली आहे. मुंबई महानगरातील सर्व खासगी कार्यालये, आस्थापना यांनी आपल्या कामकाजाच्या स्वरूपानुसार, कर्मचाऱ्यांना घरी राहून कामकाज (वर्क फ्रॉम होम) करण्याच्या आणि अनावश्यक प्रवास टाळण्याच्या सूचना तातडीने द्याव्यात, असे बृहन्मुंबई महानगरपालिकेतर्फे आवाहन करण्यात आलं आहे. 45 ते 55 किमी प्रतितास वेगानं वारे- गेल्या तीन दिवसांपासून सुरू असलेल्या मुसळधार पावसामुळं सलग दुसऱ्या दिवशी मुंबईची 'लाईफलाईन' विस्कळीत झाली आहे. पावसाचा जोर न ओसरल्यानं मंगळवारी सकाळी रेल्वेसेवा कोलमडली. घाटकोपर आणि माटुंगा स्थानकांदरम्यान रुळांवर पाणी साचल्यामुळं मध्य रेल्वे मार्गावरील वाहतूक अतिशय धिम्या गतीनं सुरू आहे. हार्बर रेल्वे मार्गावरील वाहतूकदेखील अर्धा तास उशीरानं धावत असल्यानं नोकरदारांना कामावर पोहोचण्यास उशीर होत आहे. मुंबई महानगरपालिकेनं दिलेल्या माहितीनुसार, मंगळवारी दिवसभर शहर आणि उपनगरात मुसळधार ते अतिमुसळधार पावसाची शक्यता आहे. या दरम्यान, 45 ते 55 किमी प्रतितास वेगानं वारे वाहतील. सकाळी 9.16 नंतर समुद्राला भरती येणार असल्यानं उंच लाटा उसळतील. त्यामुळं नागरिकांनी सतर्क राहावं, गरज असेल तरच घराबाहेर पडावं, असं आवाहन करण्यात आलं आहे.कुठे किती पाऊस?​विक्रोळी : 255.5 मिमी​भायखळा : 241.0 मिमी​सांताक्रूझ : 288.2 मिमी​जुहू : 221.5 मिमी​वांद्रे : 211 मिमी​कुलाबा : 110.4 मिमी​महालक्ष्मी : 72.5 मिमीसखल भागांत पाणी साचलं- मंगळवारी सकाळपासूनच मुंबईतील सखल भागांमध्ये पाणी साचण्यास सुरुवात झाली. हिंदमाता, किंग्ज सर्कल, अंधेरी सबवे, वीरा देसाई मार्ग, कांदिवलीतील समता नगर, कांजुरमार्ग एलबीएस मार्ग, कुर्ला कमानी, साकीनाका मेट्रो पुलाखाली पाणी साचल्यामुळं रस्ते वाहतुकीवर विपरीत परिणाम झाला. पश्चिम द्रुतगती महामार्गावर सकाळपासून वाहनांच्या लांबच लांब रांगा लागल्यामुळं चालकांना प्रचंड मनस्ताप सहन करावा लागला. पूर्व द्रुतगती महामार्गावरही मुंबईच्या दिशेने जवळपास तीन किलोमीटरपर्यंत वाहनांच्या रांगा लागल्या होत्या.मुंबईत आज पहाटे 4 ते सकाळी 8 वाजेपर्यंत (4 तास) सर्वाधिक पावसाची नोंद झालेली ठिकाण(पावसाची नोंद मिलिमीटरमध्ये)पश्चिम उपनगरेचिंचोली अग्निशमन केंद्र - 107वर्सोवा उदंचन केंद्र - 106दिंडोशी वसाहत महानगरपालिका शाळा - 97सुपारी टॅंक महानगरपालिका शाळा, वांद्रे - 95कांदिवली अग्निशमन केंद्र - 92शहरफॉर्सबेरी जलाशय, एफ दक्षिण कार्यालय - 109पर्जन्य जलवाहिन्या कार्यशाळा, दादर - 103बी नाडकर्णी महानगरपालिका शाळा, वडाळा - 99नायर रूग्णालय - 94सीआयडीएम, परळ -89पूर्व उपनगरे मुलुंड अग्निशमन केंद्र - 100गव्हाणपाडा अग्निशमन केंद्र - 95विना नगर महानगरपालिका शाळा - 93चेंबूर अग्निशमन केंद्र - 90इमारत प्रस्ताव कार्यालय, विक्रोळी - 87हेही वाचा-मुंबईत मुसळधार पावसानं हाहाकार: पावसाच्या पाण्यात अडकली बस; पोलिसांनी खांद्यावर घेत विद्यार्थ्यांना काढलं बाहेरमुसळधार पावसामुळे राज्यात सात जणांचा मत्यू; मुंबईत जनजीवन विस्कळित मुंबई- सलग दुसऱ्या दिवशी भारतीय हवामान विभागानं मुंबई महानगराला रेड अलर्ट दिला आहे. त्यामुळे बृहन्मुंबई महानगरपालिकेकडून मुंबईतील सर्व शासकीय आणि निमशासकीय कार्यालयांना सुट्टी जाहीर करण्यात आली आहे. यापूर्वीच मुख्यमंत्री देवेंद्र फडणवीस यांनी अतिवृष्टीचा इशारा असल्यानं सुट्टी देण्याचे अधिकार स्थानिक स्वराज्य संस्थांना दिल्याचं स्पष्ट केलं होतं. मुंबईतील सर्व शासकीय, निमशासकीय कार्यालये यांना आज (19 ऑगस्ट 2025) खासगी कार्यालये आणि आस्थापनांनी आपल्या कर्मचाऱ्यांना घरी राहून कामकाज (वर्क फ्रॉम होम) करण्याच्या सूचना द्याव्यात, असे निर्देश ब हन्मुंबई महानगरपालिकेकडून देण्यात आले आहेत. भारतीय हवामान विभागानं आज (19 ऑगस्ट 2025) बृहन्मुंबई महानगरपालिका क्षेत्रात (मुंबई शहर आणि उपनगरे) अतिमुसळधार पावसाचा इशारा (रेड अलर्ट) दिला आहे. त्यानंतर सलग दुसऱ्या दिवशी मुंबईत मुसळधार पाऊस कोसळत आहे. मुंबईत अजूनही पाऊस सुरूच असून आज पहाटे 4 ते सकाळी 11 पर्यंत सरासरी 150 मिमी पेक्षा अधिक पाऊस झालेला आहे. उपनगरात हे प्रमाण अधिक आहे. मिठी नदीची उंची 3.9 मीटर इतकी वाढली असून कुर्ला क्रांतीनगर येथून 350 नागरिकांना सुरक्षित ठिकाणी स्थलांतरित करण्यात आले आहेत. मुख्यमंत्री देवेंद्र… खासगी कर्मचाऱ्यांना घरातून काम करण्याचे आवाहन- बृहन्मुंबई महानगरपालिका क्षेत्रातील अत्यावश्यक सेवा वगळता, इतर सर्व शासकीय, निमशासकीय कार्यालये तसेच बृहन्मुंबई महानगरपालिका कार्यालये यांना जिल्हा आपत्ती व्यवस्थापन प्राधिकरणाच्या अधिकाराखाली महानगरपालिकेकडून आज सुट्टी जाहीर करण्यात आली आहे. मुंबई महानगरातील सर्व खासगी कार्यालये, आस्थापना यांनी आपल्या कामकाजाच्या स्वरूपानुसार, कर्मचाऱ्यांना घरी राहून कामकाज (वर्क फ्रॉम होम) करण्याच्या आणि अनावश्यक प्रवास टाळण्याच्या सूचना तातडीने द्याव्यात, असे बृहन्मुंबई महानगरपालिकेतर्फे आवाहन करण्यात आलं आहे. 45 ते 55 किमी प्रतितास वेगानं वारे- गेल्या तीन दिवसांपासून सुरू असलेल्या मुसळधार पावसामुळं सलग दुसऱ्या दिवशी मुंबईची 'लाईफलाईन' विस्कळीत झाली आहे. पावसाचा जोर न ओसरल्यानं मंगळवारी सकाळी रेल्वेसेवा कोलमडली. घाटकोपर आणि माटुंगा स्थानकांदरम्यान रुळांवर पाणी साचल्यामुळं मध्य रेल्वे मार्गावरील वाहतूक अतिशय धिम्या गतीनं सुरू आहे. हार्बर रेल्वे मार्गावरील वाहतूकदेखील अर्धा तास उशीरानं धावत असल्यानं नोकरदारांना कामावर पोहोचण्यास उशीर होत आहे. मुंबई महानगरपालिकेनं दिलेल्या माहितीनुसार, मंगळवारी दिवसभर शहर आणि उपनगरात मुसळधार ते अतिमुसळधार पावसाची शक्यता आहे. या दरम्यान, 45 ते 55 किमी प्रतितास वेगानं वारे वाहतील. सकाळी 9.16 नंतर समुद्राला भरती येणार असल्यानं उंच लाटा उसळतील. त्यामुळं नागरिकांनी सतर्क राहावं, गरज असेल तरच घराबाहेर पडावं, असं आवाहन करण्यात आलं आहे. कुठे किती पाऊस? ​विक्रोळी : 255.5 मिमी ​भायखळा : 241.0 मिमी ​सांताक्रूझ : 288.2 मिमी ​जुहू : 221.5 मिमी ​वांद्रे : 211 मिमी ​कुलाबा : 110.4 मिमी ​महालक्ष्मी : 72.5 मिमी सखल भागांत पाणी साचलं- मंगळवारी सकाळपासूनच मुंबईतील सखल भागांमध्ये पाणी साचण्यास सुरुवात झाली. हिंदमाता, किंग्ज सर्कल, अंधेरी सबवे, वीरा देसाई मार्ग, कांदिवलीतील समता नगर, कांजुरमार्ग एलबीएस मार्ग, कुर्ला कमानी, साकीनाका मेट्रो पुलाखाली पाणी साचल्यामुळं रस्ते वाहतुकीवर विपरीत परिणाम झाला. पश्चिम द्रुतगती महामार्गावर सकाळपासून वाहनांच्या लांबच लांब रांगा लागल्यामुळं चालकांना प्रचंड मनस्ताप सहन करावा लागला. पूर्व द्रुतगती महामार्गावरही मुंबईच्या दिशेने जवळपास तीन किलोमीटरपर्यंत वाहनांच्या रांगा लागल्या होत्या. मुंबईत आज पहाटे 4 ते सकाळी 8 वाजेपर्यंत (4 तास) सर्वाधिक पावसाची नोंद झालेली ठिकाण (पावसाची नोंद मिलिमीटरमध्ये) पश्चिम उपनगरे शहर पूर्व उपनगरे हेही वाचा- For All Latest Updates TAGGED: अडकलेल्या मोनोरेलमध्ये लोकांची तीन तास घुसमट, प्रवाशांनी सांगितला जीवघेणा थरारक अनुभव 50 हजार रुपये घेतलं कर्ज: 15 लाख व्याज भरुनही सावकाराला हवे होते आणखी पैसे; छळाला कंटाळून महिलेची आत्महत्या भांडुपमध्ये विजेच्या धक्क्यानं तरुणाचा मृत्यू; हेडफोन वापरणं बेतलं जीवावर! 'पेड्डी' चित्रपटात राम चरण धमाकेदार लूकमध्ये दिसणार, साऊथ स्टार लोकप्रिय हेअर स्टायलिस्टला भेटाला... काकडमाड जिल्हा परिषद शाळेची इमारत पावसामुळं कोसळली; पाहा व्हिडिओ Kawasaki KLX230R S 2026 भारतात 1.94 लाखात लॉंच फॅटी लिव्हरच्या समस्येनं त्रस्त आहात? आहारात समावेश करा 'ही' फळ होंडाची नवीन इलेक्ट्रिक मोटरसायकल 2 सप्टेंबरला होणार सादर पावसाळ्यातील आजारांपासून मुलांचा बचाव कसा करायचा? फॉलो करा या टिप्स Copyright © 2025 Ushodaya Enterprises Pvt. Ltd., All Rights Reserved.</w:t>
+        <w:t>Content: महाराष्ट्र maharashtra ETV Bharat / state By ETV Bharat Marathi Team Published : August 19, 2025 at 10:02 AM IST Updated : August 19, 2025 at 11:51 AM IST मुंबई- सलग दुसऱ्या दिवशी भारतीय हवामान विभागानं मुंबई महानगराला रेड अलर्ट दिला आहे. त्यामुळे बृहन्मुंबई महानगरपालिकेकडून मुंबईतील सर्व शासकीय आणि निमशासकीय कार्यालयांना सुट्टी जाहीर करण्यात आली आहे. यापूर्वीच मुख्यमंत्री देवेंद्र फडणवीस यांनी अतिवृष्टीचा इशारा असल्यानं सुट्टी देण्याचे अधिकार स्थानिक स्वराज्य संस्थांना दिल्याचं स्पष्ट केलं होतं. मुंबईतील सर्व शासकीय, निमशासकीय कार्यालये यांना आज (19 ऑगस्ट 2025) खासगी कार्यालये आणि आस्थापनांनी आपल्या कर्मचाऱ्यांना घरी राहून कामकाज (वर्क फ्रॉम होम) करण्याच्या सूचना द्याव्यात, असे निर्देश ब हन्मुंबई महानगरपालिकेकडून देण्यात आले आहेत. भारतीय हवामान विभागानं आज (19 ऑगस्ट 2025) बृहन्मुंबई महानगरपालिका क्षेत्रात (मुंबई शहर आणि उपनगरे) अतिमुसळधार पावसाचा इशारा (रेड अलर्ट) दिला आहे. त्यानंतर सलग दुसऱ्या दिवशी मुंबईत मुसळधार पाऊस कोसळत आहे. मुंबईत अजूनही पाऊस सुरूच असून आज पहाटे 4 ते सकाळी 11 पर्यंत सरासरी 150 मिमी पेक्षा अधिक पाऊस झालेला आहे. उपनगरात हे प्रमाण अधिक आहे. मिठी नदीची उंची 3.9 मीटर इतकी वाढली असून कुर्ला क्रांतीनगर येथून 350 नागरिकांना सुरक्षित ठिकाणी स्थलांतरित करण्यात आले आहेत. मुख्यमंत्री देवेंद्र… खासगी कर्मचाऱ्यांना घरातून काम करण्याचे आवाहन- बृहन्मुंबई महानगरपालिका क्षेत्रातील अत्यावश्यक सेवा वगळता, इतर सर्व शासकीय, निमशासकीय कार्यालये तसेच बृहन्मुंबई महानगरपालिका कार्यालये यांना जिल्हा आपत्ती व्यवस्थापन प्राधिकरणाच्या अधिकाराखाली महानगरपालिकेकडून आज सुट्टी जाहीर करण्यात आली आहे. मुंबई महानगरातील सर्व खासगी कार्यालये, आस्थापना यांनी आपल्या कामकाजाच्या स्वरूपानुसार, कर्मचाऱ्यांना घरी राहून कामकाज (वर्क फ्रॉम होम) करण्याच्या आणि अनावश्यक प्रवास टाळण्याच्या सूचना तातडीने द्याव्यात, असे बृहन्मुंबई महानगरपालिकेतर्फे आवाहन करण्यात आलं आहे. 45 ते 55 किमी प्रतितास वेगानं वारे- गेल्या तीन दिवसांपासून सुरू असलेल्या मुसळधार पावसामुळं सलग दुसऱ्या दिवशी मुंबईची 'लाईफलाईन' विस्कळीत झाली आहे. पावसाचा जोर न ओसरल्यानं मंगळवारी सकाळी रेल्वेसेवा कोलमडली. घाटकोपर आणि माटुंगा स्थानकांदरम्यान रुळांवर पाणी साचल्यामुळं मध्य रेल्वे मार्गावरील वाहतूक अतिशय धिम्या गतीनं सुरू आहे. हार्बर रेल्वे मार्गावरील वाहतूकदेखील अर्धा तास उशीरानं धावत असल्यानं नोकरदारांना कामावर पोहोचण्यास उशीर होत आहे. मुंबई महानगरपालिकेनं दिलेल्या माहितीनुसार, मंगळवारी दिवसभर शहर आणि उपनगरात मुसळधार ते अतिमुसळधार पावसाची शक्यता आहे. या दरम्यान, 45 ते 55 किमी प्रतितास वेगानं वारे वाहतील. सकाळी 9.16 नंतर समुद्राला भरती येणार असल्यानं उंच लाटा उसळतील. त्यामुळं नागरिकांनी सतर्क राहावं, गरज असेल तरच घराबाहेर पडावं, असं आवाहन करण्यात आलं आहे. कुठे किती पाऊस? ​विक्रोळी : 255.5 मिमी ​भायखळा : 241.0 मिमी ​सांताक्रूझ : 288.2 मिमी ​जुहू : 221.5 मिमी ​वांद्रे : 211 मिमी ​कुलाबा : 110.4 मिमी ​महालक्ष्मी : 72.5 मिमी सखल भागांत पाणी साचलं- मंगळवारी सकाळपासूनच मुंबईतील सखल भागांमध्ये पाणी साचण्यास सुरुवात झाली. हिंदमाता, किंग्ज सर्कल, अंधेरी सबवे, वीरा देसाई मार्ग, कांदिवलीतील समता नगर, कांजुरमार्ग एलबीएस मार्ग, कुर्ला कमानी, साकीनाका मेट्रो पुलाखाली पाणी साचल्यामुळं रस्ते वाहतुकीवर विपरीत परिणाम झाला. पश्चिम द्रुतगती महामार्गावर सकाळपासून वाहनांच्या लांबच लांब रांगा लागल्यामुळं चालकांना प्रचंड मनस्ताप सहन करावा लागला. पूर्व द्रुतगती महामार्गावरही मुंबईच्या दिशेने जवळपास तीन किलोमीटरपर्यंत वाहनांच्या रांगा लागल्या होत्या. मुंबईत आज पहाटे 4 ते सकाळी 8 वाजेपर्यंत (4 तास) सर्वाधिक पावसाची नोंद झालेली ठिकाण (पावसाची नोंद मिलिमीटरमध्ये) पश्चिम उपनगरे शहर पूर्व उपनगरे हेही वाचा- मुंबई- सलग दुसऱ्या दिवशी भारतीय हवामान विभागानं मुंबई महानगराला रेड अलर्ट दिला आहे. त्यामुळे बृहन्मुंबई महानगरपालिकेकडून मुंबईतील सर्व शासकीय आणि निमशासकीय कार्यालयांना सुट्टी जाहीर करण्यात आली आहे. यापूर्वीच मुख्यमंत्री देवेंद्र फडणवीस यांनी अतिवृष्टीचा इशारा असल्यानं सुट्टी देण्याचे अधिकार स्थानिक स्वराज्य संस्थांना दिल्याचं स्पष्ट केलं होतं.मुंबईत अजूनही पाऊस सुरूच आहे. आज पहाटे 4 ते सकाळी 11 पर्यंत सरासरी 150 मिमी पेक्षाअधिक पाऊस झालेला आहे. उपनगरात हे प्रमाण अधिक आहे. मिठी नदीची उंची 3.9 मीटर इतकी वाढली आहे. कुर्ला क्रांतीनगर येथून 350 नागरिकांना सुरक्षित ठिकाणी स्थलांतरित करण्यात आले आहेत. मुख्यमंत्री देवेंद्र फडणवीस हे सातत्याने आढावा घेत असून महापालिका आयुक्त परिस्थितीवर लक्ष ठेवून असल्याचं मुख्यमंत्री कार्यालयानं एक्स मीडियातील पोस्टमध्ये म्हटलं आहे. रुळांवर पाणी साचल्यामुळं मध्य रेल्वे मार्गावरील वाहतूक अतिशय धिम्या गती (Source- ETV Bharat Reporter)मुंबईतील सर्व शासकीय, निमशासकीय कार्यालये यांना आज (19 ऑगस्ट 2025) खासगी कार्यालये आणि आस्थापनांनी आपल्या कर्मचाऱ्यांना घरी राहून कामकाज (वर्क फ्रॉम होम) करण्याच्या सूचना द्याव्यात, असे निर्देश ब हन्मुंबई महानगरपालिकेकडून देण्यात आले आहेत. भारतीय हवामान विभागानं आज (19 ऑगस्ट 2025) बृहन्मुंबई महानगरपालिका क्षेत्रात (मुंबई शहर आणि उपनगरे) अतिमुसळधार पावसाचा इशारा (रेड अलर्ट) दिला आहे. त्यानंतर सलग दुसऱ्या दिवशी मुंबईत मुसळधार पाऊस कोसळत आहे. मुंबईत अजूनही पाऊस सुरूच असून आज पहाटे 4 ते सकाळी 11 पर्यंत सरासरी 150 मिमी पेक्षा अधिक पाऊस झालेला आहे. उपनगरात हे प्रमाण अधिक आहे. मिठी नदीची उंची 3.9 मीटर इतकी वाढली असून कुर्ला क्रांतीनगर येथून 350 नागरिकांना सुरक्षित ठिकाणी स्थलांतरित करण्यात आले आहेत. मुख्यमंत्री देवेंद्र…— CMO Maharashtra (@CMOMaharashtra) August 19, 2025 खासगी कर्मचाऱ्यांना घरातून काम करण्याचे आवाहन- बृहन्मुंबई महानगरपालिका क्षेत्रातील अत्यावश्यक सेवा वगळता, इतर सर्व शासकीय, निमशासकीय कार्यालये तसेच बृहन्मुंबई महानगरपालिका कार्यालये यांना जिल्हा आपत्ती व्यवस्थापन प्राधिकरणाच्या अधिकाराखाली महानगरपालिकेकडून आज सुट्टी जाहीर करण्यात आली आहे. मुंबई महानगरातील सर्व खासगी कार्यालये, आस्थापना यांनी आपल्या कामकाजाच्या स्वरूपानुसार, कर्मचाऱ्यांना घरी राहून कामकाज (वर्क फ्रॉम होम) करण्याच्या आणि अनावश्यक प्रवास टाळण्याच्या सूचना तातडीने द्याव्यात, असे बृहन्मुंबई महानगरपालिकेतर्फे आवाहन करण्यात आलं आहे. 45 ते 55 किमी प्रतितास वेगानं वारे- गेल्या तीन दिवसांपासून सुरू असलेल्या मुसळधार पावसामुळं सलग दुसऱ्या दिवशी मुंबईची 'लाईफलाईन' विस्कळीत झाली आहे. पावसाचा जोर न ओसरल्यानं मंगळवारी सकाळी रेल्वेसेवा कोलमडली. घाटकोपर आणि माटुंगा स्थानकांदरम्यान रुळांवर पाणी साचल्यामुळं मध्य रेल्वे मार्गावरील वाहतूक अतिशय धिम्या गतीनं सुरू आहे. हार्बर रेल्वे मार्गावरील वाहतूकदेखील अर्धा तास उशीरानं धावत असल्यानं नोकरदारांना कामावर पोहोचण्यास उशीर होत आहे. मुंबई महानगरपालिकेनं दिलेल्या माहितीनुसार, मंगळवारी दिवसभर शहर आणि उपनगरात मुसळधार ते अतिमुसळधार पावसाची शक्यता आहे. या दरम्यान, 45 ते 55 किमी प्रतितास वेगानं वारे वाहतील. सकाळी 9.16 नंतर समुद्राला भरती येणार असल्यानं उंच लाटा उसळतील. त्यामुळं नागरिकांनी सतर्क राहावं, गरज असेल तरच घराबाहेर पडावं, असं आवाहन करण्यात आलं आहे.कुठे किती पाऊस?​विक्रोळी : 255.5 मिमी​भायखळा : 241.0 मिमी​सांताक्रूझ : 288.2 मिमी​जुहू : 221.5 मिमी​वांद्रे : 211 मिमी​कुलाबा : 110.4 मिमी​महालक्ष्मी : 72.5 मिमीसखल भागांत पाणी साचलं- मंगळवारी सकाळपासूनच मुंबईतील सखल भागांमध्ये पाणी साचण्यास सुरुवात झाली. हिंदमाता, किंग्ज सर्कल, अंधेरी सबवे, वीरा देसाई मार्ग, कांदिवलीतील समता नगर, कांजुरमार्ग एलबीएस मार्ग, कुर्ला कमानी, साकीनाका मेट्रो पुलाखाली पाणी साचल्यामुळं रस्ते वाहतुकीवर विपरीत परिणाम झाला. पश्चिम द्रुतगती महामार्गावर सकाळपासून वाहनांच्या लांबच लांब रांगा लागल्यामुळं चालकांना प्रचंड मनस्ताप सहन करावा लागला. पूर्व द्रुतगती महामार्गावरही मुंबईच्या दिशेने जवळपास तीन किलोमीटरपर्यंत वाहनांच्या रांगा लागल्या होत्या.मुंबईत आज पहाटे 4 ते सकाळी 8 वाजेपर्यंत (4 तास) सर्वाधिक पावसाची नोंद झालेली ठिकाण(पावसाची नोंद मिलिमीटरमध्ये)पश्चिम उपनगरेचिंचोली अग्निशमन केंद्र - 107वर्सोवा उदंचन केंद्र - 106दिंडोशी वसाहत महानगरपालिका शाळा - 97सुपारी टॅंक महानगरपालिका शाळा, वांद्रे - 95कांदिवली अग्निशमन केंद्र - 92शहरफॉर्सबेरी जलाशय, एफ दक्षिण कार्यालय - 109पर्जन्य जलवाहिन्या कार्यशाळा, दादर - 103बी नाडकर्णी महानगरपालिका शाळा, वडाळा - 99नायर रूग्णालय - 94सीआयडीएम, परळ -89पूर्व उपनगरे मुलुंड अग्निशमन केंद्र - 100गव्हाणपाडा अग्निशमन केंद्र - 95विना नगर महानगरपालिका शाळा - 93चेंबूर अग्निशमन केंद्र - 90इमारत प्रस्ताव कार्यालय, विक्रोळी - 87हेही वाचा-मुंबईत मुसळधार पावसानं हाहाकार: पावसाच्या पाण्यात अडकली बस; पोलिसांनी खांद्यावर घेत विद्यार्थ्यांना काढलं बाहेरमुसळधार पावसामुळे राज्यात सात जणांचा मत्यू; मुंबईत जनजीवन विस्कळित मुंबई- सलग दुसऱ्या दिवशी भारतीय हवामान विभागानं मुंबई महानगराला रेड अलर्ट दिला आहे. त्यामुळे बृहन्मुंबई महानगरपालिकेकडून मुंबईतील सर्व शासकीय आणि निमशासकीय कार्यालयांना सुट्टी जाहीर करण्यात आली आहे. यापूर्वीच मुख्यमंत्री देवेंद्र फडणवीस यांनी अतिवृष्टीचा इशारा असल्यानं सुट्टी देण्याचे अधिकार स्थानिक स्वराज्य संस्थांना दिल्याचं स्पष्ट केलं होतं. मुंबईतील सर्व शासकीय, निमशासकीय कार्यालये यांना आज (19 ऑगस्ट 2025) खासगी कार्यालये आणि आस्थापनांनी आपल्या कर्मचाऱ्यांना घरी राहून कामकाज (वर्क फ्रॉम होम) करण्याच्या सूचना द्याव्यात, असे निर्देश ब हन्मुंबई महानगरपालिकेकडून देण्यात आले आहेत. भारतीय हवामान विभागानं आज (19 ऑगस्ट 2025) बृहन्मुंबई महानगरपालिका क्षेत्रात (मुंबई शहर आणि उपनगरे) अतिमुसळधार पावसाचा इशारा (रेड अलर्ट) दिला आहे. त्यानंतर सलग दुसऱ्या दिवशी मुंबईत मुसळधार पाऊस कोसळत आहे. मुंबईत अजूनही पाऊस सुरूच असून आज पहाटे 4 ते सकाळी 11 पर्यंत सरासरी 150 मिमी पेक्षा अधिक पाऊस झालेला आहे. उपनगरात हे प्रमाण अधिक आहे. मिठी नदीची उंची 3.9 मीटर इतकी वाढली असून कुर्ला क्रांतीनगर येथून 350 नागरिकांना सुरक्षित ठिकाणी स्थलांतरित करण्यात आले आहेत. मुख्यमंत्री देवेंद्र… खासगी कर्मचाऱ्यांना घरातून काम करण्याचे आवाहन- बृहन्मुंबई महानगरपालिका क्षेत्रातील अत्यावश्यक सेवा वगळता, इतर सर्व शासकीय, निमशासकीय कार्यालये तसेच बृहन्मुंबई महानगरपालिका कार्यालये यांना जिल्हा आपत्ती व्यवस्थापन प्राधिकरणाच्या अधिकाराखाली महानगरपालिकेकडून आज सुट्टी जाहीर करण्यात आली आहे. मुंबई महानगरातील सर्व खासगी कार्यालये, आस्थापना यांनी आपल्या कामकाजाच्या स्वरूपानुसार, कर्मचाऱ्यांना घरी राहून कामकाज (वर्क फ्रॉम होम) करण्याच्या आणि अनावश्यक प्रवास टाळण्याच्या सूचना तातडीने द्याव्यात, असे बृहन्मुंबई महानगरपालिकेतर्फे आवाहन करण्यात आलं आहे. 45 ते 55 किमी प्रतितास वेगानं वारे- गेल्या तीन दिवसांपासून सुरू असलेल्या मुसळधार पावसामुळं सलग दुसऱ्या दिवशी मुंबईची 'लाईफलाईन' विस्कळीत झाली आहे. पावसाचा जोर न ओसरल्यानं मंगळवारी सकाळी रेल्वेसेवा कोलमडली. घाटकोपर आणि माटुंगा स्थानकांदरम्यान रुळांवर पाणी साचल्यामुळं मध्य रेल्वे मार्गावरील वाहतूक अतिशय धिम्या गतीनं सुरू आहे. हार्बर रेल्वे मार्गावरील वाहतूकदेखील अर्धा तास उशीरानं धावत असल्यानं नोकरदारांना कामावर पोहोचण्यास उशीर होत आहे. मुंबई महानगरपालिकेनं दिलेल्या माहितीनुसार, मंगळवारी दिवसभर शहर आणि उपनगरात मुसळधार ते अतिमुसळधार पावसाची शक्यता आहे. या दरम्यान, 45 ते 55 किमी प्रतितास वेगानं वारे वाहतील. सकाळी 9.16 नंतर समुद्राला भरती येणार असल्यानं उंच लाटा उसळतील. त्यामुळं नागरिकांनी सतर्क राहावं, गरज असेल तरच घराबाहेर पडावं, असं आवाहन करण्यात आलं आहे. कुठे किती पाऊस? ​विक्रोळी : 255.5 मिमी ​भायखळा : 241.0 मिमी ​सांताक्रूझ : 288.2 मिमी ​जुहू : 221.5 मिमी ​वांद्रे : 211 मिमी ​कुलाबा : 110.4 मिमी ​महालक्ष्मी : 72.5 मिमी सखल भागांत पाणी साचलं- मंगळवारी सकाळपासूनच मुंबईतील सखल भागांमध्ये पाणी साचण्यास सुरुवात झाली. हिंदमाता, किंग्ज सर्कल, अंधेरी सबवे, वीरा देसाई मार्ग, कांदिवलीतील समता नगर, कांजुरमार्ग एलबीएस मार्ग, कुर्ला कमानी, साकीनाका मेट्रो पुलाखाली पाणी साचल्यामुळं रस्ते वाहतुकीवर विपरीत परिणाम झाला. पश्चिम द्रुतगती महामार्गावर सकाळपासून वाहनांच्या लांबच लांब रांगा लागल्यामुळं चालकांना प्रचंड मनस्ताप सहन करावा लागला. पूर्व द्रुतगती महामार्गावरही मुंबईच्या दिशेने जवळपास तीन किलोमीटरपर्यंत वाहनांच्या रांगा लागल्या होत्या. मुंबईत आज पहाटे 4 ते सकाळी 8 वाजेपर्यंत (4 तास) सर्वाधिक पावसाची नोंद झालेली ठिकाण (पावसाची नोंद मिलिमीटरमध्ये) पश्चिम उपनगरे शहर पूर्व उपनगरे हेही वाचा- For All Latest Updates TAGGED: उद्योगपती लॉर्ड स्वराज पॉल यांचे निधन, वयाच्या 94 व्या शेवटचा घेतला श्वास "शिंदे समितीची भूमिका स्पष्ट, आता सरकारकडून कारवाईची अपेक्षा"- मनोज जरांगे पाटील स्पष्टंच बोलले! पिठोरी अमावस्या 2025: काय आहे आजचा शुभ मुहूर्त, योग आणि राहूकाळ, वाचा पंचांग पिठोरी अमावस्येला चमकणार 'या' 5 राशींचं भाग्य; वाचा आजचं राशीभविष्य स्वातंत्र्य दिनानिमित्त ठाण्यातील 11 वर्षीय हिरकणी ग्रिहिता विचारेची आणखी एक यशस्वी मोहीम, सर केला युनाम पर्वत Kawasaki KLX230R S 2026 भारतात 1.94 लाखात लॉंच फॅटी लिव्हरच्या समस्येनं त्रस्त आहात? आहारात समावेश करा 'ही' फळ होंडाची नवीन इलेक्ट्रिक मोटरसायकल 2 सप्टेंबरला होणार सादर पावसाळ्यातील आजारांपासून मुलांचा बचाव कसा करायचा? फॉलो करा या टिप्स Copyright © 2025 Ushodaya Enterprises Pvt. Ltd., All Rights Reserved.</w:t>
       </w:r>
     </w:p>
     <w:p>
@@ -1256,7 +437,7 @@
       </w:pPr>
       <w:r>
         <w:rPr/>
-        <w:t>Article 695</w:t>
+        <w:t>Article 633</w:t>
       </w:r>
     </w:p>
     <w:p>
@@ -1295,7 +476,7 @@
       </w:pPr>
       <w:r>
         <w:rPr/>
-        <w:t>Article 696</w:t>
+        <w:t>Article 634</w:t>
       </w:r>
     </w:p>
     <w:p>
@@ -1304,7 +485,7 @@
       </w:pPr>
       <w:r>
         <w:rPr/>
-        <w:t>Title: Maharashtra Live Blog Updates: एकनाथ शिंदे अन् आदित्य ठाकरे आज एकाच मंचावर येणार</w:t>
+        <w:t>Title: Maharashtra Police Bharti 2025: पोलीस भरतीच्या तयारीला लागा! १५ हजार पदं भरण्याचा महाराष्ट्र सरकारचा मोठा निर्णय</w:t>
       </w:r>
     </w:p>
     <w:p>
@@ -1316,7 +497,7 @@
         <w:t xml:space="preserve">URL: </w:t>
       </w:r>
       <w:r>
-        <w:t xml:space="preserve"> https://marathi.abplive.com/news/maharashtra/maharashtra-live-blog-updates-14-august-2025-eknath-shinde-aditya-thackeray-bdd-chawl-mumbai-devendra-fadnavis-ajit-pawar-arjun-tendulkar-maharashtra-weather-today-mumbai-rain-shivsena-ubt-mns-alliance-1376992</w:t>
+        <w:t xml:space="preserve"> https://www.loksatta.com/maharashtra/maharashtra-cabinet-approves-recruitment-of-15000-police-personnel-know-all-important-decisions-kvg-85-5298253/</w:t>
       </w:r>
     </w:p>
     <w:p>
@@ -1325,7 +506,7 @@
       </w:pPr>
       <w:r>
         <w:rPr/>
-        <w:t>Content: Maharashtra Live Blog Updates: आज मुंबईत मनसे आणि ठाकरेंच्या शिवसेनेचा एकत्र मेळावा होणार आहे. बेस्ट पतपेढी निवडणुकीच्या निमित्ताने ठाकरेंची शिवसेना आणि मनसे एकत्र येत आहेत. तर बीडीडी चाळ पुनर्विकास प्रकल्पांतर्गत पहिल्या टप्प्यात म्हाडाकडून येथील ५५६ रहिवाशांना आज चावी वाटप केले जाणार आहे. आज सकाळी अकरा वाजता यशवंत नाट्यमंदिर येथे 556 लाभार्थ्यांना चावी वाटपाचा कार्यक्रम होणार आहे. मुंबईत वरळी, नायगाव आणि ना. म. जोशी मार्ग येथे बीडीडी चाळी असून, त्यांचा पुनर्विकास म्हाडाच्या माध्यमातून केला जात आहे. उपमुख्यमंत्री एकनाथ शिंदे आणि आदित्य ठाकरे आज एकाच मंचावर येणार आहेत. या बातम्यांसह राज्यातील आणि देश-विदेशातील ताज्या घडामोडी आणि बातम्यांचे अपडेट्स मिळवण्यासाठी येथे क्लिक करा. सरकार आणण्यात हिंदू समाजाच मोठा हात.... नितेश राणे हे सरकार हिंदू समाजानेच आणलं.. दुसरे कोणी मतदान केलं नाही, मोहल्लात फिरलात पण मतदान झाले नाही : नितेश राणे हिंदू समाजानेच आम्हाला सत्तेत बसवलं,त्यामुळे हिंदू समाजाची सेवा करणे, त्यांचे रक्षण करणे ही आमची जबाबदारी : नितेश राणे लव्ह जिहाद सारखी प्रकरणे गावागावात होत आहेत याला सक्षम उत्तर एकच आहे की आपण हिंदू म्हणून खांद्याला खांदा लावून काम करा....नितेश राणे आमच्या आया बहिणींकडे कोणी वाकड्या नजरेने पाहत असेल तर त्याला जाग्यावर ठेवणार नाही ही भावना प्रत्येकाची असायला पाहिजे : नितेश राणे राज्यात जिहादच्या निमित्ताने वाकड्या निमित्ताने पाहिलं जातंय त्याला राखी संकलन हे उत्तर....नितेश राणे हर्णे बंदराचा विकास करण्यासाठी 250 कोटींचा निधी खर्च करणार : नितेश राणे हिंदू धर्माच्या दृष्टीने हिंदू म्हणून आपलं काम भक्कम..... महाराष्ट्राचे मुख्यमंत्री म्हणून देवेंद्र फडणवीस जे काम करत आहेत, किंवा राज्याचे गृहमंत्री म्हणून काम करत असताना आपला एक भाऊ ही जबाबदारी पार पाडतो आहे ही राज्यातील महिलांची भावना. मुख्यमंत्री झाल्यावर जे निर्णय देवेंद्र फडणवीस यांनी घेतले यातून राज्यात कोणीही आमच्या महिला भगिनीकडे वाकड्या नजरेने पाहू शकत नाही, लव जिहाद सारखे विषय करू शकत नाही ही भावना प्रत्येक बहिणीच्या मनात अवती भवती पाहत असताना लव्ह जिहाद सारखे प्रकरणे ऐकायला मिळते तेव्हा हिंदुत्ववादी सरकार का असावं यांची जाणीव होते. विकास होत राहील पण आपण आपल्या राज्यात महिलांना सुरक्षित ठेऊ शकत नसून तर काय उपयोग ? Kalyan-Dombivli : कल्याण-डोंबिवली महापालिका क्षेत्रात मोकाट कुत्र्यांचा त्रास दिवसेंदिवस वाढत असून एप्रिल ते जुलै या अवघ्या चार महिन्यांत तब्बल 8,789 नागरिकांना भटक्या कुत्र्यांनी चावा घेतल्याची धक्कादायक माहिती समोर आली आहे. नागरिकांमध्ये भीतीचे वातावरण असून, कुत्रा पकड मोहीम आणि नियंत्रणासाठी महापालिकेने एका एजन्सीकडे हे काम दिले असून एका कुत्र्यमागे 989 रुपये खर्च केला जात असून वर्षांला 1,18,68,000 हजार रुपये खर्च केला जात आहे. ईडीने ऑनलाईन बेटिंग प्रकरणात केलेल्या छापेमारीत मोठ घबाड हाती. 110 कोटी रुपये बँक खात्यात असलेली बँक खाती ईडीने गोठवली. मुंबईसह, दिल्ली, नोएडा, सुरत, जयपूर, मदुराई आणि कानपुरात झाली होती छापेमारी. सुरज चव्हाण यांच्या राजकीय पुनर्वसंना नंतर छावाची संतप्त प्रतिक्रिया सुनील तटकरे यांना राज्यात फिरू देणार नाही... अजित पवारांचा शब्दाला पक्षात किंमत नाही.... छावाचे प्रदेशाध्यक्ष विजयकुमार घाडगे यांना झालेल्या मारहाणी ला एक महिना ही झाला नाही..यातील मुख्य असलेले सुरज चव्हाण याचे झालेले राजकीय पुनर्वसन करण्यात आले आहे...प्रदेश सरचिटणीस पद देण्यात आले आहे. हे नक्कीच अजित पवार यांच्या भूमिकेस योग्य नाही...येत्या काळात सुनील तटकरे यांना राज्यात फिरू देणार नाही असा इशारा छावा ने दिला आहे... मला झालेल्या मारहाणीला अवघा एक महिना ही झाला नसताना सुरज चव्हाण ला अशा पद्धतीने प्रमोशन देणे योग्य आहे का... अशी मारहाण करणाऱ्याला पक्षात स्थान नाही असं अजित पवारांनी म्हटलं होतं... मग अजित पवारांच्या भूमिकेला डावलून सुनील तटकरे यांनी सुरज चव्हाणचे केलेले पुनर्वसन आहे का... असे अनेक प्रश्न आता निर्माण होत आहेत... सुनील तटकरे यांना येणाऱ्या काळामध्ये महाराष्ट्रामध्ये फिरताना नक्कीच छावा विरोध करेल असे संतप्त मत छावाचे प्रदेशाध्यक्ष विजयकुमार घाडगे यांनी व्यक्त केले आहे... चिपळूण मध्ये शरद पवार यांच्या राष्ट्रवादीला मोठा धक्का..... 2024 विधानसभा मतदार संघातील उमेदवार प्रशांत यादव यांचा भाजपमध्ये प्रवेश निश्चित. 19 ऑगस्ट रोजी मुंबईत मुख्यमंत्री देवेंद्र फडणवीस यांच्या उपस्थितीत करणार भाजपमध्ये प्रवेश. केवळ 6 हजार मतांनी झाले होते पराभूत.... मंत्री नितेश राणे यांची पत्रकार परिषदेत माहिती. प्रशांत यादव यांच्या पक्षांतरामुळे चिपळूण संगमेश्वर मतदार संघात शरद पवार यांच्या राष्ट्रवादीला मोठा धक्का. स्थानिक स्वराज्य संस्था आम्ही स्वबळावरच लढली पाहिजे....स्वबळावर निवडणूक लढण्यावर मंत्री नितेश राणे ठाम. आपण आपली ताकद किती वेळ झाकून ठेवणार.... स्थानिक स्वराज्य संस्थेच्या निवडणुकीत आपण आपली ताकद दाखवली पाहिजे अशी कार्यकर्त्यांची भावना - नितेश राणे प्रत्येकाला आपला पक्ष वाढवण्याचा हक्क....रत्नागिरीत आमची ताकद किती हे आम्हाला कळायला पाहिजे. आमची ताकद कितीवेळ थांबायचे जिल्हा नियोजन समिती मध्ये आम्हाला निधी नाही - आमची सत्ता आल्याशिवाय हे थांबणार नाही - नितेश राणे किरण सामंत 20 उदय सामंत 20 शेखर निकम 20 आणि नारायण राणे यांना केवळ 5 कोटी.... हे थांबणार कधी ? यासाठी आम्हाला आमची सत्ता हवी रो रो बोट केवळ गणेशोत्सवासाठी नाही तर नियमित सुरू राहणार.... गणेशोत्सव काळात मोदी एक्सप्रेस रत्नागिरीत देखील थांबणार : चाकरमान्यांनी बुकिंग साठी आमच्या जिल्हाध्यक्ष यांना फोन करावा उद्धव ठाकरेंचे बोलणे हे शेंबड्या पोराप्रमाणे... मनाप्रमाणे झालं नाही की लोकशाही धोक्यात....अस नाही मुंबईचा महापौर भगवा महापौर बसणार...महायुतीचा बसणार : नितेश राणे भास्कर जाधव यांची जी भूमिका आहे ती त्यांच्या पक्षाची भूमिका आहे ते उद्धव ठाकरे यांनी जाहीर कराव.....मग बघू भास्कर जाधव यांच्या ब्राम्हण आमच्या विरोधातील वक्तव्यावर नितेश राणे यांची प्रतिक्रिया We use cookies to improve your experience, analyze traffic, and personalize content. By clicking "Allow All Cookies", you agree to our use of cookies.</w:t>
+        <w:t>Content: Maharashtra 15000 Police Bharti: महाराष्ट्राच्या मंत्रिमंडळाने आज महत्त्वाचा निर्णय घेत पोलीस भरतीची तयारी करणाऱ्या राज्यातील हजारो युवकांना दिलासा दिला आहे. पोलीस भरतीची वाट पाहणाऱ्या हजारो युवकांसाठी आनंदाची बातमी राज्य सरकारने दिली आहे. आज झालेल्या राज्य मंत्रिमंडळाच्या बैठकीत पोलीस दलातील तब्बल १५ हजार पदे भरण्याचा महत्त्वाचा निर्णय घेण्यात आला आहे. आजच्या मंत्रिमंडळ बैठकीत चार मोठे निर्णय घेण्यात आले आहेत. महाराष्ट्र डीजीआयपीआर या एक्स हँडलवरून या निर्णयाची माहिती देण्यात आली आहे. विधिमंडळाच्या पावसाळी अधिवेशनात मुख्यमंत्री देवेंद्र फडणवीस यांनी १३,५६० पोलिसांची रिक्त पदे भरण्याची घोषणा केली होती. त्यापूर्वी जून महिन्यात पोलीस महासंचालकांनी सुमारे १० हजार पोलिसांची भरती करण्याचे आणि १५ सप्टेंबरला मैदानी चाचणी होणार असल्याचे सांगितले होते. मात्र, त्यानंतरही पोलीस भरतीची प्रक्रिया सुरू करण्यात आली नव्हती. त्यामुळे विद्यार्थी समन्वय समितीने काही दिवसांपूर्वी नाराजी व्यक्त केली होती. सप्टेंबरपूर्वी शासन निर्णय, अर्ज भरणे, अर्ज छाननी आणि परीक्षा घेणे अशक्य आहे, अशी मागणी विद्यार्थी समन्वय समितीने मागच्याच आठवड्यात केली होती. #मंत्रिमंडळनिर्णय (संक्षिप्त)#CabinetDecisions pic.twitter.com/cENvHe1Gia आजच्या मंत्रिमंडळ बैठकीला उपमुख्यमंत्री एकनाथ शिंदे अनुपस्थित असल्याची चर्चा आहे. जम्मू-काश्मीरचा दौरा आटोपून ते आजच्या बैठकीला हजर राहणार होते. मात्र त्यांचा मुक्काम लांबल्यामुळे ते अनुपस्थित राहिले. तसेच रायगड आणि नाशिक जिल्ह्याच्या पालकमंत्रिपदावरून असलेल्या नाराजीचेही पडसाद आजच्या बैठकीत दिसले. शिवसेनेचे (शिंदे) रायगडचे नेते मंत्री भरत गोगावले हेदेखील बैठकीला गैरहजर राहिल्याचे म्हटले जात आहे. बॉलीवूड दिग्दर्शक विवेक अग्निहोत्री यांनी मराठी जेवणाबद्दल केलेल्या वक्तव्यामुळे वाद निर्माण झाला होता. त्यांनी वरण-भात गरिबांचं जेवण म्हटल्याने टीका झाली. मात्र, त्यांनी स्पष्ट केलं की, हे वक्तव्य मजामस्करीत केलं होतं. पुढे त्यांनी मराठी जेवण आरोग्यदायी असल्याचं सांगितलं. सोशल मीडियावर त्यांच्या वक्तव्याचा विपर्यास झाल्याचंही त्यांनी नमूद केलं. विवेक लवकरच 'द बंगाल फाइल्स' चित्रपट घेऊन येणार आहेत.</w:t>
       </w:r>
     </w:p>
     <w:p>
@@ -1334,7 +515,7 @@
       </w:pPr>
       <w:r>
         <w:rPr/>
-        <w:t>Article 697</w:t>
+        <w:t>Article 635</w:t>
       </w:r>
     </w:p>
     <w:p>
@@ -1364,7 +545,7 @@
       </w:pPr>
       <w:r>
         <w:rPr/>
-        <w:t>Content: महाराष्ट्र maharashtra ETV Bharat / state By ETV Bharat Marathi Team Published : August 13, 2025 at 11:32 AM IST ठाणे- “मेडिसिटी” हा एक महत्त्वाकांक्षी आरोग्य प्रकल्प असून, या प्रकल्पाचा मुख्य उद्देश नागपूरला देशातील एक प्रमुख वैद्यकीय केंद्र बनविणे, तेथे आंतरराष्ट्रीय दर्जाच्या आरोग्य सुविधा उपलब्ध करून केवळ विदर्भातीलच नव्हे, तर संपूर्ण महाराष्ट्रातील आणि शेजारील राज्यांतील रुग्णांनाही उत्तम उपचार मिळावेत हा आहे. या मेडिसिटीमध्ये विविध सुपर स्पेशालिटी हॉस्पिटल, रिसर्च सेंटर्स, वैद्यकीय शिक्षण संस्था आणि इतर आरोग्य सुविधांचा समावेश असणार आहे. या मेडिसिटीच्या निर्माणासाठी मणिपाल हेल्थ एंटरप्रायझेस प्रायव्हेट लिमिटेड आणि टेमासेक यांनी पुढाकार घ्यावा, असे प्रतिपादन मुख्यमंत्री देवेंद्र फडणवीस यांनी नवी मुंबईतील ऐरोली येथे केले. नवी मुंबई येथे कॅपिटालँड डेटा सेंटरचे उद्घाटन संपन्न : मुख्यमंत्री देवेंद्र फडणवीस आणि सिंगापूरचे उपपंतप्रधान गन किम योंग यांच्या प्रमुख उपस्थितीत नवी मुंबई येथे कॅपिटालँड डेटा सेंटरचे उद्घाटन संपन्न झाले. त्यावेळी ते बोलत होते. यावेळी सिंगापूरचे परिवहन मंत्री जेफरी सिओ, कॅपिटालँड इंडिया ट्रस्टचे अध्यक्ष मनोहर खैतानी, कॅपिटालँड इंडियाचे मुख्य कार्यकारी अधिकारी संजीव दासगुप्ता, मुख्यमंत्र्यांचे मुख्य गुंतवणूक सल्लागार कौस्तुभ धवसे, उद्योग विभागाचे सचिव डॉ. पी. अनबलगन, कोकण विभागीय आयुक्त डॉ.विजय सूर्यवंशी, ठाण्याचे जिल्हाधिकारी डॉ.श्रीकृष्ण पांचाळ, नागपूरचे जिल्हाधिकारी डॉ.विपीन इटनकर, नवी मुंबई महानगरपालिकेचे आयुक्त डॉ.कैलास शिंदे आदी मान्यवर उपस्थित होते. 700 कोटीपर्यंतची गुंतवणूक प्रस्तावित अन् 3 हजार रोजगाराच्या संधी : मुख्यमंत्री फडणवीस पुढे म्हणाले की, महाराष्ट्र शासन आणि मणिपाल हेल्थ एंटरप्रायझेस प्रायव्हेट लिमिटेड आणि टेमासेक यांच्यात सामंजस्य करार करण्यात आला आहे. या करारांतर्गत नागपूर येथे 350 खाटांचे मल्टिस्पेशालिटी रुग्णालय उभारण्यात येणार असून, यासाठी 700 कोटी रुपयांपर्यंतची गुंतवणूक प्रस्तावित आहे. या प्रकल्पामुळे अंदाजे रोजगाराच्या 3 हजार संधी देखील उपलब्ध होणार आहेत. या पार्श्वभूमीवर मुख्यमंत्री महोदयांनी संबंधित कंपनीला आवाहन केले आहे की, त्यांनी नागपूरमध्ये मेडिसिटी उभारावी. मुख्यमंत्री पुढे म्हणाले की, “स्टेट ऑफ आर्ट” अशा प्रकारच्या कॅपिटालँडच्या डेटा सेंटरचे उद्घाटन संपन्न झालंय. “टेक्नॉलॉजी व्हाईस ॲडव्हान्स” अशा प्रकारचे हे डेटा सेंटर आहे. त्याच्यामध्ये वेगवेगळ्या प्रकारे अतिशय चांगल्या पद्धतीच्या व्यवस्था करण्यात आलेल्या आहेत. आपण ज्या डिजिटल अर्थव्यवस्थेमध्ये आहोत, त्याच्यामध्ये प्रत्येक गोष्टीची कार्यक्षमता वाढविण्याकरिता आपल्याला डेटा सेंटरची आवश्यकता पडते आणि म्हणून देशामध्येही ही क्षमता उभी राहणे महत्त्वाचे आहे. महाराष्ट्रातील त्यांच्या सहयोगी कंपन्यांकडून गुंतवणुकीला चालना मिळणार : ते म्हणाले की, देशाची 60 टक्के डेटा सेंटर क्षमता एकट्या महाराष्ट्रात उभी राहिलीय. आज महाराष्ट्र शासन आणि कॅपिटालँड इन्व्हेस्टमेंट लिमिटेड यांच्यामध्ये सामंजस्य करार करण्यात आला आहे. या करारांतर्गत सुमारे 19 हजार 200 कोटींची प्रस्तावित गुंतवणूक होणार असून, कॅपिटालँड इन्व्हेस्टमेंट आणि महाराष्ट्रातील त्यांच्या सहयोगी कंपन्यांकडून या गुंतवणुकीला चालना मिळणार आहे. तसेच या करारामुळे अंदाजे रोजगाराच्या थेट 60 हजार संधी देखील उपलब्ध होणार आहेत. या करारांतर्गत मुंबई आणि पुणे येथे बिझनेस पार्क्स, मुंबई आणि पुणे येथे डाटा सेंटर्स, संपूर्ण महाराष्ट्रात लॉजिस्टिक्स आणि औद्योगिक पार्क्स हे प्रकल्प उभारण्यात येणार आहेत. तसेच मेपल ट्री सोबत 3 हजार कोटींचा करार केला असून, त्या माध्यमातून ते आपल्याकडे काही लॉजिस्टिक पार्क्स तयार करणार आहेत. अतिशय महत्त्वाचे करार झालेले आहेत आणि हे डेटा सेंटर जे अतिशय विक्रमी वेळामध्ये त्यांनी पूर्ण केले आहे, असेही मुख्यमंत्री देवेंद्र फडणवीस म्हणाले. भारताच्या डिजिटल अर्थव्यवस्थेचा कणा : यावेळी सिंगापूरचे उपपंतप्रधान गन किम योंग म्हणाले की, नवी मुंबईमध्ये कॅपिटालँड डेटा सेंटर यशस्वीरित्या पूर्ण झाल्याबद्दल शुभेच्छा देण्यासाठी येथे उपस्थित राहून मला खूप आनंद होत आहे. नवी मुंबई हे भारतातील एक महत्त्वाचे डिजिटल केंद्र बनत आहे, आणि मुंबई, चेन्नई, हैदराबाद आणि बंगळूरू यांसारख्या शहरांसोबत हे केंद्र भारताच्या डिजिटल अर्थव्यवस्थेचा कणा मजबूत करीत आहे. भारतात सध्या 800 दशलक्षाहून अधिक इंटरनेट वापरकर्ते आणि मजबूत स्टार्टअप इकोसिस्टम आहे. त्यामुळे, डेटा सेंटरची मागणी पुढील काळात झपाट्याने वाढण्याची अपेक्षा आहे. भारतातील डेटा सेंटरची क्षमता सध्याच्या 1.2 गिगा वॅटवरून 2030 पर्यंत 4.5 गिगा वॅटपर्यंत वाढण्याची शक्यता आहे. कॅपिटालँड पाच वर्षांत महाराष्ट्रात 2 अब्ज अमेरिकन डॉलर्सपेक्षा अधिक गुंतवणूक करणार : खरं तर हे डेटा सेंटर कॅपिटालँडच्या भारतातील गुंतवणुकीचा एक भाग असून आम्हाला आनंद आहे की, कॅपिटालँडने महाराष्ट्र सरकारसोबत विविध प्रकल्पांमध्ये, जसे की बिझनेस पार्क्स, लॉजिस्टिक्स आणि इंडस्ट्रियल पार्क्समध्ये गुंतवणूक करण्यासाठी एक करार केला आहे. यामुळे कॅपिटालँड पुढील पाच वर्षांत महाराष्ट्रात 2 अब्ज अमेरिकन डॉलर्सपेक्षा (सुमारे 16 हजार 600 कोटी रुपये) जास्त गुंतवणूक करेल. हे गुंतवणुकीचे करार सिंगापूर आणि भारत यांच्यातील मजबूत आर्थिक संबंध दर्शवित आहेत. सिंगापूर आणि भारत यांच्यातील संबंध अधिक मजबूत होणार : तसेच भारत हे जगात सर्वात वेगाने वाढणाऱ्या अर्थव्यवस्थांपैकी एक असल्यामुळे सिंगापूरच्या कंपन्यांसाठीही येथे अनेक संधी निर्माण होत आहेत. उदाहरणार्थ, 'इंडिया-सिंगापूर डिजिटल अर्थव्यवस्थे'च्या करारानुसार, दोन्ही देशांच्या कंपन्यांमध्ये डिजिटल पेमेंट आणि फिनटेक क्षेत्रांत सहकार्य वाढविले जात आहे. या संधींमुळे सिंगापूर आणि भारत यांच्यातील संबंध अधिक मजबूत होत आहेत. या नवीन डेटा सेंटरच्या माध्यमातून उद्योगांना, स्टार्टअप्सना आणि उद्योजकांना डिजिटल युगात नवीन संधी शोधण्यासाठी मदत करेल आणि भारताच्या डिजिटल अर्थव्यवस्थेच्या वाढीसाठी योगदान देईल, असेही ते शेवटी म्हणाले. याप्रसंगी कॅपिटालँड इंडियाचे मुख्य कार्यकारी अधिकारी संजीव दासगुप्ता यांनीही भावना व्यक्त केल्या. भारत कॅपिटालँडसाठी एक प्रमुख बाजारपेठ आहे आणि महाराष्ट्र, त्याच्या मजबूत आर्थिक मूलभूत गोष्टी आणि सुविकसित आयटी आणि औद्योगिक संस्थांसह, आमच्यासाठी महत्त्वपूर्ण संधी उपलब्ध करून देत आहे. आम्ही महाराष्ट्राच्या व्यावसायिक आणि औद्योगिक विकासात आणखी योगदान देण्यास सदैव तयार आहोत, असं कॅपिटालँड इंडियाचे मुख्य कार्यकारी अधिकारी संजीव दासगुप्ता म्हणालेत. हेही वाचाः घरगुती सॅनिटरी अन् कचऱ्याचे वर्गीकरण करून महापालिकेकडे सुपूर्द करणे अनिवार्य, नोंदणीकृत आस्थापनांना ‘पिवळ्या कचरापेटी’चे वितरण होणार वरळी-शिवडी उन्नत मार्गातील अडथळा लवकर दूर करा, मुंबई उच्च न्यायालयाचे प्रशासनाला निर्देश ठाणे- “मेडिसिटी” हा एक महत्त्वाकांक्षी आरोग्य प्रकल्प असून, या प्रकल्पाचा मुख्य उद्देश नागपूरला देशातील एक प्रमुख वैद्यकीय केंद्र बनविणे, तेथे आंतरराष्ट्रीय दर्जाच्या आरोग्य सुविधा उपलब्ध करून केवळ विदर्भातीलच नव्हे, तर संपूर्ण महाराष्ट्रातील आणि शेजारील राज्यांतील रुग्णांनाही उत्तम उपचार मिळावेत हा आहे. या मेडिसिटीमध्ये विविध सुपर स्पेशालिटी हॉस्पिटल, रिसर्च सेंटर्स, वैद्यकीय शिक्षण संस्था आणि इतर आरोग्य सुविधांचा समावेश असणार आहे. या मेडिसिटीच्या निर्माणासाठी मणिपाल हेल्थ एंटरप्रायझेस प्रायव्हेट लिमिटेड आणि टेमासेक यांनी पुढाकार घ्यावा, असे प्रतिपादन मुख्यमंत्री देवेंद्र फडणवीस यांनी नवी मुंबईतील ऐरोली येथे केले.नवी मुंबई येथे कॅपिटालँड डेटा सेंटरचे उद्घाटन संपन्न : मुख्यमंत्री देवेंद्र फडणवीस आणि सिंगापूरचे उपपंतप्रधान गन किम योंग यांच्या प्रमुख उपस्थितीत नवी मुंबई येथे कॅपिटालँड डेटा सेंटरचे उद्घाटन संपन्न झाले. त्यावेळी ते बोलत होते. यावेळी सिंगापूरचे परिवहन मंत्री जेफरी सिओ, कॅपिटालँड इंडिया ट्रस्टचे अध्यक्ष मनोहर खैतानी, कॅपिटालँड इंडियाचे मुख्य कार्यकारी अधिकारी संजीव दासगुप्ता, मुख्यमंत्र्यांचे मुख्य गुंतवणूक सल्लागार कौस्तुभ धवसे, उद्योग विभागाचे सचिव डॉ. पी. अनबलगन, कोकण विभागीय आयुक्त डॉ.विजय सूर्यवंशी, ठाण्याचे जिल्हाधिकारी डॉ.श्रीकृष्ण पांचाळ, नागपूरचे जिल्हाधिकारी डॉ.विपीन इटनकर, नवी मुंबई महानगरपालिकेचे आयुक्त डॉ.कैलास शिंदे आदी मान्यवर उपस्थित होते. 700 कोटीपर्यंतची गुंतवणूक प्रस्तावित अन् 3 हजार रोजगाराच्या संधी : मुख्यमंत्री फडणवीस पुढे म्हणाले की, महाराष्ट्र शासन आणि मणिपाल हेल्थ एंटरप्रायझेस प्रायव्हेट लिमिटेड आणि टेमासेक यांच्यात सामंजस्य करार करण्यात आला आहे. या करारांतर्गत नागपूर येथे 350 खाटांचे मल्टिस्पेशालिटी रुग्णालय उभारण्यात येणार असून, यासाठी 700 कोटी रुपयांपर्यंतची गुंतवणूक प्रस्तावित आहे. या प्रकल्पामुळे अंदाजे रोजगाराच्या 3 हजार संधी देखील उपलब्ध होणार आहेत. या पार्श्वभूमीवर मुख्यमंत्री महोदयांनी संबंधित कंपनीला आवाहन केले आहे की, त्यांनी नागपूरमध्ये मेडिसिटी उभारावी. मुख्यमंत्री पुढे म्हणाले की, “स्टेट ऑफ आर्ट” अशा प्रकारच्या कॅपिटालँडच्या डेटा सेंटरचे उद्घाटन संपन्न झालंय. “टेक्नॉलॉजी व्हाईस ॲडव्हान्स” अशा प्रकारचे हे डेटा सेंटर आहे. त्याच्यामध्ये वेगवेगळ्या प्रकारे अतिशय चांगल्या पद्धतीच्या व्यवस्था करण्यात आलेल्या आहेत. आपण ज्या डिजिटल अर्थव्यवस्थेमध्ये आहोत, त्याच्यामध्ये प्रत्येक गोष्टीची कार्यक्षमता वाढविण्याकरिता आपल्याला डेटा सेंटरची आवश्यकता पडते आणि म्हणून देशामध्येही ही क्षमता उभी राहणे महत्त्वाचे आहे.महाराष्ट्रातील त्यांच्या सहयोगी कंपन्यांकडून गुंतवणुकीला चालना मिळणार : ते म्हणाले की, देशाची 60 टक्के डेटा सेंटर क्षमता एकट्या महाराष्ट्रात उभी राहिलीय. आज महाराष्ट्र शासन आणि कॅपिटालँड इन्व्हेस्टमेंट लिमिटेड यांच्यामध्ये सामंजस्य करार करण्यात आला आहे. या करारांतर्गत सुमारे 19 हजार 200 कोटींची प्रस्तावित गुंतवणूक होणार असून, कॅपिटालँड इन्व्हेस्टमेंट आणि महाराष्ट्रातील त्यांच्या सहयोगी कंपन्यांकडून या गुंतवणुकीला चालना मिळणार आहे. तसेच या करारामुळे अंदाजे रोजगाराच्या थेट 60 हजार संधी देखील उपलब्ध होणार आहेत. या करारांतर्गत मुंबई आणि पुणे येथे बिझनेस पार्क्स, मुंबई आणि पुणे येथे डाटा सेंटर्स, संपूर्ण महाराष्ट्रात लॉजिस्टिक्स आणि औद्योगिक पार्क्स हे प्रकल्प उभारण्यात येणार आहेत. तसेच मेपल ट्री सोबत 3 हजार कोटींचा करार केला असून, त्या माध्यमातून ते आपल्याकडे काही लॉजिस्टिक पार्क्स तयार करणार आहेत. अतिशय महत्त्वाचे करार झालेले आहेत आणि हे डेटा सेंटर जे अतिशय विक्रमी वेळामध्ये त्यांनी पूर्ण केले आहे, असेही मुख्यमंत्री देवेंद्र फडणवीस म्हणाले.भारताच्या डिजिटल अर्थव्यवस्थेचा कणा : यावेळी सिंगापूरचे उपपंतप्रधान गन किम योंग म्हणाले की, नवी मुंबईमध्ये कॅपिटालँड डेटा सेंटर यशस्वीरित्या पूर्ण झाल्याबद्दल शुभेच्छा देण्यासाठी येथे उपस्थित राहून मला खूप आनंद होत आहे. नवी मुंबई हे भारतातील एक महत्त्वाचे डिजिटल केंद्र बनत आहे, आणि मुंबई, चेन्नई, हैदराबाद आणि बंगळूरू यांसारख्या शहरांसोबत हे केंद्र भारताच्या डिजिटल अर्थव्यवस्थेचा कणा मजबूत करीत आहे. भारतात सध्या 800 दशलक्षाहून अधिक इंटरनेट वापरकर्ते आणि मजबूत स्टार्टअप इकोसिस्टम आहे. त्यामुळे, डेटा सेंटरची मागणी पुढील काळात झपाट्याने वाढण्याची अपेक्षा आहे. भारतातील डेटा सेंटरची क्षमता सध्याच्या 1.2 गिगा वॅटवरून 2030 पर्यंत 4.5 गिगा वॅटपर्यंत वाढण्याची शक्यता आहे.कॅपिटालँड पाच वर्षांत महाराष्ट्रात 2 अब्ज अमेरिकन डॉलर्सपेक्षा अधिक गुंतवणूक करणार : खरं तर हे डेटा सेंटर कॅपिटालँडच्या भारतातील गुंतवणुकीचा एक भाग असून आम्हाला आनंद आहे की, कॅपिटालँडने महाराष्ट्र सरकारसोबत विविध प्रकल्पांमध्ये, जसे की बिझनेस पार्क्स, लॉजिस्टिक्स आणि इंडस्ट्रियल पार्क्समध्ये गुंतवणूक करण्यासाठी एक करार केला आहे. यामुळे कॅपिटालँड पुढील पाच वर्षांत महाराष्ट्रात 2 अब्ज अमेरिकन डॉलर्सपेक्षा (सुमारे 16 हजार 600 कोटी रुपये) जास्त गुंतवणूक करेल. हे गुंतवणुकीचे करार सिंगापूर आणि भारत यांच्यातील मजबूत आर्थिक संबंध दर्शवित आहेत.सिंगापूर आणि भारत यांच्यातील संबंध अधिक मजबूत होणार : तसेच भारत हे जगात सर्वात वेगाने वाढणाऱ्या अर्थव्यवस्थांपैकी एक असल्यामुळे सिंगापूरच्या कंपन्यांसाठीही येथे अनेक संधी निर्माण होत आहेत. उदाहरणार्थ, 'इंडिया-सिंगापूर डिजिटल अर्थव्यवस्थे'च्या करारानुसार, दोन्ही देशांच्या कंपन्यांमध्ये डिजिटल पेमेंट आणि फिनटेक क्षेत्रांत सहकार्य वाढविले जात आहे. या संधींमुळे सिंगापूर आणि भारत यांच्यातील संबंध अधिक मजबूत होत आहेत. या नवीन डेटा सेंटरच्या माध्यमातून उद्योगांना, स्टार्टअप्सना आणि उद्योजकांना डिजिटल युगात नवीन संधी शोधण्यासाठी मदत करेल आणि भारताच्या डिजिटल अर्थव्यवस्थेच्या वाढीसाठी योगदान देईल, असेही ते शेवटी म्हणाले. याप्रसंगी कॅपिटालँड इंडियाचे मुख्य कार्यकारी अधिकारी संजीव दासगुप्ता यांनीही भावना व्यक्त केल्या. भारत कॅपिटालँडसाठी एक प्रमुख बाजारपेठ आहे आणि महाराष्ट्र, त्याच्या मजबूत आर्थिक मूलभूत गोष्टी आणि सुविकसित आयटी आणि औद्योगिक संस्थांसह, आमच्यासाठी महत्त्वपूर्ण संधी उपलब्ध करून देत आहे. आम्ही महाराष्ट्राच्या व्यावसायिक आणि औद्योगिक विकासात आणखी योगदान देण्यास सदैव तयार आहोत, असं कॅपिटालँड इंडियाचे मुख्य कार्यकारी अधिकारी संजीव दासगुप्ता म्हणालेत. हेही वाचाःघरगुती सॅनिटरी अन् कचऱ्याचे वर्गीकरण करून महापालिकेकडे सुपूर्द करणे अनिवार्य, नोंदणीकृत आस्थापनांना ‘पिवळ्या कचरापेटी’चे वितरण होणारवरळी-शिवडी उन्नत मार्गातील अडथळा लवकर दूर करा, मुंबई उच्च न्यायालयाचे प्रशासनाला निर्देश ठाणे- “मेडिसिटी” हा एक महत्त्वाकांक्षी आरोग्य प्रकल्प असून, या प्रकल्पाचा मुख्य उद्देश नागपूरला देशातील एक प्रमुख वैद्यकीय केंद्र बनविणे, तेथे आंतरराष्ट्रीय दर्जाच्या आरोग्य सुविधा उपलब्ध करून केवळ विदर्भातीलच नव्हे, तर संपूर्ण महाराष्ट्रातील आणि शेजारील राज्यांतील रुग्णांनाही उत्तम उपचार मिळावेत हा आहे. या मेडिसिटीमध्ये विविध सुपर स्पेशालिटी हॉस्पिटल, रिसर्च सेंटर्स, वैद्यकीय शिक्षण संस्था आणि इतर आरोग्य सुविधांचा समावेश असणार आहे. या मेडिसिटीच्या निर्माणासाठी मणिपाल हेल्थ एंटरप्रायझेस प्रायव्हेट लिमिटेड आणि टेमासेक यांनी पुढाकार घ्यावा, असे प्रतिपादन मुख्यमंत्री देवेंद्र फडणवीस यांनी नवी मुंबईतील ऐरोली येथे केले. नवी मुंबई येथे कॅपिटालँड डेटा सेंटरचे उद्घाटन संपन्न : मुख्यमंत्री देवेंद्र फडणवीस आणि सिंगापूरचे उपपंतप्रधान गन किम योंग यांच्या प्रमुख उपस्थितीत नवी मुंबई येथे कॅपिटालँड डेटा सेंटरचे उद्घाटन संपन्न झाले. त्यावेळी ते बोलत होते. यावेळी सिंगापूरचे परिवहन मंत्री जेफरी सिओ, कॅपिटालँड इंडिया ट्रस्टचे अध्यक्ष मनोहर खैतानी, कॅपिटालँड इंडियाचे मुख्य कार्यकारी अधिकारी संजीव दासगुप्ता, मुख्यमंत्र्यांचे मुख्य गुंतवणूक सल्लागार कौस्तुभ धवसे, उद्योग विभागाचे सचिव डॉ. पी. अनबलगन, कोकण विभागीय आयुक्त डॉ.विजय सूर्यवंशी, ठाण्याचे जिल्हाधिकारी डॉ.श्रीकृष्ण पांचाळ, नागपूरचे जिल्हाधिकारी डॉ.विपीन इटनकर, नवी मुंबई महानगरपालिकेचे आयुक्त डॉ.कैलास शिंदे आदी मान्यवर उपस्थित होते. 700 कोटीपर्यंतची गुंतवणूक प्रस्तावित अन् 3 हजार रोजगाराच्या संधी : मुख्यमंत्री फडणवीस पुढे म्हणाले की, महाराष्ट्र शासन आणि मणिपाल हेल्थ एंटरप्रायझेस प्रायव्हेट लिमिटेड आणि टेमासेक यांच्यात सामंजस्य करार करण्यात आला आहे. या करारांतर्गत नागपूर येथे 350 खाटांचे मल्टिस्पेशालिटी रुग्णालय उभारण्यात येणार असून, यासाठी 700 कोटी रुपयांपर्यंतची गुंतवणूक प्रस्तावित आहे. या प्रकल्पामुळे अंदाजे रोजगाराच्या 3 हजार संधी देखील उपलब्ध होणार आहेत. या पार्श्वभूमीवर मुख्यमंत्री महोदयांनी संबंधित कंपनीला आवाहन केले आहे की, त्यांनी नागपूरमध्ये मेडिसिटी उभारावी. मुख्यमंत्री पुढे म्हणाले की, “स्टेट ऑफ आर्ट” अशा प्रकारच्या कॅपिटालँडच्या डेटा सेंटरचे उद्घाटन संपन्न झालंय. “टेक्नॉलॉजी व्हाईस ॲडव्हान्स” अशा प्रकारचे हे डेटा सेंटर आहे. त्याच्यामध्ये वेगवेगळ्या प्रकारे अतिशय चांगल्या पद्धतीच्या व्यवस्था करण्यात आलेल्या आहेत. आपण ज्या डिजिटल अर्थव्यवस्थेमध्ये आहोत, त्याच्यामध्ये प्रत्येक गोष्टीची कार्यक्षमता वाढविण्याकरिता आपल्याला डेटा सेंटरची आवश्यकता पडते आणि म्हणून देशामध्येही ही क्षमता उभी राहणे महत्त्वाचे आहे. महाराष्ट्रातील त्यांच्या सहयोगी कंपन्यांकडून गुंतवणुकीला चालना मिळणार : ते म्हणाले की, देशाची 60 टक्के डेटा सेंटर क्षमता एकट्या महाराष्ट्रात उभी राहिलीय. आज महाराष्ट्र शासन आणि कॅपिटालँड इन्व्हेस्टमेंट लिमिटेड यांच्यामध्ये सामंजस्य करार करण्यात आला आहे. या करारांतर्गत सुमारे 19 हजार 200 कोटींची प्रस्तावित गुंतवणूक होणार असून, कॅपिटालँड इन्व्हेस्टमेंट आणि महाराष्ट्रातील त्यांच्या सहयोगी कंपन्यांकडून या गुंतवणुकीला चालना मिळणार आहे. तसेच या करारामुळे अंदाजे रोजगाराच्या थेट 60 हजार संधी देखील उपलब्ध होणार आहेत. या करारांतर्गत मुंबई आणि पुणे येथे बिझनेस पार्क्स, मुंबई आणि पुणे येथे डाटा सेंटर्स, संपूर्ण महाराष्ट्रात लॉजिस्टिक्स आणि औद्योगिक पार्क्स हे प्रकल्प उभारण्यात येणार आहेत. तसेच मेपल ट्री सोबत 3 हजार कोटींचा करार केला असून, त्या माध्यमातून ते आपल्याकडे काही लॉजिस्टिक पार्क्स तयार करणार आहेत. अतिशय महत्त्वाचे करार झालेले आहेत आणि हे डेटा सेंटर जे अतिशय विक्रमी वेळामध्ये त्यांनी पूर्ण केले आहे, असेही मुख्यमंत्री देवेंद्र फडणवीस म्हणाले. भारताच्या डिजिटल अर्थव्यवस्थेचा कणा : यावेळी सिंगापूरचे उपपंतप्रधान गन किम योंग म्हणाले की, नवी मुंबईमध्ये कॅपिटालँड डेटा सेंटर यशस्वीरित्या पूर्ण झाल्याबद्दल शुभेच्छा देण्यासाठी येथे उपस्थित राहून मला खूप आनंद होत आहे. नवी मुंबई हे भारतातील एक महत्त्वाचे डिजिटल केंद्र बनत आहे, आणि मुंबई, चेन्नई, हैदराबाद आणि बंगळूरू यांसारख्या शहरांसोबत हे केंद्र भारताच्या डिजिटल अर्थव्यवस्थेचा कणा मजबूत करीत आहे. भारतात सध्या 800 दशलक्षाहून अधिक इंटरनेट वापरकर्ते आणि मजबूत स्टार्टअप इकोसिस्टम आहे. त्यामुळे, डेटा सेंटरची मागणी पुढील काळात झपाट्याने वाढण्याची अपेक्षा आहे. भारतातील डेटा सेंटरची क्षमता सध्याच्या 1.2 गिगा वॅटवरून 2030 पर्यंत 4.5 गिगा वॅटपर्यंत वाढण्याची शक्यता आहे. कॅपिटालँड पाच वर्षांत महाराष्ट्रात 2 अब्ज अमेरिकन डॉलर्सपेक्षा अधिक गुंतवणूक करणार : खरं तर हे डेटा सेंटर कॅपिटालँडच्या भारतातील गुंतवणुकीचा एक भाग असून आम्हाला आनंद आहे की, कॅपिटालँडने महाराष्ट्र सरकारसोबत विविध प्रकल्पांमध्ये, जसे की बिझनेस पार्क्स, लॉजिस्टिक्स आणि इंडस्ट्रियल पार्क्समध्ये गुंतवणूक करण्यासाठी एक करार केला आहे. यामुळे कॅपिटालँड पुढील पाच वर्षांत महाराष्ट्रात 2 अब्ज अमेरिकन डॉलर्सपेक्षा (सुमारे 16 हजार 600 कोटी रुपये) जास्त गुंतवणूक करेल. हे गुंतवणुकीचे करार सिंगापूर आणि भारत यांच्यातील मजबूत आर्थिक संबंध दर्शवित आहेत. सिंगापूर आणि भारत यांच्यातील संबंध अधिक मजबूत होणार : तसेच भारत हे जगात सर्वात वेगाने वाढणाऱ्या अर्थव्यवस्थांपैकी एक असल्यामुळे सिंगापूरच्या कंपन्यांसाठीही येथे अनेक संधी निर्माण होत आहेत. उदाहरणार्थ, 'इंडिया-सिंगापूर डिजिटल अर्थव्यवस्थे'च्या करारानुसार, दोन्ही देशांच्या कंपन्यांमध्ये डिजिटल पेमेंट आणि फिनटेक क्षेत्रांत सहकार्य वाढविले जात आहे. या संधींमुळे सिंगापूर आणि भारत यांच्यातील संबंध अधिक मजबूत होत आहेत. या नवीन डेटा सेंटरच्या माध्यमातून उद्योगांना, स्टार्टअप्सना आणि उद्योजकांना डिजिटल युगात नवीन संधी शोधण्यासाठी मदत करेल आणि भारताच्या डिजिटल अर्थव्यवस्थेच्या वाढीसाठी योगदान देईल, असेही ते शेवटी म्हणाले. याप्रसंगी कॅपिटालँड इंडियाचे मुख्य कार्यकारी अधिकारी संजीव दासगुप्ता यांनीही भावना व्यक्त केल्या. भारत कॅपिटालँडसाठी एक प्रमुख बाजारपेठ आहे आणि महाराष्ट्र, त्याच्या मजबूत आर्थिक मूलभूत गोष्टी आणि सुविकसित आयटी आणि औद्योगिक संस्थांसह, आमच्यासाठी महत्त्वपूर्ण संधी उपलब्ध करून देत आहे. आम्ही महाराष्ट्राच्या व्यावसायिक आणि औद्योगिक विकासात आणखी योगदान देण्यास सदैव तयार आहोत, असं कॅपिटालँड इंडियाचे मुख्य कार्यकारी अधिकारी संजीव दासगुप्ता म्हणालेत. हेही वाचाः घरगुती सॅनिटरी अन् कचऱ्याचे वर्गीकरण करून महापालिकेकडे सुपूर्द करणे अनिवार्य, नोंदणीकृत आस्थापनांना ‘पिवळ्या कचरापेटी’चे वितरण होणार वरळी-शिवडी उन्नत मार्गातील अडथळा लवकर दूर करा, मुंबई उच्च न्यायालयाचे प्रशासनाला निर्देश For All Latest Updates TAGGED: खजूरच नाही तर त्याच्या बिया देखील आहेत फायदेशीर अडकलेल्या मोनोरेलमध्ये लोकांची तीन तास घुसमट, प्रवाशांनी सांगितला जीवघेणा थरारक अनुभव 50 हजार रुपये घेतलं कर्ज: 15 लाख व्याज भरुनही सावकाराला हवे होते आणखी पैसे; छळाला कंटाळून महिलेची आत्महत्या भांडुपमध्ये विजेच्या धक्क्यानं तरुणाचा मृत्यू; हेडफोन वापरणं बेतलं जीवावर! 'पेड्डी' चित्रपटात राम चरण धमाकेदार लूकमध्ये दिसणार, साऊथ स्टार लोकप्रिय हेअर स्टायलिस्टला भेटाला... Kawasaki KLX230R S 2026 भारतात 1.94 लाखात लॉंच फॅटी लिव्हरच्या समस्येनं त्रस्त आहात? आहारात समावेश करा 'ही' फळ होंडाची नवीन इलेक्ट्रिक मोटरसायकल 2 सप्टेंबरला होणार सादर पावसाळ्यातील आजारांपासून मुलांचा बचाव कसा करायचा? फॉलो करा या टिप्स Copyright © 2025 Ushodaya Enterprises Pvt. Ltd., All Rights Reserved.</w:t>
+        <w:t>Content: महाराष्ट्र maharashtra ETV Bharat / state By ETV Bharat Marathi Team Published : August 13, 2025 at 11:32 AM IST ठाणे- “मेडिसिटी” हा एक महत्त्वाकांक्षी आरोग्य प्रकल्प असून, या प्रकल्पाचा मुख्य उद्देश नागपूरला देशातील एक प्रमुख वैद्यकीय केंद्र बनविणे, तेथे आंतरराष्ट्रीय दर्जाच्या आरोग्य सुविधा उपलब्ध करून केवळ विदर्भातीलच नव्हे, तर संपूर्ण महाराष्ट्रातील आणि शेजारील राज्यांतील रुग्णांनाही उत्तम उपचार मिळावेत हा आहे. या मेडिसिटीमध्ये विविध सुपर स्पेशालिटी हॉस्पिटल, रिसर्च सेंटर्स, वैद्यकीय शिक्षण संस्था आणि इतर आरोग्य सुविधांचा समावेश असणार आहे. या मेडिसिटीच्या निर्माणासाठी मणिपाल हेल्थ एंटरप्रायझेस प्रायव्हेट लिमिटेड आणि टेमासेक यांनी पुढाकार घ्यावा, असे प्रतिपादन मुख्यमंत्री देवेंद्र फडणवीस यांनी नवी मुंबईतील ऐरोली येथे केले. नवी मुंबई येथे कॅपिटालँड डेटा सेंटरचे उद्घाटन संपन्न : मुख्यमंत्री देवेंद्र फडणवीस आणि सिंगापूरचे उपपंतप्रधान गन किम योंग यांच्या प्रमुख उपस्थितीत नवी मुंबई येथे कॅपिटालँड डेटा सेंटरचे उद्घाटन संपन्न झाले. त्यावेळी ते बोलत होते. यावेळी सिंगापूरचे परिवहन मंत्री जेफरी सिओ, कॅपिटालँड इंडिया ट्रस्टचे अध्यक्ष मनोहर खैतानी, कॅपिटालँड इंडियाचे मुख्य कार्यकारी अधिकारी संजीव दासगुप्ता, मुख्यमंत्र्यांचे मुख्य गुंतवणूक सल्लागार कौस्तुभ धवसे, उद्योग विभागाचे सचिव डॉ. पी. अनबलगन, कोकण विभागीय आयुक्त डॉ.विजय सूर्यवंशी, ठाण्याचे जिल्हाधिकारी डॉ.श्रीकृष्ण पांचाळ, नागपूरचे जिल्हाधिकारी डॉ.विपीन इटनकर, नवी मुंबई महानगरपालिकेचे आयुक्त डॉ.कैलास शिंदे आदी मान्यवर उपस्थित होते. 700 कोटीपर्यंतची गुंतवणूक प्रस्तावित अन् 3 हजार रोजगाराच्या संधी : मुख्यमंत्री फडणवीस पुढे म्हणाले की, महाराष्ट्र शासन आणि मणिपाल हेल्थ एंटरप्रायझेस प्रायव्हेट लिमिटेड आणि टेमासेक यांच्यात सामंजस्य करार करण्यात आला आहे. या करारांतर्गत नागपूर येथे 350 खाटांचे मल्टिस्पेशालिटी रुग्णालय उभारण्यात येणार असून, यासाठी 700 कोटी रुपयांपर्यंतची गुंतवणूक प्रस्तावित आहे. या प्रकल्पामुळे अंदाजे रोजगाराच्या 3 हजार संधी देखील उपलब्ध होणार आहेत. या पार्श्वभूमीवर मुख्यमंत्री महोदयांनी संबंधित कंपनीला आवाहन केले आहे की, त्यांनी नागपूरमध्ये मेडिसिटी उभारावी. मुख्यमंत्री पुढे म्हणाले की, “स्टेट ऑफ आर्ट” अशा प्रकारच्या कॅपिटालँडच्या डेटा सेंटरचे उद्घाटन संपन्न झालंय. “टेक्नॉलॉजी व्हाईस ॲडव्हान्स” अशा प्रकारचे हे डेटा सेंटर आहे. त्याच्यामध्ये वेगवेगळ्या प्रकारे अतिशय चांगल्या पद्धतीच्या व्यवस्था करण्यात आलेल्या आहेत. आपण ज्या डिजिटल अर्थव्यवस्थेमध्ये आहोत, त्याच्यामध्ये प्रत्येक गोष्टीची कार्यक्षमता वाढविण्याकरिता आपल्याला डेटा सेंटरची आवश्यकता पडते आणि म्हणून देशामध्येही ही क्षमता उभी राहणे महत्त्वाचे आहे. महाराष्ट्रातील त्यांच्या सहयोगी कंपन्यांकडून गुंतवणुकीला चालना मिळणार : ते म्हणाले की, देशाची 60 टक्के डेटा सेंटर क्षमता एकट्या महाराष्ट्रात उभी राहिलीय. आज महाराष्ट्र शासन आणि कॅपिटालँड इन्व्हेस्टमेंट लिमिटेड यांच्यामध्ये सामंजस्य करार करण्यात आला आहे. या करारांतर्गत सुमारे 19 हजार 200 कोटींची प्रस्तावित गुंतवणूक होणार असून, कॅपिटालँड इन्व्हेस्टमेंट आणि महाराष्ट्रातील त्यांच्या सहयोगी कंपन्यांकडून या गुंतवणुकीला चालना मिळणार आहे. तसेच या करारामुळे अंदाजे रोजगाराच्या थेट 60 हजार संधी देखील उपलब्ध होणार आहेत. या करारांतर्गत मुंबई आणि पुणे येथे बिझनेस पार्क्स, मुंबई आणि पुणे येथे डाटा सेंटर्स, संपूर्ण महाराष्ट्रात लॉजिस्टिक्स आणि औद्योगिक पार्क्स हे प्रकल्प उभारण्यात येणार आहेत. तसेच मेपल ट्री सोबत 3 हजार कोटींचा करार केला असून, त्या माध्यमातून ते आपल्याकडे काही लॉजिस्टिक पार्क्स तयार करणार आहेत. अतिशय महत्त्वाचे करार झालेले आहेत आणि हे डेटा सेंटर जे अतिशय विक्रमी वेळामध्ये त्यांनी पूर्ण केले आहे, असेही मुख्यमंत्री देवेंद्र फडणवीस म्हणाले. भारताच्या डिजिटल अर्थव्यवस्थेचा कणा : यावेळी सिंगापूरचे उपपंतप्रधान गन किम योंग म्हणाले की, नवी मुंबईमध्ये कॅपिटालँड डेटा सेंटर यशस्वीरित्या पूर्ण झाल्याबद्दल शुभेच्छा देण्यासाठी येथे उपस्थित राहून मला खूप आनंद होत आहे. नवी मुंबई हे भारतातील एक महत्त्वाचे डिजिटल केंद्र बनत आहे, आणि मुंबई, चेन्नई, हैदराबाद आणि बंगळूरू यांसारख्या शहरांसोबत हे केंद्र भारताच्या डिजिटल अर्थव्यवस्थेचा कणा मजबूत करीत आहे. भारतात सध्या 800 दशलक्षाहून अधिक इंटरनेट वापरकर्ते आणि मजबूत स्टार्टअप इकोसिस्टम आहे. त्यामुळे, डेटा सेंटरची मागणी पुढील काळात झपाट्याने वाढण्याची अपेक्षा आहे. भारतातील डेटा सेंटरची क्षमता सध्याच्या 1.2 गिगा वॅटवरून 2030 पर्यंत 4.5 गिगा वॅटपर्यंत वाढण्याची शक्यता आहे. कॅपिटालँड पाच वर्षांत महाराष्ट्रात 2 अब्ज अमेरिकन डॉलर्सपेक्षा अधिक गुंतवणूक करणार : खरं तर हे डेटा सेंटर कॅपिटालँडच्या भारतातील गुंतवणुकीचा एक भाग असून आम्हाला आनंद आहे की, कॅपिटालँडने महाराष्ट्र सरकारसोबत विविध प्रकल्पांमध्ये, जसे की बिझनेस पार्क्स, लॉजिस्टिक्स आणि इंडस्ट्रियल पार्क्समध्ये गुंतवणूक करण्यासाठी एक करार केला आहे. यामुळे कॅपिटालँड पुढील पाच वर्षांत महाराष्ट्रात 2 अब्ज अमेरिकन डॉलर्सपेक्षा (सुमारे 16 हजार 600 कोटी रुपये) जास्त गुंतवणूक करेल. हे गुंतवणुकीचे करार सिंगापूर आणि भारत यांच्यातील मजबूत आर्थिक संबंध दर्शवित आहेत. सिंगापूर आणि भारत यांच्यातील संबंध अधिक मजबूत होणार : तसेच भारत हे जगात सर्वात वेगाने वाढणाऱ्या अर्थव्यवस्थांपैकी एक असल्यामुळे सिंगापूरच्या कंपन्यांसाठीही येथे अनेक संधी निर्माण होत आहेत. उदाहरणार्थ, 'इंडिया-सिंगापूर डिजिटल अर्थव्यवस्थे'च्या करारानुसार, दोन्ही देशांच्या कंपन्यांमध्ये डिजिटल पेमेंट आणि फिनटेक क्षेत्रांत सहकार्य वाढविले जात आहे. या संधींमुळे सिंगापूर आणि भारत यांच्यातील संबंध अधिक मजबूत होत आहेत. या नवीन डेटा सेंटरच्या माध्यमातून उद्योगांना, स्टार्टअप्सना आणि उद्योजकांना डिजिटल युगात नवीन संधी शोधण्यासाठी मदत करेल आणि भारताच्या डिजिटल अर्थव्यवस्थेच्या वाढीसाठी योगदान देईल, असेही ते शेवटी म्हणाले. याप्रसंगी कॅपिटालँड इंडियाचे मुख्य कार्यकारी अधिकारी संजीव दासगुप्ता यांनीही भावना व्यक्त केल्या. भारत कॅपिटालँडसाठी एक प्रमुख बाजारपेठ आहे आणि महाराष्ट्र, त्याच्या मजबूत आर्थिक मूलभूत गोष्टी आणि सुविकसित आयटी आणि औद्योगिक संस्थांसह, आमच्यासाठी महत्त्वपूर्ण संधी उपलब्ध करून देत आहे. आम्ही महाराष्ट्राच्या व्यावसायिक आणि औद्योगिक विकासात आणखी योगदान देण्यास सदैव तयार आहोत, असं कॅपिटालँड इंडियाचे मुख्य कार्यकारी अधिकारी संजीव दासगुप्ता म्हणालेत. हेही वाचाः घरगुती सॅनिटरी अन् कचऱ्याचे वर्गीकरण करून महापालिकेकडे सुपूर्द करणे अनिवार्य, नोंदणीकृत आस्थापनांना ‘पिवळ्या कचरापेटी’चे वितरण होणार वरळी-शिवडी उन्नत मार्गातील अडथळा लवकर दूर करा, मुंबई उच्च न्यायालयाचे प्रशासनाला निर्देश ठाणे- “मेडिसिटी” हा एक महत्त्वाकांक्षी आरोग्य प्रकल्प असून, या प्रकल्पाचा मुख्य उद्देश नागपूरला देशातील एक प्रमुख वैद्यकीय केंद्र बनविणे, तेथे आंतरराष्ट्रीय दर्जाच्या आरोग्य सुविधा उपलब्ध करून केवळ विदर्भातीलच नव्हे, तर संपूर्ण महाराष्ट्रातील आणि शेजारील राज्यांतील रुग्णांनाही उत्तम उपचार मिळावेत हा आहे. या मेडिसिटीमध्ये विविध सुपर स्पेशालिटी हॉस्पिटल, रिसर्च सेंटर्स, वैद्यकीय शिक्षण संस्था आणि इतर आरोग्य सुविधांचा समावेश असणार आहे. या मेडिसिटीच्या निर्माणासाठी मणिपाल हेल्थ एंटरप्रायझेस प्रायव्हेट लिमिटेड आणि टेमासेक यांनी पुढाकार घ्यावा, असे प्रतिपादन मुख्यमंत्री देवेंद्र फडणवीस यांनी नवी मुंबईतील ऐरोली येथे केले.नवी मुंबई येथे कॅपिटालँड डेटा सेंटरचे उद्घाटन संपन्न : मुख्यमंत्री देवेंद्र फडणवीस आणि सिंगापूरचे उपपंतप्रधान गन किम योंग यांच्या प्रमुख उपस्थितीत नवी मुंबई येथे कॅपिटालँड डेटा सेंटरचे उद्घाटन संपन्न झाले. त्यावेळी ते बोलत होते. यावेळी सिंगापूरचे परिवहन मंत्री जेफरी सिओ, कॅपिटालँड इंडिया ट्रस्टचे अध्यक्ष मनोहर खैतानी, कॅपिटालँड इंडियाचे मुख्य कार्यकारी अधिकारी संजीव दासगुप्ता, मुख्यमंत्र्यांचे मुख्य गुंतवणूक सल्लागार कौस्तुभ धवसे, उद्योग विभागाचे सचिव डॉ. पी. अनबलगन, कोकण विभागीय आयुक्त डॉ.विजय सूर्यवंशी, ठाण्याचे जिल्हाधिकारी डॉ.श्रीकृष्ण पांचाळ, नागपूरचे जिल्हाधिकारी डॉ.विपीन इटनकर, नवी मुंबई महानगरपालिकेचे आयुक्त डॉ.कैलास शिंदे आदी मान्यवर उपस्थित होते. 700 कोटीपर्यंतची गुंतवणूक प्रस्तावित अन् 3 हजार रोजगाराच्या संधी : मुख्यमंत्री फडणवीस पुढे म्हणाले की, महाराष्ट्र शासन आणि मणिपाल हेल्थ एंटरप्रायझेस प्रायव्हेट लिमिटेड आणि टेमासेक यांच्यात सामंजस्य करार करण्यात आला आहे. या करारांतर्गत नागपूर येथे 350 खाटांचे मल्टिस्पेशालिटी रुग्णालय उभारण्यात येणार असून, यासाठी 700 कोटी रुपयांपर्यंतची गुंतवणूक प्रस्तावित आहे. या प्रकल्पामुळे अंदाजे रोजगाराच्या 3 हजार संधी देखील उपलब्ध होणार आहेत. या पार्श्वभूमीवर मुख्यमंत्री महोदयांनी संबंधित कंपनीला आवाहन केले आहे की, त्यांनी नागपूरमध्ये मेडिसिटी उभारावी. मुख्यमंत्री पुढे म्हणाले की, “स्टेट ऑफ आर्ट” अशा प्रकारच्या कॅपिटालँडच्या डेटा सेंटरचे उद्घाटन संपन्न झालंय. “टेक्नॉलॉजी व्हाईस ॲडव्हान्स” अशा प्रकारचे हे डेटा सेंटर आहे. त्याच्यामध्ये वेगवेगळ्या प्रकारे अतिशय चांगल्या पद्धतीच्या व्यवस्था करण्यात आलेल्या आहेत. आपण ज्या डिजिटल अर्थव्यवस्थेमध्ये आहोत, त्याच्यामध्ये प्रत्येक गोष्टीची कार्यक्षमता वाढविण्याकरिता आपल्याला डेटा सेंटरची आवश्यकता पडते आणि म्हणून देशामध्येही ही क्षमता उभी राहणे महत्त्वाचे आहे.महाराष्ट्रातील त्यांच्या सहयोगी कंपन्यांकडून गुंतवणुकीला चालना मिळणार : ते म्हणाले की, देशाची 60 टक्के डेटा सेंटर क्षमता एकट्या महाराष्ट्रात उभी राहिलीय. आज महाराष्ट्र शासन आणि कॅपिटालँड इन्व्हेस्टमेंट लिमिटेड यांच्यामध्ये सामंजस्य करार करण्यात आला आहे. या करारांतर्गत सुमारे 19 हजार 200 कोटींची प्रस्तावित गुंतवणूक होणार असून, कॅपिटालँड इन्व्हेस्टमेंट आणि महाराष्ट्रातील त्यांच्या सहयोगी कंपन्यांकडून या गुंतवणुकीला चालना मिळणार आहे. तसेच या करारामुळे अंदाजे रोजगाराच्या थेट 60 हजार संधी देखील उपलब्ध होणार आहेत. या करारांतर्गत मुंबई आणि पुणे येथे बिझनेस पार्क्स, मुंबई आणि पुणे येथे डाटा सेंटर्स, संपूर्ण महाराष्ट्रात लॉजिस्टिक्स आणि औद्योगिक पार्क्स हे प्रकल्प उभारण्यात येणार आहेत. तसेच मेपल ट्री सोबत 3 हजार कोटींचा करार केला असून, त्या माध्यमातून ते आपल्याकडे काही लॉजिस्टिक पार्क्स तयार करणार आहेत. अतिशय महत्त्वाचे करार झालेले आहेत आणि हे डेटा सेंटर जे अतिशय विक्रमी वेळामध्ये त्यांनी पूर्ण केले आहे, असेही मुख्यमंत्री देवेंद्र फडणवीस म्हणाले.भारताच्या डिजिटल अर्थव्यवस्थेचा कणा : यावेळी सिंगापूरचे उपपंतप्रधान गन किम योंग म्हणाले की, नवी मुंबईमध्ये कॅपिटालँड डेटा सेंटर यशस्वीरित्या पूर्ण झाल्याबद्दल शुभेच्छा देण्यासाठी येथे उपस्थित राहून मला खूप आनंद होत आहे. नवी मुंबई हे भारतातील एक महत्त्वाचे डिजिटल केंद्र बनत आहे, आणि मुंबई, चेन्नई, हैदराबाद आणि बंगळूरू यांसारख्या शहरांसोबत हे केंद्र भारताच्या डिजिटल अर्थव्यवस्थेचा कणा मजबूत करीत आहे. भारतात सध्या 800 दशलक्षाहून अधिक इंटरनेट वापरकर्ते आणि मजबूत स्टार्टअप इकोसिस्टम आहे. त्यामुळे, डेटा सेंटरची मागणी पुढील काळात झपाट्याने वाढण्याची अपेक्षा आहे. भारतातील डेटा सेंटरची क्षमता सध्याच्या 1.2 गिगा वॅटवरून 2030 पर्यंत 4.5 गिगा वॅटपर्यंत वाढण्याची शक्यता आहे.कॅपिटालँड पाच वर्षांत महाराष्ट्रात 2 अब्ज अमेरिकन डॉलर्सपेक्षा अधिक गुंतवणूक करणार : खरं तर हे डेटा सेंटर कॅपिटालँडच्या भारतातील गुंतवणुकीचा एक भाग असून आम्हाला आनंद आहे की, कॅपिटालँडने महाराष्ट्र सरकारसोबत विविध प्रकल्पांमध्ये, जसे की बिझनेस पार्क्स, लॉजिस्टिक्स आणि इंडस्ट्रियल पार्क्समध्ये गुंतवणूक करण्यासाठी एक करार केला आहे. यामुळे कॅपिटालँड पुढील पाच वर्षांत महाराष्ट्रात 2 अब्ज अमेरिकन डॉलर्सपेक्षा (सुमारे 16 हजार 600 कोटी रुपये) जास्त गुंतवणूक करेल. हे गुंतवणुकीचे करार सिंगापूर आणि भारत यांच्यातील मजबूत आर्थिक संबंध दर्शवित आहेत.सिंगापूर आणि भारत यांच्यातील संबंध अधिक मजबूत होणार : तसेच भारत हे जगात सर्वात वेगाने वाढणाऱ्या अर्थव्यवस्थांपैकी एक असल्यामुळे सिंगापूरच्या कंपन्यांसाठीही येथे अनेक संधी निर्माण होत आहेत. उदाहरणार्थ, 'इंडिया-सिंगापूर डिजिटल अर्थव्यवस्थे'च्या करारानुसार, दोन्ही देशांच्या कंपन्यांमध्ये डिजिटल पेमेंट आणि फिनटेक क्षेत्रांत सहकार्य वाढविले जात आहे. या संधींमुळे सिंगापूर आणि भारत यांच्यातील संबंध अधिक मजबूत होत आहेत. या नवीन डेटा सेंटरच्या माध्यमातून उद्योगांना, स्टार्टअप्सना आणि उद्योजकांना डिजिटल युगात नवीन संधी शोधण्यासाठी मदत करेल आणि भारताच्या डिजिटल अर्थव्यवस्थेच्या वाढीसाठी योगदान देईल, असेही ते शेवटी म्हणाले. याप्रसंगी कॅपिटालँड इंडियाचे मुख्य कार्यकारी अधिकारी संजीव दासगुप्ता यांनीही भावना व्यक्त केल्या. भारत कॅपिटालँडसाठी एक प्रमुख बाजारपेठ आहे आणि महाराष्ट्र, त्याच्या मजबूत आर्थिक मूलभूत गोष्टी आणि सुविकसित आयटी आणि औद्योगिक संस्थांसह, आमच्यासाठी महत्त्वपूर्ण संधी उपलब्ध करून देत आहे. आम्ही महाराष्ट्राच्या व्यावसायिक आणि औद्योगिक विकासात आणखी योगदान देण्यास सदैव तयार आहोत, असं कॅपिटालँड इंडियाचे मुख्य कार्यकारी अधिकारी संजीव दासगुप्ता म्हणालेत. हेही वाचाःघरगुती सॅनिटरी अन् कचऱ्याचे वर्गीकरण करून महापालिकेकडे सुपूर्द करणे अनिवार्य, नोंदणीकृत आस्थापनांना ‘पिवळ्या कचरापेटी’चे वितरण होणारवरळी-शिवडी उन्नत मार्गातील अडथळा लवकर दूर करा, मुंबई उच्च न्यायालयाचे प्रशासनाला निर्देश ठाणे- “मेडिसिटी” हा एक महत्त्वाकांक्षी आरोग्य प्रकल्प असून, या प्रकल्पाचा मुख्य उद्देश नागपूरला देशातील एक प्रमुख वैद्यकीय केंद्र बनविणे, तेथे आंतरराष्ट्रीय दर्जाच्या आरोग्य सुविधा उपलब्ध करून केवळ विदर्भातीलच नव्हे, तर संपूर्ण महाराष्ट्रातील आणि शेजारील राज्यांतील रुग्णांनाही उत्तम उपचार मिळावेत हा आहे. या मेडिसिटीमध्ये विविध सुपर स्पेशालिटी हॉस्पिटल, रिसर्च सेंटर्स, वैद्यकीय शिक्षण संस्था आणि इतर आरोग्य सुविधांचा समावेश असणार आहे. या मेडिसिटीच्या निर्माणासाठी मणिपाल हेल्थ एंटरप्रायझेस प्रायव्हेट लिमिटेड आणि टेमासेक यांनी पुढाकार घ्यावा, असे प्रतिपादन मुख्यमंत्री देवेंद्र फडणवीस यांनी नवी मुंबईतील ऐरोली येथे केले. नवी मुंबई येथे कॅपिटालँड डेटा सेंटरचे उद्घाटन संपन्न : मुख्यमंत्री देवेंद्र फडणवीस आणि सिंगापूरचे उपपंतप्रधान गन किम योंग यांच्या प्रमुख उपस्थितीत नवी मुंबई येथे कॅपिटालँड डेटा सेंटरचे उद्घाटन संपन्न झाले. त्यावेळी ते बोलत होते. यावेळी सिंगापूरचे परिवहन मंत्री जेफरी सिओ, कॅपिटालँड इंडिया ट्रस्टचे अध्यक्ष मनोहर खैतानी, कॅपिटालँड इंडियाचे मुख्य कार्यकारी अधिकारी संजीव दासगुप्ता, मुख्यमंत्र्यांचे मुख्य गुंतवणूक सल्लागार कौस्तुभ धवसे, उद्योग विभागाचे सचिव डॉ. पी. अनबलगन, कोकण विभागीय आयुक्त डॉ.विजय सूर्यवंशी, ठाण्याचे जिल्हाधिकारी डॉ.श्रीकृष्ण पांचाळ, नागपूरचे जिल्हाधिकारी डॉ.विपीन इटनकर, नवी मुंबई महानगरपालिकेचे आयुक्त डॉ.कैलास शिंदे आदी मान्यवर उपस्थित होते. 700 कोटीपर्यंतची गुंतवणूक प्रस्तावित अन् 3 हजार रोजगाराच्या संधी : मुख्यमंत्री फडणवीस पुढे म्हणाले की, महाराष्ट्र शासन आणि मणिपाल हेल्थ एंटरप्रायझेस प्रायव्हेट लिमिटेड आणि टेमासेक यांच्यात सामंजस्य करार करण्यात आला आहे. या करारांतर्गत नागपूर येथे 350 खाटांचे मल्टिस्पेशालिटी रुग्णालय उभारण्यात येणार असून, यासाठी 700 कोटी रुपयांपर्यंतची गुंतवणूक प्रस्तावित आहे. या प्रकल्पामुळे अंदाजे रोजगाराच्या 3 हजार संधी देखील उपलब्ध होणार आहेत. या पार्श्वभूमीवर मुख्यमंत्री महोदयांनी संबंधित कंपनीला आवाहन केले आहे की, त्यांनी नागपूरमध्ये मेडिसिटी उभारावी. मुख्यमंत्री पुढे म्हणाले की, “स्टेट ऑफ आर्ट” अशा प्रकारच्या कॅपिटालँडच्या डेटा सेंटरचे उद्घाटन संपन्न झालंय. “टेक्नॉलॉजी व्हाईस ॲडव्हान्स” अशा प्रकारचे हे डेटा सेंटर आहे. त्याच्यामध्ये वेगवेगळ्या प्रकारे अतिशय चांगल्या पद्धतीच्या व्यवस्था करण्यात आलेल्या आहेत. आपण ज्या डिजिटल अर्थव्यवस्थेमध्ये आहोत, त्याच्यामध्ये प्रत्येक गोष्टीची कार्यक्षमता वाढविण्याकरिता आपल्याला डेटा सेंटरची आवश्यकता पडते आणि म्हणून देशामध्येही ही क्षमता उभी राहणे महत्त्वाचे आहे. महाराष्ट्रातील त्यांच्या सहयोगी कंपन्यांकडून गुंतवणुकीला चालना मिळणार : ते म्हणाले की, देशाची 60 टक्के डेटा सेंटर क्षमता एकट्या महाराष्ट्रात उभी राहिलीय. आज महाराष्ट्र शासन आणि कॅपिटालँड इन्व्हेस्टमेंट लिमिटेड यांच्यामध्ये सामंजस्य करार करण्यात आला आहे. या करारांतर्गत सुमारे 19 हजार 200 कोटींची प्रस्तावित गुंतवणूक होणार असून, कॅपिटालँड इन्व्हेस्टमेंट आणि महाराष्ट्रातील त्यांच्या सहयोगी कंपन्यांकडून या गुंतवणुकीला चालना मिळणार आहे. तसेच या करारामुळे अंदाजे रोजगाराच्या थेट 60 हजार संधी देखील उपलब्ध होणार आहेत. या करारांतर्गत मुंबई आणि पुणे येथे बिझनेस पार्क्स, मुंबई आणि पुणे येथे डाटा सेंटर्स, संपूर्ण महाराष्ट्रात लॉजिस्टिक्स आणि औद्योगिक पार्क्स हे प्रकल्प उभारण्यात येणार आहेत. तसेच मेपल ट्री सोबत 3 हजार कोटींचा करार केला असून, त्या माध्यमातून ते आपल्याकडे काही लॉजिस्टिक पार्क्स तयार करणार आहेत. अतिशय महत्त्वाचे करार झालेले आहेत आणि हे डेटा सेंटर जे अतिशय विक्रमी वेळामध्ये त्यांनी पूर्ण केले आहे, असेही मुख्यमंत्री देवेंद्र फडणवीस म्हणाले. भारताच्या डिजिटल अर्थव्यवस्थेचा कणा : यावेळी सिंगापूरचे उपपंतप्रधान गन किम योंग म्हणाले की, नवी मुंबईमध्ये कॅपिटालँड डेटा सेंटर यशस्वीरित्या पूर्ण झाल्याबद्दल शुभेच्छा देण्यासाठी येथे उपस्थित राहून मला खूप आनंद होत आहे. नवी मुंबई हे भारतातील एक महत्त्वाचे डिजिटल केंद्र बनत आहे, आणि मुंबई, चेन्नई, हैदराबाद आणि बंगळूरू यांसारख्या शहरांसोबत हे केंद्र भारताच्या डिजिटल अर्थव्यवस्थेचा कणा मजबूत करीत आहे. भारतात सध्या 800 दशलक्षाहून अधिक इंटरनेट वापरकर्ते आणि मजबूत स्टार्टअप इकोसिस्टम आहे. त्यामुळे, डेटा सेंटरची मागणी पुढील काळात झपाट्याने वाढण्याची अपेक्षा आहे. भारतातील डेटा सेंटरची क्षमता सध्याच्या 1.2 गिगा वॅटवरून 2030 पर्यंत 4.5 गिगा वॅटपर्यंत वाढण्याची शक्यता आहे. कॅपिटालँड पाच वर्षांत महाराष्ट्रात 2 अब्ज अमेरिकन डॉलर्सपेक्षा अधिक गुंतवणूक करणार : खरं तर हे डेटा सेंटर कॅपिटालँडच्या भारतातील गुंतवणुकीचा एक भाग असून आम्हाला आनंद आहे की, कॅपिटालँडने महाराष्ट्र सरकारसोबत विविध प्रकल्पांमध्ये, जसे की बिझनेस पार्क्स, लॉजिस्टिक्स आणि इंडस्ट्रियल पार्क्समध्ये गुंतवणूक करण्यासाठी एक करार केला आहे. यामुळे कॅपिटालँड पुढील पाच वर्षांत महाराष्ट्रात 2 अब्ज अमेरिकन डॉलर्सपेक्षा (सुमारे 16 हजार 600 कोटी रुपये) जास्त गुंतवणूक करेल. हे गुंतवणुकीचे करार सिंगापूर आणि भारत यांच्यातील मजबूत आर्थिक संबंध दर्शवित आहेत. सिंगापूर आणि भारत यांच्यातील संबंध अधिक मजबूत होणार : तसेच भारत हे जगात सर्वात वेगाने वाढणाऱ्या अर्थव्यवस्थांपैकी एक असल्यामुळे सिंगापूरच्या कंपन्यांसाठीही येथे अनेक संधी निर्माण होत आहेत. उदाहरणार्थ, 'इंडिया-सिंगापूर डिजिटल अर्थव्यवस्थे'च्या करारानुसार, दोन्ही देशांच्या कंपन्यांमध्ये डिजिटल पेमेंट आणि फिनटेक क्षेत्रांत सहकार्य वाढविले जात आहे. या संधींमुळे सिंगापूर आणि भारत यांच्यातील संबंध अधिक मजबूत होत आहेत. या नवीन डेटा सेंटरच्या माध्यमातून उद्योगांना, स्टार्टअप्सना आणि उद्योजकांना डिजिटल युगात नवीन संधी शोधण्यासाठी मदत करेल आणि भारताच्या डिजिटल अर्थव्यवस्थेच्या वाढीसाठी योगदान देईल, असेही ते शेवटी म्हणाले. याप्रसंगी कॅपिटालँड इंडियाचे मुख्य कार्यकारी अधिकारी संजीव दासगुप्ता यांनीही भावना व्यक्त केल्या. भारत कॅपिटालँडसाठी एक प्रमुख बाजारपेठ आहे आणि महाराष्ट्र, त्याच्या मजबूत आर्थिक मूलभूत गोष्टी आणि सुविकसित आयटी आणि औद्योगिक संस्थांसह, आमच्यासाठी महत्त्वपूर्ण संधी उपलब्ध करून देत आहे. आम्ही महाराष्ट्राच्या व्यावसायिक आणि औद्योगिक विकासात आणखी योगदान देण्यास सदैव तयार आहोत, असं कॅपिटालँड इंडियाचे मुख्य कार्यकारी अधिकारी संजीव दासगुप्ता म्हणालेत. हेही वाचाः घरगुती सॅनिटरी अन् कचऱ्याचे वर्गीकरण करून महापालिकेकडे सुपूर्द करणे अनिवार्य, नोंदणीकृत आस्थापनांना ‘पिवळ्या कचरापेटी’चे वितरण होणार वरळी-शिवडी उन्नत मार्गातील अडथळा लवकर दूर करा, मुंबई उच्च न्यायालयाचे प्रशासनाला निर्देश For All Latest Updates TAGGED: उद्योगपती लॉर्ड स्वराज पॉल यांचे निधन, वयाच्या 94 व्या शेवटचा घेतला श्वास "शिंदे समितीची भूमिका स्पष्ट, आता सरकारकडून कारवाईची अपेक्षा"- मनोज जरांगे पाटील स्पष्टंच बोलले! पिठोरी अमावस्या 2025: काय आहे आजचा शुभ मुहूर्त, योग आणि राहूकाळ, वाचा पंचांग पिठोरी अमावस्येला चमकणार 'या' 5 राशींचं भाग्य; वाचा आजचं राशीभविष्य स्वातंत्र्य दिनानिमित्त ठाण्यातील 11 वर्षीय हिरकणी ग्रिहिता विचारेची आणखी एक यशस्वी मोहीम, सर केला युनाम पर्वत Kawasaki KLX230R S 2026 भारतात 1.94 लाखात लॉंच फॅटी लिव्हरच्या समस्येनं त्रस्त आहात? आहारात समावेश करा 'ही' फळ होंडाची नवीन इलेक्ट्रिक मोटरसायकल 2 सप्टेंबरला होणार सादर पावसाळ्यातील आजारांपासून मुलांचा बचाव कसा करायचा? फॉलो करा या टिप्स Copyright © 2025 Ushodaya Enterprises Pvt. Ltd., All Rights Reserved.</w:t>
       </w:r>
     </w:p>
     <w:p>
@@ -1373,85 +554,7 @@
       </w:pPr>
       <w:r>
         <w:rPr/>
-        <w:t>Article 698</w:t>
-      </w:r>
-    </w:p>
-    <w:p>
-      <w:pPr>
-        <w:pStyle w:val="Normal"/>
-      </w:pPr>
-      <w:r>
-        <w:rPr/>
-        <w:t>Title: कोल्हापूर सर्किट बेंचचं लोकार्पण; राजर्षी शाहूंच्या उपकाराची परतफेड करण्याची संधी मिळाली'; सरन्यायाधीश भूषण गवईंची कृतज्ञता - KOLHAPUR CIRCUIT BENCH</w:t>
-      </w:r>
-    </w:p>
-    <w:p>
-      <w:pPr>
-        <w:pStyle w:val="Normal"/>
-      </w:pPr>
-      <w:r>
-        <w:rPr/>
-        <w:t xml:space="preserve">URL: </w:t>
-      </w:r>
-      <w:r>
-        <w:t xml:space="preserve"> https://www.etvbharat.com/mr/!state/cji-br-gavai-inaugurates-bombay-high-courts-new-circuit-bench-at-kolhapur-devendra-fadnavis-eknath-shinde-maharashtra-news-mhs25081704408</w:t>
-      </w:r>
-    </w:p>
-    <w:p>
-      <w:pPr>
-        <w:pStyle w:val="Normal"/>
-      </w:pPr>
-      <w:r>
-        <w:rPr/>
-        <w:t>Content: महाराष्ट्र maharashtra ETV Bharat / state By ETV Bharat Marathi Team Published : August 17, 2025 at 9:43 PM IST Updated : August 17, 2025 at 10:50 PM IST कोल्हापूर : "सामाजिक न्यायाचे प्रणेते राजर्षी शाहू महाराजांचे भारतीय राज्यघटनेचे शिल्पकार डॉ. बाबासाहेब आंबेडकरांवर मोठे उपकार आहेत. त्या उपकाराची परतफेड करण्यासाठी खारीचा वाटा उचलण्याची संधी मला मिळाली. भारताच्या सर्वोच्च न्यायालयाचा सरन्यायाधीश झालो, तेव्हा जेवढा आनंद झाला नाही, त्याहून अधिक आनंद आज झाला आहे. कोल्हापूरच्या सर्किट बेंचमधून शेवटच्या घटकापर्यंत सामाजिक न्याय पोहोचेल तर या माध्यमातून उच्च न्यायालयाचे न्यायाधीश कोल्हापूरच्या सर्किट बेंचमध्ये तयार होतील," असा विश्वास सरन्यायाधीश भूषण गवई यांनी व्यक्त केला. कोल्हापुरात मुंबई उच्च न्यायालयाच्या सर्किट बेंचच्या उद्घाटन सोहळ्यात सरन्यायाधीश भूषण गवई हे बोलत होते. शाहू महाराजांनी शिक्षणासाठी केली होती मदत : "भारतीय राज्यघटनेचे शिल्पकार डॉ. बाबासाहेब आंबेडकरांना शिक्षणासाठी राजर्षी शाहू महाराजांनी मदत केली, हा इतिहास आपण कधीही विसरू शकत नाही. त्यात शाहू महाराजांचे वंशज कोल्हापूरचे खासदार श्रीमंत शाहू छत्रपती यांनी काल माझं विमानतळावर स्वागत केलं, हा माझ्यासाठी गौरवाचा क्षण होता. मुंबई उच्च न्यायालयाचे मुख्य न्यायाधीश अलोक आराधे यांच्यासोबत मुंबईत बैठक झाली, तेव्हाच छत्रपती शाहू महाराजांनी न्याय दिलेल्या इमारतीतच सर्किट बेंच सुरू करण्याचं निश्चित झालं. मात्र आलोक आराधे यांना याबाबत साशंकता होती. बहुतेक महाराष्ट्राचे मुख्यमंत्री देवेंद्र फडणवीस आणि उपमुख्यमंत्री एकनाथ शिंदे यांच्याबद्दल त्यांना माहीत नसावं. मात्र गतिमान शासन असलेल्या महाराष्ट्रात 20 ते 25 दिवसांमध्ये नव्या इमारतीचा कायापालट करून सर्किट बेंचसाठी इमारत निर्माण करण्यात आली. कोल्हापूरला सर्किट बेंच करण्यामागे सोलापूर, कोल्हापूर, सिंधुदुर्ग जिल्ह्यातील गोवा कर्नाटक सीमेजवळ असलेल्या गावातील नागरिकांना न्याय मिळावा, ही एक संकल्पना होती. कोल्हापुरात आता सर्किट बेंच झालं आहे, खंडपीठही होणार आहे," असा विश्वास सरन्यायाधीश भूषण गवई यांनी व्यक्त केला. न्याय हा पक्षकाराच्या दारात गेला पाहिजे, अशी माझी भूमिका राहिली आहे. कोल्हापूरच्या सर्किट बेंचमधून उच्च न्यायालयाचे न्यायाधीश निर्माण होतील, असा विश्वास त्यांनी यावेळी व्यक्त केला. दोन दिवस कोल्हापुरात आहे, कोल्हापूरकरांनी माझ्या प्रति व्यक्त केलेलं प्रेम शब्दात न सांगण्यासारखं आहे. या प्रेमानं मी भारावून गेल्याचं सरन्यायाधीश भूषण गवई यांनी यावेळी सांगितलं. सर्किट बेंचमुळे कोल्हापूरच्या विकासाचं दालन खुलं : "सरन्यायाधीश भूषण गवई यांच्यामुळे आज हा इतिहास लिहिला जात आहे. या ऐतिहासिक क्षणाची संधी मलाही मिळाली याचा आनंद आहे. सरन्यायाधीश भूषण गवई यांचा संकल्प आणि दृढनिश्चय फळास गेला. मात्र या दरम्यान पाठपुरावा होऊनही सर्किट बेंचचा थांब पत्ता लागत नव्हता. महाराष्ट्राचे सुपुत्र असलेल्या गवई साहेबांनी सरन्यायाधीश झाल्यानंतर अनुरूप पाठपुरावा केला. यामुळेच कोल्हापूरला सर्किट बेंच शक्य झाल्याचं मुख्यमंत्री देवेंद्र फडणवीस यांनी यावेळी सांगितलं. शेंडा पार्कामधील नऊ एकर जमिनीचं हस्तांतरण झालं आहे. आता आराखडा तयार करून लवकरच बांधकाम सुरू करू. 50 वर्षाच्या लढ्याचं शिवधनुष्य पेलणारे सरन्यायाधीश भूषण गवई यांचे आभार मानतो. सर्किट बेंचमुळे कोल्हापूरकरच्या विकासाचं दालन सुरू झालं, अशी भावना मुख्यमंत्री देवेंद्र फडणवीस यांनी व्यक्त केली. खचाखच भरलेल्या सभागृहात टाळ्या आणि शिट्ट्या : दसरा चौकातील ऐतिहासिक जुन्या इमारतीत सर्किट बेंच उद्घाटन झाल्यानंतर कोल्हापुरातील मेरी वेदर मैदानावर झालेल्या शानदार सोहळ्यात सरन्यायाधीश भूषण गवई, मुख्यमंत्री देवेंद्र फडणवीस, उपमुख्यमंत्री एकनाथ शिंदे, मुंबई उच्च न्यायालयाचे मुख्य न्यायाधीश अलोक कुमार आराध्ये, कोल्हापूरचे खासदार श्रीमंत शाहू छत्रपती यांच्यासह सहा जिल्ह्यातून आलेले वकील आणि पक्षकार मोठ्या संख्येने उपस्थित होते. सरन्यायाधीश गवई यांनी कोल्हापूरच्या सर्किट बेंच संदर्भात केलेल्या उल्लेखानंतर सभागृहात टाळ्या आणि शिट्ट्याचा आवाज घुमला. विशेष म्हणजे उद्यापासून कोल्हापूर सर्किट बेंचच्या कामाचा शुभारंभ होणार आहे. हेही वाचा - कोल्हापूर : "सामाजिक न्यायाचे प्रणेते राजर्षी शाहू महाराजांचे भारतीय राज्यघटनेचे शिल्पकार डॉ. बाबासाहेब आंबेडकरांवर मोठे उपकार आहेत. त्या उपकाराची परतफेड करण्यासाठी खारीचा वाटा उचलण्याची संधी मला मिळाली. भारताच्या सर्वोच्च न्यायालयाचा सरन्यायाधीश झालो, तेव्हा जेवढा आनंद झाला नाही, त्याहून अधिक आनंद आज झाला आहे. कोल्हापूरच्या सर्किट बेंचमधून शेवटच्या घटकापर्यंत सामाजिक न्याय पोहोचेल तर या माध्यमातून उच्च न्यायालयाचे न्यायाधीश कोल्हापूरच्या सर्किट बेंचमध्ये तयार होतील," असा विश्वास सरन्यायाधीश भूषण गवई यांनी व्यक्त केला. कोल्हापुरात मुंबई उच्च न्यायालयाच्या सर्किट बेंचच्या उद्घाटन सोहळ्यात सरन्यायाधीश भूषण गवई हे बोलत होते.कोल्हापूर सर्किट बेंचचे लोकार्पण (ETV Bharat Reporter)शाहू महाराजांनी शिक्षणासाठी केली होती मदत : "भारतीय राज्यघटनेचे शिल्पकार डॉ. बाबासाहेब आंबेडकरांना शिक्षणासाठी राजर्षी शाहू महाराजांनी मदत केली, हा इतिहास आपण कधीही विसरू शकत नाही. त्यात शाहू महाराजांचे वंशज कोल्हापूरचे खासदार श्रीमंत शाहू छत्रपती यांनी काल माझं विमानतळावर स्वागत केलं, हा माझ्यासाठी गौरवाचा क्षण होता. मुंबई उच्च न्यायालयाचे मुख्य न्यायाधीश अलोक आराधे यांच्यासोबत मुंबईत बैठक झाली, तेव्हाच छत्रपती शाहू महाराजांनी न्याय दिलेल्या इमारतीतच सर्किट बेंच सुरू करण्याचं निश्चित झालं. मात्र आलोक आराधे यांना याबाबत साशंकता होती. बहुतेक महाराष्ट्राचे मुख्यमंत्री देवेंद्र फडणवीस आणि उपमुख्यमंत्री एकनाथ शिंदे यांच्याबद्दल त्यांना माहीत नसावं. मात्र गतिमान शासन असलेल्या महाराष्ट्रात 20 ते 25 दिवसांमध्ये नव्या इमारतीचा कायापालट करून सर्किट बेंचसाठी इमारत निर्माण करण्यात आली. कोल्हापूरला सर्किट बेंच करण्यामागे सोलापूर, कोल्हापूर, सिंधुदुर्ग जिल्ह्यातील गोवा कर्नाटक सीमेजवळ असलेल्या गावातील नागरिकांना न्याय मिळावा, ही एक संकल्पना होती. कोल्हापुरात आता सर्किट बेंच झालं आहे, खंडपीठही होणार आहे," असा विश्वास सरन्यायाधीश भूषण गवई यांनी व्यक्त केला. न्याय हा पक्षकाराच्या दारात गेला पाहिजे, अशी माझी भूमिका राहिली आहे. कोल्हापूरच्या सर्किट बेंचमधून उच्च न्यायालयाचे न्यायाधीश निर्माण होतील, असा विश्वास त्यांनी यावेळी व्यक्त केला. दोन दिवस कोल्हापुरात आहे, कोल्हापूरकरांनी माझ्या प्रति व्यक्त केलेलं प्रेम शब्दात न सांगण्यासारखं आहे. या प्रेमानं मी भारावून गेल्याचं सरन्यायाधीश भूषण गवई यांनी यावेळी सांगितलं. कार्यक्रमात बोलताना सरन्यायाधीश भूषण गवई (ETV Bharat Reporter)सर्किट बेंचमुळे कोल्हापूरच्या विकासाचं दालन खुलं : "सरन्यायाधीश भूषण गवई यांच्यामुळे आज हा इतिहास लिहिला जात आहे. या ऐतिहासिक क्षणाची संधी मलाही मिळाली याचा आनंद आहे. सरन्यायाधीश भूषण गवई यांचा संकल्प आणि दृढनिश्चय फळास गेला. मात्र या दरम्यान पाठपुरावा होऊनही सर्किट बेंचचा थांब पत्ता लागत नव्हता. महाराष्ट्राचे सुपुत्र असलेल्या गवई साहेबांनी सरन्यायाधीश झाल्यानंतर अनुरूप पाठपुरावा केला. यामुळेच कोल्हापूरला सर्किट बेंच शक्य झाल्याचं मुख्यमंत्री देवेंद्र फडणवीस यांनी यावेळी सांगितलं. शेंडा पार्कामधील नऊ एकर जमिनीचं हस्तांतरण झालं आहे. आता आराखडा तयार करून लवकरच बांधकाम सुरू करू. 50 वर्षाच्या लढ्याचं शिवधनुष्य पेलणारे सरन्यायाधीश भूषण गवई यांचे आभार मानतो. सर्किट बेंचमुळे कोल्हापूरकरच्या विकासाचं दालन सुरू झालं, अशी भावना मुख्यमंत्री देवेंद्र फडणवीस यांनी व्यक्त केली.खचाखच भरलेल्या सभागृहात टाळ्या आणि शिट्ट्या : दसरा चौकातील ऐतिहासिक जुन्या इमारतीत सर्किट बेंच उद्घाटन झाल्यानंतर कोल्हापुरातील मेरी वेदर मैदानावर झालेल्या शानदार सोहळ्यात सरन्यायाधीश भूषण गवई, मुख्यमंत्री देवेंद्र फडणवीस, उपमुख्यमंत्री एकनाथ शिंदे, मुंबई उच्च न्यायालयाचे मुख्य न्यायाधीश अलोक कुमार आराध्ये, कोल्हापूरचे खासदार श्रीमंत शाहू छत्रपती यांच्यासह सहा जिल्ह्यातून आलेले वकील आणि पक्षकार मोठ्या संख्येने उपस्थित होते. सरन्यायाधीश गवई यांनी कोल्हापूरच्या सर्किट बेंच संदर्भात केलेल्या उल्लेखानंतर सभागृहात टाळ्या आणि शिट्ट्याचा आवाज घुमला. विशेष म्हणजे उद्यापासून कोल्हापूर सर्किट बेंचच्या कामाचा शुभारंभ होणार आहे. हेही वाचा -करवीर नगरीसाठी ऐतिहासिक दिवस! सरन्यायाधीश भूषण गवई यांच्याहस्ते आज कोल्हापूर सर्किट बेंचचे उद्धाटन; शहरात उत्साहाचं वातावरणकोल्हापूरकरांसाठी आज सोनियाचा दिन; 42 वर्षांच्या लढ्याला यश, खटल्यांसाठी मुंबईला जाण्याचे हेलपाटे थांबणार कोल्हापूर : "सामाजिक न्यायाचे प्रणेते राजर्षी शाहू महाराजांचे भारतीय राज्यघटनेचे शिल्पकार डॉ. बाबासाहेब आंबेडकरांवर मोठे उपकार आहेत. त्या उपकाराची परतफेड करण्यासाठी खारीचा वाटा उचलण्याची संधी मला मिळाली. भारताच्या सर्वोच्च न्यायालयाचा सरन्यायाधीश झालो, तेव्हा जेवढा आनंद झाला नाही, त्याहून अधिक आनंद आज झाला आहे. कोल्हापूरच्या सर्किट बेंचमधून शेवटच्या घटकापर्यंत सामाजिक न्याय पोहोचेल तर या माध्यमातून उच्च न्यायालयाचे न्यायाधीश कोल्हापूरच्या सर्किट बेंचमध्ये तयार होतील," असा विश्वास सरन्यायाधीश भूषण गवई यांनी व्यक्त केला. कोल्हापुरात मुंबई उच्च न्यायालयाच्या सर्किट बेंचच्या उद्घाटन सोहळ्यात सरन्यायाधीश भूषण गवई हे बोलत होते. शाहू महाराजांनी शिक्षणासाठी केली होती मदत : "भारतीय राज्यघटनेचे शिल्पकार डॉ. बाबासाहेब आंबेडकरांना शिक्षणासाठी राजर्षी शाहू महाराजांनी मदत केली, हा इतिहास आपण कधीही विसरू शकत नाही. त्यात शाहू महाराजांचे वंशज कोल्हापूरचे खासदार श्रीमंत शाहू छत्रपती यांनी काल माझं विमानतळावर स्वागत केलं, हा माझ्यासाठी गौरवाचा क्षण होता. मुंबई उच्च न्यायालयाचे मुख्य न्यायाधीश अलोक आराधे यांच्यासोबत मुंबईत बैठक झाली, तेव्हाच छत्रपती शाहू महाराजांनी न्याय दिलेल्या इमारतीतच सर्किट बेंच सुरू करण्याचं निश्चित झालं. मात्र आलोक आराधे यांना याबाबत साशंकता होती. बहुतेक महाराष्ट्राचे मुख्यमंत्री देवेंद्र फडणवीस आणि उपमुख्यमंत्री एकनाथ शिंदे यांच्याबद्दल त्यांना माहीत नसावं. मात्र गतिमान शासन असलेल्या महाराष्ट्रात 20 ते 25 दिवसांमध्ये नव्या इमारतीचा कायापालट करून सर्किट बेंचसाठी इमारत निर्माण करण्यात आली. कोल्हापूरला सर्किट बेंच करण्यामागे सोलापूर, कोल्हापूर, सिंधुदुर्ग जिल्ह्यातील गोवा कर्नाटक सीमेजवळ असलेल्या गावातील नागरिकांना न्याय मिळावा, ही एक संकल्पना होती. कोल्हापुरात आता सर्किट बेंच झालं आहे, खंडपीठही होणार आहे," असा विश्वास सरन्यायाधीश भूषण गवई यांनी व्यक्त केला. न्याय हा पक्षकाराच्या दारात गेला पाहिजे, अशी माझी भूमिका राहिली आहे. कोल्हापूरच्या सर्किट बेंचमधून उच्च न्यायालयाचे न्यायाधीश निर्माण होतील, असा विश्वास त्यांनी यावेळी व्यक्त केला. दोन दिवस कोल्हापुरात आहे, कोल्हापूरकरांनी माझ्या प्रति व्यक्त केलेलं प्रेम शब्दात न सांगण्यासारखं आहे. या प्रेमानं मी भारावून गेल्याचं सरन्यायाधीश भूषण गवई यांनी यावेळी सांगितलं. सर्किट बेंचमुळे कोल्हापूरच्या विकासाचं दालन खुलं : "सरन्यायाधीश भूषण गवई यांच्यामुळे आज हा इतिहास लिहिला जात आहे. या ऐतिहासिक क्षणाची संधी मलाही मिळाली याचा आनंद आहे. सरन्यायाधीश भूषण गवई यांचा संकल्प आणि दृढनिश्चय फळास गेला. मात्र या दरम्यान पाठपुरावा होऊनही सर्किट बेंचचा थांब पत्ता लागत नव्हता. महाराष्ट्राचे सुपुत्र असलेल्या गवई साहेबांनी सरन्यायाधीश झाल्यानंतर अनुरूप पाठपुरावा केला. यामुळेच कोल्हापूरला सर्किट बेंच शक्य झाल्याचं मुख्यमंत्री देवेंद्र फडणवीस यांनी यावेळी सांगितलं. शेंडा पार्कामधील नऊ एकर जमिनीचं हस्तांतरण झालं आहे. आता आराखडा तयार करून लवकरच बांधकाम सुरू करू. 50 वर्षाच्या लढ्याचं शिवधनुष्य पेलणारे सरन्यायाधीश भूषण गवई यांचे आभार मानतो. सर्किट बेंचमुळे कोल्हापूरकरच्या विकासाचं दालन सुरू झालं, अशी भावना मुख्यमंत्री देवेंद्र फडणवीस यांनी व्यक्त केली. खचाखच भरलेल्या सभागृहात टाळ्या आणि शिट्ट्या : दसरा चौकातील ऐतिहासिक जुन्या इमारतीत सर्किट बेंच उद्घाटन झाल्यानंतर कोल्हापुरातील मेरी वेदर मैदानावर झालेल्या शानदार सोहळ्यात सरन्यायाधीश भूषण गवई, मुख्यमंत्री देवेंद्र फडणवीस, उपमुख्यमंत्री एकनाथ शिंदे, मुंबई उच्च न्यायालयाचे मुख्य न्यायाधीश अलोक कुमार आराध्ये, कोल्हापूरचे खासदार श्रीमंत शाहू छत्रपती यांच्यासह सहा जिल्ह्यातून आलेले वकील आणि पक्षकार मोठ्या संख्येने उपस्थित होते. सरन्यायाधीश गवई यांनी कोल्हापूरच्या सर्किट बेंच संदर्भात केलेल्या उल्लेखानंतर सभागृहात टाळ्या आणि शिट्ट्याचा आवाज घुमला. विशेष म्हणजे उद्यापासून कोल्हापूर सर्किट बेंचच्या कामाचा शुभारंभ होणार आहे. हेही वाचा - For All Latest Updates TAGGED: अडकलेल्या मोनोरेलमध्ये लोकांची तीन तास घुसमट, प्रवाशांनी सांगितला जीवघेणा थरारक अनुभव 50 हजार रुपये घेतलं कर्ज: 15 लाख व्याज भरुनही सावकाराला हवे होते आणखी पैसे; छळाला कंटाळून महिलेची आत्महत्या भांडुपमध्ये विजेच्या धक्क्यानं तरुणाचा मृत्यू; हेडफोन वापरणं बेतलं जीवावर! 'पेड्डी' चित्रपटात राम चरण धमाकेदार लूकमध्ये दिसणार, साऊथ स्टार लोकप्रिय हेअर स्टायलिस्टला भेटाला... काकडमाड जिल्हा परिषद शाळेची इमारत पावसामुळं कोसळली; पाहा व्हिडिओ Kawasaki KLX230R S 2026 भारतात 1.94 लाखात लॉंच फॅटी लिव्हरच्या समस्येनं त्रस्त आहात? आहारात समावेश करा 'ही' फळ होंडाची नवीन इलेक्ट्रिक मोटरसायकल 2 सप्टेंबरला होणार सादर पावसाळ्यातील आजारांपासून मुलांचा बचाव कसा करायचा? फॉलो करा या टिप्स Copyright © 2025 Ushodaya Enterprises Pvt. Ltd., All Rights Reserved.</w:t>
-      </w:r>
-    </w:p>
-    <w:p>
-      <w:pPr>
-        <w:pStyle w:val="Heading3"/>
-      </w:pPr>
-      <w:r>
-        <w:rPr/>
-        <w:t>Article 699</w:t>
-      </w:r>
-    </w:p>
-    <w:p>
-      <w:pPr>
-        <w:pStyle w:val="Normal"/>
-      </w:pPr>
-      <w:r>
-        <w:rPr/>
-        <w:t>Title: 'एकाही मराठा तरुणाला धक्का लागला, तर अख्खं राज्य बंद पाडू'; जरांगेंचा गंभीर इशारा</w:t>
-      </w:r>
-    </w:p>
-    <w:p>
-      <w:pPr>
-        <w:pStyle w:val="Normal"/>
-      </w:pPr>
-      <w:r>
-        <w:rPr/>
-        <w:t xml:space="preserve">URL: </w:t>
-      </w:r>
-      <w:r>
-        <w:t xml:space="preserve"> https://marathi.oneindia.com/maharashtra/manoj-jarange-warns-maharashtra-government-034725.html</w:t>
-      </w:r>
-    </w:p>
-    <w:p>
-      <w:pPr>
-        <w:pStyle w:val="Normal"/>
-      </w:pPr>
-      <w:r>
-        <w:rPr/>
-        <w:t>Content: मराठा समाजाला ओबीसी प्रवर्गातून आरक्षण मिळावे आणि सगेसोयरे अध्यादेश लागू करावा, या प्रमुख मागण्यांसाठी मराठा आंदोलक मनोज जरांगे पाटील यांनी पुन्हा एकदा एल्गार पुकारला आहे. येत्या २९ ऑगस्टला मुंबईत विराट मोर्चा काढण्याचे आवाहन त्यांनी मराठा समाजाला केले आहे. सध्या मराठवाड्यात संवाद दौरा करत असताना परभणी येथे माध्यमांशी बोलताना त्यांनी थेट राज्य सरकार आणि विशेषतः मुख्यमंत्री देवेंद्र फडणवीस यांच्यावर गंभीर आरोप केले आहेत. परभणीतील एका कार्यक्रमात मनोज जरांगे पाटील यांनी बोलताना म्हटले की, 'देवेंद्र फडणवीस हे मराठा समाजाविरुद्ध षडयंत्र रचत आहेत.' काही दिवसांपूर्वी फडणवीस यांनी गोव्यात जाऊन ओबीसी नेत्यांची भेट घेतली आणि तिथेच मराठा आंदोलनादरम्यान राज्यात दंगल घडवण्याचा कट रचल्याचा आरोप जरांगे पाटलांनी केला. 'याची कुणकुण मला लागली असून, जर फडणवीस यांनी असं काही करण्याचा प्रयत्न केला, तर महाराष्ट्र कायमस्वरूपी बंद राहील,' असा थेट इशारा जरांगे पाटलांनी दिला. 'फडणवीसांचे विधान मराठाद्वेष सिद्ध करते' यावेळी त्यांनी फडणवीस यांच्यावर अनेक प्रश्न उपस्थित केले. 'तुम्ही ओबीसींसाठी लढणार असाल, तर मग मराठा समाजासाठी कोण लढणार? मराठ्यांनी तुम्हाला सत्तेत आणलं नाही का? हे विधान देवेंद्र फडणवीस यांच्या मनात मराठा समाजाबद्दल किती द्वेष आहे हे दाखवून देते,' असेही ते म्हणाले. मुंबईतील मोर्चाबद्दल विचारले असता, फडणवीसांनी 'पोलीस बघून घेतील' असे उत्तर दिले होते. यावर बोलताना जरांगे पाटील म्हणाले, 'फडणवीस म्हणजे पोलीस आणि पोलीस म्हणजे फडणवीस असे समीकरण राज्यात तयार झाले आहे. मागच्या वेळी जसे हल्ले घडवून आणले, तसे आता पुन्हा होणार आहेत का?' जरांगे पाटील यांनी सरकारला स्पष्ट शब्दात इशारा दिला आहे की, 'मुंबईतील आंदोलनादरम्यान एकाही मराठा तरुणाला धक्का लागला, तर संपूर्ण राज्य बंद पाडण्यात येईल.' 'या वेळी माघार नाही' 'मी कोणत्याही दबावाखाली येत नाही, त्यामुळे माझ्यावर हल्ला करण्याचा फडणवीस यांचा कट आहे,' असा आरोपही त्यांनी केला. ते म्हणाले की, २७ ऑगस्ट रोजी ते अंतरवाली सराटी येथून निघतील. मराठा समाजाला आवाहन करताना ते म्हणाले, 'यावेळी माघार घेणार नाही. आरक्षण घेऊनच परत येऊ आणि तेही ओबीसीतूनच घेऊ.'</w:t>
-      </w:r>
-    </w:p>
-    <w:p>
-      <w:pPr>
-        <w:pStyle w:val="Heading3"/>
-      </w:pPr>
-      <w:r>
-        <w:rPr/>
-        <w:t>Article 700</w:t>
+        <w:t>Article 636</w:t>
       </w:r>
     </w:p>
     <w:p>
@@ -1490,7 +593,7 @@
       </w:pPr>
       <w:r>
         <w:rPr/>
-        <w:t>Article 701</w:t>
+        <w:t>Article 637</w:t>
       </w:r>
     </w:p>
     <w:p>
@@ -1529,7 +632,7 @@
       </w:pPr>
       <w:r>
         <w:rPr/>
-        <w:t>Article 702</w:t>
+        <w:t>Article 638</w:t>
       </w:r>
     </w:p>
     <w:p>
@@ -1538,7 +641,7 @@
       </w:pPr>
       <w:r>
         <w:rPr/>
-        <w:t>Title: ABP Majha Top 10 Headlines : ABP माझा टॉप 10 हेडलाईन्स | 18 ऑगस्ट 2025 | सोमवार</w:t>
+        <w:t>Title: Chandrapur development schemes 2025 । 🌟 चंद्रपूर 2025: नव्या विकास योजनांनी जिल्ह्याचा चेहरा बदलेल – पालकमंत्री उईके</w:t>
       </w:r>
     </w:p>
     <w:p>
@@ -1550,7 +653,7 @@
         <w:t xml:space="preserve">URL: </w:t>
       </w:r>
       <w:r>
-        <w:t xml:space="preserve"> https://marathi.abplive.com/news/maharashtra/abp-majha-top-10-headlines-18-august-2025-monday-latest-marathi-news-update-maharashtra-politics-marathi-news-1378004</w:t>
+        <w:t xml:space="preserve"> https://news34.in/2025/08/chandrapur-development-schemes-2025/</w:t>
       </w:r>
     </w:p>
     <w:p>
@@ -1559,7 +662,7 @@
       </w:pPr>
       <w:r>
         <w:rPr/>
-        <w:t>Content: ABP माझा टॉप 10 हेडलाईन्स | 18 ऑगस्ट 2025 | सोमवार 1. मुंबई-ठाण्यासह राज्यभरात पावसाचे धुमशान, मराठवाड्यात ढगफुटीसदृश्य पावसामुळे जनजीवन विस्कळीत, पुढचे 48 तास महत्त्वाचे https://tinyurl.com/3yxwhfdn मुंबई ठाण्याला पुढील 48 तासांसाठी रेड अलर्ट, पाणी साचल्यानं मुंबईसह, नवी मुंबईतील शाळा, महाविद्यालयांना आज सुट्टी, तर ठाण्यातील शाळांना उद्याही सुट्टी https://tinyurl.com/46j4csv8 2. मराठवाड्यात पावसाचं थैमान, आतापर्यंत 6 जणांचा मृत्यू, अनेक गावांमध्ये नद्यांचं पाणी शिरलं, लातूर, नांदेडमधून शेकडो नागरिकांचं स्थलांतर, मुखेडमध्ये कमरेइतक्या पाण्यातून अंत्ययात्रा https://tinyurl.com/5n8v73ca मराठवाड्यात घरादाराची पडझड, गुरं ढोरं वाहून गेली, अनेकांचा मृत्यू, कोणत्या जिल्ह्यात किती नुकसान? https://tinyurl.com/5cj7nnvx 3. मुंबईत संध्याकाळी समुद्राला भरती, नागरिकांनी घराबाहेर पडताना काळजी घ्यावी, पावसाच्या थैमानानंतर मुख्यमंत्री देवेंद्र फडणवीसांचे आवाहन, राज्याच्या आपत्ती व्यवस्थापन समितीकडून आढावा https://tinyurl.com/sc4jexn6 मुंबईच्या चेंबूरमध्ये मुसळधार, इमारतींचा तळ मजला पाण्यात, चेंबूरमध्ये भिंत कोसळली, रस्ते, रेल्वे, हवाई वाहतुकीवर परिणाम https://tinyurl.com/m727xp9w 4. कोकणाला मुसळधार पावसानं झोडपलं, जगबुडी आणि नारंगी नद्या धोक्याच्या पातळीवर, नदीकाठची गावं पाण्याच्या विळख्यात https://tinyurl.com/mryjkpfz रायगड, रत्नागिरी, सिंधुदुर्ग आणि पालघर जिल्ह्याला उद्या रेड अलर्ट, मच्छिमारांना समुद्रान न जाण्याचं आवाहन https://tinyurl.com/2hmc49zd 5. मुंबईतील बेस्ट पतसंस्थेच्या निवडणुकीपूर्वी आर्थिक गुन्हे शाखेची 21 संचालकांना नोटीस, तर मतदारांच्या घरी पाचशेच्या नोटा असणारी पाकिटं पोहोचल्याचा मनसेचा आरोप https://tinyurl.com/yck87ame 6. आपण स्वदेशीचा नारा देतोय, पण आधी शेतकऱ्यांवरील बंधनं हटवा, मंत्री छगन भुजबळांचा महायुती सरकारलाच उपरोधिक सल्ला, कृषिमंत्री म्हणून शरद पवारांनी केलेल्या कामाचं भुजबळांकडून कौतुक https://tinyurl.com/46jtrnc2 7. वाल्मिक कराडच्या निर्दोषमुक्तीसाठी वकिलांचा पावणे दोन तास युक्तिवाद; तर उज्ज्वल निकमांचे सव्वा तासात सडेतोड उत्तर, पुरावेच मांडले, संतोष देशमुख प्रकरणात आजची सुनावणी पूर्ण, आता 30 ऑगस्टच्या सुनावणीची प्रतीक्षा https://tinyurl.com/bd8v5r3e 8. पोलिसांवर मारहाण अन् शिवीगाळ केल्याचा आरोप करणाऱ्या पुण्यातील तीन मुलींविरोधात सरकारी कामकाजात अडथळा आणल्याप्रकरणी गुन्हा दाखल https://tinyurl.com/37ea6r8k पोलीस कस्टडीमध्ये असताना पोलिसांनीच सोन्याचे दागिने घेतल्याचा आरोप, नागपूरमधील घटनेचे न्यायालयाकडून चौकशीचे आदेश https://tinyurl.com/tezvt4a4 9. उपराष्ट्रपतीपदाची निवडणूक बिनविरोध होण्याची शक्यता मावळली, इंडिया आघाडीकडून तामिळनाडूतून उमेदवार देण्यासाठी हालचाली सुरू https://tinyurl.com/3xkx5764 महाराष्ट्राचे राज्यपाल सीपी राधाकृष्णन यांना उपराष्ट्रपतीपदाची उमेदवारी जाहीर,भाजपनं पुन्हा जुना पॅटर्न वापरला, एनडीएचं संख्याबळ किती? https://tinyurl.com/2d8uazdm 10. भारतीय संघ आशिया कपमध्ये 14 सप्टेंबरचा पाकिस्तानविरुद्धचा सामना खेळणार नाही, माजी क्रिकेटपटू आणि भाजप नेता केदार जाधवचा दावा https://tinyurl.com/2rtsfvf4 सूर्यकुमार यादवसह 11 खेळाडूंची संघात जागा पक्की, राखीव 4 जागेसाठी 7 खेळाडू रेसमध्ये, BCCI लवकरच करणार संघाची घोषणा https://tinyurl.com/sjmukpny एबीपी माझा स्पेशल मुंबईत अचानक इतका पाऊस का पडतोय? हवामान तज्ज्ञांनी कारण उलगडून सांगितलं https://tinyurl.com/b2dfvmmp एबीपी माझा Whatsapp Channel- https://whatsapp.com/channel/0029Va9dq2u6buMTUrb4GM0w We use cookies to improve your experience, analyze traffic, and personalize content. By clicking "Allow All Cookies", you agree to our use of cookies.</w:t>
+        <w:t>Content: News 34 Chandrapur development schemes 2025 : चंद्रपूर, दि. 15 : राज्याचे मुख्यमंत्री देवेंद्र फडणवीस यांच्या नेतृत्वातील राज्य सरकार शेतकरी, शेतमजूर, आदिवासी, दलित, वंचित, महिला, युवक – युवती यांच्यासह दुर्बल घटकाला विकासाचा केंद्रबिंदू मानून काम करीत आहे. यात चंद्रपूर जिल्हाही मागे नाही. शासन आणि प्रशासनाच्या प्रभावी अंमलबजावणीमुळे नागरिकांना दिलासा मिळत आहे. असे असले तरी विकासाच्या प्रत्येक क्षेत्रामध्ये जिल्हा अग्रेसर ठेवण्यासाठी आपण प्रयत्नशील आहोत, अशी ग्वाही राज्याचे आदिवासी विकास मंत्री तथा चंद्रपूर जिल्ह्याचे पालकमंत्री डॉ. अशोक उईके यांनी दिली. राज्याचा हिरा लंडनमध्ये चमकणार, सुधीर मुनगंटीवार यांचा कोहिनुर ऑफ इंडिया ने सन्मान भारतीय स्वातंत्र्याच्या 79 व्या दिनानिमित्त जिल्हाधिकारी कार्यालय येथे मुख्य शासकीय ध्वजारोहण कार्यक्रमात ते बोलत होते. यावेळी खासदार प्रतिभा धानोरकर, आमदार सुधाकर अडबाले, आमदार किशोर जोरगेवार, प्रभारी जिल्हाधिकारी डॉ. नितीन व्यवहारे, मुख्य कार्यकारी अधिकारी पुलकित सिंह, जिल्हा पोलिस अधिक्षक मुम्मका सुदर्शन, मनपा आयुक्त विपीन पालीवाल, निवासी उपजिल्हाधिकारी दगडू कुंभार यांच्यासह वरिष्ठ अधिकारी, लोकप्रतिनिधी व नागरिक उपस्थित होते. सुरवातीला शहिदांचे स्मरण करून पालकमंत्री डॉ. उईके म्हणाले, आधुनिक कालखंडाच्या इतिहासात 1857 च्या पहिल्या भारतीय स्वातंत्रलढ्याचे पडसाद चंद्रपूर जिल्ह्यातही पडले. आदिवासींच्या जमिनीवर इंग्रजांनी जबरदस्तीने कब्जा केल्यानंतर शहीद क्रांतीवीर बाबुराव शेडमाके यांनी इंग्रजांविरुध्द युध्द पुकारले. 1942 च्या चिमूर क्रांतीमुळे चंद्रपूर हे केवळ देशातच नव्हे तर संपूर्ण जगात नावारुपास आले. आपल्याला हे स्वातंत्र शहिदांच्या बलिदानातनू मिळाले आहे. त्यामुळे स्वातंत्र्याचे सुराज्यात रुपांतर करण्यासाठी शासन- प्रशासन कटिबध्द आहे. चंद्रपूर जिल्ह्यात राबविण्यात आलेल्या महसूल सप्ताहादरम्यान 73 महाराजस्व अभियान शिबिरांतर्गत 5 हजार 392 विविध प्रमाणपत्रांचे वाटप करण्यात आले. जिल्ह्यात ॲग्रीस्टॅक फार्मर आयडी नोंदणी झालेल्या शेतक-यांची संख्या 3 लक्ष 2 हजार 882 असून ही टक्केवारी 97.89 आहे. Chandrapur 73 revenue campaign benefits पुढे पालकमंत्री डॉ. उईके म्हणाले, ‘प्रधानमंत्री जनजाती आदिवासी न्याय महाअभियान’ अंतर्गत आदिम जमातींच्या नागरिकांकरिता 482 घरकुल मंजूर करण्यात आले आहे. ‘धरती आबा जनजातीय ग्राम उत्कर्ष अभियान’ अंतर्गत जिल्ह्यात एकूण 83 शिबिर आयोजित करण्यात आले. यात विविध प्रकारचे 15 हजार 853 दाखले देण्यात आले. आदिवासी भगिनींच्या सक्षमीकरणासाठी आणि सन्मानासाठी ‘राणी दुर्गावती आदिवासी महिला सक्षमीकरण योजना’ राबविण्याचा धोरणात्‍मक निर्णय नुकताच घेण्यात आला आहे. Chandrapur Prime Minister Janjati Mahabhiyan houses 482 beneficiaries प्रधानमंत्री किसान सन्मान योजनेचा 49 कोटी 70 लक्ष रकमेचा 20 वा हप्ता जिल्ह्यातील 2 लक्ष 48 हजार 540 शेतकऱ्यांच्या खात्यात वितरित करण्यात आला आहे. माझी वसुंधरा अभियान 5.0 अंतर्गत जिल्हयातील सर्व 824 ग्रामपंचायतीची नोंदणी करण्यात आली आहे. जलयुक्त शिवार योजनेअंतर्गत एकूण 232 गावांची निवड करण्यात आली आहे. नानाजी देशमुख कृषी संजीवनी योजना टप्पा दोन अंतर्गत चंद्रपूर जिल्ह्यातील 561 गावांची निवड झाली आहे. भारतरत्न डॉ बाबासाहेब आंबेडकर स्वाधार योजनेचा एकूण 1372 विद्यार्थ्यांना लाभ मिळाला आहे. रमाई आवास शहरी व ग्रामीण योजनेचे एकूण 847 प्रस्ताव मंजूर करण्यात आले आहे. Chandrapur AgriStack farmer ID registration शासनाने 6 ऑगस्ट, 2025 पासून सुरू केलेल्या ‘मुख्यमंत्री ग्रामसमृध्द पंचायतराज अभियानात’ सर्व स्थानिक स्वराज्य संस्थांनी उस्फूर्त सहभाग नोंदवावा. तसेच दुस-यांना जीवनदान देण्यासाठी जास्तीत जास्त नागरिकांनी अवयवदान व नेत्रदानासाठी पुढाकार घ्यावा, असे आवाहन पालकमंत्री डॉ. अशोक उईके यांनी केले. तत्पुर्वी मान्यवरांच्या हस्ते ‘नशामुक्त अभियान’च्या फलकाचे अनावरण करण्यात आले. तसेच यावेळी तंबाखु सेवन प्रतिबंधबाबत शपथ घेण्यात आली. यावेळी मान्यवरांच्या हस्ते वीरपत्नी वैक्कमा भिमनपाल्लीवार, वीरनारी अरुणा रामटेके, पार्वती डाहुले, छाया नवले, वीरपिता बाळकृष्ण नवले, नायब सुभेदार शंकर मेंगरे यांच्यासह डॉ. संदीप पिपरे, डॉ. भास्कर सोनारकर, आर.आर. आबा सुंदरग्राम योजनेंतर्गत जिल्हास्तरीय पुरस्कार प्राप्त केल्याबद्दल ग्रामपंचायत वांद्रा (ता. ब्रम्हपुरी), कळमना (राजुरा) यांचा तसेच अवयवदान केलेल्या नागरिकांचे नातेवाईक ज्ञानेश्वर बोबडे, माधुरी भटवलकर, भारती नवघरे, महादेव जंपलवार, प्रतिक पारखी, नंदू हेमणे, एकांश कोटगले यांचा मान्यवरांनी शाल, सन्मानपत्र देऊन सत्कार केला. Comment Save my name, email, and website in this browser for the next time I comment. Privacy Policy I Diclamer I Terms &amp; Condition I About I Contact Us</w:t>
       </w:r>
     </w:p>
     <w:p>
@@ -1568,46 +671,7 @@
       </w:pPr>
       <w:r>
         <w:rPr/>
-        <w:t>Article 703</w:t>
-      </w:r>
-    </w:p>
-    <w:p>
-      <w:pPr>
-        <w:pStyle w:val="Normal"/>
-      </w:pPr>
-      <w:r>
-        <w:rPr/>
-        <w:t>Title: Sanjay Raut: शिवाजी महाराज अन् त्यांचे मावळे वरणभात, तूप खाऊन युद्ध लढत नव्हते, ते मांसाहार करायचे; मांसाहार बंदीवरुन संजय राऊत कडाडले</w:t>
-      </w:r>
-    </w:p>
-    <w:p>
-      <w:pPr>
-        <w:pStyle w:val="Normal"/>
-      </w:pPr>
-      <w:r>
-        <w:rPr/>
-        <w:t xml:space="preserve">URL: </w:t>
-      </w:r>
-      <w:r>
-        <w:t xml:space="preserve"> https://marathi.abplive.com/news/politics/independence-day-2025-15-august-non-veg-ban-in-maharashtra-sanjay-raut-slams-devendra-fadnavis-1376835</w:t>
-      </w:r>
-    </w:p>
-    <w:p>
-      <w:pPr>
-        <w:pStyle w:val="Normal"/>
-      </w:pPr>
-      <w:r>
-        <w:rPr/>
-        <w:t>Content: Non veg ban 15 August 2025 in Maharashtra: राज्यातील काही महानगरपालिका क्षेत्रांमध्ये 15 ऑगस्टला म्हणजे स्वातंत्र्यदिनी मांस, मच्छीची दुकाने बंद (Non veg Ban) ठेवण्याच्या मुद्द्यावरुन वाद निर्माण झाला आहे. या मुद्द्यावरुन ठाकरे गटाचे खासदार संजय राऊत (Sanjay Raut) यांनी बुधवारी महायुती सरकारला (Mahayuti) धारेवर धरले. 15 ऑगस्ट हा देशाचा स्वातंत्र्यदिन आहे, हा धार्मिक उत्सव नाही. देशाला हे स्वातंत्र्य पंतप्रधान मोदी, अमित शाह किंवा देवेंद्र फडणवीस यांच्यामुळे मिळालेले नाही. तुमच्याकडे 15 ऑगस्टला चिकन आणि मटणाची दुकाने बंद ठेवा, अशी मागणी कोणी केली आहे का? हे काय नवीन थोतांड आहे, याचे जनक कोण, असा सवाल संजय राऊत यांनी उपस्थित केला. छत्रपती शिवाजी महाराज आणि त्यांचे मावळे हे काय वरण-भात आणि तूप खाऊन युद्धावर जात नव्हते. ते चांगल्या प्रमाणात मांसाहार करायचे. बाजीराव पेशवेही मांसाहार करायचे. त्याशिवाय युद्ध लढता येत नाही. सीमेवरील भारतीय सैन्यातील जवानांनाही मांसाहार करावाच लागतो ना? वरण-भात, तूप पोळी, श्रीखंड खाऊन युद्ध लढता येत नाही. देवेंद्र फडणवीस तुम्ही महाराष्ट्राला नपूसंक आणि नामर्द करत आहात. तुम्हाला मांसाहार करायचा नसेल तर करु नका. पण तुम्ही लोकांनी महाराष्ट्राची बंदिशाळा बनवली आहे. लोकांनी याविरोधात आवाज उठवला पाहिजे, असे संजय राऊत यांनी म्हटले. हे सरकार रेडे कापून सत्तेत आले आणि त्या रेड्यांचा प्रसाद म्हणूनही खाल्ला गेला. कामाख्या देवीच्या मंदिरामध्ये रेडे, बकरे कापून सत्तेत आलेल्यांना मांसाहाराचा तिटकारा का यावा? अशी विचारणा सुद्धा त्यांनी केली. ते म्हणाले की 65 रेडे कापण्यात आले आणि रेडे कापल्यानंतर त्याचा प्रसाद म्हणून सुद्धा खावा लागतो ही तेथील परंपरा असल्याचे संजय राऊत म्हणाले. इतर प्राणी सुद्धा त्या ठिकाणी कापले जातात आणि त्यानंतर मांसाहार करावा लागतो. अशा सरकारचे जनक फडणवीस जर शाकाहारी व्हा म्हणून सांगत असतील तर थोतांडपणा बंद करा, असा टोला त्यांनी लगावला. कल्याण-डोंबिवली महापालिका प्रशासनाने 15 ऑगस्ट स्वातंत्र्य दिनानिमित्त महापालिका क्षेत्रातील सर्व कत्तलखाने 14 ऑगस्टच्या मध्यरात्रीपासून 15 ऑगस्टच्या मध्यरात्रीपर्यंत 24 तास बंद ठेवण्याचा निर्णय घेतला आहे. या निर्णयानुसार, शेळ्या, मेंढ्या, कोंबड्या तसेच मोठ्या जनावरांची कत्तल करणारे सर्व कत्तलखाने या कालावधीत बंद राहतील. हा निर्णय 19 डिसेंबर 1988 रोजीच्या प्रशासकीय ठरावाच्या आधारे घेण्यात आला असून, बाजार व परवाना विभागाच्या उपायुक्त कांचन गायकवाड यांनी त्यास मान्यता दिली आहे. यासंदर्भात पालिका क्षेत्रातील सर्व कत्तलखाने चालकांना नोटीस पाठवून 15 ऑगस्ट रोजी कत्तलखाने बंद ठेवण्याच्या सूचना देण्यात आल्या आहेत. आणखी वाचा 15 ऑगस्टला कल्याण-डोंबिवलीत चिकन, मटनची दुकान बंद, पालिकेचा आदेश, आव्हाड म्हणाले, "मी मटण पार्टी करेन" चिमण्या 'कोंबड्यावर जडला जीव', चिकन खाणंही सोडलं; 31 डिसेंबर दिवशीच साजरा झाला 5 वा बर्थ डे We use cookies to improve your experience, analyze traffic, and personalize content. By clicking "Allow All Cookies", you agree to our use of cookies.</w:t>
-      </w:r>
-    </w:p>
-    <w:p>
-      <w:pPr>
-        <w:pStyle w:val="Heading3"/>
-      </w:pPr>
-      <w:r>
-        <w:rPr/>
-        <w:t>Article 704</w:t>
+        <w:t>Article 639</w:t>
       </w:r>
     </w:p>
     <w:p>
@@ -1637,7 +701,7 @@
       </w:pPr>
       <w:r>
         <w:rPr/>
-        <w:t>Content: महाराष्ट्र maharashtra ETV Bharat / state By ETV Bharat Marathi Team Published : August 11, 2025 at 8:13 PM IST मुंबई : गेली ३५ वर्षे मराठीसह हिंदी रंगभूमी आणि सिनेसृष्टीत दर्जेदार काम करणाऱ्या कवी सौमित्र अर्थात किशोर कदम यांच्यावर बेघर होण्याची वेळ ओढवेल की काय अशी भीती त्यांनीच व्यक्त केली आहे. पुनर्विकासाच्या नावाखाली दिशाभूल करून विकासकानं आपल्यावर ही वेळ आणल्याची व्यथा त्यांनी समाजमाध्यमांवर मांडली आहे. तसंच मुख्यमंत्री देवेंद्र फडणवीस यांच्यासह महाराष्ट्रातील प्रमुख नेत्यांना मदतीचं आवाहन केलं आहे. यासंदर्भात किशोर कदम म्हणाले, "मी राहात असलेल्या अंधेरी पूर्व, चाकाला येथील हवा मेहेल सोसायटीत बहुमताच्या नावाखाली पुनर्विकासाच्या प्रक्रियेत प्रकल्प व्यवस्थापन सल्लागार (पीएमसी) आणि विकासक यांनी संगनमताने समिती सभासदांची दिशाभूल केली आहे. यामुळे माझ्यासह २३ सभासदांची राहती घरं धोक्यात आली आहेत. कमिटी सदस्यांनी अर्धवट माहिती, लपवाछपवी आणि महत्त्वाची कागदपत्रं दडवून, विकास नियंत्रण आणि प्रोत्साहन नियमन (डीसीपीआर) ३३(११) आणि ३३(१२)बी अंतर्गत आमची इमारत 'एसआए' योजनेत समाविष्ट करण्याचा निर्णय घेतलाय. याची माहिती आम्हाला नुकतीच मिळाली, अशी माहिती कवी सौमित्र यांनी दिली. कमिटीकडून बिल्डरच्या प्रभावाखाली काम : जर कमिटी ही सभासदांच्या हिताकडं दुर्लक्ष करून प्रकल्प व्यवस्थापन सल्लागार आणि बिल्डरच्या चुकीच्या प्रभावाखाली काम करत असेल, तर सामान्य माणसांची राहती घरं ट्रान्झिट कॅम्पसारखी होण्याचा धोका निर्माण होतो. आमची सोसायटी याचं ज्वलंत उदाहरण आहे. बहुमताच्या नावाखाली अज्ञानी लोक स्वतःच्या पायावर कुऱ्हाड मारून घेतात आणि त्यांना याची जाणीवही होत नाही, असं किशोर कदम यांनी नमूद केलं आहे. उत्तरं देण्याऐवजी व्हॉट्सअप ग्रुपमधून काढलं : चौकस सभासद जर कायद्याला धरून प्रश्न विचारत असेल आणि कमिटीला उत्तरं देता येत नसतील, तर अशा सभासदाला मुंबईसारख्या शहरात, व्हॉट्सअप ग्रुपमधून काढून, माहिती लपवून आणि त्याला ठरवून एकटं पाडलं जातं. ही एकप्रकारची शहरी अत्याचाराची घटना आहे, ज्यासाठी कायद्यात कोणतीही तरतूद नाही, ही अत्यंत खेदजनक बाब असल्याचं किशोर कदम म्हणाले. मुख्यमंत्र्यांसह महाराष्ट्राच्या जनतेला आवाहन : "प्रकल्प व्यवस्थापन सल्लागार आणि बिल्डरच्या प्रचंड आर्थिक ताकदीसमोर सामान्य माणसाला वर्षानुवर्ष हतबल होऊन लढावं लागतं. मुंबईत अशी अनेक प्रकरणं प्रलंबित आहेत. या गंभीर समस्येकडं शासनानं तातडीनं लक्ष द्यावं, अशी कळकळीची विनंती मी सर्वसामान्यांच्या वतीनं करतो. तसंच, महाराष्ट्राचे मुख्यमंत्री देवेंद्र फडणवीस, उपमुख्यमंत्री एकनाथ शिंदे आणि अजित पवार, सहकारमंत्री बाबासाहेब पाटील आणि महाराष्ट्रातील जनतेला एका कलावंताचे घर वाचवण्याचे आवाहन करतो", असं कवी सौमित्र यांनी नमूद केलं आहे. 'एसआरए'ची भूमिका - या प्रकरणात ईटीव्हीनं 'एसआरए'चे मुख्य कार्यकारी अधिकारी महेंद्र कल्याणकर यांच्याशी संपर्क साधला असता, त्यांनी तातडीनं यंत्रणा कामाला लावली. 'एसआरए'चे सचिव संदीप देशमुख आणि कार्यकारी अभियंता मसाळ यांना तपासाच्या सूचना दिल्या. मात्र, तपासाअंती असा कोणताही प्रस्ताव 'एसआरए'कडं आलेला नाही, अशी माहिती कार्यकारी अभियंता मसाळ यांनी ईटीव्हीला दिली. तसंच हे प्रकरण सोसायटीच्या पातळीवरचं असल्याचंही स्पष्ट केलं. मुंबई : गेली ३५ वर्षे मराठीसह हिंदी रंगभूमी आणि सिनेसृष्टीत दर्जेदार काम करणाऱ्या कवी सौमित्र अर्थात किशोर कदम यांच्यावर बेघर होण्याची वेळ ओढवेल की काय अशी भीती त्यांनीच व्यक्त केली आहे. पुनर्विकासाच्या नावाखाली दिशाभूल करून विकासकानं आपल्यावर ही वेळ आणल्याची व्यथा त्यांनी समाजमाध्यमांवर मांडली आहे. तसंच मुख्यमंत्री देवेंद्र फडणवीस यांच्यासह महाराष्ट्रातील प्रमुख नेत्यांना मदतीचं आवाहन केलं आहे.यासंदर्भात किशोर कदम म्हणाले, "मी राहात असलेल्या अंधेरी पूर्व, चाकाला येथील हवा मेहेल सोसायटीत बहुमताच्या नावाखाली पुनर्विकासाच्या प्रक्रियेत प्रकल्प व्यवस्थापन सल्लागार (पीएमसी) आणि विकासक यांनी संगनमताने समिती सभासदांची दिशाभूल केली आहे. यामुळे माझ्यासह २३ सभासदांची राहती घरं धोक्यात आली आहेत. कमिटी सदस्यांनी अर्धवट माहिती, लपवाछपवी आणि महत्त्वाची कागदपत्रं दडवून, विकास नियंत्रण आणि प्रोत्साहन नियमन (डीसीपीआर) ३३(११) आणि ३३(१२)बी अंतर्गत आमची इमारत 'एसआए' योजनेत समाविष्ट करण्याचा निर्णय घेतलाय. याची माहिती आम्हाला नुकतीच मिळाली, अशी माहिती कवी सौमित्र यांनी दिली. सौमित्र यांची फेसबुक पोस्ट (FB)कमिटीकडून बिल्डरच्या प्रभावाखाली काम : जर कमिटी ही सभासदांच्या हिताकडं दुर्लक्ष करून प्रकल्प व्यवस्थापन सल्लागार आणि बिल्डरच्या चुकीच्या प्रभावाखाली काम करत असेल, तर सामान्य माणसांची राहती घरं ट्रान्झिट कॅम्पसारखी होण्याचा धोका निर्माण होतो. आमची सोसायटी याचं ज्वलंत उदाहरण आहे. बहुमताच्या नावाखाली अज्ञानी लोक स्वतःच्या पायावर कुऱ्हाड मारून घेतात आणि त्यांना याची जाणीवही होत नाही, असं किशोर कदम यांनी नमूद केलं आहे. उत्तरं देण्याऐवजी व्हॉट्सअप ग्रुपमधून काढलं : चौकस सभासद जर कायद्याला धरून प्रश्न विचारत असेल आणि कमिटीला उत्तरं देता येत नसतील, तर अशा सभासदाला मुंबईसारख्या शहरात, व्हॉट्सअप ग्रुपमधून काढून, माहिती लपवून आणि त्याला ठरवून एकटं पाडलं जातं. ही एकप्रकारची शहरी अत्याचाराची घटना आहे, ज्यासाठी कायद्यात कोणतीही तरतूद नाही, ही अत्यंत खेदजनक बाब असल्याचं किशोर कदम म्हणाले. मुख्यमंत्र्यांसह महाराष्ट्राच्या जनतेला आवाहन : "प्रकल्प व्यवस्थापन सल्लागार आणि बिल्डरच्या प्रचंड आर्थिक ताकदीसमोर सामान्य माणसाला वर्षानुवर्ष हतबल होऊन लढावं लागतं. मुंबईत अशी अनेक प्रकरणं प्रलंबित आहेत. या गंभीर समस्येकडं शासनानं तातडीनं लक्ष द्यावं, अशी कळकळीची विनंती मी सर्वसामान्यांच्या वतीनं करतो. तसंच, महाराष्ट्राचे मुख्यमंत्री देवेंद्र फडणवीस, उपमुख्यमंत्री एकनाथ शिंदे आणि अजित पवार, सहकारमंत्री बाबासाहेब पाटील आणि महाराष्ट्रातील जनतेला एका कलावंताचे घर वाचवण्याचे आवाहन करतो", असं कवी सौमित्र यांनी नमूद केलं आहे. 'एसआरए'ची भूमिका - या प्रकरणात ईटीव्हीनं 'एसआरए'चे मुख्य कार्यकारी अधिकारी महेंद्र कल्याणकर यांच्याशी संपर्क साधला असता, त्यांनी तातडीनं यंत्रणा कामाला लावली. 'एसआरए'चे सचिव संदीप देशमुख आणि कार्यकारी अभियंता मसाळ यांना तपासाच्या सूचना दिल्या. मात्र, तपासाअंती असा कोणताही प्रस्ताव 'एसआरए'कडं आलेला नाही, अशी माहिती कार्यकारी अभियंता मसाळ यांनी ईटीव्हीला दिली. तसंच हे प्रकरण सोसायटीच्या पातळीवरचं असल्याचंही स्पष्ट केलं. मुंबई : गेली ३५ वर्षे मराठीसह हिंदी रंगभूमी आणि सिनेसृष्टीत दर्जेदार काम करणाऱ्या कवी सौमित्र अर्थात किशोर कदम यांच्यावर बेघर होण्याची वेळ ओढवेल की काय अशी भीती त्यांनीच व्यक्त केली आहे. पुनर्विकासाच्या नावाखाली दिशाभूल करून विकासकानं आपल्यावर ही वेळ आणल्याची व्यथा त्यांनी समाजमाध्यमांवर मांडली आहे. तसंच मुख्यमंत्री देवेंद्र फडणवीस यांच्यासह महाराष्ट्रातील प्रमुख नेत्यांना मदतीचं आवाहन केलं आहे. यासंदर्भात किशोर कदम म्हणाले, "मी राहात असलेल्या अंधेरी पूर्व, चाकाला येथील हवा मेहेल सोसायटीत बहुमताच्या नावाखाली पुनर्विकासाच्या प्रक्रियेत प्रकल्प व्यवस्थापन सल्लागार (पीएमसी) आणि विकासक यांनी संगनमताने समिती सभासदांची दिशाभूल केली आहे. यामुळे माझ्यासह २३ सभासदांची राहती घरं धोक्यात आली आहेत. कमिटी सदस्यांनी अर्धवट माहिती, लपवाछपवी आणि महत्त्वाची कागदपत्रं दडवून, विकास नियंत्रण आणि प्रोत्साहन नियमन (डीसीपीआर) ३३(११) आणि ३३(१२)बी अंतर्गत आमची इमारत 'एसआए' योजनेत समाविष्ट करण्याचा निर्णय घेतलाय. याची माहिती आम्हाला नुकतीच मिळाली, अशी माहिती कवी सौमित्र यांनी दिली. कमिटीकडून बिल्डरच्या प्रभावाखाली काम : जर कमिटी ही सभासदांच्या हिताकडं दुर्लक्ष करून प्रकल्प व्यवस्थापन सल्लागार आणि बिल्डरच्या चुकीच्या प्रभावाखाली काम करत असेल, तर सामान्य माणसांची राहती घरं ट्रान्झिट कॅम्पसारखी होण्याचा धोका निर्माण होतो. आमची सोसायटी याचं ज्वलंत उदाहरण आहे. बहुमताच्या नावाखाली अज्ञानी लोक स्वतःच्या पायावर कुऱ्हाड मारून घेतात आणि त्यांना याची जाणीवही होत नाही, असं किशोर कदम यांनी नमूद केलं आहे. उत्तरं देण्याऐवजी व्हॉट्सअप ग्रुपमधून काढलं : चौकस सभासद जर कायद्याला धरून प्रश्न विचारत असेल आणि कमिटीला उत्तरं देता येत नसतील, तर अशा सभासदाला मुंबईसारख्या शहरात, व्हॉट्सअप ग्रुपमधून काढून, माहिती लपवून आणि त्याला ठरवून एकटं पाडलं जातं. ही एकप्रकारची शहरी अत्याचाराची घटना आहे, ज्यासाठी कायद्यात कोणतीही तरतूद नाही, ही अत्यंत खेदजनक बाब असल्याचं किशोर कदम म्हणाले. मुख्यमंत्र्यांसह महाराष्ट्राच्या जनतेला आवाहन : "प्रकल्प व्यवस्थापन सल्लागार आणि बिल्डरच्या प्रचंड आर्थिक ताकदीसमोर सामान्य माणसाला वर्षानुवर्ष हतबल होऊन लढावं लागतं. मुंबईत अशी अनेक प्रकरणं प्रलंबित आहेत. या गंभीर समस्येकडं शासनानं तातडीनं लक्ष द्यावं, अशी कळकळीची विनंती मी सर्वसामान्यांच्या वतीनं करतो. तसंच, महाराष्ट्राचे मुख्यमंत्री देवेंद्र फडणवीस, उपमुख्यमंत्री एकनाथ शिंदे आणि अजित पवार, सहकारमंत्री बाबासाहेब पाटील आणि महाराष्ट्रातील जनतेला एका कलावंताचे घर वाचवण्याचे आवाहन करतो", असं कवी सौमित्र यांनी नमूद केलं आहे. 'एसआरए'ची भूमिका - या प्रकरणात ईटीव्हीनं 'एसआरए'चे मुख्य कार्यकारी अधिकारी महेंद्र कल्याणकर यांच्याशी संपर्क साधला असता, त्यांनी तातडीनं यंत्रणा कामाला लावली. 'एसआरए'चे सचिव संदीप देशमुख आणि कार्यकारी अभियंता मसाळ यांना तपासाच्या सूचना दिल्या. मात्र, तपासाअंती असा कोणताही प्रस्ताव 'एसआरए'कडं आलेला नाही, अशी माहिती कार्यकारी अभियंता मसाळ यांनी ईटीव्हीला दिली. तसंच हे प्रकरण सोसायटीच्या पातळीवरचं असल्याचंही स्पष्ट केलं. For All Latest Updates TAGGED: खजूरच नाही तर त्याच्या बिया देखील आहेत फायदेशीर अडकलेल्या मोनोरेलमध्ये लोकांची तीन तास घुसमट, प्रवाशांनी सांगितला जीवघेणा थरारक अनुभव 50 हजार रुपये घेतलं कर्ज: 15 लाख व्याज भरुनही सावकाराला हवे होते आणखी पैसे; छळाला कंटाळून महिलेची आत्महत्या भांडुपमध्ये विजेच्या धक्क्यानं तरुणाचा मृत्यू; हेडफोन वापरणं बेतलं जीवावर! 'पेड्डी' चित्रपटात राम चरण धमाकेदार लूकमध्ये दिसणार, साऊथ स्टार लोकप्रिय हेअर स्टायलिस्टला भेटाला... Kawasaki KLX230R S 2026 भारतात 1.94 लाखात लॉंच फॅटी लिव्हरच्या समस्येनं त्रस्त आहात? आहारात समावेश करा 'ही' फळ होंडाची नवीन इलेक्ट्रिक मोटरसायकल 2 सप्टेंबरला होणार सादर पावसाळ्यातील आजारांपासून मुलांचा बचाव कसा करायचा? फॉलो करा या टिप्स Copyright © 2025 Ushodaya Enterprises Pvt. Ltd., All Rights Reserved.</w:t>
+        <w:t>Content: महाराष्ट्र maharashtra ETV Bharat / state By ETV Bharat Marathi Team Published : August 11, 2025 at 8:13 PM IST मुंबई : गेली ३५ वर्षे मराठीसह हिंदी रंगभूमी आणि सिनेसृष्टीत दर्जेदार काम करणाऱ्या कवी सौमित्र अर्थात किशोर कदम यांच्यावर बेघर होण्याची वेळ ओढवेल की काय अशी भीती त्यांनीच व्यक्त केली आहे. पुनर्विकासाच्या नावाखाली दिशाभूल करून विकासकानं आपल्यावर ही वेळ आणल्याची व्यथा त्यांनी समाजमाध्यमांवर मांडली आहे. तसंच मुख्यमंत्री देवेंद्र फडणवीस यांच्यासह महाराष्ट्रातील प्रमुख नेत्यांना मदतीचं आवाहन केलं आहे. यासंदर्भात किशोर कदम म्हणाले, "मी राहात असलेल्या अंधेरी पूर्व, चाकाला येथील हवा मेहेल सोसायटीत बहुमताच्या नावाखाली पुनर्विकासाच्या प्रक्रियेत प्रकल्प व्यवस्थापन सल्लागार (पीएमसी) आणि विकासक यांनी संगनमताने समिती सभासदांची दिशाभूल केली आहे. यामुळे माझ्यासह २३ सभासदांची राहती घरं धोक्यात आली आहेत. कमिटी सदस्यांनी अर्धवट माहिती, लपवाछपवी आणि महत्त्वाची कागदपत्रं दडवून, विकास नियंत्रण आणि प्रोत्साहन नियमन (डीसीपीआर) ३३(११) आणि ३३(१२)बी अंतर्गत आमची इमारत 'एसआए' योजनेत समाविष्ट करण्याचा निर्णय घेतलाय. याची माहिती आम्हाला नुकतीच मिळाली, अशी माहिती कवी सौमित्र यांनी दिली. कमिटीकडून बिल्डरच्या प्रभावाखाली काम : जर कमिटी ही सभासदांच्या हिताकडं दुर्लक्ष करून प्रकल्प व्यवस्थापन सल्लागार आणि बिल्डरच्या चुकीच्या प्रभावाखाली काम करत असेल, तर सामान्य माणसांची राहती घरं ट्रान्झिट कॅम्पसारखी होण्याचा धोका निर्माण होतो. आमची सोसायटी याचं ज्वलंत उदाहरण आहे. बहुमताच्या नावाखाली अज्ञानी लोक स्वतःच्या पायावर कुऱ्हाड मारून घेतात आणि त्यांना याची जाणीवही होत नाही, असं किशोर कदम यांनी नमूद केलं आहे. उत्तरं देण्याऐवजी व्हॉट्सअप ग्रुपमधून काढलं : चौकस सभासद जर कायद्याला धरून प्रश्न विचारत असेल आणि कमिटीला उत्तरं देता येत नसतील, तर अशा सभासदाला मुंबईसारख्या शहरात, व्हॉट्सअप ग्रुपमधून काढून, माहिती लपवून आणि त्याला ठरवून एकटं पाडलं जातं. ही एकप्रकारची शहरी अत्याचाराची घटना आहे, ज्यासाठी कायद्यात कोणतीही तरतूद नाही, ही अत्यंत खेदजनक बाब असल्याचं किशोर कदम म्हणाले. मुख्यमंत्र्यांसह महाराष्ट्राच्या जनतेला आवाहन : "प्रकल्प व्यवस्थापन सल्लागार आणि बिल्डरच्या प्रचंड आर्थिक ताकदीसमोर सामान्य माणसाला वर्षानुवर्ष हतबल होऊन लढावं लागतं. मुंबईत अशी अनेक प्रकरणं प्रलंबित आहेत. या गंभीर समस्येकडं शासनानं तातडीनं लक्ष द्यावं, अशी कळकळीची विनंती मी सर्वसामान्यांच्या वतीनं करतो. तसंच, महाराष्ट्राचे मुख्यमंत्री देवेंद्र फडणवीस, उपमुख्यमंत्री एकनाथ शिंदे आणि अजित पवार, सहकारमंत्री बाबासाहेब पाटील आणि महाराष्ट्रातील जनतेला एका कलावंताचे घर वाचवण्याचे आवाहन करतो", असं कवी सौमित्र यांनी नमूद केलं आहे. 'एसआरए'ची भूमिका - या प्रकरणात ईटीव्हीनं 'एसआरए'चे मुख्य कार्यकारी अधिकारी महेंद्र कल्याणकर यांच्याशी संपर्क साधला असता, त्यांनी तातडीनं यंत्रणा कामाला लावली. 'एसआरए'चे सचिव संदीप देशमुख आणि कार्यकारी अभियंता मसाळ यांना तपासाच्या सूचना दिल्या. मात्र, तपासाअंती असा कोणताही प्रस्ताव 'एसआरए'कडं आलेला नाही, अशी माहिती कार्यकारी अभियंता मसाळ यांनी ईटीव्हीला दिली. तसंच हे प्रकरण सोसायटीच्या पातळीवरचं असल्याचंही स्पष्ट केलं. मुंबई : गेली ३५ वर्षे मराठीसह हिंदी रंगभूमी आणि सिनेसृष्टीत दर्जेदार काम करणाऱ्या कवी सौमित्र अर्थात किशोर कदम यांच्यावर बेघर होण्याची वेळ ओढवेल की काय अशी भीती त्यांनीच व्यक्त केली आहे. पुनर्विकासाच्या नावाखाली दिशाभूल करून विकासकानं आपल्यावर ही वेळ आणल्याची व्यथा त्यांनी समाजमाध्यमांवर मांडली आहे. तसंच मुख्यमंत्री देवेंद्र फडणवीस यांच्यासह महाराष्ट्रातील प्रमुख नेत्यांना मदतीचं आवाहन केलं आहे.यासंदर्भात किशोर कदम म्हणाले, "मी राहात असलेल्या अंधेरी पूर्व, चाकाला येथील हवा मेहेल सोसायटीत बहुमताच्या नावाखाली पुनर्विकासाच्या प्रक्रियेत प्रकल्प व्यवस्थापन सल्लागार (पीएमसी) आणि विकासक यांनी संगनमताने समिती सभासदांची दिशाभूल केली आहे. यामुळे माझ्यासह २३ सभासदांची राहती घरं धोक्यात आली आहेत. कमिटी सदस्यांनी अर्धवट माहिती, लपवाछपवी आणि महत्त्वाची कागदपत्रं दडवून, विकास नियंत्रण आणि प्रोत्साहन नियमन (डीसीपीआर) ३३(११) आणि ३३(१२)बी अंतर्गत आमची इमारत 'एसआए' योजनेत समाविष्ट करण्याचा निर्णय घेतलाय. याची माहिती आम्हाला नुकतीच मिळाली, अशी माहिती कवी सौमित्र यांनी दिली. सौमित्र यांची फेसबुक पोस्ट (FB)कमिटीकडून बिल्डरच्या प्रभावाखाली काम : जर कमिटी ही सभासदांच्या हिताकडं दुर्लक्ष करून प्रकल्प व्यवस्थापन सल्लागार आणि बिल्डरच्या चुकीच्या प्रभावाखाली काम करत असेल, तर सामान्य माणसांची राहती घरं ट्रान्झिट कॅम्पसारखी होण्याचा धोका निर्माण होतो. आमची सोसायटी याचं ज्वलंत उदाहरण आहे. बहुमताच्या नावाखाली अज्ञानी लोक स्वतःच्या पायावर कुऱ्हाड मारून घेतात आणि त्यांना याची जाणीवही होत नाही, असं किशोर कदम यांनी नमूद केलं आहे. उत्तरं देण्याऐवजी व्हॉट्सअप ग्रुपमधून काढलं : चौकस सभासद जर कायद्याला धरून प्रश्न विचारत असेल आणि कमिटीला उत्तरं देता येत नसतील, तर अशा सभासदाला मुंबईसारख्या शहरात, व्हॉट्सअप ग्रुपमधून काढून, माहिती लपवून आणि त्याला ठरवून एकटं पाडलं जातं. ही एकप्रकारची शहरी अत्याचाराची घटना आहे, ज्यासाठी कायद्यात कोणतीही तरतूद नाही, ही अत्यंत खेदजनक बाब असल्याचं किशोर कदम म्हणाले. मुख्यमंत्र्यांसह महाराष्ट्राच्या जनतेला आवाहन : "प्रकल्प व्यवस्थापन सल्लागार आणि बिल्डरच्या प्रचंड आर्थिक ताकदीसमोर सामान्य माणसाला वर्षानुवर्ष हतबल होऊन लढावं लागतं. मुंबईत अशी अनेक प्रकरणं प्रलंबित आहेत. या गंभीर समस्येकडं शासनानं तातडीनं लक्ष द्यावं, अशी कळकळीची विनंती मी सर्वसामान्यांच्या वतीनं करतो. तसंच, महाराष्ट्राचे मुख्यमंत्री देवेंद्र फडणवीस, उपमुख्यमंत्री एकनाथ शिंदे आणि अजित पवार, सहकारमंत्री बाबासाहेब पाटील आणि महाराष्ट्रातील जनतेला एका कलावंताचे घर वाचवण्याचे आवाहन करतो", असं कवी सौमित्र यांनी नमूद केलं आहे. 'एसआरए'ची भूमिका - या प्रकरणात ईटीव्हीनं 'एसआरए'चे मुख्य कार्यकारी अधिकारी महेंद्र कल्याणकर यांच्याशी संपर्क साधला असता, त्यांनी तातडीनं यंत्रणा कामाला लावली. 'एसआरए'चे सचिव संदीप देशमुख आणि कार्यकारी अभियंता मसाळ यांना तपासाच्या सूचना दिल्या. मात्र, तपासाअंती असा कोणताही प्रस्ताव 'एसआरए'कडं आलेला नाही, अशी माहिती कार्यकारी अभियंता मसाळ यांनी ईटीव्हीला दिली. तसंच हे प्रकरण सोसायटीच्या पातळीवरचं असल्याचंही स्पष्ट केलं. मुंबई : गेली ३५ वर्षे मराठीसह हिंदी रंगभूमी आणि सिनेसृष्टीत दर्जेदार काम करणाऱ्या कवी सौमित्र अर्थात किशोर कदम यांच्यावर बेघर होण्याची वेळ ओढवेल की काय अशी भीती त्यांनीच व्यक्त केली आहे. पुनर्विकासाच्या नावाखाली दिशाभूल करून विकासकानं आपल्यावर ही वेळ आणल्याची व्यथा त्यांनी समाजमाध्यमांवर मांडली आहे. तसंच मुख्यमंत्री देवेंद्र फडणवीस यांच्यासह महाराष्ट्रातील प्रमुख नेत्यांना मदतीचं आवाहन केलं आहे. यासंदर्भात किशोर कदम म्हणाले, "मी राहात असलेल्या अंधेरी पूर्व, चाकाला येथील हवा मेहेल सोसायटीत बहुमताच्या नावाखाली पुनर्विकासाच्या प्रक्रियेत प्रकल्प व्यवस्थापन सल्लागार (पीएमसी) आणि विकासक यांनी संगनमताने समिती सभासदांची दिशाभूल केली आहे. यामुळे माझ्यासह २३ सभासदांची राहती घरं धोक्यात आली आहेत. कमिटी सदस्यांनी अर्धवट माहिती, लपवाछपवी आणि महत्त्वाची कागदपत्रं दडवून, विकास नियंत्रण आणि प्रोत्साहन नियमन (डीसीपीआर) ३३(११) आणि ३३(१२)बी अंतर्गत आमची इमारत 'एसआए' योजनेत समाविष्ट करण्याचा निर्णय घेतलाय. याची माहिती आम्हाला नुकतीच मिळाली, अशी माहिती कवी सौमित्र यांनी दिली. कमिटीकडून बिल्डरच्या प्रभावाखाली काम : जर कमिटी ही सभासदांच्या हिताकडं दुर्लक्ष करून प्रकल्प व्यवस्थापन सल्लागार आणि बिल्डरच्या चुकीच्या प्रभावाखाली काम करत असेल, तर सामान्य माणसांची राहती घरं ट्रान्झिट कॅम्पसारखी होण्याचा धोका निर्माण होतो. आमची सोसायटी याचं ज्वलंत उदाहरण आहे. बहुमताच्या नावाखाली अज्ञानी लोक स्वतःच्या पायावर कुऱ्हाड मारून घेतात आणि त्यांना याची जाणीवही होत नाही, असं किशोर कदम यांनी नमूद केलं आहे. उत्तरं देण्याऐवजी व्हॉट्सअप ग्रुपमधून काढलं : चौकस सभासद जर कायद्याला धरून प्रश्न विचारत असेल आणि कमिटीला उत्तरं देता येत नसतील, तर अशा सभासदाला मुंबईसारख्या शहरात, व्हॉट्सअप ग्रुपमधून काढून, माहिती लपवून आणि त्याला ठरवून एकटं पाडलं जातं. ही एकप्रकारची शहरी अत्याचाराची घटना आहे, ज्यासाठी कायद्यात कोणतीही तरतूद नाही, ही अत्यंत खेदजनक बाब असल्याचं किशोर कदम म्हणाले. मुख्यमंत्र्यांसह महाराष्ट्राच्या जनतेला आवाहन : "प्रकल्प व्यवस्थापन सल्लागार आणि बिल्डरच्या प्रचंड आर्थिक ताकदीसमोर सामान्य माणसाला वर्षानुवर्ष हतबल होऊन लढावं लागतं. मुंबईत अशी अनेक प्रकरणं प्रलंबित आहेत. या गंभीर समस्येकडं शासनानं तातडीनं लक्ष द्यावं, अशी कळकळीची विनंती मी सर्वसामान्यांच्या वतीनं करतो. तसंच, महाराष्ट्राचे मुख्यमंत्री देवेंद्र फडणवीस, उपमुख्यमंत्री एकनाथ शिंदे आणि अजित पवार, सहकारमंत्री बाबासाहेब पाटील आणि महाराष्ट्रातील जनतेला एका कलावंताचे घर वाचवण्याचे आवाहन करतो", असं कवी सौमित्र यांनी नमूद केलं आहे. 'एसआरए'ची भूमिका - या प्रकरणात ईटीव्हीनं 'एसआरए'चे मुख्य कार्यकारी अधिकारी महेंद्र कल्याणकर यांच्याशी संपर्क साधला असता, त्यांनी तातडीनं यंत्रणा कामाला लावली. 'एसआरए'चे सचिव संदीप देशमुख आणि कार्यकारी अभियंता मसाळ यांना तपासाच्या सूचना दिल्या. मात्र, तपासाअंती असा कोणताही प्रस्ताव 'एसआरए'कडं आलेला नाही, अशी माहिती कार्यकारी अभियंता मसाळ यांनी ईटीव्हीला दिली. तसंच हे प्रकरण सोसायटीच्या पातळीवरचं असल्याचंही स्पष्ट केलं. For All Latest Updates TAGGED: उद्योगपती लॉर्ड स्वराज पॉल यांचे निधन, वयाच्या 94 व्या शेवटचा घेतला श्वास "शिंदे समितीची भूमिका स्पष्ट, आता सरकारकडून कारवाईची अपेक्षा"- मनोज जरांगे पाटील स्पष्टंच बोलले! पिठोरी अमावस्या 2025: काय आहे आजचा शुभ मुहूर्त, योग आणि राहूकाळ, वाचा पंचांग पिठोरी अमावस्येला चमकणार 'या' 5 राशींचं भाग्य; वाचा आजचं राशीभविष्य स्वातंत्र्य दिनानिमित्त ठाण्यातील 11 वर्षीय हिरकणी ग्रिहिता विचारेची आणखी एक यशस्वी मोहीम, सर केला युनाम पर्वत Kawasaki KLX230R S 2026 भारतात 1.94 लाखात लॉंच फॅटी लिव्हरच्या समस्येनं त्रस्त आहात? आहारात समावेश करा 'ही' फळ होंडाची नवीन इलेक्ट्रिक मोटरसायकल 2 सप्टेंबरला होणार सादर पावसाळ्यातील आजारांपासून मुलांचा बचाव कसा करायचा? फॉलो करा या टिप्स Copyright © 2025 Ushodaya Enterprises Pvt. Ltd., All Rights Reserved.</w:t>
       </w:r>
     </w:p>
     <w:p>
@@ -1646,7 +710,7 @@
       </w:pPr>
       <w:r>
         <w:rPr/>
-        <w:t>Article 705</w:t>
+        <w:t>Article 640</w:t>
       </w:r>
     </w:p>
     <w:p>
@@ -1685,7 +749,7 @@
       </w:pPr>
       <w:r>
         <w:rPr/>
-        <w:t>Article 706</w:t>
+        <w:t>Article 641</w:t>
       </w:r>
     </w:p>
     <w:p>
@@ -1694,7 +758,7 @@
       </w:pPr>
       <w:r>
         <w:rPr/>
-        <w:t>Title: Bhushan Gavai Support Kolhapur Circuit Bench | सरन्यायाधीश भूषण गवई यांची सर्किट बेंच स्थापनेत आग्रही भूमिका</w:t>
+        <w:t>Title: AA Edit | Spare A Thought For The Pigeons</w:t>
       </w:r>
     </w:p>
     <w:p>
@@ -1706,7 +770,7 @@
         <w:t xml:space="preserve">URL: </w:t>
       </w:r>
       <w:r>
-        <w:t xml:space="preserve"> https://pudhari.news/maharashtra/kolhapur/cji-bhushan-gavai-support-kolhapur-circuit-bench-demand-bombay-high-court-sp96</w:t>
+        <w:t xml:space="preserve"> https://www.asianage.com/opinion/edit/aa-edit-spare-a-thought-for-the-pigeons-1896904</w:t>
       </w:r>
     </w:p>
     <w:p>
@@ -1715,7 +779,7 @@
       </w:pPr>
       <w:r>
         <w:rPr/>
-        <w:t>Content: भारताचे सरन्यायाधीश भूषण गवई यांनी वेळोवेळी विविध कार्यक्रमांमध्ये न्याय गोरगरीब पक्षकारांच्या दारापर्यंत पोहोचण्यासाठी विकेंद्रीकरण गरजेचे आहे, असे सांगून कोल्हापूर येथे मुंबई उच्च न्यायालयाचे सर्किट बेंच स्थापन करण्याच्या मागणीचे उघडपणे समर्थन केले व पाठिंबा दिला. त्यामुळेच कोल्हापूर येथे मुंबई उच्च न्यायालयाचे सर्किट बेंच स्थापन करण्याचा निर्णय झाला. त्यांचे हे ऋण कोल्हापूर, सांगली, सातारा, रत्नागिरी, सिंधुदुर्ग व सोलापूर जिल्ह्यातील वकील व पक्षकार कधीही विसरणार नाहीत. Kolhapur Circuit Bench Demand अ‍ॅड. व्ही. आर. पाटील अध्यक्ष, कोल्हापूर जिल्हा बार असोसिएशन, कोल्हापूर मुंबई उच्च न्यायालयाचे मुख्य न्यायाधीश न्या. अलोक अराधे यांंनी दिनांक 1 ऑगस्ट 2025 रोजी कोल्हापूर येथे मुंबई उच्च न्यायालयाचे सर्किट बेंच स्थापन करण्याबाबत अधिसूचना जारी केली आणि गेली 50 वर्षे कोल्हापूर, सांगली, सातारा, रत्नागिरी, सिंधुदुर्ग आणि सोलापूर सहा जिल्ह्यांतील वकील संघटना, लोकप्रतिनिधी, सामाजिक संघटना, पक्षकार व नागरिक यांनी सुरू केलेल्या लढ्याला यश मिळाले. राज्य पुनर्रचना कायद्यातील कलम 51(3) प्रमाणे उच्च न्यायालयाचे सर्किट बेंच स्थापना करण्यासाठी उच्च न्यायालयाचे मुख्य न्यायाधीश राज्याच्या राज्यपाल यांच्या संमतीने करण्याची तरतूद आहे. कोल्हापूर येथे मुंबई उच्च न्यायालयाचे सर्किट बेंच स्थापन करण्याबाबत महाराष्ट्र शासनाकडून शिफारस करणारे ठराव वेळोवेळी मुंबई उच्च न्यायालयाकडे पाठविण्यात आले. तथापि, सन 2015 मध्ये मुंबई उच्च न्यायालयाचे तत्कालीन मुख्य न्यायाधीश न्या. मोहित शहा यांनी महाराष्ट्रात फक्त कोल्हापूर येथे मुंबई उच्च न्यायालयाचे सर्किट बेंच स्थापन करता येईल, असा सकारात्मक अहवाल उच्च न्यायालयाच्या पटलावर ठेवला व कोल्हापूरचे सुपुत्र, मुंबई उच्च न्यायालयाचे माजी न्यायमूर्ती तानाजीराव नलवडे यांनी उघडपणे मुंबई उच्च न्यायालयात दिलेल्या पाठिंब्याव्यतिरिक्त न्यायव्यवस्थेतून या प्रस्तावास पाठिंबा मिळत नव्हता. तथापि, भारताचे सरन्यायाधीश न्यायमूर्ती भूषण गवई यांनी गेली पाच वर्षे कोल्हापूर येथे मुंबई उच्च न्यायालयाचे सर्किट बेंच स्थापनेच्या मागणीस सतत उघडपणे पाठिंबा जाहीर केला. सर्वोच्च न्यायालयाचे न्यायमूर्ती म्हणून काम करताना जून 2022 मध्ये बार कौन्सिल ऑफ महाराष्ट्र आणि गोवा यांनी ओरोस येथे आयोजित केलेल्या कार्यक्रमावेळी भूषण गवई यांनी कोल्हापूर येथे सर्किट बेंच स्थापण्यास जाहीररीत्या पाठिंबा दिला, फेब्रुवारी 2024 मध्ये देवगड येथील न्यायालयाच्या इमारतीचे भूमिपूजनप्रसंगी, सप्टेंबर 2024 मध्ये तळोजा येथे अ‍ॅडव्होकेट्स अ‍ॅकॅडमीच्या इमारतीच्या भूमिपूजन कार्यक्रमामध्ये भूषण गवई यांनी मुंबई उच्च न्यायालयाचे सर्किट बेंच कोल्हापूर येथे स्थापन करण्याच्या मागणीस पाठिंबा व्यक्त केला. मार्च 2025 मध्ये महाड येथील न्यायालयीन इमारतीच्या भूमिपूजन कार्यक्रमावेळी मुंबई उच्च न्यायालयाचे मुख्य न्यायाधीश अलोक अराधे, महाराष्ट्राचे मुख्यमंत्री ना. देवेंद्र फडणवीस यांच्या उपस्थितीत न्या. भूषण गवई यांनी कोल्हापुरात सर्किट बेंच स्थापन करण्याच्या मागणीस पाठिंबा दिला. त्यानंतर सरन्यायाधीशपदी नियुक्ती झाल्यानंतर भूषण गवई यांनी त्यांच्या सत्काराच्या कार्यक्रमावेळी छत्रपती संभाजीनगर, नागपूर, अमरावती या ठिकाणी कोल्हापूर येथे सर्किट बेंच स्थापन करण्याच्या मागणीचे उघडपणे समर्थन केले. मुंबई उच्च न्यायालयाचे मुख्य न्यायाधीश म्हणून न्या. अलोक अराधे यांच्या नियुक्तीनंतर फेब्रुवारी 2025 मध्ये मुंबई उच्च न्यायालय कोल्हापूर खंडपीठ कृती समितीने मुंबई उच्च न्यायालयाचे सर्किट बेंच कोल्हापुरात स्थापन करण्याच्या मागणीबाबत मुख्य न्यायाधीशांची भेटीची वेळ मागितली. दिनांक 28 मार्च 2025 रोजी मुंबई उच्च न्यायालयाचे मुख्य न्यायमूर्ती न्या. अलोक अराधे यांची खंडपीठ कृती समितीच्या शिष्टमंडळाने भेट घेऊन त्यांना कोल्हापुरात मुंबई उच्च न्यायालयाचे सर्किट बेंच स्थापनेबाबत सविस्तर निवेदन दिले. त्यावेळी त्यांनी सकारात्मक प्रतिसाद देऊन या प्रस्तावाचा अभ्यास करून निर्णय घेऊ, असे शिष्टमंडळास आश्वासन दिले. त्याचबरोबर महाराष्ट्राचे मुख्यमंत्री ना. देवेंद्र फडणवीस कोल्हापूर येथे दौर्‍यावर आले असताना खंडपीठ कृती समितीच्या शिष्टमंडळाने कोल्हापूर विमानतळावर त्यांची भेट घेऊन मुंबई उच्च न्यायालयाचे सर्किट बेंच कोल्हापुरात स्थापन होण्याबाबत राज्य शासनाने उच्च न्यायालयाकडे प्रस्ताव सादर करावा, असे निवेदन दिले. त्यावेळी मुख्यमंत्र्यांनी कोल्हापुरात स्थापन होणारच निश्चिंत राहा, असे आश्वासन शिष्टमंडळास दिले. त्यानंतर सर्व प्रशासकीय बाबींची पूर्तता झाल्यानंतर सुरू करण्यासाठी जागेची पाहणी करून कोल्हापुरातील सीपीआर हॉस्पिटलसमोरील जुन्या न्यायालयाची पाहणी करून या इमारतीमध्ये युद्धपातळीवर सर्किट बेंच स्थापन करण्यासाठी इमारतीचे नूतनीकरणाचे काम वेगाने सुरू झाले व एक ऑगस्ट 2025 रोजी मुंबई उच्च न्यायालयाचे मुख्य न्यायमूर्ती अलोक अराधे यांनी अधिसूचना प्रसिद्ध करून कोल्हापूर येथे मुंबई उच्च न्यायालयाचे सर्किट बेंच सुरू करण्याच्या मागणीस मंजुरी दिली. 'Pudhari' is excited to announce the relaunch of its Android and iOS apps. Stay updated with the latest news at your fingertips. Android and iOS Download now and stay updated, anytime, anywhere. Pudhari Publications Private Limited</w:t>
+        <w:t>Content: The act of feeding pigeons — regarded by many as a spiritual virtue and an expression of kindness toward all living beings — has become a major political flashpoint in Mumbai over the past month. The closure of 51 kabutarkhanas (pigeon feeding spots) across the city, including the nearly century-old Dadar Kabutarkhana, has sparked public outrage, particularly among members of the Jain community. For those protesting the ban, pigeon feeding is more than a ritual — it is a matter of deep faith, embodying compassion rooted in the principle of ahimsa (non-violence). However, for the Brihanmumbai Municipal Corporation (BMC), the decision is driven by pressing concerns over public health. Feeding pigeons in open urban spaces is widely recognised as unsanitary and potentially hazardous, contributing to the spread of diseases and environmental degradation. The BMC’s decision to ban the feeding of pigeons at public places and shut down kabutarkhanas follows a Bombay high court directive on July 30, which authorised the civic authority to file FIRs against individuals defying municipal rules on pigeon feeding. However, it is crucial to note that the high court did not order a complete ban on feeding. It merely declined to grant interim relief to petitioners who sought official permission to feed pigeons twice a day. The civic body’s stringent actions, including deploying police and levying fines, have drawn intense and defiant reactions from the public. After the growing backlash, Maharashtra chief minister Devendra Fadnavis has directed the BMC to permit pigeon feeding in a “controlled manner” so that people can follow their faith, while public health concerns are not ignored. The high court is also considering the formation of an expert committee to evaluate the situation from a scientific and policy-driven perspective. The committee — expected to be constituted this week — will assess whether shutting down all kabutarkhanas is the only viable solution, or if safer alternatives and regulated practices can be implemented. The court’s move to seek expert input is a welcome and sensible step forward. While public health concerns must remain paramount in any urban policy, a progressive and inclusive approach should also respect the cultural, religious, and historical identity of a city. Ultimately, a meaningful solution lies in balancing empathy with efficiency ensuring that traditions are not erased, but adapted responsibly to the needs of a modern, health-conscious city.</w:t>
       </w:r>
     </w:p>
     <w:p>
@@ -1724,85 +788,7 @@
       </w:pPr>
       <w:r>
         <w:rPr/>
-        <w:t>Article 707</w:t>
-      </w:r>
-    </w:p>
-    <w:p>
-      <w:pPr>
-        <w:pStyle w:val="Normal"/>
-      </w:pPr>
-      <w:r>
-        <w:rPr/>
-        <w:t>Title: कोल्हापूरला लवकरच खंडपीठाचा दर्जा! सरन्यायाधीश भूषण गवई यांचे आश्वासन; सर्किट बेंच इमारतीचे उद्घाटन</w:t>
-      </w:r>
-    </w:p>
-    <w:p>
-      <w:pPr>
-        <w:pStyle w:val="Normal"/>
-      </w:pPr>
-      <w:r>
-        <w:rPr/>
-        <w:t xml:space="preserve">URL: </w:t>
-      </w:r>
-      <w:r>
-        <w:t xml:space="preserve"> https://marathi.freepressjournal.in/maharashtra/kolhapur-high-court-circuit-bench-announcement</w:t>
-      </w:r>
-    </w:p>
-    <w:p>
-      <w:pPr>
-        <w:pStyle w:val="Normal"/>
-      </w:pPr>
-      <w:r>
-        <w:rPr/>
-        <w:t>Content: कोल्हापूर : कोल्हापूर सर्किट बँकेच्या माध्यमातून सामान्य माणसाला सामाजिक, आर्थिक न्याय मिळाला पाहिजे. त्यासाठी न्यायदानाचे कार्य व्हावे. पश्चिम महाराष्ट्रातील नागरिकांची दीर्घ काळापासूनची मागणी लवकरच पूर्ण होणार असून कोल्हापूरमध्ये लवकरच हायकोर्टाचे खंडपीठ स्थापन होईल, असे आश्वासन सर्वोच्च न्यायालयाचे सरन्यायाधीश भूषण गवई यांनी दिले आहे. मुंबई उच्च न्यायालयाच्या कोल्हापूर सर्किट बेंचचे उद्घाटन रविवारी सरन्यायाधीश गवई यांच्या हस्ते झाले. यानंतर झालेल्या समारंभात ते बोलत होते. यावेळी राज्याचे मुख्यमंत्री देवेंद्र फडणवीस, उपमुख्यमंत्री एकनाथ शिंदे, व मुंबई उच्च न्यायालयाचे मुख्य न्यायमूर्ती अलोक आराधे हे उपस्थित होते. Maharashtra: CJI B.R. Gavai addresses the inaugural function of the Bombay High Court’s Circuit Bench in Kolhapur pic.twitter.com/Yqum61OQMw सरन्यायाधीशांनी सांगितले की, “न्याय मिळविण्याचा हक्क हा प्रत्येकाचा मूलभूत अधिकार आहे. न्याय देण्याची प्रक्रिया सर्वांसाठी सहजसोप्या पद्धतीने उपलब्ध करून देणे हेच न्यायव्यवस्थेचे कर्तव्य आहे.” ‘सीपीआर’च्या समोर असणाऱ्या या सर्किट बेंच इमारतीसाठी ४६ कोटी रुपयांचा निधी राज्य शासनाच्यावतीने मंजूर झाला आहे. जिल्हा प्रशासन, महानगरपालिका, सार्वजनिक बांधकाम विभाग, पोलीस विभाग यांच्या समन्वयातून येथील इमारतींचे व या परिसराचे कमीत कमी वेळेत उत्कृष्ट पद्धतीने नूतनीकरण करण्यात आले आहे. Ensuring Justice Reaches Every Citizen with the Circuit Bench!Attended the inauguration of the Circuit Bench of the Bombay High Court at Kolhapur, at the hands of Hon Chief Justice of India, Bhushan Gavai ji. It was a privilege to work alongside Hon Chief Justice of India,… https://t.co/R2XVCGf7Ta pic.twitter.com/U1EiH2cVQs ‘हेरिटेज वास्तू’ला नवी झळाळी ‘सीपीआर’समोर असणारी जिल्हा न्यायालयाची इमारत सन १८७४ मध्ये बांधण्यात आली. जिल्हा न्यायालयाचा परिसर साधारण ४२०० चौरस फूट क्षेत्र आहे. कसबा बावडा येथील जागेत जिल्हा न्यायालयाची नवी इमारत स्थलांतरीत झाल्यामुळे ही इमारत बंद होती. परंतु काही इमारतीमध्ये कौटुंबिक न्यायालयाचे काम करण्यात येत होते. या मूळ इमारतीचे अत्यंत कमी वेळेत नूतनीकरण करुन याच इमारतीमध्ये मुंबई उच्च न्यायालयाच्या कोल्हापूर सर्किट बेंचचे कामकाज होत आहे. न्यायदानाची साक्ष देणाऱ्या हेरिटेज इमारतींना सर्किट बेंचमुळे नवी झळाळी मिळाली आहे. कामकाजाची वेळ मुंबई उच्च न्यायालयाच्या कोल्हापूर सर्किट बेंचच्या कामकाजाची वेळ निश्चित झाली आहे. सार्वजनिक सुट्टीचे दिवस वगळता सर्व दिवस सकाळी १०.३० ते दुपारी १.३० या वेळेत पहिले सत्र दुपारी १.३० ते २.३० मधली सुट्टी व त्यानंतर दुपारी २.३० ते ४.३० या वेळेत दुसरे सत्र सुरु राहील. ऐतिहासिक निर्णयाच्या दिशेने पाऊल कोल्हापूर सर्किट बेंचच्या स्थापनेमुळे पश्चिम महाराष्ट्रातील हजारो प्रकरणांचा निपटारा स्थानिक पातळीवर होऊ शकणार आहे. यामुळे वकिलांना, फिर्यादींना आणि सर्वसामान्य जनतेला मोठा फायदा होणार आहे. Chief Justice of India (CJI) BR Gavai on Aug 17 inaugurated the circuit bench of the Bombay High Court at Kolhapur.He said that it was the fulfillment of a dream and a deeply personal promise. The bench will commence functioning from Aug 18.Read more: https://t.co/4FePUqAqEQ… pic.twitter.com/hJS5NrHTlt नागरिकांमध्ये उत्सुकता या घोषणेनंतर कोल्हापूर आणि परिसरातील वकील संघटना, सामाजिक संघटना आणि सर्वसामान्य नागरिकांमध्ये आनंदाचे वातावरण आहे. या निर्णयामुळे कोल्हापूरचे न्यायनगरी होण्याचे स्वप्न आता साकार होण्याच्या मार्गावरआहे. पश्चिम महाराष्ट्रातील नागरिकांची सोय Ensuring Justice Reaches Every Citizen with the Circuit Bench!Attended the inauguration of the Circuit Bench of the Bombay High Court at Kolhapur, at the hands of Hon Chief Justice of India, Bhushan Gavai ji. It was a privilege to work alongside Hon Chief Justice of India,… https://t.co/R2XVCGf7Ta pic.twitter.com/U1EiH2cVQs या सर्किट बेंचमुळे कोल्हापूरसह सातारा, सांगली, सोलापूर, रत्नागिरी आणि सिंधुदुर्ग या ६ जिल्ह्यांतील नागरिकांना जलद आणि सुलभ न्याय मिळेल. या सर्किट बेंचमुळे पश्चिम महाराष्ट्रातील नागरिकांच्या वेळ, श्रम व पैशांची बचत होईल. शिक्षण, उद्योग, व्यापार, पर्यटन आदी विविध क्षेत्रांचा विकास साधला जाईल. या सर्किट बेंचमुळे कायद्याचे अभ्यासक, वकिल व विद्यार्थ्यांना नवनवीन संधी उपलब्ध होतील. © freepressjournal-marathi 2025</w:t>
-      </w:r>
-    </w:p>
-    <w:p>
-      <w:pPr>
-        <w:pStyle w:val="Heading3"/>
-      </w:pPr>
-      <w:r>
-        <w:rPr/>
-        <w:t>Article 708</w:t>
-      </w:r>
-    </w:p>
-    <w:p>
-      <w:pPr>
-        <w:pStyle w:val="Normal"/>
-      </w:pPr>
-      <w:r>
-        <w:rPr/>
-        <w:t>Title: Opinion Express View on meat bans on Independence Day: Withdraw them</w:t>
-      </w:r>
-    </w:p>
-    <w:p>
-      <w:pPr>
-        <w:pStyle w:val="Normal"/>
-      </w:pPr>
-      <w:r>
-        <w:rPr/>
-        <w:t xml:space="preserve">URL: </w:t>
-      </w:r>
-      <w:r>
-        <w:t xml:space="preserve"> https://indianexpress.com/article/opinion/editorials/express-view-on-meat-bans-on-independence-day-withdraw-them-10187631/</w:t>
-      </w:r>
-    </w:p>
-    <w:p>
-      <w:pPr>
-        <w:pStyle w:val="Normal"/>
-      </w:pPr>
-      <w:r>
-        <w:rPr/>
-        <w:t>Content: By: Editorial The proposed imposition of meat-sale bans by civic bodies in Maharashtra — from Kalyan Dombivli to Malegaon to Chhatrapati Sambhajinagar, Jalgaon and Nagpur — on August 15 strikes a jarring note. Citing a 1988 government order as precedent, officials have framed it as a routine measure to maintain “public order”. But the curbing of personal liberty in the name of decorum, even for a single day, selectively targets communities, threatens livelihoods — and goes against the spirit of celebration of freedom. Not just opposition parties like the Shiv Sena (UBT), even Deputy Chief Minister Ajit Pawar has questioned the rationale behind the prohibitions (even if he has controversially upheld their necessity on religious occasions): “While it is important to keep public sentiments and faith in mind on certain occasions like Ashadhi Ekadashi or Mahavir Jayanti … there are no reasons why there should be a ban on meat and non-vegetarian food on Maharashtra Day, Independence Day, Republic Day.” CM Devendra Fadnavis has backed his deputy and said his government is “not interested in (knowing) who eats what.” Unfortunately, however, the imposition of vegetarianism by state diktat is not a Maharashtra-only phenomenon. In Telangana, for instance, the Greater Hyderabad Municipal Corporation (GHMC) has announced a two-day closure of meat shops, on both Independence Day and Janmashtami (August 16). During the annual Kanwar Yatra or Navratri, in states such as Uttar Pradesh, bans on the sale of meat have become a routine assertion of a state-backed majoritarian impulse, couched as deference to “public sentiments”. They are an infringement, as Hyderabad MP Asaduddin Owaisi has termed it, responding to the GHMC’s decision, of the “people’s right to liberty, privacy, livelihood, culture, nutrition and religion”. That such bans continue to find official favour points to a deeper discomfort with diversity — cultural, religious or culinary — and a political and administrative imagination that is homogenising, and sees the idea of India as a monolith. As India’s industrial and commercial nucleus, Maharashtra, especially Mumbai, has long been a bastion of pluralism, sustained by a tapestry of faiths, languages, cuisines, traditions, commerce and aspirations — moving forward not despite, but because of, its diversity. Recent rollbacks by the Fadnavis government in Maharashtra — from caste disclosures on exam hall tickets to the eggless midday meal policy — show that discriminatory decisions can, and should, be reversed before they cause damage. In the same spirit, the meat bans must be withdrawn immediately. Trending News</w:t>
-      </w:r>
-    </w:p>
-    <w:p>
-      <w:pPr>
-        <w:pStyle w:val="Heading3"/>
-      </w:pPr>
-      <w:r>
-        <w:rPr/>
-        <w:t>Article 709</w:t>
+        <w:t>Article 642</w:t>
       </w:r>
     </w:p>
     <w:p>
@@ -1841,7 +827,7 @@
       </w:pPr>
       <w:r>
         <w:rPr/>
-        <w:t>Article 710</w:t>
+        <w:t>Article 643</w:t>
       </w:r>
     </w:p>
     <w:p>
@@ -1880,46 +866,7 @@
       </w:pPr>
       <w:r>
         <w:rPr/>
-        <w:t>Article 711</w:t>
-      </w:r>
-    </w:p>
-    <w:p>
-      <w:pPr>
-        <w:pStyle w:val="Normal"/>
-      </w:pPr>
-      <w:r>
-        <w:rPr/>
-        <w:t>Title: ABP Majha Top 10 Headlines : ABP माझा टॉप 10 हेडलाईन्स | 12 ऑगस्ट 2025 | मंगळवार</w:t>
-      </w:r>
-    </w:p>
-    <w:p>
-      <w:pPr>
-        <w:pStyle w:val="Normal"/>
-      </w:pPr>
-      <w:r>
-        <w:rPr/>
-        <w:t xml:space="preserve">URL: </w:t>
-      </w:r>
-      <w:r>
-        <w:t xml:space="preserve"> https://marathi.abplive.com/news/maharashtra/abp-majha-top-10-headlines-12-august-2025-tuesday-latest-marathi-news-update-maharashtra-politics-marathi-news-1376706</w:t>
-      </w:r>
-    </w:p>
-    <w:p>
-      <w:pPr>
-        <w:pStyle w:val="Normal"/>
-      </w:pPr>
-      <w:r>
-        <w:rPr/>
-        <w:t>Content: ABP माझा टॉप 10 हेडलाईन्स | 12 ऑगस्ट 2025 | मंगळवार 1.राज्यात 15 हजार पोलीस भरती, रास्त भाव दुकानदारांच्या मार्जिनमध्ये वाढ, देवेंद्र फडणवीसांच्या कॅबिनेटचे 4 धडाकेबाज निर्णय https://tinyurl.com/3s359vts महाराष्ट्र पोलीस दलात 15 हजार पदभरती नेमकी कशी, कोणत्या पोस्टच्या किती जागा, भरती प्रकिया नेमकी कशी? https://tinyurl.com/379jwy2j 2. महायुतीच्या नेत्यांमध्ये पुन्हा वादाची ठिणगी, राधाकृष्ण विखे-पाटलांचं अजित पवारांवर तोंडसुख, इथेनॉल धोरण लागू करणाऱ्या मोदी-शाहांचा फोटो न बॅनरवर न लावल्यानं संताप https://tinyurl.com/5t4858e4 आपल्या कार्यकर्तृत्त्वाची महती मंत्रालयात जोरदार रंगलीय बरं का; अमोल मिटकरींचा विखे पाटलांवर पलटवार https://tinyurl.com/bdhw7ppx 3. सरकारच्या महत्वाकांक्षी जलजीवन योजनेचा पुरता बोजवारा, हजारो कोटींची थकबाकी देण्यास केंद्र आणि राज्याची टोलवाटोलवी, कंत्राटदारांच्या तोंडचं पाणी पळालं https://tinyurl.com/5ezzf957 4. ठाकरे बंधू एकत्र आले तरी आमची काहीच हरकत नाही, महाराष्ट्र काँग्रेस प्रभारी रमेश चेन्नीथला यांचं महत्त्वाचं वक्तव्य https://tinyurl.com/2nx9hxn9 5. पत्नीनं बॉयफ्रेंडच्या मदतीनं पतीला संपवलं, गोरेगाव फिल्म सिटीमध्ये मेकअप आर्टिस्ट म्हणून काम करणाऱ्या भरत अहिरेला अमानुषपणे मारहाण, 12 वर्षांच्या मुलीच्या जबाबातून घटना उघड https://tinyurl.com/4w9py4r8 भिवंडीत भाजप युवा मोर्चाच्या पदाधिकाऱ्याला धारदार शस्त्राने वार करुन संपवलं https://tinyurl.com/52kzx6am 6. गावावरुन परतली, वडिलांना फोनही केला अन् पंख्याला ओढणी लावून गळफास घेतला, शिवाजी विद्यापीठातील वसतिगृहातील मुलीची आत्महत्या https://tinyurl.com/3ntzuf43 'आई, मी गेल्यावर रडू नकोस'; गर्लफ्रेंडने लग्नाला नकार देताच बॉयफ्रेंडनं उचललं टोकाचं पाऊल, जळगावच्या तरुणाचा शेवटचा व्हिडीओ व्हायरल https://tinyurl.com/3tunu39a 7. गुहागर तालुक्यातील ब्राह्मण समाज पाताळयंत्री, भास्कर जाधवांची टीका, पक्षाऐवजी समाजातर्फे का पत्र दिलं? जाधवांचा सवाल, माफी मागण्याचा प्रश्न नसल्याचं वक्तव्य https://tinyurl.com/2mtkxken 8. अलहाबाद हायकोर्टाचे न्यायमूर्ती यशवंत वर्मांना मोठा दणका, महाभियोग प्रस्तावाला लोकसभेची मंजुरी, घरात रोकड सापडल्यानं अडचणीत वाढ https://tinyurl.com/4uczm5bt 9. वेगळ्या बलुचिस्तानसाठी लढणाऱ्या बलुचिस्तान लिबरेशन आर्मीसह माजिद ब्रिगेड या दहशतवादी संघटना म्हणून घोषित, अमेरिकेच्या दौऱ्यावर असलेल्या पाकिस्तानच्या लष्करप्रमुख असीम मुनीर यांना अमेरिकेचे मोठे गिफ्ट https://tinyurl.com/99vp6x9f 10. आशिया चषकासाठी टीम इंडियात मोठे बदल होण्याची शक्यता, सिराज, जैस्वाल, राहुल संघाबाहेर राहण्याची चिन्हं, तर गिल, संजू, बुमराहसह इतरांना संधी मिळण्याचे संकेत https://tinyurl.com/3mzvy4cc बीसीसीआयने अचानक 14 वर्षांच्या वैभव सूर्यवंशीला बंगळुरुला बोलावून घेतलं, स्पेशल ट्रेनिंगला सुरुवात https://tinyurl.com/4ja83wuv एबीपी माझा Whatsapp Channel - https://whatsapp.com/channel/0029Va9dq2u6buMTUrb4GM0w We use cookies to improve your experience, analyze traffic, and personalize content. By clicking "Allow All Cookies", you agree to our use of cookies.</w:t>
-      </w:r>
-    </w:p>
-    <w:p>
-      <w:pPr>
-        <w:pStyle w:val="Heading3"/>
-      </w:pPr>
-      <w:r>
-        <w:rPr/>
-        <w:t>Article 712</w:t>
+        <w:t>Article 644</w:t>
       </w:r>
     </w:p>
     <w:p>
@@ -1958,7 +905,7 @@
       </w:pPr>
       <w:r>
         <w:rPr/>
-        <w:t>Article 713</w:t>
+        <w:t>Article 645</w:t>
       </w:r>
     </w:p>
     <w:p>
@@ -1997,241 +944,7 @@
       </w:pPr>
       <w:r>
         <w:rPr/>
-        <w:t>Article 714</w:t>
-      </w:r>
-    </w:p>
-    <w:p>
-      <w:pPr>
-        <w:pStyle w:val="Normal"/>
-      </w:pPr>
-      <w:r>
-        <w:rPr/>
-        <w:t>Title: India Celebrates 79th Independence Day with Patriotic Fervour and Statewide Announcements</w:t>
-      </w:r>
-    </w:p>
-    <w:p>
-      <w:pPr>
-        <w:pStyle w:val="Normal"/>
-      </w:pPr>
-      <w:r>
-        <w:rPr/>
-        <w:t xml:space="preserve">URL: </w:t>
-      </w:r>
-      <w:r>
-        <w:t xml:space="preserve"> https://theindianawaaz.com/india-celebrates-79th-independence-day-with-patriotic-fervour-and-statewide-announcements-2/</w:t>
-      </w:r>
-    </w:p>
-    <w:p>
-      <w:pPr>
-        <w:pStyle w:val="Normal"/>
-      </w:pPr>
-      <w:r>
-        <w:rPr/>
-        <w:t>Content: The Indian Awaaz The Real Voice of India AMN / WEB DESK India marked its 79th Independence Day on Friday with patriotic fervour, vibrant cultural performances, and a slew of welfare announcements across the states. From the eastern frontiers of Arunachal Pradesh to the western shores of Gujarat, and from the northern Himalayas to the southern peninsular states, the tricolour was hoisted amid cheers, parades, and promises of progress. Eastern States: A Decade of Hydropower and Peace Hopes In Arunachal Pradesh, Chief Minister Pema Khandu unfurled the national flag at IG Park in Itanagar and highlighted the state’s economic strides. He announced a 105% increase in per capita income and declared 2025–2035 as the “Decade of Hydropower”, unveiling projects worth ₹2 lakh crore. He also stressed the success of road connectivity projects and other infrastructure initiatives. In Nagaland, Chief Minister Neiphiu Rio led the celebrations in Kohima, underlining the state’s continued progress and expressing cautious optimism on the Naga peace talks. He announced a ₹3 crore skill development centre for construction workers and a ₹1 crore mobile skill van initiative, aimed at enhancing employability. Western India: Grassroots Development and Heritage Pride Maharashtra Deputy CM Devendra Fadnavis, addressing the state from Mumbai’s Mantralaya, praised India’s defence forces for Operation Sindoor and reaffirmed the government’s commitment to infrastructure and urban development. In Gujarat, Chief Minister Bhupendra Patel hoisted the tricolour in Porbandar, the birthplace of Mahatma Gandhi, and launched the ‘Mukhya Mantri Grama Uday Yojana’ for rural development along with initiatives focused on water conservation and sanitation. Northern States: Employment, Agriculture and Unity Bihar CM Nitish Kumar, at Patna’s Gandhi Maidan, declared a major employment drive, announcing one crore job opportunities over the next five years for the state’s youth. In Madhya Pradesh, Chief Minister Dr. Mohan Yadav celebrated in Bhopal, lauding the state’s record 55 lakh hectare irrigation coverage, and expansion in agricultural productivity. Haryana Chief Minister Nayab Saini led the ceremony in Rohtak, announcing a revision in compensation for families of fallen soldiers, raising the amount to ₹1 crore. Punjab CM Bhagwant Mann unfurled the flag in Faridkot, where colourful parades and community events underscored the state’s rich martial legacy. Southern States: Culture and Social Commitments In Tamil Nadu, CM M.K. Stalin hoisted the flag at Fort St. George in Chennai and honoured outstanding individuals in fields such as social service, education, and sanitation. The celebrations included a vibrant RPF dog show, cycle rallies, and traditional music and dance performances, reflecting the state’s cultural vibrancy. Union Territories and Himalayan Region: Employment and Cultural Pride In Jammu &amp; Kashmir, the official ceremony was held at Srinagar’s Bakshi Stadium, where CM Omar Abdullah announced that 4.5 lakh youths had been linked to employment and training under “Mission Yuva”. In Ladakh, celebrations were held in Kargil and Leh, featuring traditional music, sports, and parades, emphasizing the region’s strategic and cultural significance. A Nationwide Message of Unity and Progress From state capitals to remote villages, Independence Day celebrations this year carried a common theme — unity in diversity and a focus on inclusive development. State leaders not only paid tribute to the nation’s freedom fighters but also laid out forward-looking blueprints for governance, welfare, and youth empowerment. As India steps into the 79th year of its independence, the message was clear — to honour the sacrifices of the past while building a more prosperous and inclusive future. Proudly powered by WordPress | Theme: Newsup by Themeansar.</w:t>
-      </w:r>
-    </w:p>
-    <w:p>
-      <w:pPr>
-        <w:pStyle w:val="Heading3"/>
-      </w:pPr>
-      <w:r>
-        <w:rPr/>
-        <w:t>Article 715</w:t>
-      </w:r>
-    </w:p>
-    <w:p>
-      <w:pPr>
-        <w:pStyle w:val="Normal"/>
-      </w:pPr>
-      <w:r>
-        <w:rPr/>
-        <w:t>Title: Over 500 families get keys of flats under Worli BDD Chawl redevelopment project</w:t>
-      </w:r>
-    </w:p>
-    <w:p>
-      <w:pPr>
-        <w:pStyle w:val="Normal"/>
-      </w:pPr>
-      <w:r>
-        <w:rPr/>
-        <w:t xml:space="preserve">URL: </w:t>
-      </w:r>
-      <w:r>
-        <w:t xml:space="preserve"> https://indianexpress.com/article/cities/mumbai/500-families-keys-flats-worli-bdd-chawl-redevelopment-project-10188755/</w:t>
-      </w:r>
-    </w:p>
-    <w:p>
-      <w:pPr>
-        <w:pStyle w:val="Normal"/>
-      </w:pPr>
-      <w:r>
-        <w:rPr/>
-        <w:t>Content: Around 556 families got possession of their new houses under the BDD Chawl Redevelopment Project in Worli on Thursday. The key distribution ceremony took place in Mumbai in the presence of Chief Minister Devendra Fadnavis, Deputy Chief Ministers Eknath Shinde and Ajit Pawar, and other ministers and top officers. Under the scheme, beneficiaries who are currently residing in 160-sqft rooms are being relocated to 2 BHK ownership flats of 500 sqft carpet area, free of cost. Spearheaded by Mumbai Housing and Area Development Board (MHADA), this is the first phase of the redevelopment project, which will ultimately rehabilitate 9,689 people from 121 old slums in Worli. Flats that were handed over on Thursday are part of the D and E wings in Building No 1. The remaining houses in the first phase will be handed over to the residents, also in a phased manner, said MHADA officials. “This is the largest urban redevelopment project in Asia. Over 15,000 residents will receive new homes under the scheme. Around 3,500 homes are planned for distribution by the end of this year, with another 3,000 to be handed over next year,” said Aseem Gupta, Principal Secretary, Urban Development Department. The comprehensive scheme for Worli consists of 34 rehabilitation towers of 40 floors. Each flat will have one parking facility in the stilt along with a six-level podium, and a seventh-floor podium landscaped garden. A self-sufficient township will be constructed with facilities such as a commercial complex, school, hospital, gymnasium, and hostel. Infrastructure facilities include sewage treatment plants, solar power supply systems, and rainwater harvesting. “We aim to provide every eligible tenant with not only a house, but also a secure and well-designed living space. Today’s handover is a significant start,” a senior MHADA officer said. MHADA will maintain the buildings in good condition for 12 years, said the officers. “MHADA is doing and has done a good job with their houses with quality construction, which do not feel like rehab projects, but like sellable houses. We are very sure that these houses would stand strong for the next 100 years,” said Eknath Shinde, who also holds the portfolios of Urban Development, Housing, and Public Works. Some historical sites within the BDD areas such as Jamboree Maidan and Ambedkar Maidan, will not be touched, but one of the original chawl buildings will be left intact and turned into a museum to preserve the heritage of BDD chawls that were built during the British era. By December, MHADA plans to complete over 3,500 flats in Worli, Naigaon, and N M Joshi Marg. The residents have been shifted to transit camps, with the provision of a monthly rent subsidy of Rs 25,000 for 11 months. The BDD Chawl Redevelopment project, spread across 86 acres of land in Mumbai, will replace 207 chawls and give shelter to more than 15,000 residents. Naigaon redevelopment will have 20 rehabilitation buildings for 3,344 units, and N M Joshi Marg will have 14 buildings with 2,560 residential and commercial units. Stay updated with the latest - Click here to follow us on Instagram You May Like The Supreme Court on Thursday reserved its order on the interim prayer seeking a stay on August 11 order of picking up strays from streets in Delhi NCR. The case was heard by a three-judge bench of Justices Vikram Nath, Sandeep Mehta and N V Anjaria.</w:t>
-      </w:r>
-    </w:p>
-    <w:p>
-      <w:pPr>
-        <w:pStyle w:val="Heading3"/>
-      </w:pPr>
-      <w:r>
-        <w:rPr/>
-        <w:t>Article 716</w:t>
-      </w:r>
-    </w:p>
-    <w:p>
-      <w:pPr>
-        <w:pStyle w:val="Normal"/>
-      </w:pPr>
-      <w:r>
-        <w:rPr/>
-        <w:t>Title: Mumbai's Metro-3 Aqua Line Delayed, New Opening Target Set For Late August</w:t>
-      </w:r>
-    </w:p>
-    <w:p>
-      <w:pPr>
-        <w:pStyle w:val="Normal"/>
-      </w:pPr>
-      <w:r>
-        <w:rPr/>
-        <w:t xml:space="preserve">URL: </w:t>
-      </w:r>
-      <w:r>
-        <w:t xml:space="preserve"> https://www.oneindia.com/mumbai/mumbai-metro-3-aqua-line-delayed-opening-011-7827273.html?ref_source=OI-EN&amp;ref_medium=Home-Page&amp;ref_campaign=News-Cards</w:t>
-      </w:r>
-    </w:p>
-    <w:p>
-      <w:pPr>
-        <w:pStyle w:val="Normal"/>
-      </w:pPr>
-      <w:r>
-        <w:rPr/>
-        <w:t>Content: The eagerly awaited third phase of Mumbai's Metro-3 Aqua Line, which will connect Worli to Cuffe Parade, is facing a delay. Initially planned for an Independence Day launch, officials now aim for an end-of-August opening. This 9.1-km underground section was supposed to be operational by August 15, but construction at two key Kalbadevi stations is still ongoing. Challenges in the densely populated Kalbadevi area have caused setbacks due to its congested layout and logistical issues. A Mumbai Metro Rail Corporation (MMRC) official stated, "We are targeting an inauguration by the end of August," as reported by Hindustan Times. Once completed, this line will significantly improve north-south travel in the city. AI-generated summary, reviewed by editors On the eve of Independence Day, Chief Minister Devendra Fadnavis will inaugurate various infrastructure projects across Mumbai. These include a 2.75-km flyover between Mumbai University and Vile Parle to alleviate traffic congestion at Santacruz and a new bridge connecting Kalanagar and Dharavi for enhanced east-west connectivity. Additionally, a Metro motormen training centre at Mandale will be opened to reduce reliance on outstation facilities. Fadnavis will also inaugurate MMRDA staff quarters at Malvani and hand over keys to 556 tenants from redeveloped BDD chawls in Worli, marking the completion of the project's first phase. The delay in completing Metro-3 means daily commuters must wait longer for seamless underground connectivity from Worli to South Mumbai. However, once operational, it is expected to ease travel significantly. The first two phases have already improved connectivity between Aarey and Worli. In addition to these developments, the International Experience Centre at Dabbewala Bhavan in Bandra West will open. This centre celebrates Mumbai's renowned lunchbox delivery network, highlighting the city's unique cultural aspects alongside its infrastructural advancements. Mumbai's new transport and housing initiatives promise significant benefits for residents. Despite the delay in Metro-3's completion, these projects aim to enhance urban living conditions and connectivity throughout the city.</w:t>
-      </w:r>
-    </w:p>
-    <w:p>
-      <w:pPr>
-        <w:pStyle w:val="Heading3"/>
-      </w:pPr>
-      <w:r>
-        <w:rPr/>
-        <w:t>Article 717</w:t>
-      </w:r>
-    </w:p>
-    <w:p>
-      <w:pPr>
-        <w:pStyle w:val="Normal"/>
-      </w:pPr>
-      <w:r>
-        <w:rPr/>
-        <w:t>Title: Mumbai Infrastructure Leap: No Compromise on Development</w:t>
-      </w:r>
-    </w:p>
-    <w:p>
-      <w:pPr>
-        <w:pStyle w:val="Normal"/>
-      </w:pPr>
-      <w:r>
-        <w:rPr/>
-        <w:t xml:space="preserve">URL: </w:t>
-      </w:r>
-      <w:r>
-        <w:t xml:space="preserve"> https://www.devdiscourse.com/article/science-environment/3542099-mumbai-infrastructure-leap-no-compromise-on-development</w:t>
-      </w:r>
-    </w:p>
-    <w:p>
-      <w:pPr>
-        <w:pStyle w:val="Normal"/>
-      </w:pPr>
-      <w:r>
-        <w:rPr/>
-        <w:t>Content: Maharashtra Chief Minister Devendra Fadnavis emphasized an uncompromising stance on Mumbai's development, announcing several new infrastructure projects aimed at alleviating the city's traffic issues. Fadnavis assured that the long-held vision of reducing travel time across the city to 59 minutes is within reach, thanks to ongoing infrastructure and public transport improvements. Upcoming improvements include AC local trains and a 24/7 open Coastal Road under CCTV surveillance, alongside a newly inaugurated curved cable-stayed bridge to improve connectivity between the suburbs and the Bandra Kurla Complex business district. (With inputs from agencies.) Email: info@devdiscourse.com Phone: +91-720-6444012, +91-7027739813, 14, 15 © Copyright 2025</w:t>
-      </w:r>
-    </w:p>
-    <w:p>
-      <w:pPr>
-        <w:pStyle w:val="Heading3"/>
-      </w:pPr>
-      <w:r>
-        <w:rPr/>
-        <w:t>Article 718</w:t>
-      </w:r>
-    </w:p>
-    <w:p>
-      <w:pPr>
-        <w:pStyle w:val="Normal"/>
-      </w:pPr>
-      <w:r>
-        <w:rPr/>
-        <w:t>Title: Pune Can Get Underground Road Network To Beat Traffic Woes</w:t>
-      </w:r>
-    </w:p>
-    <w:p>
-      <w:pPr>
-        <w:pStyle w:val="Normal"/>
-      </w:pPr>
-      <w:r>
-        <w:rPr/>
-        <w:t xml:space="preserve">URL: </w:t>
-      </w:r>
-      <w:r>
-        <w:t xml:space="preserve"> https://trak.in/stories/pune-can-get-underground-road-network-to-beat-traffic-woes/</w:t>
-      </w:r>
-    </w:p>
-    <w:p>
-      <w:pPr>
-        <w:pStyle w:val="Normal"/>
-      </w:pPr>
-      <w:r>
-        <w:rPr/>
-        <w:t>Content: Wednesday, August 20, 2025 Mohul Ghosh Aug 19, 2025 Nowadays, traffic congestion has become a growing concern for daily commuters and office-goers in Pune’s central areas. Pune Plans Construction Of An Underground Road Network Considering the situation, a proposal to develop an underground road network in the city has been tabled in order to address this issue. But now, Maharashtra Chief Minister Devendra Fadnavis has instructed the administration to move forward with this plan. In this regard, they have held a high-level meeting that was recently held in Pune in the presence of CM Fadnavis to discuss infrastructural measures for the city’s overall development. This meeting was attended by the Deputy CM Ajit Pawar, Union Minister Murlidhar Mohol, Higher and Technical Education Minister Chandrakant Patil, Minister of State for Home Yogesh Kadam, and local MLA Hemant Rasane, among others. CM Fadnavis directed officials to focus on underground road projects in Pune’s central areas to reduce long-term traffic congestion during the discussions. Following this directive, the projects such as the proposed underground road from Shaniwarwada to Swargate and Sarasbaug to Shaniwarwada are expected to gain momentum. Considering Short-term and Long-term Measures To Improve Traffic Management It appears that the Pune Municipal Commissioner Nawal Kishore Ram has also extended his support to the underground road initiative. He has already conducted a review of the traffic situation in Kasba Peth constituency along with MLA Hemant Rasane and DCP Rishikesh Raut on Thursday. Considering all these latest initiatives, Pune Municipal Corporation (PMC) appears to be working on both short-term and long-term measures to improve the city’s traffic management presently. This underground road network could transform Pune’s urban mobility and provide major relief to citizens struggling with traffic bottlenecks in key city areas after its implementation. They have conducted a high-level review convened in Pune recently including senior state officials and urban development experts which was focused on long-term traffic solutions for the city. In its derivative, the Maharashtra administration has instructed the Pune Municipal Corporation (PMC) to prioritise underground road projects in central locations where traffic congestion impacts daily commuters, office-goers, and commercial transport. A senior PMC traffic official said, “by diverting traffic underground, Pune can reduce congestion, lower emissions, and ensure safer, faster commutes.” In coordination with local law enforcement, they can ensure that project planning integrates real-time traffic management with future infrastructure upgrades. The broader benefits of subterranean corridors is also suggested by the Urban mobility experts. This would not only help with easing daily traffic but these projects can facilitate emergency services, public transport efficiency, and equitable access for all commuters, including pedestrians and cyclists. Previous article Next article Get latest news and views related to startups, tech and business Access to capital has always been a significant challenge for startups. Traditional investment methods often leave small investors and new businesses at a disadvantage, with high barriers to entry and exclusive networks favoring established companies. Guru4Invest is changing this dynamic by leveraging cutting-edge artificial intelligence (AI) to level the playing field. The platform democratizes investment […] As disease rates rise and medical technology develops, treatment costs climb. It’s essential to understand that medical costs are not exclusively associated with hospitals. The cost of prescription drugs, diagnostic procedures, ambulance and operating room fees, consultations with doctors, and other costs are also constantly increasing. All of them could put a big strain on […] In its latest update Apple said that it is preparing for the iOS 16.2 update for iPhones across the world. Notably, like the previous release, there are a couple of changes coming for the iPhones. iOS 16.2 Update Release Date So far, Apple has not announced a release date for iOS 16.2 update. Reportedly, the […] Around 300 workers at Microsoft Corp.’s ZeniMax Studios have commenced the process of forming a union which is said to be the first at the software giant in the US. Here, Microsoft Corp.’s ZeniMax Studios known for popular video games including Skyrim and Fallout. Forming Union In Microsoft Corp Moreover, the quality assurance employees at […] Get latest news and views related to startups, tech and business Trak.in is a mission to uncover the truth: We are India’s leading news portal, covering business, technology, ecommerce, startups, and mobile ecosystem. © 2024 - Trak.in - Indian Business of Tech, Mobile &amp; Startups. All Rights Reserved. Part of Awesome Websites.</w:t>
-      </w:r>
-    </w:p>
-    <w:p>
-      <w:pPr>
-        <w:pStyle w:val="Heading3"/>
-      </w:pPr>
-      <w:r>
-        <w:rPr/>
-        <w:t>Article 719</w:t>
-      </w:r>
-    </w:p>
-    <w:p>
-      <w:pPr>
-        <w:pStyle w:val="Normal"/>
-      </w:pPr>
-      <w:r>
-        <w:rPr/>
-        <w:t>Title: Rapid redevelopment essential for a slum free Mumbai: CM Fadnavis</w:t>
-      </w:r>
-    </w:p>
-    <w:p>
-      <w:pPr>
-        <w:pStyle w:val="Normal"/>
-      </w:pPr>
-      <w:r>
-        <w:rPr/>
-        <w:t xml:space="preserve">URL: </w:t>
-      </w:r>
-      <w:r>
-        <w:t xml:space="preserve"> https://munsifdaily.com/rapid-redevelopment-essential-for-a-slum-free/</w:t>
-      </w:r>
-    </w:p>
-    <w:p>
-      <w:pPr>
-        <w:pStyle w:val="Normal"/>
-      </w:pPr>
-      <w:r>
-        <w:rPr/>
-        <w:t>Content: Join WhatsApp Folow Facebook Subscribe YouTube Follow Instagram Mumbai: Chief Minister Devendra Fadnavis said the implementation of speedy redevelopment is necessary to make Mumbai slum-free. To make Mumbai slum free, the projects should be completed in a time-bound manner, avoiding delays. Speaking at an event on Thursday, the Chief Minister said, “If we want to make Mumbai slum-free and carry out redevelopment quickly, we cannot have projects dragging on for decades. Once a project starts, the plot should be readied within a year to a year and a quarter, and the rehabilitation building should be constructed within the next year. Only then will the dream of a slum-free Mumbai come true.” He emphasised that this transformation can be achieved through new ideas, new technologies, and an innovative approach. CM Fadnavis said that large-scale redevelopment is currently underway in Mumbai. The first phase of the BDD Chawl redevelopment on Thursday has been handed over to residents. Also Read: Bhumi Pednekar: I wear my nationality as a badge of honour “People who lived for nearly 100 years in 161 sq ft houses are now getting 500 sq ft flats. This is the largest urban redevelopment project in Asia. Along with redevelopment, slum redevelopment offers another major opportunity for Mumbai. Cluster development is also creating new possibilities. Today, Mumbai boasts world-class architecture, iconic buildings, and excellent amenities,” he remarked. He further said that the latest technologies available worldwide should be brought to Mumbai. In the construction sector, such technology now allows an 80-storey building to be built in just 120 days. Major infrastructure projects are also underway in Mumbai. “The Bandra–Versova Sea Link project is 60 per cent complete and will be finished within the next two years. Work is also in progress to extend the sea link to Dahisar, and later to Bhayandar. The Western Expressway currently carries 60 per cent of Mumbai’s traffic; a parallel connection from the sea link to Bhayandar–Vasai–Virar is being developed and will later be extended to the port. All this will open up the entire northern belt for the real estate industry,” he added. CM Fadnavis said that when preparing Mumbai’s new development plan, the city’s diversity and its coastal location meant that many rules, military, naval, and forest regulations would have to be considered. CM Fadnavis said that the Atal Setu has opened the opportunity to create a “Third Mumbai”. “An ‘Edu City’ will be built there, just minutes away from the upcoming Navi Mumbai International Airport,” he said. “With the central government allowing foreign universities to set up in India, world-class education can be provided here. On 300 acres, plans are in place to host 12 of the world’s top universities, with land and certain shared infrastructure provided by the government. Agreements have been signed with seven universities, some of which are starting their campuses immediately. A total of one lakh residential students will live here, generating immense economic and social vibrancy,” he added.</w:t>
-      </w:r>
-    </w:p>
-    <w:p>
-      <w:pPr>
-        <w:pStyle w:val="Heading3"/>
-      </w:pPr>
-      <w:r>
-        <w:rPr/>
-        <w:t>Article 720</w:t>
+        <w:t>Article 646</w:t>
       </w:r>
     </w:p>
     <w:p>
@@ -2270,7 +983,7 @@
       </w:pPr>
       <w:r>
         <w:rPr/>
-        <w:t>Article 721</w:t>
+        <w:t>Article 647</w:t>
       </w:r>
     </w:p>
     <w:p>
@@ -2279,7 +992,7 @@
       </w:pPr>
       <w:r>
         <w:rPr/>
-        <w:t>Title: CapitaLand Plans Rs 192 Billion Investment in Maharashtra</w:t>
+        <w:t>Title: CJI Gavai inaugurates Bombay HC's 4th bench in Kolhapur</w:t>
       </w:r>
     </w:p>
     <w:p>
@@ -2291,7 +1004,7 @@
         <w:t xml:space="preserve">URL: </w:t>
       </w:r>
       <w:r>
-        <w:t xml:space="preserve"> https://www.constructionworld.in/latest-construction-news/real-estate-news/capitaland-plans-rs-192-billion-investment-in-maharashtra/77631</w:t>
+        <w:t xml:space="preserve"> https://m.economictimes.com/news/india/cji-gavai-inaugurates-bombay-hcs-4th-bench-in-kolhapur/articleshow/123345149.cms</w:t>
       </w:r>
     </w:p>
     <w:p>
@@ -2300,7 +1013,7 @@
       </w:pPr>
       <w:r>
         <w:rPr/>
-        <w:t>Content: CapitaLand Investment Limited (CLI), a global real asset manager, has signed a Memorandum of Understanding (MoU) with the Maharashtra government to invest over Rs 192 billion by 2030, strengthening its presence in the Mumbai and Pune commercial real estate markets. The announcement was made on 12 August during the launch of CLI’s first data centre in India, located in Navi Mumbai. The event was attended by Singapore’s Deputy Prime Minister and Minister for Trade and Industry, Gan Kim Yong, and Maharashtra Chief Minister, Devendra Fadnavis.The planned investments will span business parks, data centres, logistics and industrial parks across Maharashtra, where CLI has been active since 2013. Its entry into the state began with the International Tech Park Pune, Hinjawadi (ITPP-H), developed in partnership with the Maharashtra Industrial Development Corporation (MIDC).Over the past decade, CLI has invested more than Rs 68 billion (S$1 billion) in 10 assets, including business parks, data centres and logistics facilities in Mumbai and Pune. The new investment plan forms part of CLI’s broader India growth strategy, aimed at expanding its funds under management and reinforcing confidence in Maharashtra’s position as a hub for innovation, services, digital infrastructure, manufacturing, and logistics.“India is a core market for CLI, and Maharashtra, with its strong economic fundamentals and well-developed IT and industrial ecosystem, presents significant opportunities for growth,” said Sanjeev Dasgupta, CEO of CLI India. “We will continue to scale our investments in Maharashtra through our listed trust, CLINT; our private funds; and the Ascendas-Firstspace platform, strengthening our partnership with the state.” The Cabinet Committee on Economic Affairs, chaired by Prime Minister Narendra Modi, has approved the Airports Authority of India’s (AAI) proposal for the development of a Greenfield Airport at Kota-Bundi, Rajasthan, at an estimated cost of Rs 15.07 billion.Kota, located on the banks of the Chambal River, is widely recognised as the industrial capital of Rajasthan and a prominent educational coaching hub. To support the region’s growing needs, the Government of Rajasthan has handed over 440.06 hectares of land to AAI for the project.The new Greenfield Airport will be designed to handle oper.. The Union government is considering a proposal to extend the non-performing asset (NPA) classification period for loans to micro, small and medium enterprises (MSMEs) from the existing 90 days to 180 days, according to a senior government official who requested anonymity.“The proposal to extend the loan default period for MSMEs from 90 days to 180 days is likely to be taken up by the Cabinet soon,” the official said.The move is expected to provide relief to cash-strapped MSMEs, especially against the backdrop of steep US tariffs, giving them more time to regularise their loan repayments.Ne.. FedEx has partnered with the Indian Institute of Technology (IIT) Madras to inaugurate the SMART Centre (Supply Chain Modelling, Algorithms, Research and Technology Centre) on the institute’s campus. The facility will drive innovation in sustainable and AI-driven logistics solutions. Backed by a five-year $5 million grant from FedEx, the SMART Centre aims to combine advanced research, digital technologies, and industry expertise to transform supply chains with a focus on agility, resilience, and environmental responsibility.The centre will also spearhead interdisciplinary projects in ar.. Get daily newsletters around different themes from Construction world. Don't miss out on valuable insights and opportunities to connect with like minded professionals Construction World (CW) is India’s premier and largest circulated construction business magazine, covering the gamut from projects, latest construction news in India, construction trends, policies and people to topical concerns, and technology, with reason, intelligence, and objectivity. A-303, Navbharat Estates, Zakaria Bunder Road, Sewri (West), Mumbai - 400 015, Maharashtra, India By creating an account, you agree to our Terms and Conditions and have read and acknowledge the Privacy Policy test Asia's Biggest Road Exhibition 3rd - 4th September 2025 Jio World Convention Centre, Mumbai Don't miss out on valuable insights and opportunities to connect with like minded professionals By creating an account, you agree to our Terms and Conditions and have read and acknowledge the Privacy Policy test</w:t>
+        <w:t>Content: Chief Justice of India B R Gavai on Sunday inaugurated the Bombay High Court’s new circuit bench in Kolhapur. Maharashtra CM Devendra Fadnavis and Deputy CM Eknath Shinde attended the event. This is the court’s fourth bench after Mumbai, Nagpur, Aurangabad and Goa, set up to reduce travel for litigants from western Maharashtra and Konkan. Independence Day 2025 Modi signals new push for tech independence with local chips Before Trump, British used tariffs to kill Indian textile Bank of Azad Hind: When Netaji Subhas Chandra Bose gave India its own currency (Catch all the Business News, Breaking News, Budget 2025 Events and Latest News Updates on The Economic Times.) Subscribe to The Economic Times Prime and read the ET ePaper online. (Catch all the Business News, Breaking News, Budget 2025 Events and Latest News Updates on The Economic Times.) Subscribe to The Economic Times Prime and read the ET ePaper online. Tariffs, tantrums, and tech: How Trump’s trade drama is keeping Indian IT on tenterhooks How IDBI banker landed plush Delhi properties in Amtek’s INR33k crore skimming Good, bad, ugly: How will higher ethanol in petrol play out for you? As big fat Indian wedding slims to budget, Manyavar loses lustre Regulatory gray area makes investing in LVMH, BP tough For Indian retail Logistics sector: Be tactical in the face of head &amp; tailwinds; 6 logistics stocks with an upside potential of over 30% LIVE| EC holds press conference amid Rahul's ‘Voter Adhikar Yatra’ in Bihar In the entire country, vote theft is going on: Rahul Gandhi PM Modi inaugurates Delhi section of Dwarka Expressway Melania Trump raised the plight of children in Ukraine Astronaut Shubhanshu Shukla receives a heroic welcome... Putin on Alaska Summit: 'Talked about possible settlement...' Tesla Cybertruck joins Mexico police fleet ahead of 2026 FIFA WC Trump-Putin summit: World leaders react | Who said what? GST 2.0: What changes for you Owaisi slams PM Modi over RSS mention in I-day speech LIVE| EC holds press conference amid Rahul's ‘Voter Adhikar Yatra’ in Bihar In the entire country, vote theft is going on: Rahul Gandhi PM Modi inaugurates Delhi section of Dwarka Expressway Melania Trump raised the plight of children in Ukraine Astronaut Shubhanshu Shukla receives a heroic welcome... Putin on Alaska Summit: 'Talked about possible settlement...' Tesla Cybertruck joins Mexico police fleet ahead of 2026 FIFA WC Trump-Putin summit: World leaders react | Who said what? GST 2.0: What changes for you Owaisi slams PM Modi over RSS mention in I-day speech Hot on Web In Case you missed it Top Searched Companies Top Calculators Top Definitions Most Searched IFSC Codes Top Story Listing Top Prime Articles Top Slideshow Private Companies Latest News Follow us on: Find this comment offensive? Choose your reason below and click on the Report button. This will alert our moderators to take action Reason for reporting: Your Reason has been Reported to the admin. Log In/Connect with: Will be displayed Will not be displayed Will be displayed Stories you might be interested in</w:t>
       </w:r>
     </w:p>
     <w:p>
@@ -2309,7 +1022,7 @@
       </w:pPr>
       <w:r>
         <w:rPr/>
-        <w:t>Article 722</w:t>
+        <w:t>Article 648</w:t>
       </w:r>
     </w:p>
     <w:p>
@@ -2318,7 +1031,7 @@
       </w:pPr>
       <w:r>
         <w:rPr/>
-        <w:t>Title: DPM Gan kicks off India visit in Mumbai as Singapore firms ink investment agreements</w:t>
+        <w:t>Title: Maharashtra on high alert as heavy rain leaves 6 dead</w:t>
       </w:r>
     </w:p>
     <w:p>
@@ -2330,7 +1043,7 @@
         <w:t xml:space="preserve">URL: </w:t>
       </w:r>
       <w:r>
-        <w:t xml:space="preserve"> https://www.straitstimes.com/asia/south-asia/dpm-gan-kicks-off-india-visit-in-mumbai-as-singapore-firms-ink-investment-agreements</w:t>
+        <w:t xml:space="preserve"> https://m.economictimes.com/news/india/maharashtra-on-high-alert-as-heavy-rain-leaves-6-dead/articleshow/123371509.cms</w:t>
       </w:r>
     </w:p>
     <w:p>
@@ -2339,7 +1052,7 @@
       </w:pPr>
       <w:r>
         <w:rPr/>
-        <w:t>Content: Choose edition Search singapore asia world opinion life business sport Visual Podcasts SPH Rewards STClassifieds Paid press releases Advertise with us FAQs Contact us Sign up now: Get ST's newsletters delivered to your inbox DPM Gan delivering remarks at the India Maritime Week Leaders Dialogue in Mumbai on Aug 12. PHOTO: MDDI Nirmala Ganapathy Summary AI generated Published Aug 12, 2025, 11:45 PM Updated Aug 13, 2025, 03:16 AM NEW DELHI – Kicking off his India visit aimed at deepening bilateral economic and business ties, Deputy Prime Minister Gan Kim Yong on Aug 12 witnessed Singapore firms inking agreements committing more than 200 billion rupees’ (S$2.93 billion) worth of investments in Maharashtra state. In addition, DPM Gan, who is also Minister for Trade and Industry, visited PSA’s port operations at Bharat Mumbai Container Terminal and inaugurated CapitaLand Investment’s (CLI) first data centre in Navi Mumbai – touted as being two of the more significant investments by Singapore firms in Maharashtra. first data centre in Navi Mumbai “These investments underscore the growing bilateral economic partnership between Singapore and India and Singapore’s confidence in India’s long-term economic trajectory,” the Republic’s Ministry of Trade and Industry said on Aug 12. DPM Gan was in Mumbai ahead of the third India-Singapore Ministerial Roundtable to be held in New Delhi over two days from Aug 13. His visit also precedes Singapore Prime Minister Lawrence Wong’s visit to the world’s fourth-largest economy in early September as Singapore and India mark 60 years of diplomatic relations. Plans are afoot to elevate relations to a comprehensive strategic partnership following Indian Prime Minister Narendra Modi’s visit to Singapore in 2024. India is set to follow Australia, Vietnam and France with this level of relations with the Republic. visit to Singapore Both Asian nations have also been aggressively courting economic and security partners amid a fracturing world order, with US President Donald Trump’s administration upending longstanding US commitments to the post-Cold War order and imposing trade tariffs on its closest allies. imposing trade tariffs on its closest allies. The inauguration of CLI’s new data centre in Navi Mumbai comes as the global real asset manager expands its data centre operations in key cities in India. Mumbai is India’s financial capital and the capital of Maharashtra. DPM Gan Kim Yong meeting the PSA Mumbai team, including port workers, on Aug 12, together with Acting Minister for Transport and Senior Minister of State Jeffrey Siow. PHOTO: MDDI The data centre sector is a growing area of cooperation between Singapore and India, which is looking to become a global hub for this business. Its data centre growth is fuelled by a large number of internet users, availability of land, and the adoption of cloud computing and artificial intelligence. At the inauguration of the data centre, DPM Gan and Maharashtra Chief Minister Devendra Fadnavis also witnessed the signing of a memorandum of understanding (MOU) for CLI to invest more than 192 billion rupees in Mumbai and Pune. CLI said the planned investments in Maharashtra will be in business parks, data centres, logistics, and industrial parks. This will add to the business parks the company has in Bengaluru, Chennai, Gurgaon, Hyderabad, Mumbai and Pune, on top of the 12 industrial and logistics parks it runs in India. The company added that the investments are part of a “broader growth strategy for India” and that it aims to increase its funds under management from more than $8 billion to some $15 billion by 2028. DPM Gan and Maharashtra Chief Minister Devendra Fadnavis witnessed the signing of an MOU for CapitaLand Investment to invest in Mumbai and Pune. PHOTO: CAPITALAND INVESTMENT DPM Gan also witnessed Singapore-based investment firm Mapletree Investments inking an MOU to invest 30 billion rupees to develop infrastructure in Maharashtra, including data centres, industrial parks and logistics parks. Additionally, he witnessed an MOU being signed between Manipal Health Enterprises and the Maharashtra government to facilitate a proposed investment by the former to construct and run a multi-speciality hospital in the city of Nagpur. DPM Gan and Mr Fadnavis toured Phase 2 of PSA Mumbai, a container terminal at Jawaharlal Nehru Port in Navi Mumbai operated by the international arm of PSA. The Phase 2 extension, when completed, would make PSA Mumbai India’s largest single container terminal. DPM Gan will next head to New Delhi, where he will lead the Singapore delegation at the India-Singapore Ministerial Roundtable. He will be accompanied by Coordinating Minister for National Security and Minister for Home Affairs K. Shanmugam, Foreign Minister Vivian Balakrishnan, Minister for Digital Development and Information Josephine Teo, Minister for Manpower and Minister-in-charge of Energy and Science and Technology Tan See Leng, and Acting Minister for Transport and Senior Minister of State for Finance Jeffrey Siow. They will meet Indian Minister of Finance and Corporate Affairs Nirmala Sitharaman, Minister of External Affairs S. Jaishankar, Minister of Commerce and Industry Piyush Goyal, and Minister for Electronics and Information Technology, Railways, Information and Broadcasting Ashwini Vaishnaw. India and Singapore share close political, defence and economic ties, with a constant exchange of high-level visits. Singapore is India’s top foreign investor and has accounted for about 24 per cent of India’s foreign direct investment equity inflows since 2000. Meanwhile, Indian investment in Singapore has grown from $481 million in 2004 to about $31.6 billion in 2023. The India-Singapore Ministerial Roundtable is a mechanism that the Indian government has termed as “unique” as it brings various ministers from both sides together to explore how the two countries can expand cooperation. The Ministry of Foreign Affairs noted that the roundtable on Aug 13 “is an important ministerial-level platform between Singapore and India to drive cooperation in new and emerging areas”. Nirmala Ganapathy is India bureau chief at The Straits Times. She is based in New Delhi and writes about India’s foreign policy and politics. E-paper Newsletters Podcasts RSS Feed About Us Terms &amp; Conditions Privacy Policy Need help? Reach us here. Advertise with us</w:t>
+        <w:t>Content: Maharashtra faced severe consequences from heavy rains. Six people died across the state. Marathwada was the worst-hit region. Nanded experienced a cloud burst. Rescue operations are underway. NDRF, SDRF, and the army are assisting. Chief Minister Devendra Fadnavis reviewed the situation. Several regions are on red alert. More heavy rains are expected in the next 24 hours. (Catch all the Business News, Breaking News, Budget 2025 Events and Latest News Updates on The Economic Times.) Subscribe to The Economic Times Prime and read the ET ePaper online. (Catch all the Business News, Breaking News, Budget 2025 Events and Latest News Updates on The Economic Times.) Subscribe to The Economic Times Prime and read the ET ePaper online. IndiGo’s GIFT City unit: Simple expansion or is there more to it than meets the eye? GST cut to benefit; but who gains the most? Good, bad, ugly: How will higher ethanol in petrol play out for you? Why are mid-cap stocks fizzling out? It’s not just about Trump tariffs. Stock Radar: This hotel stock is showing signs of bottoming out; time to buy? Logistics sector: Be tactical in the face of head &amp; tailwinds; 6 logistics stocks with an upside potential of over 30% 'You look fabulous in that suit' Why US is keenly watching India-Pakistan relations? Know in details PM Modi’s dream: Indian astronaut to step on Moon by 2040 India-China talks: Jaishankar, Wang Yi stress 'mutual growth'... CP Radhakrishnan as VP Candidate, Opposition asks ‘where is Jagdeep Dhankhar?’ EC Fails to convince Opposition, protests intensify Chinese Foreign Minister Wang Yi in India amid US tariff squeeze Putin shares insights with PM Modi on Trump meeting New war brewing in Syria? Sharaa’s strong warning to Israel Putin backs NATO-style security guarantees for Ukraine 'You look fabulous in that suit' Why US is keenly watching India-Pakistan relations? Know in details PM Modi’s dream: Indian astronaut to step on Moon by 2040 India-China talks: Jaishankar, Wang Yi stress 'mutual growth'... CP Radhakrishnan as VP Candidate, Opposition asks ‘where is Jagdeep Dhankhar?’ EC Fails to convince Opposition, protests intensify Chinese Foreign Minister Wang Yi in India amid US tariff squeeze Putin shares insights with PM Modi on Trump meeting New war brewing in Syria? Sharaa’s strong warning to Israel Putin backs NATO-style security guarantees for Ukraine Hot on Web In Case you missed it Top Searched Companies Top Calculators Top Definitions Most Searched IFSC Codes Top Story Listing Top Prime Articles Top Slideshow Private Companies Latest News Follow us on: Find this comment offensive? Choose your reason below and click on the Report button. This will alert our moderators to take action Reason for reporting: Your Reason has been Reported to the admin. Log In/Connect with: Will be displayed Will not be displayed Will be displayed Worry not. You’re just a step away. It seems like you're already an ETPrime member with Login using your ET Prime credentials to enjoy all member benefits Log out of your current logged-in account and log in again using your ET Prime credentials to enjoy all member benefits. Big Price Drop! Flat 40% Off Offer Exclusively For You Save up to Rs. 700/- ON ET PRIME MEMBERSHIP Offer Exclusively For You Get 1 Year Free With 1 and 2-Year ET prime membership Offer Exclusively For You Get 1 Year Free With 1 and 2-Year ET prime membership Offer Exclusively For You Get Flat 40% Off Then ₹ 1749 for 1 year Offer Exclusively For You ET Prime at ₹ 49 for 1 month Then ₹ 1749 for 1 year Special Offer Get flat 40% off on ETPrime What’s Included with ETPrime Membership Trump temper on H-1B visas is forcing Indians to do these things to stay put in US What Adani’s US indictment means for India Inc’s overseas fundraising Why veterans like Reliance, L&amp;T are on acquisition spree? Aswath Damodaran has an answer. Will China’s dollar bond sale in Saudi Arabia trump the US in financial world? Huawei launches its own OS to compete with Google and Apple. But can it win beyond China? The problem with lab grown diamonds Why a falling rupee is a better option for the economy A list of top 20 momentum stocks that have delivered massive returns in one year Investment Ideas Grow your wealth with stock ideas &amp; sectoral trends. Stock Reports Plus Buy low &amp; sell high with access to Stock Score, Upside potential &amp; more. BigBull Portfolio Get to know where the market bulls are investing to identify the right stocks. Stock Analyzer Check the score based on the company's fundamentals, solvency, growth, risk &amp; ownership to decide the right stocks. Market Mood Analyze the market sentiments &amp; identify the trend reversal for strategic decisions. Stock Talk Live at 9 AM Daily Ask your stock queries &amp; get assured replies by ET appointed, SEBI registered experts. ePaper - Print View Read the PDF version of ET newspaper. Download &amp; access it offline anytime. ePaper - Digital View Read your daily newspaper in Digital View &amp; get it delivered to your inbox everyday. Wealth Edition Manage your money efficiently with this weekly money management guide. TOI ePaper Read the PDF version of TOI newspaper. Download &amp; access it offline anytime. Deep Explainers Explore the In-depth explanation of complex topics for everyday life decisions. Health+ Stories Get fitter with daily health insights committed to your well-being. Personal Finance+ Stories Manage your wealth better with in-depth insights &amp; updates on finance. New York Times Exclusives Stay globally informed with exclusive story from New York Times. TimesPrime Subscription Access 20+ premium subscriptions like Spotify, Uber One &amp; more. Docubay Subscription Stream new documentaries from all across the world every day. Leadership | Entrepreneurship People | Culture Leadership | Entrepreneurship People | Culture Leadership | Entrepreneurship People | Culture Leadership | Entrepreneurship People | Culture Leadership | Entrepreneurship People | Culture Stories you might be interested in</w:t>
       </w:r>
     </w:p>
     <w:p>
@@ -2348,7 +1061,7 @@
       </w:pPr>
       <w:r>
         <w:rPr/>
-        <w:t>Article 723</w:t>
+        <w:t>Article 649</w:t>
       </w:r>
     </w:p>
     <w:p>
@@ -2387,7 +1100,7 @@
       </w:pPr>
       <w:r>
         <w:rPr/>
-        <w:t>Article 724</w:t>
+        <w:t>Article 650</w:t>
       </w:r>
     </w:p>
     <w:p>
@@ -2426,85 +1139,7 @@
       </w:pPr>
       <w:r>
         <w:rPr/>
-        <w:t>Article 725</w:t>
-      </w:r>
-    </w:p>
-    <w:p>
-      <w:pPr>
-        <w:pStyle w:val="Normal"/>
-      </w:pPr>
-      <w:r>
-        <w:rPr/>
-        <w:t>Title: Latest</w:t>
-      </w:r>
-    </w:p>
-    <w:p>
-      <w:pPr>
-        <w:pStyle w:val="Normal"/>
-      </w:pPr>
-      <w:r>
-        <w:rPr/>
-        <w:t xml:space="preserve">URL: </w:t>
-      </w:r>
-      <w:r>
-        <w:t xml:space="preserve"> https://daijiworld.com/news/newsDisplay?newsID=1289041</w:t>
-      </w:r>
-    </w:p>
-    <w:p>
-      <w:pPr>
-        <w:pStyle w:val="Normal"/>
-      </w:pPr>
-      <w:r>
-        <w:rPr/>
-        <w:t>Content: Daijiworld Media Network - Mumbai Mumbai, Aug 12: In a key decision during Tuesday’s cabinet meeting, Maharashtra Chief Minister Devendra Fadnavis and his team approved the recruitment of nearly 15,000 new police personnel, while also granting a long-demanded hike in commission margins for fair price shopkeepers across the state. The recruitment drive is part of a broader 150-day overhaul of the state police department, focused on modernising operations, updating outdated policies, streamlining compassionate appointments, and addressing existing vacancies. CM Fadnavis had previously announced the initiative during the Monsoon session of the state legislature. So far, between 2022 and 2025, the government has inducted 38,802 police officers into service. An additional proposal to recruit 13,560 more personnel is already under review, reflecting the state's commitment to strengthening law enforcement infrastructure. In another important development, the cabinet approved a revision in the commission for fair price shopkeepers who distribute foodgrains under the Public Distribution System (PDS). The margin rate has been increased by Rs 20 per quintal — from Rs 150 to Rs 170 — amounting to Rs 1,700 per metric ton. This increment is expected to cost the state exchequer an additional Rs 92.71 crore annually. Food and Civil Supply Minister Chhagan Bhujbal noted that shopkeepers had long been requesting this hike. “Several rounds of discussions were held. The government responded positively, and today’s decision reflects our support for those running the backbone of the PDS system,” he said. Additionally, the cabinet approved viability gap funding to promote air travel on the Solapur–Pune–Mumbai route, aiming to improve regional connectivity. In a move to ease access to credit for marginalized communities, the cabinet also relaxed guarantor conditions in various loan schemes managed by corporations under the Department of Social Justice and Special Assistance. The state guarantee for these schemes has now been extended for a period of five years. These cabinet decisions collectively underscore the Fadnavis government’s dual focus on public security and social welfare as Maharashtra heads into a crucial policy phase. Disclaimer: Please write your correct name and email address. Kindly do not post any personal, abusive, defamatory, infringing, obscene, indecent, discriminatory or unlawful or similar comments. Daijiworld.com will not be responsible for any defamatory message posted under this article. Please note that sending false messages to insult, defame, intimidate, mislead or deceive people or to intentionally cause public disorder is punishable under law. It is obligatory on Daijiworld to provide the IP address and other details of senders of such comments, to the authority concerned upon request. Hence, sending offensive comments using daijiworld will be purely at your own risk, and in no way will Daijiworld.com be held responsible.</w:t>
-      </w:r>
-    </w:p>
-    <w:p>
-      <w:pPr>
-        <w:pStyle w:val="Heading3"/>
-      </w:pPr>
-      <w:r>
-        <w:rPr/>
-        <w:t>Article 726</w:t>
-      </w:r>
-    </w:p>
-    <w:p>
-      <w:pPr>
-        <w:pStyle w:val="Normal"/>
-      </w:pPr>
-      <w:r>
-        <w:rPr/>
-        <w:t>Title: What vision did India’s chief ministers present on Independence Day 2025?</w:t>
-      </w:r>
-    </w:p>
-    <w:p>
-      <w:pPr>
-        <w:pStyle w:val="Normal"/>
-      </w:pPr>
-      <w:r>
-        <w:rPr/>
-        <w:t xml:space="preserve">URL: </w:t>
-      </w:r>
-      <w:r>
-        <w:t xml:space="preserve"> https://www.cnbctv18.com/photos/india/what-vision-did-indias-chief-ministers-present-on-independence-day-2025-19654635.htm</w:t>
-      </w:r>
-    </w:p>
-    <w:p>
-      <w:pPr>
-        <w:pStyle w:val="Normal"/>
-      </w:pPr>
-      <w:r>
-        <w:rPr/>
-        <w:t>Content: Following the Prime Minister's address, the chief ministers addressed their respective days on the occasion of Independence Day 2025. PM Narendra Modi announced a GST overhaul by Diwali, replacing the current multi-slab structure with two rates, 5% and 18%, plus a 40% bracket for select sin goods. Electronics and most 28% items will drop to 18%, while essentials stay tax-free. The revamp aims to cut prices, boost consumption, and simplify compliance. Here's a brief look at what the chief ministers of several states said on the occasion of Independence Day 2025. (Image Source: PTI) Maharashtra CM Devendra Fadnavis highlighted the state’s key role in India’s growth, citing leadership in manufacturing, exports, start-ups, and FDI inflow. He lauded security forces, stressed ‘Atmanirbhar Bharat’ and swadeshi, and detailed initiatives in green energy, AI in agriculture, infrastructure, and making Gadchiroli a future steel hub and Naxal-free district. (Image Source: PTI) UP CM Yogi Adityanath hailed Operation Sindoor’s success, highlighting BrahMos missiles and drones made in Lucknow as proof of India’s swadeshi strength. He appreciated the armed forces, detailed UP’s economic growth, security reforms, and investment gains, and urged citizens to adopt swadeshi and work towards PM Modi’s vision of Viksit Bharat by 2047. (Image Source: PTI) Telangana CM A Revanth Reddy pledged transparent policies, investor support, and priority for local investments. He defended his Delhi visits, highlighted securing better loan restructuring with PM Modi’s support, and announced major alumni donations to Hyderabad Public School. Reddy also vowed to develop Future City into a global model for the next millennium. (Image Source: PTI) Karnataka CM Siddaramaiah said the state aims to become the world’s “Capital of Innovation,” highlighting leadership in IT, quantum technology, AI, and renewable energy. He detailed major investment inflows, industrial expansion, tourism promotion, gig worker welfare, and agreements worth over ₹6 lakh crore, expected to create six lakh jobs. (Image Source: PTI) Bihar CM Nitish Kumar vowed to provide jobs and employment opportunities to one crore youth, citing past successes in job creation. He announced uniform exam fees, industrial incentives, new medical colleges, festival transport for migrants, and lump-sum aid to poor families. Kumar highlighted law-and-order gains, women’s reservations, and major budget growth since 2005. (Image Source: PTI) Tamil Nadu CM M K Stalin accused the centre of eroding states’ powers in sectors like education and health, urging Constitution-based action to restore federal balance and fair fund devolution. He highlighted Tamil Nadu’s 11.19% growth, welfare schemes, and global awards, announced pension hikes for freedom fighters, and unveiled new initiatives for ex-servicemen. (Image Source: PTI) News Live TV Market Popular Categories Calculators Trending Now Let's Connect with CNBCTV 18 Network 18 Group : ©TV18 Broadcast Limited. All rights reserved.</w:t>
-      </w:r>
-    </w:p>
-    <w:p>
-      <w:pPr>
-        <w:pStyle w:val="Heading3"/>
-      </w:pPr>
-      <w:r>
-        <w:rPr/>
-        <w:t>Article 727</w:t>
+        <w:t>Article 651</w:t>
       </w:r>
     </w:p>
     <w:p>
@@ -2543,46 +1178,7 @@
       </w:pPr>
       <w:r>
         <w:rPr/>
-        <w:t>Article 728</w:t>
-      </w:r>
-    </w:p>
-    <w:p>
-      <w:pPr>
-        <w:pStyle w:val="Normal"/>
-      </w:pPr>
-      <w:r>
-        <w:rPr/>
-        <w:t>Title: Only AAP provides women platform to enter politics Kejriwal</w:t>
-      </w:r>
-    </w:p>
-    <w:p>
-      <w:pPr>
-        <w:pStyle w:val="Normal"/>
-      </w:pPr>
-      <w:r>
-        <w:rPr/>
-        <w:t xml:space="preserve">URL: </w:t>
-      </w:r>
-      <w:r>
-        <w:t xml:space="preserve"> https://www.theweek.in/wire-updates/national/2025/08/13/des130-pb-aap-kejriwal.html</w:t>
-      </w:r>
-    </w:p>
-    <w:p>
-      <w:pPr>
-        <w:pStyle w:val="Normal"/>
-      </w:pPr>
-      <w:r>
-        <w:rPr/>
-        <w:t>Content: Chandigarh, Aug 13 (PTI) AAP national convener Arvind Kejriwal on Wednesday said ever since his party's government was formed in Punjab, it has been continuously working for the welfare and empowerment of women. Addressing a gathering through video conferencing, Kejriwal said only the Aam Aadmi Party gives women the opportunity to enter active politics. He was addressing the AAP's Women's Wing Leadership Training Programme. "Other parties use women only as a vote bank. Their women's wing leaders bring women to rallies or attend women-centric events, but they do not allow women from ordinary families to enter active politics," said a party release, quoting Kejriwal. Speaking on the AAP government's anti-drug drive, he said the 'war against drugs' campaign has provided the greatest relief to women. He said women suffer the most due to drugs because drugs snatch away their children and husbands and destroy their homes. Therefore, women should participate in the 'war against drugs' campaign and contribute significantly to eradicating drugs from Punjab, he said. Kejriwal appealed to women, saying that if their children, fathers, or husbands are addicted to drugs, they should admit them to de-addiction centers without hesitation. The AAP government has equipped these centers with all modern facilities, he said. The former Delhi chief minister said his party's leaders work for the welfare of the poor, which is why they are still alive in politics. Kejriwal said many "conspiracies" were hatched against his party's leader, and they were even sent to jail, but they did not break because they had the "blessings of the poor and common people." "We built good schools for the children of the poor, mohalla clinics and good government hospitals for their treatment, and made their electricity bills zero. These schemes have made life much easier for poor people. Otherwise, in such times of high inflation, survival would have been very difficult," he said. He claimed that because of these schemes, even the traditional voters of the BJP and Congress are now praising and supporting the AAP. (This story has not been edited by THE WEEK and is auto-generated from PTI) Now a Mahayuti ally too opposes Independence Day meat ban in Maharastra civic bodies. Devendra Fadnavis cornered? Who is Saaniya Chandok? Arjun Tendulkar engaged to Ravi Ghai's granddaughter 'War 2' review and release updates: The Hrithik Roshan and Jr NTR film expected to have a bumper opening Asian Paints, Berger Paints ramp up expansion, reach amid heightened competition and sluggish demand Geopolitics did not kill off India’s global capability centres; They evolved, instead! Copyright © 2024 All rights reserved</w:t>
-      </w:r>
-    </w:p>
-    <w:p>
-      <w:pPr>
-        <w:pStyle w:val="Heading3"/>
-      </w:pPr>
-      <w:r>
-        <w:rPr/>
-        <w:t>Article 729</w:t>
+        <w:t>Article 652</w:t>
       </w:r>
     </w:p>
     <w:p>
@@ -2621,46 +1217,7 @@
       </w:pPr>
       <w:r>
         <w:rPr/>
-        <w:t>Article 730</w:t>
-      </w:r>
-    </w:p>
-    <w:p>
-      <w:pPr>
-        <w:pStyle w:val="Normal"/>
-      </w:pPr>
-      <w:r>
-        <w:rPr/>
-        <w:t>Title: Maharashtra Cabinet Approves Recruitment of 15,000 Police Personnel</w:t>
-      </w:r>
-    </w:p>
-    <w:p>
-      <w:pPr>
-        <w:pStyle w:val="Normal"/>
-      </w:pPr>
-      <w:r>
-        <w:rPr/>
-        <w:t xml:space="preserve">URL: </w:t>
-      </w:r>
-      <w:r>
-        <w:t xml:space="preserve"> https://www.patrika.com/en/mumbai-news/maharashtra-cabinet-approves-recruitment-of-15000-police-personnel-19857478</w:t>
-      </w:r>
-    </w:p>
-    <w:p>
-      <w:pPr>
-        <w:pStyle w:val="Normal"/>
-      </w:pPr>
-      <w:r>
-        <w:rPr/>
-        <w:t>Content: Latest News State news Weather Bihar Election 2025 Kulish 100th Patrika Special National Entertainment Astro Health Sports Religion Politics International OTT Education Opinion Automobile Tech Gadgets Lifestyle Beauty Women Business Crime Jobs My News Shorts Epaper Mumbai • Patrika Desk • Aug 12, 2025 Maharashtra Police Recruitment Update: Thousands of young people in Maharashtra have had their wait end today. The state cabinet meeting approved a proposal for recruitment to approximately 15,000 positions in the Maharashtra Police Force. This decision was taken at the cabinet meeting (Maharashtra Cabinet Meeting) held today under the leadership of Chief Minister Devendra Fadnavis. The Fadnavis cabinet also green-lit several other important proposals in this meeting. The Food and Civil Supplies Department approved an increase in the margin for ration shopkeepers in the state, and the distribution of grains to ration card holders under the Public Distribution System will continue. Meanwhile, the Aviation Department decided to provide ‘viability gap funding’ for air travel between Solapur-Pune-Mumbai. The Department of Social Justice and Special Assistance has relaxed the guarantor conditions in various loan schemes and decided to extend the period of government guarantee to five years. This is a golden opportunity for young people preparing for the police recruitment. Candidates will need to start preparing now for all three stages: physical examination, written examination, and interview. Once the official notification for recruitment is released, complete information regarding eligibility criteria, necessary documents, and the application process will be available. There had been discontent among young people due to the long delay in the Maharashtra Police recruitment process, but now, with the green light from the Fadnavis cabinet, it is expected to begin soon. Share the news: Published on: 12 Aug 2025 03:07 pm DOWNLOAD ON Play Store DOWNLOAD ON App Store Trending Topics Asia Cup 2025 PM Modi Bihar Elections 2025 Top Categories National Bollywood Health Rajasthan Madhya Pradesh Legal Grievance Policy This website follows the DNPA’s code of conduct Statutory provisions on reporting (sexual offenses) Privacy Policy About Us Code of Conduct RSS Copyright © 2025 Patrika Group. All Rights Reserved.</w:t>
-      </w:r>
-    </w:p>
-    <w:p>
-      <w:pPr>
-        <w:pStyle w:val="Heading3"/>
-      </w:pPr>
-      <w:r>
-        <w:rPr/>
-        <w:t>Article 731</w:t>
+        <w:t>Article 653</w:t>
       </w:r>
     </w:p>
     <w:p>
@@ -2699,46 +1256,7 @@
       </w:pPr>
       <w:r>
         <w:rPr/>
-        <w:t>Article 732</w:t>
-      </w:r>
-    </w:p>
-    <w:p>
-      <w:pPr>
-        <w:pStyle w:val="Normal"/>
-      </w:pPr>
-      <w:r>
-        <w:rPr/>
-        <w:t>Title: Majhi Ladki Bahin Yojana: No New Applications in 5 Months, Speculation Over Scheme’s Future</w:t>
-      </w:r>
-    </w:p>
-    <w:p>
-      <w:pPr>
-        <w:pStyle w:val="Normal"/>
-      </w:pPr>
-      <w:r>
-        <w:rPr/>
-        <w:t xml:space="preserve">URL: </w:t>
-      </w:r>
-      <w:r>
-        <w:t xml:space="preserve"> https://www.lokmattimes.com/photos/maharashtra/majhi-ladki-bahin-yojana-no-new-applications-in-5-months-speculation-over-schemes-future/</w:t>
-      </w:r>
-    </w:p>
-    <w:p>
-      <w:pPr>
-        <w:pStyle w:val="Normal"/>
-      </w:pPr>
-      <w:r>
-        <w:rPr/>
-        <w:t>Content: Marathi | Hindi FOLLOW US : City By Lokmat Times Desk | Updated: August 13, 2025 13:45 IST2025-08-13T13:45:03+5:302025-08-13T13:45:03+5:30 Mukhyamantri Majhi Ladki Bahin Yojana: Chief Minister Devendra Fadnavis has assured that the Ladki Bahin Scheme will continue for the next five years and that the current monthly honorarium of ₹1,500 will be increased at the appropriate time. Some individuals have misused the scheme by making fraudulent entries. Their honorarium will be stopped. A few “clever” brothers, instead of uploading their own photos, uploaded pictures of motorcycles to avoid identification. Subsidies for such infiltrators have now been discontinued. District Collectors have been instructed to verify each applicant. Chief Minister Devendra Fadnavis also clarified that injustice faced by eligible sisters, who were wrongfully excluded, will be rectified. The Chief Minister Majhi Ladki Bahin Scheme, which proved to be a gamechanger for the Mahayuti alliance, has been in the spotlight since its inception. After the results of the previous Lok Sabha elections, the Mahayuti government announced the Majhi Ladki Bahin Scheme and also focused on its effective implementation. This resulted in a historic victory for the Mahayuti in the Assembly elections. However, following this, a review of the scheme led to the removal of lakhs of ineligible women beneficiaries. However, discussions have now begun on whether the craze for the Ladki Bahin Scheme has faded. The reason cited is the claim that not a single new application has been submitted for the scheme in the past five months. This has sparked speculation that women in the state may have turned their backs on the scheme. Under the ‘Chief Minister Ladki Bahin’ scheme—which played a key role in bringing the Mahayuti to power in the Assembly elections—not a single new application has been received in the past five months. It is also reported that the highest number of beneficiaries under this scheme are from Pune district. Some individuals sought information from the State’s Women and Child Development Department regarding the current status of the Ladki Bahin Scheme and the number of beneficiaries. As per the details received, it was found that not a single new application has been submitted in the past five months. The current status of the Ladki Bahin Scheme is as follows: eligible women – 1,59,56,967; applications submitted in the past five months – zero. Pune district has the highest number of eligible beneficiaries, while it is reported that a large proportion of the beneficiaries are women over the age of 65. Ruling party MLAs are said to privately admit that the Ladki Bahin Scheme is putting a strain on the state’s treasury. Due to this financial burden, there is also speculation that the government has been holding back funds for several other projects in the MLAs’ constituencies. Against this backdrop, discussions have emerged over whether not a single woman has applied for the scheme in the past five months. The absence of new applications has also sparked speculation that the government may be considering gradually scaling down the scope of the scheme. Meanwhile, it is learned that the verification process for the Ladki Bahin Scheme is being put on hold in view of the upcoming municipal and local body elections. According to the information received, the government had decided to review the list of beneficiaries under the ‘Chief Minister Majhi Ladki Bahin Scheme’ with the aim of reducing the number of recipients. Government has halted the entire process in view of the upcoming local body elections. Considering the forthcoming municipal corporation, municipal council, nagar parishad, zilla parishad, and panchayat samiti elections, the process will remain unchanged. All women who have registered will continue to receive the benefits until the elections are over. After the elections, the government is likely to take steps regarding the verification process. Launched in July last year, the Ladki Bahin Scheme received a total of 2.63 crore applications from across the state. After verification, the scheme initially benefitted 2.34 crore women. Later, this number settled at 2.47 crore beneficiaries, a figure that has remained unchanged for the past three months. The scheme places an annual burden of ₹50,000 crore on the state treasury. FOLLOW US : Copyright ©2025 Lokmat Media Pvt Ltd</w:t>
-      </w:r>
-    </w:p>
-    <w:p>
-      <w:pPr>
-        <w:pStyle w:val="Heading3"/>
-      </w:pPr>
-      <w:r>
-        <w:rPr/>
-        <w:t>Article 733</w:t>
+        <w:t>Article 654</w:t>
       </w:r>
     </w:p>
     <w:p>
@@ -2777,7 +1295,7 @@
       </w:pPr>
       <w:r>
         <w:rPr/>
-        <w:t>Article 734</w:t>
+        <w:t>Article 655</w:t>
       </w:r>
     </w:p>
     <w:p>
@@ -2808,6 +1326,45 @@
       <w:r>
         <w:rPr/>
         <w:t>Content: Home » National » Maha cabinet clears VGF for Solapur-Pune-Mumbai air route Posted By: Gopi August 12, 2025 Mumbai, Aug 12 (SocialNews.XYZ) Maharashtra Cabinet on Tuesday approved the provision of Viability Gap Funding (VGF) per seat for one year on the lines of UDAN scheme for the Solapur-Pune-Mumbai air route. “The Central government has launched the UDAN (Regional Connectivity Scheme) scheme to make air travel affordable for the common people. This scheme will also be implemented for Solapur Airport. Till the implementation of this scheme, funds will be made available as a feasibility gap at the rate of Rs 3,240 per seat (100 per cent VGF) for the year. This will help in reducing the Solapur-Pune-Mumbai air travel fare,” said the government release. As per the cabinet decision, the VGF will be made available to Star Air Company on a per-seat basis for the Solapur-Mumbai and Solapur-Pune routes. A provision of Rs 17.97 crore will be made for this purpose. Once the UDAN scheme is implemented for this airport, the government funding will be discontinued, and a 20 per cent viability gap fund (VGF) will be provided as per the central government's UDAN scheme, said the release. Minister of Food and Civil Supply Chhagan Bhujbal said the Chief Minister Devendra Fadnavis has directed the administration to study whether a similar VGF can be provided for launching flights on more routes, including Nashik Hyderabad, Nashik Ahmedabad and Nashik Bangalore. Meanwhile, the state undertaking Maharashtra State Transport Corporation (MSRTC) has earned an income of Rs 137.37 crore from passenger traffic on the occasion of Raksha Bandhan and public holidays between August 8 and 11. Notably, on one day, on August 11, the MSRTC learned an income of Rs 39 crore from passenger traffic. This is a record income for this financial year, informed Transport Minister and Chairman of Maharashtra State Road Transport Corporation Pratap Sarnaik on Tuesday after the cabinet meeting. Minister Sarnaik said every year MSRTC gets record income on the two days of Raksha Bandhan and Bhaubij (Diwali) due to a large amount of passenger traffic. As a result, for the past several years, MSRTC has been getting record income during the Raksha Bandhan festival. This year, there was a huge rush of passengers on Raksha Bandhan and its second day. On the day before Raksha Bandhan, on Friday, MSRTC earned Rs 34.86 crore, on Raksha Bandhan, Saturday, Rs 33.36 crore, and on Sunday, Rs 39.9 crore. Minister Sarnaik said on the occasion of the Raksha Bandhan festival from August 8 to 11, 1.93 crore passengers travelled safely through state transport buses. Of the 1.93 crore passengers, nearly 88 lakh were women passengers. Minister Sarnaik has expressed his gratitude for the large number of passengers who preferred to travel by state transport buses on the occasion of the Raksha Bandhan festival. He also congratulated the MSRTC employees who have worked diligently. Source: IANS Gopi Adusumilli is a Programmer. He is the editor of SocialNews.XYZ and President of AGK Fire Inc. He enjoys designing websites, developing mobile applications and publishing news articles on current events from various authenticated news sources. When it comes to writing he likes to write about current world politics and Indian Movies. His future plans include developing SocialNews.XYZ into a News website that has no bias or judgment towards any. He can be reached at gopi@socialnews.xyzMail | Web | Twitter Gopi Adusumilli is a Programmer. He is the editor of SocialNews.XYZ and President of AGK Fire Inc. He enjoys designing websites, developing mobile applications and publishing news articles on current events from various authenticated news sources. When it comes to writing he likes to write about current world politics and Indian Movies. His future plans include developing SocialNews.XYZ into a News website that has no bias or judgment towards any. He can be reached at gopi@socialnews.xyz Copyright 2025 | AGK FIRE INC| Terms of Service / Privacy Policy | Contact Us</w:t>
+      </w:r>
+    </w:p>
+    <w:p>
+      <w:pPr>
+        <w:pStyle w:val="Heading3"/>
+      </w:pPr>
+      <w:r>
+        <w:rPr/>
+        <w:t>Article 656</w:t>
+      </w:r>
+    </w:p>
+    <w:p>
+      <w:pPr>
+        <w:pStyle w:val="Normal"/>
+      </w:pPr>
+      <w:r>
+        <w:rPr/>
+        <w:t>Title: Savitribai Phule Pune University Withdraws 'Voice Of Devendra' Competition Notice After NSUI Objection</w:t>
+      </w:r>
+    </w:p>
+    <w:p>
+      <w:pPr>
+        <w:pStyle w:val="Normal"/>
+      </w:pPr>
+      <w:r>
+        <w:rPr/>
+        <w:t xml:space="preserve">URL: </w:t>
+      </w:r>
+      <w:r>
+        <w:t xml:space="preserve"> https://www.freepressjournal.in/education/savitribai-phule-pune-university-withdraws-voice-of-devendra-competition-notice-after-nsui-objection</w:t>
+      </w:r>
+    </w:p>
+    <w:p>
+      <w:pPr>
+        <w:pStyle w:val="Normal"/>
+      </w:pPr>
+      <w:r>
+        <w:rPr/>
+        <w:t>Content: Pune: The Savitribai Phule Pune University (SSPU) has withdrawn the notification for an elocution competition under the title "Voice of Devendra" after the NSUI, the Congress's student wing, opposed it, claiming the varsity was trying to implement the BJP's "hidden" agenda. The university's National Service Scheme (NSS) wing had uploaded a notification, dated August 5, on its website and appealed to students to take part in the elocution competition organised under the title "Voice of Devendra", taking inspiration from Maharashtra Chief Minister Devendra Fadnavis. The government-run university's NSS coordinator, Dr Sadanand Bhosale, told PTI on Tuesday that the varsity was not organising the competition. Dr Sadanand Bhosale's Statement "The Swarambh Foundation, IFELLOW Foundation and Nashik Pratishthan are the organisers, who had written to the university that they are holding an elocution competition, under the title name 'Voice of Devendra', on the topic 'Developed Maharashtra'. The NSS wing received the letter, and we put the notification on the website, stating those who wished to participate could register themselves," he said. Bhosale said some outfits assumed the NSS wing of the university is holding the competition. "We explained to them that we are not holding the competition and it was just posted so that interested students can take part, and now we have withdrawn the notification from the website," he said. Members of the NSUI on Tuesday staged a protest in the university, demanding that the notification be revoked. NSUI Member Akshay Kamble's Statement "It seems that through such a competition, the university and the NSS wing are implementing the BJP's hidden agenda. We registered our protest, and after facing opposition, the NSS wing withdrew the notification," NSUI member Akshay Kamble claimed. NCP (SP) Leader Rohit Pawar's Tweet NCP (SP) leader Rohit Pawar, in a post on X, said, "First, the SPPU stated that they did not organise the competition, but now they withdrew the notification issued by National Service Scheme (NSS), which shows the varsity's double standards. ‘व्हाइस ऑफ देवेंद्र’ या राज्यस्तरीय वकृत्व स्पर्धेला झालेल्या विरोधानंतर सावित्रीबाई फुले पुणे विद्यापीठाला आपलं पत्र मागं घेण्याची उपरती झाली. पण ‘एकीकडं व्हाइस ऑफ देवेंद्र’ राज्यस्तरीय वकृत्व स्पर्धेचं सावित्रीबाई फुले पुणे विद्यापीठाने आयोजन केलं नाही असं म्हणायचं आणि दुसरीकडं… pic.twitter.com/CCBiomiLAQ Pawar said the issue of implementing political agendas is not just restricted to one competition. "We will expose all such politically driven agendas by the end of this month," he wrote. (Except for the headline, this article has not been edited by FPJ's editorial team and is auto-generated from an agency feed.)</w:t>
       </w:r>
     </w:p>
     <w:sectPr>
